--- a/Docs/Основное/РПЗ Диплом ШаруновРД.docx
+++ b/Docs/Основное/РПЗ Диплом ШаруновРД.docx
@@ -4,13 +4,1510 @@
   <w:body>
     <w:p>
       <w:pPr>
+        <w:rPr>
+          <w:rFonts w:ascii="Times New Roman" w:hAnsi="Times New Roman"/>
+          <w:sz w:val="28"/>
+        </w:rPr>
+      </w:pPr>
+      <w:r>
+        <w:br w:type="page"/>
+      </w:r>
+    </w:p>
+    <w:p>
+      <w:pPr>
+        <w:pStyle w:val="aff0"/>
+        <w:rPr>
+          <w:noProof/>
+        </w:rPr>
+      </w:pPr>
+      <w:r>
+        <w:rPr>
+          <w:noProof/>
+        </w:rPr>
+        <w:lastRenderedPageBreak/>
+        <w:t>АННОТАЦИЯ</w:t>
+      </w:r>
+    </w:p>
+    <w:p>
+      <w:pPr>
+        <w:pStyle w:val="ab"/>
+        <w:rPr>
+          <w:noProof/>
+        </w:rPr>
+      </w:pPr>
+      <w:r>
+        <w:rPr>
+          <w:noProof/>
+        </w:rPr>
+        <w:t xml:space="preserve">Рассчетно-пояснительная записка </w:t>
+      </w:r>
+      <w:r>
+        <w:rPr>
+          <w:noProof/>
+        </w:rPr>
+        <w:t>56</w:t>
+      </w:r>
+      <w:r>
+        <w:rPr>
+          <w:noProof/>
+        </w:rPr>
+        <w:t xml:space="preserve"> с., </w:t>
+      </w:r>
+      <w:r>
+        <w:rPr>
+          <w:noProof/>
+        </w:rPr>
+        <w:t>29</w:t>
+      </w:r>
+      <w:r>
+        <w:rPr>
+          <w:noProof/>
+        </w:rPr>
+        <w:t xml:space="preserve"> рис., </w:t>
+      </w:r>
+      <w:r>
+        <w:rPr>
+          <w:noProof/>
+        </w:rPr>
+        <w:t xml:space="preserve">3 </w:t>
+      </w:r>
+      <w:r>
+        <w:rPr>
+          <w:noProof/>
+        </w:rPr>
+        <w:t xml:space="preserve">табл., </w:t>
+      </w:r>
+      <w:r>
+        <w:rPr>
+          <w:noProof/>
+        </w:rPr>
+        <w:t>12</w:t>
+      </w:r>
+      <w:r>
+        <w:rPr>
+          <w:noProof/>
+        </w:rPr>
+        <w:t xml:space="preserve"> источников.</w:t>
+      </w:r>
+    </w:p>
+    <w:p>
+      <w:pPr>
+        <w:rPr>
+          <w:rFonts w:ascii="Times New Roman" w:hAnsi="Times New Roman"/>
+          <w:sz w:val="28"/>
+        </w:rPr>
+      </w:pPr>
+      <w:r>
+        <w:br w:type="page"/>
+      </w:r>
+    </w:p>
+    <w:p>
+      <w:pPr>
+        <w:pStyle w:val="aff0"/>
+        <w:rPr>
+          <w:noProof/>
+        </w:rPr>
+      </w:pPr>
+      <w:r>
+        <w:rPr>
+          <w:noProof/>
+        </w:rPr>
+        <w:lastRenderedPageBreak/>
+        <w:t>СОДЕРЖАНИЕ</w:t>
+      </w:r>
+    </w:p>
+    <w:p>
+      <w:pPr>
+        <w:rPr>
+          <w:rFonts w:ascii="Times New Roman" w:hAnsi="Times New Roman"/>
+          <w:sz w:val="28"/>
+        </w:rPr>
+      </w:pPr>
+      <w:r>
+        <w:br w:type="page"/>
+      </w:r>
+    </w:p>
+    <w:p>
+      <w:pPr>
+        <w:pStyle w:val="aff0"/>
+      </w:pPr>
+      <w:r>
+        <w:lastRenderedPageBreak/>
+        <w:t>ВВЕДЕНИЕ</w:t>
+      </w:r>
+    </w:p>
+    <w:p>
+      <w:pPr>
+        <w:pStyle w:val="ab"/>
+      </w:pPr>
+      <w:r>
+        <w:t>ау</w:t>
+      </w:r>
+    </w:p>
+    <w:p>
+      <w:pPr>
+        <w:rPr>
+          <w:rFonts w:ascii="Times New Roman" w:hAnsi="Times New Roman"/>
+          <w:sz w:val="28"/>
+        </w:rPr>
+      </w:pPr>
+      <w:r>
+        <w:br w:type="page"/>
+      </w:r>
+    </w:p>
+    <w:p>
+      <w:pPr>
+        <w:pStyle w:val="a2"/>
+      </w:pPr>
+      <w:bookmarkStart w:id="0" w:name="_Toc135352892"/>
+      <w:bookmarkStart w:id="1" w:name="_Toc135353071"/>
+      <w:bookmarkStart w:id="2" w:name="_Toc135353177"/>
+      <w:bookmarkStart w:id="3" w:name="_Toc135353246"/>
+      <w:bookmarkStart w:id="4" w:name="_Toc135353380"/>
+      <w:bookmarkStart w:id="5" w:name="_Toc135353529"/>
+      <w:bookmarkStart w:id="6" w:name="_Toc135353554"/>
+      <w:bookmarkStart w:id="7" w:name="_Toc135353618"/>
+      <w:bookmarkStart w:id="8" w:name="_Toc135354033"/>
+      <w:bookmarkStart w:id="9" w:name="_Toc135354096"/>
+      <w:bookmarkStart w:id="10" w:name="_Toc135354168"/>
+      <w:bookmarkStart w:id="11" w:name="_Toc135354189"/>
+      <w:bookmarkStart w:id="12" w:name="_Toc135354281"/>
+      <w:bookmarkStart w:id="13" w:name="_Toc135354424"/>
+      <w:bookmarkStart w:id="14" w:name="_Toc135354607"/>
+      <w:bookmarkStart w:id="15" w:name="_Toc167839049"/>
+      <w:r>
+        <w:lastRenderedPageBreak/>
+        <w:t>НАУЧНО-</w:t>
+      </w:r>
+      <w:r>
+        <w:t>ИССЛЕДОВАТЕЛЬСКАЯ</w:t>
+      </w:r>
+      <w:r>
+        <w:t xml:space="preserve"> ЧАСТЬ</w:t>
+      </w:r>
+      <w:bookmarkEnd w:id="0"/>
+      <w:bookmarkEnd w:id="1"/>
+      <w:bookmarkEnd w:id="2"/>
+      <w:bookmarkEnd w:id="3"/>
+      <w:bookmarkEnd w:id="4"/>
+      <w:bookmarkEnd w:id="5"/>
+      <w:bookmarkEnd w:id="6"/>
+      <w:bookmarkEnd w:id="7"/>
+      <w:bookmarkEnd w:id="8"/>
+      <w:bookmarkEnd w:id="9"/>
+      <w:bookmarkEnd w:id="10"/>
+      <w:bookmarkEnd w:id="11"/>
+      <w:bookmarkEnd w:id="12"/>
+      <w:bookmarkEnd w:id="13"/>
+      <w:bookmarkEnd w:id="14"/>
+      <w:bookmarkEnd w:id="15"/>
+    </w:p>
+    <w:p>
+      <w:pPr>
+        <w:pStyle w:val="a3"/>
+        <w:spacing w:before="240"/>
+      </w:pPr>
+      <w:bookmarkStart w:id="16" w:name="_Toc135352893"/>
+      <w:bookmarkStart w:id="17" w:name="_Toc135353072"/>
+      <w:bookmarkStart w:id="18" w:name="_Toc135353178"/>
+      <w:bookmarkStart w:id="19" w:name="_Toc135353247"/>
+      <w:bookmarkStart w:id="20" w:name="_Toc135353381"/>
+      <w:bookmarkStart w:id="21" w:name="_Toc135353530"/>
+      <w:bookmarkStart w:id="22" w:name="_Toc135353555"/>
+      <w:bookmarkStart w:id="23" w:name="_Toc135353619"/>
+      <w:bookmarkStart w:id="24" w:name="_Toc135354034"/>
+      <w:bookmarkStart w:id="25" w:name="_Toc135354097"/>
+      <w:bookmarkStart w:id="26" w:name="_Toc135354169"/>
+      <w:bookmarkStart w:id="27" w:name="_Toc135354190"/>
+      <w:bookmarkStart w:id="28" w:name="_Toc135354282"/>
+      <w:bookmarkStart w:id="29" w:name="_Toc135354425"/>
+      <w:bookmarkStart w:id="30" w:name="_Toc135354608"/>
+      <w:bookmarkStart w:id="31" w:name="_Toc167839050"/>
+      <w:r>
+        <w:t xml:space="preserve">Постановка задачи </w:t>
+      </w:r>
+      <w:r>
+        <w:t>проектирования</w:t>
+      </w:r>
+      <w:bookmarkEnd w:id="16"/>
+      <w:bookmarkEnd w:id="17"/>
+      <w:bookmarkEnd w:id="18"/>
+      <w:bookmarkEnd w:id="19"/>
+      <w:bookmarkEnd w:id="20"/>
+      <w:bookmarkEnd w:id="21"/>
+      <w:bookmarkEnd w:id="22"/>
+      <w:bookmarkEnd w:id="23"/>
+      <w:bookmarkEnd w:id="24"/>
+      <w:bookmarkEnd w:id="25"/>
+      <w:bookmarkEnd w:id="26"/>
+      <w:bookmarkEnd w:id="27"/>
+      <w:bookmarkEnd w:id="28"/>
+      <w:bookmarkEnd w:id="29"/>
+      <w:bookmarkEnd w:id="30"/>
+      <w:bookmarkEnd w:id="31"/>
+    </w:p>
+    <w:p>
+      <w:pPr>
+        <w:pStyle w:val="ab"/>
+      </w:pPr>
+      <w:r>
+        <w:t>Постановка задачи проектирования заключается в определении требований, которые должны быть удовлетворены разрабатываемой системой организации праздничных списков желаемого. В частности, следует проанализировать существующие методы и процессы управления подарками, определить основные проблемы и ограничения, возникающие при согласовании дарения без специализированных инструментов, а также выявить потребности и ожидания пользователей от итоговой системы. Кроме того, необходимо определить функциональные требования к разрабатываемому решению: какие возможности должны быть реализованы и какие данные должны быть обработаны и сохранены. Важным аспектом является обеспечение архитектурной гибкости системы, позволяющей интегрировать её с различными популярными платформами и мессенджерами в качестве независимого модуля. В результате постановки задачи проектирования должны быть определены основные цели и задачи проекта, что в свою очередь поможет правильно сформулировать задачу разработки и создать эффективную, масштабируемую систему организации праздничных списков желаемого.</w:t>
+      </w:r>
+    </w:p>
+    <w:p>
+      <w:pPr>
+        <w:pStyle w:val="a3"/>
+        <w:spacing w:before="240"/>
+      </w:pPr>
+      <w:bookmarkStart w:id="32" w:name="_Toc135352894"/>
+      <w:bookmarkStart w:id="33" w:name="_Toc135353073"/>
+      <w:bookmarkStart w:id="34" w:name="_Toc135353179"/>
+      <w:bookmarkStart w:id="35" w:name="_Toc135353248"/>
+      <w:bookmarkStart w:id="36" w:name="_Toc135353382"/>
+      <w:bookmarkStart w:id="37" w:name="_Toc135353531"/>
+      <w:bookmarkStart w:id="38" w:name="_Toc135353556"/>
+      <w:bookmarkStart w:id="39" w:name="_Toc135353620"/>
+      <w:bookmarkStart w:id="40" w:name="_Toc135354035"/>
+      <w:bookmarkStart w:id="41" w:name="_Toc135354098"/>
+      <w:bookmarkStart w:id="42" w:name="_Toc135354170"/>
+      <w:bookmarkStart w:id="43" w:name="_Toc135354191"/>
+      <w:bookmarkStart w:id="44" w:name="_Toc135354283"/>
+      <w:bookmarkStart w:id="45" w:name="_Toc135354426"/>
+      <w:bookmarkStart w:id="46" w:name="_Toc135354609"/>
+      <w:bookmarkStart w:id="47" w:name="_Toc167839051"/>
+      <w:r>
+        <w:t xml:space="preserve">Описание </w:t>
+      </w:r>
+      <w:r>
+        <w:t>предметной</w:t>
+      </w:r>
+      <w:r>
+        <w:t xml:space="preserve"> области</w:t>
+      </w:r>
+      <w:bookmarkEnd w:id="32"/>
+      <w:bookmarkEnd w:id="33"/>
+      <w:bookmarkEnd w:id="34"/>
+      <w:bookmarkEnd w:id="35"/>
+      <w:bookmarkEnd w:id="36"/>
+      <w:bookmarkEnd w:id="37"/>
+      <w:bookmarkEnd w:id="38"/>
+      <w:bookmarkEnd w:id="39"/>
+      <w:bookmarkEnd w:id="40"/>
+      <w:bookmarkEnd w:id="41"/>
+      <w:bookmarkEnd w:id="42"/>
+      <w:bookmarkEnd w:id="43"/>
+      <w:bookmarkEnd w:id="44"/>
+      <w:bookmarkEnd w:id="45"/>
+      <w:bookmarkEnd w:id="46"/>
+      <w:bookmarkEnd w:id="47"/>
+    </w:p>
+    <w:p>
+      <w:pPr>
+        <w:pStyle w:val="ab"/>
+      </w:pPr>
+      <w:r>
+        <w:t xml:space="preserve">В современном обществе культура дарения подарков является значимым элементом социального взаимодействия, сопровождающим личные праздники, корпоративные мероприятия и семейные торжества. Процесс выбора и вручения подарка традиционно </w:t>
+      </w:r>
+      <w:r>
+        <w:t>связан</w:t>
+      </w:r>
+      <w:r>
+        <w:t xml:space="preserve"> с рядом организационных сложностей: необходимостью учета предпочтений одариваемого, риском дублирования </w:t>
+      </w:r>
+      <w:r>
+        <w:t>вещей</w:t>
+      </w:r>
+      <w:r>
+        <w:t xml:space="preserve"> от разных гостей, трудностями при организации коллективного финансирования дорогостоящих </w:t>
+      </w:r>
+      <w:r>
+        <w:t>товаров</w:t>
+      </w:r>
+      <w:r>
+        <w:t xml:space="preserve"> и отсутствием единого пространства для фиксации пожеланий. Зачастую координация этих процессов осуществляется фрагментарно, через личные сообщения или устные договоренности, что приводит к потере информации и снижению качества праздника.</w:t>
+      </w:r>
+    </w:p>
+    <w:p>
+      <w:pPr>
+        <w:pStyle w:val="ab"/>
+      </w:pPr>
+      <w:r>
+        <w:lastRenderedPageBreak/>
+        <w:t>Существующие подходы к организации списков желаний часто реализуются в виде разрозненных функций крупных маркетплейсов или специализированных веб-сервисов, требующих отдельной регистрации и установки дополнительных приложений. Такие решения могут обладать избыточным функционалом или, напротив, не предоставлять необходимых инструментов для гибкого управления подарками, таких как кастомизация карточек, детальное бронирование или разделение стоимости между несколькими дарителями. Отсутствие универсальной платформы, позволяющей централизованно управлять списками, отслеживать статусы подарков и координировать действия участников дарения без привязки к конкретному магазину, создает потребность в разработке специализированного программного решения.</w:t>
+      </w:r>
+    </w:p>
+    <w:p>
+      <w:pPr>
+        <w:pStyle w:val="ab"/>
+      </w:pPr>
+      <w:r>
+        <w:t>Автоматизация процессов управления праздничными списками желаемого позволяет структурировать информацию о пожеланиях, исключить дублирование подарков и упростить механизм коллективного дарения. Разработка системы, предоставляющей инструменты для создания персонализированных карточек подарков, их поиска, бронирования и генерации идей, способствует повышению эффективности взаимодействия между участниками праздника. Внедрение подобного решения оптимизирует временные затраты пользователей, снижает вероятность организационных ошибо</w:t>
+      </w:r>
+      <w:r>
+        <w:t>к</w:t>
+      </w:r>
+      <w:r>
+        <w:t>.</w:t>
+      </w:r>
+    </w:p>
+    <w:p>
+      <w:pPr>
+        <w:pStyle w:val="a3"/>
+        <w:spacing w:before="240"/>
+      </w:pPr>
+      <w:bookmarkStart w:id="48" w:name="_Toc135352895"/>
+      <w:bookmarkStart w:id="49" w:name="_Toc135353074"/>
+      <w:bookmarkStart w:id="50" w:name="_Toc135353180"/>
+      <w:bookmarkStart w:id="51" w:name="_Toc135353249"/>
+      <w:bookmarkStart w:id="52" w:name="_Toc135353383"/>
+      <w:bookmarkStart w:id="53" w:name="_Toc135353532"/>
+      <w:bookmarkStart w:id="54" w:name="_Toc135353557"/>
+      <w:bookmarkStart w:id="55" w:name="_Toc135353621"/>
+      <w:bookmarkStart w:id="56" w:name="_Toc135354036"/>
+      <w:bookmarkStart w:id="57" w:name="_Toc135354099"/>
+      <w:bookmarkStart w:id="58" w:name="_Toc135354171"/>
+      <w:bookmarkStart w:id="59" w:name="_Toc135354192"/>
+      <w:bookmarkStart w:id="60" w:name="_Toc135354284"/>
+      <w:bookmarkStart w:id="61" w:name="_Toc135354427"/>
+      <w:bookmarkStart w:id="62" w:name="_Toc135354610"/>
+      <w:bookmarkStart w:id="63" w:name="_Toc167839052"/>
+      <w:r>
+        <w:t xml:space="preserve">Анализ </w:t>
+      </w:r>
+      <w:r>
+        <w:t>аналогов</w:t>
+      </w:r>
+      <w:r>
+        <w:t xml:space="preserve"> и прототипо</w:t>
+      </w:r>
+      <w:bookmarkEnd w:id="48"/>
+      <w:bookmarkEnd w:id="49"/>
+      <w:bookmarkEnd w:id="50"/>
+      <w:bookmarkEnd w:id="51"/>
+      <w:bookmarkEnd w:id="52"/>
+      <w:bookmarkEnd w:id="53"/>
+      <w:bookmarkEnd w:id="54"/>
+      <w:bookmarkEnd w:id="55"/>
+      <w:bookmarkEnd w:id="56"/>
+      <w:bookmarkEnd w:id="57"/>
+      <w:bookmarkEnd w:id="58"/>
+      <w:bookmarkEnd w:id="59"/>
+      <w:bookmarkEnd w:id="60"/>
+      <w:bookmarkEnd w:id="61"/>
+      <w:bookmarkEnd w:id="62"/>
+      <w:r>
+        <w:t>в</w:t>
+      </w:r>
+      <w:bookmarkEnd w:id="63"/>
+    </w:p>
+    <w:p>
+      <w:pPr>
+        <w:pStyle w:val="ab"/>
+        <w:rPr>
+          <w:b/>
+          <w:bCs/>
+        </w:rPr>
+      </w:pPr>
+      <w:r>
+        <w:rPr>
+          <w:b/>
+          <w:bCs/>
+        </w:rPr>
+        <w:t xml:space="preserve">Специализированный веб-сервис </w:t>
+      </w:r>
+      <w:proofErr w:type="spellStart"/>
+      <w:r>
+        <w:rPr>
+          <w:b/>
+          <w:bCs/>
+        </w:rPr>
+        <w:t>WishList</w:t>
+      </w:r>
+      <w:proofErr w:type="spellEnd"/>
+      <w:r>
+        <w:rPr>
+          <w:b/>
+          <w:bCs/>
+        </w:rPr>
+        <w:t xml:space="preserve"> </w:t>
+      </w:r>
+    </w:p>
+    <w:p>
+      <w:pPr>
+        <w:pStyle w:val="ab"/>
+        <w:rPr>
+          <w:color w:val="000000"/>
+          <w:shd w:val="clear" w:color="auto" w:fill="FFFFFF"/>
+        </w:rPr>
+      </w:pPr>
+      <w:r>
+        <w:rPr>
+          <w:color w:val="000000"/>
+          <w:shd w:val="clear" w:color="auto" w:fill="FFFFFF"/>
+        </w:rPr>
+        <w:t xml:space="preserve">Один из популярных специализированных сервисов для создания списков желаний. Позволяет добавлять товары с любых сайтов интернета через </w:t>
+      </w:r>
+      <w:r>
+        <w:rPr>
+          <w:color w:val="000000"/>
+          <w:shd w:val="clear" w:color="auto" w:fill="FFFFFF"/>
+        </w:rPr>
+        <w:t>собственный поисковик.</w:t>
+      </w:r>
+    </w:p>
+    <w:p>
+      <w:pPr>
         <w:pStyle w:val="ab"/>
         <w:ind w:firstLine="0"/>
         <w:jc w:val="center"/>
       </w:pPr>
+      <w:r>
+        <w:rPr>
+          <w:noProof/>
+        </w:rPr>
+        <w:lastRenderedPageBreak/>
+        <w:drawing>
+          <wp:inline distT="0" distB="0" distL="0" distR="0" wp14:anchorId="143A2B6E" wp14:editId="235B47CB">
+            <wp:extent cx="5414845" cy="3116646"/>
+            <wp:effectExtent l="0" t="0" r="0" b="7620"/>
+            <wp:docPr id="1" name="Рисунок 1"/>
+            <wp:cNvGraphicFramePr>
+              <a:graphicFrameLocks xmlns:a="http://schemas.openxmlformats.org/drawingml/2006/main" noChangeAspect="1"/>
+            </wp:cNvGraphicFramePr>
+            <a:graphic xmlns:a="http://schemas.openxmlformats.org/drawingml/2006/main">
+              <a:graphicData uri="http://schemas.openxmlformats.org/drawingml/2006/picture">
+                <pic:pic xmlns:pic="http://schemas.openxmlformats.org/drawingml/2006/picture">
+                  <pic:nvPicPr>
+                    <pic:cNvPr id="1" name="Рисунок 1"/>
+                    <pic:cNvPicPr/>
+                  </pic:nvPicPr>
+                  <pic:blipFill>
+                    <a:blip r:embed="rId8"/>
+                    <a:stretch>
+                      <a:fillRect/>
+                    </a:stretch>
+                  </pic:blipFill>
+                  <pic:spPr>
+                    <a:xfrm>
+                      <a:off x="0" y="0"/>
+                      <a:ext cx="5414845" cy="3116646"/>
+                    </a:xfrm>
+                    <a:prstGeom prst="rect">
+                      <a:avLst/>
+                    </a:prstGeom>
+                  </pic:spPr>
+                </pic:pic>
+              </a:graphicData>
+            </a:graphic>
+          </wp:inline>
+        </w:drawing>
+      </w:r>
+    </w:p>
+    <w:p>
+      <w:pPr>
+        <w:pStyle w:val="ab"/>
+        <w:ind w:firstLine="0"/>
+        <w:jc w:val="center"/>
+        <w:rPr>
+          <w:color w:val="000000"/>
+          <w:shd w:val="clear" w:color="auto" w:fill="FFFFFF"/>
+        </w:rPr>
+      </w:pPr>
+      <w:r>
+        <w:t xml:space="preserve">Рис. </w:t>
+      </w:r>
+      <w:fldSimple w:instr=" SEQ Рис. \* ARABIC ">
+        <w:r>
+          <w:rPr>
+            <w:noProof/>
+          </w:rPr>
+          <w:t>1</w:t>
+        </w:r>
+      </w:fldSimple>
+      <w:r>
+        <w:t>. Страница со списком желаемого на</w:t>
+      </w:r>
+      <w:r>
+        <w:t xml:space="preserve"> </w:t>
+      </w:r>
+      <w:r>
+        <w:t xml:space="preserve">сайте </w:t>
+      </w:r>
+      <w:r>
+        <w:rPr>
+          <w:lang w:val="en-US"/>
+        </w:rPr>
+        <w:t>Wishlist</w:t>
+      </w:r>
+    </w:p>
+    <w:p>
+      <w:pPr>
+        <w:pStyle w:val="ab"/>
+        <w:rPr>
+          <w:color w:val="000000"/>
+          <w:shd w:val="clear" w:color="auto" w:fill="FFFFFF"/>
+        </w:rPr>
+      </w:pPr>
+      <w:r>
+        <w:rPr>
+          <w:color w:val="000000"/>
+          <w:shd w:val="clear" w:color="auto" w:fill="FFFFFF"/>
+        </w:rPr>
+        <w:t>Обладает следующим функционалом:</w:t>
+      </w:r>
+    </w:p>
+    <w:p>
+      <w:pPr>
+        <w:pStyle w:val="ab"/>
+        <w:numPr>
+          <w:ilvl w:val="0"/>
+          <w:numId w:val="33"/>
+        </w:numPr>
+      </w:pPr>
+      <w:r>
+        <w:t>Добавление товаров с любых внешних ресурсов</w:t>
+      </w:r>
+    </w:p>
+    <w:p>
+      <w:pPr>
+        <w:pStyle w:val="ab"/>
+        <w:numPr>
+          <w:ilvl w:val="0"/>
+          <w:numId w:val="33"/>
+        </w:numPr>
+      </w:pPr>
+      <w:r>
+        <w:t>Возможность делиться списком через прямую ссылку</w:t>
+      </w:r>
+    </w:p>
+    <w:p>
+      <w:pPr>
+        <w:pStyle w:val="ab"/>
+        <w:numPr>
+          <w:ilvl w:val="0"/>
+          <w:numId w:val="33"/>
+        </w:numPr>
+      </w:pPr>
+      <w:r>
+        <w:t>Отметка о покупке товара друзьями</w:t>
+      </w:r>
+    </w:p>
+    <w:p>
+      <w:pPr>
+        <w:pStyle w:val="ab"/>
+        <w:numPr>
+          <w:ilvl w:val="0"/>
+          <w:numId w:val="33"/>
+        </w:numPr>
+      </w:pPr>
+      <w:r>
+        <w:t>Комментарии к товарам</w:t>
+      </w:r>
+    </w:p>
+    <w:p>
+      <w:pPr>
+        <w:pStyle w:val="ab"/>
+        <w:keepNext/>
+        <w:ind w:firstLine="0"/>
+        <w:jc w:val="center"/>
+      </w:pPr>
+      <w:r>
+        <w:rPr>
+          <w:noProof/>
+        </w:rPr>
+        <w:drawing>
+          <wp:inline distT="0" distB="0" distL="0" distR="0" wp14:anchorId="675706B7" wp14:editId="50EF72A7">
+            <wp:extent cx="5410200" cy="2829718"/>
+            <wp:effectExtent l="0" t="0" r="0" b="8890"/>
+            <wp:docPr id="2" name="Рисунок 2"/>
+            <wp:cNvGraphicFramePr>
+              <a:graphicFrameLocks xmlns:a="http://schemas.openxmlformats.org/drawingml/2006/main" noChangeAspect="1"/>
+            </wp:cNvGraphicFramePr>
+            <a:graphic xmlns:a="http://schemas.openxmlformats.org/drawingml/2006/main">
+              <a:graphicData uri="http://schemas.openxmlformats.org/drawingml/2006/picture">
+                <pic:pic xmlns:pic="http://schemas.openxmlformats.org/drawingml/2006/picture">
+                  <pic:nvPicPr>
+                    <pic:cNvPr id="1" name=""/>
+                    <pic:cNvPicPr/>
+                  </pic:nvPicPr>
+                  <pic:blipFill>
+                    <a:blip r:embed="rId9"/>
+                    <a:stretch>
+                      <a:fillRect/>
+                    </a:stretch>
+                  </pic:blipFill>
+                  <pic:spPr>
+                    <a:xfrm>
+                      <a:off x="0" y="0"/>
+                      <a:ext cx="5415055" cy="2832257"/>
+                    </a:xfrm>
+                    <a:prstGeom prst="rect">
+                      <a:avLst/>
+                    </a:prstGeom>
+                  </pic:spPr>
+                </pic:pic>
+              </a:graphicData>
+            </a:graphic>
+          </wp:inline>
+        </w:drawing>
+      </w:r>
+    </w:p>
+    <w:p>
+      <w:pPr>
+        <w:pStyle w:val="ab"/>
+        <w:ind w:firstLine="0"/>
+        <w:jc w:val="center"/>
+        <w:rPr>
+          <w:b/>
+          <w:bCs/>
+        </w:rPr>
+      </w:pPr>
+      <w:r>
+        <w:t xml:space="preserve">Рис. </w:t>
+      </w:r>
+      <w:fldSimple w:instr=" SEQ Рис. \* ARABIC ">
+        <w:r>
+          <w:rPr>
+            <w:noProof/>
+          </w:rPr>
+          <w:t>2</w:t>
+        </w:r>
+      </w:fldSimple>
+      <w:r>
+        <w:t xml:space="preserve">. Карточка желаемого товара на сайте </w:t>
+      </w:r>
+      <w:r>
+        <w:rPr>
+          <w:lang w:val="en-US"/>
+        </w:rPr>
+        <w:t>Wishlist</w:t>
+      </w:r>
+    </w:p>
+    <w:p>
+      <w:pPr>
+        <w:pStyle w:val="ab"/>
+      </w:pPr>
+      <w:r>
+        <w:t>Недостатки:</w:t>
+      </w:r>
+    </w:p>
+    <w:p>
+      <w:pPr>
+        <w:pStyle w:val="ab"/>
+        <w:numPr>
+          <w:ilvl w:val="0"/>
+          <w:numId w:val="33"/>
+        </w:numPr>
+      </w:pPr>
+      <w:r>
+        <w:t>Отсутствие механизма разделения стоимости одного товара между несколькими пользователями</w:t>
+      </w:r>
+    </w:p>
+    <w:p>
+      <w:pPr>
+        <w:pStyle w:val="ab"/>
+        <w:numPr>
+          <w:ilvl w:val="0"/>
+          <w:numId w:val="33"/>
+        </w:numPr>
+      </w:pPr>
+      <w:r>
+        <w:lastRenderedPageBreak/>
+        <w:t>Слабые инструменты генерации идей</w:t>
+      </w:r>
+    </w:p>
+    <w:p>
+      <w:pPr>
+        <w:pStyle w:val="ab"/>
+        <w:numPr>
+          <w:ilvl w:val="0"/>
+          <w:numId w:val="33"/>
+        </w:numPr>
+      </w:pPr>
+      <w:r>
+        <w:t>Интерфейс часто перегружен рекламой партнерских магазинов</w:t>
+      </w:r>
+    </w:p>
+    <w:p>
+      <w:pPr>
+        <w:pStyle w:val="ab"/>
+        <w:numPr>
+          <w:ilvl w:val="0"/>
+          <w:numId w:val="33"/>
+        </w:numPr>
+      </w:pPr>
+      <w:r>
+        <w:t>Нет глубокой кастомизации карточек подарков (нельзя создать абстрактный подарок без ссылки на магазин)</w:t>
+      </w:r>
+    </w:p>
+    <w:p>
+      <w:pPr>
+        <w:pStyle w:val="ab"/>
+        <w:spacing w:before="240"/>
+        <w:rPr>
+          <w:b/>
+          <w:bCs/>
+        </w:rPr>
+      </w:pPr>
+      <w:r>
+        <w:rPr>
+          <w:b/>
+          <w:bCs/>
+        </w:rPr>
+        <w:t>«</w:t>
+      </w:r>
+      <w:proofErr w:type="spellStart"/>
+      <w:r>
+        <w:rPr>
+          <w:b/>
+          <w:bCs/>
+        </w:rPr>
+        <w:t>Вишлисты</w:t>
+      </w:r>
+      <w:proofErr w:type="spellEnd"/>
+      <w:r>
+        <w:rPr>
+          <w:b/>
+          <w:bCs/>
+        </w:rPr>
+        <w:t xml:space="preserve">» на маркетплейсах </w:t>
+      </w:r>
+      <w:proofErr w:type="spellStart"/>
+      <w:r>
+        <w:rPr>
+          <w:b/>
+          <w:bCs/>
+        </w:rPr>
+        <w:t>Яндекс.Маркет</w:t>
+      </w:r>
+      <w:proofErr w:type="spellEnd"/>
+      <w:r>
+        <w:rPr>
+          <w:b/>
+          <w:bCs/>
+        </w:rPr>
+        <w:t xml:space="preserve"> </w:t>
+      </w:r>
+      <w:r>
+        <w:rPr>
+          <w:b/>
+          <w:bCs/>
+        </w:rPr>
+        <w:t>и</w:t>
+      </w:r>
+      <w:r>
+        <w:rPr>
+          <w:b/>
+          <w:bCs/>
+        </w:rPr>
+        <w:t xml:space="preserve"> </w:t>
+      </w:r>
+      <w:proofErr w:type="spellStart"/>
+      <w:r>
+        <w:rPr>
+          <w:b/>
+          <w:bCs/>
+        </w:rPr>
+        <w:t>Ozon</w:t>
+      </w:r>
+      <w:proofErr w:type="spellEnd"/>
+      <w:r>
+        <w:rPr>
+          <w:b/>
+          <w:bCs/>
+        </w:rPr>
+        <w:t xml:space="preserve"> </w:t>
+      </w:r>
+    </w:p>
+    <w:p>
+      <w:pPr>
+        <w:pStyle w:val="ab"/>
+        <w:rPr>
+          <w:color w:val="000000"/>
+          <w:shd w:val="clear" w:color="auto" w:fill="FFFFFF"/>
+        </w:rPr>
+      </w:pPr>
+      <w:r>
+        <w:rPr>
+          <w:color w:val="000000"/>
+          <w:shd w:val="clear" w:color="auto" w:fill="FFFFFF"/>
+        </w:rPr>
+        <w:t>Встроенный функционал крупных торговых агрегаторов, позволяющий сохранять понравившиеся товары в личный список.</w:t>
+      </w:r>
+    </w:p>
+    <w:p>
+      <w:pPr>
+        <w:pStyle w:val="ab"/>
+        <w:keepNext/>
+        <w:ind w:firstLine="0"/>
+        <w:jc w:val="center"/>
+      </w:pPr>
+      <w:r>
+        <w:rPr>
+          <w:noProof/>
+        </w:rPr>
+        <w:drawing>
+          <wp:inline distT="0" distB="0" distL="0" distR="0" wp14:anchorId="5D7DA4EB" wp14:editId="02661B09">
+            <wp:extent cx="3992880" cy="2697480"/>
+            <wp:effectExtent l="0" t="0" r="7620" b="7620"/>
+            <wp:docPr id="3" name="Рисунок 3"/>
+            <wp:cNvGraphicFramePr>
+              <a:graphicFrameLocks xmlns:a="http://schemas.openxmlformats.org/drawingml/2006/main" noChangeAspect="1"/>
+            </wp:cNvGraphicFramePr>
+            <a:graphic xmlns:a="http://schemas.openxmlformats.org/drawingml/2006/main">
+              <a:graphicData uri="http://schemas.openxmlformats.org/drawingml/2006/picture">
+                <pic:pic xmlns:pic="http://schemas.openxmlformats.org/drawingml/2006/picture">
+                  <pic:nvPicPr>
+                    <pic:cNvPr id="1" name=""/>
+                    <pic:cNvPicPr/>
+                  </pic:nvPicPr>
+                  <pic:blipFill rotWithShape="1">
+                    <a:blip r:embed="rId10"/>
+                    <a:srcRect r="12213"/>
+                    <a:stretch/>
+                  </pic:blipFill>
+                  <pic:spPr bwMode="auto">
+                    <a:xfrm>
+                      <a:off x="0" y="0"/>
+                      <a:ext cx="3992880" cy="2697480"/>
+                    </a:xfrm>
+                    <a:prstGeom prst="rect">
+                      <a:avLst/>
+                    </a:prstGeom>
+                    <a:ln>
+                      <a:noFill/>
+                    </a:ln>
+                    <a:extLst>
+                      <a:ext uri="{53640926-AAD7-44D8-BBD7-CCE9431645EC}">
+                        <a14:shadowObscured xmlns:a14="http://schemas.microsoft.com/office/drawing/2010/main"/>
+                      </a:ext>
+                    </a:extLst>
+                  </pic:spPr>
+                </pic:pic>
+              </a:graphicData>
+            </a:graphic>
+          </wp:inline>
+        </w:drawing>
+      </w:r>
+      <w:r>
+        <w:rPr>
+          <w:noProof/>
+        </w:rPr>
+        <w:t xml:space="preserve"> </w:t>
+      </w:r>
+      <w:r>
+        <w:rPr>
+          <w:noProof/>
+        </w:rPr>
+        <w:drawing>
+          <wp:inline distT="0" distB="0" distL="0" distR="0" wp14:anchorId="1A0719E1" wp14:editId="523697E5">
+            <wp:extent cx="3977640" cy="2450636"/>
+            <wp:effectExtent l="0" t="0" r="3810" b="6985"/>
+            <wp:docPr id="4" name="Рисунок 4"/>
+            <wp:cNvGraphicFramePr>
+              <a:graphicFrameLocks xmlns:a="http://schemas.openxmlformats.org/drawingml/2006/main" noChangeAspect="1"/>
+            </wp:cNvGraphicFramePr>
+            <a:graphic xmlns:a="http://schemas.openxmlformats.org/drawingml/2006/main">
+              <a:graphicData uri="http://schemas.openxmlformats.org/drawingml/2006/picture">
+                <pic:pic xmlns:pic="http://schemas.openxmlformats.org/drawingml/2006/picture">
+                  <pic:nvPicPr>
+                    <pic:cNvPr id="1" name=""/>
+                    <pic:cNvPicPr/>
+                  </pic:nvPicPr>
+                  <pic:blipFill>
+                    <a:blip r:embed="rId11"/>
+                    <a:stretch>
+                      <a:fillRect/>
+                    </a:stretch>
+                  </pic:blipFill>
+                  <pic:spPr>
+                    <a:xfrm>
+                      <a:off x="0" y="0"/>
+                      <a:ext cx="3984910" cy="2455115"/>
+                    </a:xfrm>
+                    <a:prstGeom prst="rect">
+                      <a:avLst/>
+                    </a:prstGeom>
+                  </pic:spPr>
+                </pic:pic>
+              </a:graphicData>
+            </a:graphic>
+          </wp:inline>
+        </w:drawing>
+      </w:r>
+    </w:p>
+    <w:p>
+      <w:pPr>
+        <w:pStyle w:val="ab"/>
+        <w:ind w:firstLine="0"/>
+        <w:jc w:val="center"/>
+      </w:pPr>
+      <w:r>
+        <w:t xml:space="preserve">Рис. </w:t>
+      </w:r>
+      <w:fldSimple w:instr=" SEQ Рис. \* ARABIC ">
+        <w:r>
+          <w:rPr>
+            <w:noProof/>
+          </w:rPr>
+          <w:t>3</w:t>
+        </w:r>
+      </w:fldSimple>
+      <w:r>
+        <w:t xml:space="preserve">. Списки желаемого на </w:t>
+      </w:r>
+      <w:proofErr w:type="spellStart"/>
+      <w:r>
+        <w:t>Яндекс.Маркет</w:t>
+      </w:r>
+      <w:proofErr w:type="spellEnd"/>
+      <w:r>
+        <w:t xml:space="preserve"> и </w:t>
+      </w:r>
+      <w:r>
+        <w:rPr>
+          <w:lang w:val="en-US"/>
+        </w:rPr>
+        <w:t>Ozon</w:t>
+      </w:r>
+    </w:p>
+    <w:p>
+      <w:pPr>
+        <w:pStyle w:val="ab"/>
+        <w:rPr>
+          <w:color w:val="000000"/>
+          <w:shd w:val="clear" w:color="auto" w:fill="FFFFFF"/>
+        </w:rPr>
+      </w:pPr>
+      <w:r>
+        <w:rPr>
+          <w:color w:val="000000"/>
+          <w:shd w:val="clear" w:color="auto" w:fill="FFFFFF"/>
+        </w:rPr>
+        <w:t>Обладают почти одинаковым функционалом функционалом:</w:t>
+      </w:r>
+    </w:p>
+    <w:p>
+      <w:pPr>
+        <w:pStyle w:val="ab"/>
+        <w:numPr>
+          <w:ilvl w:val="0"/>
+          <w:numId w:val="33"/>
+        </w:numPr>
+      </w:pPr>
+      <w:r>
+        <w:t>Быстрое добавление товаров, представленных на площадке</w:t>
+      </w:r>
+    </w:p>
+    <w:p>
+      <w:pPr>
+        <w:pStyle w:val="ab"/>
+        <w:numPr>
+          <w:ilvl w:val="0"/>
+          <w:numId w:val="33"/>
+        </w:numPr>
+      </w:pPr>
+      <w:r>
+        <w:t>Интеграция с корзиной и быстрая покупка</w:t>
+      </w:r>
+    </w:p>
+    <w:p>
+      <w:pPr>
+        <w:pStyle w:val="ab"/>
+        <w:numPr>
+          <w:ilvl w:val="0"/>
+          <w:numId w:val="33"/>
+        </w:numPr>
+      </w:pPr>
+      <w:r>
+        <w:t>Возможность делиться списком через прямую ссылку</w:t>
+      </w:r>
+    </w:p>
+    <w:p>
+      <w:pPr>
+        <w:pStyle w:val="ab"/>
+        <w:numPr>
+          <w:ilvl w:val="0"/>
+          <w:numId w:val="33"/>
+        </w:numPr>
+      </w:pPr>
+      <w:r>
+        <w:lastRenderedPageBreak/>
+        <w:t>Уведомления о снижении цены</w:t>
+      </w:r>
+    </w:p>
+    <w:p>
+      <w:pPr>
+        <w:pStyle w:val="ab"/>
+        <w:numPr>
+          <w:ilvl w:val="0"/>
+          <w:numId w:val="33"/>
+        </w:numPr>
+      </w:pPr>
+      <w:r>
+        <w:t xml:space="preserve">Добавление собственного подарка, не на сайте агрегаторе (только у </w:t>
+      </w:r>
+      <w:r>
+        <w:rPr>
+          <w:lang w:val="en-US"/>
+        </w:rPr>
+        <w:t>Ozon</w:t>
+      </w:r>
+      <w:r>
+        <w:t>)</w:t>
+      </w:r>
+    </w:p>
+    <w:p>
+      <w:pPr>
+        <w:pStyle w:val="ab"/>
+      </w:pPr>
+      <w:r>
+        <w:t>Недостатки:</w:t>
+      </w:r>
+    </w:p>
+    <w:p>
+      <w:pPr>
+        <w:pStyle w:val="ab"/>
+        <w:numPr>
+          <w:ilvl w:val="0"/>
+          <w:numId w:val="33"/>
+        </w:numPr>
+      </w:pPr>
+      <w:r>
+        <w:t xml:space="preserve">Жесткая привязка к ассортименту площадки (в </w:t>
+      </w:r>
+      <w:proofErr w:type="spellStart"/>
+      <w:r>
+        <w:t>Яндекс.Маркет</w:t>
+      </w:r>
+      <w:proofErr w:type="spellEnd"/>
+      <w:r>
+        <w:t>).</w:t>
+      </w:r>
+    </w:p>
+    <w:p>
+      <w:pPr>
+        <w:pStyle w:val="ab"/>
+        <w:numPr>
+          <w:ilvl w:val="0"/>
+          <w:numId w:val="33"/>
+        </w:numPr>
+      </w:pPr>
+      <w:r>
+        <w:t>Отсутствие конфиденциальности бронирования (часто видно, кто именно забронировал, или нет возможности скрыть статус до покупки)</w:t>
+      </w:r>
+    </w:p>
+    <w:p>
+      <w:pPr>
+        <w:pStyle w:val="ab"/>
+        <w:numPr>
+          <w:ilvl w:val="0"/>
+          <w:numId w:val="33"/>
+        </w:numPr>
+      </w:pPr>
+      <w:r>
+        <w:t>Полное отсутствие функции совместного сбора средств на один товар</w:t>
+      </w:r>
+    </w:p>
+    <w:p>
+      <w:pPr>
+        <w:pStyle w:val="ab"/>
+        <w:numPr>
+          <w:ilvl w:val="0"/>
+          <w:numId w:val="33"/>
+        </w:numPr>
+      </w:pPr>
+      <w:r>
+        <w:t>Невозможность создания тематических списков с гибким дизайном</w:t>
+      </w:r>
+    </w:p>
+    <w:p>
+      <w:pPr>
+        <w:pStyle w:val="ab"/>
+        <w:spacing w:before="240"/>
+        <w:rPr>
+          <w:b/>
+          <w:bCs/>
+        </w:rPr>
+      </w:pPr>
+      <w:r>
+        <w:rPr>
+          <w:b/>
+          <w:bCs/>
+        </w:rPr>
+        <w:t>«Желания» в профиле</w:t>
+      </w:r>
+      <w:r>
+        <w:rPr>
+          <w:b/>
+          <w:bCs/>
+        </w:rPr>
+        <w:t xml:space="preserve"> социальной сети</w:t>
+      </w:r>
+      <w:r>
+        <w:rPr>
+          <w:b/>
+          <w:bCs/>
+        </w:rPr>
+        <w:t xml:space="preserve"> </w:t>
+      </w:r>
+      <w:r>
+        <w:rPr>
+          <w:b/>
+          <w:bCs/>
+        </w:rPr>
+        <w:t>ВКонтакте</w:t>
+      </w:r>
+    </w:p>
+    <w:p>
+      <w:pPr>
+        <w:pStyle w:val="ab"/>
+      </w:pPr>
+      <w:r>
+        <w:t>Социальная сеть, предоставляющая нативный блок «</w:t>
+      </w:r>
+      <w:r>
+        <w:t>Желания</w:t>
+      </w:r>
+      <w:r>
+        <w:t>» в профиле пользователя</w:t>
+      </w:r>
+      <w:r>
+        <w:t>.</w:t>
+      </w:r>
+    </w:p>
+    <w:p>
+      <w:pPr>
+        <w:pStyle w:val="ab"/>
+        <w:keepNext/>
+        <w:ind w:firstLine="0"/>
+        <w:jc w:val="center"/>
+      </w:pPr>
+      <w:r>
+        <w:rPr>
+          <w:noProof/>
+        </w:rPr>
+        <w:drawing>
+          <wp:inline distT="0" distB="0" distL="0" distR="0" wp14:anchorId="59A80E95" wp14:editId="0540C7E0">
+            <wp:extent cx="3552143" cy="4130040"/>
+            <wp:effectExtent l="0" t="0" r="0" b="3810"/>
+            <wp:docPr id="5" name="Рисунок 5"/>
+            <wp:cNvGraphicFramePr>
+              <a:graphicFrameLocks xmlns:a="http://schemas.openxmlformats.org/drawingml/2006/main" noChangeAspect="1"/>
+            </wp:cNvGraphicFramePr>
+            <a:graphic xmlns:a="http://schemas.openxmlformats.org/drawingml/2006/main">
+              <a:graphicData uri="http://schemas.openxmlformats.org/drawingml/2006/picture">
+                <pic:pic xmlns:pic="http://schemas.openxmlformats.org/drawingml/2006/picture">
+                  <pic:nvPicPr>
+                    <pic:cNvPr id="1" name=""/>
+                    <pic:cNvPicPr/>
+                  </pic:nvPicPr>
+                  <pic:blipFill>
+                    <a:blip r:embed="rId12"/>
+                    <a:stretch>
+                      <a:fillRect/>
+                    </a:stretch>
+                  </pic:blipFill>
+                  <pic:spPr>
+                    <a:xfrm>
+                      <a:off x="0" y="0"/>
+                      <a:ext cx="3557095" cy="4135797"/>
+                    </a:xfrm>
+                    <a:prstGeom prst="rect">
+                      <a:avLst/>
+                    </a:prstGeom>
+                  </pic:spPr>
+                </pic:pic>
+              </a:graphicData>
+            </a:graphic>
+          </wp:inline>
+        </w:drawing>
+      </w:r>
+    </w:p>
+    <w:p>
+      <w:pPr>
+        <w:pStyle w:val="ab"/>
+        <w:ind w:firstLine="0"/>
+        <w:jc w:val="center"/>
+      </w:pPr>
+      <w:r>
+        <w:t xml:space="preserve">Рис. </w:t>
+      </w:r>
+      <w:fldSimple w:instr=" SEQ Рис. \* ARABIC ">
+        <w:r>
+          <w:rPr>
+            <w:noProof/>
+          </w:rPr>
+          <w:t>4</w:t>
+        </w:r>
+      </w:fldSimple>
+      <w:r>
+        <w:t>. "Желания" в социальной сети ВКонтакте</w:t>
+      </w:r>
+    </w:p>
+    <w:p>
+      <w:pPr>
+        <w:pStyle w:val="ab"/>
+        <w:rPr>
+          <w:color w:val="000000"/>
+          <w:shd w:val="clear" w:color="auto" w:fill="FFFFFF"/>
+        </w:rPr>
+      </w:pPr>
+      <w:r>
+        <w:rPr>
+          <w:color w:val="000000"/>
+          <w:shd w:val="clear" w:color="auto" w:fill="FFFFFF"/>
+        </w:rPr>
+        <w:lastRenderedPageBreak/>
+        <w:t>Обладает следующим функционалом:</w:t>
+      </w:r>
+    </w:p>
+    <w:p>
+      <w:pPr>
+        <w:pStyle w:val="ab"/>
+        <w:numPr>
+          <w:ilvl w:val="0"/>
+          <w:numId w:val="33"/>
+        </w:numPr>
+      </w:pPr>
+      <w:r>
+        <w:t>Интеграция с социальными функциями сети (друзья видят список в профиле)</w:t>
+      </w:r>
+    </w:p>
+    <w:p>
+      <w:pPr>
+        <w:pStyle w:val="ab"/>
+        <w:numPr>
+          <w:ilvl w:val="0"/>
+          <w:numId w:val="33"/>
+        </w:numPr>
+      </w:pPr>
+      <w:r>
+        <w:t>Возможность добавления ссылок на товары</w:t>
+      </w:r>
+    </w:p>
+    <w:p>
+      <w:pPr>
+        <w:pStyle w:val="ab"/>
+        <w:numPr>
+          <w:ilvl w:val="0"/>
+          <w:numId w:val="33"/>
+        </w:numPr>
+      </w:pPr>
+      <w:r>
+        <w:t>Простой интерфейс управления</w:t>
+      </w:r>
+    </w:p>
+    <w:p>
+      <w:pPr>
+        <w:pStyle w:val="ab"/>
+      </w:pPr>
+      <w:r>
+        <w:t>Недостатки:</w:t>
+      </w:r>
+    </w:p>
+    <w:p>
+      <w:pPr>
+        <w:pStyle w:val="ab"/>
+        <w:numPr>
+          <w:ilvl w:val="0"/>
+          <w:numId w:val="33"/>
+        </w:numPr>
+      </w:pPr>
+      <w:r>
+        <w:t>Функционал ограничен одним базовым списком</w:t>
+      </w:r>
+    </w:p>
+    <w:p>
+      <w:pPr>
+        <w:pStyle w:val="ab"/>
+        <w:numPr>
+          <w:ilvl w:val="0"/>
+          <w:numId w:val="33"/>
+        </w:numPr>
+      </w:pPr>
+      <w:r>
+        <w:t>Отсутствие продвинутых алгоритмов бронирования</w:t>
+      </w:r>
+    </w:p>
+    <w:p>
+      <w:pPr>
+        <w:pStyle w:val="ab"/>
+        <w:numPr>
+          <w:ilvl w:val="0"/>
+          <w:numId w:val="33"/>
+        </w:numPr>
+      </w:pPr>
+      <w:r>
+        <w:t>Полное отсутствие функции совместного сбора средств на один товар</w:t>
+      </w:r>
+    </w:p>
+    <w:p>
+      <w:pPr>
+        <w:pStyle w:val="ab"/>
+        <w:numPr>
+          <w:ilvl w:val="0"/>
+          <w:numId w:val="33"/>
+        </w:numPr>
+      </w:pPr>
+      <w:r>
+        <w:t>Зависимость от экосистемы соцсети</w:t>
+      </w:r>
+    </w:p>
+    <w:p>
+      <w:pPr>
+        <w:pStyle w:val="ab"/>
+        <w:spacing w:before="240"/>
+        <w:rPr>
+          <w:color w:val="000000"/>
+          <w:shd w:val="clear" w:color="auto" w:fill="FFFFFF"/>
+        </w:rPr>
+      </w:pPr>
+      <w:r>
+        <w:rPr>
+          <w:b/>
+          <w:bCs/>
+          <w:shd w:val="clear" w:color="auto" w:fill="FFFFFF"/>
+        </w:rPr>
+        <w:t>Сравнительный результат анализа аналогов</w:t>
+      </w:r>
+      <w:r>
+        <w:rPr>
+          <w:color w:val="000000"/>
+          <w:shd w:val="clear" w:color="auto" w:fill="FFFFFF"/>
+        </w:rPr>
+        <w:t xml:space="preserve"> </w:t>
+      </w:r>
+    </w:p>
+    <w:p>
+      <w:pPr>
+        <w:pStyle w:val="ab"/>
+      </w:pPr>
+      <w:r>
+        <w:t>При сравнении и анализе рассматриваемых систем отдельно друг от друга, можно сделать выводы о возможностях, которыми должен обладать проект:</w:t>
+      </w:r>
+    </w:p>
+    <w:p>
+      <w:pPr>
+        <w:pStyle w:val="ab"/>
+      </w:pPr>
+      <w:r>
+        <w:t xml:space="preserve">1.  </w:t>
+      </w:r>
+      <w:r>
+        <w:t>С</w:t>
+      </w:r>
+      <w:r>
+        <w:t>оздания карточек подарков любого типа (товар, услуга, впечатление) без привязки к конкретному магазину</w:t>
+      </w:r>
+    </w:p>
+    <w:p>
+      <w:pPr>
+        <w:pStyle w:val="ab"/>
+      </w:pPr>
+      <w:r>
+        <w:t xml:space="preserve">2.  </w:t>
+      </w:r>
+      <w:r>
+        <w:t>Р</w:t>
+      </w:r>
+      <w:r>
+        <w:t>еализация механизма разделения стоимости подарка между несколькими дарителями</w:t>
+      </w:r>
+    </w:p>
+    <w:p>
+      <w:pPr>
+        <w:pStyle w:val="ab"/>
+      </w:pPr>
+      <w:r>
+        <w:t xml:space="preserve">3.  </w:t>
+      </w:r>
+      <w:r>
+        <w:t>Система</w:t>
+      </w:r>
+      <w:r>
+        <w:t xml:space="preserve"> статусов, скрывающая факт дарения от получателя до момента вручения, но информирующая остальных дарителей о занятости позиции.</w:t>
+      </w:r>
+    </w:p>
+    <w:p>
+      <w:pPr>
+        <w:pStyle w:val="ab"/>
+      </w:pPr>
+      <w:r>
+        <w:t xml:space="preserve">4.  </w:t>
+      </w:r>
+      <w:r>
+        <w:t>Внедрение</w:t>
+      </w:r>
+      <w:r>
+        <w:t xml:space="preserve"> модуля генерации идей на основе интересов пользователя.</w:t>
+      </w:r>
+    </w:p>
+    <w:p>
+      <w:pPr>
+        <w:pStyle w:val="ab"/>
+      </w:pPr>
+      <w:r>
+        <w:t>5.  Расширенн</w:t>
+      </w:r>
+      <w:r>
+        <w:t xml:space="preserve">ое </w:t>
+      </w:r>
+      <w:r>
+        <w:t>оформления списков и отдельных подарков (изображения, описания, теги).</w:t>
+      </w:r>
+    </w:p>
+    <w:p>
+      <w:pPr>
+        <w:pStyle w:val="a3"/>
+      </w:pPr>
+      <w:bookmarkStart w:id="64" w:name="_Toc135352896"/>
+      <w:bookmarkStart w:id="65" w:name="_Toc135353075"/>
+      <w:bookmarkStart w:id="66" w:name="_Toc135353181"/>
+      <w:bookmarkStart w:id="67" w:name="_Toc135353250"/>
+      <w:bookmarkStart w:id="68" w:name="_Toc135353384"/>
+      <w:bookmarkStart w:id="69" w:name="_Toc135353533"/>
+      <w:bookmarkStart w:id="70" w:name="_Toc135353558"/>
+      <w:bookmarkStart w:id="71" w:name="_Toc135353622"/>
+      <w:bookmarkStart w:id="72" w:name="_Toc135354037"/>
+      <w:bookmarkStart w:id="73" w:name="_Toc135354100"/>
+      <w:bookmarkStart w:id="74" w:name="_Toc135354172"/>
+      <w:bookmarkStart w:id="75" w:name="_Toc135354193"/>
+      <w:bookmarkStart w:id="76" w:name="_Toc135354285"/>
+      <w:bookmarkStart w:id="77" w:name="_Toc135354428"/>
+      <w:bookmarkStart w:id="78" w:name="_Toc135354611"/>
+      <w:bookmarkStart w:id="79" w:name="_Toc167839053"/>
+      <w:r>
+        <w:t>Перечень задач, подлежащих решению в процессе разработки</w:t>
+      </w:r>
+      <w:bookmarkEnd w:id="64"/>
+      <w:bookmarkEnd w:id="65"/>
+      <w:bookmarkEnd w:id="66"/>
+      <w:bookmarkEnd w:id="67"/>
+      <w:bookmarkEnd w:id="68"/>
+      <w:bookmarkEnd w:id="69"/>
+      <w:bookmarkEnd w:id="70"/>
+      <w:bookmarkEnd w:id="71"/>
+      <w:bookmarkEnd w:id="72"/>
+      <w:bookmarkEnd w:id="73"/>
+      <w:bookmarkEnd w:id="74"/>
+      <w:bookmarkEnd w:id="75"/>
+      <w:bookmarkEnd w:id="76"/>
+      <w:bookmarkEnd w:id="77"/>
+      <w:bookmarkEnd w:id="78"/>
+      <w:bookmarkEnd w:id="79"/>
+    </w:p>
+    <w:p>
+      <w:pPr>
+        <w:pStyle w:val="ab"/>
+        <w:numPr>
+          <w:ilvl w:val="0"/>
+          <w:numId w:val="40"/>
+        </w:numPr>
+      </w:pPr>
     </w:p>
     <w:sectPr>
-      <w:footerReference w:type="default" r:id="rId8"/>
+      <w:footerReference w:type="default" r:id="rId13"/>
       <w:pgSz w:w="11906" w:h="16838" w:code="9"/>
       <w:pgMar w:top="1134" w:right="567" w:bottom="1134" w:left="1701" w:header="709" w:footer="709" w:gutter="0"/>
       <w:cols w:space="708"/>
@@ -246,6 +1743,92 @@
     </w:lvl>
   </w:abstractNum>
   <w:abstractNum w:abstractNumId="1" w15:restartNumberingAfterBreak="0">
+    <w:nsid w:val="03E06910"/>
+    <w:multiLevelType w:val="hybridMultilevel"/>
+    <w:tmpl w:val="D4C29E4E"/>
+    <w:lvl w:ilvl="0" w:tplc="0419000F">
+      <w:start w:val="1"/>
+      <w:numFmt w:val="decimal"/>
+      <w:lvlText w:val="%1."/>
+      <w:lvlJc w:val="left"/>
+      <w:pPr>
+        <w:ind w:left="1429" w:hanging="360"/>
+      </w:pPr>
+    </w:lvl>
+    <w:lvl w:ilvl="1" w:tplc="04190019" w:tentative="1">
+      <w:start w:val="1"/>
+      <w:numFmt w:val="lowerLetter"/>
+      <w:lvlText w:val="%2."/>
+      <w:lvlJc w:val="left"/>
+      <w:pPr>
+        <w:ind w:left="2149" w:hanging="360"/>
+      </w:pPr>
+    </w:lvl>
+    <w:lvl w:ilvl="2" w:tplc="0419001B" w:tentative="1">
+      <w:start w:val="1"/>
+      <w:numFmt w:val="lowerRoman"/>
+      <w:lvlText w:val="%3."/>
+      <w:lvlJc w:val="right"/>
+      <w:pPr>
+        <w:ind w:left="2869" w:hanging="180"/>
+      </w:pPr>
+    </w:lvl>
+    <w:lvl w:ilvl="3" w:tplc="0419000F" w:tentative="1">
+      <w:start w:val="1"/>
+      <w:numFmt w:val="decimal"/>
+      <w:lvlText w:val="%4."/>
+      <w:lvlJc w:val="left"/>
+      <w:pPr>
+        <w:ind w:left="3589" w:hanging="360"/>
+      </w:pPr>
+    </w:lvl>
+    <w:lvl w:ilvl="4" w:tplc="04190019" w:tentative="1">
+      <w:start w:val="1"/>
+      <w:numFmt w:val="lowerLetter"/>
+      <w:lvlText w:val="%5."/>
+      <w:lvlJc w:val="left"/>
+      <w:pPr>
+        <w:ind w:left="4309" w:hanging="360"/>
+      </w:pPr>
+    </w:lvl>
+    <w:lvl w:ilvl="5" w:tplc="0419001B" w:tentative="1">
+      <w:start w:val="1"/>
+      <w:numFmt w:val="lowerRoman"/>
+      <w:lvlText w:val="%6."/>
+      <w:lvlJc w:val="right"/>
+      <w:pPr>
+        <w:ind w:left="5029" w:hanging="180"/>
+      </w:pPr>
+    </w:lvl>
+    <w:lvl w:ilvl="6" w:tplc="0419000F" w:tentative="1">
+      <w:start w:val="1"/>
+      <w:numFmt w:val="decimal"/>
+      <w:lvlText w:val="%7."/>
+      <w:lvlJc w:val="left"/>
+      <w:pPr>
+        <w:ind w:left="5749" w:hanging="360"/>
+      </w:pPr>
+    </w:lvl>
+    <w:lvl w:ilvl="7" w:tplc="04190019" w:tentative="1">
+      <w:start w:val="1"/>
+      <w:numFmt w:val="lowerLetter"/>
+      <w:lvlText w:val="%8."/>
+      <w:lvlJc w:val="left"/>
+      <w:pPr>
+        <w:ind w:left="6469" w:hanging="360"/>
+      </w:pPr>
+    </w:lvl>
+    <w:lvl w:ilvl="8" w:tplc="0419001B" w:tentative="1">
+      <w:start w:val="1"/>
+      <w:numFmt w:val="lowerRoman"/>
+      <w:lvlText w:val="%9."/>
+      <w:lvlJc w:val="right"/>
+      <w:pPr>
+        <w:ind w:left="7189" w:hanging="180"/>
+      </w:pPr>
+    </w:lvl>
+  </w:abstractNum>
+  <w:abstractNum w:abstractNumId="2" w15:restartNumberingAfterBreak="0">
     <w:nsid w:val="071842A4"/>
     <w:multiLevelType w:val="hybridMultilevel"/>
     <w:tmpl w:val="921E373E"/>
@@ -358,7 +1941,7 @@
       </w:rPr>
     </w:lvl>
   </w:abstractNum>
-  <w:abstractNum w:abstractNumId="2" w15:restartNumberingAfterBreak="0">
+  <w:abstractNum w:abstractNumId="3" w15:restartNumberingAfterBreak="0">
     <w:nsid w:val="07F15668"/>
     <w:multiLevelType w:val="hybridMultilevel"/>
     <w:tmpl w:val="32007EBA"/>
@@ -471,7 +2054,7 @@
       </w:rPr>
     </w:lvl>
   </w:abstractNum>
-  <w:abstractNum w:abstractNumId="3" w15:restartNumberingAfterBreak="0">
+  <w:abstractNum w:abstractNumId="4" w15:restartNumberingAfterBreak="0">
     <w:nsid w:val="0AB0417E"/>
     <w:multiLevelType w:val="hybridMultilevel"/>
     <w:tmpl w:val="5EE843F0"/>
@@ -584,7 +2167,120 @@
       </w:rPr>
     </w:lvl>
   </w:abstractNum>
-  <w:abstractNum w:abstractNumId="4" w15:restartNumberingAfterBreak="0">
+  <w:abstractNum w:abstractNumId="5" w15:restartNumberingAfterBreak="0">
+    <w:nsid w:val="0B0A432A"/>
+    <w:multiLevelType w:val="hybridMultilevel"/>
+    <w:tmpl w:val="C96010CE"/>
+    <w:lvl w:ilvl="0" w:tplc="04190001">
+      <w:start w:val="1"/>
+      <w:numFmt w:val="bullet"/>
+      <w:lvlText w:val=""/>
+      <w:lvlJc w:val="left"/>
+      <w:pPr>
+        <w:ind w:left="1429" w:hanging="360"/>
+      </w:pPr>
+      <w:rPr>
+        <w:rFonts w:ascii="Symbol" w:hAnsi="Symbol" w:hint="default"/>
+      </w:rPr>
+    </w:lvl>
+    <w:lvl w:ilvl="1" w:tplc="04190003" w:tentative="1">
+      <w:start w:val="1"/>
+      <w:numFmt w:val="bullet"/>
+      <w:lvlText w:val="o"/>
+      <w:lvlJc w:val="left"/>
+      <w:pPr>
+        <w:ind w:left="2149" w:hanging="360"/>
+      </w:pPr>
+      <w:rPr>
+        <w:rFonts w:ascii="Courier New" w:hAnsi="Courier New" w:cs="Courier New" w:hint="default"/>
+      </w:rPr>
+    </w:lvl>
+    <w:lvl w:ilvl="2" w:tplc="04190005" w:tentative="1">
+      <w:start w:val="1"/>
+      <w:numFmt w:val="bullet"/>
+      <w:lvlText w:val=""/>
+      <w:lvlJc w:val="left"/>
+      <w:pPr>
+        <w:ind w:left="2869" w:hanging="360"/>
+      </w:pPr>
+      <w:rPr>
+        <w:rFonts w:ascii="Wingdings" w:hAnsi="Wingdings" w:hint="default"/>
+      </w:rPr>
+    </w:lvl>
+    <w:lvl w:ilvl="3" w:tplc="04190001" w:tentative="1">
+      <w:start w:val="1"/>
+      <w:numFmt w:val="bullet"/>
+      <w:lvlText w:val=""/>
+      <w:lvlJc w:val="left"/>
+      <w:pPr>
+        <w:ind w:left="3589" w:hanging="360"/>
+      </w:pPr>
+      <w:rPr>
+        <w:rFonts w:ascii="Symbol" w:hAnsi="Symbol" w:hint="default"/>
+      </w:rPr>
+    </w:lvl>
+    <w:lvl w:ilvl="4" w:tplc="04190003" w:tentative="1">
+      <w:start w:val="1"/>
+      <w:numFmt w:val="bullet"/>
+      <w:lvlText w:val="o"/>
+      <w:lvlJc w:val="left"/>
+      <w:pPr>
+        <w:ind w:left="4309" w:hanging="360"/>
+      </w:pPr>
+      <w:rPr>
+        <w:rFonts w:ascii="Courier New" w:hAnsi="Courier New" w:cs="Courier New" w:hint="default"/>
+      </w:rPr>
+    </w:lvl>
+    <w:lvl w:ilvl="5" w:tplc="04190005" w:tentative="1">
+      <w:start w:val="1"/>
+      <w:numFmt w:val="bullet"/>
+      <w:lvlText w:val=""/>
+      <w:lvlJc w:val="left"/>
+      <w:pPr>
+        <w:ind w:left="5029" w:hanging="360"/>
+      </w:pPr>
+      <w:rPr>
+        <w:rFonts w:ascii="Wingdings" w:hAnsi="Wingdings" w:hint="default"/>
+      </w:rPr>
+    </w:lvl>
+    <w:lvl w:ilvl="6" w:tplc="04190001" w:tentative="1">
+      <w:start w:val="1"/>
+      <w:numFmt w:val="bullet"/>
+      <w:lvlText w:val=""/>
+      <w:lvlJc w:val="left"/>
+      <w:pPr>
+        <w:ind w:left="5749" w:hanging="360"/>
+      </w:pPr>
+      <w:rPr>
+        <w:rFonts w:ascii="Symbol" w:hAnsi="Symbol" w:hint="default"/>
+      </w:rPr>
+    </w:lvl>
+    <w:lvl w:ilvl="7" w:tplc="04190003" w:tentative="1">
+      <w:start w:val="1"/>
+      <w:numFmt w:val="bullet"/>
+      <w:lvlText w:val="o"/>
+      <w:lvlJc w:val="left"/>
+      <w:pPr>
+        <w:ind w:left="6469" w:hanging="360"/>
+      </w:pPr>
+      <w:rPr>
+        <w:rFonts w:ascii="Courier New" w:hAnsi="Courier New" w:cs="Courier New" w:hint="default"/>
+      </w:rPr>
+    </w:lvl>
+    <w:lvl w:ilvl="8" w:tplc="04190005" w:tentative="1">
+      <w:start w:val="1"/>
+      <w:numFmt w:val="bullet"/>
+      <w:lvlText w:val=""/>
+      <w:lvlJc w:val="left"/>
+      <w:pPr>
+        <w:ind w:left="7189" w:hanging="360"/>
+      </w:pPr>
+      <w:rPr>
+        <w:rFonts w:ascii="Wingdings" w:hAnsi="Wingdings" w:hint="default"/>
+      </w:rPr>
+    </w:lvl>
+  </w:abstractNum>
+  <w:abstractNum w:abstractNumId="6" w15:restartNumberingAfterBreak="0">
     <w:nsid w:val="0C677FA0"/>
     <w:multiLevelType w:val="hybridMultilevel"/>
     <w:tmpl w:val="B9CA1BDE"/>
@@ -670,7 +2366,7 @@
       </w:pPr>
     </w:lvl>
   </w:abstractNum>
-  <w:abstractNum w:abstractNumId="5" w15:restartNumberingAfterBreak="0">
+  <w:abstractNum w:abstractNumId="7" w15:restartNumberingAfterBreak="0">
     <w:nsid w:val="0D977D27"/>
     <w:multiLevelType w:val="hybridMultilevel"/>
     <w:tmpl w:val="2104E5F8"/>
@@ -757,7 +2453,7 @@
       </w:pPr>
     </w:lvl>
   </w:abstractNum>
-  <w:abstractNum w:abstractNumId="6" w15:restartNumberingAfterBreak="0">
+  <w:abstractNum w:abstractNumId="8" w15:restartNumberingAfterBreak="0">
     <w:nsid w:val="0E2977D1"/>
     <w:multiLevelType w:val="multilevel"/>
     <w:tmpl w:val="A19A0418"/>
@@ -880,7 +2576,7 @@
       </w:rPr>
     </w:lvl>
   </w:abstractNum>
-  <w:abstractNum w:abstractNumId="7" w15:restartNumberingAfterBreak="0">
+  <w:abstractNum w:abstractNumId="9" w15:restartNumberingAfterBreak="0">
     <w:nsid w:val="12091E89"/>
     <w:multiLevelType w:val="hybridMultilevel"/>
     <w:tmpl w:val="29B80726"/>
@@ -993,7 +2689,7 @@
       </w:rPr>
     </w:lvl>
   </w:abstractNum>
-  <w:abstractNum w:abstractNumId="8" w15:restartNumberingAfterBreak="0">
+  <w:abstractNum w:abstractNumId="10" w15:restartNumberingAfterBreak="0">
     <w:nsid w:val="15BD341D"/>
     <w:multiLevelType w:val="multilevel"/>
     <w:tmpl w:val="2C52A48E"/>
@@ -1107,7 +2803,7 @@
       </w:rPr>
     </w:lvl>
   </w:abstractNum>
-  <w:abstractNum w:abstractNumId="9" w15:restartNumberingAfterBreak="0">
+  <w:abstractNum w:abstractNumId="11" w15:restartNumberingAfterBreak="0">
     <w:nsid w:val="1C650974"/>
     <w:multiLevelType w:val="hybridMultilevel"/>
     <w:tmpl w:val="D4126E4E"/>
@@ -1220,7 +2916,7 @@
       </w:rPr>
     </w:lvl>
   </w:abstractNum>
-  <w:abstractNum w:abstractNumId="10" w15:restartNumberingAfterBreak="0">
+  <w:abstractNum w:abstractNumId="12" w15:restartNumberingAfterBreak="0">
     <w:nsid w:val="240A3EF7"/>
     <w:multiLevelType w:val="multilevel"/>
     <w:tmpl w:val="89482F56"/>
@@ -1341,7 +3037,120 @@
       </w:rPr>
     </w:lvl>
   </w:abstractNum>
-  <w:abstractNum w:abstractNumId="11" w15:restartNumberingAfterBreak="0">
+  <w:abstractNum w:abstractNumId="13" w15:restartNumberingAfterBreak="0">
+    <w:nsid w:val="26E022B8"/>
+    <w:multiLevelType w:val="hybridMultilevel"/>
+    <w:tmpl w:val="3EBE71B8"/>
+    <w:lvl w:ilvl="0" w:tplc="04190001">
+      <w:start w:val="1"/>
+      <w:numFmt w:val="bullet"/>
+      <w:lvlText w:val=""/>
+      <w:lvlJc w:val="left"/>
+      <w:pPr>
+        <w:ind w:left="1429" w:hanging="360"/>
+      </w:pPr>
+      <w:rPr>
+        <w:rFonts w:ascii="Symbol" w:hAnsi="Symbol" w:hint="default"/>
+      </w:rPr>
+    </w:lvl>
+    <w:lvl w:ilvl="1" w:tplc="04190003" w:tentative="1">
+      <w:start w:val="1"/>
+      <w:numFmt w:val="bullet"/>
+      <w:lvlText w:val="o"/>
+      <w:lvlJc w:val="left"/>
+      <w:pPr>
+        <w:ind w:left="2149" w:hanging="360"/>
+      </w:pPr>
+      <w:rPr>
+        <w:rFonts w:ascii="Courier New" w:hAnsi="Courier New" w:cs="Courier New" w:hint="default"/>
+      </w:rPr>
+    </w:lvl>
+    <w:lvl w:ilvl="2" w:tplc="04190005" w:tentative="1">
+      <w:start w:val="1"/>
+      <w:numFmt w:val="bullet"/>
+      <w:lvlText w:val=""/>
+      <w:lvlJc w:val="left"/>
+      <w:pPr>
+        <w:ind w:left="2869" w:hanging="360"/>
+      </w:pPr>
+      <w:rPr>
+        <w:rFonts w:ascii="Wingdings" w:hAnsi="Wingdings" w:hint="default"/>
+      </w:rPr>
+    </w:lvl>
+    <w:lvl w:ilvl="3" w:tplc="04190001" w:tentative="1">
+      <w:start w:val="1"/>
+      <w:numFmt w:val="bullet"/>
+      <w:lvlText w:val=""/>
+      <w:lvlJc w:val="left"/>
+      <w:pPr>
+        <w:ind w:left="3589" w:hanging="360"/>
+      </w:pPr>
+      <w:rPr>
+        <w:rFonts w:ascii="Symbol" w:hAnsi="Symbol" w:hint="default"/>
+      </w:rPr>
+    </w:lvl>
+    <w:lvl w:ilvl="4" w:tplc="04190003" w:tentative="1">
+      <w:start w:val="1"/>
+      <w:numFmt w:val="bullet"/>
+      <w:lvlText w:val="o"/>
+      <w:lvlJc w:val="left"/>
+      <w:pPr>
+        <w:ind w:left="4309" w:hanging="360"/>
+      </w:pPr>
+      <w:rPr>
+        <w:rFonts w:ascii="Courier New" w:hAnsi="Courier New" w:cs="Courier New" w:hint="default"/>
+      </w:rPr>
+    </w:lvl>
+    <w:lvl w:ilvl="5" w:tplc="04190005" w:tentative="1">
+      <w:start w:val="1"/>
+      <w:numFmt w:val="bullet"/>
+      <w:lvlText w:val=""/>
+      <w:lvlJc w:val="left"/>
+      <w:pPr>
+        <w:ind w:left="5029" w:hanging="360"/>
+      </w:pPr>
+      <w:rPr>
+        <w:rFonts w:ascii="Wingdings" w:hAnsi="Wingdings" w:hint="default"/>
+      </w:rPr>
+    </w:lvl>
+    <w:lvl w:ilvl="6" w:tplc="04190001" w:tentative="1">
+      <w:start w:val="1"/>
+      <w:numFmt w:val="bullet"/>
+      <w:lvlText w:val=""/>
+      <w:lvlJc w:val="left"/>
+      <w:pPr>
+        <w:ind w:left="5749" w:hanging="360"/>
+      </w:pPr>
+      <w:rPr>
+        <w:rFonts w:ascii="Symbol" w:hAnsi="Symbol" w:hint="default"/>
+      </w:rPr>
+    </w:lvl>
+    <w:lvl w:ilvl="7" w:tplc="04190003" w:tentative="1">
+      <w:start w:val="1"/>
+      <w:numFmt w:val="bullet"/>
+      <w:lvlText w:val="o"/>
+      <w:lvlJc w:val="left"/>
+      <w:pPr>
+        <w:ind w:left="6469" w:hanging="360"/>
+      </w:pPr>
+      <w:rPr>
+        <w:rFonts w:ascii="Courier New" w:hAnsi="Courier New" w:cs="Courier New" w:hint="default"/>
+      </w:rPr>
+    </w:lvl>
+    <w:lvl w:ilvl="8" w:tplc="04190005" w:tentative="1">
+      <w:start w:val="1"/>
+      <w:numFmt w:val="bullet"/>
+      <w:lvlText w:val=""/>
+      <w:lvlJc w:val="left"/>
+      <w:pPr>
+        <w:ind w:left="7189" w:hanging="360"/>
+      </w:pPr>
+      <w:rPr>
+        <w:rFonts w:ascii="Wingdings" w:hAnsi="Wingdings" w:hint="default"/>
+      </w:rPr>
+    </w:lvl>
+  </w:abstractNum>
+  <w:abstractNum w:abstractNumId="14" w15:restartNumberingAfterBreak="0">
     <w:nsid w:val="2C6E26BB"/>
     <w:multiLevelType w:val="hybridMultilevel"/>
     <w:tmpl w:val="18607696"/>
@@ -1454,7 +3263,7 @@
       </w:rPr>
     </w:lvl>
   </w:abstractNum>
-  <w:abstractNum w:abstractNumId="12" w15:restartNumberingAfterBreak="0">
+  <w:abstractNum w:abstractNumId="15" w15:restartNumberingAfterBreak="0">
     <w:nsid w:val="2DFF3A99"/>
     <w:multiLevelType w:val="hybridMultilevel"/>
     <w:tmpl w:val="61FA53A4"/>
@@ -1567,7 +3376,7 @@
       </w:rPr>
     </w:lvl>
   </w:abstractNum>
-  <w:abstractNum w:abstractNumId="13" w15:restartNumberingAfterBreak="0">
+  <w:abstractNum w:abstractNumId="16" w15:restartNumberingAfterBreak="0">
     <w:nsid w:val="2EB51AE6"/>
     <w:multiLevelType w:val="hybridMultilevel"/>
     <w:tmpl w:val="1DB86AF4"/>
@@ -1657,7 +3466,120 @@
       </w:pPr>
     </w:lvl>
   </w:abstractNum>
-  <w:abstractNum w:abstractNumId="14" w15:restartNumberingAfterBreak="0">
+  <w:abstractNum w:abstractNumId="17" w15:restartNumberingAfterBreak="0">
+    <w:nsid w:val="31386359"/>
+    <w:multiLevelType w:val="hybridMultilevel"/>
+    <w:tmpl w:val="2646D720"/>
+    <w:lvl w:ilvl="0" w:tplc="04190001">
+      <w:start w:val="1"/>
+      <w:numFmt w:val="bullet"/>
+      <w:lvlText w:val=""/>
+      <w:lvlJc w:val="left"/>
+      <w:pPr>
+        <w:ind w:left="720" w:hanging="360"/>
+      </w:pPr>
+      <w:rPr>
+        <w:rFonts w:ascii="Symbol" w:hAnsi="Symbol" w:hint="default"/>
+      </w:rPr>
+    </w:lvl>
+    <w:lvl w:ilvl="1" w:tplc="04190003" w:tentative="1">
+      <w:start w:val="1"/>
+      <w:numFmt w:val="bullet"/>
+      <w:lvlText w:val="o"/>
+      <w:lvlJc w:val="left"/>
+      <w:pPr>
+        <w:ind w:left="1440" w:hanging="360"/>
+      </w:pPr>
+      <w:rPr>
+        <w:rFonts w:ascii="Courier New" w:hAnsi="Courier New" w:cs="Courier New" w:hint="default"/>
+      </w:rPr>
+    </w:lvl>
+    <w:lvl w:ilvl="2" w:tplc="04190005" w:tentative="1">
+      <w:start w:val="1"/>
+      <w:numFmt w:val="bullet"/>
+      <w:lvlText w:val=""/>
+      <w:lvlJc w:val="left"/>
+      <w:pPr>
+        <w:ind w:left="2160" w:hanging="360"/>
+      </w:pPr>
+      <w:rPr>
+        <w:rFonts w:ascii="Wingdings" w:hAnsi="Wingdings" w:hint="default"/>
+      </w:rPr>
+    </w:lvl>
+    <w:lvl w:ilvl="3" w:tplc="04190001" w:tentative="1">
+      <w:start w:val="1"/>
+      <w:numFmt w:val="bullet"/>
+      <w:lvlText w:val=""/>
+      <w:lvlJc w:val="left"/>
+      <w:pPr>
+        <w:ind w:left="2880" w:hanging="360"/>
+      </w:pPr>
+      <w:rPr>
+        <w:rFonts w:ascii="Symbol" w:hAnsi="Symbol" w:hint="default"/>
+      </w:rPr>
+    </w:lvl>
+    <w:lvl w:ilvl="4" w:tplc="04190003" w:tentative="1">
+      <w:start w:val="1"/>
+      <w:numFmt w:val="bullet"/>
+      <w:lvlText w:val="o"/>
+      <w:lvlJc w:val="left"/>
+      <w:pPr>
+        <w:ind w:left="3600" w:hanging="360"/>
+      </w:pPr>
+      <w:rPr>
+        <w:rFonts w:ascii="Courier New" w:hAnsi="Courier New" w:cs="Courier New" w:hint="default"/>
+      </w:rPr>
+    </w:lvl>
+    <w:lvl w:ilvl="5" w:tplc="04190005" w:tentative="1">
+      <w:start w:val="1"/>
+      <w:numFmt w:val="bullet"/>
+      <w:lvlText w:val=""/>
+      <w:lvlJc w:val="left"/>
+      <w:pPr>
+        <w:ind w:left="4320" w:hanging="360"/>
+      </w:pPr>
+      <w:rPr>
+        <w:rFonts w:ascii="Wingdings" w:hAnsi="Wingdings" w:hint="default"/>
+      </w:rPr>
+    </w:lvl>
+    <w:lvl w:ilvl="6" w:tplc="04190001" w:tentative="1">
+      <w:start w:val="1"/>
+      <w:numFmt w:val="bullet"/>
+      <w:lvlText w:val=""/>
+      <w:lvlJc w:val="left"/>
+      <w:pPr>
+        <w:ind w:left="5040" w:hanging="360"/>
+      </w:pPr>
+      <w:rPr>
+        <w:rFonts w:ascii="Symbol" w:hAnsi="Symbol" w:hint="default"/>
+      </w:rPr>
+    </w:lvl>
+    <w:lvl w:ilvl="7" w:tplc="04190003" w:tentative="1">
+      <w:start w:val="1"/>
+      <w:numFmt w:val="bullet"/>
+      <w:lvlText w:val="o"/>
+      <w:lvlJc w:val="left"/>
+      <w:pPr>
+        <w:ind w:left="5760" w:hanging="360"/>
+      </w:pPr>
+      <w:rPr>
+        <w:rFonts w:ascii="Courier New" w:hAnsi="Courier New" w:cs="Courier New" w:hint="default"/>
+      </w:rPr>
+    </w:lvl>
+    <w:lvl w:ilvl="8" w:tplc="04190005" w:tentative="1">
+      <w:start w:val="1"/>
+      <w:numFmt w:val="bullet"/>
+      <w:lvlText w:val=""/>
+      <w:lvlJc w:val="left"/>
+      <w:pPr>
+        <w:ind w:left="6480" w:hanging="360"/>
+      </w:pPr>
+      <w:rPr>
+        <w:rFonts w:ascii="Wingdings" w:hAnsi="Wingdings" w:hint="default"/>
+      </w:rPr>
+    </w:lvl>
+  </w:abstractNum>
+  <w:abstractNum w:abstractNumId="18" w15:restartNumberingAfterBreak="0">
     <w:nsid w:val="313D20CE"/>
     <w:multiLevelType w:val="hybridMultilevel"/>
     <w:tmpl w:val="6B7A86A6"/>
@@ -1770,7 +3692,93 @@
       </w:rPr>
     </w:lvl>
   </w:abstractNum>
-  <w:abstractNum w:abstractNumId="15" w15:restartNumberingAfterBreak="0">
+  <w:abstractNum w:abstractNumId="19" w15:restartNumberingAfterBreak="0">
+    <w:nsid w:val="3B4C19D6"/>
+    <w:multiLevelType w:val="hybridMultilevel"/>
+    <w:tmpl w:val="B4BE712C"/>
+    <w:lvl w:ilvl="0" w:tplc="0419000F">
+      <w:start w:val="1"/>
+      <w:numFmt w:val="decimal"/>
+      <w:lvlText w:val="%1."/>
+      <w:lvlJc w:val="left"/>
+      <w:pPr>
+        <w:ind w:left="1429" w:hanging="360"/>
+      </w:pPr>
+    </w:lvl>
+    <w:lvl w:ilvl="1" w:tplc="04190019" w:tentative="1">
+      <w:start w:val="1"/>
+      <w:numFmt w:val="lowerLetter"/>
+      <w:lvlText w:val="%2."/>
+      <w:lvlJc w:val="left"/>
+      <w:pPr>
+        <w:ind w:left="2149" w:hanging="360"/>
+      </w:pPr>
+    </w:lvl>
+    <w:lvl w:ilvl="2" w:tplc="0419001B" w:tentative="1">
+      <w:start w:val="1"/>
+      <w:numFmt w:val="lowerRoman"/>
+      <w:lvlText w:val="%3."/>
+      <w:lvlJc w:val="right"/>
+      <w:pPr>
+        <w:ind w:left="2869" w:hanging="180"/>
+      </w:pPr>
+    </w:lvl>
+    <w:lvl w:ilvl="3" w:tplc="0419000F" w:tentative="1">
+      <w:start w:val="1"/>
+      <w:numFmt w:val="decimal"/>
+      <w:lvlText w:val="%4."/>
+      <w:lvlJc w:val="left"/>
+      <w:pPr>
+        <w:ind w:left="3589" w:hanging="360"/>
+      </w:pPr>
+    </w:lvl>
+    <w:lvl w:ilvl="4" w:tplc="04190019" w:tentative="1">
+      <w:start w:val="1"/>
+      <w:numFmt w:val="lowerLetter"/>
+      <w:lvlText w:val="%5."/>
+      <w:lvlJc w:val="left"/>
+      <w:pPr>
+        <w:ind w:left="4309" w:hanging="360"/>
+      </w:pPr>
+    </w:lvl>
+    <w:lvl w:ilvl="5" w:tplc="0419001B" w:tentative="1">
+      <w:start w:val="1"/>
+      <w:numFmt w:val="lowerRoman"/>
+      <w:lvlText w:val="%6."/>
+      <w:lvlJc w:val="right"/>
+      <w:pPr>
+        <w:ind w:left="5029" w:hanging="180"/>
+      </w:pPr>
+    </w:lvl>
+    <w:lvl w:ilvl="6" w:tplc="0419000F" w:tentative="1">
+      <w:start w:val="1"/>
+      <w:numFmt w:val="decimal"/>
+      <w:lvlText w:val="%7."/>
+      <w:lvlJc w:val="left"/>
+      <w:pPr>
+        <w:ind w:left="5749" w:hanging="360"/>
+      </w:pPr>
+    </w:lvl>
+    <w:lvl w:ilvl="7" w:tplc="04190019" w:tentative="1">
+      <w:start w:val="1"/>
+      <w:numFmt w:val="lowerLetter"/>
+      <w:lvlText w:val="%8."/>
+      <w:lvlJc w:val="left"/>
+      <w:pPr>
+        <w:ind w:left="6469" w:hanging="360"/>
+      </w:pPr>
+    </w:lvl>
+    <w:lvl w:ilvl="8" w:tplc="0419001B" w:tentative="1">
+      <w:start w:val="1"/>
+      <w:numFmt w:val="lowerRoman"/>
+      <w:lvlText w:val="%9."/>
+      <w:lvlJc w:val="right"/>
+      <w:pPr>
+        <w:ind w:left="7189" w:hanging="180"/>
+      </w:pPr>
+    </w:lvl>
+  </w:abstractNum>
+  <w:abstractNum w:abstractNumId="20" w15:restartNumberingAfterBreak="0">
     <w:nsid w:val="3CA30537"/>
     <w:multiLevelType w:val="multilevel"/>
     <w:tmpl w:val="89482F56"/>
@@ -1891,7 +3899,7 @@
       </w:rPr>
     </w:lvl>
   </w:abstractNum>
-  <w:abstractNum w:abstractNumId="16" w15:restartNumberingAfterBreak="0">
+  <w:abstractNum w:abstractNumId="21" w15:restartNumberingAfterBreak="0">
     <w:nsid w:val="40D865E4"/>
     <w:multiLevelType w:val="hybridMultilevel"/>
     <w:tmpl w:val="75D87CCE"/>
@@ -1980,7 +3988,7 @@
       </w:pPr>
     </w:lvl>
   </w:abstractNum>
-  <w:abstractNum w:abstractNumId="17" w15:restartNumberingAfterBreak="0">
+  <w:abstractNum w:abstractNumId="22" w15:restartNumberingAfterBreak="0">
     <w:nsid w:val="424469DC"/>
     <w:multiLevelType w:val="hybridMultilevel"/>
     <w:tmpl w:val="D7B4996E"/>
@@ -2093,7 +4101,120 @@
       </w:rPr>
     </w:lvl>
   </w:abstractNum>
-  <w:abstractNum w:abstractNumId="18" w15:restartNumberingAfterBreak="0">
+  <w:abstractNum w:abstractNumId="23" w15:restartNumberingAfterBreak="0">
+    <w:nsid w:val="42DA76D4"/>
+    <w:multiLevelType w:val="hybridMultilevel"/>
+    <w:tmpl w:val="FDDA62BE"/>
+    <w:lvl w:ilvl="0" w:tplc="04190001">
+      <w:start w:val="1"/>
+      <w:numFmt w:val="bullet"/>
+      <w:lvlText w:val=""/>
+      <w:lvlJc w:val="left"/>
+      <w:pPr>
+        <w:ind w:left="720" w:hanging="360"/>
+      </w:pPr>
+      <w:rPr>
+        <w:rFonts w:ascii="Symbol" w:hAnsi="Symbol" w:hint="default"/>
+      </w:rPr>
+    </w:lvl>
+    <w:lvl w:ilvl="1" w:tplc="04190003" w:tentative="1">
+      <w:start w:val="1"/>
+      <w:numFmt w:val="bullet"/>
+      <w:lvlText w:val="o"/>
+      <w:lvlJc w:val="left"/>
+      <w:pPr>
+        <w:ind w:left="1440" w:hanging="360"/>
+      </w:pPr>
+      <w:rPr>
+        <w:rFonts w:ascii="Courier New" w:hAnsi="Courier New" w:cs="Courier New" w:hint="default"/>
+      </w:rPr>
+    </w:lvl>
+    <w:lvl w:ilvl="2" w:tplc="04190005" w:tentative="1">
+      <w:start w:val="1"/>
+      <w:numFmt w:val="bullet"/>
+      <w:lvlText w:val=""/>
+      <w:lvlJc w:val="left"/>
+      <w:pPr>
+        <w:ind w:left="2160" w:hanging="360"/>
+      </w:pPr>
+      <w:rPr>
+        <w:rFonts w:ascii="Wingdings" w:hAnsi="Wingdings" w:hint="default"/>
+      </w:rPr>
+    </w:lvl>
+    <w:lvl w:ilvl="3" w:tplc="04190001" w:tentative="1">
+      <w:start w:val="1"/>
+      <w:numFmt w:val="bullet"/>
+      <w:lvlText w:val=""/>
+      <w:lvlJc w:val="left"/>
+      <w:pPr>
+        <w:ind w:left="2880" w:hanging="360"/>
+      </w:pPr>
+      <w:rPr>
+        <w:rFonts w:ascii="Symbol" w:hAnsi="Symbol" w:hint="default"/>
+      </w:rPr>
+    </w:lvl>
+    <w:lvl w:ilvl="4" w:tplc="04190003" w:tentative="1">
+      <w:start w:val="1"/>
+      <w:numFmt w:val="bullet"/>
+      <w:lvlText w:val="o"/>
+      <w:lvlJc w:val="left"/>
+      <w:pPr>
+        <w:ind w:left="3600" w:hanging="360"/>
+      </w:pPr>
+      <w:rPr>
+        <w:rFonts w:ascii="Courier New" w:hAnsi="Courier New" w:cs="Courier New" w:hint="default"/>
+      </w:rPr>
+    </w:lvl>
+    <w:lvl w:ilvl="5" w:tplc="04190005" w:tentative="1">
+      <w:start w:val="1"/>
+      <w:numFmt w:val="bullet"/>
+      <w:lvlText w:val=""/>
+      <w:lvlJc w:val="left"/>
+      <w:pPr>
+        <w:ind w:left="4320" w:hanging="360"/>
+      </w:pPr>
+      <w:rPr>
+        <w:rFonts w:ascii="Wingdings" w:hAnsi="Wingdings" w:hint="default"/>
+      </w:rPr>
+    </w:lvl>
+    <w:lvl w:ilvl="6" w:tplc="04190001" w:tentative="1">
+      <w:start w:val="1"/>
+      <w:numFmt w:val="bullet"/>
+      <w:lvlText w:val=""/>
+      <w:lvlJc w:val="left"/>
+      <w:pPr>
+        <w:ind w:left="5040" w:hanging="360"/>
+      </w:pPr>
+      <w:rPr>
+        <w:rFonts w:ascii="Symbol" w:hAnsi="Symbol" w:hint="default"/>
+      </w:rPr>
+    </w:lvl>
+    <w:lvl w:ilvl="7" w:tplc="04190003" w:tentative="1">
+      <w:start w:val="1"/>
+      <w:numFmt w:val="bullet"/>
+      <w:lvlText w:val="o"/>
+      <w:lvlJc w:val="left"/>
+      <w:pPr>
+        <w:ind w:left="5760" w:hanging="360"/>
+      </w:pPr>
+      <w:rPr>
+        <w:rFonts w:ascii="Courier New" w:hAnsi="Courier New" w:cs="Courier New" w:hint="default"/>
+      </w:rPr>
+    </w:lvl>
+    <w:lvl w:ilvl="8" w:tplc="04190005" w:tentative="1">
+      <w:start w:val="1"/>
+      <w:numFmt w:val="bullet"/>
+      <w:lvlText w:val=""/>
+      <w:lvlJc w:val="left"/>
+      <w:pPr>
+        <w:ind w:left="6480" w:hanging="360"/>
+      </w:pPr>
+      <w:rPr>
+        <w:rFonts w:ascii="Wingdings" w:hAnsi="Wingdings" w:hint="default"/>
+      </w:rPr>
+    </w:lvl>
+  </w:abstractNum>
+  <w:abstractNum w:abstractNumId="24" w15:restartNumberingAfterBreak="0">
     <w:nsid w:val="430F6AC1"/>
     <w:multiLevelType w:val="hybridMultilevel"/>
     <w:tmpl w:val="61DA50F8"/>
@@ -2182,7 +4303,7 @@
       </w:pPr>
     </w:lvl>
   </w:abstractNum>
-  <w:abstractNum w:abstractNumId="19" w15:restartNumberingAfterBreak="0">
+  <w:abstractNum w:abstractNumId="25" w15:restartNumberingAfterBreak="0">
     <w:nsid w:val="46090CE8"/>
     <w:multiLevelType w:val="hybridMultilevel"/>
     <w:tmpl w:val="AEC4389C"/>
@@ -2295,7 +4416,7 @@
       </w:rPr>
     </w:lvl>
   </w:abstractNum>
-  <w:abstractNum w:abstractNumId="20" w15:restartNumberingAfterBreak="0">
+  <w:abstractNum w:abstractNumId="26" w15:restartNumberingAfterBreak="0">
     <w:nsid w:val="4A3934BD"/>
     <w:multiLevelType w:val="hybridMultilevel"/>
     <w:tmpl w:val="EAD6D390"/>
@@ -2381,7 +4502,7 @@
       </w:pPr>
     </w:lvl>
   </w:abstractNum>
-  <w:abstractNum w:abstractNumId="21" w15:restartNumberingAfterBreak="0">
+  <w:abstractNum w:abstractNumId="27" w15:restartNumberingAfterBreak="0">
     <w:nsid w:val="4E5C5BF6"/>
     <w:multiLevelType w:val="hybridMultilevel"/>
     <w:tmpl w:val="46CA2E3E"/>
@@ -2470,7 +4591,7 @@
       </w:pPr>
     </w:lvl>
   </w:abstractNum>
-  <w:abstractNum w:abstractNumId="22" w15:restartNumberingAfterBreak="0">
+  <w:abstractNum w:abstractNumId="28" w15:restartNumberingAfterBreak="0">
     <w:nsid w:val="4F4E264F"/>
     <w:multiLevelType w:val="multilevel"/>
     <w:tmpl w:val="8458CDE4"/>
@@ -2600,7 +4721,7 @@
       </w:rPr>
     </w:lvl>
   </w:abstractNum>
-  <w:abstractNum w:abstractNumId="23" w15:restartNumberingAfterBreak="0">
+  <w:abstractNum w:abstractNumId="29" w15:restartNumberingAfterBreak="0">
     <w:nsid w:val="51F27C7D"/>
     <w:multiLevelType w:val="hybridMultilevel"/>
     <w:tmpl w:val="581A55C2"/>
@@ -2689,7 +4810,7 @@
       </w:pPr>
     </w:lvl>
   </w:abstractNum>
-  <w:abstractNum w:abstractNumId="24" w15:restartNumberingAfterBreak="0">
+  <w:abstractNum w:abstractNumId="30" w15:restartNumberingAfterBreak="0">
     <w:nsid w:val="52390DE1"/>
     <w:multiLevelType w:val="hybridMultilevel"/>
     <w:tmpl w:val="432090FA"/>
@@ -2775,7 +4896,7 @@
       </w:pPr>
     </w:lvl>
   </w:abstractNum>
-  <w:abstractNum w:abstractNumId="25" w15:restartNumberingAfterBreak="0">
+  <w:abstractNum w:abstractNumId="31" w15:restartNumberingAfterBreak="0">
     <w:nsid w:val="56E25863"/>
     <w:multiLevelType w:val="hybridMultilevel"/>
     <w:tmpl w:val="D72C4F50"/>
@@ -2866,7 +4987,7 @@
       </w:pPr>
     </w:lvl>
   </w:abstractNum>
-  <w:abstractNum w:abstractNumId="26" w15:restartNumberingAfterBreak="0">
+  <w:abstractNum w:abstractNumId="32" w15:restartNumberingAfterBreak="0">
     <w:nsid w:val="59833B18"/>
     <w:multiLevelType w:val="hybridMultilevel"/>
     <w:tmpl w:val="F47AB5AC"/>
@@ -2955,7 +5076,120 @@
       </w:pPr>
     </w:lvl>
   </w:abstractNum>
-  <w:abstractNum w:abstractNumId="27" w15:restartNumberingAfterBreak="0">
+  <w:abstractNum w:abstractNumId="33" w15:restartNumberingAfterBreak="0">
+    <w:nsid w:val="5A2F11B7"/>
+    <w:multiLevelType w:val="hybridMultilevel"/>
+    <w:tmpl w:val="A72A820A"/>
+    <w:lvl w:ilvl="0" w:tplc="04190001">
+      <w:start w:val="1"/>
+      <w:numFmt w:val="bullet"/>
+      <w:lvlText w:val=""/>
+      <w:lvlJc w:val="left"/>
+      <w:pPr>
+        <w:ind w:left="720" w:hanging="360"/>
+      </w:pPr>
+      <w:rPr>
+        <w:rFonts w:ascii="Symbol" w:hAnsi="Symbol" w:hint="default"/>
+      </w:rPr>
+    </w:lvl>
+    <w:lvl w:ilvl="1" w:tplc="04190003" w:tentative="1">
+      <w:start w:val="1"/>
+      <w:numFmt w:val="bullet"/>
+      <w:lvlText w:val="o"/>
+      <w:lvlJc w:val="left"/>
+      <w:pPr>
+        <w:ind w:left="1440" w:hanging="360"/>
+      </w:pPr>
+      <w:rPr>
+        <w:rFonts w:ascii="Courier New" w:hAnsi="Courier New" w:cs="Courier New" w:hint="default"/>
+      </w:rPr>
+    </w:lvl>
+    <w:lvl w:ilvl="2" w:tplc="04190005" w:tentative="1">
+      <w:start w:val="1"/>
+      <w:numFmt w:val="bullet"/>
+      <w:lvlText w:val=""/>
+      <w:lvlJc w:val="left"/>
+      <w:pPr>
+        <w:ind w:left="2160" w:hanging="360"/>
+      </w:pPr>
+      <w:rPr>
+        <w:rFonts w:ascii="Wingdings" w:hAnsi="Wingdings" w:hint="default"/>
+      </w:rPr>
+    </w:lvl>
+    <w:lvl w:ilvl="3" w:tplc="04190001" w:tentative="1">
+      <w:start w:val="1"/>
+      <w:numFmt w:val="bullet"/>
+      <w:lvlText w:val=""/>
+      <w:lvlJc w:val="left"/>
+      <w:pPr>
+        <w:ind w:left="2880" w:hanging="360"/>
+      </w:pPr>
+      <w:rPr>
+        <w:rFonts w:ascii="Symbol" w:hAnsi="Symbol" w:hint="default"/>
+      </w:rPr>
+    </w:lvl>
+    <w:lvl w:ilvl="4" w:tplc="04190003" w:tentative="1">
+      <w:start w:val="1"/>
+      <w:numFmt w:val="bullet"/>
+      <w:lvlText w:val="o"/>
+      <w:lvlJc w:val="left"/>
+      <w:pPr>
+        <w:ind w:left="3600" w:hanging="360"/>
+      </w:pPr>
+      <w:rPr>
+        <w:rFonts w:ascii="Courier New" w:hAnsi="Courier New" w:cs="Courier New" w:hint="default"/>
+      </w:rPr>
+    </w:lvl>
+    <w:lvl w:ilvl="5" w:tplc="04190005" w:tentative="1">
+      <w:start w:val="1"/>
+      <w:numFmt w:val="bullet"/>
+      <w:lvlText w:val=""/>
+      <w:lvlJc w:val="left"/>
+      <w:pPr>
+        <w:ind w:left="4320" w:hanging="360"/>
+      </w:pPr>
+      <w:rPr>
+        <w:rFonts w:ascii="Wingdings" w:hAnsi="Wingdings" w:hint="default"/>
+      </w:rPr>
+    </w:lvl>
+    <w:lvl w:ilvl="6" w:tplc="04190001" w:tentative="1">
+      <w:start w:val="1"/>
+      <w:numFmt w:val="bullet"/>
+      <w:lvlText w:val=""/>
+      <w:lvlJc w:val="left"/>
+      <w:pPr>
+        <w:ind w:left="5040" w:hanging="360"/>
+      </w:pPr>
+      <w:rPr>
+        <w:rFonts w:ascii="Symbol" w:hAnsi="Symbol" w:hint="default"/>
+      </w:rPr>
+    </w:lvl>
+    <w:lvl w:ilvl="7" w:tplc="04190003" w:tentative="1">
+      <w:start w:val="1"/>
+      <w:numFmt w:val="bullet"/>
+      <w:lvlText w:val="o"/>
+      <w:lvlJc w:val="left"/>
+      <w:pPr>
+        <w:ind w:left="5760" w:hanging="360"/>
+      </w:pPr>
+      <w:rPr>
+        <w:rFonts w:ascii="Courier New" w:hAnsi="Courier New" w:cs="Courier New" w:hint="default"/>
+      </w:rPr>
+    </w:lvl>
+    <w:lvl w:ilvl="8" w:tplc="04190005" w:tentative="1">
+      <w:start w:val="1"/>
+      <w:numFmt w:val="bullet"/>
+      <w:lvlText w:val=""/>
+      <w:lvlJc w:val="left"/>
+      <w:pPr>
+        <w:ind w:left="6480" w:hanging="360"/>
+      </w:pPr>
+      <w:rPr>
+        <w:rFonts w:ascii="Wingdings" w:hAnsi="Wingdings" w:hint="default"/>
+      </w:rPr>
+    </w:lvl>
+  </w:abstractNum>
+  <w:abstractNum w:abstractNumId="34" w15:restartNumberingAfterBreak="0">
     <w:nsid w:val="5C8A5229"/>
     <w:multiLevelType w:val="multilevel"/>
     <w:tmpl w:val="E1E810D4"/>
@@ -3080,7 +5314,7 @@
       </w:rPr>
     </w:lvl>
   </w:abstractNum>
-  <w:abstractNum w:abstractNumId="28" w15:restartNumberingAfterBreak="0">
+  <w:abstractNum w:abstractNumId="35" w15:restartNumberingAfterBreak="0">
     <w:nsid w:val="609C7DEC"/>
     <w:multiLevelType w:val="hybridMultilevel"/>
     <w:tmpl w:val="4C301C84"/>
@@ -3174,7 +5408,120 @@
       </w:pPr>
     </w:lvl>
   </w:abstractNum>
-  <w:abstractNum w:abstractNumId="29" w15:restartNumberingAfterBreak="0">
+  <w:abstractNum w:abstractNumId="36" w15:restartNumberingAfterBreak="0">
+    <w:nsid w:val="636E398C"/>
+    <w:multiLevelType w:val="hybridMultilevel"/>
+    <w:tmpl w:val="F7BEBBFE"/>
+    <w:lvl w:ilvl="0" w:tplc="04190001">
+      <w:start w:val="1"/>
+      <w:numFmt w:val="bullet"/>
+      <w:lvlText w:val=""/>
+      <w:lvlJc w:val="left"/>
+      <w:pPr>
+        <w:ind w:left="1429" w:hanging="360"/>
+      </w:pPr>
+      <w:rPr>
+        <w:rFonts w:ascii="Symbol" w:hAnsi="Symbol" w:hint="default"/>
+      </w:rPr>
+    </w:lvl>
+    <w:lvl w:ilvl="1" w:tplc="04190003" w:tentative="1">
+      <w:start w:val="1"/>
+      <w:numFmt w:val="bullet"/>
+      <w:lvlText w:val="o"/>
+      <w:lvlJc w:val="left"/>
+      <w:pPr>
+        <w:ind w:left="2149" w:hanging="360"/>
+      </w:pPr>
+      <w:rPr>
+        <w:rFonts w:ascii="Courier New" w:hAnsi="Courier New" w:cs="Courier New" w:hint="default"/>
+      </w:rPr>
+    </w:lvl>
+    <w:lvl w:ilvl="2" w:tplc="04190005" w:tentative="1">
+      <w:start w:val="1"/>
+      <w:numFmt w:val="bullet"/>
+      <w:lvlText w:val=""/>
+      <w:lvlJc w:val="left"/>
+      <w:pPr>
+        <w:ind w:left="2869" w:hanging="360"/>
+      </w:pPr>
+      <w:rPr>
+        <w:rFonts w:ascii="Wingdings" w:hAnsi="Wingdings" w:hint="default"/>
+      </w:rPr>
+    </w:lvl>
+    <w:lvl w:ilvl="3" w:tplc="04190001" w:tentative="1">
+      <w:start w:val="1"/>
+      <w:numFmt w:val="bullet"/>
+      <w:lvlText w:val=""/>
+      <w:lvlJc w:val="left"/>
+      <w:pPr>
+        <w:ind w:left="3589" w:hanging="360"/>
+      </w:pPr>
+      <w:rPr>
+        <w:rFonts w:ascii="Symbol" w:hAnsi="Symbol" w:hint="default"/>
+      </w:rPr>
+    </w:lvl>
+    <w:lvl w:ilvl="4" w:tplc="04190003" w:tentative="1">
+      <w:start w:val="1"/>
+      <w:numFmt w:val="bullet"/>
+      <w:lvlText w:val="o"/>
+      <w:lvlJc w:val="left"/>
+      <w:pPr>
+        <w:ind w:left="4309" w:hanging="360"/>
+      </w:pPr>
+      <w:rPr>
+        <w:rFonts w:ascii="Courier New" w:hAnsi="Courier New" w:cs="Courier New" w:hint="default"/>
+      </w:rPr>
+    </w:lvl>
+    <w:lvl w:ilvl="5" w:tplc="04190005" w:tentative="1">
+      <w:start w:val="1"/>
+      <w:numFmt w:val="bullet"/>
+      <w:lvlText w:val=""/>
+      <w:lvlJc w:val="left"/>
+      <w:pPr>
+        <w:ind w:left="5029" w:hanging="360"/>
+      </w:pPr>
+      <w:rPr>
+        <w:rFonts w:ascii="Wingdings" w:hAnsi="Wingdings" w:hint="default"/>
+      </w:rPr>
+    </w:lvl>
+    <w:lvl w:ilvl="6" w:tplc="04190001" w:tentative="1">
+      <w:start w:val="1"/>
+      <w:numFmt w:val="bullet"/>
+      <w:lvlText w:val=""/>
+      <w:lvlJc w:val="left"/>
+      <w:pPr>
+        <w:ind w:left="5749" w:hanging="360"/>
+      </w:pPr>
+      <w:rPr>
+        <w:rFonts w:ascii="Symbol" w:hAnsi="Symbol" w:hint="default"/>
+      </w:rPr>
+    </w:lvl>
+    <w:lvl w:ilvl="7" w:tplc="04190003" w:tentative="1">
+      <w:start w:val="1"/>
+      <w:numFmt w:val="bullet"/>
+      <w:lvlText w:val="o"/>
+      <w:lvlJc w:val="left"/>
+      <w:pPr>
+        <w:ind w:left="6469" w:hanging="360"/>
+      </w:pPr>
+      <w:rPr>
+        <w:rFonts w:ascii="Courier New" w:hAnsi="Courier New" w:cs="Courier New" w:hint="default"/>
+      </w:rPr>
+    </w:lvl>
+    <w:lvl w:ilvl="8" w:tplc="04190005" w:tentative="1">
+      <w:start w:val="1"/>
+      <w:numFmt w:val="bullet"/>
+      <w:lvlText w:val=""/>
+      <w:lvlJc w:val="left"/>
+      <w:pPr>
+        <w:ind w:left="7189" w:hanging="360"/>
+      </w:pPr>
+      <w:rPr>
+        <w:rFonts w:ascii="Wingdings" w:hAnsi="Wingdings" w:hint="default"/>
+      </w:rPr>
+    </w:lvl>
+  </w:abstractNum>
+  <w:abstractNum w:abstractNumId="37" w15:restartNumberingAfterBreak="0">
     <w:nsid w:val="65861803"/>
     <w:multiLevelType w:val="hybridMultilevel"/>
     <w:tmpl w:val="DC02BE1E"/>
@@ -3287,7 +5634,7 @@
       </w:rPr>
     </w:lvl>
   </w:abstractNum>
-  <w:abstractNum w:abstractNumId="30" w15:restartNumberingAfterBreak="0">
+  <w:abstractNum w:abstractNumId="38" w15:restartNumberingAfterBreak="0">
     <w:nsid w:val="6C831BD4"/>
     <w:multiLevelType w:val="hybridMultilevel"/>
     <w:tmpl w:val="A56C8F62"/>
@@ -3376,7 +5723,7 @@
       </w:pPr>
     </w:lvl>
   </w:abstractNum>
-  <w:abstractNum w:abstractNumId="31" w15:restartNumberingAfterBreak="0">
+  <w:abstractNum w:abstractNumId="39" w15:restartNumberingAfterBreak="0">
     <w:nsid w:val="72864530"/>
     <w:multiLevelType w:val="hybridMultilevel"/>
     <w:tmpl w:val="01FA3580"/>
@@ -3490,100 +5837,124 @@
     </w:lvl>
   </w:abstractNum>
   <w:num w:numId="1">
-    <w:abstractNumId w:val="5"/>
+    <w:abstractNumId w:val="7"/>
   </w:num>
   <w:num w:numId="2">
+    <w:abstractNumId w:val="10"/>
+  </w:num>
+  <w:num w:numId="3">
+    <w:abstractNumId w:val="16"/>
+  </w:num>
+  <w:num w:numId="4">
+    <w:abstractNumId w:val="34"/>
+  </w:num>
+  <w:num w:numId="5">
+    <w:abstractNumId w:val="28"/>
+  </w:num>
+  <w:num w:numId="6">
+    <w:abstractNumId w:val="6"/>
+  </w:num>
+  <w:num w:numId="7">
+    <w:abstractNumId w:val="31"/>
+  </w:num>
+  <w:num w:numId="8">
+    <w:abstractNumId w:val="4"/>
+  </w:num>
+  <w:num w:numId="9">
     <w:abstractNumId w:val="8"/>
   </w:num>
-  <w:num w:numId="3">
-    <w:abstractNumId w:val="13"/>
-  </w:num>
-  <w:num w:numId="4">
-    <w:abstractNumId w:val="27"/>
-  </w:num>
-  <w:num w:numId="5">
-    <w:abstractNumId w:val="22"/>
-  </w:num>
-  <w:num w:numId="6">
-    <w:abstractNumId w:val="4"/>
-  </w:num>
-  <w:num w:numId="7">
-    <w:abstractNumId w:val="25"/>
-  </w:num>
-  <w:num w:numId="8">
-    <w:abstractNumId w:val="3"/>
-  </w:num>
-  <w:num w:numId="9">
-    <w:abstractNumId w:val="6"/>
-  </w:num>
   <w:num w:numId="10">
-    <w:abstractNumId w:val="10"/>
+    <w:abstractNumId w:val="12"/>
   </w:num>
   <w:num w:numId="11">
-    <w:abstractNumId w:val="15"/>
+    <w:abstractNumId w:val="20"/>
   </w:num>
   <w:num w:numId="12">
-    <w:abstractNumId w:val="23"/>
+    <w:abstractNumId w:val="29"/>
   </w:num>
   <w:num w:numId="13">
-    <w:abstractNumId w:val="7"/>
+    <w:abstractNumId w:val="9"/>
   </w:num>
   <w:num w:numId="14">
     <w:abstractNumId w:val="0"/>
   </w:num>
   <w:num w:numId="15">
+    <w:abstractNumId w:val="38"/>
+  </w:num>
+  <w:num w:numId="16">
+    <w:abstractNumId w:val="32"/>
+  </w:num>
+  <w:num w:numId="17">
+    <w:abstractNumId w:val="14"/>
+  </w:num>
+  <w:num w:numId="18">
+    <w:abstractNumId w:val="22"/>
+  </w:num>
+  <w:num w:numId="19">
     <w:abstractNumId w:val="30"/>
   </w:num>
-  <w:num w:numId="16">
+  <w:num w:numId="20">
+    <w:abstractNumId w:val="24"/>
+  </w:num>
+  <w:num w:numId="21">
+    <w:abstractNumId w:val="21"/>
+  </w:num>
+  <w:num w:numId="22">
+    <w:abstractNumId w:val="35"/>
+  </w:num>
+  <w:num w:numId="23">
+    <w:abstractNumId w:val="27"/>
+  </w:num>
+  <w:num w:numId="24">
+    <w:abstractNumId w:val="18"/>
+  </w:num>
+  <w:num w:numId="25">
+    <w:abstractNumId w:val="15"/>
+  </w:num>
+  <w:num w:numId="26">
+    <w:abstractNumId w:val="25"/>
+  </w:num>
+  <w:num w:numId="27">
+    <w:abstractNumId w:val="11"/>
+  </w:num>
+  <w:num w:numId="28">
+    <w:abstractNumId w:val="2"/>
+  </w:num>
+  <w:num w:numId="29">
+    <w:abstractNumId w:val="3"/>
+  </w:num>
+  <w:num w:numId="30">
+    <w:abstractNumId w:val="37"/>
+  </w:num>
+  <w:num w:numId="31">
     <w:abstractNumId w:val="26"/>
   </w:num>
-  <w:num w:numId="17">
-    <w:abstractNumId w:val="11"/>
+  <w:num w:numId="32">
+    <w:abstractNumId w:val="39"/>
   </w:num>
-  <w:num w:numId="18">
+  <w:num w:numId="33">
+    <w:abstractNumId w:val="5"/>
+  </w:num>
+  <w:num w:numId="34">
+    <w:abstractNumId w:val="36"/>
+  </w:num>
+  <w:num w:numId="35">
+    <w:abstractNumId w:val="33"/>
+  </w:num>
+  <w:num w:numId="36">
+    <w:abstractNumId w:val="13"/>
+  </w:num>
+  <w:num w:numId="37">
     <w:abstractNumId w:val="17"/>
   </w:num>
-  <w:num w:numId="19">
-    <w:abstractNumId w:val="24"/>
+  <w:num w:numId="38">
+    <w:abstractNumId w:val="23"/>
   </w:num>
-  <w:num w:numId="20">
-    <w:abstractNumId w:val="18"/>
-  </w:num>
-  <w:num w:numId="21">
-    <w:abstractNumId w:val="16"/>
-  </w:num>
-  <w:num w:numId="22">
-    <w:abstractNumId w:val="28"/>
-  </w:num>
-  <w:num w:numId="23">
-    <w:abstractNumId w:val="21"/>
-  </w:num>
-  <w:num w:numId="24">
-    <w:abstractNumId w:val="14"/>
-  </w:num>
-  <w:num w:numId="25">
-    <w:abstractNumId w:val="12"/>
-  </w:num>
-  <w:num w:numId="26">
+  <w:num w:numId="39">
     <w:abstractNumId w:val="19"/>
   </w:num>
-  <w:num w:numId="27">
-    <w:abstractNumId w:val="9"/>
-  </w:num>
-  <w:num w:numId="28">
+  <w:num w:numId="40">
     <w:abstractNumId w:val="1"/>
-  </w:num>
-  <w:num w:numId="29">
-    <w:abstractNumId w:val="2"/>
-  </w:num>
-  <w:num w:numId="30">
-    <w:abstractNumId w:val="29"/>
-  </w:num>
-  <w:num w:numId="31">
-    <w:abstractNumId w:val="20"/>
-  </w:num>
-  <w:num w:numId="32">
-    <w:abstractNumId w:val="31"/>
   </w:num>
   <w:numIdMacAtCleanup w:val="12"/>
 </w:numbering>

--- a/Docs/Основное/РПЗ Диплом ШаруновРД.docx
+++ b/Docs/Основное/РПЗ Диплом ШаруновРД.docx
@@ -413,23 +413,7 @@
           <w:b/>
           <w:bCs/>
         </w:rPr>
-        <w:t xml:space="preserve">Специализированный веб-сервис </w:t>
-      </w:r>
-      <w:proofErr w:type="spellStart"/>
-      <w:r>
-        <w:rPr>
-          <w:b/>
-          <w:bCs/>
-        </w:rPr>
-        <w:t>WishList</w:t>
-      </w:r>
-      <w:proofErr w:type="spellEnd"/>
-      <w:r>
-        <w:rPr>
-          <w:b/>
-          <w:bCs/>
-        </w:rPr>
-        <w:t xml:space="preserve"> </w:t>
+        <w:t xml:space="preserve">Специализированный веб-сервис WishList </w:t>
       </w:r>
     </w:p>
     <w:p>
@@ -516,14 +500,24 @@
       <w:r>
         <w:t xml:space="preserve">Рис. </w:t>
       </w:r>
-      <w:fldSimple w:instr=" SEQ Рис. \* ARABIC ">
-        <w:r>
-          <w:rPr>
-            <w:noProof/>
-          </w:rPr>
-          <w:t>1</w:t>
-        </w:r>
-      </w:fldSimple>
+      <w:r>
+        <w:fldChar w:fldCharType="begin"/>
+      </w:r>
+      <w:r>
+        <w:instrText xml:space="preserve"> SEQ Рис. \* ARABIC </w:instrText>
+      </w:r>
+      <w:r>
+        <w:fldChar w:fldCharType="separate"/>
+      </w:r>
+      <w:r>
+        <w:rPr>
+          <w:noProof/>
+        </w:rPr>
+        <w:t>1</w:t>
+      </w:r>
+      <w:r>
+        <w:fldChar w:fldCharType="end"/>
+      </w:r>
       <w:r>
         <w:t>. Страница со списком желаемого на</w:t>
       </w:r>
@@ -665,14 +659,24 @@
       <w:r>
         <w:t xml:space="preserve">Рис. </w:t>
       </w:r>
-      <w:fldSimple w:instr=" SEQ Рис. \* ARABIC ">
-        <w:r>
-          <w:rPr>
-            <w:noProof/>
-          </w:rPr>
-          <w:t>2</w:t>
-        </w:r>
-      </w:fldSimple>
+      <w:r>
+        <w:fldChar w:fldCharType="begin"/>
+      </w:r>
+      <w:r>
+        <w:instrText xml:space="preserve"> SEQ Рис. \* ARABIC </w:instrText>
+      </w:r>
+      <w:r>
+        <w:fldChar w:fldCharType="separate"/>
+      </w:r>
+      <w:r>
+        <w:rPr>
+          <w:noProof/>
+        </w:rPr>
+        <w:t>2</w:t>
+      </w:r>
+      <w:r>
+        <w:fldChar w:fldCharType="end"/>
+      </w:r>
       <w:r>
         <w:t xml:space="preserve">. Карточка желаемого товара на сайте </w:t>
       </w:r>
@@ -754,39 +758,14 @@
           <w:b/>
           <w:bCs/>
         </w:rPr>
-        <w:t>«</w:t>
-      </w:r>
-      <w:proofErr w:type="spellStart"/>
+        <w:t xml:space="preserve">«Вишлисты» на маркетплейсах </w:t>
+      </w:r>
       <w:r>
         <w:rPr>
           <w:b/>
           <w:bCs/>
         </w:rPr>
-        <w:t>Вишлисты</w:t>
-      </w:r>
-      <w:proofErr w:type="spellEnd"/>
-      <w:r>
-        <w:rPr>
-          <w:b/>
-          <w:bCs/>
-        </w:rPr>
-        <w:t xml:space="preserve">» на маркетплейсах </w:t>
-      </w:r>
-      <w:proofErr w:type="spellStart"/>
-      <w:r>
-        <w:rPr>
-          <w:b/>
-          <w:bCs/>
-        </w:rPr>
-        <w:t>Яндекс.Маркет</w:t>
-      </w:r>
-      <w:proofErr w:type="spellEnd"/>
-      <w:r>
-        <w:rPr>
-          <w:b/>
-          <w:bCs/>
-        </w:rPr>
-        <w:t xml:space="preserve"> </w:t>
+        <w:t xml:space="preserve">Яндекс.Маркет </w:t>
       </w:r>
       <w:r>
         <w:rPr>
@@ -800,23 +779,7 @@
           <w:b/>
           <w:bCs/>
         </w:rPr>
-        <w:t xml:space="preserve"> </w:t>
-      </w:r>
-      <w:proofErr w:type="spellStart"/>
-      <w:r>
-        <w:rPr>
-          <w:b/>
-          <w:bCs/>
-        </w:rPr>
-        <w:t>Ozon</w:t>
-      </w:r>
-      <w:proofErr w:type="spellEnd"/>
-      <w:r>
-        <w:rPr>
-          <w:b/>
-          <w:bCs/>
-        </w:rPr>
-        <w:t xml:space="preserve"> </w:t>
+        <w:t xml:space="preserve"> Ozon </w:t>
       </w:r>
     </w:p>
     <w:p>
@@ -945,24 +908,26 @@
       <w:r>
         <w:t xml:space="preserve">Рис. </w:t>
       </w:r>
-      <w:fldSimple w:instr=" SEQ Рис. \* ARABIC ">
-        <w:r>
-          <w:rPr>
-            <w:noProof/>
-          </w:rPr>
-          <w:t>3</w:t>
-        </w:r>
-      </w:fldSimple>
-      <w:r>
-        <w:t xml:space="preserve">. Списки желаемого на </w:t>
-      </w:r>
-      <w:proofErr w:type="spellStart"/>
-      <w:r>
-        <w:t>Яндекс.Маркет</w:t>
-      </w:r>
-      <w:proofErr w:type="spellEnd"/>
-      <w:r>
-        <w:t xml:space="preserve"> и </w:t>
+      <w:r>
+        <w:fldChar w:fldCharType="begin"/>
+      </w:r>
+      <w:r>
+        <w:instrText xml:space="preserve"> SEQ Рис. \* ARABIC </w:instrText>
+      </w:r>
+      <w:r>
+        <w:fldChar w:fldCharType="separate"/>
+      </w:r>
+      <w:r>
+        <w:rPr>
+          <w:noProof/>
+        </w:rPr>
+        <w:t>3</w:t>
+      </w:r>
+      <w:r>
+        <w:fldChar w:fldCharType="end"/>
+      </w:r>
+      <w:r>
+        <w:t xml:space="preserve">. Списки желаемого на Яндекс.Маркет и </w:t>
       </w:r>
       <w:r>
         <w:rPr>
@@ -1074,15 +1039,7 @@
         </w:numPr>
       </w:pPr>
       <w:r>
-        <w:t xml:space="preserve">Жесткая привязка к ассортименту площадки (в </w:t>
-      </w:r>
-      <w:proofErr w:type="spellStart"/>
-      <w:r>
-        <w:t>Яндекс.Маркет</w:t>
-      </w:r>
-      <w:proofErr w:type="spellEnd"/>
-      <w:r>
-        <w:t>).</w:t>
+        <w:t>Жесткая привязка к ассортименту площадки (в Яндекс.Маркет).</w:t>
       </w:r>
     </w:p>
     <w:p>
@@ -1233,14 +1190,24 @@
       <w:r>
         <w:t xml:space="preserve">Рис. </w:t>
       </w:r>
-      <w:fldSimple w:instr=" SEQ Рис. \* ARABIC ">
-        <w:r>
-          <w:rPr>
-            <w:noProof/>
-          </w:rPr>
-          <w:t>4</w:t>
-        </w:r>
-      </w:fldSimple>
+      <w:r>
+        <w:fldChar w:fldCharType="begin"/>
+      </w:r>
+      <w:r>
+        <w:instrText xml:space="preserve"> SEQ Рис. \* ARABIC </w:instrText>
+      </w:r>
+      <w:r>
+        <w:fldChar w:fldCharType="separate"/>
+      </w:r>
+      <w:r>
+        <w:rPr>
+          <w:noProof/>
+        </w:rPr>
+        <w:t>4</w:t>
+      </w:r>
+      <w:r>
+        <w:fldChar w:fldCharType="end"/>
+      </w:r>
       <w:r>
         <w:t>. "Желания" в социальной сети ВКонтакте</w:t>
       </w:r>
@@ -1505,6 +1472,175 @@
           <w:numId w:val="40"/>
         </w:numPr>
       </w:pPr>
+      <w:r>
+        <w:t>Анализ функциональных требований к системе организации праздничных списков желаемого.</w:t>
+      </w:r>
+    </w:p>
+    <w:p>
+      <w:pPr>
+        <w:pStyle w:val="ab"/>
+        <w:numPr>
+          <w:ilvl w:val="0"/>
+          <w:numId w:val="40"/>
+        </w:numPr>
+      </w:pPr>
+      <w:r>
+        <w:t>Идентификация возможных ограничений и требований к проектируемому приложению.</w:t>
+      </w:r>
+    </w:p>
+    <w:p>
+      <w:pPr>
+        <w:pStyle w:val="ab"/>
+        <w:numPr>
+          <w:ilvl w:val="0"/>
+          <w:numId w:val="40"/>
+        </w:numPr>
+      </w:pPr>
+      <w:r>
+        <w:lastRenderedPageBreak/>
+        <w:t>Разработка архитектуры приложения, включающей описание основных компонентов и механизмов их взаимодействия.</w:t>
+      </w:r>
+    </w:p>
+    <w:p>
+      <w:pPr>
+        <w:pStyle w:val="ab"/>
+        <w:numPr>
+          <w:ilvl w:val="0"/>
+          <w:numId w:val="40"/>
+        </w:numPr>
+      </w:pPr>
+      <w:r>
+        <w:t>Проектирование структуры базы данных для хранения информации о пользователях, списках желаний</w:t>
+      </w:r>
+      <w:r>
+        <w:t xml:space="preserve"> и</w:t>
+      </w:r>
+      <w:r>
+        <w:t xml:space="preserve"> карточках подарков.</w:t>
+      </w:r>
+    </w:p>
+    <w:p>
+      <w:pPr>
+        <w:pStyle w:val="ab"/>
+        <w:numPr>
+          <w:ilvl w:val="0"/>
+          <w:numId w:val="40"/>
+        </w:numPr>
+      </w:pPr>
+      <w:r>
+        <w:t>Разработка алгоритмов обработки</w:t>
+      </w:r>
+      <w:r>
+        <w:t xml:space="preserve"> и анализа</w:t>
+      </w:r>
+      <w:r>
+        <w:t xml:space="preserve"> информации</w:t>
+      </w:r>
+      <w:r>
+        <w:t xml:space="preserve"> о списках желаемого и карточках подарко</w:t>
+      </w:r>
+      <w:r>
+        <w:t>в</w:t>
+      </w:r>
+      <w:r>
+        <w:t>.</w:t>
+      </w:r>
+    </w:p>
+    <w:p>
+      <w:pPr>
+        <w:pStyle w:val="ab"/>
+        <w:numPr>
+          <w:ilvl w:val="0"/>
+          <w:numId w:val="40"/>
+        </w:numPr>
+      </w:pPr>
+      <w:r>
+        <w:t>Проектирование пользовательского интерфейса системы с учетом требований эргономики, доступности и современных тенденций в области дизайна веб-приложений и мессенджеров.</w:t>
+      </w:r>
+    </w:p>
+    <w:p>
+      <w:pPr>
+        <w:pStyle w:val="ab"/>
+        <w:numPr>
+          <w:ilvl w:val="0"/>
+          <w:numId w:val="40"/>
+        </w:numPr>
+      </w:pPr>
+      <w:r>
+        <w:t>Обеспечение безопасности хранения и обработки данных, включая защиту персональных данных пользователей</w:t>
+      </w:r>
+      <w:r>
+        <w:t>.</w:t>
+      </w:r>
+    </w:p>
+    <w:p>
+      <w:pPr>
+        <w:pStyle w:val="ab"/>
+        <w:numPr>
+          <w:ilvl w:val="0"/>
+          <w:numId w:val="40"/>
+        </w:numPr>
+      </w:pPr>
+      <w:r>
+        <w:t>Разработка функционала для реализации операций бронирования подарков с системой видимости статусов, исключающей дублирование дарения.</w:t>
+      </w:r>
+    </w:p>
+    <w:p>
+      <w:pPr>
+        <w:pStyle w:val="ab"/>
+        <w:numPr>
+          <w:ilvl w:val="0"/>
+          <w:numId w:val="40"/>
+        </w:numPr>
+      </w:pPr>
+      <w:r>
+        <w:t>Реализация модуля разделения стоимости подарка.</w:t>
+      </w:r>
+    </w:p>
+    <w:p>
+      <w:pPr>
+        <w:pStyle w:val="ab"/>
+        <w:numPr>
+          <w:ilvl w:val="0"/>
+          <w:numId w:val="40"/>
+        </w:numPr>
+      </w:pPr>
+      <w:r>
+        <w:t>Тестирование разработанного веб-приложения и отладка выявленных ошибок и недоработок.</w:t>
+      </w:r>
+    </w:p>
+    <w:p>
+      <w:pPr>
+        <w:pStyle w:val="ab"/>
+        <w:numPr>
+          <w:ilvl w:val="0"/>
+          <w:numId w:val="40"/>
+        </w:numPr>
+      </w:pPr>
+      <w:r>
+        <w:t xml:space="preserve">Внесение доработок и усовершенствование </w:t>
+      </w:r>
+      <w:r>
+        <w:t>на основе результатов тестирования.</w:t>
+      </w:r>
+      <w:r>
+        <w:t xml:space="preserve"> </w:t>
+      </w:r>
+      <w:r>
+        <w:t>и обратной связи от пользователей.</w:t>
+      </w:r>
+    </w:p>
+    <w:p>
+      <w:pPr>
+        <w:pStyle w:val="ab"/>
+        <w:numPr>
+          <w:ilvl w:val="0"/>
+          <w:numId w:val="40"/>
+        </w:numPr>
+      </w:pPr>
+      <w:r>
+        <w:t>Подготовка проектной документации, включая техническое задание, руководство пользователя и пояснительную записку.</w:t>
+      </w:r>
     </w:p>
     <w:sectPr>
       <w:footerReference w:type="default" r:id="rId13"/>
@@ -6449,7 +6585,6 @@
   <w:style w:type="character" w:default="1" w:styleId="a8">
     <w:name w:val="Default Paragraph Font"/>
     <w:uiPriority w:val="1"/>
-    <w:semiHidden/>
     <w:unhideWhenUsed/>
   </w:style>
   <w:style w:type="table" w:default="1" w:styleId="a9">

--- a/Docs/Основное/РПЗ Диплом ШаруновРД.docx
+++ b/Docs/Основное/РПЗ Диплом ШаруновРД.docx
@@ -1621,7 +1621,7 @@
         <w:t xml:space="preserve">Внесение доработок и усовершенствование </w:t>
       </w:r>
       <w:r>
-        <w:t>на основе результатов тестирования.</w:t>
+        <w:t>на основе результатов тестирования</w:t>
       </w:r>
       <w:r>
         <w:t xml:space="preserve"> </w:t>
@@ -1642,8 +1642,1080 @@
         <w:t>Подготовка проектной документации, включая техническое задание, руководство пользователя и пояснительную записку.</w:t>
       </w:r>
     </w:p>
+    <w:p>
+      <w:pPr>
+        <w:pStyle w:val="a3"/>
+      </w:pPr>
+      <w:r>
+        <w:t>Обоснование выбора инструментов и платформы разработки</w:t>
+      </w:r>
+    </w:p>
+    <w:p>
+      <w:pPr>
+        <w:pStyle w:val="ab"/>
+      </w:pPr>
+      <w:r>
+        <w:t>Для разработки сервиса организации праздничных списков желаемого с модулем интеллектуальной генерации идей необходимы современные и эффективные инструменты и платформа. В этом разделе будут представлены основные причины выбора технологий для реализации системы, обеспечивающей не только базовый функционал управления списками, но и сложные алгоритмы рекомендательной обработки данных.</w:t>
+      </w:r>
+    </w:p>
+    <w:p>
+      <w:pPr>
+        <w:pStyle w:val="ab"/>
+        <w:spacing w:before="240"/>
+      </w:pPr>
+      <w:r>
+        <w:t>1. Архитектура системы</w:t>
+      </w:r>
+    </w:p>
+    <w:p>
+      <w:pPr>
+        <w:pStyle w:val="ab"/>
+      </w:pPr>
+      <w:r>
+        <w:lastRenderedPageBreak/>
+        <w:t xml:space="preserve">При выборе инструментов и платформы разработки необходимо составить общую архитектурную схему системы. На основе описания предметной области и требований к интеллектуальным функциям (генерация идей, персонализированный подбор), можно выделить </w:t>
+      </w:r>
+      <w:r>
+        <w:t>3</w:t>
+      </w:r>
+      <w:r>
+        <w:t xml:space="preserve"> главных элемента системы: </w:t>
+      </w:r>
+      <w:r>
+        <w:t>интернет-приложение</w:t>
+      </w:r>
+      <w:r>
+        <w:t>, модуль интеллектуальной обработки и база данных (рис. X).</w:t>
+      </w:r>
+    </w:p>
+    <w:p>
+      <w:pPr>
+        <w:pStyle w:val="ab"/>
+        <w:spacing w:before="240"/>
+      </w:pPr>
+      <w:r>
+        <w:t>2. Архитектура интернет-приложения</w:t>
+      </w:r>
+    </w:p>
+    <w:p>
+      <w:pPr>
+        <w:pStyle w:val="ab"/>
+      </w:pPr>
+      <w:r>
+        <w:t>Интернет-приложение является основным элементом системы, отвечающим за реализацию функционала организации праздничных списков желаемого и взаимодействие с пользователем. В его задачи входит управление списками подарков, реализация механизмов бронирования и организация совместного участия в покупке подарка. Важной особенностью является интеграция с внешними платформами: авторизация и получение базовых данных профиля</w:t>
+      </w:r>
+      <w:r>
+        <w:t xml:space="preserve"> </w:t>
+      </w:r>
+      <w:r>
+        <w:t xml:space="preserve">осуществляются через инструменты социальной сети или мессенджера, в который встроен сервис. Внутренняя настройка аккаунта ограничивается пользовательскими предпочтениями для работы алгоритмов рекомендаций и настройками приватности. Функция разделения стоимости подарка реализована в упрощенном виде: система фиксирует намерение пользователей объединить средства и отображает эту информацию </w:t>
+      </w:r>
+      <w:r>
+        <w:t>другим участникам мероприятия</w:t>
+      </w:r>
+      <w:r>
+        <w:t>, однако финансовые транзакции и договоренности происходят вне приложения</w:t>
+      </w:r>
+      <w:r>
+        <w:t>.</w:t>
+      </w:r>
+    </w:p>
+    <w:p>
+      <w:pPr>
+        <w:pStyle w:val="ab"/>
+      </w:pPr>
+      <w:r>
+        <w:t>Для построения интернет-приложения была выбрана клиент-серверная модель. Клиент-серверная архитектура — это подход к организации вычислительных систем, при котором функции разделены между поставщиком услуг (сервером) и потребителем (клиентом). Клиент отвечает за отображение интерфейса и передачу действий пользователя, а сервер обрабатывает запросы, хранит данные и выполняет логические операции, включая работу алгоритмов подбора подарков.</w:t>
+      </w:r>
+    </w:p>
+    <w:p>
+      <w:pPr>
+        <w:pStyle w:val="ab"/>
+      </w:pPr>
+      <w:r>
+        <w:t>Выбор данной архитектуры обоснован следующими факторами:</w:t>
+      </w:r>
+    </w:p>
+    <w:p>
+      <w:pPr>
+        <w:pStyle w:val="ab"/>
+        <w:numPr>
+          <w:ilvl w:val="0"/>
+          <w:numId w:val="41"/>
+        </w:numPr>
+      </w:pPr>
+      <w:r>
+        <w:t>Безопасность данных</w:t>
+      </w:r>
+      <w:r>
+        <w:t>.</w:t>
+      </w:r>
+      <w:r>
+        <w:t xml:space="preserve"> Основная логика работы и хранение информации о подарках и предпочтениях пользователей сосредоточены на </w:t>
+      </w:r>
+      <w:r>
+        <w:lastRenderedPageBreak/>
+        <w:t>сервере, что защищает данные от несанкционированного доступа и модификации со стороны клиента.</w:t>
+      </w:r>
+    </w:p>
+    <w:p>
+      <w:pPr>
+        <w:pStyle w:val="ab"/>
+        <w:numPr>
+          <w:ilvl w:val="0"/>
+          <w:numId w:val="41"/>
+        </w:numPr>
+      </w:pPr>
+      <w:r>
+        <w:t>Масштабируемость и производительность</w:t>
+      </w:r>
+      <w:r>
+        <w:t>.</w:t>
+      </w:r>
+      <w:r>
+        <w:t xml:space="preserve"> </w:t>
+      </w:r>
+      <w:r>
+        <w:t>С</w:t>
+      </w:r>
+      <w:r>
+        <w:t>ложные задачи</w:t>
+      </w:r>
+      <w:r>
+        <w:t xml:space="preserve"> для вычислений</w:t>
+      </w:r>
+      <w:r>
+        <w:t>, такие как генерация идей и анализ интересов, выполняются на стороне сервера. Это позволяет использовать ресурсоемкие алгоритмы рекомендаций без нагрузки на устройства пользователей, обеспечивая быструю работу даже на мобильных гаджетах.</w:t>
+      </w:r>
+    </w:p>
+    <w:p>
+      <w:pPr>
+        <w:pStyle w:val="ab"/>
+        <w:numPr>
+          <w:ilvl w:val="0"/>
+          <w:numId w:val="41"/>
+        </w:numPr>
+      </w:pPr>
+      <w:r>
+        <w:t>Кроссплатформенность</w:t>
+      </w:r>
+      <w:r>
+        <w:t>.</w:t>
+      </w:r>
+      <w:r>
+        <w:t xml:space="preserve"> Разделение на клиент и сервер позволяет создать единый программный модуль, который может быть подключен к различным платформам через стандартные протоколы обмена данными. Пользователь получает доступ к одному и тому же функционалу независимо от устройства входа.</w:t>
+      </w:r>
+    </w:p>
+    <w:p>
+      <w:pPr>
+        <w:pStyle w:val="ab"/>
+      </w:pPr>
+      <w:r>
+        <w:t>Система базируется на сервере, который обрабатывает входящие запросы от клиентов, управляет состоянием списков подарков, фиксирует брони и взаимодействует с модулем интеллектуальной обработки для формирования рекомендаций. Здесь реализуется вся ключевая бизнес-логика приложения.</w:t>
+      </w:r>
+    </w:p>
+    <w:p>
+      <w:pPr>
+        <w:pStyle w:val="ab"/>
+      </w:pPr>
+      <w:r>
+        <w:t>Клиентская часть представляет собой интерфейс, через который пользователь взаимодействует с системой. Она отображает списки, карточки подарков, результаты работы алгоритмов подбора и позволяет управлять своими предпочтениями. Такой подход обеспечивает удобство использования, быстрый отклик интерфейса и возможность оперативного обновления визуальной части без изменения серверной логики.</w:t>
+      </w:r>
+    </w:p>
+    <w:p>
+      <w:pPr>
+        <w:pStyle w:val="ab"/>
+        <w:spacing w:before="240"/>
+      </w:pPr>
+      <w:r>
+        <w:t>3. Инструменты создания веб-приложения</w:t>
+      </w:r>
+    </w:p>
+    <w:p>
+      <w:pPr>
+        <w:pStyle w:val="ab"/>
+      </w:pPr>
+      <w:r>
+        <w:t>Для реализации серверной части интернет-приложения выбран язык программирования Python версии 3.10 или выше. Выбор данного языка обусловлен несколькими ключевыми факторами, критичными для разрабатываемой системы:</w:t>
+      </w:r>
+    </w:p>
+    <w:p>
+      <w:pPr>
+        <w:pStyle w:val="ab"/>
+      </w:pPr>
+      <w:r>
+        <w:t xml:space="preserve">Интеграция с интеллектуальным модулем. Поскольку ядром проекта является система рекомендаций и генерации идей подарков, использование единого </w:t>
+      </w:r>
+      <w:r>
+        <w:lastRenderedPageBreak/>
+        <w:t>языка программирования для веб-сервера и модуля искусственного интеллекта значительно упрощает архитектуру. Это позволяет напрямую импортировать библиотеки машинного обучения (такие как scikit-learn, pandas, numpy) в основной код приложения или организовать эффективное межпроцессное взаимодействие без необходимости создания сложных сетевых шлюзов между разнородными средами (например, между Node.js и Python).</w:t>
+      </w:r>
+    </w:p>
+    <w:p>
+      <w:pPr>
+        <w:pStyle w:val="ab"/>
+      </w:pPr>
+      <w:r>
+        <w:t>Экосистема для работы с данными. Python обладает наиболее развитой экосистемой библиотек для анализа данных и обработки естественного языка (NLP), что необходимо для реализации функций анализа интересов пользователей и семантического поиска подарков.</w:t>
+      </w:r>
+    </w:p>
+    <w:p>
+      <w:pPr>
+        <w:pStyle w:val="ab"/>
+      </w:pPr>
+      <w:r>
+        <w:t>Скорость разработки и читаемость. Высокий уровень абстракции и лаконичный синтаксис Python позволяют быстро реализовывать сложную бизнес-логику, такую как управление статусами бронирования и алгоритмы распределения затрат, снижая вероятность ошибок при разработке.</w:t>
+      </w:r>
+    </w:p>
+    <w:p>
+      <w:pPr>
+        <w:pStyle w:val="ab"/>
+      </w:pPr>
+      <w:r>
+        <w:t>В качестве основного веб-фреймворка для построения API выбран FastAPI. Это современный высокопроизводительный фреймворк для создания веб-приложений на основе стандартов Python 3.6+.</w:t>
+      </w:r>
+    </w:p>
+    <w:p>
+      <w:pPr>
+        <w:pStyle w:val="ab"/>
+      </w:pPr>
+      <w:r>
+        <w:t>FastAPI поддерживает асинхронный ввод-вывод (async/await), что позволяет серверу эффективно обрабатывать большое количество одновременных подключений от клиентов. Это особенно важно при выполнении длительных операций, таких как запросы к базе данных или ожидание ответов от алгоритмов рекомендательной системы, не блокируя обработку других пользовательских запросов.</w:t>
+      </w:r>
+    </w:p>
+    <w:p>
+      <w:pPr>
+        <w:pStyle w:val="ab"/>
+      </w:pPr>
+      <w:r>
+        <w:t>Фреймворк автоматически генерирует интерактивную документацию API (на базе Swagger UI и ReDoc) непосредственно из кода. Это ускоряет процесс разработки клиентской части, так как фронтенд-разработчик всегда имеет актуальное описание всех доступных эндпоинтов, форматов запросов и ответов.</w:t>
+      </w:r>
+    </w:p>
+    <w:p>
+      <w:pPr>
+        <w:pStyle w:val="ab"/>
+      </w:pPr>
+      <w:r>
+        <w:t xml:space="preserve">Благодаря встроенной поддержке библиотеки Pydantic, FastAPI обеспечивает строгую типизацию и автоматическую валидацию входящих и исходящих данных. Это гарантирует, что информация о подарках, пользователях и списках </w:t>
+      </w:r>
+      <w:r>
+        <w:lastRenderedPageBreak/>
+        <w:t>будет соответствовать ожидаемой структуре, предотвращая ошибки на уровне базы данных и повышая общую надежность системы.</w:t>
+      </w:r>
+    </w:p>
+    <w:p>
+      <w:pPr>
+        <w:pStyle w:val="ab"/>
+      </w:pPr>
+      <w:r>
+        <w:t>Благодаря использованию движка Starlette и поддержке асинхронности, FastAPI демонстрирует показатели производительности, сопоставимые с высоконагруженными решениями на Node.js или Go, что делает его подходящим выбором для проектов с требованием масштабируемости [].</w:t>
+      </w:r>
+    </w:p>
+    <w:p>
+      <w:pPr>
+        <w:pStyle w:val="ab"/>
+      </w:pPr>
+      <w:r>
+        <w:t>Для взаимодействия с базой данных выбрана библиотека SQLAlchemy, являющаяся одной из самых популярных ORM (Object-Relational Mapping) систем для Python. Она позволяет работать с данными базы как с объектами языка программирования, скрывая сложные SQL-запросы внутри кода.</w:t>
+      </w:r>
+    </w:p>
+    <w:p>
+      <w:pPr>
+        <w:pStyle w:val="ab"/>
+      </w:pPr>
+      <w:r>
+        <w:t xml:space="preserve">Использование SQLAlchemy упрощает разработку, делая код более читаемым и поддерживаемым. Поддержка асинхронного режима критически важна для </w:t>
+      </w:r>
+      <w:r>
+        <w:t>интеллектуальной системы</w:t>
+      </w:r>
+      <w:r>
+        <w:t>, так как позволяет серверу обрабатывать запросы к базе данных без блокировки выполнения других операций, что повышает общую пропускную способность системы при работе с рекомендательным модулем.</w:t>
+      </w:r>
+    </w:p>
+    <w:p>
+      <w:pPr>
+        <w:pStyle w:val="ab"/>
+      </w:pPr>
+      <w:r>
+        <w:t>В паре с SQLAlchemy используется инструмент миграции баз данных Alembic. Он предназначен для управления изменениями в структуре базы данных в процессе разработки и эксплуатации.</w:t>
+      </w:r>
+    </w:p>
+    <w:p>
+      <w:pPr>
+        <w:pStyle w:val="ab"/>
+      </w:pPr>
+      <w:r>
+        <w:t>Alembic позволяет версионировать структуру базы данных, автоматически создавая скрипты для обновления схемы. Это гарантирует целостность данных при переходе между версиями приложения и упрощает развертывание проекта на разных серверах.</w:t>
+      </w:r>
+    </w:p>
+    <w:p>
+      <w:pPr>
+        <w:pStyle w:val="ab"/>
+      </w:pPr>
+      <w:r>
+        <w:t>Для валидации входящих и исходящих данных используется библиотека Pydantic. Она позволяет описывать структуры данных с помощью типов Python и автоматически проверять их соответствие при получении запросов от клиента.</w:t>
+      </w:r>
+      <w:r>
+        <w:t xml:space="preserve"> </w:t>
+      </w:r>
+      <w:r>
+        <w:t>Строгая типизация данных снижает количество ошибок, связанных с некорректным форматом информации.</w:t>
+      </w:r>
+    </w:p>
+    <w:p>
+      <w:pPr>
+        <w:pStyle w:val="ab"/>
+      </w:pPr>
+      <w:r>
+        <w:t xml:space="preserve">Библиотека Passlib предоставляет унифицированный интерфейс для работы с различными алгоритмами хеширования, однако для защиты критически </w:t>
+      </w:r>
+      <w:r>
+        <w:lastRenderedPageBreak/>
+        <w:t>важных данных в разрабатываемой системе (токенов доступа, секретных ключей интеграции с внешними API) выбран алгоритм bcrypt. Данный выбор обусловлен высокой устойчивостью bcrypt к атакам полного перебора (brute-force) и использованию радужных таблиц.</w:t>
+      </w:r>
+    </w:p>
+    <w:p>
+      <w:pPr>
+        <w:pStyle w:val="ab"/>
+      </w:pPr>
+      <w:r>
+        <w:t>Принцип работы алгоритма bcrypt основан на адаптивной функции хеширования, использующей модифицированный алгоритм шифрования Blowfish. Входными данными для функции являются:</w:t>
+      </w:r>
+    </w:p>
+    <w:p>
+      <w:pPr>
+        <w:pStyle w:val="ab"/>
+        <w:numPr>
+          <w:ilvl w:val="0"/>
+          <w:numId w:val="42"/>
+        </w:numPr>
+      </w:pPr>
+      <w:r>
+        <w:t>Строка исходных данных (например, токен или ключ), длина которой ограничена 72 байтами.</w:t>
+      </w:r>
+    </w:p>
+    <w:p>
+      <w:pPr>
+        <w:pStyle w:val="ab"/>
+        <w:numPr>
+          <w:ilvl w:val="0"/>
+          <w:numId w:val="42"/>
+        </w:numPr>
+      </w:pPr>
+      <w:r>
+        <w:t>Параметр сложности (cost), определяющий количество раундов вычислений (</w:t>
+      </w:r>
+      <w:r>
+        <w:t>2</w:t>
+      </w:r>
+      <w:r>
+        <w:rPr>
+          <w:vertAlign w:val="superscript"/>
+          <w:lang w:val="en-US"/>
+        </w:rPr>
+        <w:t>cost</w:t>
+      </w:r>
+      <w:r>
+        <w:t>).</w:t>
+      </w:r>
+    </w:p>
+    <w:p>
+      <w:pPr>
+        <w:pStyle w:val="ab"/>
+        <w:numPr>
+          <w:ilvl w:val="0"/>
+          <w:numId w:val="42"/>
+        </w:numPr>
+      </w:pPr>
+      <w:r>
+        <w:t>Случайное значение «соли» (salt) длиной 16 байт (128 бит), генерируемое криптографически стойким генератором случайных чисел для каждого уникального хеша.</w:t>
+      </w:r>
+    </w:p>
+    <w:p>
+      <w:pPr>
+        <w:pStyle w:val="ab"/>
+      </w:pPr>
+      <w:r>
+        <w:t>На выходе алгоритм формирует хеш длиной 24 байта (192 бита). Конечная строка результата имеет строго определенную структуру:</w:t>
+      </w:r>
+    </w:p>
+    <w:p>
+      <w:pPr>
+        <w:pStyle w:val="ab"/>
+        <w:rPr>
+          <w:lang w:val="en-US"/>
+        </w:rPr>
+      </w:pPr>
+      <w:r>
+        <w:rPr>
+          <w:lang w:val="en-US"/>
+        </w:rPr>
+        <w:t>$2&lt;</w:t>
+      </w:r>
+      <w:r>
+        <w:rPr>
+          <w:lang w:val="en-US"/>
+        </w:rPr>
+        <w:t>a</w:t>
+      </w:r>
+      <w:r>
+        <w:rPr>
+          <w:lang w:val="en-US"/>
+        </w:rPr>
+        <w:t>/</w:t>
+      </w:r>
+      <w:r>
+        <w:rPr>
+          <w:lang w:val="en-US"/>
+        </w:rPr>
+        <w:t>b</w:t>
+      </w:r>
+      <w:r>
+        <w:rPr>
+          <w:lang w:val="en-US"/>
+        </w:rPr>
+        <w:t>/</w:t>
+      </w:r>
+      <w:r>
+        <w:rPr>
+          <w:lang w:val="en-US"/>
+        </w:rPr>
+        <w:t>x</w:t>
+      </w:r>
+      <w:r>
+        <w:rPr>
+          <w:lang w:val="en-US"/>
+        </w:rPr>
+        <w:t>/</w:t>
+      </w:r>
+      <w:r>
+        <w:rPr>
+          <w:lang w:val="en-US"/>
+        </w:rPr>
+        <w:t>y</w:t>
+      </w:r>
+      <w:r>
+        <w:rPr>
+          <w:lang w:val="en-US"/>
+        </w:rPr>
+        <w:t>&gt;$[</w:t>
+      </w:r>
+      <w:r>
+        <w:rPr>
+          <w:lang w:val="en-US"/>
+        </w:rPr>
+        <w:t>cost</w:t>
+      </w:r>
+      <w:r>
+        <w:rPr>
+          <w:lang w:val="en-US"/>
+        </w:rPr>
+        <w:t xml:space="preserve">]$(22 </w:t>
+      </w:r>
+      <w:r>
+        <w:rPr>
+          <w:lang w:val="en-US"/>
+        </w:rPr>
+        <w:t>character</w:t>
+      </w:r>
+      <w:r>
+        <w:rPr>
+          <w:lang w:val="en-US"/>
+        </w:rPr>
+        <w:t xml:space="preserve"> </w:t>
+      </w:r>
+      <w:r>
+        <w:rPr>
+          <w:lang w:val="en-US"/>
+        </w:rPr>
+        <w:t>salt</w:t>
+      </w:r>
+      <w:r>
+        <w:rPr>
+          <w:lang w:val="en-US"/>
+        </w:rPr>
+        <w:t xml:space="preserve">)(31 </w:t>
+      </w:r>
+      <w:r>
+        <w:rPr>
+          <w:lang w:val="en-US"/>
+        </w:rPr>
+        <w:t>character</w:t>
+      </w:r>
+      <w:r>
+        <w:rPr>
+          <w:lang w:val="en-US"/>
+        </w:rPr>
+        <w:t xml:space="preserve"> </w:t>
+      </w:r>
+      <w:r>
+        <w:rPr>
+          <w:lang w:val="en-US"/>
+        </w:rPr>
+        <w:t>hash</w:t>
+      </w:r>
+      <w:r>
+        <w:rPr>
+          <w:lang w:val="en-US"/>
+        </w:rPr>
+        <w:t>)</w:t>
+      </w:r>
+    </w:p>
+    <w:p>
+      <w:pPr>
+        <w:pStyle w:val="ab"/>
+      </w:pPr>
+      <w:r>
+        <w:t xml:space="preserve">Например, при вводе пароля abc123xyz, </w:t>
+      </w:r>
+      <w:r>
+        <w:rPr>
+          <w:lang w:val="en-US"/>
+        </w:rPr>
+        <w:t>cost</w:t>
+      </w:r>
+      <w:r>
+        <w:t xml:space="preserve"> 12 и случайной </w:t>
+      </w:r>
+      <w:r>
+        <w:rPr>
+          <w:lang w:val="en-US"/>
+        </w:rPr>
+        <w:t>salt</w:t>
+      </w:r>
+      <w:r>
+        <w:t xml:space="preserve"> результатом работы </w:t>
+      </w:r>
+      <w:r>
+        <w:rPr>
+          <w:lang w:val="en-US"/>
+        </w:rPr>
+        <w:t>bcrypt</w:t>
+      </w:r>
+      <w:r>
+        <w:t xml:space="preserve"> </w:t>
+      </w:r>
+      <w:r>
+        <w:t>будет строка</w:t>
+      </w:r>
+      <w:r>
+        <w:t>:</w:t>
+      </w:r>
+    </w:p>
+    <w:p>
+      <w:pPr>
+        <w:pStyle w:val="ab"/>
+        <w:keepNext/>
+        <w:ind w:firstLine="0"/>
+        <w:jc w:val="center"/>
+        <w:rPr>
+          <w:rFonts w:cs="Times New Roman"/>
+        </w:rPr>
+      </w:pPr>
+      <w:r>
+        <w:rPr>
+          <w:rFonts w:cs="Times New Roman"/>
+          <w:noProof/>
+        </w:rPr>
+        <w:drawing>
+          <wp:inline distT="0" distB="0" distL="0" distR="0" wp14:anchorId="45BC72DC" wp14:editId="698F4400">
+            <wp:extent cx="4514286" cy="571429"/>
+            <wp:effectExtent l="0" t="0" r="635" b="635"/>
+            <wp:docPr id="6" name="Рисунок 6"/>
+            <wp:cNvGraphicFramePr>
+              <a:graphicFrameLocks xmlns:a="http://schemas.openxmlformats.org/drawingml/2006/main" noChangeAspect="1"/>
+            </wp:cNvGraphicFramePr>
+            <a:graphic xmlns:a="http://schemas.openxmlformats.org/drawingml/2006/main">
+              <a:graphicData uri="http://schemas.openxmlformats.org/drawingml/2006/picture">
+                <pic:pic xmlns:pic="http://schemas.openxmlformats.org/drawingml/2006/picture">
+                  <pic:nvPicPr>
+                    <pic:cNvPr id="1" name=""/>
+                    <pic:cNvPicPr/>
+                  </pic:nvPicPr>
+                  <pic:blipFill>
+                    <a:blip r:embed="rId13"/>
+                    <a:stretch>
+                      <a:fillRect/>
+                    </a:stretch>
+                  </pic:blipFill>
+                  <pic:spPr>
+                    <a:xfrm>
+                      <a:off x="0" y="0"/>
+                      <a:ext cx="4514286" cy="571429"/>
+                    </a:xfrm>
+                    <a:prstGeom prst="rect">
+                      <a:avLst/>
+                    </a:prstGeom>
+                  </pic:spPr>
+                </pic:pic>
+              </a:graphicData>
+            </a:graphic>
+          </wp:inline>
+        </w:drawing>
+      </w:r>
+    </w:p>
+    <w:p>
+      <w:pPr>
+        <w:pStyle w:val="ab"/>
+        <w:ind w:firstLine="0"/>
+        <w:jc w:val="center"/>
+        <w:rPr>
+          <w:lang w:val="en-US"/>
+        </w:rPr>
+      </w:pPr>
+      <w:r>
+        <w:t xml:space="preserve">Рис. </w:t>
+      </w:r>
+      <w:r>
+        <w:fldChar w:fldCharType="begin"/>
+      </w:r>
+      <w:r>
+        <w:instrText xml:space="preserve"> SEQ Рис. \* ARABIC </w:instrText>
+      </w:r>
+      <w:r>
+        <w:fldChar w:fldCharType="separate"/>
+      </w:r>
+      <w:r>
+        <w:rPr>
+          <w:noProof/>
+        </w:rPr>
+        <w:t>5</w:t>
+      </w:r>
+      <w:r>
+        <w:fldChar w:fldCharType="end"/>
+      </w:r>
+      <w:r>
+        <w:t xml:space="preserve">. Пример работы </w:t>
+      </w:r>
+      <w:r>
+        <w:rPr>
+          <w:lang w:val="en-US"/>
+        </w:rPr>
+        <w:t>bcrypt</w:t>
+      </w:r>
+    </w:p>
+    <w:p>
+      <w:pPr>
+        <w:pStyle w:val="ab"/>
+      </w:pPr>
+      <w:r>
+        <w:t>Где:</w:t>
+      </w:r>
+    </w:p>
+    <w:p>
+      <w:pPr>
+        <w:pStyle w:val="ab"/>
+        <w:numPr>
+          <w:ilvl w:val="0"/>
+          <w:numId w:val="13"/>
+        </w:numPr>
+      </w:pPr>
+      <w:r>
+        <w:t>$2a$: Идентификатор алгоритма хэширования (</w:t>
+      </w:r>
+      <w:r>
+        <w:rPr>
+          <w:lang w:val="en-US"/>
+        </w:rPr>
+        <w:t>bcrypt</w:t>
+      </w:r>
+      <w:r>
+        <w:t>)</w:t>
+      </w:r>
+    </w:p>
+    <w:p>
+      <w:pPr>
+        <w:pStyle w:val="ab"/>
+        <w:numPr>
+          <w:ilvl w:val="0"/>
+          <w:numId w:val="13"/>
+        </w:numPr>
+      </w:pPr>
+      <w:r>
+        <w:t xml:space="preserve">12: Стоимость </w:t>
+      </w:r>
+      <w:r>
+        <w:t>(</w:t>
+      </w:r>
+      <w:r>
+        <w:rPr>
+          <w:lang w:val="en-US"/>
+        </w:rPr>
+        <w:t>cost</w:t>
+      </w:r>
+      <w:r>
+        <w:t>) ввода (2</w:t>
+      </w:r>
+      <w:r>
+        <w:rPr>
+          <w:vertAlign w:val="superscript"/>
+        </w:rPr>
+        <w:t>12</w:t>
+      </w:r>
+      <w:r>
+        <w:t>, т.е. 4096 раундов)</w:t>
+      </w:r>
+    </w:p>
+    <w:p>
+      <w:pPr>
+        <w:pStyle w:val="ab"/>
+        <w:numPr>
+          <w:ilvl w:val="0"/>
+          <w:numId w:val="13"/>
+        </w:numPr>
+      </w:pPr>
+      <w:r>
+        <w:t>R9h/cIPz0gi.URNNX3kh2O: Кодировка входного значения по стандарту base-64</w:t>
+      </w:r>
+    </w:p>
+    <w:p>
+      <w:pPr>
+        <w:pStyle w:val="ab"/>
+        <w:numPr>
+          <w:ilvl w:val="0"/>
+          <w:numId w:val="13"/>
+        </w:numPr>
+      </w:pPr>
+      <w:r>
+        <w:t>PST9/PgBkqquzi.Ss7KIUgO2t0jWMUW: Кодировка по стандарту 64 для первых 23 байт вычисленного 24-байтового хэша</w:t>
+      </w:r>
+    </w:p>
+    <w:p>
+      <w:pPr>
+        <w:pStyle w:val="ab"/>
+      </w:pPr>
+      <w:r>
+        <w:lastRenderedPageBreak/>
+        <w:t>Кодировка base-64 в bcrypt использует таблицу «./ABCDEFGHIJKLMNOPQRSTUVWXYZabcdefghijklmnopqrstuvwxyz0123456789», которая отличается от кодировки Base64 в RFC 4648. []</w:t>
+      </w:r>
+    </w:p>
+    <w:p>
+      <w:pPr>
+        <w:pStyle w:val="ab"/>
+        <w:spacing w:before="240"/>
+        <w:rPr>
+          <w:lang w:val="en-US"/>
+        </w:rPr>
+      </w:pPr>
+      <w:r>
+        <w:t>PyJWT (Python JSON Web Token)</w:t>
+      </w:r>
+      <w:r>
+        <w:t xml:space="preserve"> </w:t>
+      </w:r>
+      <w:r>
+        <w:t>реализует стандарт RFC 7519, позволяющий создавать компактные токены</w:t>
+      </w:r>
+      <w:r>
+        <w:t xml:space="preserve"> доступа, основанных на формате JSON.</w:t>
+      </w:r>
+      <w:r>
+        <w:t xml:space="preserve"> </w:t>
+      </w:r>
+      <w:r>
+        <w:t>PyJWT</w:t>
+      </w:r>
+      <w:r>
+        <w:t xml:space="preserve"> </w:t>
+      </w:r>
+      <w:r>
+        <w:t>состоит из трех основных компонентов: заголовка (</w:t>
+      </w:r>
+      <w:r>
+        <w:rPr>
+          <w:lang w:val="en-US"/>
+        </w:rPr>
+        <w:t>header</w:t>
+      </w:r>
+      <w:r>
+        <w:t>), полезной нагрузки (</w:t>
+      </w:r>
+      <w:r>
+        <w:rPr>
+          <w:lang w:val="en-US"/>
+        </w:rPr>
+        <w:t>payload</w:t>
+      </w:r>
+      <w:r>
+        <w:t>) и подписи (</w:t>
+      </w:r>
+      <w:r>
+        <w:rPr>
+          <w:lang w:val="en-US"/>
+        </w:rPr>
+        <w:t>signature</w:t>
+      </w:r>
+      <w:r>
+        <w:t>), разделенных точками. Заголовок содержит информацию о типе токена и используемом алгоритме, а полезная нагрузка может содержать информацию о пользователе или другие данные. Подпись используется для верификации целостности и подлинности токена</w:t>
+      </w:r>
+      <w:r>
+        <w:t>.</w:t>
+      </w:r>
+      <w:r>
+        <w:rPr>
+          <w:lang w:val="en-US"/>
+        </w:rPr>
+        <w:t xml:space="preserve"> []</w:t>
+      </w:r>
+    </w:p>
+    <w:p>
+      <w:pPr>
+        <w:pStyle w:val="ab"/>
+        <w:keepNext/>
+        <w:ind w:firstLine="0"/>
+        <w:jc w:val="center"/>
+      </w:pPr>
+      <w:r>
+        <w:rPr>
+          <w:noProof/>
+        </w:rPr>
+        <w:drawing>
+          <wp:inline distT="0" distB="0" distL="0" distR="0" wp14:anchorId="3129180B" wp14:editId="108C18BE">
+            <wp:extent cx="5830784" cy="2880625"/>
+            <wp:effectExtent l="0" t="0" r="0" b="0"/>
+            <wp:docPr id="7" name="Рисунок 7"/>
+            <wp:cNvGraphicFramePr>
+              <a:graphicFrameLocks xmlns:a="http://schemas.openxmlformats.org/drawingml/2006/main" noChangeAspect="1"/>
+            </wp:cNvGraphicFramePr>
+            <a:graphic xmlns:a="http://schemas.openxmlformats.org/drawingml/2006/main">
+              <a:graphicData uri="http://schemas.openxmlformats.org/drawingml/2006/picture">
+                <pic:pic xmlns:pic="http://schemas.openxmlformats.org/drawingml/2006/picture">
+                  <pic:nvPicPr>
+                    <pic:cNvPr id="1" name=""/>
+                    <pic:cNvPicPr/>
+                  </pic:nvPicPr>
+                  <pic:blipFill>
+                    <a:blip r:embed="rId14"/>
+                    <a:stretch>
+                      <a:fillRect/>
+                    </a:stretch>
+                  </pic:blipFill>
+                  <pic:spPr>
+                    <a:xfrm>
+                      <a:off x="0" y="0"/>
+                      <a:ext cx="5847098" cy="2888685"/>
+                    </a:xfrm>
+                    <a:prstGeom prst="rect">
+                      <a:avLst/>
+                    </a:prstGeom>
+                  </pic:spPr>
+                </pic:pic>
+              </a:graphicData>
+            </a:graphic>
+          </wp:inline>
+        </w:drawing>
+      </w:r>
+    </w:p>
+    <w:p>
+      <w:pPr>
+        <w:pStyle w:val="affa"/>
+      </w:pPr>
+      <w:r>
+        <w:t xml:space="preserve">Рис. </w:t>
+      </w:r>
+      <w:r>
+        <w:fldChar w:fldCharType="begin"/>
+      </w:r>
+      <w:r>
+        <w:instrText xml:space="preserve"> SEQ Рис. \* ARABIC </w:instrText>
+      </w:r>
+      <w:r>
+        <w:fldChar w:fldCharType="separate"/>
+      </w:r>
+      <w:r>
+        <w:rPr>
+          <w:noProof/>
+        </w:rPr>
+        <w:t>6</w:t>
+      </w:r>
+      <w:r>
+        <w:rPr>
+          <w:noProof/>
+        </w:rPr>
+        <w:fldChar w:fldCharType="end"/>
+      </w:r>
+      <w:r>
+        <w:t xml:space="preserve"> - </w:t>
+      </w:r>
+      <w:r>
+        <w:t xml:space="preserve">Устройство </w:t>
+      </w:r>
+      <w:r>
+        <w:rPr>
+          <w:lang w:val="en-US"/>
+        </w:rPr>
+        <w:t>JWT</w:t>
+      </w:r>
+    </w:p>
+    <w:p>
+      <w:pPr>
+        <w:pStyle w:val="ab"/>
+      </w:pPr>
+      <w:r>
+        <w:t xml:space="preserve">Подпись или же секретный ключ должен знать только сервер, который шифрует и дешифрует данные. Модуль </w:t>
+      </w:r>
+      <w:r>
+        <w:rPr>
+          <w:lang w:val="en-US"/>
+        </w:rPr>
+        <w:t>JWT</w:t>
+      </w:r>
+      <w:r>
+        <w:t xml:space="preserve"> складывает вместе заголовок с данными и шифрует с помощью секретного ключа.</w:t>
+      </w:r>
+    </w:p>
+    <w:p>
+      <w:pPr>
+        <w:pStyle w:val="ab"/>
+      </w:pPr>
+      <w:r>
+        <w:t xml:space="preserve">Существуют 2 вида </w:t>
+      </w:r>
+      <w:r>
+        <w:rPr>
+          <w:lang w:val="en-US"/>
+        </w:rPr>
+        <w:t>JWT</w:t>
+      </w:r>
+      <w:r>
+        <w:t xml:space="preserve"> </w:t>
+      </w:r>
+      <w:r>
+        <w:t xml:space="preserve">токенов: </w:t>
+      </w:r>
+    </w:p>
+    <w:p>
+      <w:pPr>
+        <w:pStyle w:val="ab"/>
+        <w:numPr>
+          <w:ilvl w:val="0"/>
+          <w:numId w:val="14"/>
+        </w:numPr>
+        <w:ind w:left="1134" w:hanging="425"/>
+      </w:pPr>
+      <w:r>
+        <w:rPr>
+          <w:lang w:val="en-US"/>
+        </w:rPr>
+        <w:t>access</w:t>
+      </w:r>
+      <w:r>
+        <w:t xml:space="preserve"> (</w:t>
+      </w:r>
+      <w:r>
+        <w:t>токен доступа</w:t>
+      </w:r>
+      <w:r>
+        <w:t>)</w:t>
+      </w:r>
+      <w:r>
+        <w:t xml:space="preserve"> - существует малое количество времени, требуется для подтверждения авторизации, без требования заходить в систему снова. Храниться локально в браузере</w:t>
+      </w:r>
+    </w:p>
+    <w:p>
+      <w:pPr>
+        <w:pStyle w:val="ab"/>
+        <w:numPr>
+          <w:ilvl w:val="0"/>
+          <w:numId w:val="14"/>
+        </w:numPr>
+        <w:ind w:left="1134" w:hanging="425"/>
+      </w:pPr>
+      <w:r>
+        <w:rPr>
+          <w:lang w:val="en-US"/>
+        </w:rPr>
+        <w:lastRenderedPageBreak/>
+        <w:t>refresh</w:t>
+      </w:r>
+      <w:r>
+        <w:t xml:space="preserve"> (</w:t>
+      </w:r>
+      <w:r>
+        <w:t>токен обновления</w:t>
+      </w:r>
+      <w:r>
+        <w:t>)</w:t>
+      </w:r>
+      <w:r>
+        <w:t xml:space="preserve"> – существует вплоть до несколько месяцев, позволяет обновлять </w:t>
+      </w:r>
+      <w:r>
+        <w:rPr>
+          <w:lang w:val="en-US"/>
+        </w:rPr>
+        <w:t>access</w:t>
+      </w:r>
+      <w:r>
+        <w:t xml:space="preserve"> </w:t>
+      </w:r>
+      <w:r>
+        <w:t>токен. Если пользователь не заходит в систему в течении определенного количества дней, то ему потребуется авторизоваться вновь. Храниться в</w:t>
+      </w:r>
+      <w:r>
+        <w:rPr>
+          <w:lang w:val="en-US"/>
+        </w:rPr>
+        <w:t xml:space="preserve"> httpOnly</w:t>
+      </w:r>
+      <w:r>
+        <w:t xml:space="preserve"> </w:t>
+      </w:r>
+      <w:r>
+        <w:rPr>
+          <w:lang w:val="en-US"/>
+        </w:rPr>
+        <w:t>cookie</w:t>
+      </w:r>
+      <w:r>
+        <w:t>.</w:t>
+      </w:r>
+    </w:p>
+    <w:p>
+      <w:pPr>
+        <w:pStyle w:val="ab"/>
+      </w:pPr>
+      <w:r>
+        <w:t>Такое разделение на токены обеспечивает безопасность аккаунтов, так как воруя токен доступа, он существует малое количество времени и получить доступ к системе не получится.</w:t>
+      </w:r>
+    </w:p>
+    <w:p>
+      <w:pPr>
+        <w:pStyle w:val="ab"/>
+      </w:pPr>
+      <w:r>
+        <w:t xml:space="preserve">Таким образом, </w:t>
+      </w:r>
+      <w:r>
+        <w:t xml:space="preserve">JWT представляет собой удобный инструмент для безопасной передачи информации и </w:t>
+      </w:r>
+      <w:bookmarkStart w:id="80" w:name="_Hlk167230692"/>
+      <w:r>
+        <w:t xml:space="preserve">аутентификации </w:t>
+      </w:r>
+      <w:bookmarkEnd w:id="80"/>
+      <w:r>
+        <w:t>в веб-приложениях, обеспечивая проверку подлинности данных, целостность и защиту от подделок</w:t>
+      </w:r>
+      <w:r>
+        <w:t>.</w:t>
+      </w:r>
+    </w:p>
+    <w:p>
+      <w:pPr>
+        <w:pStyle w:val="ab"/>
+      </w:pPr>
+    </w:p>
+    <w:p>
+      <w:pPr>
+        <w:pStyle w:val="ab"/>
+        <w:ind w:firstLine="0"/>
+        <w:jc w:val="center"/>
+      </w:pPr>
+    </w:p>
     <w:sectPr>
-      <w:footerReference w:type="default" r:id="rId13"/>
+      <w:footerReference w:type="default" r:id="rId15"/>
       <w:pgSz w:w="11906" w:h="16838" w:code="9"/>
       <w:pgMar w:top="1134" w:right="567" w:bottom="1134" w:left="1701" w:header="709" w:footer="709" w:gutter="0"/>
       <w:cols w:space="708"/>
@@ -1891,7 +2963,7 @@
         <w:ind w:left="1429" w:hanging="360"/>
       </w:pPr>
     </w:lvl>
-    <w:lvl w:ilvl="1" w:tplc="04190019" w:tentative="1">
+    <w:lvl w:ilvl="1" w:tplc="04190019">
       <w:start w:val="1"/>
       <w:numFmt w:val="lowerLetter"/>
       <w:lvlText w:val="%2."/>
@@ -2940,6 +4012,119 @@
     </w:lvl>
   </w:abstractNum>
   <w:abstractNum w:abstractNumId="11" w15:restartNumberingAfterBreak="0">
+    <w:nsid w:val="197722B9"/>
+    <w:multiLevelType w:val="hybridMultilevel"/>
+    <w:tmpl w:val="75EE8530"/>
+    <w:lvl w:ilvl="0" w:tplc="04190001">
+      <w:start w:val="1"/>
+      <w:numFmt w:val="bullet"/>
+      <w:lvlText w:val=""/>
+      <w:lvlJc w:val="left"/>
+      <w:pPr>
+        <w:ind w:left="1429" w:hanging="360"/>
+      </w:pPr>
+      <w:rPr>
+        <w:rFonts w:ascii="Symbol" w:hAnsi="Symbol" w:hint="default"/>
+      </w:rPr>
+    </w:lvl>
+    <w:lvl w:ilvl="1" w:tplc="04190003" w:tentative="1">
+      <w:start w:val="1"/>
+      <w:numFmt w:val="bullet"/>
+      <w:lvlText w:val="o"/>
+      <w:lvlJc w:val="left"/>
+      <w:pPr>
+        <w:ind w:left="2149" w:hanging="360"/>
+      </w:pPr>
+      <w:rPr>
+        <w:rFonts w:ascii="Courier New" w:hAnsi="Courier New" w:cs="Courier New" w:hint="default"/>
+      </w:rPr>
+    </w:lvl>
+    <w:lvl w:ilvl="2" w:tplc="04190005" w:tentative="1">
+      <w:start w:val="1"/>
+      <w:numFmt w:val="bullet"/>
+      <w:lvlText w:val=""/>
+      <w:lvlJc w:val="left"/>
+      <w:pPr>
+        <w:ind w:left="2869" w:hanging="360"/>
+      </w:pPr>
+      <w:rPr>
+        <w:rFonts w:ascii="Wingdings" w:hAnsi="Wingdings" w:hint="default"/>
+      </w:rPr>
+    </w:lvl>
+    <w:lvl w:ilvl="3" w:tplc="04190001" w:tentative="1">
+      <w:start w:val="1"/>
+      <w:numFmt w:val="bullet"/>
+      <w:lvlText w:val=""/>
+      <w:lvlJc w:val="left"/>
+      <w:pPr>
+        <w:ind w:left="3589" w:hanging="360"/>
+      </w:pPr>
+      <w:rPr>
+        <w:rFonts w:ascii="Symbol" w:hAnsi="Symbol" w:hint="default"/>
+      </w:rPr>
+    </w:lvl>
+    <w:lvl w:ilvl="4" w:tplc="04190003" w:tentative="1">
+      <w:start w:val="1"/>
+      <w:numFmt w:val="bullet"/>
+      <w:lvlText w:val="o"/>
+      <w:lvlJc w:val="left"/>
+      <w:pPr>
+        <w:ind w:left="4309" w:hanging="360"/>
+      </w:pPr>
+      <w:rPr>
+        <w:rFonts w:ascii="Courier New" w:hAnsi="Courier New" w:cs="Courier New" w:hint="default"/>
+      </w:rPr>
+    </w:lvl>
+    <w:lvl w:ilvl="5" w:tplc="04190005" w:tentative="1">
+      <w:start w:val="1"/>
+      <w:numFmt w:val="bullet"/>
+      <w:lvlText w:val=""/>
+      <w:lvlJc w:val="left"/>
+      <w:pPr>
+        <w:ind w:left="5029" w:hanging="360"/>
+      </w:pPr>
+      <w:rPr>
+        <w:rFonts w:ascii="Wingdings" w:hAnsi="Wingdings" w:hint="default"/>
+      </w:rPr>
+    </w:lvl>
+    <w:lvl w:ilvl="6" w:tplc="04190001" w:tentative="1">
+      <w:start w:val="1"/>
+      <w:numFmt w:val="bullet"/>
+      <w:lvlText w:val=""/>
+      <w:lvlJc w:val="left"/>
+      <w:pPr>
+        <w:ind w:left="5749" w:hanging="360"/>
+      </w:pPr>
+      <w:rPr>
+        <w:rFonts w:ascii="Symbol" w:hAnsi="Symbol" w:hint="default"/>
+      </w:rPr>
+    </w:lvl>
+    <w:lvl w:ilvl="7" w:tplc="04190003" w:tentative="1">
+      <w:start w:val="1"/>
+      <w:numFmt w:val="bullet"/>
+      <w:lvlText w:val="o"/>
+      <w:lvlJc w:val="left"/>
+      <w:pPr>
+        <w:ind w:left="6469" w:hanging="360"/>
+      </w:pPr>
+      <w:rPr>
+        <w:rFonts w:ascii="Courier New" w:hAnsi="Courier New" w:cs="Courier New" w:hint="default"/>
+      </w:rPr>
+    </w:lvl>
+    <w:lvl w:ilvl="8" w:tplc="04190005" w:tentative="1">
+      <w:start w:val="1"/>
+      <w:numFmt w:val="bullet"/>
+      <w:lvlText w:val=""/>
+      <w:lvlJc w:val="left"/>
+      <w:pPr>
+        <w:ind w:left="7189" w:hanging="360"/>
+      </w:pPr>
+      <w:rPr>
+        <w:rFonts w:ascii="Wingdings" w:hAnsi="Wingdings" w:hint="default"/>
+      </w:rPr>
+    </w:lvl>
+  </w:abstractNum>
+  <w:abstractNum w:abstractNumId="12" w15:restartNumberingAfterBreak="0">
     <w:nsid w:val="1C650974"/>
     <w:multiLevelType w:val="hybridMultilevel"/>
     <w:tmpl w:val="D4126E4E"/>
@@ -3052,7 +4237,7 @@
       </w:rPr>
     </w:lvl>
   </w:abstractNum>
-  <w:abstractNum w:abstractNumId="12" w15:restartNumberingAfterBreak="0">
+  <w:abstractNum w:abstractNumId="13" w15:restartNumberingAfterBreak="0">
     <w:nsid w:val="240A3EF7"/>
     <w:multiLevelType w:val="multilevel"/>
     <w:tmpl w:val="89482F56"/>
@@ -3173,7 +4358,7 @@
       </w:rPr>
     </w:lvl>
   </w:abstractNum>
-  <w:abstractNum w:abstractNumId="13" w15:restartNumberingAfterBreak="0">
+  <w:abstractNum w:abstractNumId="14" w15:restartNumberingAfterBreak="0">
     <w:nsid w:val="26E022B8"/>
     <w:multiLevelType w:val="hybridMultilevel"/>
     <w:tmpl w:val="3EBE71B8"/>
@@ -3286,7 +4471,7 @@
       </w:rPr>
     </w:lvl>
   </w:abstractNum>
-  <w:abstractNum w:abstractNumId="14" w15:restartNumberingAfterBreak="0">
+  <w:abstractNum w:abstractNumId="15" w15:restartNumberingAfterBreak="0">
     <w:nsid w:val="2C6E26BB"/>
     <w:multiLevelType w:val="hybridMultilevel"/>
     <w:tmpl w:val="18607696"/>
@@ -3399,7 +4584,7 @@
       </w:rPr>
     </w:lvl>
   </w:abstractNum>
-  <w:abstractNum w:abstractNumId="15" w15:restartNumberingAfterBreak="0">
+  <w:abstractNum w:abstractNumId="16" w15:restartNumberingAfterBreak="0">
     <w:nsid w:val="2DFF3A99"/>
     <w:multiLevelType w:val="hybridMultilevel"/>
     <w:tmpl w:val="61FA53A4"/>
@@ -3512,7 +4697,7 @@
       </w:rPr>
     </w:lvl>
   </w:abstractNum>
-  <w:abstractNum w:abstractNumId="16" w15:restartNumberingAfterBreak="0">
+  <w:abstractNum w:abstractNumId="17" w15:restartNumberingAfterBreak="0">
     <w:nsid w:val="2EB51AE6"/>
     <w:multiLevelType w:val="hybridMultilevel"/>
     <w:tmpl w:val="1DB86AF4"/>
@@ -3602,7 +4787,7 @@
       </w:pPr>
     </w:lvl>
   </w:abstractNum>
-  <w:abstractNum w:abstractNumId="17" w15:restartNumberingAfterBreak="0">
+  <w:abstractNum w:abstractNumId="18" w15:restartNumberingAfterBreak="0">
     <w:nsid w:val="31386359"/>
     <w:multiLevelType w:val="hybridMultilevel"/>
     <w:tmpl w:val="2646D720"/>
@@ -3715,7 +4900,7 @@
       </w:rPr>
     </w:lvl>
   </w:abstractNum>
-  <w:abstractNum w:abstractNumId="18" w15:restartNumberingAfterBreak="0">
+  <w:abstractNum w:abstractNumId="19" w15:restartNumberingAfterBreak="0">
     <w:nsid w:val="313D20CE"/>
     <w:multiLevelType w:val="hybridMultilevel"/>
     <w:tmpl w:val="6B7A86A6"/>
@@ -3828,7 +5013,7 @@
       </w:rPr>
     </w:lvl>
   </w:abstractNum>
-  <w:abstractNum w:abstractNumId="19" w15:restartNumberingAfterBreak="0">
+  <w:abstractNum w:abstractNumId="20" w15:restartNumberingAfterBreak="0">
     <w:nsid w:val="3B4C19D6"/>
     <w:multiLevelType w:val="hybridMultilevel"/>
     <w:tmpl w:val="B4BE712C"/>
@@ -3914,7 +5099,7 @@
       </w:pPr>
     </w:lvl>
   </w:abstractNum>
-  <w:abstractNum w:abstractNumId="20" w15:restartNumberingAfterBreak="0">
+  <w:abstractNum w:abstractNumId="21" w15:restartNumberingAfterBreak="0">
     <w:nsid w:val="3CA30537"/>
     <w:multiLevelType w:val="multilevel"/>
     <w:tmpl w:val="89482F56"/>
@@ -4035,7 +5220,7 @@
       </w:rPr>
     </w:lvl>
   </w:abstractNum>
-  <w:abstractNum w:abstractNumId="21" w15:restartNumberingAfterBreak="0">
+  <w:abstractNum w:abstractNumId="22" w15:restartNumberingAfterBreak="0">
     <w:nsid w:val="40D865E4"/>
     <w:multiLevelType w:val="hybridMultilevel"/>
     <w:tmpl w:val="75D87CCE"/>
@@ -4124,7 +5309,7 @@
       </w:pPr>
     </w:lvl>
   </w:abstractNum>
-  <w:abstractNum w:abstractNumId="22" w15:restartNumberingAfterBreak="0">
+  <w:abstractNum w:abstractNumId="23" w15:restartNumberingAfterBreak="0">
     <w:nsid w:val="424469DC"/>
     <w:multiLevelType w:val="hybridMultilevel"/>
     <w:tmpl w:val="D7B4996E"/>
@@ -4237,7 +5422,7 @@
       </w:rPr>
     </w:lvl>
   </w:abstractNum>
-  <w:abstractNum w:abstractNumId="23" w15:restartNumberingAfterBreak="0">
+  <w:abstractNum w:abstractNumId="24" w15:restartNumberingAfterBreak="0">
     <w:nsid w:val="42DA76D4"/>
     <w:multiLevelType w:val="hybridMultilevel"/>
     <w:tmpl w:val="FDDA62BE"/>
@@ -4350,7 +5535,7 @@
       </w:rPr>
     </w:lvl>
   </w:abstractNum>
-  <w:abstractNum w:abstractNumId="24" w15:restartNumberingAfterBreak="0">
+  <w:abstractNum w:abstractNumId="25" w15:restartNumberingAfterBreak="0">
     <w:nsid w:val="430F6AC1"/>
     <w:multiLevelType w:val="hybridMultilevel"/>
     <w:tmpl w:val="61DA50F8"/>
@@ -4439,7 +5624,7 @@
       </w:pPr>
     </w:lvl>
   </w:abstractNum>
-  <w:abstractNum w:abstractNumId="25" w15:restartNumberingAfterBreak="0">
+  <w:abstractNum w:abstractNumId="26" w15:restartNumberingAfterBreak="0">
     <w:nsid w:val="46090CE8"/>
     <w:multiLevelType w:val="hybridMultilevel"/>
     <w:tmpl w:val="AEC4389C"/>
@@ -4552,7 +5737,7 @@
       </w:rPr>
     </w:lvl>
   </w:abstractNum>
-  <w:abstractNum w:abstractNumId="26" w15:restartNumberingAfterBreak="0">
+  <w:abstractNum w:abstractNumId="27" w15:restartNumberingAfterBreak="0">
     <w:nsid w:val="4A3934BD"/>
     <w:multiLevelType w:val="hybridMultilevel"/>
     <w:tmpl w:val="EAD6D390"/>
@@ -4638,7 +5823,7 @@
       </w:pPr>
     </w:lvl>
   </w:abstractNum>
-  <w:abstractNum w:abstractNumId="27" w15:restartNumberingAfterBreak="0">
+  <w:abstractNum w:abstractNumId="28" w15:restartNumberingAfterBreak="0">
     <w:nsid w:val="4E5C5BF6"/>
     <w:multiLevelType w:val="hybridMultilevel"/>
     <w:tmpl w:val="46CA2E3E"/>
@@ -4727,7 +5912,7 @@
       </w:pPr>
     </w:lvl>
   </w:abstractNum>
-  <w:abstractNum w:abstractNumId="28" w15:restartNumberingAfterBreak="0">
+  <w:abstractNum w:abstractNumId="29" w15:restartNumberingAfterBreak="0">
     <w:nsid w:val="4F4E264F"/>
     <w:multiLevelType w:val="multilevel"/>
     <w:tmpl w:val="8458CDE4"/>
@@ -4857,7 +6042,7 @@
       </w:rPr>
     </w:lvl>
   </w:abstractNum>
-  <w:abstractNum w:abstractNumId="29" w15:restartNumberingAfterBreak="0">
+  <w:abstractNum w:abstractNumId="30" w15:restartNumberingAfterBreak="0">
     <w:nsid w:val="51F27C7D"/>
     <w:multiLevelType w:val="hybridMultilevel"/>
     <w:tmpl w:val="581A55C2"/>
@@ -4946,7 +6131,7 @@
       </w:pPr>
     </w:lvl>
   </w:abstractNum>
-  <w:abstractNum w:abstractNumId="30" w15:restartNumberingAfterBreak="0">
+  <w:abstractNum w:abstractNumId="31" w15:restartNumberingAfterBreak="0">
     <w:nsid w:val="52390DE1"/>
     <w:multiLevelType w:val="hybridMultilevel"/>
     <w:tmpl w:val="432090FA"/>
@@ -5032,7 +6217,7 @@
       </w:pPr>
     </w:lvl>
   </w:abstractNum>
-  <w:abstractNum w:abstractNumId="31" w15:restartNumberingAfterBreak="0">
+  <w:abstractNum w:abstractNumId="32" w15:restartNumberingAfterBreak="0">
     <w:nsid w:val="56E25863"/>
     <w:multiLevelType w:val="hybridMultilevel"/>
     <w:tmpl w:val="D72C4F50"/>
@@ -5123,7 +6308,120 @@
       </w:pPr>
     </w:lvl>
   </w:abstractNum>
-  <w:abstractNum w:abstractNumId="32" w15:restartNumberingAfterBreak="0">
+  <w:abstractNum w:abstractNumId="33" w15:restartNumberingAfterBreak="0">
+    <w:nsid w:val="595E3ED1"/>
+    <w:multiLevelType w:val="hybridMultilevel"/>
+    <w:tmpl w:val="0E5A0C26"/>
+    <w:lvl w:ilvl="0" w:tplc="04190001">
+      <w:start w:val="1"/>
+      <w:numFmt w:val="bullet"/>
+      <w:lvlText w:val=""/>
+      <w:lvlJc w:val="left"/>
+      <w:pPr>
+        <w:ind w:left="1429" w:hanging="360"/>
+      </w:pPr>
+      <w:rPr>
+        <w:rFonts w:ascii="Symbol" w:hAnsi="Symbol" w:hint="default"/>
+      </w:rPr>
+    </w:lvl>
+    <w:lvl w:ilvl="1" w:tplc="04190003" w:tentative="1">
+      <w:start w:val="1"/>
+      <w:numFmt w:val="bullet"/>
+      <w:lvlText w:val="o"/>
+      <w:lvlJc w:val="left"/>
+      <w:pPr>
+        <w:ind w:left="2149" w:hanging="360"/>
+      </w:pPr>
+      <w:rPr>
+        <w:rFonts w:ascii="Courier New" w:hAnsi="Courier New" w:cs="Courier New" w:hint="default"/>
+      </w:rPr>
+    </w:lvl>
+    <w:lvl w:ilvl="2" w:tplc="04190005" w:tentative="1">
+      <w:start w:val="1"/>
+      <w:numFmt w:val="bullet"/>
+      <w:lvlText w:val=""/>
+      <w:lvlJc w:val="left"/>
+      <w:pPr>
+        <w:ind w:left="2869" w:hanging="360"/>
+      </w:pPr>
+      <w:rPr>
+        <w:rFonts w:ascii="Wingdings" w:hAnsi="Wingdings" w:hint="default"/>
+      </w:rPr>
+    </w:lvl>
+    <w:lvl w:ilvl="3" w:tplc="04190001" w:tentative="1">
+      <w:start w:val="1"/>
+      <w:numFmt w:val="bullet"/>
+      <w:lvlText w:val=""/>
+      <w:lvlJc w:val="left"/>
+      <w:pPr>
+        <w:ind w:left="3589" w:hanging="360"/>
+      </w:pPr>
+      <w:rPr>
+        <w:rFonts w:ascii="Symbol" w:hAnsi="Symbol" w:hint="default"/>
+      </w:rPr>
+    </w:lvl>
+    <w:lvl w:ilvl="4" w:tplc="04190003" w:tentative="1">
+      <w:start w:val="1"/>
+      <w:numFmt w:val="bullet"/>
+      <w:lvlText w:val="o"/>
+      <w:lvlJc w:val="left"/>
+      <w:pPr>
+        <w:ind w:left="4309" w:hanging="360"/>
+      </w:pPr>
+      <w:rPr>
+        <w:rFonts w:ascii="Courier New" w:hAnsi="Courier New" w:cs="Courier New" w:hint="default"/>
+      </w:rPr>
+    </w:lvl>
+    <w:lvl w:ilvl="5" w:tplc="04190005" w:tentative="1">
+      <w:start w:val="1"/>
+      <w:numFmt w:val="bullet"/>
+      <w:lvlText w:val=""/>
+      <w:lvlJc w:val="left"/>
+      <w:pPr>
+        <w:ind w:left="5029" w:hanging="360"/>
+      </w:pPr>
+      <w:rPr>
+        <w:rFonts w:ascii="Wingdings" w:hAnsi="Wingdings" w:hint="default"/>
+      </w:rPr>
+    </w:lvl>
+    <w:lvl w:ilvl="6" w:tplc="04190001" w:tentative="1">
+      <w:start w:val="1"/>
+      <w:numFmt w:val="bullet"/>
+      <w:lvlText w:val=""/>
+      <w:lvlJc w:val="left"/>
+      <w:pPr>
+        <w:ind w:left="5749" w:hanging="360"/>
+      </w:pPr>
+      <w:rPr>
+        <w:rFonts w:ascii="Symbol" w:hAnsi="Symbol" w:hint="default"/>
+      </w:rPr>
+    </w:lvl>
+    <w:lvl w:ilvl="7" w:tplc="04190003" w:tentative="1">
+      <w:start w:val="1"/>
+      <w:numFmt w:val="bullet"/>
+      <w:lvlText w:val="o"/>
+      <w:lvlJc w:val="left"/>
+      <w:pPr>
+        <w:ind w:left="6469" w:hanging="360"/>
+      </w:pPr>
+      <w:rPr>
+        <w:rFonts w:ascii="Courier New" w:hAnsi="Courier New" w:cs="Courier New" w:hint="default"/>
+      </w:rPr>
+    </w:lvl>
+    <w:lvl w:ilvl="8" w:tplc="04190005" w:tentative="1">
+      <w:start w:val="1"/>
+      <w:numFmt w:val="bullet"/>
+      <w:lvlText w:val=""/>
+      <w:lvlJc w:val="left"/>
+      <w:pPr>
+        <w:ind w:left="7189" w:hanging="360"/>
+      </w:pPr>
+      <w:rPr>
+        <w:rFonts w:ascii="Wingdings" w:hAnsi="Wingdings" w:hint="default"/>
+      </w:rPr>
+    </w:lvl>
+  </w:abstractNum>
+  <w:abstractNum w:abstractNumId="34" w15:restartNumberingAfterBreak="0">
     <w:nsid w:val="59833B18"/>
     <w:multiLevelType w:val="hybridMultilevel"/>
     <w:tmpl w:val="F47AB5AC"/>
@@ -5212,7 +6510,7 @@
       </w:pPr>
     </w:lvl>
   </w:abstractNum>
-  <w:abstractNum w:abstractNumId="33" w15:restartNumberingAfterBreak="0">
+  <w:abstractNum w:abstractNumId="35" w15:restartNumberingAfterBreak="0">
     <w:nsid w:val="5A2F11B7"/>
     <w:multiLevelType w:val="hybridMultilevel"/>
     <w:tmpl w:val="A72A820A"/>
@@ -5325,7 +6623,7 @@
       </w:rPr>
     </w:lvl>
   </w:abstractNum>
-  <w:abstractNum w:abstractNumId="34" w15:restartNumberingAfterBreak="0">
+  <w:abstractNum w:abstractNumId="36" w15:restartNumberingAfterBreak="0">
     <w:nsid w:val="5C8A5229"/>
     <w:multiLevelType w:val="multilevel"/>
     <w:tmpl w:val="E1E810D4"/>
@@ -5450,7 +6748,7 @@
       </w:rPr>
     </w:lvl>
   </w:abstractNum>
-  <w:abstractNum w:abstractNumId="35" w15:restartNumberingAfterBreak="0">
+  <w:abstractNum w:abstractNumId="37" w15:restartNumberingAfterBreak="0">
     <w:nsid w:val="609C7DEC"/>
     <w:multiLevelType w:val="hybridMultilevel"/>
     <w:tmpl w:val="4C301C84"/>
@@ -5544,7 +6842,7 @@
       </w:pPr>
     </w:lvl>
   </w:abstractNum>
-  <w:abstractNum w:abstractNumId="36" w15:restartNumberingAfterBreak="0">
+  <w:abstractNum w:abstractNumId="38" w15:restartNumberingAfterBreak="0">
     <w:nsid w:val="636E398C"/>
     <w:multiLevelType w:val="hybridMultilevel"/>
     <w:tmpl w:val="F7BEBBFE"/>
@@ -5657,7 +6955,7 @@
       </w:rPr>
     </w:lvl>
   </w:abstractNum>
-  <w:abstractNum w:abstractNumId="37" w15:restartNumberingAfterBreak="0">
+  <w:abstractNum w:abstractNumId="39" w15:restartNumberingAfterBreak="0">
     <w:nsid w:val="65861803"/>
     <w:multiLevelType w:val="hybridMultilevel"/>
     <w:tmpl w:val="DC02BE1E"/>
@@ -5770,7 +7068,7 @@
       </w:rPr>
     </w:lvl>
   </w:abstractNum>
-  <w:abstractNum w:abstractNumId="38" w15:restartNumberingAfterBreak="0">
+  <w:abstractNum w:abstractNumId="40" w15:restartNumberingAfterBreak="0">
     <w:nsid w:val="6C831BD4"/>
     <w:multiLevelType w:val="hybridMultilevel"/>
     <w:tmpl w:val="A56C8F62"/>
@@ -5859,7 +7157,7 @@
       </w:pPr>
     </w:lvl>
   </w:abstractNum>
-  <w:abstractNum w:abstractNumId="39" w15:restartNumberingAfterBreak="0">
+  <w:abstractNum w:abstractNumId="41" w15:restartNumberingAfterBreak="0">
     <w:nsid w:val="72864530"/>
     <w:multiLevelType w:val="hybridMultilevel"/>
     <w:tmpl w:val="01FA3580"/>
@@ -5979,19 +7277,19 @@
     <w:abstractNumId w:val="10"/>
   </w:num>
   <w:num w:numId="3">
-    <w:abstractNumId w:val="16"/>
+    <w:abstractNumId w:val="17"/>
   </w:num>
   <w:num w:numId="4">
-    <w:abstractNumId w:val="34"/>
+    <w:abstractNumId w:val="36"/>
   </w:num>
   <w:num w:numId="5">
-    <w:abstractNumId w:val="28"/>
+    <w:abstractNumId w:val="29"/>
   </w:num>
   <w:num w:numId="6">
     <w:abstractNumId w:val="6"/>
   </w:num>
   <w:num w:numId="7">
-    <w:abstractNumId w:val="31"/>
+    <w:abstractNumId w:val="32"/>
   </w:num>
   <w:num w:numId="8">
     <w:abstractNumId w:val="4"/>
@@ -6000,13 +7298,13 @@
     <w:abstractNumId w:val="8"/>
   </w:num>
   <w:num w:numId="10">
-    <w:abstractNumId w:val="12"/>
+    <w:abstractNumId w:val="13"/>
   </w:num>
   <w:num w:numId="11">
-    <w:abstractNumId w:val="20"/>
+    <w:abstractNumId w:val="21"/>
   </w:num>
   <w:num w:numId="12">
-    <w:abstractNumId w:val="29"/>
+    <w:abstractNumId w:val="30"/>
   </w:num>
   <w:num w:numId="13">
     <w:abstractNumId w:val="9"/>
@@ -6015,43 +7313,43 @@
     <w:abstractNumId w:val="0"/>
   </w:num>
   <w:num w:numId="15">
-    <w:abstractNumId w:val="38"/>
+    <w:abstractNumId w:val="40"/>
   </w:num>
   <w:num w:numId="16">
-    <w:abstractNumId w:val="32"/>
+    <w:abstractNumId w:val="34"/>
   </w:num>
   <w:num w:numId="17">
-    <w:abstractNumId w:val="14"/>
+    <w:abstractNumId w:val="15"/>
   </w:num>
   <w:num w:numId="18">
+    <w:abstractNumId w:val="23"/>
+  </w:num>
+  <w:num w:numId="19">
+    <w:abstractNumId w:val="31"/>
+  </w:num>
+  <w:num w:numId="20">
+    <w:abstractNumId w:val="25"/>
+  </w:num>
+  <w:num w:numId="21">
     <w:abstractNumId w:val="22"/>
   </w:num>
-  <w:num w:numId="19">
-    <w:abstractNumId w:val="30"/>
-  </w:num>
-  <w:num w:numId="20">
-    <w:abstractNumId w:val="24"/>
-  </w:num>
-  <w:num w:numId="21">
-    <w:abstractNumId w:val="21"/>
-  </w:num>
   <w:num w:numId="22">
-    <w:abstractNumId w:val="35"/>
+    <w:abstractNumId w:val="37"/>
   </w:num>
   <w:num w:numId="23">
-    <w:abstractNumId w:val="27"/>
+    <w:abstractNumId w:val="28"/>
   </w:num>
   <w:num w:numId="24">
-    <w:abstractNumId w:val="18"/>
+    <w:abstractNumId w:val="19"/>
   </w:num>
   <w:num w:numId="25">
-    <w:abstractNumId w:val="15"/>
+    <w:abstractNumId w:val="16"/>
   </w:num>
   <w:num w:numId="26">
-    <w:abstractNumId w:val="25"/>
+    <w:abstractNumId w:val="26"/>
   </w:num>
   <w:num w:numId="27">
-    <w:abstractNumId w:val="11"/>
+    <w:abstractNumId w:val="12"/>
   </w:num>
   <w:num w:numId="28">
     <w:abstractNumId w:val="2"/>
@@ -6060,37 +7358,43 @@
     <w:abstractNumId w:val="3"/>
   </w:num>
   <w:num w:numId="30">
-    <w:abstractNumId w:val="37"/>
+    <w:abstractNumId w:val="39"/>
   </w:num>
   <w:num w:numId="31">
-    <w:abstractNumId w:val="26"/>
+    <w:abstractNumId w:val="27"/>
   </w:num>
   <w:num w:numId="32">
-    <w:abstractNumId w:val="39"/>
+    <w:abstractNumId w:val="41"/>
   </w:num>
   <w:num w:numId="33">
     <w:abstractNumId w:val="5"/>
   </w:num>
   <w:num w:numId="34">
-    <w:abstractNumId w:val="36"/>
+    <w:abstractNumId w:val="38"/>
   </w:num>
   <w:num w:numId="35">
-    <w:abstractNumId w:val="33"/>
+    <w:abstractNumId w:val="35"/>
   </w:num>
   <w:num w:numId="36">
-    <w:abstractNumId w:val="13"/>
+    <w:abstractNumId w:val="14"/>
   </w:num>
   <w:num w:numId="37">
-    <w:abstractNumId w:val="17"/>
+    <w:abstractNumId w:val="18"/>
   </w:num>
   <w:num w:numId="38">
-    <w:abstractNumId w:val="23"/>
+    <w:abstractNumId w:val="24"/>
   </w:num>
   <w:num w:numId="39">
-    <w:abstractNumId w:val="19"/>
+    <w:abstractNumId w:val="20"/>
   </w:num>
   <w:num w:numId="40">
     <w:abstractNumId w:val="1"/>
+  </w:num>
+  <w:num w:numId="41">
+    <w:abstractNumId w:val="11"/>
+  </w:num>
+  <w:num w:numId="42">
+    <w:abstractNumId w:val="33"/>
   </w:num>
   <w:numIdMacAtCleanup w:val="12"/>
 </w:numbering>
@@ -6585,6 +7889,7 @@
   <w:style w:type="character" w:default="1" w:styleId="a8">
     <w:name w:val="Default Paragraph Font"/>
     <w:uiPriority w:val="1"/>
+    <w:semiHidden/>
     <w:unhideWhenUsed/>
   </w:style>
   <w:style w:type="table" w:default="1" w:styleId="a9">

--- a/Docs/Основное/РПЗ Диплом ШаруновРД.docx
+++ b/Docs/Основное/РПЗ Диплом ШаруновРД.docx
@@ -413,7 +413,23 @@
           <w:b/>
           <w:bCs/>
         </w:rPr>
-        <w:t xml:space="preserve">Специализированный веб-сервис WishList </w:t>
+        <w:t xml:space="preserve">Специализированный веб-сервис </w:t>
+      </w:r>
+      <w:proofErr w:type="spellStart"/>
+      <w:r>
+        <w:rPr>
+          <w:b/>
+          <w:bCs/>
+        </w:rPr>
+        <w:t>WishList</w:t>
+      </w:r>
+      <w:proofErr w:type="spellEnd"/>
+      <w:r>
+        <w:rPr>
+          <w:b/>
+          <w:bCs/>
+        </w:rPr>
+        <w:t xml:space="preserve"> </w:t>
       </w:r>
     </w:p>
     <w:p>
@@ -758,28 +774,69 @@
           <w:b/>
           <w:bCs/>
         </w:rPr>
-        <w:t xml:space="preserve">«Вишлисты» на маркетплейсах </w:t>
-      </w:r>
+        <w:t>«</w:t>
+      </w:r>
+      <w:proofErr w:type="spellStart"/>
       <w:r>
         <w:rPr>
           <w:b/>
           <w:bCs/>
         </w:rPr>
-        <w:t xml:space="preserve">Яндекс.Маркет </w:t>
-      </w:r>
+        <w:t>Вишлисты</w:t>
+      </w:r>
+      <w:proofErr w:type="spellEnd"/>
       <w:r>
         <w:rPr>
           <w:b/>
           <w:bCs/>
         </w:rPr>
-        <w:t>и</w:t>
-      </w:r>
+        <w:t xml:space="preserve">» на маркетплейсах </w:t>
+      </w:r>
+      <w:proofErr w:type="spellStart"/>
       <w:r>
         <w:rPr>
           <w:b/>
           <w:bCs/>
         </w:rPr>
-        <w:t xml:space="preserve"> Ozon </w:t>
+        <w:t>Яндекс.Маркет</w:t>
+      </w:r>
+      <w:proofErr w:type="spellEnd"/>
+      <w:r>
+        <w:rPr>
+          <w:b/>
+          <w:bCs/>
+        </w:rPr>
+        <w:t xml:space="preserve"> </w:t>
+      </w:r>
+      <w:r>
+        <w:rPr>
+          <w:b/>
+          <w:bCs/>
+        </w:rPr>
+        <w:t>и</w:t>
+      </w:r>
+      <w:r>
+        <w:rPr>
+          <w:b/>
+          <w:bCs/>
+        </w:rPr>
+        <w:t xml:space="preserve"> </w:t>
+      </w:r>
+      <w:proofErr w:type="spellStart"/>
+      <w:r>
+        <w:rPr>
+          <w:b/>
+          <w:bCs/>
+        </w:rPr>
+        <w:t>Ozon</w:t>
+      </w:r>
+      <w:proofErr w:type="spellEnd"/>
+      <w:r>
+        <w:rPr>
+          <w:b/>
+          <w:bCs/>
+        </w:rPr>
+        <w:t xml:space="preserve"> </w:t>
       </w:r>
     </w:p>
     <w:p>
@@ -927,7 +984,15 @@
         <w:fldChar w:fldCharType="end"/>
       </w:r>
       <w:r>
-        <w:t xml:space="preserve">. Списки желаемого на Яндекс.Маркет и </w:t>
+        <w:t xml:space="preserve">. Списки желаемого на </w:t>
+      </w:r>
+      <w:proofErr w:type="spellStart"/>
+      <w:r>
+        <w:t>Яндекс.Маркет</w:t>
+      </w:r>
+      <w:proofErr w:type="spellEnd"/>
+      <w:r>
+        <w:t xml:space="preserve"> и </w:t>
       </w:r>
       <w:r>
         <w:rPr>
@@ -949,7 +1014,23 @@
           <w:color w:val="000000"/>
           <w:shd w:val="clear" w:color="auto" w:fill="FFFFFF"/>
         </w:rPr>
-        <w:t>Обладают почти одинаковым функционалом функционалом:</w:t>
+        <w:t xml:space="preserve">Обладают почти одинаковым функционалом </w:t>
+      </w:r>
+      <w:proofErr w:type="spellStart"/>
+      <w:r>
+        <w:rPr>
+          <w:color w:val="000000"/>
+          <w:shd w:val="clear" w:color="auto" w:fill="FFFFFF"/>
+        </w:rPr>
+        <w:t>функционалом</w:t>
+      </w:r>
+      <w:proofErr w:type="spellEnd"/>
+      <w:r>
+        <w:rPr>
+          <w:color w:val="000000"/>
+          <w:shd w:val="clear" w:color="auto" w:fill="FFFFFF"/>
+        </w:rPr>
+        <w:t>:</w:t>
       </w:r>
     </w:p>
     <w:p>
@@ -1039,7 +1120,15 @@
         </w:numPr>
       </w:pPr>
       <w:r>
-        <w:t>Жесткая привязка к ассортименту площадки (в Яндекс.Маркет).</w:t>
+        <w:t xml:space="preserve">Жесткая привязка к ассортименту площадки (в </w:t>
+      </w:r>
+      <w:proofErr w:type="spellStart"/>
+      <w:r>
+        <w:t>Яндекс.Маркет</w:t>
+      </w:r>
+      <w:proofErr w:type="spellEnd"/>
+      <w:r>
+        <w:t>).</w:t>
       </w:r>
     </w:p>
     <w:p>
@@ -1745,13 +1834,7 @@
         </w:numPr>
       </w:pPr>
       <w:r>
-        <w:t>Безопасность данных</w:t>
-      </w:r>
-      <w:r>
-        <w:t>.</w:t>
-      </w:r>
-      <w:r>
-        <w:t xml:space="preserve"> Основная логика работы и хранение информации о подарках и предпочтениях пользователей сосредоточены на </w:t>
+        <w:t xml:space="preserve">Безопасность данных. Основная логика работы и хранение информации о подарках и предпочтениях пользователей сосредоточены на </w:t>
       </w:r>
       <w:r>
         <w:lastRenderedPageBreak/>
@@ -1767,25 +1850,7 @@
         </w:numPr>
       </w:pPr>
       <w:r>
-        <w:t>Масштабируемость и производительность</w:t>
-      </w:r>
-      <w:r>
-        <w:t>.</w:t>
-      </w:r>
-      <w:r>
-        <w:t xml:space="preserve"> </w:t>
-      </w:r>
-      <w:r>
-        <w:t>С</w:t>
-      </w:r>
-      <w:r>
-        <w:t>ложные задачи</w:t>
-      </w:r>
-      <w:r>
-        <w:t xml:space="preserve"> для вычислений</w:t>
-      </w:r>
-      <w:r>
-        <w:t>, такие как генерация идей и анализ интересов, выполняются на стороне сервера. Это позволяет использовать ресурсоемкие алгоритмы рекомендаций без нагрузки на устройства пользователей, обеспечивая быструю работу даже на мобильных гаджетах.</w:t>
+        <w:t>Масштабируемость и производительность. Сложные задачи для вычислений, такие как генерация идей и анализ интересов, выполняются на стороне сервера. Это позволяет использовать ресурсоемкие алгоритмы рекомендаций без нагрузки на устройства пользователей, обеспечивая быструю работу даже на мобильных гаджетах.</w:t>
       </w:r>
     </w:p>
     <w:p>
@@ -1797,13 +1862,7 @@
         </w:numPr>
       </w:pPr>
       <w:r>
-        <w:t>Кроссплатформенность</w:t>
-      </w:r>
-      <w:r>
-        <w:t>.</w:t>
-      </w:r>
-      <w:r>
-        <w:t xml:space="preserve"> Разделение на клиент и сервер позволяет создать единый программный модуль, который может быть подключен к различным платформам через стандартные протоколы обмена данными. Пользователь получает доступ к одному и тому же функционалу независимо от устройства входа.</w:t>
+        <w:t>Кроссплатформенность. Разделение на клиент и сервер позволяет создать единый программный модуль, который может быть подключен к различным платформам через стандартные протоколы обмена данными. Пользователь получает доступ к одному и тому же функционалу независимо от устройства входа.</w:t>
       </w:r>
     </w:p>
     <w:p>
@@ -1848,7 +1907,39 @@
       </w:r>
       <w:r>
         <w:lastRenderedPageBreak/>
-        <w:t>языка программирования для веб-сервера и модуля искусственного интеллекта значительно упрощает архитектуру. Это позволяет напрямую импортировать библиотеки машинного обучения (такие как scikit-learn, pandas, numpy) в основной код приложения или организовать эффективное межпроцессное взаимодействие без необходимости создания сложных сетевых шлюзов между разнородными средами (например, между Node.js и Python).</w:t>
+        <w:t xml:space="preserve">языка программирования для веб-сервера и модуля искусственного интеллекта значительно упрощает архитектуру. Это позволяет напрямую импортировать библиотеки машинного обучения (такие как </w:t>
+      </w:r>
+      <w:proofErr w:type="spellStart"/>
+      <w:r>
+        <w:t>scikit-learn</w:t>
+      </w:r>
+      <w:proofErr w:type="spellEnd"/>
+      <w:r>
+        <w:t xml:space="preserve">, </w:t>
+      </w:r>
+      <w:proofErr w:type="spellStart"/>
+      <w:r>
+        <w:t>pandas</w:t>
+      </w:r>
+      <w:proofErr w:type="spellEnd"/>
+      <w:r>
+        <w:t xml:space="preserve">, </w:t>
+      </w:r>
+      <w:proofErr w:type="spellStart"/>
+      <w:r>
+        <w:t>numpy</w:t>
+      </w:r>
+      <w:proofErr w:type="spellEnd"/>
+      <w:r>
+        <w:t xml:space="preserve">) в основной код приложения или организовать эффективное </w:t>
+      </w:r>
+      <w:proofErr w:type="spellStart"/>
+      <w:r>
+        <w:t>межпроцессное</w:t>
+      </w:r>
+      <w:proofErr w:type="spellEnd"/>
+      <w:r>
+        <w:t xml:space="preserve"> взаимодействие без необходимости создания сложных сетевых шлюзов между разнородными средами (например, между Node.js и Python).</w:t>
       </w:r>
     </w:p>
     <w:p>
@@ -1872,31 +1963,108 @@
         <w:pStyle w:val="ab"/>
       </w:pPr>
       <w:r>
-        <w:t>В качестве основного веб-фреймворка для построения API выбран FastAPI. Это современный высокопроизводительный фреймворк для создания веб-приложений на основе стандартов Python 3.6+.</w:t>
-      </w:r>
-    </w:p>
-    <w:p>
-      <w:pPr>
-        <w:pStyle w:val="ab"/>
-      </w:pPr>
-      <w:r>
-        <w:t>FastAPI поддерживает асинхронный ввод-вывод (async/await), что позволяет серверу эффективно обрабатывать большое количество одновременных подключений от клиентов. Это особенно важно при выполнении длительных операций, таких как запросы к базе данных или ожидание ответов от алгоритмов рекомендательной системы, не блокируя обработку других пользовательских запросов.</w:t>
-      </w:r>
-    </w:p>
-    <w:p>
-      <w:pPr>
-        <w:pStyle w:val="ab"/>
-      </w:pPr>
-      <w:r>
-        <w:t>Фреймворк автоматически генерирует интерактивную документацию API (на базе Swagger UI и ReDoc) непосредственно из кода. Это ускоряет процесс разработки клиентской части, так как фронтенд-разработчик всегда имеет актуальное описание всех доступных эндпоинтов, форматов запросов и ответов.</w:t>
-      </w:r>
-    </w:p>
-    <w:p>
-      <w:pPr>
-        <w:pStyle w:val="ab"/>
-      </w:pPr>
-      <w:r>
-        <w:t xml:space="preserve">Благодаря встроенной поддержке библиотеки Pydantic, FastAPI обеспечивает строгую типизацию и автоматическую валидацию входящих и исходящих данных. Это гарантирует, что информация о подарках, пользователях и списках </w:t>
+        <w:t xml:space="preserve">В качестве основного веб-фреймворка для построения API выбран </w:t>
+      </w:r>
+      <w:proofErr w:type="spellStart"/>
+      <w:r>
+        <w:t>FastAPI</w:t>
+      </w:r>
+      <w:proofErr w:type="spellEnd"/>
+      <w:r>
+        <w:t>. Это современный высокопроизводительный фреймворк для создания веб-приложений на основе стандартов Python 3.6+.</w:t>
+      </w:r>
+    </w:p>
+    <w:p>
+      <w:pPr>
+        <w:pStyle w:val="ab"/>
+      </w:pPr>
+      <w:proofErr w:type="spellStart"/>
+      <w:r>
+        <w:t>FastAPI</w:t>
+      </w:r>
+      <w:proofErr w:type="spellEnd"/>
+      <w:r>
+        <w:t xml:space="preserve"> поддерживает асинхронный ввод-вывод (</w:t>
+      </w:r>
+      <w:proofErr w:type="spellStart"/>
+      <w:r>
+        <w:t>async</w:t>
+      </w:r>
+      <w:proofErr w:type="spellEnd"/>
+      <w:r>
+        <w:t>/</w:t>
+      </w:r>
+      <w:proofErr w:type="spellStart"/>
+      <w:r>
+        <w:t>await</w:t>
+      </w:r>
+      <w:proofErr w:type="spellEnd"/>
+      <w:r>
+        <w:t>), что позволяет серверу эффективно обрабатывать большое количество одновременных подключений от клиентов. Это особенно важно при выполнении длительных операций, таких как запросы к базе данных или ожидание ответов от алгоритмов рекомендательной системы, не блокируя обработку других пользовательских запросов.</w:t>
+      </w:r>
+    </w:p>
+    <w:p>
+      <w:pPr>
+        <w:pStyle w:val="ab"/>
+      </w:pPr>
+      <w:r>
+        <w:t xml:space="preserve">Фреймворк автоматически генерирует интерактивную документацию API (на базе </w:t>
+      </w:r>
+      <w:proofErr w:type="spellStart"/>
+      <w:r>
+        <w:t>Swagger</w:t>
+      </w:r>
+      <w:proofErr w:type="spellEnd"/>
+      <w:r>
+        <w:t xml:space="preserve"> UI и </w:t>
+      </w:r>
+      <w:proofErr w:type="spellStart"/>
+      <w:r>
+        <w:t>ReDoc</w:t>
+      </w:r>
+      <w:proofErr w:type="spellEnd"/>
+      <w:r>
+        <w:t xml:space="preserve">) непосредственно из кода. Это ускоряет процесс разработки клиентской части, так как </w:t>
+      </w:r>
+      <w:proofErr w:type="spellStart"/>
+      <w:r>
+        <w:t>фронтенд</w:t>
+      </w:r>
+      <w:proofErr w:type="spellEnd"/>
+      <w:r>
+        <w:t xml:space="preserve">-разработчик всегда имеет актуальное описание всех доступных </w:t>
+      </w:r>
+      <w:proofErr w:type="spellStart"/>
+      <w:r>
+        <w:t>эндпоинтов</w:t>
+      </w:r>
+      <w:proofErr w:type="spellEnd"/>
+      <w:r>
+        <w:t>, форматов запросов и ответов.</w:t>
+      </w:r>
+    </w:p>
+    <w:p>
+      <w:pPr>
+        <w:pStyle w:val="ab"/>
+      </w:pPr>
+      <w:r>
+        <w:t xml:space="preserve">Благодаря встроенной поддержке библиотеки </w:t>
+      </w:r>
+      <w:proofErr w:type="spellStart"/>
+      <w:r>
+        <w:t>Pydantic</w:t>
+      </w:r>
+      <w:proofErr w:type="spellEnd"/>
+      <w:r>
+        <w:t xml:space="preserve">, </w:t>
+      </w:r>
+      <w:proofErr w:type="spellStart"/>
+      <w:r>
+        <w:t>FastAPI</w:t>
+      </w:r>
+      <w:proofErr w:type="spellEnd"/>
+      <w:r>
+        <w:t xml:space="preserve"> обеспечивает строгую типизацию и автоматическую валидацию входящих и исходящих данных. Это гарантирует, что информация о подарках, пользователях и списках </w:t>
       </w:r>
       <w:r>
         <w:lastRenderedPageBreak/>
@@ -1908,57 +2076,136 @@
         <w:pStyle w:val="ab"/>
       </w:pPr>
       <w:r>
-        <w:t>Благодаря использованию движка Starlette и поддержке асинхронности, FastAPI демонстрирует показатели производительности, сопоставимые с высоконагруженными решениями на Node.js или Go, что делает его подходящим выбором для проектов с требованием масштабируемости [].</w:t>
-      </w:r>
-    </w:p>
-    <w:p>
-      <w:pPr>
-        <w:pStyle w:val="ab"/>
-      </w:pPr>
-      <w:r>
-        <w:t>Для взаимодействия с базой данных выбрана библиотека SQLAlchemy, являющаяся одной из самых популярных ORM (Object-Relational Mapping) систем для Python. Она позволяет работать с данными базы как с объектами языка программирования, скрывая сложные SQL-запросы внутри кода.</w:t>
-      </w:r>
-    </w:p>
-    <w:p>
-      <w:pPr>
-        <w:pStyle w:val="ab"/>
-      </w:pPr>
-      <w:r>
-        <w:t xml:space="preserve">Использование SQLAlchemy упрощает разработку, делая код более читаемым и поддерживаемым. Поддержка асинхронного режима критически важна для </w:t>
-      </w:r>
-      <w:r>
-        <w:t>интеллектуальной системы</w:t>
-      </w:r>
-      <w:r>
-        <w:t>, так как позволяет серверу обрабатывать запросы к базе данных без блокировки выполнения других операций, что повышает общую пропускную способность системы при работе с рекомендательным модулем.</w:t>
-      </w:r>
-    </w:p>
-    <w:p>
-      <w:pPr>
-        <w:pStyle w:val="ab"/>
-      </w:pPr>
-      <w:r>
-        <w:t>В паре с SQLAlchemy используется инструмент миграции баз данных Alembic. Он предназначен для управления изменениями в структуре базы данных в процессе разработки и эксплуатации.</w:t>
-      </w:r>
-    </w:p>
-    <w:p>
-      <w:pPr>
-        <w:pStyle w:val="ab"/>
-      </w:pPr>
-      <w:r>
-        <w:t>Alembic позволяет версионировать структуру базы данных, автоматически создавая скрипты для обновления схемы. Это гарантирует целостность данных при переходе между версиями приложения и упрощает развертывание проекта на разных серверах.</w:t>
-      </w:r>
-    </w:p>
-    <w:p>
-      <w:pPr>
-        <w:pStyle w:val="ab"/>
-      </w:pPr>
-      <w:r>
-        <w:t>Для валидации входящих и исходящих данных используется библиотека Pydantic. Она позволяет описывать структуры данных с помощью типов Python и автоматически проверять их соответствие при получении запросов от клиента.</w:t>
-      </w:r>
+        <w:t xml:space="preserve">Благодаря использованию движка </w:t>
+      </w:r>
+      <w:proofErr w:type="spellStart"/>
+      <w:r>
+        <w:t>Starlette</w:t>
+      </w:r>
+      <w:proofErr w:type="spellEnd"/>
+      <w:r>
+        <w:t xml:space="preserve"> и поддержке асинхронности, </w:t>
+      </w:r>
+      <w:proofErr w:type="spellStart"/>
+      <w:r>
+        <w:t>FastAPI</w:t>
+      </w:r>
+      <w:proofErr w:type="spellEnd"/>
+      <w:r>
+        <w:t xml:space="preserve"> демонстрирует показатели производительности, сопоставимые с высоконагруженными решениями на Node.js или Go, что делает его подходящим выбором для проектов с требованием масштабируемости [].</w:t>
+      </w:r>
+    </w:p>
+    <w:p>
+      <w:pPr>
+        <w:pStyle w:val="ab"/>
+      </w:pPr>
+      <w:r>
+        <w:t xml:space="preserve">Для взаимодействия с базой данных выбрана библиотека </w:t>
+      </w:r>
+      <w:proofErr w:type="spellStart"/>
+      <w:r>
+        <w:t>SQLAlchemy</w:t>
+      </w:r>
+      <w:proofErr w:type="spellEnd"/>
+      <w:r>
+        <w:t>, являющаяся одной из самых популярных ORM (Object-</w:t>
+      </w:r>
+      <w:proofErr w:type="spellStart"/>
+      <w:r>
+        <w:t>Relational</w:t>
+      </w:r>
+      <w:proofErr w:type="spellEnd"/>
       <w:r>
         <w:t xml:space="preserve"> </w:t>
       </w:r>
+      <w:proofErr w:type="spellStart"/>
+      <w:r>
+        <w:t>Mapping</w:t>
+      </w:r>
+      <w:proofErr w:type="spellEnd"/>
+      <w:r>
+        <w:t>) систем для Python. Она позволяет работать с данными базы как с объектами языка программирования, скрывая сложные SQL-запросы внутри кода.</w:t>
+      </w:r>
+    </w:p>
+    <w:p>
+      <w:pPr>
+        <w:pStyle w:val="ab"/>
+      </w:pPr>
+      <w:r>
+        <w:t xml:space="preserve">Использование </w:t>
+      </w:r>
+      <w:proofErr w:type="spellStart"/>
+      <w:r>
+        <w:t>SQLAlchemy</w:t>
+      </w:r>
+      <w:proofErr w:type="spellEnd"/>
+      <w:r>
+        <w:t xml:space="preserve"> упрощает разработку, делая код более читаемым и поддерживаемым. Поддержка асинхронного режима критически важна для интеллектуальной системы, так как позволяет серверу обрабатывать запросы к базе данных без блокировки выполнения других операций, что повышает общую пропускную способность системы при работе с рекомендательным модулем.</w:t>
+      </w:r>
+    </w:p>
+    <w:p>
+      <w:pPr>
+        <w:pStyle w:val="ab"/>
+      </w:pPr>
+      <w:r>
+        <w:t xml:space="preserve">В паре с </w:t>
+      </w:r>
+      <w:proofErr w:type="spellStart"/>
+      <w:r>
+        <w:t>SQLAlchemy</w:t>
+      </w:r>
+      <w:proofErr w:type="spellEnd"/>
+      <w:r>
+        <w:t xml:space="preserve"> используется инструмент миграции баз данных </w:t>
+      </w:r>
+      <w:proofErr w:type="spellStart"/>
+      <w:r>
+        <w:t>Alembic</w:t>
+      </w:r>
+      <w:proofErr w:type="spellEnd"/>
+      <w:r>
+        <w:t>. Он предназначен для управления изменениями в структуре базы данных в процессе разработки и эксплуатации.</w:t>
+      </w:r>
+    </w:p>
+    <w:p>
+      <w:pPr>
+        <w:pStyle w:val="ab"/>
+      </w:pPr>
+      <w:proofErr w:type="spellStart"/>
+      <w:r>
+        <w:t>Alembic</w:t>
+      </w:r>
+      <w:proofErr w:type="spellEnd"/>
+      <w:r>
+        <w:t xml:space="preserve"> позволяет </w:t>
+      </w:r>
+      <w:proofErr w:type="spellStart"/>
+      <w:r>
+        <w:t>версионировать</w:t>
+      </w:r>
+      <w:proofErr w:type="spellEnd"/>
+      <w:r>
+        <w:t xml:space="preserve"> структуру базы данных, автоматически создавая скрипты для обновления схемы. Это гарантирует целостность данных при переходе между версиями приложения и упрощает развертывание проекта на разных серверах.</w:t>
+      </w:r>
+    </w:p>
+    <w:p>
+      <w:pPr>
+        <w:pStyle w:val="ab"/>
+      </w:pPr>
+      <w:r>
+        <w:t xml:space="preserve">Для валидации входящих и исходящих данных используется библиотека </w:t>
+      </w:r>
+      <w:proofErr w:type="spellStart"/>
+      <w:r>
+        <w:t>Pydantic</w:t>
+      </w:r>
+      <w:proofErr w:type="spellEnd"/>
+      <w:r>
+        <w:t>. Она позволяет описывать структуры данных с помощью типов Python и автоматически проверять их соответствие при получении запросов от клиента.</w:t>
+      </w:r>
+      <w:r>
+        <w:t xml:space="preserve"> </w:t>
+      </w:r>
       <w:r>
         <w:t>Строгая типизация данных снижает количество ошибок, связанных с некорректным форматом информации.</w:t>
       </w:r>
@@ -1968,19 +2215,125 @@
         <w:pStyle w:val="ab"/>
       </w:pPr>
       <w:r>
-        <w:t xml:space="preserve">Библиотека Passlib предоставляет унифицированный интерфейс для работы с различными алгоритмами хеширования, однако для защиты критически </w:t>
+        <w:t xml:space="preserve">Для обеспечения криптографической стойкости хранения чувствительных данных (токенов интеграции, секретных ключей) в проекте используется </w:t>
       </w:r>
       <w:r>
         <w:lastRenderedPageBreak/>
-        <w:t>важных данных в разрабатываемой системе (токенов доступа, секретных ключей интеграции с внешними API) выбран алгоритм bcrypt. Данный выбор обусловлен высокой устойчивостью bcrypt к атакам полного перебора (brute-force) и использованию радужных таблиц.</w:t>
-      </w:r>
-    </w:p>
-    <w:p>
-      <w:pPr>
-        <w:pStyle w:val="ab"/>
-      </w:pPr>
-      <w:r>
-        <w:t>Принцип работы алгоритма bcrypt основан на адаптивной функции хеширования, использующей модифицированный алгоритм шифрования Blowfish. Входными данными для функции являются:</w:t>
+        <w:t xml:space="preserve">библиотека </w:t>
+      </w:r>
+      <w:proofErr w:type="spellStart"/>
+      <w:r>
+        <w:t>Passlib</w:t>
+      </w:r>
+      <w:proofErr w:type="spellEnd"/>
+      <w:r>
+        <w:t xml:space="preserve">. Данный инструмент выбран не как алгоритм шифрования, а как стандартизированный интерфейс управления хешированием. В качестве базового алгоритма внутри </w:t>
+      </w:r>
+      <w:proofErr w:type="spellStart"/>
+      <w:r>
+        <w:t>Passlib</w:t>
+      </w:r>
+      <w:proofErr w:type="spellEnd"/>
+      <w:r>
+        <w:t xml:space="preserve"> задействован </w:t>
+      </w:r>
+      <w:proofErr w:type="spellStart"/>
+      <w:r>
+        <w:t>bcrypt</w:t>
+      </w:r>
+      <w:proofErr w:type="spellEnd"/>
+      <w:r>
+        <w:t>.</w:t>
+      </w:r>
+    </w:p>
+    <w:p>
+      <w:pPr>
+        <w:pStyle w:val="ab"/>
+      </w:pPr>
+      <w:r>
+        <w:t xml:space="preserve">Использование </w:t>
+      </w:r>
+      <w:proofErr w:type="spellStart"/>
+      <w:r>
+        <w:t>Passlib</w:t>
+      </w:r>
+      <w:proofErr w:type="spellEnd"/>
+      <w:r>
+        <w:t xml:space="preserve"> обусловлено необходимостью абстрагирования от конкретной реализации алгоритма: библиотека автоматически управляет генерацией уникальной соли (</w:t>
+      </w:r>
+      <w:proofErr w:type="spellStart"/>
+      <w:r>
+        <w:t>salt</w:t>
+      </w:r>
+      <w:proofErr w:type="spellEnd"/>
+      <w:r>
+        <w:t>), параметрами стоимости вычислений (</w:t>
+      </w:r>
+      <w:proofErr w:type="spellStart"/>
+      <w:r>
+        <w:t>cost</w:t>
+      </w:r>
+      <w:proofErr w:type="spellEnd"/>
+      <w:r>
+        <w:t xml:space="preserve">) и форматированием результата, минимизируя риски ошибок разработки. Кроме того, такая архитектура позволяет в будущем </w:t>
+      </w:r>
+      <w:proofErr w:type="spellStart"/>
+      <w:r>
+        <w:t>бесшовно</w:t>
+      </w:r>
+      <w:proofErr w:type="spellEnd"/>
+      <w:r>
+        <w:t xml:space="preserve"> заменить алгоритм </w:t>
+      </w:r>
+      <w:proofErr w:type="spellStart"/>
+      <w:r>
+        <w:t>bcrypt</w:t>
+      </w:r>
+      <w:proofErr w:type="spellEnd"/>
+      <w:r>
+        <w:t xml:space="preserve"> на более производительный (например, Argon2) без изменения логики основного приложения, что обеспечивает долгосрочную безопасность системы.</w:t>
+      </w:r>
+    </w:p>
+    <w:p>
+      <w:pPr>
+        <w:pStyle w:val="ab"/>
+        <w:rPr>
+          <w:color w:val="FF0000"/>
+        </w:rPr>
+      </w:pPr>
+      <w:r>
+        <w:rPr>
+          <w:color w:val="FF0000"/>
+        </w:rPr>
+        <w:t xml:space="preserve">Принцип работы алгоритма </w:t>
+      </w:r>
+      <w:proofErr w:type="spellStart"/>
+      <w:r>
+        <w:rPr>
+          <w:color w:val="FF0000"/>
+        </w:rPr>
+        <w:t>bcrypt</w:t>
+      </w:r>
+      <w:proofErr w:type="spellEnd"/>
+      <w:r>
+        <w:rPr>
+          <w:color w:val="FF0000"/>
+        </w:rPr>
+        <w:t xml:space="preserve"> основан на адаптивной функции хеширования, использующей модифицированный алгоритм шифрования </w:t>
+      </w:r>
+      <w:proofErr w:type="spellStart"/>
+      <w:r>
+        <w:rPr>
+          <w:color w:val="FF0000"/>
+        </w:rPr>
+        <w:t>Blowfish</w:t>
+      </w:r>
+      <w:proofErr w:type="spellEnd"/>
+      <w:r>
+        <w:rPr>
+          <w:color w:val="FF0000"/>
+        </w:rPr>
+        <w:t>. Входными данными для функции являются:</w:t>
       </w:r>
     </w:p>
     <w:p>
@@ -1990,8 +2343,14 @@
           <w:ilvl w:val="0"/>
           <w:numId w:val="42"/>
         </w:numPr>
-      </w:pPr>
-      <w:r>
+        <w:rPr>
+          <w:color w:val="FF0000"/>
+        </w:rPr>
+      </w:pPr>
+      <w:r>
+        <w:rPr>
+          <w:color w:val="FF0000"/>
+        </w:rPr>
         <w:t>Строка исходных данных (например, токен или ключ), длина которой ограничена 72 байтами.</w:t>
       </w:r>
     </w:p>
@@ -2002,21 +2361,42 @@
           <w:ilvl w:val="0"/>
           <w:numId w:val="42"/>
         </w:numPr>
-      </w:pPr>
-      <w:r>
-        <w:t>Параметр сложности (cost), определяющий количество раундов вычислений (</w:t>
-      </w:r>
-      <w:r>
-        <w:t>2</w:t>
-      </w:r>
-      <w:r>
-        <w:rPr>
+        <w:rPr>
+          <w:color w:val="FF0000"/>
+        </w:rPr>
+      </w:pPr>
+      <w:r>
+        <w:rPr>
+          <w:color w:val="FF0000"/>
+        </w:rPr>
+        <w:t>Параметр сложности (</w:t>
+      </w:r>
+      <w:proofErr w:type="spellStart"/>
+      <w:r>
+        <w:rPr>
+          <w:color w:val="FF0000"/>
+        </w:rPr>
+        <w:t>cost</w:t>
+      </w:r>
+      <w:proofErr w:type="spellEnd"/>
+      <w:r>
+        <w:rPr>
+          <w:color w:val="FF0000"/>
+        </w:rPr>
+        <w:t>), определяющий количество раундов вычислений (2</w:t>
+      </w:r>
+      <w:r>
+        <w:rPr>
+          <w:color w:val="FF0000"/>
           <w:vertAlign w:val="superscript"/>
           <w:lang w:val="en-US"/>
         </w:rPr>
         <w:t>cost</w:t>
       </w:r>
       <w:r>
+        <w:rPr>
+          <w:color w:val="FF0000"/>
+        </w:rPr>
         <w:t>).</w:t>
       </w:r>
     </w:p>
@@ -2027,180 +2407,172 @@
           <w:ilvl w:val="0"/>
           <w:numId w:val="42"/>
         </w:numPr>
-      </w:pPr>
-      <w:r>
-        <w:t>Случайное значение «соли» (salt) длиной 16 байт (128 бит), генерируемое криптографически стойким генератором случайных чисел для каждого уникального хеша.</w:t>
-      </w:r>
-    </w:p>
-    <w:p>
-      <w:pPr>
-        <w:pStyle w:val="ab"/>
-      </w:pPr>
-      <w:r>
-        <w:t>На выходе алгоритм формирует хеш длиной 24 байта (192 бита). Конечная строка результата имеет строго определенную структуру:</w:t>
-      </w:r>
-    </w:p>
-    <w:p>
-      <w:pPr>
-        <w:pStyle w:val="ab"/>
-        <w:rPr>
+        <w:rPr>
+          <w:color w:val="FF0000"/>
+        </w:rPr>
+      </w:pPr>
+      <w:r>
+        <w:rPr>
+          <w:color w:val="FF0000"/>
+        </w:rPr>
+        <w:t>Случайное значение «соли» (</w:t>
+      </w:r>
+      <w:proofErr w:type="spellStart"/>
+      <w:r>
+        <w:rPr>
+          <w:color w:val="FF0000"/>
+        </w:rPr>
+        <w:t>salt</w:t>
+      </w:r>
+      <w:proofErr w:type="spellEnd"/>
+      <w:r>
+        <w:rPr>
+          <w:color w:val="FF0000"/>
+        </w:rPr>
+        <w:t xml:space="preserve">) длиной 16 байт (128 бит), генерируемое </w:t>
+      </w:r>
+      <w:proofErr w:type="spellStart"/>
+      <w:r>
+        <w:rPr>
+          <w:color w:val="FF0000"/>
+        </w:rPr>
+        <w:t>криптографически</w:t>
+      </w:r>
+      <w:proofErr w:type="spellEnd"/>
+      <w:r>
+        <w:rPr>
+          <w:color w:val="FF0000"/>
+        </w:rPr>
+        <w:t xml:space="preserve"> стойким генератором случайных чисел для каждого уникального </w:t>
+      </w:r>
+      <w:proofErr w:type="spellStart"/>
+      <w:r>
+        <w:rPr>
+          <w:color w:val="FF0000"/>
+        </w:rPr>
+        <w:t>хеша</w:t>
+      </w:r>
+      <w:proofErr w:type="spellEnd"/>
+      <w:r>
+        <w:rPr>
+          <w:color w:val="FF0000"/>
+        </w:rPr>
+        <w:t>.</w:t>
+      </w:r>
+    </w:p>
+    <w:p>
+      <w:pPr>
+        <w:pStyle w:val="ab"/>
+        <w:rPr>
+          <w:color w:val="FF0000"/>
+        </w:rPr>
+      </w:pPr>
+      <w:r>
+        <w:rPr>
+          <w:color w:val="FF0000"/>
+        </w:rPr>
+        <w:t xml:space="preserve">На выходе алгоритм формирует </w:t>
+      </w:r>
+      <w:proofErr w:type="spellStart"/>
+      <w:r>
+        <w:rPr>
+          <w:color w:val="FF0000"/>
+        </w:rPr>
+        <w:t>хеш</w:t>
+      </w:r>
+      <w:proofErr w:type="spellEnd"/>
+      <w:r>
+        <w:rPr>
+          <w:color w:val="FF0000"/>
+        </w:rPr>
+        <w:t xml:space="preserve"> длиной 24 байта (192 бита). Конечная строка результата имеет строго определенную структуру:</w:t>
+      </w:r>
+    </w:p>
+    <w:p>
+      <w:pPr>
+        <w:pStyle w:val="ab"/>
+        <w:rPr>
+          <w:color w:val="FF0000"/>
           <w:lang w:val="en-US"/>
         </w:rPr>
       </w:pPr>
       <w:r>
         <w:rPr>
+          <w:color w:val="FF0000"/>
           <w:lang w:val="en-US"/>
         </w:rPr>
-        <w:t>$2&lt;</w:t>
-      </w:r>
-      <w:r>
-        <w:rPr>
+        <w:t xml:space="preserve">$2&lt;a/b/x/y&gt;$[cost]$(22 character </w:t>
+      </w:r>
+      <w:proofErr w:type="gramStart"/>
+      <w:r>
+        <w:rPr>
+          <w:color w:val="FF0000"/>
           <w:lang w:val="en-US"/>
         </w:rPr>
-        <w:t>a</w:t>
-      </w:r>
-      <w:r>
-        <w:rPr>
+        <w:t>salt)(</w:t>
+      </w:r>
+      <w:proofErr w:type="gramEnd"/>
+      <w:r>
+        <w:rPr>
+          <w:color w:val="FF0000"/>
           <w:lang w:val="en-US"/>
         </w:rPr>
-        <w:t>/</w:t>
-      </w:r>
-      <w:r>
-        <w:rPr>
+        <w:t>31 character hash)</w:t>
+      </w:r>
+    </w:p>
+    <w:p>
+      <w:pPr>
+        <w:pStyle w:val="ab"/>
+        <w:rPr>
+          <w:color w:val="FF0000"/>
+        </w:rPr>
+      </w:pPr>
+      <w:r>
+        <w:rPr>
+          <w:color w:val="FF0000"/>
+        </w:rPr>
+        <w:t xml:space="preserve">Например, при вводе пароля abc123xyz, </w:t>
+      </w:r>
+      <w:r>
+        <w:rPr>
+          <w:color w:val="FF0000"/>
           <w:lang w:val="en-US"/>
         </w:rPr>
-        <w:t>b</w:t>
-      </w:r>
-      <w:r>
-        <w:rPr>
+        <w:t>cost</w:t>
+      </w:r>
+      <w:r>
+        <w:rPr>
+          <w:color w:val="FF0000"/>
+        </w:rPr>
+        <w:t xml:space="preserve"> 12 и случайной </w:t>
+      </w:r>
+      <w:r>
+        <w:rPr>
+          <w:color w:val="FF0000"/>
           <w:lang w:val="en-US"/>
         </w:rPr>
-        <w:t>/</w:t>
-      </w:r>
-      <w:r>
-        <w:rPr>
+        <w:t>salt</w:t>
+      </w:r>
+      <w:r>
+        <w:rPr>
+          <w:color w:val="FF0000"/>
+        </w:rPr>
+        <w:t xml:space="preserve"> результатом работы </w:t>
+      </w:r>
+      <w:proofErr w:type="spellStart"/>
+      <w:r>
+        <w:rPr>
+          <w:color w:val="FF0000"/>
           <w:lang w:val="en-US"/>
         </w:rPr>
-        <w:t>x</w:t>
-      </w:r>
-      <w:r>
-        <w:rPr>
-          <w:lang w:val="en-US"/>
-        </w:rPr>
-        <w:t>/</w:t>
-      </w:r>
-      <w:r>
-        <w:rPr>
-          <w:lang w:val="en-US"/>
-        </w:rPr>
-        <w:t>y</w:t>
-      </w:r>
-      <w:r>
-        <w:rPr>
-          <w:lang w:val="en-US"/>
-        </w:rPr>
-        <w:t>&gt;$[</w:t>
-      </w:r>
-      <w:r>
-        <w:rPr>
-          <w:lang w:val="en-US"/>
-        </w:rPr>
-        <w:t>cost</w:t>
-      </w:r>
-      <w:r>
-        <w:rPr>
-          <w:lang w:val="en-US"/>
-        </w:rPr>
-        <w:t xml:space="preserve">]$(22 </w:t>
-      </w:r>
-      <w:r>
-        <w:rPr>
-          <w:lang w:val="en-US"/>
-        </w:rPr>
-        <w:t>character</w:t>
-      </w:r>
-      <w:r>
-        <w:rPr>
-          <w:lang w:val="en-US"/>
-        </w:rPr>
-        <w:t xml:space="preserve"> </w:t>
-      </w:r>
-      <w:r>
-        <w:rPr>
-          <w:lang w:val="en-US"/>
-        </w:rPr>
-        <w:t>salt</w:t>
-      </w:r>
-      <w:r>
-        <w:rPr>
-          <w:lang w:val="en-US"/>
-        </w:rPr>
-        <w:t xml:space="preserve">)(31 </w:t>
-      </w:r>
-      <w:r>
-        <w:rPr>
-          <w:lang w:val="en-US"/>
-        </w:rPr>
-        <w:t>character</w:t>
-      </w:r>
-      <w:r>
-        <w:rPr>
-          <w:lang w:val="en-US"/>
-        </w:rPr>
-        <w:t xml:space="preserve"> </w:t>
-      </w:r>
-      <w:r>
-        <w:rPr>
-          <w:lang w:val="en-US"/>
-        </w:rPr>
-        <w:t>hash</w:t>
-      </w:r>
-      <w:r>
-        <w:rPr>
-          <w:lang w:val="en-US"/>
-        </w:rPr>
-        <w:t>)</w:t>
-      </w:r>
-    </w:p>
-    <w:p>
-      <w:pPr>
-        <w:pStyle w:val="ab"/>
-      </w:pPr>
-      <w:r>
-        <w:t xml:space="preserve">Например, при вводе пароля abc123xyz, </w:t>
-      </w:r>
-      <w:r>
-        <w:rPr>
-          <w:lang w:val="en-US"/>
-        </w:rPr>
-        <w:t>cost</w:t>
-      </w:r>
-      <w:r>
-        <w:t xml:space="preserve"> 12 и случайной </w:t>
-      </w:r>
-      <w:r>
-        <w:rPr>
-          <w:lang w:val="en-US"/>
-        </w:rPr>
-        <w:t>salt</w:t>
-      </w:r>
-      <w:r>
-        <w:t xml:space="preserve"> результатом работы </w:t>
-      </w:r>
-      <w:r>
-        <w:rPr>
-          <w:lang w:val="en-US"/>
-        </w:rPr>
         <w:t>bcrypt</w:t>
       </w:r>
-      <w:r>
-        <w:t xml:space="preserve"> </w:t>
-      </w:r>
-      <w:r>
-        <w:t>будет строка</w:t>
-      </w:r>
-      <w:r>
-        <w:t>:</w:t>
+      <w:proofErr w:type="spellEnd"/>
+      <w:r>
+        <w:rPr>
+          <w:color w:val="FF0000"/>
+        </w:rPr>
+        <w:t xml:space="preserve"> будет строка:</w:t>
       </w:r>
     </w:p>
     <w:p>
@@ -2211,12 +2583,14 @@
         <w:jc w:val="center"/>
         <w:rPr>
           <w:rFonts w:cs="Times New Roman"/>
+          <w:color w:val="FF0000"/>
         </w:rPr>
       </w:pPr>
       <w:r>
         <w:rPr>
           <w:rFonts w:cs="Times New Roman"/>
           <w:noProof/>
+          <w:color w:val="FF0000"/>
         </w:rPr>
         <w:drawing>
           <wp:inline distT="0" distB="0" distL="0" distR="0" wp14:anchorId="45BC72DC" wp14:editId="698F4400">
@@ -2261,45 +2635,73 @@
         <w:ind w:firstLine="0"/>
         <w:jc w:val="center"/>
         <w:rPr>
+          <w:color w:val="FF0000"/>
+        </w:rPr>
+      </w:pPr>
+      <w:r>
+        <w:rPr>
+          <w:color w:val="FF0000"/>
+        </w:rPr>
+        <w:t xml:space="preserve">Рис. </w:t>
+      </w:r>
+      <w:r>
+        <w:rPr>
+          <w:color w:val="FF0000"/>
+        </w:rPr>
+        <w:fldChar w:fldCharType="begin"/>
+      </w:r>
+      <w:r>
+        <w:rPr>
+          <w:color w:val="FF0000"/>
+        </w:rPr>
+        <w:instrText xml:space="preserve"> SEQ Рис. \* ARABIC </w:instrText>
+      </w:r>
+      <w:r>
+        <w:rPr>
+          <w:color w:val="FF0000"/>
+        </w:rPr>
+        <w:fldChar w:fldCharType="separate"/>
+      </w:r>
+      <w:r>
+        <w:rPr>
+          <w:noProof/>
+          <w:color w:val="FF0000"/>
+        </w:rPr>
+        <w:t>5</w:t>
+      </w:r>
+      <w:r>
+        <w:rPr>
+          <w:color w:val="FF0000"/>
+        </w:rPr>
+        <w:fldChar w:fldCharType="end"/>
+      </w:r>
+      <w:r>
+        <w:rPr>
+          <w:color w:val="FF0000"/>
+        </w:rPr>
+        <w:t xml:space="preserve">. Пример работы </w:t>
+      </w:r>
+      <w:proofErr w:type="spellStart"/>
+      <w:r>
+        <w:rPr>
+          <w:color w:val="FF0000"/>
           <w:lang w:val="en-US"/>
         </w:rPr>
-      </w:pPr>
-      <w:r>
-        <w:t xml:space="preserve">Рис. </w:t>
-      </w:r>
-      <w:r>
-        <w:fldChar w:fldCharType="begin"/>
-      </w:r>
-      <w:r>
-        <w:instrText xml:space="preserve"> SEQ Рис. \* ARABIC </w:instrText>
-      </w:r>
-      <w:r>
-        <w:fldChar w:fldCharType="separate"/>
-      </w:r>
-      <w:r>
-        <w:rPr>
-          <w:noProof/>
-        </w:rPr>
-        <w:t>5</w:t>
-      </w:r>
-      <w:r>
-        <w:fldChar w:fldCharType="end"/>
-      </w:r>
-      <w:r>
-        <w:t xml:space="preserve">. Пример работы </w:t>
-      </w:r>
-      <w:r>
-        <w:rPr>
-          <w:lang w:val="en-US"/>
-        </w:rPr>
         <w:t>bcrypt</w:t>
       </w:r>
-    </w:p>
-    <w:p>
-      <w:pPr>
-        <w:pStyle w:val="ab"/>
-      </w:pPr>
-      <w:r>
+      <w:proofErr w:type="spellEnd"/>
+    </w:p>
+    <w:p>
+      <w:pPr>
+        <w:pStyle w:val="ab"/>
+        <w:rPr>
+          <w:color w:val="FF0000"/>
+        </w:rPr>
+      </w:pPr>
+      <w:r>
+        <w:rPr>
+          <w:color w:val="FF0000"/>
+        </w:rPr>
         <w:t>Где:</w:t>
       </w:r>
     </w:p>
@@ -2310,17 +2712,29 @@
           <w:ilvl w:val="0"/>
           <w:numId w:val="13"/>
         </w:numPr>
-      </w:pPr>
-      <w:r>
+        <w:rPr>
+          <w:color w:val="FF0000"/>
+        </w:rPr>
+      </w:pPr>
+      <w:r>
+        <w:rPr>
+          <w:color w:val="FF0000"/>
+        </w:rPr>
         <w:t>$2a$: Идентификатор алгоритма хэширования (</w:t>
       </w:r>
-      <w:r>
-        <w:rPr>
+      <w:proofErr w:type="spellStart"/>
+      <w:r>
+        <w:rPr>
+          <w:color w:val="FF0000"/>
           <w:lang w:val="en-US"/>
         </w:rPr>
         <w:t>bcrypt</w:t>
       </w:r>
-      <w:r>
+      <w:proofErr w:type="spellEnd"/>
+      <w:r>
+        <w:rPr>
+          <w:color w:val="FF0000"/>
+        </w:rPr>
         <w:t>)</w:t>
       </w:r>
     </w:p>
@@ -2331,29 +2745,41 @@
           <w:ilvl w:val="0"/>
           <w:numId w:val="13"/>
         </w:numPr>
-      </w:pPr>
-      <w:r>
-        <w:t xml:space="preserve">12: Стоимость </w:t>
-      </w:r>
-      <w:r>
-        <w:t>(</w:t>
-      </w:r>
-      <w:r>
-        <w:rPr>
+        <w:rPr>
+          <w:color w:val="FF0000"/>
+        </w:rPr>
+      </w:pPr>
+      <w:r>
+        <w:rPr>
+          <w:color w:val="FF0000"/>
+        </w:rPr>
+        <w:lastRenderedPageBreak/>
+        <w:t>12: Стоимость (</w:t>
+      </w:r>
+      <w:r>
+        <w:rPr>
+          <w:color w:val="FF0000"/>
           <w:lang w:val="en-US"/>
         </w:rPr>
         <w:t>cost</w:t>
       </w:r>
       <w:r>
+        <w:rPr>
+          <w:color w:val="FF0000"/>
+        </w:rPr>
         <w:t>) ввода (2</w:t>
       </w:r>
       <w:r>
         <w:rPr>
+          <w:color w:val="FF0000"/>
           <w:vertAlign w:val="superscript"/>
         </w:rPr>
         <w:t>12</w:t>
       </w:r>
       <w:r>
+        <w:rPr>
+          <w:color w:val="FF0000"/>
+        </w:rPr>
         <w:t>, т.е. 4096 раундов)</w:t>
       </w:r>
     </w:p>
@@ -2364,8 +2790,14 @@
           <w:ilvl w:val="0"/>
           <w:numId w:val="13"/>
         </w:numPr>
-      </w:pPr>
-      <w:r>
+        <w:rPr>
+          <w:color w:val="FF0000"/>
+        </w:rPr>
+      </w:pPr>
+      <w:r>
+        <w:rPr>
+          <w:color w:val="FF0000"/>
+        </w:rPr>
         <w:t>R9h/cIPz0gi.URNNX3kh2O: Кодировка входного значения по стандарту base-64</w:t>
       </w:r>
     </w:p>
@@ -2376,18 +2808,57 @@
           <w:ilvl w:val="0"/>
           <w:numId w:val="13"/>
         </w:numPr>
-      </w:pPr>
-      <w:r>
+        <w:rPr>
+          <w:color w:val="FF0000"/>
+        </w:rPr>
+      </w:pPr>
+      <w:r>
+        <w:rPr>
+          <w:color w:val="FF0000"/>
+        </w:rPr>
         <w:t>PST9/PgBkqquzi.Ss7KIUgO2t0jWMUW: Кодировка по стандарту 64 для первых 23 байт вычисленного 24-байтового хэша</w:t>
       </w:r>
     </w:p>
     <w:p>
       <w:pPr>
         <w:pStyle w:val="ab"/>
-      </w:pPr>
-      <w:r>
-        <w:lastRenderedPageBreak/>
-        <w:t>Кодировка base-64 в bcrypt использует таблицу «./ABCDEFGHIJKLMNOPQRSTUVWXYZabcdefghijklmnopqrstuvwxyz0123456789», которая отличается от кодировки Base64 в RFC 4648. []</w:t>
+        <w:rPr>
+          <w:color w:val="FF0000"/>
+        </w:rPr>
+      </w:pPr>
+      <w:r>
+        <w:rPr>
+          <w:color w:val="FF0000"/>
+        </w:rPr>
+        <w:t xml:space="preserve">Кодировка base-64 в </w:t>
+      </w:r>
+      <w:proofErr w:type="spellStart"/>
+      <w:r>
+        <w:rPr>
+          <w:color w:val="FF0000"/>
+        </w:rPr>
+        <w:t>bcrypt</w:t>
+      </w:r>
+      <w:proofErr w:type="spellEnd"/>
+      <w:r>
+        <w:rPr>
+          <w:color w:val="FF0000"/>
+        </w:rPr>
+        <w:t xml:space="preserve"> использует таблицу </w:t>
+      </w:r>
+      <w:proofErr w:type="gramStart"/>
+      <w:r>
+        <w:rPr>
+          <w:color w:val="FF0000"/>
+        </w:rPr>
+        <w:t>«./</w:t>
+      </w:r>
+      <w:proofErr w:type="gramEnd"/>
+      <w:r>
+        <w:rPr>
+          <w:color w:val="FF0000"/>
+        </w:rPr>
+        <w:t>ABCDEFGHIJKLMNOPQRSTUVWXYZabcdefghijklmnopqrstuvwxyz0123456789», которая отличается от кодировки Base64 в RFC 4648. []</w:t>
       </w:r>
     </w:p>
     <w:p>
@@ -2395,65 +2866,118 @@
         <w:pStyle w:val="ab"/>
         <w:spacing w:before="240"/>
         <w:rPr>
+          <w:color w:val="FF0000"/>
           <w:lang w:val="en-US"/>
         </w:rPr>
       </w:pPr>
-      <w:r>
-        <w:t>PyJWT (Python JSON Web Token)</w:t>
-      </w:r>
-      <w:r>
+      <w:proofErr w:type="spellStart"/>
+      <w:r>
+        <w:rPr>
+          <w:color w:val="FF0000"/>
+        </w:rPr>
+        <w:t>PyJWT</w:t>
+      </w:r>
+      <w:proofErr w:type="spellEnd"/>
+      <w:r>
+        <w:rPr>
+          <w:color w:val="FF0000"/>
+        </w:rPr>
+        <w:t xml:space="preserve"> (Python JSON Web </w:t>
+      </w:r>
+      <w:proofErr w:type="spellStart"/>
+      <w:r>
+        <w:rPr>
+          <w:color w:val="FF0000"/>
+        </w:rPr>
+        <w:t>Token</w:t>
+      </w:r>
+      <w:proofErr w:type="spellEnd"/>
+      <w:r>
+        <w:rPr>
+          <w:color w:val="FF0000"/>
+        </w:rPr>
+        <w:t>)</w:t>
+      </w:r>
+      <w:r>
+        <w:rPr>
+          <w:color w:val="FF0000"/>
+        </w:rPr>
         <w:t xml:space="preserve"> </w:t>
       </w:r>
       <w:r>
+        <w:rPr>
+          <w:color w:val="FF0000"/>
+        </w:rPr>
         <w:t>реализует стандарт RFC 7519, позволяющий создавать компактные токены</w:t>
       </w:r>
       <w:r>
-        <w:t xml:space="preserve"> доступа, основанных на формате JSON.</w:t>
-      </w:r>
-      <w:r>
+        <w:rPr>
+          <w:color w:val="FF0000"/>
+        </w:rPr>
+        <w:t xml:space="preserve"> доступа, основанных на формате JSON. </w:t>
+      </w:r>
+      <w:proofErr w:type="spellStart"/>
+      <w:r>
+        <w:rPr>
+          <w:color w:val="FF0000"/>
+        </w:rPr>
+        <w:t>PyJWT</w:t>
+      </w:r>
+      <w:proofErr w:type="spellEnd"/>
+      <w:r>
+        <w:rPr>
+          <w:color w:val="FF0000"/>
+        </w:rPr>
         <w:t xml:space="preserve"> </w:t>
       </w:r>
       <w:r>
-        <w:t>PyJWT</w:t>
-      </w:r>
-      <w:r>
-        <w:t xml:space="preserve"> </w:t>
-      </w:r>
-      <w:r>
+        <w:rPr>
+          <w:color w:val="FF0000"/>
+        </w:rPr>
         <w:t>состоит из трех основных компонентов: заголовка (</w:t>
       </w:r>
       <w:r>
         <w:rPr>
+          <w:color w:val="FF0000"/>
           <w:lang w:val="en-US"/>
         </w:rPr>
         <w:t>header</w:t>
       </w:r>
       <w:r>
+        <w:rPr>
+          <w:color w:val="FF0000"/>
+        </w:rPr>
         <w:t>), полезной нагрузки (</w:t>
       </w:r>
       <w:r>
         <w:rPr>
+          <w:color w:val="FF0000"/>
           <w:lang w:val="en-US"/>
         </w:rPr>
         <w:t>payload</w:t>
       </w:r>
       <w:r>
+        <w:rPr>
+          <w:color w:val="FF0000"/>
+        </w:rPr>
         <w:t>) и подписи (</w:t>
       </w:r>
       <w:r>
         <w:rPr>
+          <w:color w:val="FF0000"/>
           <w:lang w:val="en-US"/>
         </w:rPr>
         <w:t>signature</w:t>
       </w:r>
       <w:r>
-        <w:t>), разделенных точками. Заголовок содержит информацию о типе токена и используемом алгоритме, а полезная нагрузка может содержать информацию о пользователе или другие данные. Подпись используется для верификации целостности и подлинности токена</w:t>
-      </w:r>
-      <w:r>
-        <w:t>.</w:t>
-      </w:r>
-      <w:r>
-        <w:rPr>
+        <w:rPr>
+          <w:color w:val="FF0000"/>
+        </w:rPr>
+        <w:t>), разделенных точками. Заголовок содержит информацию о типе токена и используемом алгоритме, а полезная нагрузка может содержать информацию о пользователе или другие данные. Подпись используется для верификации целостности и подлинности токена.</w:t>
+      </w:r>
+      <w:r>
+        <w:rPr>
+          <w:color w:val="FF0000"/>
           <w:lang w:val="en-US"/>
         </w:rPr>
         <w:t xml:space="preserve"> []</w:t>
@@ -2465,10 +2989,14 @@
         <w:keepNext/>
         <w:ind w:firstLine="0"/>
         <w:jc w:val="center"/>
+        <w:rPr>
+          <w:color w:val="FF0000"/>
+        </w:rPr>
       </w:pPr>
       <w:r>
         <w:rPr>
           <w:noProof/>
+          <w:color w:val="FF0000"/>
         </w:rPr>
         <w:drawing>
           <wp:inline distT="0" distB="0" distL="0" distR="0" wp14:anchorId="3129180B" wp14:editId="108C18BE">
@@ -2510,39 +3038,57 @@
     <w:p>
       <w:pPr>
         <w:pStyle w:val="affa"/>
-      </w:pPr>
-      <w:r>
+        <w:rPr>
+          <w:color w:val="FF0000"/>
+        </w:rPr>
+      </w:pPr>
+      <w:r>
+        <w:rPr>
+          <w:color w:val="FF0000"/>
+        </w:rPr>
         <w:t xml:space="preserve">Рис. </w:t>
       </w:r>
       <w:r>
+        <w:rPr>
+          <w:color w:val="FF0000"/>
+        </w:rPr>
         <w:fldChar w:fldCharType="begin"/>
       </w:r>
       <w:r>
+        <w:rPr>
+          <w:color w:val="FF0000"/>
+        </w:rPr>
         <w:instrText xml:space="preserve"> SEQ Рис. \* ARABIC </w:instrText>
       </w:r>
       <w:r>
+        <w:rPr>
+          <w:color w:val="FF0000"/>
+        </w:rPr>
         <w:fldChar w:fldCharType="separate"/>
       </w:r>
       <w:r>
         <w:rPr>
           <w:noProof/>
+          <w:color w:val="FF0000"/>
         </w:rPr>
         <w:t>6</w:t>
       </w:r>
       <w:r>
         <w:rPr>
           <w:noProof/>
+          <w:color w:val="FF0000"/>
         </w:rPr>
         <w:fldChar w:fldCharType="end"/>
       </w:r>
       <w:r>
-        <w:t xml:space="preserve"> - </w:t>
-      </w:r>
-      <w:r>
-        <w:t xml:space="preserve">Устройство </w:t>
-      </w:r>
-      <w:r>
-        <w:rPr>
+        <w:rPr>
+          <w:color w:val="FF0000"/>
+        </w:rPr>
+        <w:t xml:space="preserve"> - Устройство </w:t>
+      </w:r>
+      <w:r>
+        <w:rPr>
+          <w:color w:val="FF0000"/>
           <w:lang w:val="en-US"/>
         </w:rPr>
         <w:t>JWT</w:t>
@@ -2551,38 +3097,56 @@
     <w:p>
       <w:pPr>
         <w:pStyle w:val="ab"/>
-      </w:pPr>
-      <w:r>
+        <w:rPr>
+          <w:color w:val="FF0000"/>
+        </w:rPr>
+      </w:pPr>
+      <w:r>
+        <w:rPr>
+          <w:color w:val="FF0000"/>
+        </w:rPr>
         <w:t xml:space="preserve">Подпись или же секретный ключ должен знать только сервер, который шифрует и дешифрует данные. Модуль </w:t>
       </w:r>
       <w:r>
         <w:rPr>
+          <w:color w:val="FF0000"/>
           <w:lang w:val="en-US"/>
         </w:rPr>
         <w:t>JWT</w:t>
       </w:r>
       <w:r>
+        <w:rPr>
+          <w:color w:val="FF0000"/>
+        </w:rPr>
         <w:t xml:space="preserve"> складывает вместе заголовок с данными и шифрует с помощью секретного ключа.</w:t>
       </w:r>
     </w:p>
     <w:p>
       <w:pPr>
         <w:pStyle w:val="ab"/>
-      </w:pPr>
-      <w:r>
+        <w:rPr>
+          <w:color w:val="FF0000"/>
+        </w:rPr>
+      </w:pPr>
+      <w:r>
+        <w:rPr>
+          <w:color w:val="FF0000"/>
+        </w:rPr>
+        <w:lastRenderedPageBreak/>
         <w:t xml:space="preserve">Существуют 2 вида </w:t>
       </w:r>
       <w:r>
         <w:rPr>
+          <w:color w:val="FF0000"/>
           <w:lang w:val="en-US"/>
         </w:rPr>
         <w:t>JWT</w:t>
       </w:r>
       <w:r>
-        <w:t xml:space="preserve"> </w:t>
-      </w:r>
-      <w:r>
-        <w:t xml:space="preserve">токенов: </w:t>
+        <w:rPr>
+          <w:color w:val="FF0000"/>
+        </w:rPr>
+        <w:t xml:space="preserve"> токенов: </w:t>
       </w:r>
     </w:p>
     <w:p>
@@ -2593,24 +3157,22 @@
           <w:numId w:val="14"/>
         </w:numPr>
         <w:ind w:left="1134" w:hanging="425"/>
-      </w:pPr>
-      <w:r>
-        <w:rPr>
+        <w:rPr>
+          <w:color w:val="FF0000"/>
+        </w:rPr>
+      </w:pPr>
+      <w:r>
+        <w:rPr>
+          <w:color w:val="FF0000"/>
           <w:lang w:val="en-US"/>
         </w:rPr>
         <w:t>access</w:t>
       </w:r>
       <w:r>
-        <w:t xml:space="preserve"> (</w:t>
-      </w:r>
-      <w:r>
-        <w:t>токен доступа</w:t>
-      </w:r>
-      <w:r>
-        <w:t>)</w:t>
-      </w:r>
-      <w:r>
-        <w:t xml:space="preserve"> - существует малое количество времени, требуется для подтверждения авторизации, без требования заходить в систему снова. Храниться локально в браузере</w:t>
+        <w:rPr>
+          <w:color w:val="FF0000"/>
+        </w:rPr>
+        <w:t xml:space="preserve"> (токен доступа) - существует малое количество времени, требуется для подтверждения авторизации, без требования заходить в систему снова. Храниться локально в браузере</w:t>
       </w:r>
     </w:p>
     <w:p>
@@ -2621,85 +3183,2444 @@
           <w:numId w:val="14"/>
         </w:numPr>
         <w:ind w:left="1134" w:hanging="425"/>
-      </w:pPr>
-      <w:r>
-        <w:rPr>
+        <w:rPr>
+          <w:color w:val="FF0000"/>
+        </w:rPr>
+      </w:pPr>
+      <w:r>
+        <w:rPr>
+          <w:color w:val="FF0000"/>
           <w:lang w:val="en-US"/>
         </w:rPr>
+        <w:t>refresh</w:t>
+      </w:r>
+      <w:r>
+        <w:rPr>
+          <w:color w:val="FF0000"/>
+        </w:rPr>
+        <w:t xml:space="preserve"> (токен обновления) – существует вплоть до несколько месяцев, позволяет обновлять </w:t>
+      </w:r>
+      <w:r>
+        <w:rPr>
+          <w:color w:val="FF0000"/>
+          <w:lang w:val="en-US"/>
+        </w:rPr>
+        <w:t>access</w:t>
+      </w:r>
+      <w:r>
+        <w:rPr>
+          <w:color w:val="FF0000"/>
+        </w:rPr>
+        <w:t xml:space="preserve"> токен. Если пользователь не заходит в систему в течении определенного количества дней, то ему потребуется авторизоваться вновь. Храниться в</w:t>
+      </w:r>
+      <w:r>
+        <w:rPr>
+          <w:color w:val="FF0000"/>
+          <w:lang w:val="en-US"/>
+        </w:rPr>
+        <w:t xml:space="preserve"> </w:t>
+      </w:r>
+      <w:proofErr w:type="spellStart"/>
+      <w:r>
+        <w:rPr>
+          <w:color w:val="FF0000"/>
+          <w:lang w:val="en-US"/>
+        </w:rPr>
+        <w:t>httpOnly</w:t>
+      </w:r>
+      <w:proofErr w:type="spellEnd"/>
+      <w:r>
+        <w:rPr>
+          <w:color w:val="FF0000"/>
+        </w:rPr>
+        <w:t xml:space="preserve"> </w:t>
+      </w:r>
+      <w:r>
+        <w:rPr>
+          <w:color w:val="FF0000"/>
+          <w:lang w:val="en-US"/>
+        </w:rPr>
+        <w:t>cookie</w:t>
+      </w:r>
+      <w:r>
+        <w:rPr>
+          <w:color w:val="FF0000"/>
+        </w:rPr>
+        <w:t>.</w:t>
+      </w:r>
+    </w:p>
+    <w:p>
+      <w:pPr>
+        <w:pStyle w:val="ab"/>
+        <w:rPr>
+          <w:color w:val="FF0000"/>
+        </w:rPr>
+      </w:pPr>
+      <w:r>
+        <w:rPr>
+          <w:color w:val="FF0000"/>
+        </w:rPr>
+        <w:t>Такое разделение на токены обеспечивает безопасность аккаунтов, так как воруя токен доступа, он существует малое количество времени и получить доступ к системе не получится.</w:t>
+      </w:r>
+    </w:p>
+    <w:p>
+      <w:pPr>
+        <w:pStyle w:val="ab"/>
+        <w:rPr>
+          <w:color w:val="FF0000"/>
+        </w:rPr>
+      </w:pPr>
+      <w:r>
+        <w:rPr>
+          <w:color w:val="FF0000"/>
+        </w:rPr>
+        <w:t xml:space="preserve">Таким образом, JWT представляет собой удобный инструмент для безопасной передачи информации и </w:t>
+      </w:r>
+      <w:bookmarkStart w:id="80" w:name="_Hlk167230692"/>
+      <w:r>
+        <w:rPr>
+          <w:color w:val="FF0000"/>
+        </w:rPr>
+        <w:t xml:space="preserve">аутентификации </w:t>
+      </w:r>
+      <w:bookmarkEnd w:id="80"/>
+      <w:r>
+        <w:rPr>
+          <w:color w:val="FF0000"/>
+        </w:rPr>
+        <w:t>в веб-приложениях, обеспечивая проверку подлинности данных, целостность и защиту от подделок.</w:t>
+      </w:r>
+    </w:p>
+    <w:p>
+      <w:pPr>
+        <w:pStyle w:val="ab"/>
+      </w:pPr>
+      <w:r>
+        <w:t xml:space="preserve">Vue.js 3 — </w:t>
+      </w:r>
+      <w:r>
+        <w:t xml:space="preserve">это прогрессивный JavaScript-фреймворк для построения пользовательских интерфейсов. Архитектура третьей версии базируется на движке рендеринга нового поколения, который обеспечивает высокую производительность обработки виртуального DOM (объектной модели документа) и оптимизированное управление памятью. Ключевой особенностью, используемой в проекте, является </w:t>
+      </w:r>
+      <w:proofErr w:type="spellStart"/>
+      <w:r>
+        <w:t>Composition</w:t>
+      </w:r>
+      <w:proofErr w:type="spellEnd"/>
+      <w:r>
+        <w:t xml:space="preserve"> API — программный интерфейс, позволяющий логически группировать функционал компонентов. Например, логика работы со списком подарков может быть отделена от логики отображения и объединена в </w:t>
+      </w:r>
+      <w:proofErr w:type="spellStart"/>
+      <w:r>
+        <w:t>переиспользуемые</w:t>
+      </w:r>
+      <w:proofErr w:type="spellEnd"/>
+      <w:r>
+        <w:t xml:space="preserve"> модули. Это повышает читаемость кода, упрощает тестирование и поддержку. Архитектура Vue.js основана на компонентном подходе, где интерфейс разбивается на независимые, инкапсулированные блоки, что соответствует модульной структуре разрабатываемой системы.</w:t>
+      </w:r>
+    </w:p>
+    <w:p>
+      <w:pPr>
+        <w:pStyle w:val="ab"/>
+      </w:pPr>
+      <w:proofErr w:type="spellStart"/>
+      <w:r>
+        <w:t>Tailwind</w:t>
+      </w:r>
+      <w:proofErr w:type="spellEnd"/>
+      <w:r>
+        <w:t xml:space="preserve"> CSS — это фреймворк</w:t>
+      </w:r>
+      <w:r>
+        <w:t xml:space="preserve"> таблицы стилей</w:t>
+      </w:r>
+      <w:r>
+        <w:t>, принцип действия которого отличается от традиционных библиотек компонентов. Вместо предоставления готовых визуальных элементов (кнопок, форм), он предлагает набор низкоуровневых классов-утилит для стилизации элементов непосредственно в HTML-</w:t>
+      </w:r>
+      <w:r>
         <w:lastRenderedPageBreak/>
-        <w:t>refresh</w:t>
-      </w:r>
-      <w:r>
-        <w:t xml:space="preserve"> (</w:t>
-      </w:r>
-      <w:r>
-        <w:t>токен обновления</w:t>
-      </w:r>
-      <w:r>
-        <w:t>)</w:t>
-      </w:r>
-      <w:r>
-        <w:t xml:space="preserve"> – существует вплоть до несколько месяцев, позволяет обновлять </w:t>
-      </w:r>
+        <w:t>разметке (например, классы для управления отступами, выравниванием текста, цветом фона).</w:t>
+      </w:r>
+    </w:p>
+    <w:p>
+      <w:pPr>
+        <w:pStyle w:val="ab"/>
+      </w:pPr>
+      <w:r>
+        <w:t xml:space="preserve">Механизм работы </w:t>
+      </w:r>
+      <w:proofErr w:type="spellStart"/>
+      <w:r>
+        <w:t>Tailwind</w:t>
+      </w:r>
+      <w:proofErr w:type="spellEnd"/>
+      <w:r>
+        <w:t xml:space="preserve"> CSS основан на процессе статического анализа исходных файлов проекта во время сборки. Система сканирует шаблоны, выявляет используемые классы и генерирует итоговый файл стилей, содержащий только необходимые правила. Такой подход исключает наличие неиспользуемого кода в финальном продукте.</w:t>
+      </w:r>
+    </w:p>
+    <w:p>
+      <w:pPr>
+        <w:pStyle w:val="ab"/>
+      </w:pPr>
+      <w:proofErr w:type="spellStart"/>
+      <w:r>
+        <w:t>Tailwind</w:t>
+      </w:r>
+      <w:proofErr w:type="spellEnd"/>
+      <w:r>
+        <w:t xml:space="preserve"> CSS </w:t>
+      </w:r>
+      <w:r>
+        <w:t>п</w:t>
+      </w:r>
+      <w:r>
+        <w:t>озволяет реализовать уникальный дизайн карточек подарков и списков без необходимости переопределения стандартных стилей, характерного для монолитных библиотек.</w:t>
+      </w:r>
+    </w:p>
+    <w:p>
+      <w:pPr>
+        <w:pStyle w:val="ab"/>
+      </w:pPr>
+      <w:r>
+        <w:t>Данный фреймворк имеет в</w:t>
+      </w:r>
+      <w:r>
+        <w:t>строенные механизмы поддержки отзывчивого дизайна</w:t>
+      </w:r>
+      <w:r>
+        <w:t>,</w:t>
+      </w:r>
+      <w:r>
+        <w:t xml:space="preserve"> что критично для корректного отображения сервиса внутри мобильных приложений социальных сетей и мессенджеров.</w:t>
+      </w:r>
+    </w:p>
+    <w:p>
+      <w:pPr>
+        <w:pStyle w:val="ab"/>
+      </w:pPr>
+      <w:r>
+        <w:t>Локализация стилей непосредственно в разметке компонента упрощает процесс верстки и снижает риск конфликтов имен классов между различными модулями интерфейса.</w:t>
+      </w:r>
+    </w:p>
+    <w:p>
+      <w:pPr>
+        <w:pStyle w:val="ab"/>
+        <w:spacing w:before="240"/>
+      </w:pPr>
+      <w:r>
+        <w:t>4</w:t>
+      </w:r>
+      <w:r>
+        <w:t xml:space="preserve">. Инструменты </w:t>
+      </w:r>
+      <w:r>
+        <w:t>модуля интеллектуальной обработки.</w:t>
+      </w:r>
+    </w:p>
+    <w:p>
+      <w:pPr>
+        <w:pStyle w:val="ab"/>
+      </w:pPr>
+      <w:r>
+        <w:t xml:space="preserve">Для реализации интеллектуального модуля рекомендаций, отвечающего за анализ предпочтений пользователей и генерацию идей подарков, фундаментальным этапом является подготовка и первичная обработка данных. Для решения этих задач выбраны библиотеки </w:t>
+      </w:r>
+      <w:proofErr w:type="spellStart"/>
+      <w:r>
+        <w:t>NumPy</w:t>
+      </w:r>
+      <w:proofErr w:type="spellEnd"/>
+      <w:r>
+        <w:t xml:space="preserve"> и </w:t>
+      </w:r>
+      <w:proofErr w:type="spellStart"/>
+      <w:r>
+        <w:t>Pandas</w:t>
+      </w:r>
+      <w:proofErr w:type="spellEnd"/>
+      <w:r>
+        <w:t>, являющиеся стандартом для работы с данными и научных вычислений в Python.</w:t>
+      </w:r>
+    </w:p>
+    <w:p>
+      <w:pPr>
+        <w:pStyle w:val="ab"/>
+      </w:pPr>
+      <w:proofErr w:type="spellStart"/>
+      <w:r>
+        <w:t>NumPy</w:t>
+      </w:r>
+      <w:proofErr w:type="spellEnd"/>
+      <w:r>
+        <w:t xml:space="preserve"> — это базовая библиотека для выполнения высокоскоростных математических операций над многомерными массивами и матрицами. В контексте разрабатываемой системы </w:t>
+      </w:r>
+      <w:proofErr w:type="spellStart"/>
+      <w:r>
+        <w:t>NumPy</w:t>
+      </w:r>
+      <w:proofErr w:type="spellEnd"/>
+      <w:r>
+        <w:t xml:space="preserve"> используется как вычислительное ядро для алгоритмов машинного обучения.</w:t>
+      </w:r>
+    </w:p>
+    <w:p>
+      <w:pPr>
+        <w:pStyle w:val="ab"/>
+      </w:pPr>
+      <w:r>
+        <w:t>Б</w:t>
+      </w:r>
+      <w:r>
+        <w:t xml:space="preserve">иблиотека реализует массивы с фиксированным типом данных, которые хранятся в непрерывном блоке памяти. Это позволяет выполнять векторизованные операции с использованием оптимизированных низкоуровневых функций </w:t>
+      </w:r>
+      <w:r>
+        <w:lastRenderedPageBreak/>
+        <w:t>на языке C, что обеспечивает производительность, на порядки превышающую стандартные средства Python.</w:t>
+      </w:r>
+    </w:p>
+    <w:p>
+      <w:pPr>
+        <w:pStyle w:val="ab"/>
+      </w:pPr>
+      <w:proofErr w:type="spellStart"/>
+      <w:r>
+        <w:t>NumPy</w:t>
+      </w:r>
+      <w:proofErr w:type="spellEnd"/>
+      <w:r>
+        <w:t xml:space="preserve"> необходима для реализации математического аппарата рекомендательных алгоритмов: вычисления косинусного сходства между векторами интересов пользователей, выполнения операций линейной алгебры при факторизации матриц и нормализации числовых данных</w:t>
+      </w:r>
+      <w:r>
+        <w:t>.</w:t>
+      </w:r>
+    </w:p>
+    <w:p>
+      <w:pPr>
+        <w:pStyle w:val="ab"/>
+      </w:pPr>
+      <w:proofErr w:type="spellStart"/>
+      <w:r>
+        <w:t>Pandas</w:t>
+      </w:r>
+      <w:proofErr w:type="spellEnd"/>
+      <w:r>
+        <w:t xml:space="preserve"> — это библиотека высокого уровня, построенная поверх </w:t>
+      </w:r>
+      <w:proofErr w:type="spellStart"/>
+      <w:r>
+        <w:t>NumPy</w:t>
+      </w:r>
+      <w:proofErr w:type="spellEnd"/>
+      <w:r>
+        <w:t xml:space="preserve"> и предназначенная для удобного манипулирования структурированными табличными данными. Она предоставляет две основные структуры данных: Series</w:t>
+      </w:r>
+      <w:r>
+        <w:t xml:space="preserve"> </w:t>
+      </w:r>
+      <w:r>
+        <w:t xml:space="preserve">и </w:t>
+      </w:r>
+      <w:proofErr w:type="spellStart"/>
+      <w:r>
+        <w:t>DataFrame</w:t>
+      </w:r>
+      <w:proofErr w:type="spellEnd"/>
+      <w:r>
+        <w:t>.</w:t>
+      </w:r>
+    </w:p>
+    <w:p>
+      <w:pPr>
+        <w:pStyle w:val="ab"/>
+      </w:pPr>
+      <w:proofErr w:type="spellStart"/>
+      <w:r>
+        <w:t>Pandas</w:t>
+      </w:r>
+      <w:proofErr w:type="spellEnd"/>
+      <w:r>
+        <w:t xml:space="preserve"> абстрагирует сложность работы с сырыми массивами, предоставляя интуитивный интерфейс для фильтрации, группировки, агрегации и слияния данных. Библиотека эффективно обрабатывает пропущенные значения, выполняет преобразования типов и поддерживает работу с временными рядами.</w:t>
+      </w:r>
+    </w:p>
+    <w:p>
+      <w:pPr>
+        <w:pStyle w:val="ab"/>
+      </w:pPr>
+      <w:r>
+        <w:t xml:space="preserve">Для реализации ключевого функционала системы — генерации идей подарков и персонализированного подбора рекомендаций — выбрана библиотека </w:t>
+      </w:r>
+      <w:proofErr w:type="spellStart"/>
+      <w:r>
+        <w:t>LightFM</w:t>
+      </w:r>
+      <w:proofErr w:type="spellEnd"/>
+      <w:r>
+        <w:t>.</w:t>
+      </w:r>
+    </w:p>
+    <w:p>
+      <w:pPr>
+        <w:pStyle w:val="ab"/>
+      </w:pPr>
+      <w:r>
+        <w:t xml:space="preserve">Основным преимуществом </w:t>
+      </w:r>
+      <w:proofErr w:type="spellStart"/>
+      <w:r>
+        <w:t>LightFM</w:t>
+      </w:r>
+      <w:proofErr w:type="spellEnd"/>
+      <w:r>
+        <w:t xml:space="preserve"> является поддержка гибридного подхода к построению рекомендательных систем. Библиотека позволяет одновременно использовать два типа данных:</w:t>
+      </w:r>
+    </w:p>
+    <w:p>
+      <w:pPr>
+        <w:pStyle w:val="ab"/>
+        <w:numPr>
+          <w:ilvl w:val="0"/>
+          <w:numId w:val="43"/>
+        </w:numPr>
+      </w:pPr>
+      <w:r>
+        <w:t>Матрицу взаимодействий (</w:t>
+      </w:r>
+      <w:proofErr w:type="spellStart"/>
+      <w:r>
+        <w:t>interactions</w:t>
+      </w:r>
+      <w:proofErr w:type="spellEnd"/>
+      <w:r>
+        <w:t xml:space="preserve"> </w:t>
+      </w:r>
+      <w:proofErr w:type="spellStart"/>
+      <w:r>
+        <w:t>matrix</w:t>
+      </w:r>
+      <w:proofErr w:type="spellEnd"/>
+      <w:r>
+        <w:t>): фиксирует факты поведения пользователей (добавление подарка в список, бронирование, просмотр). В контексте разрабатываемой системы это соответствует неявным положительным откликам, так как явные оценки (рейтинги от 1 до 5) пользователями не выставляются.</w:t>
+      </w:r>
+    </w:p>
+    <w:p>
+      <w:pPr>
+        <w:pStyle w:val="ab"/>
+        <w:numPr>
+          <w:ilvl w:val="0"/>
+          <w:numId w:val="43"/>
+        </w:numPr>
+      </w:pPr>
+      <w:r>
+        <w:t>Матрицу признаков (</w:t>
+      </w:r>
+      <w:proofErr w:type="spellStart"/>
+      <w:r>
+        <w:t>features</w:t>
+      </w:r>
+      <w:proofErr w:type="spellEnd"/>
+      <w:r>
+        <w:t xml:space="preserve"> </w:t>
+      </w:r>
+      <w:proofErr w:type="spellStart"/>
+      <w:r>
+        <w:t>matrix</w:t>
+      </w:r>
+      <w:proofErr w:type="spellEnd"/>
+      <w:r>
+        <w:t>): описывает атрибуты сущностей (теги подарков, категории интересов пользователей, текстовые дескрипторы). Это позволяет системе анализировать содержание объектов, а не только статистику их использования.</w:t>
+      </w:r>
+    </w:p>
+    <w:p>
+      <w:pPr>
+        <w:pStyle w:val="ab"/>
+      </w:pPr>
+      <w:proofErr w:type="spellStart"/>
+      <w:r>
+        <w:lastRenderedPageBreak/>
+        <w:t>LightFM</w:t>
+      </w:r>
+      <w:proofErr w:type="spellEnd"/>
+      <w:r>
+        <w:t xml:space="preserve"> </w:t>
+      </w:r>
+      <w:r>
+        <w:t>способно</w:t>
+      </w:r>
+      <w:r>
+        <w:t xml:space="preserve"> эффективно решать проблему «холодного старта» (</w:t>
+      </w:r>
+      <w:proofErr w:type="spellStart"/>
+      <w:r>
+        <w:t>cold</w:t>
+      </w:r>
+      <w:proofErr w:type="spellEnd"/>
+      <w:r>
+        <w:t xml:space="preserve"> </w:t>
+      </w:r>
+      <w:proofErr w:type="spellStart"/>
+      <w:r>
+        <w:t>start</w:t>
+      </w:r>
+      <w:proofErr w:type="spellEnd"/>
+      <w:r>
+        <w:t>). В новой системе для многих пользователей и подарков будет отсутствовать история взаимодействий. Благодаря использованию векторов признаков (например, теги категорий подарков или указанные интересы пользователя при регистрации), модель способна формировать качественные рекомендации даже для новых сущностей</w:t>
+      </w:r>
+      <w:r>
+        <w:t>.</w:t>
+      </w:r>
+    </w:p>
+    <w:p>
+      <w:pPr>
+        <w:pStyle w:val="ab"/>
+      </w:pPr>
+      <w:r>
+        <w:t xml:space="preserve">Для реализации функций интеллектуального поиска подарков и генерации идей на основе текстовых описаний выбрана библиотека </w:t>
+      </w:r>
+      <w:proofErr w:type="spellStart"/>
+      <w:r>
+        <w:t>Sentence-Transformers</w:t>
+      </w:r>
+      <w:proofErr w:type="spellEnd"/>
+      <w:r>
+        <w:t xml:space="preserve">. Данный инструмент представляет собой фреймворк для получения плотных векторных представлений предложений и коротких текстов с использованием </w:t>
+      </w:r>
+      <w:proofErr w:type="spellStart"/>
+      <w:r>
+        <w:t>предобученных</w:t>
+      </w:r>
+      <w:proofErr w:type="spellEnd"/>
+      <w:r>
+        <w:t xml:space="preserve"> </w:t>
+      </w:r>
+      <w:proofErr w:type="spellStart"/>
+      <w:r>
+        <w:t>трансформерных</w:t>
+      </w:r>
+      <w:proofErr w:type="spellEnd"/>
+      <w:r>
+        <w:t xml:space="preserve"> моделей (таких как BERT, </w:t>
+      </w:r>
+      <w:proofErr w:type="spellStart"/>
+      <w:r>
+        <w:t>RoBERTa</w:t>
+      </w:r>
+      <w:proofErr w:type="spellEnd"/>
+      <w:r>
+        <w:t>).</w:t>
+      </w:r>
+    </w:p>
+    <w:p>
+      <w:pPr>
+        <w:pStyle w:val="ab"/>
+      </w:pPr>
+      <w:r>
+        <w:t>В отличие от традиционных методов обработки естественного языка</w:t>
+      </w:r>
+      <w:r>
+        <w:t xml:space="preserve">, </w:t>
+      </w:r>
+      <w:r>
+        <w:t>таких как мешок слов (</w:t>
+      </w:r>
+      <w:proofErr w:type="spellStart"/>
+      <w:r>
+        <w:t>Bag</w:t>
+      </w:r>
+      <w:proofErr w:type="spellEnd"/>
+      <w:r>
+        <w:t xml:space="preserve"> </w:t>
+      </w:r>
+      <w:proofErr w:type="spellStart"/>
+      <w:r>
+        <w:t>of</w:t>
+      </w:r>
+      <w:proofErr w:type="spellEnd"/>
+      <w:r>
+        <w:t xml:space="preserve"> </w:t>
+      </w:r>
+      <w:proofErr w:type="spellStart"/>
+      <w:r>
+        <w:t>Words</w:t>
+      </w:r>
+      <w:proofErr w:type="spellEnd"/>
+      <w:r>
+        <w:t xml:space="preserve">) или TF-IDF, которые анализируют только частоту терминов, </w:t>
+      </w:r>
+      <w:proofErr w:type="spellStart"/>
+      <w:r>
+        <w:t>Sentence-Transformers</w:t>
+      </w:r>
+      <w:proofErr w:type="spellEnd"/>
+      <w:r>
+        <w:t xml:space="preserve"> кодируют смысловое содержание текста. Это позволяет системе понимать, что запросы «подарок для любителя активного отдыха» и «снаряжение для туризма» семантически близки, даже если они не содержат общих слов. Это важно для функции «Глобальный поиск» и рекомендации похожих подарков.</w:t>
+      </w:r>
+    </w:p>
+    <w:p>
+      <w:pPr>
+        <w:pStyle w:val="ab"/>
+      </w:pPr>
+      <w:r>
+        <w:t xml:space="preserve">Полученные векторы имеют фиксированную размерность и могут быть напрямую сохранены в базе данных </w:t>
+      </w:r>
+      <w:proofErr w:type="spellStart"/>
+      <w:r>
+        <w:t>PostgreSQL</w:t>
+      </w:r>
+      <w:proofErr w:type="spellEnd"/>
+      <w:r>
+        <w:t xml:space="preserve"> с расширением </w:t>
+      </w:r>
+      <w:proofErr w:type="spellStart"/>
+      <w:r>
+        <w:t>pgvector</w:t>
+      </w:r>
+      <w:proofErr w:type="spellEnd"/>
+      <w:r>
+        <w:t>. Это позволяет выполнять быстрый поиск ближайших соседей непосредственно средствами СУБД, находя подарки, наиболее соответствующие интересам пользователя, без необходимости загрузки тяжелых моделей в оперативную память при каждом запросе.</w:t>
+      </w:r>
+    </w:p>
+    <w:p>
+      <w:pPr>
+        <w:pStyle w:val="ab"/>
+      </w:pPr>
+      <w:r>
+        <w:t>Для новых подарков, у которых еще нет истории взаимодействий (проблема холодного старта), система может сгенерировать рекомендацию исключительно на основе семантического сходства их текстового описания с профилем интересов пользователя, извлеченным из его предыдущих действий.</w:t>
+      </w:r>
+    </w:p>
+    <w:p>
+      <w:pPr>
+        <w:pStyle w:val="ab"/>
+      </w:pPr>
+      <w:proofErr w:type="spellStart"/>
+      <w:r>
+        <w:lastRenderedPageBreak/>
+        <w:t>Joblib</w:t>
+      </w:r>
+      <w:proofErr w:type="spellEnd"/>
+      <w:r>
+        <w:t xml:space="preserve"> используется для </w:t>
+      </w:r>
+      <w:r>
+        <w:t>сохранения</w:t>
+      </w:r>
+      <w:r>
+        <w:t xml:space="preserve"> и </w:t>
+      </w:r>
+      <w:r>
+        <w:t>загрузки</w:t>
+      </w:r>
+      <w:r>
+        <w:t xml:space="preserve"> обученных моделей машинного обучения, в частности модели рекомендательной системы на базе </w:t>
+      </w:r>
+      <w:proofErr w:type="spellStart"/>
+      <w:r>
+        <w:t>LightFM</w:t>
+      </w:r>
+      <w:proofErr w:type="spellEnd"/>
+      <w:r>
+        <w:t xml:space="preserve"> и </w:t>
+      </w:r>
+      <w:proofErr w:type="spellStart"/>
+      <w:r>
+        <w:t>Sentence-Transformers</w:t>
+      </w:r>
+      <w:proofErr w:type="spellEnd"/>
+      <w:r>
+        <w:t>.</w:t>
+      </w:r>
+    </w:p>
+    <w:p>
+      <w:pPr>
+        <w:pStyle w:val="ab"/>
+      </w:pPr>
+      <w:r>
+        <w:t>Б</w:t>
+      </w:r>
+      <w:r>
+        <w:t xml:space="preserve">иблиотека </w:t>
+      </w:r>
+      <w:proofErr w:type="spellStart"/>
+      <w:r>
+        <w:t>Joblib</w:t>
+      </w:r>
+      <w:proofErr w:type="spellEnd"/>
+      <w:r>
+        <w:t xml:space="preserve"> оптимизирована для работы с объектами, содержащими большие массивы данных</w:t>
+      </w:r>
+      <w:r>
+        <w:t xml:space="preserve">, </w:t>
+      </w:r>
+      <w:r>
+        <w:t>которые являются основой любых ML-моделей. Она обеспечивает более высокую скорость записи и чтения, а также эффективное сжатие данных на диске.</w:t>
+      </w:r>
+    </w:p>
+    <w:p>
+      <w:pPr>
+        <w:pStyle w:val="ab"/>
+      </w:pPr>
       <w:r>
         <w:rPr>
           <w:lang w:val="en-US"/>
         </w:rPr>
-        <w:t>access</w:t>
+        <w:t>P</w:t>
+      </w:r>
+      <w:proofErr w:type="spellStart"/>
+      <w:r>
+        <w:t>gvector</w:t>
+      </w:r>
+      <w:proofErr w:type="spellEnd"/>
+      <w:r>
+        <w:t xml:space="preserve"> — это расширение для СУБД </w:t>
+      </w:r>
+      <w:proofErr w:type="spellStart"/>
+      <w:r>
+        <w:t>PostgreSQL</w:t>
+      </w:r>
+      <w:proofErr w:type="spellEnd"/>
+      <w:r>
+        <w:t>, позволяющее хранить векторы высокой размерности непосредственно в базе данных и выполнять над ними операции векторного поиска.</w:t>
+      </w:r>
+    </w:p>
+    <w:p>
+      <w:pPr>
+        <w:pStyle w:val="ab"/>
+      </w:pPr>
+      <w:r>
+        <w:t xml:space="preserve">Интеллектуальный модуль преобразует текстовые описания подарков и интересы пользователей в числовые векторы с помощью </w:t>
+      </w:r>
+      <w:proofErr w:type="spellStart"/>
+      <w:r>
+        <w:t>Sentence-Transformers</w:t>
+      </w:r>
+      <w:proofErr w:type="spellEnd"/>
+      <w:r>
+        <w:t xml:space="preserve">. Хранение этих векторов в отдельном хранилище усложнило бы архитектуру и снизило бы целостность данных. Использование </w:t>
+      </w:r>
+      <w:proofErr w:type="spellStart"/>
+      <w:r>
+        <w:t>pgvector</w:t>
+      </w:r>
+      <w:proofErr w:type="spellEnd"/>
+      <w:r>
+        <w:t xml:space="preserve"> позволяет:</w:t>
+      </w:r>
+    </w:p>
+    <w:p>
+      <w:pPr>
+        <w:pStyle w:val="ab"/>
+        <w:numPr>
+          <w:ilvl w:val="0"/>
+          <w:numId w:val="44"/>
+        </w:numPr>
+      </w:pPr>
+      <w:r>
+        <w:t xml:space="preserve">Хранить векторы в тех же таблицах, что и метаданные подарков (название, цена, владелец), используя единую СУБД </w:t>
+      </w:r>
+      <w:proofErr w:type="spellStart"/>
+      <w:r>
+        <w:t>PostgreSQL</w:t>
+      </w:r>
+      <w:proofErr w:type="spellEnd"/>
+      <w:r>
+        <w:t>.</w:t>
+      </w:r>
+    </w:p>
+    <w:p>
+      <w:pPr>
+        <w:pStyle w:val="ab"/>
+        <w:numPr>
+          <w:ilvl w:val="0"/>
+          <w:numId w:val="44"/>
+        </w:numPr>
+      </w:pPr>
+      <w:r>
+        <w:t>Выполнять поиск наиболее похожих векторов непосредственно средствами SQL-запросов с использованием специализированных индексов</w:t>
+      </w:r>
+      <w:r>
+        <w:t>.</w:t>
+      </w:r>
+    </w:p>
+    <w:p>
+      <w:pPr>
+        <w:pStyle w:val="ab"/>
+        <w:numPr>
+          <w:ilvl w:val="0"/>
+          <w:numId w:val="44"/>
+        </w:numPr>
+      </w:pPr>
+      <w:r>
+        <w:t>Отстранить</w:t>
+      </w:r>
+      <w:r>
+        <w:t xml:space="preserve"> необходимость в развертывании отдельных векторных баз данных, что снижает требования к инфраструктуре и упрощает администрирование системы.</w:t>
+      </w:r>
+    </w:p>
+    <w:p>
+      <w:pPr>
+        <w:pStyle w:val="ab"/>
+      </w:pPr>
+      <w:r>
+        <w:t>Для первоначального наполнения базы знаний системы и обучения рекомендательных алгоритмов выбран открытый набор данных «</w:t>
+      </w:r>
+      <w:proofErr w:type="spellStart"/>
+      <w:r>
+        <w:t>Etsy</w:t>
+      </w:r>
+      <w:proofErr w:type="spellEnd"/>
+      <w:r>
+        <w:t xml:space="preserve"> Products </w:t>
+      </w:r>
+      <w:proofErr w:type="spellStart"/>
+      <w:r>
+        <w:t>Dataset</w:t>
+      </w:r>
+      <w:proofErr w:type="spellEnd"/>
+      <w:r>
+        <w:t xml:space="preserve">». Данный выбор обусловлен спецификой предметной области проекта </w:t>
+      </w:r>
+      <w:r>
+        <w:t>–</w:t>
+      </w:r>
+      <w:r>
+        <w:t xml:space="preserve"> организации праздничных списков желаемого, где ключевую роль играют уникальность, творческий подход и персонализация подарков.</w:t>
+      </w:r>
+    </w:p>
+    <w:p>
+      <w:pPr>
+        <w:pStyle w:val="ab"/>
+      </w:pPr>
+      <w:r>
+        <w:t xml:space="preserve">Описания товаров на </w:t>
+      </w:r>
+      <w:proofErr w:type="spellStart"/>
+      <w:r>
+        <w:t>Etsy</w:t>
+      </w:r>
+      <w:proofErr w:type="spellEnd"/>
+      <w:r>
+        <w:t xml:space="preserve"> часто носят развернутый, эмоциональный характер и содержат подробные детали материалов, стиля и назначения изделия. Такая лингвистическая насыщенность </w:t>
+      </w:r>
+      <w:r>
+        <w:t>поможет в</w:t>
+      </w:r>
+      <w:r>
+        <w:t xml:space="preserve"> обучени</w:t>
+      </w:r>
+      <w:r>
+        <w:t>и</w:t>
+      </w:r>
+      <w:r>
+        <w:t xml:space="preserve"> модели </w:t>
+      </w:r>
+      <w:proofErr w:type="spellStart"/>
+      <w:r>
+        <w:t>Sentence-</w:t>
+      </w:r>
+      <w:r>
+        <w:lastRenderedPageBreak/>
+        <w:t>Transformers</w:t>
+      </w:r>
+      <w:proofErr w:type="spellEnd"/>
+      <w:r>
+        <w:t>, так как позволяет строить более точные семантические векторы и улучшать качество поиска по смыслу, а не только по ключевым словам.</w:t>
+      </w:r>
+    </w:p>
+    <w:p>
+      <w:pPr>
+        <w:pStyle w:val="ab"/>
+      </w:pPr>
+      <w:proofErr w:type="spellStart"/>
+      <w:r>
+        <w:t>Датасет</w:t>
+      </w:r>
+      <w:proofErr w:type="spellEnd"/>
+      <w:r>
+        <w:t xml:space="preserve"> содержит необходимые атрибуты для работы гибридной модели </w:t>
+      </w:r>
+      <w:proofErr w:type="spellStart"/>
+      <w:r>
+        <w:t>LightFM</w:t>
+      </w:r>
+      <w:proofErr w:type="spellEnd"/>
+      <w:r>
+        <w:t>: категории товаров, теги, ценовые диапазоны и визуальные характеристики. Это позволяет эффективно реализовать контентную фильтрацию и решать проблему «холодного старта» для новых пользователей.</w:t>
+      </w:r>
+    </w:p>
+    <w:p>
+      <w:pPr>
+        <w:pStyle w:val="ab"/>
+        <w:spacing w:before="240"/>
+      </w:pPr>
+      <w:r>
+        <w:t>5. База данных</w:t>
+      </w:r>
+    </w:p>
+    <w:p>
+      <w:pPr>
+        <w:pStyle w:val="ab"/>
+      </w:pPr>
+      <w:r>
+        <w:t xml:space="preserve">Для хранения данных разрабатываемой системы выбрана реляционная система управления базами данных (СУБД) </w:t>
+      </w:r>
+      <w:proofErr w:type="spellStart"/>
+      <w:r>
+        <w:t>PostgreSQL</w:t>
+      </w:r>
+      <w:proofErr w:type="spellEnd"/>
+      <w:r>
+        <w:t>. Данный выбор обусловлен рядом ключевых требований проекта, связанных со структурой данных, необходимостью поддержки интеллектуальных функций и надежностью хранения информации.</w:t>
+      </w:r>
+    </w:p>
+    <w:p>
+      <w:pPr>
+        <w:pStyle w:val="ab"/>
+      </w:pPr>
+      <w:r>
+        <w:t xml:space="preserve">Поскольку система использует модели машинного обучения для семантического поиска и рекомендаций, необходимо хранить </w:t>
+      </w:r>
+      <w:proofErr w:type="spellStart"/>
+      <w:r>
+        <w:t>высокоразмерные</w:t>
+      </w:r>
+      <w:proofErr w:type="spellEnd"/>
+      <w:r>
+        <w:t xml:space="preserve"> векторные представления текстовых описаний подарков. </w:t>
+      </w:r>
+      <w:proofErr w:type="spellStart"/>
+      <w:r>
+        <w:t>PostgreSQL</w:t>
+      </w:r>
+      <w:proofErr w:type="spellEnd"/>
+      <w:r>
+        <w:t xml:space="preserve"> позволяет хранить эти векторы в тех же таблицах, что и основные метаданные, и выполнять быстрый поиск ближайших соседей непосредственно средствами SQL-запросов. Это устраняет необходимость во внедрении отдельной векторной базы данных</w:t>
+      </w:r>
+      <w:r>
+        <w:t>,</w:t>
+      </w:r>
+      <w:r>
+        <w:t xml:space="preserve"> упрощая архитектуру и снижая задержки при обмене данными.</w:t>
+      </w:r>
+    </w:p>
+    <w:p>
+      <w:pPr>
+        <w:pStyle w:val="ab"/>
+      </w:pPr>
+      <w:proofErr w:type="spellStart"/>
+      <w:r>
+        <w:t>PostgreSQL</w:t>
+      </w:r>
+      <w:proofErr w:type="spellEnd"/>
+      <w:r>
+        <w:t xml:space="preserve"> демонстрирует высокую производительность при работе с большими объемами данных и сложными запросами, включающими соединения множества таблиц. Поддержка различных типов индексов позволяет оптимизировать скорость выборки данных как для стандартных фильтров, так и для векторного поиска.</w:t>
+      </w:r>
+    </w:p>
+    <w:p>
+      <w:pPr>
+        <w:pStyle w:val="ab"/>
+      </w:pPr>
+      <w:r>
+        <w:t xml:space="preserve">Являясь программным обеспечением с открытым исходным кодом, </w:t>
+      </w:r>
+      <w:proofErr w:type="spellStart"/>
+      <w:r>
+        <w:t>PostgreSQL</w:t>
+      </w:r>
+      <w:proofErr w:type="spellEnd"/>
+      <w:r>
+        <w:t xml:space="preserve"> не накладывает лицензионных ограничений на использование в учебных и коммерческих проектах.</w:t>
+      </w:r>
+    </w:p>
+    <w:p>
+      <w:pPr>
+        <w:pStyle w:val="ab"/>
+      </w:pPr>
+      <w:r>
+        <w:t>В итоге, в</w:t>
+      </w:r>
+      <w:r>
+        <w:t xml:space="preserve">ыбор конкретных инструментов и платформы будет способствовать эффективной работе и стабильности </w:t>
+      </w:r>
+      <w:r>
+        <w:t>всей системы</w:t>
+      </w:r>
+      <w:r>
+        <w:t>, сокращая время разработки и внедрения.</w:t>
+      </w:r>
+    </w:p>
+    <w:p>
+      <w:pPr>
+        <w:pStyle w:val="a3"/>
+        <w:spacing w:before="240" w:after="240"/>
+      </w:pPr>
+      <w:bookmarkStart w:id="81" w:name="_Toc135352898"/>
+      <w:bookmarkStart w:id="82" w:name="_Toc135353077"/>
+      <w:bookmarkStart w:id="83" w:name="_Toc135353183"/>
+      <w:bookmarkStart w:id="84" w:name="_Toc135353252"/>
+      <w:bookmarkStart w:id="85" w:name="_Toc135353386"/>
+      <w:bookmarkStart w:id="86" w:name="_Toc135353535"/>
+      <w:bookmarkStart w:id="87" w:name="_Toc135353560"/>
+      <w:bookmarkStart w:id="88" w:name="_Toc135353624"/>
+      <w:bookmarkStart w:id="89" w:name="_Toc135354039"/>
+      <w:bookmarkStart w:id="90" w:name="_Toc135354102"/>
+      <w:bookmarkStart w:id="91" w:name="_Toc135354174"/>
+      <w:bookmarkStart w:id="92" w:name="_Toc135354195"/>
+      <w:bookmarkStart w:id="93" w:name="_Toc135354287"/>
+      <w:bookmarkStart w:id="94" w:name="_Toc135354430"/>
+      <w:bookmarkStart w:id="95" w:name="_Toc135354613"/>
+      <w:bookmarkStart w:id="96" w:name="_Toc167839055"/>
+      <w:r>
+        <w:lastRenderedPageBreak/>
+        <w:t>Техническое задание</w:t>
+      </w:r>
+      <w:bookmarkEnd w:id="81"/>
+      <w:bookmarkEnd w:id="82"/>
+      <w:bookmarkEnd w:id="83"/>
+      <w:bookmarkEnd w:id="84"/>
+      <w:bookmarkEnd w:id="85"/>
+      <w:bookmarkEnd w:id="86"/>
+      <w:bookmarkEnd w:id="87"/>
+      <w:bookmarkEnd w:id="88"/>
+      <w:bookmarkEnd w:id="89"/>
+      <w:bookmarkEnd w:id="90"/>
+      <w:bookmarkEnd w:id="91"/>
+      <w:bookmarkEnd w:id="92"/>
+      <w:bookmarkEnd w:id="93"/>
+      <w:bookmarkEnd w:id="94"/>
+      <w:bookmarkEnd w:id="95"/>
+      <w:bookmarkEnd w:id="96"/>
+    </w:p>
+    <w:p>
+      <w:pPr>
+        <w:pStyle w:val="ab"/>
+      </w:pPr>
+      <w:r>
+        <w:t>Общие сведения</w:t>
+      </w:r>
+    </w:p>
+    <w:p>
+      <w:pPr>
+        <w:pStyle w:val="ab"/>
+      </w:pPr>
+      <w:r>
+        <w:t xml:space="preserve">Полное наименование работы: </w:t>
+      </w:r>
+      <w:r>
+        <w:t>Сервис для организации праздничных пожеланий</w:t>
+      </w:r>
+    </w:p>
+    <w:p>
+      <w:pPr>
+        <w:pStyle w:val="ab"/>
+      </w:pPr>
+      <w:r>
+        <w:t>Исполнитель: Студент группы ИУК5-</w:t>
+      </w:r>
+      <w:r>
+        <w:t>4</w:t>
+      </w:r>
+      <w:r>
+        <w:t>1</w:t>
+      </w:r>
+      <w:r>
+        <w:t>М</w:t>
+      </w:r>
+      <w:r>
+        <w:t xml:space="preserve"> Калужского филиала федерального государственного </w:t>
+      </w:r>
+      <w:r>
+        <w:t>автономного</w:t>
+      </w:r>
+      <w:r>
+        <w:t xml:space="preserve"> образовательного учреждения высшего образования «Московский государственный технический университет имени Н.Э. Баумана (национальный исследовательский университет)» </w:t>
+      </w:r>
+      <w:proofErr w:type="spellStart"/>
+      <w:r>
+        <w:t>Шарунов</w:t>
+      </w:r>
+      <w:proofErr w:type="spellEnd"/>
+      <w:r>
+        <w:t xml:space="preserve"> Роман Дмитриевич.</w:t>
+      </w:r>
+    </w:p>
+    <w:p>
+      <w:pPr>
+        <w:pStyle w:val="ab"/>
+        <w:spacing w:before="240"/>
+        <w:rPr>
+          <w:b/>
+          <w:bCs/>
+        </w:rPr>
+      </w:pPr>
+      <w:bookmarkStart w:id="97" w:name="_Toc135353079"/>
+      <w:bookmarkStart w:id="98" w:name="_Toc135353185"/>
+      <w:bookmarkStart w:id="99" w:name="_Toc135353388"/>
+      <w:bookmarkStart w:id="100" w:name="_Toc135353562"/>
+      <w:bookmarkStart w:id="101" w:name="_Toc135354176"/>
+      <w:bookmarkStart w:id="102" w:name="_Toc135354197"/>
+      <w:r>
+        <w:rPr>
+          <w:b/>
+          <w:bCs/>
+        </w:rPr>
+        <w:t>Цели и назначение создания автоматизированной системы</w:t>
+      </w:r>
+      <w:bookmarkEnd w:id="97"/>
+      <w:bookmarkEnd w:id="98"/>
+      <w:bookmarkEnd w:id="99"/>
+      <w:bookmarkEnd w:id="100"/>
+      <w:bookmarkEnd w:id="101"/>
+      <w:bookmarkEnd w:id="102"/>
+    </w:p>
+    <w:p>
+      <w:pPr>
+        <w:pStyle w:val="ab"/>
+        <w:rPr>
+          <w:b/>
+          <w:bCs/>
+        </w:rPr>
+      </w:pPr>
+      <w:bookmarkStart w:id="103" w:name="_Toc135353080"/>
+      <w:r>
+        <w:rPr>
+          <w:b/>
+          <w:bCs/>
+        </w:rPr>
+        <w:t>Цель разработки</w:t>
+      </w:r>
+      <w:bookmarkEnd w:id="103"/>
+    </w:p>
+    <w:p>
+      <w:pPr>
+        <w:spacing w:line="360" w:lineRule="auto"/>
+        <w:ind w:firstLine="709"/>
+        <w:rPr>
+          <w:rFonts w:ascii="Times New Roman" w:hAnsi="Times New Roman"/>
+          <w:sz w:val="28"/>
+        </w:rPr>
+      </w:pPr>
+      <w:r>
+        <w:rPr>
+          <w:rFonts w:ascii="Times New Roman" w:hAnsi="Times New Roman"/>
+          <w:sz w:val="28"/>
+        </w:rPr>
+        <w:t>Целью разработки является</w:t>
       </w:r>
       <w:r>
         <w:t xml:space="preserve"> </w:t>
       </w:r>
       <w:r>
-        <w:t>токен. Если пользователь не заходит в систему в течении определенного количества дней, то ему потребуется авторизоваться вновь. Храниться в</w:t>
-      </w:r>
-      <w:r>
-        <w:rPr>
-          <w:lang w:val="en-US"/>
-        </w:rPr>
-        <w:t xml:space="preserve"> httpOnly</w:t>
-      </w:r>
-      <w:r>
+        <w:rPr>
+          <w:rFonts w:ascii="Times New Roman" w:hAnsi="Times New Roman"/>
+          <w:sz w:val="28"/>
+        </w:rPr>
+        <w:t>создание программного сервиса для организации праздничных списков желаемого, который позволит автоматизировать процесс выбора, координации и дарения подарков</w:t>
+      </w:r>
+      <w:r>
+        <w:rPr>
+          <w:rFonts w:ascii="Times New Roman" w:hAnsi="Times New Roman"/>
+          <w:sz w:val="28"/>
+        </w:rPr>
+        <w:t>.</w:t>
+      </w:r>
+    </w:p>
+    <w:p>
+      <w:pPr>
+        <w:pStyle w:val="ab"/>
+        <w:rPr>
+          <w:b/>
+          <w:bCs/>
+        </w:rPr>
+      </w:pPr>
+      <w:bookmarkStart w:id="104" w:name="_Toc135353081"/>
+      <w:r>
+        <w:rPr>
+          <w:b/>
+          <w:bCs/>
+        </w:rPr>
+        <w:t>Назначение системы</w:t>
+      </w:r>
+      <w:bookmarkEnd w:id="104"/>
+    </w:p>
+    <w:p>
+      <w:pPr>
+        <w:pStyle w:val="ab"/>
+      </w:pPr>
+      <w:bookmarkStart w:id="105" w:name="_Toc135353082"/>
+      <w:bookmarkStart w:id="106" w:name="_Toc135353186"/>
+      <w:bookmarkStart w:id="107" w:name="_Toc135353389"/>
+      <w:bookmarkStart w:id="108" w:name="_Toc135353563"/>
+      <w:bookmarkStart w:id="109" w:name="_Toc135354177"/>
+      <w:bookmarkStart w:id="110" w:name="_Toc135354198"/>
+      <w:r>
+        <w:t>Назначение разрабатываемой системы состоит в предоставлении единой платформы для управления списками подарков, интегрируемой с популярными социальными платформами и мессенджерами. Она должна позволять пользователям создавать персонализированные карточки подарков, управлять их видимостью и статусом бронирования, а также получать релевантные рекомендации. Система должна улучшить взаимодействие между дарителями и получателями за счет прозрачности процесса дарения и исключения организационных конфликтов. Конечным назначением данной системы является обеспечение эффективного, удобного и интеллектуально поддерживаемого процесса обмена подарками в цифровой среде.</w:t>
+      </w:r>
+    </w:p>
+    <w:p>
+      <w:pPr>
+        <w:pStyle w:val="ab"/>
+        <w:spacing w:before="240"/>
+        <w:rPr>
+          <w:b/>
+          <w:bCs/>
+        </w:rPr>
+      </w:pPr>
+      <w:r>
+        <w:rPr>
+          <w:b/>
+          <w:bCs/>
+        </w:rPr>
+        <w:t>Характеристика объектов автоматизации</w:t>
+      </w:r>
+      <w:bookmarkEnd w:id="105"/>
+      <w:bookmarkEnd w:id="106"/>
+      <w:bookmarkEnd w:id="107"/>
+      <w:bookmarkEnd w:id="108"/>
+      <w:bookmarkEnd w:id="109"/>
+      <w:bookmarkEnd w:id="110"/>
+    </w:p>
+    <w:p>
+      <w:pPr>
+        <w:pStyle w:val="ab"/>
+      </w:pPr>
+      <w:r>
+        <w:lastRenderedPageBreak/>
+        <w:t>Пользователи: лица, авторизованные в системе через внешние платформы (социальные сети, мессенджеры), выступающие в роли владельцев списков желаний или дарителей.</w:t>
+      </w:r>
+    </w:p>
+    <w:p>
+      <w:pPr>
+        <w:pStyle w:val="ab"/>
+      </w:pPr>
+      <w:r>
+        <w:t>Списки желаний и подарки: цифровые сущности, представляющие собой структурированные наборы данных о пожеланиях пользователей.</w:t>
+      </w:r>
+    </w:p>
+    <w:p>
+      <w:pPr>
+        <w:pStyle w:val="ab"/>
+      </w:pPr>
+      <w:r>
+        <w:t>Модуль интеллектуальных рекомендаций: программный компонент, автоматизирующий процесс анализа предпочтений пользователей и атрибутов подарков.</w:t>
+      </w:r>
+    </w:p>
+    <w:p>
+      <w:pPr>
+        <w:pStyle w:val="ab"/>
+      </w:pPr>
+      <w:r>
+        <w:t>База знаний подарков: централизованное хранилище структурированных данных о возможных вариантах подарков</w:t>
+      </w:r>
+      <w:r>
+        <w:t>,</w:t>
+      </w:r>
+      <w:r>
+        <w:t xml:space="preserve"> используемое для обучения рекомендательных алгоритмов и обеспечения работы глобального поиска.</w:t>
+      </w:r>
+    </w:p>
+    <w:p>
+      <w:pPr>
+        <w:pStyle w:val="ab"/>
+        <w:spacing w:before="240"/>
+        <w:rPr>
+          <w:b/>
+          <w:bCs/>
+        </w:rPr>
+      </w:pPr>
+      <w:bookmarkStart w:id="111" w:name="_Toc135353083"/>
+      <w:bookmarkStart w:id="112" w:name="_Toc135353187"/>
+      <w:bookmarkStart w:id="113" w:name="_Toc135353390"/>
+      <w:bookmarkStart w:id="114" w:name="_Toc135353564"/>
+      <w:bookmarkStart w:id="115" w:name="_Toc135354178"/>
+      <w:bookmarkStart w:id="116" w:name="_Toc135354199"/>
+      <w:r>
+        <w:rPr>
+          <w:b/>
+          <w:bCs/>
+        </w:rPr>
+        <w:t>Требования к автоматизированной системе</w:t>
+      </w:r>
+      <w:bookmarkEnd w:id="111"/>
+      <w:bookmarkEnd w:id="112"/>
+      <w:bookmarkEnd w:id="113"/>
+      <w:bookmarkEnd w:id="114"/>
+      <w:bookmarkEnd w:id="115"/>
+      <w:bookmarkEnd w:id="116"/>
+    </w:p>
+    <w:p>
+      <w:pPr>
+        <w:pStyle w:val="ab"/>
+      </w:pPr>
+      <w:r>
+        <w:t>Архитектура системы должна быть модульной и разделена на следующие основные компоненты: клиентское приложение (веб-интерфейс или интерфейс встроенного приложения), сервер приложений (бизнес-логика и API), модуль интеллектуальной обработки (алгоритмы рекомендаций) и база данных (хранение структурированных данных и векторных представлений).</w:t>
+      </w:r>
+    </w:p>
+    <w:p>
+      <w:pPr>
+        <w:pStyle w:val="ab"/>
+      </w:pPr>
+      <w:r>
+        <w:t xml:space="preserve">Система должна содержать основные модули: </w:t>
+      </w:r>
+      <w:r>
+        <w:t>м</w:t>
+      </w:r>
+      <w:r>
+        <w:t>одуль авторизации и управления профилем пользователя</w:t>
+      </w:r>
+      <w:r>
+        <w:t>, м</w:t>
+      </w:r>
+      <w:r>
+        <w:t>одуль управления списками желаний и карточками подарков</w:t>
+      </w:r>
+      <w:r>
+        <w:t>, м</w:t>
+      </w:r>
+      <w:r>
+        <w:t xml:space="preserve">одуль бронирования и координации совместного </w:t>
+      </w:r>
+      <w:r>
+        <w:t>дарения</w:t>
+      </w:r>
+      <w:r>
+        <w:t>, м</w:t>
+      </w:r>
+      <w:r>
+        <w:t>одуль семантического поиска и генерации идей подарков</w:t>
+      </w:r>
+      <w:r>
+        <w:t xml:space="preserve">, </w:t>
+      </w:r>
+      <w:r>
+        <w:t>м</w:t>
+      </w:r>
+      <w:r>
+        <w:t>одуль интеграции с внешними платформами (социальные сети, мессенджеры).</w:t>
+      </w:r>
+      <w:bookmarkStart w:id="117" w:name="_Toc135353084"/>
+    </w:p>
+    <w:bookmarkEnd w:id="117"/>
+    <w:p>
+      <w:pPr>
+        <w:pStyle w:val="ab"/>
+      </w:pPr>
+      <w:r>
+        <w:t>Система должна быть масштабируемой, чтобы обеспечивать высокую производительность при росте числа пользователей и объема данных, поддерживать отказоустойчивость компонентов и эффективно использовать системные ресурсы за счет асинхронной обработки запросов и оптимизированных алгоритмов поиска</w:t>
+      </w:r>
+      <w:r>
+        <w:t>.</w:t>
+      </w:r>
+    </w:p>
+    <w:p>
+      <w:pPr>
+        <w:pStyle w:val="ab"/>
+        <w:spacing w:before="240"/>
+        <w:rPr>
+          <w:b/>
+          <w:bCs/>
+        </w:rPr>
+      </w:pPr>
+      <w:r>
+        <w:rPr>
+          <w:b/>
+          <w:bCs/>
+        </w:rPr>
+        <w:t>Требования к структуре и функционированию системы</w:t>
+      </w:r>
+    </w:p>
+    <w:p>
+      <w:pPr>
+        <w:pStyle w:val="ab"/>
+      </w:pPr>
+      <w:r>
+        <w:lastRenderedPageBreak/>
+        <w:t>Система должна обеспечивать безопасное хранение и обработку персональных данных пользователей, защиту от несанкционированного доступа к спискам желаний и статусам бронирования.</w:t>
+      </w:r>
+    </w:p>
+    <w:p>
+      <w:pPr>
+        <w:pStyle w:val="ab"/>
+        <w:spacing w:before="240"/>
+        <w:rPr>
+          <w:b/>
+          <w:bCs/>
+        </w:rPr>
+      </w:pPr>
+      <w:bookmarkStart w:id="118" w:name="_Toc135353085"/>
+      <w:r>
+        <w:rPr>
+          <w:b/>
+          <w:bCs/>
+        </w:rPr>
+        <w:t>Требования к функциям (задачам), выполняемым системой</w:t>
+      </w:r>
+      <w:bookmarkEnd w:id="118"/>
+    </w:p>
+    <w:p>
+      <w:pPr>
+        <w:pStyle w:val="af8"/>
+        <w:numPr>
+          <w:ilvl w:val="0"/>
+          <w:numId w:val="20"/>
+        </w:numPr>
+        <w:spacing w:after="0" w:line="360" w:lineRule="auto"/>
+        <w:jc w:val="both"/>
+        <w:rPr>
+          <w:rFonts w:ascii="Times New Roman" w:hAnsi="Times New Roman"/>
+          <w:sz w:val="28"/>
+        </w:rPr>
+      </w:pPr>
+      <w:r>
+        <w:rPr>
+          <w:rFonts w:ascii="Times New Roman" w:hAnsi="Times New Roman"/>
+          <w:sz w:val="28"/>
+        </w:rPr>
+        <w:t>Авторизация и управление профилем:</w:t>
+      </w:r>
+    </w:p>
+    <w:p>
+      <w:pPr>
+        <w:pStyle w:val="af8"/>
+        <w:numPr>
+          <w:ilvl w:val="0"/>
+          <w:numId w:val="49"/>
+        </w:numPr>
+        <w:spacing w:after="0" w:line="360" w:lineRule="auto"/>
+        <w:jc w:val="both"/>
+        <w:rPr>
+          <w:rFonts w:ascii="Times New Roman" w:hAnsi="Times New Roman"/>
+          <w:sz w:val="28"/>
+        </w:rPr>
+      </w:pPr>
+      <w:r>
+        <w:rPr>
+          <w:rFonts w:ascii="Times New Roman" w:hAnsi="Times New Roman"/>
+          <w:sz w:val="28"/>
+        </w:rPr>
+        <w:t>Система должна поддерживать вход через аккаунты популярных социальных сетей и мессенджеров без необходимости отдельной регистрации.</w:t>
+      </w:r>
+    </w:p>
+    <w:p>
+      <w:pPr>
+        <w:pStyle w:val="af8"/>
+        <w:numPr>
+          <w:ilvl w:val="0"/>
+          <w:numId w:val="49"/>
+        </w:numPr>
+        <w:spacing w:after="0" w:line="360" w:lineRule="auto"/>
+        <w:jc w:val="both"/>
+        <w:rPr>
+          <w:rFonts w:ascii="Times New Roman" w:hAnsi="Times New Roman"/>
+          <w:sz w:val="28"/>
+        </w:rPr>
+      </w:pPr>
+      <w:r>
+        <w:rPr>
+          <w:rFonts w:ascii="Times New Roman" w:hAnsi="Times New Roman"/>
+          <w:sz w:val="28"/>
+        </w:rPr>
+        <w:t>Пользователи должны иметь возможность редактировать настройки приватности профиля, управлять видимостью списков и добавлять информацию о своих интересах для работы рекомендательной системы.</w:t>
+      </w:r>
+    </w:p>
+    <w:p>
+      <w:pPr>
+        <w:pStyle w:val="af8"/>
+        <w:numPr>
+          <w:ilvl w:val="0"/>
+          <w:numId w:val="49"/>
+        </w:numPr>
+        <w:spacing w:after="0" w:line="360" w:lineRule="auto"/>
+        <w:jc w:val="both"/>
+        <w:rPr>
+          <w:rFonts w:ascii="Times New Roman" w:hAnsi="Times New Roman"/>
+          <w:sz w:val="28"/>
+        </w:rPr>
+      </w:pPr>
+      <w:r>
+        <w:rPr>
+          <w:rFonts w:ascii="Times New Roman" w:hAnsi="Times New Roman"/>
+          <w:sz w:val="28"/>
+        </w:rPr>
+        <w:t>Доступ к функциям администрирования (модерация контента, управление базой знаний) должен быть разграничен и доступен только авторизованному персоналу.</w:t>
+      </w:r>
+    </w:p>
+    <w:p>
+      <w:pPr>
+        <w:pStyle w:val="af8"/>
+        <w:numPr>
+          <w:ilvl w:val="0"/>
+          <w:numId w:val="20"/>
+        </w:numPr>
+        <w:spacing w:after="0" w:line="360" w:lineRule="auto"/>
+        <w:jc w:val="both"/>
+        <w:rPr>
+          <w:rFonts w:ascii="Times New Roman" w:hAnsi="Times New Roman"/>
+          <w:sz w:val="28"/>
+        </w:rPr>
+      </w:pPr>
+      <w:r>
+        <w:rPr>
+          <w:rFonts w:ascii="Times New Roman" w:hAnsi="Times New Roman"/>
+          <w:sz w:val="28"/>
+        </w:rPr>
+        <w:t>Управление списками желаний и подарками:</w:t>
+      </w:r>
+    </w:p>
+    <w:p>
+      <w:pPr>
+        <w:pStyle w:val="af8"/>
+        <w:numPr>
+          <w:ilvl w:val="0"/>
+          <w:numId w:val="48"/>
+        </w:numPr>
+        <w:spacing w:after="0" w:line="360" w:lineRule="auto"/>
+        <w:jc w:val="both"/>
+        <w:rPr>
+          <w:rFonts w:ascii="Times New Roman" w:hAnsi="Times New Roman"/>
+          <w:sz w:val="28"/>
+        </w:rPr>
+      </w:pPr>
+      <w:r>
+        <w:rPr>
+          <w:rFonts w:ascii="Times New Roman" w:hAnsi="Times New Roman"/>
+          <w:sz w:val="28"/>
+        </w:rPr>
+        <w:t>Система должна предоставлять пользователям возможности создания, редактирования и удаления личных списков подарков с настройкой названия, описания и обложки.</w:t>
+      </w:r>
+    </w:p>
+    <w:p>
+      <w:pPr>
+        <w:pStyle w:val="af8"/>
+        <w:numPr>
+          <w:ilvl w:val="0"/>
+          <w:numId w:val="48"/>
+        </w:numPr>
+        <w:spacing w:after="0" w:line="360" w:lineRule="auto"/>
+        <w:jc w:val="both"/>
+        <w:rPr>
+          <w:rFonts w:ascii="Times New Roman" w:hAnsi="Times New Roman"/>
+          <w:sz w:val="28"/>
+        </w:rPr>
+      </w:pPr>
+      <w:r>
+        <w:rPr>
+          <w:rFonts w:ascii="Times New Roman" w:hAnsi="Times New Roman"/>
+          <w:sz w:val="28"/>
+        </w:rPr>
+        <w:t>Должна быть реализована функция создания детализированных карточек подарков, включающих название, описание, изображение, цену и категорию.</w:t>
+      </w:r>
+    </w:p>
+    <w:p>
+      <w:pPr>
+        <w:pStyle w:val="af8"/>
+        <w:numPr>
+          <w:ilvl w:val="0"/>
+          <w:numId w:val="48"/>
+        </w:numPr>
+        <w:spacing w:after="0" w:line="360" w:lineRule="auto"/>
+        <w:jc w:val="both"/>
+        <w:rPr>
+          <w:rFonts w:ascii="Times New Roman" w:hAnsi="Times New Roman"/>
+          <w:sz w:val="28"/>
+        </w:rPr>
+      </w:pPr>
+      <w:r>
+        <w:rPr>
+          <w:rFonts w:ascii="Times New Roman" w:hAnsi="Times New Roman"/>
+          <w:sz w:val="28"/>
+        </w:rPr>
+        <w:t>Система должна позволять добавлять в списки как товары из внутренней базы знаний, так и произвольные позиции, введенные пользователем.</w:t>
+      </w:r>
+    </w:p>
+    <w:p>
+      <w:pPr>
+        <w:pStyle w:val="af8"/>
+        <w:numPr>
+          <w:ilvl w:val="0"/>
+          <w:numId w:val="20"/>
+        </w:numPr>
+        <w:spacing w:after="0" w:line="360" w:lineRule="auto"/>
+        <w:jc w:val="both"/>
+        <w:rPr>
+          <w:rFonts w:ascii="Times New Roman" w:hAnsi="Times New Roman"/>
+          <w:sz w:val="28"/>
+        </w:rPr>
+      </w:pPr>
+      <w:r>
+        <w:rPr>
+          <w:rFonts w:ascii="Times New Roman" w:hAnsi="Times New Roman"/>
+          <w:sz w:val="28"/>
+        </w:rPr>
+        <w:t>Бронирование и совместное финансирование:</w:t>
+      </w:r>
+    </w:p>
+    <w:p>
+      <w:pPr>
+        <w:pStyle w:val="af8"/>
+        <w:numPr>
+          <w:ilvl w:val="0"/>
+          <w:numId w:val="47"/>
+        </w:numPr>
+        <w:spacing w:after="0" w:line="360" w:lineRule="auto"/>
+        <w:jc w:val="both"/>
+        <w:rPr>
+          <w:rFonts w:ascii="Times New Roman" w:hAnsi="Times New Roman"/>
+          <w:sz w:val="28"/>
+        </w:rPr>
+      </w:pPr>
+      <w:r>
+        <w:rPr>
+          <w:rFonts w:ascii="Times New Roman" w:hAnsi="Times New Roman"/>
+          <w:sz w:val="28"/>
+        </w:rPr>
+        <w:t>Система должна предоставлять механизм бронирования подарка одним пользователем для исключения его дублирования другими дарителями.</w:t>
+      </w:r>
+    </w:p>
+    <w:p>
+      <w:pPr>
+        <w:pStyle w:val="af8"/>
+        <w:numPr>
+          <w:ilvl w:val="0"/>
+          <w:numId w:val="47"/>
+        </w:numPr>
+        <w:spacing w:after="0" w:line="360" w:lineRule="auto"/>
+        <w:jc w:val="both"/>
+        <w:rPr>
+          <w:rFonts w:ascii="Times New Roman" w:hAnsi="Times New Roman"/>
+          <w:sz w:val="28"/>
+        </w:rPr>
+      </w:pPr>
+      <w:r>
+        <w:rPr>
+          <w:rFonts w:ascii="Times New Roman" w:hAnsi="Times New Roman"/>
+          <w:sz w:val="28"/>
+        </w:rPr>
+        <w:lastRenderedPageBreak/>
+        <w:t>Должна быть реализована функция «складчины», позволяющая нескольким пользователям отметить свое участие в покупке одного подарка</w:t>
+      </w:r>
+      <w:r>
+        <w:rPr>
+          <w:rFonts w:ascii="Times New Roman" w:hAnsi="Times New Roman"/>
+          <w:sz w:val="28"/>
+        </w:rPr>
+        <w:t>.</w:t>
+      </w:r>
+    </w:p>
+    <w:p>
+      <w:pPr>
+        <w:pStyle w:val="af8"/>
+        <w:numPr>
+          <w:ilvl w:val="0"/>
+          <w:numId w:val="47"/>
+        </w:numPr>
+        <w:spacing w:after="0" w:line="360" w:lineRule="auto"/>
+        <w:jc w:val="both"/>
+        <w:rPr>
+          <w:rFonts w:ascii="Times New Roman" w:hAnsi="Times New Roman"/>
+          <w:sz w:val="28"/>
+        </w:rPr>
+      </w:pPr>
+      <w:r>
+        <w:rPr>
+          <w:rFonts w:ascii="Times New Roman" w:hAnsi="Times New Roman"/>
+          <w:sz w:val="28"/>
+        </w:rPr>
+        <w:t>Статус бронирования должен быть виден другим пользователям (с возможностью скрытия деталей от владельца списка), чтобы предотвратить конфликты при выборе подарка.</w:t>
+      </w:r>
+    </w:p>
+    <w:p>
+      <w:pPr>
+        <w:pStyle w:val="af8"/>
+        <w:numPr>
+          <w:ilvl w:val="0"/>
+          <w:numId w:val="20"/>
+        </w:numPr>
+        <w:spacing w:after="0" w:line="360" w:lineRule="auto"/>
+        <w:jc w:val="both"/>
+        <w:rPr>
+          <w:rFonts w:ascii="Times New Roman" w:hAnsi="Times New Roman"/>
+          <w:sz w:val="28"/>
+        </w:rPr>
+      </w:pPr>
+      <w:r>
+        <w:rPr>
+          <w:rFonts w:ascii="Times New Roman" w:hAnsi="Times New Roman"/>
+          <w:sz w:val="28"/>
+        </w:rPr>
+        <w:t>Интеллектуальный поиск и генерация идей:</w:t>
+      </w:r>
+    </w:p>
+    <w:p>
+      <w:pPr>
+        <w:pStyle w:val="af8"/>
+        <w:numPr>
+          <w:ilvl w:val="0"/>
+          <w:numId w:val="46"/>
+        </w:numPr>
+        <w:spacing w:after="0" w:line="360" w:lineRule="auto"/>
+        <w:jc w:val="both"/>
+        <w:rPr>
+          <w:rFonts w:ascii="Times New Roman" w:hAnsi="Times New Roman"/>
+          <w:sz w:val="28"/>
+        </w:rPr>
+      </w:pPr>
+      <w:r>
+        <w:rPr>
+          <w:rFonts w:ascii="Times New Roman" w:hAnsi="Times New Roman"/>
+          <w:sz w:val="28"/>
+        </w:rPr>
+        <w:t>Система должна осуществлять глобальный семантический поиск подарков по базе знаний, понимая смысловое содержание запроса, а не только точное совпадение ключевых слов.</w:t>
+      </w:r>
+    </w:p>
+    <w:p>
+      <w:pPr>
+        <w:pStyle w:val="af8"/>
+        <w:numPr>
+          <w:ilvl w:val="0"/>
+          <w:numId w:val="46"/>
+        </w:numPr>
+        <w:spacing w:after="0" w:line="360" w:lineRule="auto"/>
+        <w:jc w:val="both"/>
+        <w:rPr>
+          <w:rFonts w:ascii="Times New Roman" w:hAnsi="Times New Roman"/>
+          <w:sz w:val="28"/>
+        </w:rPr>
+      </w:pPr>
+      <w:r>
+        <w:rPr>
+          <w:rFonts w:ascii="Times New Roman" w:hAnsi="Times New Roman"/>
+          <w:sz w:val="28"/>
+        </w:rPr>
+        <w:t>Система должна автоматически генерировать персонализированные идеи подарков для владельца списка на основе указанных им интересов и истории поведения.</w:t>
+      </w:r>
+    </w:p>
+    <w:p>
+      <w:pPr>
+        <w:pStyle w:val="af8"/>
+        <w:numPr>
+          <w:ilvl w:val="0"/>
+          <w:numId w:val="46"/>
+        </w:numPr>
+        <w:spacing w:after="0" w:line="360" w:lineRule="auto"/>
+        <w:jc w:val="both"/>
+        <w:rPr>
+          <w:rFonts w:ascii="Times New Roman" w:hAnsi="Times New Roman"/>
+          <w:sz w:val="28"/>
+        </w:rPr>
+      </w:pPr>
+      <w:r>
+        <w:rPr>
+          <w:rFonts w:ascii="Times New Roman" w:hAnsi="Times New Roman"/>
+          <w:sz w:val="28"/>
+        </w:rPr>
+        <w:t>При просмотре чужого списка система должна предлагать дарителям дополнительные рекомендации («Похожие подарки»), основанные на атрибутах товаров в списке.</w:t>
+      </w:r>
+    </w:p>
+    <w:p>
+      <w:pPr>
+        <w:pStyle w:val="af8"/>
+        <w:numPr>
+          <w:ilvl w:val="0"/>
+          <w:numId w:val="20"/>
+        </w:numPr>
+        <w:spacing w:after="0" w:line="360" w:lineRule="auto"/>
+        <w:jc w:val="both"/>
+        <w:rPr>
+          <w:rFonts w:ascii="Times New Roman" w:hAnsi="Times New Roman"/>
+          <w:sz w:val="28"/>
+        </w:rPr>
+      </w:pPr>
+      <w:r>
+        <w:rPr>
+          <w:rFonts w:ascii="Times New Roman" w:hAnsi="Times New Roman"/>
+          <w:sz w:val="28"/>
+        </w:rPr>
+        <w:t>Хранение и обработка данных:</w:t>
+      </w:r>
+    </w:p>
+    <w:p>
+      <w:pPr>
+        <w:pStyle w:val="af8"/>
+        <w:numPr>
+          <w:ilvl w:val="1"/>
+          <w:numId w:val="45"/>
+        </w:numPr>
+        <w:spacing w:after="0" w:line="360" w:lineRule="auto"/>
+        <w:ind w:left="1843"/>
+        <w:jc w:val="both"/>
+        <w:rPr>
+          <w:rFonts w:ascii="Times New Roman" w:hAnsi="Times New Roman"/>
+          <w:sz w:val="28"/>
+        </w:rPr>
+      </w:pPr>
+      <w:r>
+        <w:rPr>
+          <w:rFonts w:ascii="Times New Roman" w:hAnsi="Times New Roman"/>
+          <w:sz w:val="28"/>
+        </w:rPr>
+        <w:t>Система должна сохранять всю критически важную информацию (профили, списки, статусы бронирований, векторные представления текстов) в реляционной базе данных с обеспечением целостности связей.</w:t>
+      </w:r>
+    </w:p>
+    <w:p>
+      <w:pPr>
+        <w:pStyle w:val="af8"/>
+        <w:numPr>
+          <w:ilvl w:val="1"/>
+          <w:numId w:val="45"/>
+        </w:numPr>
+        <w:spacing w:after="0" w:line="360" w:lineRule="auto"/>
+        <w:ind w:left="1843"/>
+        <w:jc w:val="both"/>
+        <w:rPr>
+          <w:rFonts w:ascii="Times New Roman" w:hAnsi="Times New Roman"/>
+          <w:sz w:val="28"/>
+        </w:rPr>
+      </w:pPr>
+      <w:r>
+        <w:rPr>
+          <w:rFonts w:ascii="Times New Roman" w:hAnsi="Times New Roman"/>
+          <w:sz w:val="28"/>
+        </w:rPr>
+        <w:t>Должно быть обеспечено регулярное резервное копирование данных и возможность восстановления системы в случае сбоев.</w:t>
+      </w:r>
+    </w:p>
+    <w:p>
+      <w:pPr>
+        <w:pStyle w:val="ab"/>
+        <w:spacing w:before="240"/>
+        <w:rPr>
+          <w:b/>
+          <w:bCs/>
+        </w:rPr>
+      </w:pPr>
+      <w:bookmarkStart w:id="119" w:name="_Toc135353087"/>
+      <w:r>
+        <w:rPr>
+          <w:b/>
+          <w:bCs/>
+        </w:rPr>
+        <w:t>Требования к интерфейсу и дизайну приложения</w:t>
+      </w:r>
+      <w:bookmarkEnd w:id="119"/>
+    </w:p>
+    <w:p>
+      <w:pPr>
+        <w:numPr>
+          <w:ilvl w:val="0"/>
+          <w:numId w:val="21"/>
+        </w:numPr>
+        <w:spacing w:after="0" w:line="360" w:lineRule="auto"/>
+        <w:ind w:left="1134" w:hanging="567"/>
+        <w:jc w:val="both"/>
+        <w:rPr>
+          <w:rFonts w:ascii="Times New Roman" w:hAnsi="Times New Roman"/>
+          <w:sz w:val="28"/>
+        </w:rPr>
+      </w:pPr>
+      <w:r>
+        <w:rPr>
+          <w:rFonts w:ascii="Times New Roman" w:hAnsi="Times New Roman"/>
+          <w:sz w:val="28"/>
+        </w:rPr>
+        <w:t>Приложение должно быть доступно через веб-интерфейс посредством использования современных браузеров.</w:t>
+      </w:r>
+    </w:p>
+    <w:p>
+      <w:pPr>
+        <w:numPr>
+          <w:ilvl w:val="0"/>
+          <w:numId w:val="21"/>
+        </w:numPr>
+        <w:spacing w:after="0" w:line="360" w:lineRule="auto"/>
+        <w:ind w:left="1134" w:hanging="567"/>
+        <w:jc w:val="both"/>
+        <w:rPr>
+          <w:rFonts w:ascii="Times New Roman" w:hAnsi="Times New Roman"/>
+          <w:sz w:val="28"/>
+        </w:rPr>
+      </w:pPr>
+      <w:r>
+        <w:rPr>
+          <w:rFonts w:ascii="Times New Roman" w:hAnsi="Times New Roman"/>
+          <w:sz w:val="28"/>
+        </w:rPr>
+        <w:t>Дизайн должен быть красивым, презентабельным, интуитивно понятным и удобным для пользователей различных возрастных категорий.</w:t>
+      </w:r>
+    </w:p>
+    <w:p>
+      <w:pPr>
+        <w:numPr>
+          <w:ilvl w:val="0"/>
+          <w:numId w:val="21"/>
+        </w:numPr>
+        <w:spacing w:after="0" w:line="360" w:lineRule="auto"/>
+        <w:ind w:left="1134" w:hanging="567"/>
+        <w:jc w:val="both"/>
+        <w:rPr>
+          <w:rFonts w:ascii="Times New Roman" w:hAnsi="Times New Roman"/>
+          <w:sz w:val="28"/>
+        </w:rPr>
+      </w:pPr>
+      <w:r>
+        <w:rPr>
+          <w:rFonts w:ascii="Times New Roman" w:hAnsi="Times New Roman"/>
+          <w:sz w:val="28"/>
+        </w:rPr>
+        <w:lastRenderedPageBreak/>
+        <w:t>Дизайн приложения должен соответствовать требованиям UI/UX дизайна.</w:t>
+      </w:r>
+    </w:p>
+    <w:p>
+      <w:pPr>
+        <w:pStyle w:val="ab"/>
+        <w:spacing w:before="240"/>
+        <w:rPr>
+          <w:b/>
+          <w:bCs/>
+        </w:rPr>
+      </w:pPr>
+      <w:bookmarkStart w:id="120" w:name="_Toc135353088"/>
+      <w:r>
+        <w:rPr>
+          <w:b/>
+          <w:bCs/>
+        </w:rPr>
+        <w:t>Требования к тестированию</w:t>
+      </w:r>
+      <w:bookmarkEnd w:id="120"/>
+    </w:p>
+    <w:p>
+      <w:pPr>
+        <w:numPr>
+          <w:ilvl w:val="0"/>
+          <w:numId w:val="22"/>
+        </w:numPr>
+        <w:spacing w:after="0" w:line="360" w:lineRule="auto"/>
+        <w:ind w:left="1134" w:hanging="567"/>
+        <w:jc w:val="both"/>
+        <w:rPr>
+          <w:rFonts w:ascii="Times New Roman" w:hAnsi="Times New Roman"/>
+          <w:sz w:val="28"/>
+        </w:rPr>
+      </w:pPr>
+      <w:r>
+        <w:rPr>
+          <w:rFonts w:ascii="Times New Roman" w:hAnsi="Times New Roman"/>
+          <w:sz w:val="28"/>
+        </w:rPr>
+        <w:t>Приложение должно пройти все необходимые тесты на соответствие функциональным и нефункциональным требованиям.</w:t>
+      </w:r>
+    </w:p>
+    <w:p>
+      <w:pPr>
+        <w:numPr>
+          <w:ilvl w:val="0"/>
+          <w:numId w:val="22"/>
+        </w:numPr>
+        <w:spacing w:after="0" w:line="360" w:lineRule="auto"/>
+        <w:ind w:left="1134" w:hanging="567"/>
+        <w:jc w:val="both"/>
+        <w:rPr>
+          <w:rFonts w:ascii="Times New Roman" w:hAnsi="Times New Roman"/>
+          <w:sz w:val="28"/>
+        </w:rPr>
+      </w:pPr>
+      <w:r>
+        <w:rPr>
+          <w:rFonts w:ascii="Times New Roman" w:hAnsi="Times New Roman"/>
+          <w:sz w:val="28"/>
+        </w:rPr>
+        <w:t>Необходимо провести тестирование на разных устройствах и с различными браузерами.</w:t>
+      </w:r>
+    </w:p>
+    <w:p>
+      <w:pPr>
+        <w:numPr>
+          <w:ilvl w:val="0"/>
+          <w:numId w:val="22"/>
+        </w:numPr>
+        <w:spacing w:after="0" w:line="360" w:lineRule="auto"/>
+        <w:ind w:left="1134" w:hanging="567"/>
+        <w:jc w:val="both"/>
+        <w:rPr>
+          <w:rFonts w:ascii="Times New Roman" w:hAnsi="Times New Roman"/>
+          <w:sz w:val="28"/>
+        </w:rPr>
+      </w:pPr>
+      <w:r>
+        <w:rPr>
+          <w:rFonts w:ascii="Times New Roman" w:hAnsi="Times New Roman"/>
+          <w:sz w:val="28"/>
+        </w:rPr>
+        <w:t>Приложение должно быть профессионально протестировано перед релизом.</w:t>
+      </w:r>
+    </w:p>
+    <w:p>
+      <w:pPr>
+        <w:pStyle w:val="ab"/>
+        <w:rPr>
+          <w:b/>
+          <w:bCs/>
+        </w:rPr>
+      </w:pPr>
+      <w:bookmarkStart w:id="121" w:name="_Toc135353090"/>
+      <w:bookmarkStart w:id="122" w:name="_Toc135353189"/>
+      <w:bookmarkStart w:id="123" w:name="_Toc135353392"/>
+      <w:bookmarkStart w:id="124" w:name="_Toc135353566"/>
+      <w:bookmarkStart w:id="125" w:name="_Toc135354180"/>
+      <w:bookmarkStart w:id="126" w:name="_Toc135354201"/>
+      <w:r>
+        <w:rPr>
+          <w:b/>
+          <w:bCs/>
+        </w:rPr>
+        <w:t>Порядок разработки автоматизированной системы</w:t>
+      </w:r>
+      <w:bookmarkEnd w:id="121"/>
+      <w:bookmarkEnd w:id="122"/>
+      <w:bookmarkEnd w:id="123"/>
+      <w:bookmarkEnd w:id="124"/>
+      <w:bookmarkEnd w:id="125"/>
+      <w:bookmarkEnd w:id="126"/>
+    </w:p>
+    <w:p>
+      <w:pPr>
+        <w:spacing w:after="0" w:line="360" w:lineRule="auto"/>
+        <w:ind w:firstLine="709"/>
+        <w:jc w:val="both"/>
+        <w:rPr>
+          <w:rFonts w:ascii="Times New Roman" w:hAnsi="Times New Roman"/>
+          <w:sz w:val="28"/>
+        </w:rPr>
+      </w:pPr>
+      <w:r>
+        <w:rPr>
+          <w:rFonts w:ascii="Times New Roman" w:hAnsi="Times New Roman"/>
+          <w:sz w:val="28"/>
+        </w:rPr>
+        <w:t xml:space="preserve">При разработке автоматизированной системы необходимо пройти следующие этапы: </w:t>
+      </w:r>
+    </w:p>
+    <w:p>
+      <w:pPr>
+        <w:spacing w:after="0" w:line="360" w:lineRule="auto"/>
+        <w:ind w:firstLine="709"/>
+        <w:jc w:val="both"/>
+        <w:rPr>
+          <w:rFonts w:ascii="Times New Roman" w:hAnsi="Times New Roman"/>
+          <w:sz w:val="28"/>
+        </w:rPr>
+      </w:pPr>
+      <w:r>
+        <w:rPr>
+          <w:rFonts w:ascii="Times New Roman" w:hAnsi="Times New Roman"/>
+          <w:sz w:val="28"/>
+        </w:rPr>
+        <w:t>1</w:t>
+      </w:r>
+      <w:r>
+        <w:rPr>
+          <w:rFonts w:ascii="Times New Roman" w:hAnsi="Times New Roman"/>
+          <w:sz w:val="28"/>
+        </w:rPr>
+        <w:t>.</w:t>
+      </w:r>
+      <w:r>
+        <w:rPr>
+          <w:rFonts w:ascii="Times New Roman" w:hAnsi="Times New Roman"/>
+          <w:sz w:val="28"/>
+        </w:rPr>
         <w:t xml:space="preserve"> </w:t>
       </w:r>
       <w:r>
         <w:rPr>
-          <w:lang w:val="en-US"/>
-        </w:rPr>
-        <w:t>cookie</w:t>
-      </w:r>
-      <w:r>
+          <w:rFonts w:ascii="Times New Roman" w:hAnsi="Times New Roman"/>
+          <w:sz w:val="28"/>
+        </w:rPr>
+        <w:t>Разработка концепций, включающая в себя и</w:t>
+      </w:r>
+      <w:r>
+        <w:rPr>
+          <w:rFonts w:ascii="Times New Roman" w:hAnsi="Times New Roman"/>
+          <w:sz w:val="28"/>
+        </w:rPr>
+        <w:t>зучение предметной области и подготовк</w:t>
+      </w:r>
+      <w:r>
+        <w:rPr>
+          <w:rFonts w:ascii="Times New Roman" w:hAnsi="Times New Roman"/>
+          <w:sz w:val="28"/>
+        </w:rPr>
+        <w:t>у</w:t>
+      </w:r>
+      <w:r>
+        <w:rPr>
+          <w:rFonts w:ascii="Times New Roman" w:hAnsi="Times New Roman"/>
+          <w:sz w:val="28"/>
+        </w:rPr>
+        <w:t xml:space="preserve"> научно-исследовательск</w:t>
+      </w:r>
+      <w:r>
+        <w:rPr>
+          <w:rFonts w:ascii="Times New Roman" w:hAnsi="Times New Roman"/>
+          <w:sz w:val="28"/>
+        </w:rPr>
+        <w:t>ой части расчетно-пояснительной записки</w:t>
+      </w:r>
+      <w:r>
+        <w:rPr>
+          <w:rFonts w:ascii="Times New Roman" w:hAnsi="Times New Roman"/>
+          <w:sz w:val="28"/>
+        </w:rPr>
+        <w:t>;</w:t>
+      </w:r>
+    </w:p>
+    <w:p>
+      <w:pPr>
+        <w:spacing w:after="0" w:line="360" w:lineRule="auto"/>
+        <w:ind w:firstLine="709"/>
+        <w:jc w:val="both"/>
+        <w:rPr>
+          <w:rFonts w:ascii="Times New Roman" w:hAnsi="Times New Roman"/>
+          <w:sz w:val="28"/>
+        </w:rPr>
+      </w:pPr>
+      <w:r>
+        <w:rPr>
+          <w:rFonts w:ascii="Times New Roman" w:hAnsi="Times New Roman"/>
+          <w:sz w:val="28"/>
+        </w:rPr>
+        <w:t>2</w:t>
+      </w:r>
+      <w:r>
+        <w:rPr>
+          <w:rFonts w:ascii="Times New Roman" w:hAnsi="Times New Roman"/>
+          <w:sz w:val="28"/>
+        </w:rPr>
         <w:t>.</w:t>
       </w:r>
-    </w:p>
-    <w:p>
-      <w:pPr>
-        <w:pStyle w:val="ab"/>
-      </w:pPr>
-      <w:r>
-        <w:t>Такое разделение на токены обеспечивает безопасность аккаунтов, так как воруя токен доступа, он существует малое количество времени и получить доступ к системе не получится.</w:t>
-      </w:r>
-    </w:p>
-    <w:p>
-      <w:pPr>
-        <w:pStyle w:val="ab"/>
-      </w:pPr>
-      <w:r>
-        <w:t xml:space="preserve">Таким образом, </w:t>
-      </w:r>
-      <w:r>
-        <w:t xml:space="preserve">JWT представляет собой удобный инструмент для безопасной передачи информации и </w:t>
-      </w:r>
-      <w:bookmarkStart w:id="80" w:name="_Hlk167230692"/>
-      <w:r>
-        <w:t xml:space="preserve">аутентификации </w:t>
-      </w:r>
-      <w:bookmarkEnd w:id="80"/>
-      <w:r>
-        <w:t>в веб-приложениях, обеспечивая проверку подлинности данных, целостность и защиту от подделок</w:t>
-      </w:r>
-      <w:r>
+      <w:r>
+        <w:rPr>
+          <w:rFonts w:ascii="Times New Roman" w:hAnsi="Times New Roman"/>
+          <w:sz w:val="28"/>
+        </w:rPr>
+        <w:t xml:space="preserve"> Подготовка полноценного технического задания в соответствии с гостами;</w:t>
+      </w:r>
+    </w:p>
+    <w:p>
+      <w:pPr>
+        <w:spacing w:after="0" w:line="360" w:lineRule="auto"/>
+        <w:ind w:firstLine="709"/>
+        <w:jc w:val="both"/>
+        <w:rPr>
+          <w:rFonts w:ascii="Times New Roman" w:hAnsi="Times New Roman"/>
+          <w:sz w:val="28"/>
+        </w:rPr>
+      </w:pPr>
+      <w:r>
+        <w:rPr>
+          <w:rFonts w:ascii="Times New Roman" w:hAnsi="Times New Roman"/>
+          <w:sz w:val="28"/>
+        </w:rPr>
+        <w:t>3.</w:t>
+      </w:r>
+      <w:r>
+        <w:rPr>
+          <w:rFonts w:ascii="Times New Roman" w:hAnsi="Times New Roman"/>
+          <w:sz w:val="28"/>
+        </w:rPr>
+        <w:t xml:space="preserve"> Разработка эскизного проекта, включающего минимальную реализацию функционала и макет</w:t>
+      </w:r>
+      <w:r>
+        <w:rPr>
+          <w:rFonts w:ascii="Times New Roman" w:hAnsi="Times New Roman"/>
+          <w:sz w:val="28"/>
+        </w:rPr>
+        <w:t>ов</w:t>
+      </w:r>
+      <w:r>
+        <w:rPr>
+          <w:rFonts w:ascii="Times New Roman" w:hAnsi="Times New Roman"/>
+          <w:sz w:val="28"/>
+        </w:rPr>
+        <w:t xml:space="preserve"> пользовательских интерфейсов, а также проектно-конструкторской части расчетно-пояснительной записки;</w:t>
+      </w:r>
+    </w:p>
+    <w:p>
+      <w:pPr>
+        <w:spacing w:after="0" w:line="360" w:lineRule="auto"/>
+        <w:ind w:firstLine="709"/>
+        <w:jc w:val="both"/>
+        <w:rPr>
+          <w:rFonts w:ascii="Times New Roman" w:hAnsi="Times New Roman"/>
+          <w:sz w:val="28"/>
+        </w:rPr>
+      </w:pPr>
+      <w:r>
+        <w:rPr>
+          <w:rFonts w:ascii="Times New Roman" w:hAnsi="Times New Roman"/>
+          <w:sz w:val="28"/>
+        </w:rPr>
+        <w:t>4</w:t>
+      </w:r>
+      <w:r>
+        <w:rPr>
+          <w:rFonts w:ascii="Times New Roman" w:hAnsi="Times New Roman"/>
+          <w:sz w:val="28"/>
+        </w:rPr>
+        <w:t xml:space="preserve">. </w:t>
+      </w:r>
+      <w:r>
+        <w:rPr>
+          <w:rFonts w:ascii="Times New Roman" w:hAnsi="Times New Roman"/>
+          <w:sz w:val="28"/>
+        </w:rPr>
+        <w:t>Создание готового технического проекта и проектно-технологической части расчетно-пояснительной записки;</w:t>
+      </w:r>
+    </w:p>
+    <w:p>
+      <w:pPr>
+        <w:spacing w:after="0" w:line="360" w:lineRule="auto"/>
+        <w:ind w:firstLine="709"/>
+        <w:jc w:val="both"/>
+        <w:rPr>
+          <w:rFonts w:ascii="Times New Roman" w:hAnsi="Times New Roman"/>
+          <w:sz w:val="28"/>
+        </w:rPr>
+      </w:pPr>
+      <w:r>
+        <w:rPr>
+          <w:rFonts w:ascii="Times New Roman" w:hAnsi="Times New Roman"/>
+          <w:sz w:val="28"/>
+        </w:rPr>
+        <w:t>5</w:t>
+      </w:r>
+      <w:r>
+        <w:rPr>
+          <w:rFonts w:ascii="Times New Roman" w:hAnsi="Times New Roman"/>
+          <w:sz w:val="28"/>
+        </w:rPr>
         <w:t>.</w:t>
+      </w:r>
+      <w:r>
+        <w:rPr>
+          <w:rFonts w:ascii="Times New Roman" w:hAnsi="Times New Roman"/>
+          <w:sz w:val="28"/>
+        </w:rPr>
+        <w:t xml:space="preserve"> Подготовка рабочей документации, включающей руководства пользователя, администратора и программиста.</w:t>
+      </w:r>
+    </w:p>
+    <w:p>
+      <w:pPr>
+        <w:pStyle w:val="ab"/>
+        <w:spacing w:before="240"/>
+        <w:rPr>
+          <w:b/>
+          <w:bCs/>
+        </w:rPr>
+      </w:pPr>
+      <w:bookmarkStart w:id="127" w:name="_Toc135353091"/>
+      <w:bookmarkStart w:id="128" w:name="_Toc135353190"/>
+      <w:bookmarkStart w:id="129" w:name="_Toc135353393"/>
+      <w:bookmarkStart w:id="130" w:name="_Toc135353567"/>
+      <w:bookmarkStart w:id="131" w:name="_Toc135354181"/>
+      <w:bookmarkStart w:id="132" w:name="_Toc135354202"/>
+      <w:r>
+        <w:rPr>
+          <w:b/>
+          <w:bCs/>
+        </w:rPr>
+        <w:t>Порядок контроля и приемки системы</w:t>
+      </w:r>
+      <w:bookmarkEnd w:id="127"/>
+      <w:bookmarkEnd w:id="128"/>
+      <w:bookmarkEnd w:id="129"/>
+      <w:bookmarkEnd w:id="130"/>
+      <w:bookmarkEnd w:id="131"/>
+      <w:bookmarkEnd w:id="132"/>
+    </w:p>
+    <w:p>
+      <w:pPr>
+        <w:spacing w:after="0" w:line="360" w:lineRule="auto"/>
+        <w:ind w:firstLine="709"/>
+        <w:jc w:val="both"/>
+        <w:rPr>
+          <w:rFonts w:ascii="Times New Roman" w:hAnsi="Times New Roman"/>
+          <w:sz w:val="28"/>
+        </w:rPr>
+      </w:pPr>
+      <w:r>
+        <w:rPr>
+          <w:rFonts w:ascii="Times New Roman" w:hAnsi="Times New Roman"/>
+          <w:sz w:val="28"/>
+        </w:rPr>
+        <w:t>В рамках разработки автоматизированной системы потребуется проведение проверки работ на соответствие требованиям, указанным в техническом задании. В случае необходимости могут быть внесены доработки и исправления на основе результатов испытаний.</w:t>
+      </w:r>
+    </w:p>
+    <w:p>
+      <w:pPr>
+        <w:pStyle w:val="ab"/>
+        <w:spacing w:before="240"/>
+        <w:rPr>
+          <w:b/>
+          <w:bCs/>
+        </w:rPr>
+      </w:pPr>
+      <w:bookmarkStart w:id="133" w:name="_Toc135353093"/>
+      <w:bookmarkStart w:id="134" w:name="_Toc135353192"/>
+      <w:bookmarkStart w:id="135" w:name="_Toc135353395"/>
+      <w:bookmarkStart w:id="136" w:name="_Toc135353569"/>
+      <w:bookmarkStart w:id="137" w:name="_Toc135354183"/>
+      <w:bookmarkStart w:id="138" w:name="_Toc135354204"/>
+      <w:r>
+        <w:rPr>
+          <w:b/>
+          <w:bCs/>
+        </w:rPr>
+        <w:lastRenderedPageBreak/>
+        <w:t>Требования к документированию</w:t>
+      </w:r>
+      <w:bookmarkEnd w:id="133"/>
+      <w:bookmarkEnd w:id="134"/>
+      <w:bookmarkEnd w:id="135"/>
+      <w:bookmarkEnd w:id="136"/>
+      <w:bookmarkEnd w:id="137"/>
+      <w:bookmarkEnd w:id="138"/>
+    </w:p>
+    <w:p>
+      <w:pPr>
+        <w:spacing w:after="0" w:line="360" w:lineRule="auto"/>
+        <w:ind w:firstLine="709"/>
+        <w:jc w:val="both"/>
+        <w:rPr>
+          <w:rFonts w:ascii="Times New Roman" w:hAnsi="Times New Roman"/>
+          <w:sz w:val="28"/>
+        </w:rPr>
+      </w:pPr>
+      <w:r>
+        <w:rPr>
+          <w:rFonts w:ascii="Times New Roman" w:hAnsi="Times New Roman"/>
+          <w:sz w:val="28"/>
+        </w:rPr>
+        <w:t>По окончании работы</w:t>
+      </w:r>
+      <w:r>
+        <w:rPr>
+          <w:rFonts w:ascii="Times New Roman" w:hAnsi="Times New Roman"/>
+          <w:sz w:val="28"/>
+        </w:rPr>
+        <w:t xml:space="preserve"> необходимо предоставить расчетно-пояснительную записку, которая включает в себя</w:t>
+      </w:r>
+      <w:r>
+        <w:rPr>
+          <w:rFonts w:ascii="Times New Roman" w:hAnsi="Times New Roman"/>
+          <w:sz w:val="28"/>
+        </w:rPr>
+        <w:t>:</w:t>
+      </w:r>
+      <w:r>
+        <w:rPr>
+          <w:rFonts w:ascii="Times New Roman" w:hAnsi="Times New Roman"/>
+          <w:sz w:val="28"/>
+        </w:rPr>
+        <w:t xml:space="preserve"> научно-исследовательскую, проектно-конструкторскую и проектно-технологическую части.</w:t>
+      </w:r>
+      <w:r>
+        <w:rPr>
+          <w:rFonts w:ascii="Times New Roman" w:hAnsi="Times New Roman"/>
+          <w:sz w:val="28"/>
+        </w:rPr>
+        <w:t xml:space="preserve"> Техническое задание включается в научно-исследовательскую часть.</w:t>
+      </w:r>
+      <w:r>
+        <w:rPr>
+          <w:rFonts w:ascii="Times New Roman" w:hAnsi="Times New Roman"/>
+          <w:sz w:val="28"/>
+        </w:rPr>
+        <w:t xml:space="preserve"> Также требуется предоставить графическую часть работы, содержащую демонстрационные, структурные и алгоритмические схемы в формате А1 на </w:t>
+      </w:r>
+      <w:r>
+        <w:rPr>
+          <w:rFonts w:ascii="Times New Roman" w:hAnsi="Times New Roman"/>
+          <w:sz w:val="28"/>
+        </w:rPr>
+        <w:t>10</w:t>
+      </w:r>
+      <w:r>
+        <w:rPr>
+          <w:rFonts w:ascii="Times New Roman" w:hAnsi="Times New Roman"/>
+          <w:sz w:val="28"/>
+        </w:rPr>
+        <w:t xml:space="preserve"> листах.</w:t>
+      </w:r>
+    </w:p>
+    <w:p>
+      <w:pPr>
+        <w:pStyle w:val="ab"/>
+        <w:spacing w:before="240"/>
+        <w:rPr>
+          <w:b/>
+          <w:bCs/>
+        </w:rPr>
+      </w:pPr>
+      <w:bookmarkStart w:id="139" w:name="_Toc135353094"/>
+      <w:bookmarkStart w:id="140" w:name="_Toc135353193"/>
+      <w:bookmarkStart w:id="141" w:name="_Toc135353396"/>
+      <w:bookmarkStart w:id="142" w:name="_Toc135353570"/>
+      <w:bookmarkStart w:id="143" w:name="_Toc135354184"/>
+      <w:bookmarkStart w:id="144" w:name="_Toc135354205"/>
+      <w:r>
+        <w:rPr>
+          <w:b/>
+          <w:bCs/>
+        </w:rPr>
+        <w:t>Источники разработки</w:t>
+      </w:r>
+      <w:bookmarkEnd w:id="139"/>
+      <w:bookmarkEnd w:id="140"/>
+      <w:bookmarkEnd w:id="141"/>
+      <w:bookmarkEnd w:id="142"/>
+      <w:bookmarkEnd w:id="143"/>
+      <w:bookmarkEnd w:id="144"/>
+    </w:p>
+    <w:p>
+      <w:pPr>
+        <w:pStyle w:val="af8"/>
+        <w:numPr>
+          <w:ilvl w:val="0"/>
+          <w:numId w:val="8"/>
+        </w:numPr>
+        <w:spacing w:after="0" w:line="360" w:lineRule="auto"/>
+        <w:ind w:left="851"/>
+        <w:jc w:val="both"/>
+        <w:rPr>
+          <w:rFonts w:ascii="Times New Roman" w:hAnsi="Times New Roman"/>
+          <w:sz w:val="28"/>
+        </w:rPr>
+      </w:pPr>
+      <w:r>
+        <w:rPr>
+          <w:rFonts w:ascii="Times New Roman" w:hAnsi="Times New Roman"/>
+          <w:sz w:val="28"/>
+        </w:rPr>
+        <w:t>ГОСТ 34.601-90 «Информационная технология. Комплекс стандартов на автоматизированные системы. Автоматизированные системы. Стадии создания».</w:t>
+      </w:r>
+    </w:p>
+    <w:p>
+      <w:pPr>
+        <w:pStyle w:val="ab"/>
+        <w:numPr>
+          <w:ilvl w:val="0"/>
+          <w:numId w:val="8"/>
+        </w:numPr>
+        <w:ind w:left="851"/>
+      </w:pPr>
+      <w:r>
+        <w:t>ГОСТ 34.602-2020 «</w:t>
+      </w:r>
+      <w:r>
+        <w:t>Информационные технологии. Комплекс стандартов на автоматизированные системы. Техническое задание на создание автоматизированной системы</w:t>
+      </w:r>
+      <w:r>
+        <w:t>».</w:t>
       </w:r>
     </w:p>
     <w:p>
@@ -2838,6 +5759,95 @@
 <file path=word/numbering.xml><?xml version="1.0" encoding="utf-8"?>
 <w:numbering xmlns:wpc="http://schemas.microsoft.com/office/word/2010/wordprocessingCanvas" xmlns:cx="http://schemas.microsoft.com/office/drawing/2014/chartex" xmlns:cx1="http://schemas.microsoft.com/office/drawing/2015/9/8/chartex" xmlns:cx2="http://schemas.microsoft.com/office/drawing/2015/10/21/chartex" xmlns:cx3="http://schemas.microsoft.com/office/drawing/2016/5/9/chartex" xmlns:cx4="http://schemas.microsoft.com/office/drawing/2016/5/10/chartex" xmlns:cx5="http://schemas.microsoft.com/office/drawing/2016/5/11/chartex" xmlns:cx6="http://schemas.microsoft.com/office/drawing/2016/5/12/chartex" xmlns:cx7="http://schemas.microsoft.com/office/drawing/2016/5/13/chartex" xmlns:cx8="http://schemas.microsoft.com/office/drawing/2016/5/14/chartex" xmlns:mc="http://schemas.openxmlformats.org/markup-compatibility/2006" xmlns:aink="http://schemas.microsoft.com/office/drawing/2016/ink" xmlns:am3d="http://schemas.microsoft.com/office/drawing/2017/model3d" xmlns:o="urn:schemas-microsoft-com:office:office" xmlns:r="http://schemas.openxmlformats.org/officeDocument/2006/relationships" xmlns:m="http://schemas.openxmlformats.org/officeDocument/2006/math" xmlns:v="urn:schemas-microsoft-com:vml" xmlns:wp14="http://schemas.microsoft.com/office/word/2010/wordprocessingDrawing" xmlns:wp="http://schemas.openxmlformats.org/drawingml/2006/wordprocessingDrawing" xmlns:w10="urn:schemas-microsoft-com:office:word" xmlns:w="http://schemas.openxmlformats.org/wordprocessingml/2006/main" xmlns:w14="http://schemas.microsoft.com/office/word/2010/wordml" xmlns:w15="http://schemas.microsoft.com/office/word/2012/wordml" xmlns:w16cex="http://schemas.microsoft.com/office/word/2018/wordml/cex" xmlns:w16cid="http://schemas.microsoft.com/office/word/2016/wordml/cid" xmlns:w16="http://schemas.microsoft.com/office/word/2018/wordml" xmlns:w16sdtdh="http://schemas.microsoft.com/office/word/2020/wordml/sdtdatahash" xmlns:w16se="http://schemas.microsoft.com/office/word/2015/wordml/symex" xmlns:wpg="http://schemas.microsoft.com/office/word/2010/wordprocessingGroup" xmlns:wpi="http://schemas.microsoft.com/office/word/2010/wordprocessingInk" xmlns:wne="http://schemas.microsoft.com/office/word/2006/wordml" xmlns:wps="http://schemas.microsoft.com/office/word/2010/wordprocessingShape" mc:Ignorable="w14 w15 w16se w16cid w16 w16cex w16sdtdh wp14">
   <w:abstractNum w:abstractNumId="0" w15:restartNumberingAfterBreak="0">
+    <w:nsid w:val="0110737A"/>
+    <w:multiLevelType w:val="hybridMultilevel"/>
+    <w:tmpl w:val="CB02C9A2"/>
+    <w:lvl w:ilvl="0" w:tplc="04190001">
+      <w:start w:val="1"/>
+      <w:numFmt w:val="bullet"/>
+      <w:lvlText w:val=""/>
+      <w:lvlJc w:val="left"/>
+      <w:pPr>
+        <w:ind w:left="1778" w:hanging="360"/>
+      </w:pPr>
+      <w:rPr>
+        <w:rFonts w:ascii="Symbol" w:hAnsi="Symbol" w:hint="default"/>
+      </w:rPr>
+    </w:lvl>
+    <w:lvl w:ilvl="1" w:tplc="04190019">
+      <w:start w:val="1"/>
+      <w:numFmt w:val="lowerLetter"/>
+      <w:lvlText w:val="%2."/>
+      <w:lvlJc w:val="left"/>
+      <w:pPr>
+        <w:ind w:left="2498" w:hanging="360"/>
+      </w:pPr>
+    </w:lvl>
+    <w:lvl w:ilvl="2" w:tplc="0419001B" w:tentative="1">
+      <w:start w:val="1"/>
+      <w:numFmt w:val="lowerRoman"/>
+      <w:lvlText w:val="%3."/>
+      <w:lvlJc w:val="right"/>
+      <w:pPr>
+        <w:ind w:left="3218" w:hanging="180"/>
+      </w:pPr>
+    </w:lvl>
+    <w:lvl w:ilvl="3" w:tplc="0419000F" w:tentative="1">
+      <w:start w:val="1"/>
+      <w:numFmt w:val="decimal"/>
+      <w:lvlText w:val="%4."/>
+      <w:lvlJc w:val="left"/>
+      <w:pPr>
+        <w:ind w:left="3938" w:hanging="360"/>
+      </w:pPr>
+    </w:lvl>
+    <w:lvl w:ilvl="4" w:tplc="04190019" w:tentative="1">
+      <w:start w:val="1"/>
+      <w:numFmt w:val="lowerLetter"/>
+      <w:lvlText w:val="%5."/>
+      <w:lvlJc w:val="left"/>
+      <w:pPr>
+        <w:ind w:left="4658" w:hanging="360"/>
+      </w:pPr>
+    </w:lvl>
+    <w:lvl w:ilvl="5" w:tplc="0419001B" w:tentative="1">
+      <w:start w:val="1"/>
+      <w:numFmt w:val="lowerRoman"/>
+      <w:lvlText w:val="%6."/>
+      <w:lvlJc w:val="right"/>
+      <w:pPr>
+        <w:ind w:left="5378" w:hanging="180"/>
+      </w:pPr>
+    </w:lvl>
+    <w:lvl w:ilvl="6" w:tplc="0419000F" w:tentative="1">
+      <w:start w:val="1"/>
+      <w:numFmt w:val="decimal"/>
+      <w:lvlText w:val="%7."/>
+      <w:lvlJc w:val="left"/>
+      <w:pPr>
+        <w:ind w:left="6098" w:hanging="360"/>
+      </w:pPr>
+    </w:lvl>
+    <w:lvl w:ilvl="7" w:tplc="04190019" w:tentative="1">
+      <w:start w:val="1"/>
+      <w:numFmt w:val="lowerLetter"/>
+      <w:lvlText w:val="%8."/>
+      <w:lvlJc w:val="left"/>
+      <w:pPr>
+        <w:ind w:left="6818" w:hanging="360"/>
+      </w:pPr>
+    </w:lvl>
+    <w:lvl w:ilvl="8" w:tplc="0419001B" w:tentative="1">
+      <w:start w:val="1"/>
+      <w:numFmt w:val="lowerRoman"/>
+      <w:lvlText w:val="%9."/>
+      <w:lvlJc w:val="right"/>
+      <w:pPr>
+        <w:ind w:left="7538" w:hanging="180"/>
+      </w:pPr>
+    </w:lvl>
+  </w:abstractNum>
+  <w:abstractNum w:abstractNumId="1" w15:restartNumberingAfterBreak="0">
     <w:nsid w:val="02953AAE"/>
     <w:multiLevelType w:val="hybridMultilevel"/>
     <w:tmpl w:val="E496D370"/>
@@ -2950,7 +5960,7 @@
       </w:rPr>
     </w:lvl>
   </w:abstractNum>
-  <w:abstractNum w:abstractNumId="1" w15:restartNumberingAfterBreak="0">
+  <w:abstractNum w:abstractNumId="2" w15:restartNumberingAfterBreak="0">
     <w:nsid w:val="03E06910"/>
     <w:multiLevelType w:val="hybridMultilevel"/>
     <w:tmpl w:val="D4C29E4E"/>
@@ -3036,7 +6046,7 @@
       </w:pPr>
     </w:lvl>
   </w:abstractNum>
-  <w:abstractNum w:abstractNumId="2" w15:restartNumberingAfterBreak="0">
+  <w:abstractNum w:abstractNumId="3" w15:restartNumberingAfterBreak="0">
     <w:nsid w:val="071842A4"/>
     <w:multiLevelType w:val="hybridMultilevel"/>
     <w:tmpl w:val="921E373E"/>
@@ -3149,7 +6159,7 @@
       </w:rPr>
     </w:lvl>
   </w:abstractNum>
-  <w:abstractNum w:abstractNumId="3" w15:restartNumberingAfterBreak="0">
+  <w:abstractNum w:abstractNumId="4" w15:restartNumberingAfterBreak="0">
     <w:nsid w:val="07F15668"/>
     <w:multiLevelType w:val="hybridMultilevel"/>
     <w:tmpl w:val="32007EBA"/>
@@ -3262,10 +6272,10 @@
       </w:rPr>
     </w:lvl>
   </w:abstractNum>
-  <w:abstractNum w:abstractNumId="4" w15:restartNumberingAfterBreak="0">
+  <w:abstractNum w:abstractNumId="5" w15:restartNumberingAfterBreak="0">
     <w:nsid w:val="0AB0417E"/>
     <w:multiLevelType w:val="hybridMultilevel"/>
-    <w:tmpl w:val="5EE843F0"/>
+    <w:tmpl w:val="89E4802E"/>
     <w:lvl w:ilvl="0" w:tplc="35323440">
       <w:start w:val="1"/>
       <w:numFmt w:val="bullet"/>
@@ -3375,7 +6385,7 @@
       </w:rPr>
     </w:lvl>
   </w:abstractNum>
-  <w:abstractNum w:abstractNumId="5" w15:restartNumberingAfterBreak="0">
+  <w:abstractNum w:abstractNumId="6" w15:restartNumberingAfterBreak="0">
     <w:nsid w:val="0B0A432A"/>
     <w:multiLevelType w:val="hybridMultilevel"/>
     <w:tmpl w:val="C96010CE"/>
@@ -3488,7 +6498,7 @@
       </w:rPr>
     </w:lvl>
   </w:abstractNum>
-  <w:abstractNum w:abstractNumId="6" w15:restartNumberingAfterBreak="0">
+  <w:abstractNum w:abstractNumId="7" w15:restartNumberingAfterBreak="0">
     <w:nsid w:val="0C677FA0"/>
     <w:multiLevelType w:val="hybridMultilevel"/>
     <w:tmpl w:val="B9CA1BDE"/>
@@ -3574,7 +6584,7 @@
       </w:pPr>
     </w:lvl>
   </w:abstractNum>
-  <w:abstractNum w:abstractNumId="7" w15:restartNumberingAfterBreak="0">
+  <w:abstractNum w:abstractNumId="8" w15:restartNumberingAfterBreak="0">
     <w:nsid w:val="0D977D27"/>
     <w:multiLevelType w:val="hybridMultilevel"/>
     <w:tmpl w:val="2104E5F8"/>
@@ -3661,7 +6671,7 @@
       </w:pPr>
     </w:lvl>
   </w:abstractNum>
-  <w:abstractNum w:abstractNumId="8" w15:restartNumberingAfterBreak="0">
+  <w:abstractNum w:abstractNumId="9" w15:restartNumberingAfterBreak="0">
     <w:nsid w:val="0E2977D1"/>
     <w:multiLevelType w:val="multilevel"/>
     <w:tmpl w:val="A19A0418"/>
@@ -3784,7 +6794,7 @@
       </w:rPr>
     </w:lvl>
   </w:abstractNum>
-  <w:abstractNum w:abstractNumId="9" w15:restartNumberingAfterBreak="0">
+  <w:abstractNum w:abstractNumId="10" w15:restartNumberingAfterBreak="0">
     <w:nsid w:val="12091E89"/>
     <w:multiLevelType w:val="hybridMultilevel"/>
     <w:tmpl w:val="29B80726"/>
@@ -3897,7 +6907,96 @@
       </w:rPr>
     </w:lvl>
   </w:abstractNum>
-  <w:abstractNum w:abstractNumId="10" w15:restartNumberingAfterBreak="0">
+  <w:abstractNum w:abstractNumId="11" w15:restartNumberingAfterBreak="0">
+    <w:nsid w:val="157979AE"/>
+    <w:multiLevelType w:val="hybridMultilevel"/>
+    <w:tmpl w:val="98E87A04"/>
+    <w:lvl w:ilvl="0" w:tplc="04190001">
+      <w:start w:val="1"/>
+      <w:numFmt w:val="bullet"/>
+      <w:lvlText w:val=""/>
+      <w:lvlJc w:val="left"/>
+      <w:pPr>
+        <w:ind w:left="1778" w:hanging="360"/>
+      </w:pPr>
+      <w:rPr>
+        <w:rFonts w:ascii="Symbol" w:hAnsi="Symbol" w:hint="default"/>
+      </w:rPr>
+    </w:lvl>
+    <w:lvl w:ilvl="1" w:tplc="04190019">
+      <w:start w:val="1"/>
+      <w:numFmt w:val="lowerLetter"/>
+      <w:lvlText w:val="%2."/>
+      <w:lvlJc w:val="left"/>
+      <w:pPr>
+        <w:ind w:left="2498" w:hanging="360"/>
+      </w:pPr>
+    </w:lvl>
+    <w:lvl w:ilvl="2" w:tplc="0419001B" w:tentative="1">
+      <w:start w:val="1"/>
+      <w:numFmt w:val="lowerRoman"/>
+      <w:lvlText w:val="%3."/>
+      <w:lvlJc w:val="right"/>
+      <w:pPr>
+        <w:ind w:left="3218" w:hanging="180"/>
+      </w:pPr>
+    </w:lvl>
+    <w:lvl w:ilvl="3" w:tplc="0419000F" w:tentative="1">
+      <w:start w:val="1"/>
+      <w:numFmt w:val="decimal"/>
+      <w:lvlText w:val="%4."/>
+      <w:lvlJc w:val="left"/>
+      <w:pPr>
+        <w:ind w:left="3938" w:hanging="360"/>
+      </w:pPr>
+    </w:lvl>
+    <w:lvl w:ilvl="4" w:tplc="04190019" w:tentative="1">
+      <w:start w:val="1"/>
+      <w:numFmt w:val="lowerLetter"/>
+      <w:lvlText w:val="%5."/>
+      <w:lvlJc w:val="left"/>
+      <w:pPr>
+        <w:ind w:left="4658" w:hanging="360"/>
+      </w:pPr>
+    </w:lvl>
+    <w:lvl w:ilvl="5" w:tplc="0419001B" w:tentative="1">
+      <w:start w:val="1"/>
+      <w:numFmt w:val="lowerRoman"/>
+      <w:lvlText w:val="%6."/>
+      <w:lvlJc w:val="right"/>
+      <w:pPr>
+        <w:ind w:left="5378" w:hanging="180"/>
+      </w:pPr>
+    </w:lvl>
+    <w:lvl w:ilvl="6" w:tplc="0419000F" w:tentative="1">
+      <w:start w:val="1"/>
+      <w:numFmt w:val="decimal"/>
+      <w:lvlText w:val="%7."/>
+      <w:lvlJc w:val="left"/>
+      <w:pPr>
+        <w:ind w:left="6098" w:hanging="360"/>
+      </w:pPr>
+    </w:lvl>
+    <w:lvl w:ilvl="7" w:tplc="04190019" w:tentative="1">
+      <w:start w:val="1"/>
+      <w:numFmt w:val="lowerLetter"/>
+      <w:lvlText w:val="%8."/>
+      <w:lvlJc w:val="left"/>
+      <w:pPr>
+        <w:ind w:left="6818" w:hanging="360"/>
+      </w:pPr>
+    </w:lvl>
+    <w:lvl w:ilvl="8" w:tplc="0419001B" w:tentative="1">
+      <w:start w:val="1"/>
+      <w:numFmt w:val="lowerRoman"/>
+      <w:lvlText w:val="%9."/>
+      <w:lvlJc w:val="right"/>
+      <w:pPr>
+        <w:ind w:left="7538" w:hanging="180"/>
+      </w:pPr>
+    </w:lvl>
+  </w:abstractNum>
+  <w:abstractNum w:abstractNumId="12" w15:restartNumberingAfterBreak="0">
     <w:nsid w:val="15BD341D"/>
     <w:multiLevelType w:val="multilevel"/>
     <w:tmpl w:val="2C52A48E"/>
@@ -4011,7 +7110,7 @@
       </w:rPr>
     </w:lvl>
   </w:abstractNum>
-  <w:abstractNum w:abstractNumId="11" w15:restartNumberingAfterBreak="0">
+  <w:abstractNum w:abstractNumId="13" w15:restartNumberingAfterBreak="0">
     <w:nsid w:val="197722B9"/>
     <w:multiLevelType w:val="hybridMultilevel"/>
     <w:tmpl w:val="75EE8530"/>
@@ -4124,7 +7223,7 @@
       </w:rPr>
     </w:lvl>
   </w:abstractNum>
-  <w:abstractNum w:abstractNumId="12" w15:restartNumberingAfterBreak="0">
+  <w:abstractNum w:abstractNumId="14" w15:restartNumberingAfterBreak="0">
     <w:nsid w:val="1C650974"/>
     <w:multiLevelType w:val="hybridMultilevel"/>
     <w:tmpl w:val="D4126E4E"/>
@@ -4237,7 +7336,7 @@
       </w:rPr>
     </w:lvl>
   </w:abstractNum>
-  <w:abstractNum w:abstractNumId="13" w15:restartNumberingAfterBreak="0">
+  <w:abstractNum w:abstractNumId="15" w15:restartNumberingAfterBreak="0">
     <w:nsid w:val="240A3EF7"/>
     <w:multiLevelType w:val="multilevel"/>
     <w:tmpl w:val="89482F56"/>
@@ -4358,7 +7457,7 @@
       </w:rPr>
     </w:lvl>
   </w:abstractNum>
-  <w:abstractNum w:abstractNumId="14" w15:restartNumberingAfterBreak="0">
+  <w:abstractNum w:abstractNumId="16" w15:restartNumberingAfterBreak="0">
     <w:nsid w:val="26E022B8"/>
     <w:multiLevelType w:val="hybridMultilevel"/>
     <w:tmpl w:val="3EBE71B8"/>
@@ -4471,7 +7570,7 @@
       </w:rPr>
     </w:lvl>
   </w:abstractNum>
-  <w:abstractNum w:abstractNumId="15" w15:restartNumberingAfterBreak="0">
+  <w:abstractNum w:abstractNumId="17" w15:restartNumberingAfterBreak="0">
     <w:nsid w:val="2C6E26BB"/>
     <w:multiLevelType w:val="hybridMultilevel"/>
     <w:tmpl w:val="18607696"/>
@@ -4584,7 +7683,7 @@
       </w:rPr>
     </w:lvl>
   </w:abstractNum>
-  <w:abstractNum w:abstractNumId="16" w15:restartNumberingAfterBreak="0">
+  <w:abstractNum w:abstractNumId="18" w15:restartNumberingAfterBreak="0">
     <w:nsid w:val="2DFF3A99"/>
     <w:multiLevelType w:val="hybridMultilevel"/>
     <w:tmpl w:val="61FA53A4"/>
@@ -4697,7 +7796,7 @@
       </w:rPr>
     </w:lvl>
   </w:abstractNum>
-  <w:abstractNum w:abstractNumId="17" w15:restartNumberingAfterBreak="0">
+  <w:abstractNum w:abstractNumId="19" w15:restartNumberingAfterBreak="0">
     <w:nsid w:val="2EB51AE6"/>
     <w:multiLevelType w:val="hybridMultilevel"/>
     <w:tmpl w:val="1DB86AF4"/>
@@ -4787,7 +7886,7 @@
       </w:pPr>
     </w:lvl>
   </w:abstractNum>
-  <w:abstractNum w:abstractNumId="18" w15:restartNumberingAfterBreak="0">
+  <w:abstractNum w:abstractNumId="20" w15:restartNumberingAfterBreak="0">
     <w:nsid w:val="31386359"/>
     <w:multiLevelType w:val="hybridMultilevel"/>
     <w:tmpl w:val="2646D720"/>
@@ -4900,7 +7999,7 @@
       </w:rPr>
     </w:lvl>
   </w:abstractNum>
-  <w:abstractNum w:abstractNumId="19" w15:restartNumberingAfterBreak="0">
+  <w:abstractNum w:abstractNumId="21" w15:restartNumberingAfterBreak="0">
     <w:nsid w:val="313D20CE"/>
     <w:multiLevelType w:val="hybridMultilevel"/>
     <w:tmpl w:val="6B7A86A6"/>
@@ -5013,7 +8112,301 @@
       </w:rPr>
     </w:lvl>
   </w:abstractNum>
-  <w:abstractNum w:abstractNumId="20" w15:restartNumberingAfterBreak="0">
+  <w:abstractNum w:abstractNumId="22" w15:restartNumberingAfterBreak="0">
+    <w:nsid w:val="33062CB1"/>
+    <w:multiLevelType w:val="hybridMultilevel"/>
+    <w:tmpl w:val="6D5601A2"/>
+    <w:lvl w:ilvl="0" w:tplc="7BE21E9C">
+      <w:start w:val="1"/>
+      <w:numFmt w:val="decimal"/>
+      <w:lvlText w:val="%1."/>
+      <w:lvlJc w:val="right"/>
+      <w:pPr>
+        <w:ind w:left="1428" w:hanging="360"/>
+      </w:pPr>
+      <w:rPr>
+        <w:rFonts w:hint="default"/>
+      </w:rPr>
+    </w:lvl>
+    <w:lvl w:ilvl="1" w:tplc="04190001">
+      <w:start w:val="1"/>
+      <w:numFmt w:val="bullet"/>
+      <w:lvlText w:val=""/>
+      <w:lvlJc w:val="left"/>
+      <w:pPr>
+        <w:ind w:left="2148" w:hanging="360"/>
+      </w:pPr>
+      <w:rPr>
+        <w:rFonts w:ascii="Symbol" w:hAnsi="Symbol" w:hint="default"/>
+      </w:rPr>
+    </w:lvl>
+    <w:lvl w:ilvl="2" w:tplc="0419001B" w:tentative="1">
+      <w:start w:val="1"/>
+      <w:numFmt w:val="lowerRoman"/>
+      <w:lvlText w:val="%3."/>
+      <w:lvlJc w:val="right"/>
+      <w:pPr>
+        <w:ind w:left="2868" w:hanging="180"/>
+      </w:pPr>
+    </w:lvl>
+    <w:lvl w:ilvl="3" w:tplc="0419000F" w:tentative="1">
+      <w:start w:val="1"/>
+      <w:numFmt w:val="decimal"/>
+      <w:lvlText w:val="%4."/>
+      <w:lvlJc w:val="left"/>
+      <w:pPr>
+        <w:ind w:left="3588" w:hanging="360"/>
+      </w:pPr>
+    </w:lvl>
+    <w:lvl w:ilvl="4" w:tplc="04190019" w:tentative="1">
+      <w:start w:val="1"/>
+      <w:numFmt w:val="lowerLetter"/>
+      <w:lvlText w:val="%5."/>
+      <w:lvlJc w:val="left"/>
+      <w:pPr>
+        <w:ind w:left="4308" w:hanging="360"/>
+      </w:pPr>
+    </w:lvl>
+    <w:lvl w:ilvl="5" w:tplc="0419001B" w:tentative="1">
+      <w:start w:val="1"/>
+      <w:numFmt w:val="lowerRoman"/>
+      <w:lvlText w:val="%6."/>
+      <w:lvlJc w:val="right"/>
+      <w:pPr>
+        <w:ind w:left="5028" w:hanging="180"/>
+      </w:pPr>
+    </w:lvl>
+    <w:lvl w:ilvl="6" w:tplc="0419000F" w:tentative="1">
+      <w:start w:val="1"/>
+      <w:numFmt w:val="decimal"/>
+      <w:lvlText w:val="%7."/>
+      <w:lvlJc w:val="left"/>
+      <w:pPr>
+        <w:ind w:left="5748" w:hanging="360"/>
+      </w:pPr>
+    </w:lvl>
+    <w:lvl w:ilvl="7" w:tplc="04190019" w:tentative="1">
+      <w:start w:val="1"/>
+      <w:numFmt w:val="lowerLetter"/>
+      <w:lvlText w:val="%8."/>
+      <w:lvlJc w:val="left"/>
+      <w:pPr>
+        <w:ind w:left="6468" w:hanging="360"/>
+      </w:pPr>
+    </w:lvl>
+    <w:lvl w:ilvl="8" w:tplc="0419001B" w:tentative="1">
+      <w:start w:val="1"/>
+      <w:numFmt w:val="lowerRoman"/>
+      <w:lvlText w:val="%9."/>
+      <w:lvlJc w:val="right"/>
+      <w:pPr>
+        <w:ind w:left="7188" w:hanging="180"/>
+      </w:pPr>
+    </w:lvl>
+  </w:abstractNum>
+  <w:abstractNum w:abstractNumId="23" w15:restartNumberingAfterBreak="0">
+    <w:nsid w:val="38816907"/>
+    <w:multiLevelType w:val="hybridMultilevel"/>
+    <w:tmpl w:val="E0A0EF9E"/>
+    <w:lvl w:ilvl="0" w:tplc="04190001">
+      <w:start w:val="1"/>
+      <w:numFmt w:val="bullet"/>
+      <w:lvlText w:val=""/>
+      <w:lvlJc w:val="left"/>
+      <w:pPr>
+        <w:ind w:left="1429" w:hanging="360"/>
+      </w:pPr>
+      <w:rPr>
+        <w:rFonts w:ascii="Symbol" w:hAnsi="Symbol" w:hint="default"/>
+      </w:rPr>
+    </w:lvl>
+    <w:lvl w:ilvl="1" w:tplc="04190003" w:tentative="1">
+      <w:start w:val="1"/>
+      <w:numFmt w:val="bullet"/>
+      <w:lvlText w:val="o"/>
+      <w:lvlJc w:val="left"/>
+      <w:pPr>
+        <w:ind w:left="2149" w:hanging="360"/>
+      </w:pPr>
+      <w:rPr>
+        <w:rFonts w:ascii="Courier New" w:hAnsi="Courier New" w:cs="Courier New" w:hint="default"/>
+      </w:rPr>
+    </w:lvl>
+    <w:lvl w:ilvl="2" w:tplc="04190005" w:tentative="1">
+      <w:start w:val="1"/>
+      <w:numFmt w:val="bullet"/>
+      <w:lvlText w:val=""/>
+      <w:lvlJc w:val="left"/>
+      <w:pPr>
+        <w:ind w:left="2869" w:hanging="360"/>
+      </w:pPr>
+      <w:rPr>
+        <w:rFonts w:ascii="Wingdings" w:hAnsi="Wingdings" w:hint="default"/>
+      </w:rPr>
+    </w:lvl>
+    <w:lvl w:ilvl="3" w:tplc="04190001" w:tentative="1">
+      <w:start w:val="1"/>
+      <w:numFmt w:val="bullet"/>
+      <w:lvlText w:val=""/>
+      <w:lvlJc w:val="left"/>
+      <w:pPr>
+        <w:ind w:left="3589" w:hanging="360"/>
+      </w:pPr>
+      <w:rPr>
+        <w:rFonts w:ascii="Symbol" w:hAnsi="Symbol" w:hint="default"/>
+      </w:rPr>
+    </w:lvl>
+    <w:lvl w:ilvl="4" w:tplc="04190003" w:tentative="1">
+      <w:start w:val="1"/>
+      <w:numFmt w:val="bullet"/>
+      <w:lvlText w:val="o"/>
+      <w:lvlJc w:val="left"/>
+      <w:pPr>
+        <w:ind w:left="4309" w:hanging="360"/>
+      </w:pPr>
+      <w:rPr>
+        <w:rFonts w:ascii="Courier New" w:hAnsi="Courier New" w:cs="Courier New" w:hint="default"/>
+      </w:rPr>
+    </w:lvl>
+    <w:lvl w:ilvl="5" w:tplc="04190005" w:tentative="1">
+      <w:start w:val="1"/>
+      <w:numFmt w:val="bullet"/>
+      <w:lvlText w:val=""/>
+      <w:lvlJc w:val="left"/>
+      <w:pPr>
+        <w:ind w:left="5029" w:hanging="360"/>
+      </w:pPr>
+      <w:rPr>
+        <w:rFonts w:ascii="Wingdings" w:hAnsi="Wingdings" w:hint="default"/>
+      </w:rPr>
+    </w:lvl>
+    <w:lvl w:ilvl="6" w:tplc="04190001" w:tentative="1">
+      <w:start w:val="1"/>
+      <w:numFmt w:val="bullet"/>
+      <w:lvlText w:val=""/>
+      <w:lvlJc w:val="left"/>
+      <w:pPr>
+        <w:ind w:left="5749" w:hanging="360"/>
+      </w:pPr>
+      <w:rPr>
+        <w:rFonts w:ascii="Symbol" w:hAnsi="Symbol" w:hint="default"/>
+      </w:rPr>
+    </w:lvl>
+    <w:lvl w:ilvl="7" w:tplc="04190003" w:tentative="1">
+      <w:start w:val="1"/>
+      <w:numFmt w:val="bullet"/>
+      <w:lvlText w:val="o"/>
+      <w:lvlJc w:val="left"/>
+      <w:pPr>
+        <w:ind w:left="6469" w:hanging="360"/>
+      </w:pPr>
+      <w:rPr>
+        <w:rFonts w:ascii="Courier New" w:hAnsi="Courier New" w:cs="Courier New" w:hint="default"/>
+      </w:rPr>
+    </w:lvl>
+    <w:lvl w:ilvl="8" w:tplc="04190005" w:tentative="1">
+      <w:start w:val="1"/>
+      <w:numFmt w:val="bullet"/>
+      <w:lvlText w:val=""/>
+      <w:lvlJc w:val="left"/>
+      <w:pPr>
+        <w:ind w:left="7189" w:hanging="360"/>
+      </w:pPr>
+      <w:rPr>
+        <w:rFonts w:ascii="Wingdings" w:hAnsi="Wingdings" w:hint="default"/>
+      </w:rPr>
+    </w:lvl>
+  </w:abstractNum>
+  <w:abstractNum w:abstractNumId="24" w15:restartNumberingAfterBreak="0">
+    <w:nsid w:val="39F07562"/>
+    <w:multiLevelType w:val="hybridMultilevel"/>
+    <w:tmpl w:val="E13E8BA2"/>
+    <w:lvl w:ilvl="0" w:tplc="04190001">
+      <w:start w:val="1"/>
+      <w:numFmt w:val="bullet"/>
+      <w:lvlText w:val=""/>
+      <w:lvlJc w:val="left"/>
+      <w:pPr>
+        <w:ind w:left="1778" w:hanging="360"/>
+      </w:pPr>
+      <w:rPr>
+        <w:rFonts w:ascii="Symbol" w:hAnsi="Symbol" w:hint="default"/>
+      </w:rPr>
+    </w:lvl>
+    <w:lvl w:ilvl="1" w:tplc="04190019">
+      <w:start w:val="1"/>
+      <w:numFmt w:val="lowerLetter"/>
+      <w:lvlText w:val="%2."/>
+      <w:lvlJc w:val="left"/>
+      <w:pPr>
+        <w:ind w:left="2498" w:hanging="360"/>
+      </w:pPr>
+    </w:lvl>
+    <w:lvl w:ilvl="2" w:tplc="0419001B" w:tentative="1">
+      <w:start w:val="1"/>
+      <w:numFmt w:val="lowerRoman"/>
+      <w:lvlText w:val="%3."/>
+      <w:lvlJc w:val="right"/>
+      <w:pPr>
+        <w:ind w:left="3218" w:hanging="180"/>
+      </w:pPr>
+    </w:lvl>
+    <w:lvl w:ilvl="3" w:tplc="0419000F" w:tentative="1">
+      <w:start w:val="1"/>
+      <w:numFmt w:val="decimal"/>
+      <w:lvlText w:val="%4."/>
+      <w:lvlJc w:val="left"/>
+      <w:pPr>
+        <w:ind w:left="3938" w:hanging="360"/>
+      </w:pPr>
+    </w:lvl>
+    <w:lvl w:ilvl="4" w:tplc="04190019" w:tentative="1">
+      <w:start w:val="1"/>
+      <w:numFmt w:val="lowerLetter"/>
+      <w:lvlText w:val="%5."/>
+      <w:lvlJc w:val="left"/>
+      <w:pPr>
+        <w:ind w:left="4658" w:hanging="360"/>
+      </w:pPr>
+    </w:lvl>
+    <w:lvl w:ilvl="5" w:tplc="0419001B" w:tentative="1">
+      <w:start w:val="1"/>
+      <w:numFmt w:val="lowerRoman"/>
+      <w:lvlText w:val="%6."/>
+      <w:lvlJc w:val="right"/>
+      <w:pPr>
+        <w:ind w:left="5378" w:hanging="180"/>
+      </w:pPr>
+    </w:lvl>
+    <w:lvl w:ilvl="6" w:tplc="0419000F" w:tentative="1">
+      <w:start w:val="1"/>
+      <w:numFmt w:val="decimal"/>
+      <w:lvlText w:val="%7."/>
+      <w:lvlJc w:val="left"/>
+      <w:pPr>
+        <w:ind w:left="6098" w:hanging="360"/>
+      </w:pPr>
+    </w:lvl>
+    <w:lvl w:ilvl="7" w:tplc="04190019" w:tentative="1">
+      <w:start w:val="1"/>
+      <w:numFmt w:val="lowerLetter"/>
+      <w:lvlText w:val="%8."/>
+      <w:lvlJc w:val="left"/>
+      <w:pPr>
+        <w:ind w:left="6818" w:hanging="360"/>
+      </w:pPr>
+    </w:lvl>
+    <w:lvl w:ilvl="8" w:tplc="0419001B" w:tentative="1">
+      <w:start w:val="1"/>
+      <w:numFmt w:val="lowerRoman"/>
+      <w:lvlText w:val="%9."/>
+      <w:lvlJc w:val="right"/>
+      <w:pPr>
+        <w:ind w:left="7538" w:hanging="180"/>
+      </w:pPr>
+    </w:lvl>
+  </w:abstractNum>
+  <w:abstractNum w:abstractNumId="25" w15:restartNumberingAfterBreak="0">
     <w:nsid w:val="3B4C19D6"/>
     <w:multiLevelType w:val="hybridMultilevel"/>
     <w:tmpl w:val="B4BE712C"/>
@@ -5099,7 +8492,7 @@
       </w:pPr>
     </w:lvl>
   </w:abstractNum>
-  <w:abstractNum w:abstractNumId="21" w15:restartNumberingAfterBreak="0">
+  <w:abstractNum w:abstractNumId="26" w15:restartNumberingAfterBreak="0">
     <w:nsid w:val="3CA30537"/>
     <w:multiLevelType w:val="multilevel"/>
     <w:tmpl w:val="89482F56"/>
@@ -5220,7 +8613,7 @@
       </w:rPr>
     </w:lvl>
   </w:abstractNum>
-  <w:abstractNum w:abstractNumId="22" w15:restartNumberingAfterBreak="0">
+  <w:abstractNum w:abstractNumId="27" w15:restartNumberingAfterBreak="0">
     <w:nsid w:val="40D865E4"/>
     <w:multiLevelType w:val="hybridMultilevel"/>
     <w:tmpl w:val="75D87CCE"/>
@@ -5309,7 +8702,7 @@
       </w:pPr>
     </w:lvl>
   </w:abstractNum>
-  <w:abstractNum w:abstractNumId="23" w15:restartNumberingAfterBreak="0">
+  <w:abstractNum w:abstractNumId="28" w15:restartNumberingAfterBreak="0">
     <w:nsid w:val="424469DC"/>
     <w:multiLevelType w:val="hybridMultilevel"/>
     <w:tmpl w:val="D7B4996E"/>
@@ -5422,7 +8815,7 @@
       </w:rPr>
     </w:lvl>
   </w:abstractNum>
-  <w:abstractNum w:abstractNumId="24" w15:restartNumberingAfterBreak="0">
+  <w:abstractNum w:abstractNumId="29" w15:restartNumberingAfterBreak="0">
     <w:nsid w:val="42DA76D4"/>
     <w:multiLevelType w:val="hybridMultilevel"/>
     <w:tmpl w:val="FDDA62BE"/>
@@ -5535,7 +8928,7 @@
       </w:rPr>
     </w:lvl>
   </w:abstractNum>
-  <w:abstractNum w:abstractNumId="25" w15:restartNumberingAfterBreak="0">
+  <w:abstractNum w:abstractNumId="30" w15:restartNumberingAfterBreak="0">
     <w:nsid w:val="430F6AC1"/>
     <w:multiLevelType w:val="hybridMultilevel"/>
     <w:tmpl w:val="61DA50F8"/>
@@ -5551,7 +8944,7 @@
         <w:rFonts w:hint="default"/>
       </w:rPr>
     </w:lvl>
-    <w:lvl w:ilvl="1" w:tplc="04190019" w:tentative="1">
+    <w:lvl w:ilvl="1" w:tplc="04190019">
       <w:start w:val="1"/>
       <w:numFmt w:val="lowerLetter"/>
       <w:lvlText w:val="%2."/>
@@ -5624,7 +9017,7 @@
       </w:pPr>
     </w:lvl>
   </w:abstractNum>
-  <w:abstractNum w:abstractNumId="26" w15:restartNumberingAfterBreak="0">
+  <w:abstractNum w:abstractNumId="31" w15:restartNumberingAfterBreak="0">
     <w:nsid w:val="46090CE8"/>
     <w:multiLevelType w:val="hybridMultilevel"/>
     <w:tmpl w:val="AEC4389C"/>
@@ -5737,7 +9130,7 @@
       </w:rPr>
     </w:lvl>
   </w:abstractNum>
-  <w:abstractNum w:abstractNumId="27" w15:restartNumberingAfterBreak="0">
+  <w:abstractNum w:abstractNumId="32" w15:restartNumberingAfterBreak="0">
     <w:nsid w:val="4A3934BD"/>
     <w:multiLevelType w:val="hybridMultilevel"/>
     <w:tmpl w:val="EAD6D390"/>
@@ -5823,7 +9216,7 @@
       </w:pPr>
     </w:lvl>
   </w:abstractNum>
-  <w:abstractNum w:abstractNumId="28" w15:restartNumberingAfterBreak="0">
+  <w:abstractNum w:abstractNumId="33" w15:restartNumberingAfterBreak="0">
     <w:nsid w:val="4E5C5BF6"/>
     <w:multiLevelType w:val="hybridMultilevel"/>
     <w:tmpl w:val="46CA2E3E"/>
@@ -5912,7 +9305,7 @@
       </w:pPr>
     </w:lvl>
   </w:abstractNum>
-  <w:abstractNum w:abstractNumId="29" w15:restartNumberingAfterBreak="0">
+  <w:abstractNum w:abstractNumId="34" w15:restartNumberingAfterBreak="0">
     <w:nsid w:val="4F4E264F"/>
     <w:multiLevelType w:val="multilevel"/>
     <w:tmpl w:val="8458CDE4"/>
@@ -6042,7 +9435,7 @@
       </w:rPr>
     </w:lvl>
   </w:abstractNum>
-  <w:abstractNum w:abstractNumId="30" w15:restartNumberingAfterBreak="0">
+  <w:abstractNum w:abstractNumId="35" w15:restartNumberingAfterBreak="0">
     <w:nsid w:val="51F27C7D"/>
     <w:multiLevelType w:val="hybridMultilevel"/>
     <w:tmpl w:val="581A55C2"/>
@@ -6131,7 +9524,7 @@
       </w:pPr>
     </w:lvl>
   </w:abstractNum>
-  <w:abstractNum w:abstractNumId="31" w15:restartNumberingAfterBreak="0">
+  <w:abstractNum w:abstractNumId="36" w15:restartNumberingAfterBreak="0">
     <w:nsid w:val="52390DE1"/>
     <w:multiLevelType w:val="hybridMultilevel"/>
     <w:tmpl w:val="432090FA"/>
@@ -6217,7 +9610,120 @@
       </w:pPr>
     </w:lvl>
   </w:abstractNum>
-  <w:abstractNum w:abstractNumId="32" w15:restartNumberingAfterBreak="0">
+  <w:abstractNum w:abstractNumId="37" w15:restartNumberingAfterBreak="0">
+    <w:nsid w:val="54E05528"/>
+    <w:multiLevelType w:val="hybridMultilevel"/>
+    <w:tmpl w:val="6B844022"/>
+    <w:lvl w:ilvl="0" w:tplc="04190001">
+      <w:start w:val="1"/>
+      <w:numFmt w:val="bullet"/>
+      <w:lvlText w:val=""/>
+      <w:lvlJc w:val="left"/>
+      <w:pPr>
+        <w:ind w:left="1429" w:hanging="360"/>
+      </w:pPr>
+      <w:rPr>
+        <w:rFonts w:ascii="Symbol" w:hAnsi="Symbol" w:hint="default"/>
+      </w:rPr>
+    </w:lvl>
+    <w:lvl w:ilvl="1" w:tplc="04190003" w:tentative="1">
+      <w:start w:val="1"/>
+      <w:numFmt w:val="bullet"/>
+      <w:lvlText w:val="o"/>
+      <w:lvlJc w:val="left"/>
+      <w:pPr>
+        <w:ind w:left="2149" w:hanging="360"/>
+      </w:pPr>
+      <w:rPr>
+        <w:rFonts w:ascii="Courier New" w:hAnsi="Courier New" w:cs="Courier New" w:hint="default"/>
+      </w:rPr>
+    </w:lvl>
+    <w:lvl w:ilvl="2" w:tplc="04190005" w:tentative="1">
+      <w:start w:val="1"/>
+      <w:numFmt w:val="bullet"/>
+      <w:lvlText w:val=""/>
+      <w:lvlJc w:val="left"/>
+      <w:pPr>
+        <w:ind w:left="2869" w:hanging="360"/>
+      </w:pPr>
+      <w:rPr>
+        <w:rFonts w:ascii="Wingdings" w:hAnsi="Wingdings" w:hint="default"/>
+      </w:rPr>
+    </w:lvl>
+    <w:lvl w:ilvl="3" w:tplc="04190001" w:tentative="1">
+      <w:start w:val="1"/>
+      <w:numFmt w:val="bullet"/>
+      <w:lvlText w:val=""/>
+      <w:lvlJc w:val="left"/>
+      <w:pPr>
+        <w:ind w:left="3589" w:hanging="360"/>
+      </w:pPr>
+      <w:rPr>
+        <w:rFonts w:ascii="Symbol" w:hAnsi="Symbol" w:hint="default"/>
+      </w:rPr>
+    </w:lvl>
+    <w:lvl w:ilvl="4" w:tplc="04190003" w:tentative="1">
+      <w:start w:val="1"/>
+      <w:numFmt w:val="bullet"/>
+      <w:lvlText w:val="o"/>
+      <w:lvlJc w:val="left"/>
+      <w:pPr>
+        <w:ind w:left="4309" w:hanging="360"/>
+      </w:pPr>
+      <w:rPr>
+        <w:rFonts w:ascii="Courier New" w:hAnsi="Courier New" w:cs="Courier New" w:hint="default"/>
+      </w:rPr>
+    </w:lvl>
+    <w:lvl w:ilvl="5" w:tplc="04190005" w:tentative="1">
+      <w:start w:val="1"/>
+      <w:numFmt w:val="bullet"/>
+      <w:lvlText w:val=""/>
+      <w:lvlJc w:val="left"/>
+      <w:pPr>
+        <w:ind w:left="5029" w:hanging="360"/>
+      </w:pPr>
+      <w:rPr>
+        <w:rFonts w:ascii="Wingdings" w:hAnsi="Wingdings" w:hint="default"/>
+      </w:rPr>
+    </w:lvl>
+    <w:lvl w:ilvl="6" w:tplc="04190001" w:tentative="1">
+      <w:start w:val="1"/>
+      <w:numFmt w:val="bullet"/>
+      <w:lvlText w:val=""/>
+      <w:lvlJc w:val="left"/>
+      <w:pPr>
+        <w:ind w:left="5749" w:hanging="360"/>
+      </w:pPr>
+      <w:rPr>
+        <w:rFonts w:ascii="Symbol" w:hAnsi="Symbol" w:hint="default"/>
+      </w:rPr>
+    </w:lvl>
+    <w:lvl w:ilvl="7" w:tplc="04190003" w:tentative="1">
+      <w:start w:val="1"/>
+      <w:numFmt w:val="bullet"/>
+      <w:lvlText w:val="o"/>
+      <w:lvlJc w:val="left"/>
+      <w:pPr>
+        <w:ind w:left="6469" w:hanging="360"/>
+      </w:pPr>
+      <w:rPr>
+        <w:rFonts w:ascii="Courier New" w:hAnsi="Courier New" w:cs="Courier New" w:hint="default"/>
+      </w:rPr>
+    </w:lvl>
+    <w:lvl w:ilvl="8" w:tplc="04190005" w:tentative="1">
+      <w:start w:val="1"/>
+      <w:numFmt w:val="bullet"/>
+      <w:lvlText w:val=""/>
+      <w:lvlJc w:val="left"/>
+      <w:pPr>
+        <w:ind w:left="7189" w:hanging="360"/>
+      </w:pPr>
+      <w:rPr>
+        <w:rFonts w:ascii="Wingdings" w:hAnsi="Wingdings" w:hint="default"/>
+      </w:rPr>
+    </w:lvl>
+  </w:abstractNum>
+  <w:abstractNum w:abstractNumId="38" w15:restartNumberingAfterBreak="0">
     <w:nsid w:val="56E25863"/>
     <w:multiLevelType w:val="hybridMultilevel"/>
     <w:tmpl w:val="D72C4F50"/>
@@ -6308,7 +9814,7 @@
       </w:pPr>
     </w:lvl>
   </w:abstractNum>
-  <w:abstractNum w:abstractNumId="33" w15:restartNumberingAfterBreak="0">
+  <w:abstractNum w:abstractNumId="39" w15:restartNumberingAfterBreak="0">
     <w:nsid w:val="595E3ED1"/>
     <w:multiLevelType w:val="hybridMultilevel"/>
     <w:tmpl w:val="0E5A0C26"/>
@@ -6421,7 +9927,7 @@
       </w:rPr>
     </w:lvl>
   </w:abstractNum>
-  <w:abstractNum w:abstractNumId="34" w15:restartNumberingAfterBreak="0">
+  <w:abstractNum w:abstractNumId="40" w15:restartNumberingAfterBreak="0">
     <w:nsid w:val="59833B18"/>
     <w:multiLevelType w:val="hybridMultilevel"/>
     <w:tmpl w:val="F47AB5AC"/>
@@ -6510,7 +10016,7 @@
       </w:pPr>
     </w:lvl>
   </w:abstractNum>
-  <w:abstractNum w:abstractNumId="35" w15:restartNumberingAfterBreak="0">
+  <w:abstractNum w:abstractNumId="41" w15:restartNumberingAfterBreak="0">
     <w:nsid w:val="5A2F11B7"/>
     <w:multiLevelType w:val="hybridMultilevel"/>
     <w:tmpl w:val="A72A820A"/>
@@ -6623,7 +10129,7 @@
       </w:rPr>
     </w:lvl>
   </w:abstractNum>
-  <w:abstractNum w:abstractNumId="36" w15:restartNumberingAfterBreak="0">
+  <w:abstractNum w:abstractNumId="42" w15:restartNumberingAfterBreak="0">
     <w:nsid w:val="5C8A5229"/>
     <w:multiLevelType w:val="multilevel"/>
     <w:tmpl w:val="E1E810D4"/>
@@ -6748,7 +10254,7 @@
       </w:rPr>
     </w:lvl>
   </w:abstractNum>
-  <w:abstractNum w:abstractNumId="37" w15:restartNumberingAfterBreak="0">
+  <w:abstractNum w:abstractNumId="43" w15:restartNumberingAfterBreak="0">
     <w:nsid w:val="609C7DEC"/>
     <w:multiLevelType w:val="hybridMultilevel"/>
     <w:tmpl w:val="4C301C84"/>
@@ -6842,7 +10348,7 @@
       </w:pPr>
     </w:lvl>
   </w:abstractNum>
-  <w:abstractNum w:abstractNumId="38" w15:restartNumberingAfterBreak="0">
+  <w:abstractNum w:abstractNumId="44" w15:restartNumberingAfterBreak="0">
     <w:nsid w:val="636E398C"/>
     <w:multiLevelType w:val="hybridMultilevel"/>
     <w:tmpl w:val="F7BEBBFE"/>
@@ -6955,7 +10461,7 @@
       </w:rPr>
     </w:lvl>
   </w:abstractNum>
-  <w:abstractNum w:abstractNumId="39" w15:restartNumberingAfterBreak="0">
+  <w:abstractNum w:abstractNumId="45" w15:restartNumberingAfterBreak="0">
     <w:nsid w:val="65861803"/>
     <w:multiLevelType w:val="hybridMultilevel"/>
     <w:tmpl w:val="DC02BE1E"/>
@@ -7068,7 +10574,96 @@
       </w:rPr>
     </w:lvl>
   </w:abstractNum>
-  <w:abstractNum w:abstractNumId="40" w15:restartNumberingAfterBreak="0">
+  <w:abstractNum w:abstractNumId="46" w15:restartNumberingAfterBreak="0">
+    <w:nsid w:val="67863E91"/>
+    <w:multiLevelType w:val="hybridMultilevel"/>
+    <w:tmpl w:val="0F9A0C8A"/>
+    <w:lvl w:ilvl="0" w:tplc="04190001">
+      <w:start w:val="1"/>
+      <w:numFmt w:val="bullet"/>
+      <w:lvlText w:val=""/>
+      <w:lvlJc w:val="left"/>
+      <w:pPr>
+        <w:ind w:left="1778" w:hanging="360"/>
+      </w:pPr>
+      <w:rPr>
+        <w:rFonts w:ascii="Symbol" w:hAnsi="Symbol" w:hint="default"/>
+      </w:rPr>
+    </w:lvl>
+    <w:lvl w:ilvl="1" w:tplc="04190019">
+      <w:start w:val="1"/>
+      <w:numFmt w:val="lowerLetter"/>
+      <w:lvlText w:val="%2."/>
+      <w:lvlJc w:val="left"/>
+      <w:pPr>
+        <w:ind w:left="2498" w:hanging="360"/>
+      </w:pPr>
+    </w:lvl>
+    <w:lvl w:ilvl="2" w:tplc="0419001B" w:tentative="1">
+      <w:start w:val="1"/>
+      <w:numFmt w:val="lowerRoman"/>
+      <w:lvlText w:val="%3."/>
+      <w:lvlJc w:val="right"/>
+      <w:pPr>
+        <w:ind w:left="3218" w:hanging="180"/>
+      </w:pPr>
+    </w:lvl>
+    <w:lvl w:ilvl="3" w:tplc="0419000F" w:tentative="1">
+      <w:start w:val="1"/>
+      <w:numFmt w:val="decimal"/>
+      <w:lvlText w:val="%4."/>
+      <w:lvlJc w:val="left"/>
+      <w:pPr>
+        <w:ind w:left="3938" w:hanging="360"/>
+      </w:pPr>
+    </w:lvl>
+    <w:lvl w:ilvl="4" w:tplc="04190019" w:tentative="1">
+      <w:start w:val="1"/>
+      <w:numFmt w:val="lowerLetter"/>
+      <w:lvlText w:val="%5."/>
+      <w:lvlJc w:val="left"/>
+      <w:pPr>
+        <w:ind w:left="4658" w:hanging="360"/>
+      </w:pPr>
+    </w:lvl>
+    <w:lvl w:ilvl="5" w:tplc="0419001B" w:tentative="1">
+      <w:start w:val="1"/>
+      <w:numFmt w:val="lowerRoman"/>
+      <w:lvlText w:val="%6."/>
+      <w:lvlJc w:val="right"/>
+      <w:pPr>
+        <w:ind w:left="5378" w:hanging="180"/>
+      </w:pPr>
+    </w:lvl>
+    <w:lvl w:ilvl="6" w:tplc="0419000F" w:tentative="1">
+      <w:start w:val="1"/>
+      <w:numFmt w:val="decimal"/>
+      <w:lvlText w:val="%7."/>
+      <w:lvlJc w:val="left"/>
+      <w:pPr>
+        <w:ind w:left="6098" w:hanging="360"/>
+      </w:pPr>
+    </w:lvl>
+    <w:lvl w:ilvl="7" w:tplc="04190019" w:tentative="1">
+      <w:start w:val="1"/>
+      <w:numFmt w:val="lowerLetter"/>
+      <w:lvlText w:val="%8."/>
+      <w:lvlJc w:val="left"/>
+      <w:pPr>
+        <w:ind w:left="6818" w:hanging="360"/>
+      </w:pPr>
+    </w:lvl>
+    <w:lvl w:ilvl="8" w:tplc="0419001B" w:tentative="1">
+      <w:start w:val="1"/>
+      <w:numFmt w:val="lowerRoman"/>
+      <w:lvlText w:val="%9."/>
+      <w:lvlJc w:val="right"/>
+      <w:pPr>
+        <w:ind w:left="7538" w:hanging="180"/>
+      </w:pPr>
+    </w:lvl>
+  </w:abstractNum>
+  <w:abstractNum w:abstractNumId="47" w15:restartNumberingAfterBreak="0">
     <w:nsid w:val="6C831BD4"/>
     <w:multiLevelType w:val="hybridMultilevel"/>
     <w:tmpl w:val="A56C8F62"/>
@@ -7157,7 +10752,7 @@
       </w:pPr>
     </w:lvl>
   </w:abstractNum>
-  <w:abstractNum w:abstractNumId="41" w15:restartNumberingAfterBreak="0">
+  <w:abstractNum w:abstractNumId="48" w15:restartNumberingAfterBreak="0">
     <w:nsid w:val="72864530"/>
     <w:multiLevelType w:val="hybridMultilevel"/>
     <w:tmpl w:val="01FA3580"/>
@@ -7271,130 +10866,151 @@
     </w:lvl>
   </w:abstractNum>
   <w:num w:numId="1">
+    <w:abstractNumId w:val="8"/>
+  </w:num>
+  <w:num w:numId="2">
+    <w:abstractNumId w:val="12"/>
+  </w:num>
+  <w:num w:numId="3">
+    <w:abstractNumId w:val="19"/>
+  </w:num>
+  <w:num w:numId="4">
+    <w:abstractNumId w:val="42"/>
+  </w:num>
+  <w:num w:numId="5">
+    <w:abstractNumId w:val="34"/>
+  </w:num>
+  <w:num w:numId="6">
     <w:abstractNumId w:val="7"/>
   </w:num>
-  <w:num w:numId="2">
+  <w:num w:numId="7">
+    <w:abstractNumId w:val="38"/>
+  </w:num>
+  <w:num w:numId="8">
+    <w:abstractNumId w:val="5"/>
+  </w:num>
+  <w:num w:numId="9">
+    <w:abstractNumId w:val="9"/>
+  </w:num>
+  <w:num w:numId="10">
+    <w:abstractNumId w:val="15"/>
+  </w:num>
+  <w:num w:numId="11">
+    <w:abstractNumId w:val="26"/>
+  </w:num>
+  <w:num w:numId="12">
+    <w:abstractNumId w:val="35"/>
+  </w:num>
+  <w:num w:numId="13">
     <w:abstractNumId w:val="10"/>
   </w:num>
-  <w:num w:numId="3">
+  <w:num w:numId="14">
+    <w:abstractNumId w:val="1"/>
+  </w:num>
+  <w:num w:numId="15">
+    <w:abstractNumId w:val="47"/>
+  </w:num>
+  <w:num w:numId="16">
+    <w:abstractNumId w:val="40"/>
+  </w:num>
+  <w:num w:numId="17">
     <w:abstractNumId w:val="17"/>
   </w:num>
-  <w:num w:numId="4">
+  <w:num w:numId="18">
+    <w:abstractNumId w:val="28"/>
+  </w:num>
+  <w:num w:numId="19">
     <w:abstractNumId w:val="36"/>
   </w:num>
-  <w:num w:numId="5">
+  <w:num w:numId="20">
+    <w:abstractNumId w:val="30"/>
+  </w:num>
+  <w:num w:numId="21">
+    <w:abstractNumId w:val="27"/>
+  </w:num>
+  <w:num w:numId="22">
+    <w:abstractNumId w:val="43"/>
+  </w:num>
+  <w:num w:numId="23">
+    <w:abstractNumId w:val="33"/>
+  </w:num>
+  <w:num w:numId="24">
+    <w:abstractNumId w:val="21"/>
+  </w:num>
+  <w:num w:numId="25">
+    <w:abstractNumId w:val="18"/>
+  </w:num>
+  <w:num w:numId="26">
+    <w:abstractNumId w:val="31"/>
+  </w:num>
+  <w:num w:numId="27">
+    <w:abstractNumId w:val="14"/>
+  </w:num>
+  <w:num w:numId="28">
+    <w:abstractNumId w:val="3"/>
+  </w:num>
+  <w:num w:numId="29">
+    <w:abstractNumId w:val="4"/>
+  </w:num>
+  <w:num w:numId="30">
+    <w:abstractNumId w:val="45"/>
+  </w:num>
+  <w:num w:numId="31">
+    <w:abstractNumId w:val="32"/>
+  </w:num>
+  <w:num w:numId="32">
+    <w:abstractNumId w:val="48"/>
+  </w:num>
+  <w:num w:numId="33">
+    <w:abstractNumId w:val="6"/>
+  </w:num>
+  <w:num w:numId="34">
+    <w:abstractNumId w:val="44"/>
+  </w:num>
+  <w:num w:numId="35">
+    <w:abstractNumId w:val="41"/>
+  </w:num>
+  <w:num w:numId="36">
+    <w:abstractNumId w:val="16"/>
+  </w:num>
+  <w:num w:numId="37">
+    <w:abstractNumId w:val="20"/>
+  </w:num>
+  <w:num w:numId="38">
     <w:abstractNumId w:val="29"/>
   </w:num>
-  <w:num w:numId="6">
-    <w:abstractNumId w:val="6"/>
+  <w:num w:numId="39">
+    <w:abstractNumId w:val="25"/>
   </w:num>
-  <w:num w:numId="7">
-    <w:abstractNumId w:val="32"/>
+  <w:num w:numId="40">
+    <w:abstractNumId w:val="2"/>
   </w:num>
-  <w:num w:numId="8">
-    <w:abstractNumId w:val="4"/>
-  </w:num>
-  <w:num w:numId="9">
-    <w:abstractNumId w:val="8"/>
-  </w:num>
-  <w:num w:numId="10">
+  <w:num w:numId="41">
     <w:abstractNumId w:val="13"/>
   </w:num>
-  <w:num w:numId="11">
-    <w:abstractNumId w:val="21"/>
+  <w:num w:numId="42">
+    <w:abstractNumId w:val="39"/>
   </w:num>
-  <w:num w:numId="12">
-    <w:abstractNumId w:val="30"/>
+  <w:num w:numId="43">
+    <w:abstractNumId w:val="37"/>
   </w:num>
-  <w:num w:numId="13">
-    <w:abstractNumId w:val="9"/>
-  </w:num>
-  <w:num w:numId="14">
-    <w:abstractNumId w:val="0"/>
-  </w:num>
-  <w:num w:numId="15">
-    <w:abstractNumId w:val="40"/>
-  </w:num>
-  <w:num w:numId="16">
-    <w:abstractNumId w:val="34"/>
-  </w:num>
-  <w:num w:numId="17">
-    <w:abstractNumId w:val="15"/>
-  </w:num>
-  <w:num w:numId="18">
+  <w:num w:numId="44">
     <w:abstractNumId w:val="23"/>
   </w:num>
-  <w:num w:numId="19">
-    <w:abstractNumId w:val="31"/>
-  </w:num>
-  <w:num w:numId="20">
-    <w:abstractNumId w:val="25"/>
-  </w:num>
-  <w:num w:numId="21">
+  <w:num w:numId="45">
     <w:abstractNumId w:val="22"/>
   </w:num>
-  <w:num w:numId="22">
-    <w:abstractNumId w:val="37"/>
+  <w:num w:numId="46">
+    <w:abstractNumId w:val="11"/>
   </w:num>
-  <w:num w:numId="23">
-    <w:abstractNumId w:val="28"/>
-  </w:num>
-  <w:num w:numId="24">
-    <w:abstractNumId w:val="19"/>
-  </w:num>
-  <w:num w:numId="25">
-    <w:abstractNumId w:val="16"/>
-  </w:num>
-  <w:num w:numId="26">
-    <w:abstractNumId w:val="26"/>
-  </w:num>
-  <w:num w:numId="27">
-    <w:abstractNumId w:val="12"/>
-  </w:num>
-  <w:num w:numId="28">
-    <w:abstractNumId w:val="2"/>
-  </w:num>
-  <w:num w:numId="29">
-    <w:abstractNumId w:val="3"/>
-  </w:num>
-  <w:num w:numId="30">
-    <w:abstractNumId w:val="39"/>
-  </w:num>
-  <w:num w:numId="31">
-    <w:abstractNumId w:val="27"/>
-  </w:num>
-  <w:num w:numId="32">
-    <w:abstractNumId w:val="41"/>
-  </w:num>
-  <w:num w:numId="33">
-    <w:abstractNumId w:val="5"/>
-  </w:num>
-  <w:num w:numId="34">
-    <w:abstractNumId w:val="38"/>
-  </w:num>
-  <w:num w:numId="35">
-    <w:abstractNumId w:val="35"/>
-  </w:num>
-  <w:num w:numId="36">
-    <w:abstractNumId w:val="14"/>
-  </w:num>
-  <w:num w:numId="37">
-    <w:abstractNumId w:val="18"/>
-  </w:num>
-  <w:num w:numId="38">
+  <w:num w:numId="47">
     <w:abstractNumId w:val="24"/>
   </w:num>
-  <w:num w:numId="39">
-    <w:abstractNumId w:val="20"/>
+  <w:num w:numId="48">
+    <w:abstractNumId w:val="46"/>
   </w:num>
-  <w:num w:numId="40">
-    <w:abstractNumId w:val="1"/>
-  </w:num>
-  <w:num w:numId="41">
-    <w:abstractNumId w:val="11"/>
-  </w:num>
-  <w:num w:numId="42">
-    <w:abstractNumId w:val="33"/>
+  <w:num w:numId="49">
+    <w:abstractNumId w:val="0"/>
   </w:num>
   <w:numIdMacAtCleanup w:val="12"/>
 </w:numbering>

--- a/Docs/Основное/РПЗ Диплом ШаруновРД.docx
+++ b/Docs/Основное/РПЗ Диплом ШаруновРД.docx
@@ -532,6 +532,9 @@
         <w:t>1</w:t>
       </w:r>
       <w:r>
+        <w:rPr>
+          <w:noProof/>
+        </w:rPr>
         <w:fldChar w:fldCharType="end"/>
       </w:r>
       <w:r>
@@ -691,6 +694,9 @@
         <w:t>2</w:t>
       </w:r>
       <w:r>
+        <w:rPr>
+          <w:noProof/>
+        </w:rPr>
         <w:fldChar w:fldCharType="end"/>
       </w:r>
       <w:r>
@@ -981,6 +987,9 @@
         <w:t>3</w:t>
       </w:r>
       <w:r>
+        <w:rPr>
+          <w:noProof/>
+        </w:rPr>
         <w:fldChar w:fldCharType="end"/>
       </w:r>
       <w:r>
@@ -1295,6 +1304,9 @@
         <w:t>4</w:t>
       </w:r>
       <w:r>
+        <w:rPr>
+          <w:noProof/>
+        </w:rPr>
         <w:fldChar w:fldCharType="end"/>
       </w:r>
       <w:r>
@@ -2501,23 +2513,7 @@
           <w:color w:val="FF0000"/>
           <w:lang w:val="en-US"/>
         </w:rPr>
-        <w:t xml:space="preserve">$2&lt;a/b/x/y&gt;$[cost]$(22 character </w:t>
-      </w:r>
-      <w:proofErr w:type="gramStart"/>
-      <w:r>
-        <w:rPr>
-          <w:color w:val="FF0000"/>
-          <w:lang w:val="en-US"/>
-        </w:rPr>
-        <w:t>salt)(</w:t>
-      </w:r>
-      <w:proofErr w:type="gramEnd"/>
-      <w:r>
-        <w:rPr>
-          <w:color w:val="FF0000"/>
-          <w:lang w:val="en-US"/>
-        </w:rPr>
-        <w:t>31 character hash)</w:t>
+        <w:t>$2&lt;a/b/x/y&gt;$[cost]$(22 character salt)(31 character hash)</w:t>
       </w:r>
     </w:p>
     <w:p>
@@ -2844,21 +2840,7 @@
         <w:rPr>
           <w:color w:val="FF0000"/>
         </w:rPr>
-        <w:t xml:space="preserve"> использует таблицу </w:t>
-      </w:r>
-      <w:proofErr w:type="gramStart"/>
-      <w:r>
-        <w:rPr>
-          <w:color w:val="FF0000"/>
-        </w:rPr>
-        <w:t>«./</w:t>
-      </w:r>
-      <w:proofErr w:type="gramEnd"/>
-      <w:r>
-        <w:rPr>
-          <w:color w:val="FF0000"/>
-        </w:rPr>
-        <w:t>ABCDEFGHIJKLMNOPQRSTUVWXYZabcdefghijklmnopqrstuvwxyz0123456789», которая отличается от кодировки Base64 в RFC 4648. []</w:t>
+        <w:t xml:space="preserve"> использует таблицу «./ABCDEFGHIJKLMNOPQRSTUVWXYZabcdefghijklmnopqrstuvwxyz0123456789», которая отличается от кодировки Base64 в RFC 4648. []</w:t>
       </w:r>
     </w:p>
     <w:p>
@@ -3407,13 +3389,7 @@
         <w:spacing w:before="240"/>
       </w:pPr>
       <w:r>
-        <w:t>4</w:t>
-      </w:r>
-      <w:r>
-        <w:t xml:space="preserve">. Инструменты </w:t>
-      </w:r>
-      <w:r>
-        <w:t>модуля интеллектуальной обработки.</w:t>
+        <w:t>4. Инструменты модуля интеллектуальной обработки.</w:t>
       </w:r>
     </w:p>
     <w:p>
@@ -3932,10 +3908,7 @@
         </w:numPr>
       </w:pPr>
       <w:r>
-        <w:t>Выполнять поиск наиболее похожих векторов непосредственно средствами SQL-запросов с использованием специализированных индексов</w:t>
-      </w:r>
-      <w:r>
-        <w:t>.</w:t>
+        <w:t>Выполнять поиск наиболее похожих векторов непосредственно средствами SQL-запросов с использованием специализированных индексов.</w:t>
       </w:r>
     </w:p>
     <w:p>
@@ -3947,10 +3920,7 @@
         </w:numPr>
       </w:pPr>
       <w:r>
-        <w:t>Отстранить</w:t>
-      </w:r>
-      <w:r>
-        <w:t xml:space="preserve"> необходимость в развертывании отдельных векторных баз данных, что снижает требования к инфраструктуре и упрощает администрирование системы.</w:t>
+        <w:t>Отстранить необходимость в развертывании отдельных векторных баз данных, что снижает требования к инфраструктуре и упрощает администрирование системы.</w:t>
       </w:r>
     </w:p>
     <w:p>
@@ -4200,10 +4170,7 @@
         <w:pStyle w:val="ab"/>
       </w:pPr>
       <w:r>
-        <w:t xml:space="preserve">Полное наименование работы: </w:t>
-      </w:r>
-      <w:r>
-        <w:t>Сервис для организации праздничных пожеланий</w:t>
+        <w:t>Полное наименование работы: Сервис для организации праздничных пожеланий</w:t>
       </w:r>
     </w:p>
     <w:p>
@@ -4406,13 +4373,7 @@
         <w:pStyle w:val="ab"/>
       </w:pPr>
       <w:r>
-        <w:t>База знаний подарков: централизованное хранилище структурированных данных о возможных вариантах подарков</w:t>
-      </w:r>
-      <w:r>
-        <w:t>,</w:t>
-      </w:r>
-      <w:r>
-        <w:t xml:space="preserve"> используемое для обучения рекомендательных алгоритмов и обеспечения работы глобального поиска.</w:t>
+        <w:t>База знаний подарков: централизованное хранилище структурированных данных о возможных вариантах подарков, используемое для обучения рекомендательных алгоритмов и обеспечения работы глобального поиска.</w:t>
       </w:r>
     </w:p>
     <w:p>
@@ -5625,18 +5586,820 @@
     </w:p>
     <w:p>
       <w:pPr>
-        <w:pStyle w:val="ab"/>
-      </w:pPr>
-    </w:p>
-    <w:p>
-      <w:pPr>
-        <w:pStyle w:val="ab"/>
+        <w:rPr>
+          <w:rFonts w:ascii="Times New Roman" w:hAnsi="Times New Roman"/>
+          <w:sz w:val="28"/>
+        </w:rPr>
+      </w:pPr>
+      <w:r>
+        <w:br w:type="page"/>
+      </w:r>
+    </w:p>
+    <w:p>
+      <w:pPr>
+        <w:pStyle w:val="a2"/>
+      </w:pPr>
+      <w:bookmarkStart w:id="145" w:name="_Toc167839056"/>
+      <w:r>
+        <w:lastRenderedPageBreak/>
+        <w:t>ПРОЕКТНО-КОНСТРУКТОРСКАЯ ЧАСТЬ</w:t>
+      </w:r>
+      <w:bookmarkEnd w:id="145"/>
+    </w:p>
+    <w:p>
+      <w:pPr>
+        <w:pStyle w:val="a3"/>
+        <w:spacing w:before="240"/>
+      </w:pPr>
+      <w:bookmarkStart w:id="146" w:name="_Toc167839057"/>
+      <w:r>
+        <w:t>Разработка структуры приложения</w:t>
+      </w:r>
+      <w:bookmarkEnd w:id="146"/>
+    </w:p>
+    <w:p>
+      <w:pPr>
+        <w:pStyle w:val="ab"/>
+      </w:pPr>
+      <w:r>
+        <w:t>Далее</w:t>
+      </w:r>
+      <w:r>
+        <w:t xml:space="preserve"> представлена структурная схема архитектуры системы</w:t>
+      </w:r>
+      <w:r>
+        <w:t xml:space="preserve"> (</w:t>
+      </w:r>
+      <w:r>
+        <w:fldChar w:fldCharType="begin"/>
+      </w:r>
+      <w:r>
+        <w:instrText xml:space="preserve"> REF _Ref229955465 \h </w:instrText>
+      </w:r>
+      <w:r>
+        <w:fldChar w:fldCharType="separate"/>
+      </w:r>
+      <w:r>
+        <w:t xml:space="preserve">Рис. </w:t>
+      </w:r>
+      <w:r>
+        <w:rPr>
+          <w:noProof/>
+        </w:rPr>
+        <w:t>7</w:t>
+      </w:r>
+      <w:r>
+        <w:fldChar w:fldCharType="end"/>
+      </w:r>
+      <w:r>
+        <w:t>)</w:t>
+      </w:r>
+      <w:r>
+        <w:t>.</w:t>
+      </w:r>
+    </w:p>
+    <w:p>
+      <w:pPr>
+        <w:pStyle w:val="ab"/>
+        <w:keepNext/>
         <w:ind w:firstLine="0"/>
         <w:jc w:val="center"/>
       </w:pPr>
+      <w:r>
+        <w:rPr>
+          <w:noProof/>
+        </w:rPr>
+        <w:drawing>
+          <wp:inline distT="0" distB="0" distL="0" distR="0" wp14:anchorId="3C30706D" wp14:editId="5085234D">
+            <wp:extent cx="2738654" cy="2980267"/>
+            <wp:effectExtent l="0" t="0" r="5080" b="0"/>
+            <wp:docPr id="8" name="Рисунок 8"/>
+            <wp:cNvGraphicFramePr>
+              <a:graphicFrameLocks xmlns:a="http://schemas.openxmlformats.org/drawingml/2006/main" noChangeAspect="1"/>
+            </wp:cNvGraphicFramePr>
+            <a:graphic xmlns:a="http://schemas.openxmlformats.org/drawingml/2006/main">
+              <a:graphicData uri="http://schemas.openxmlformats.org/drawingml/2006/picture">
+                <pic:pic xmlns:pic="http://schemas.openxmlformats.org/drawingml/2006/picture">
+                  <pic:nvPicPr>
+                    <pic:cNvPr id="0" name="Picture 1"/>
+                    <pic:cNvPicPr>
+                      <a:picLocks noChangeAspect="1" noChangeArrowheads="1"/>
+                    </pic:cNvPicPr>
+                  </pic:nvPicPr>
+                  <pic:blipFill>
+                    <a:blip r:embed="rId15">
+                      <a:extLst>
+                        <a:ext uri="{28A0092B-C50C-407E-A947-70E740481C1C}">
+                          <a14:useLocalDpi xmlns:a14="http://schemas.microsoft.com/office/drawing/2010/main" val="0"/>
+                        </a:ext>
+                      </a:extLst>
+                    </a:blip>
+                    <a:srcRect/>
+                    <a:stretch>
+                      <a:fillRect/>
+                    </a:stretch>
+                  </pic:blipFill>
+                  <pic:spPr bwMode="auto">
+                    <a:xfrm>
+                      <a:off x="0" y="0"/>
+                      <a:ext cx="2747658" cy="2990065"/>
+                    </a:xfrm>
+                    <a:prstGeom prst="rect">
+                      <a:avLst/>
+                    </a:prstGeom>
+                    <a:noFill/>
+                    <a:ln>
+                      <a:noFill/>
+                    </a:ln>
+                  </pic:spPr>
+                </pic:pic>
+              </a:graphicData>
+            </a:graphic>
+          </wp:inline>
+        </w:drawing>
+      </w:r>
+    </w:p>
+    <w:p>
+      <w:pPr>
+        <w:pStyle w:val="affa"/>
+        <w:rPr>
+          <w:color w:val="FF0000"/>
+        </w:rPr>
+      </w:pPr>
+      <w:bookmarkStart w:id="147" w:name="_Ref229955465"/>
+      <w:r>
+        <w:rPr>
+          <w:color w:val="FF0000"/>
+        </w:rPr>
+        <w:t xml:space="preserve">Рис. </w:t>
+      </w:r>
+      <w:r>
+        <w:rPr>
+          <w:color w:val="FF0000"/>
+        </w:rPr>
+        <w:fldChar w:fldCharType="begin"/>
+      </w:r>
+      <w:r>
+        <w:rPr>
+          <w:color w:val="FF0000"/>
+        </w:rPr>
+        <w:instrText xml:space="preserve"> SEQ Рис. \* ARABIC </w:instrText>
+      </w:r>
+      <w:r>
+        <w:rPr>
+          <w:color w:val="FF0000"/>
+        </w:rPr>
+        <w:fldChar w:fldCharType="separate"/>
+      </w:r>
+      <w:r>
+        <w:rPr>
+          <w:noProof/>
+          <w:color w:val="FF0000"/>
+        </w:rPr>
+        <w:t>7</w:t>
+      </w:r>
+      <w:r>
+        <w:rPr>
+          <w:color w:val="FF0000"/>
+        </w:rPr>
+        <w:fldChar w:fldCharType="end"/>
+      </w:r>
+      <w:bookmarkEnd w:id="147"/>
+      <w:r>
+        <w:rPr>
+          <w:color w:val="FF0000"/>
+        </w:rPr>
+        <w:t>. Структурная схема архитектуры приложения</w:t>
+      </w:r>
+    </w:p>
+    <w:p>
+      <w:pPr>
+        <w:pStyle w:val="ab"/>
+      </w:pPr>
+      <w:r>
+        <w:t>В рамках данной схемы, проект можно поделить на 5 компонентов, которые взаимодействуют друг с другом следующим образом:</w:t>
+      </w:r>
+    </w:p>
+    <w:p>
+      <w:pPr>
+        <w:pStyle w:val="ab"/>
+      </w:pPr>
+      <w:r>
+        <w:t xml:space="preserve">1. </w:t>
+      </w:r>
+      <w:r>
+        <w:t>Сторонний сервис</w:t>
+      </w:r>
+      <w:r>
+        <w:t xml:space="preserve"> – </w:t>
+      </w:r>
+      <w:r>
+        <w:t xml:space="preserve">это </w:t>
+      </w:r>
+      <w:r>
+        <w:t>платформы-агрегаторы</w:t>
+      </w:r>
+      <w:r>
+        <w:t xml:space="preserve"> (мессенджеры, социальные сети и др.)</w:t>
+      </w:r>
+      <w:r>
+        <w:t xml:space="preserve">, </w:t>
+      </w:r>
+      <w:r>
+        <w:t>которые предоставляют механизм безопасной аутентификации пользователей без необходимости создания отдельных учетных записей в разрабатываемой системе.</w:t>
+      </w:r>
+      <w:r>
+        <w:t xml:space="preserve"> </w:t>
+      </w:r>
+      <w:r>
+        <w:t>Он подтверждает личность пользователя и передает разрабатываемой системе минимально необходимый набор данных</w:t>
+      </w:r>
+      <w:r>
+        <w:t>.</w:t>
+      </w:r>
+    </w:p>
+    <w:p>
+      <w:pPr>
+        <w:pStyle w:val="ab"/>
+        <w:rPr>
+          <w:noProof/>
+        </w:rPr>
+      </w:pPr>
+      <w:r>
+        <w:t xml:space="preserve">2. </w:t>
+      </w:r>
+      <w:r>
+        <w:t xml:space="preserve">Клиент - </w:t>
+      </w:r>
+      <w:r>
+        <w:t>клиентская часть интернет-приложения.</w:t>
+      </w:r>
+      <w:r>
+        <w:t xml:space="preserve"> </w:t>
+      </w:r>
+      <w:r>
+        <w:t xml:space="preserve">Этот компонент отвечает за отображение пользовательского интерфейса приложения и обеспечивает возможность взаимодействия пользователя с ним. Интернет-приложение реализует </w:t>
+      </w:r>
+      <w:r>
+        <w:t>4</w:t>
+      </w:r>
+      <w:r>
+        <w:t xml:space="preserve"> уровня </w:t>
+      </w:r>
+      <w:r>
+        <w:t>связи</w:t>
+      </w:r>
+      <w:r>
+        <w:t xml:space="preserve"> с пользовател</w:t>
+      </w:r>
+      <w:r>
+        <w:t>я и сервиса</w:t>
+      </w:r>
+      <w:r>
+        <w:t>.</w:t>
+      </w:r>
+      <w:r>
+        <w:rPr>
+          <w:noProof/>
+        </w:rPr>
+        <w:t xml:space="preserve"> </w:t>
+      </w:r>
+    </w:p>
+    <w:p>
+      <w:pPr>
+        <w:pStyle w:val="ab"/>
+        <w:keepNext/>
+        <w:ind w:firstLine="0"/>
+        <w:jc w:val="center"/>
+      </w:pPr>
+      <w:r>
+        <w:rPr>
+          <w:noProof/>
+        </w:rPr>
+        <w:lastRenderedPageBreak/>
+        <w:drawing>
+          <wp:inline distT="0" distB="0" distL="0" distR="0" wp14:anchorId="01900E87" wp14:editId="0E89F23D">
+            <wp:extent cx="2870200" cy="1066800"/>
+            <wp:effectExtent l="0" t="0" r="6350" b="0"/>
+            <wp:docPr id="9" name="Рисунок 9"/>
+            <wp:cNvGraphicFramePr>
+              <a:graphicFrameLocks xmlns:a="http://schemas.openxmlformats.org/drawingml/2006/main" noChangeAspect="1"/>
+            </wp:cNvGraphicFramePr>
+            <a:graphic xmlns:a="http://schemas.openxmlformats.org/drawingml/2006/main">
+              <a:graphicData uri="http://schemas.openxmlformats.org/drawingml/2006/picture">
+                <pic:pic xmlns:pic="http://schemas.openxmlformats.org/drawingml/2006/picture">
+                  <pic:nvPicPr>
+                    <pic:cNvPr id="0" name="Picture 2"/>
+                    <pic:cNvPicPr>
+                      <a:picLocks noChangeAspect="1" noChangeArrowheads="1"/>
+                    </pic:cNvPicPr>
+                  </pic:nvPicPr>
+                  <pic:blipFill>
+                    <a:blip r:embed="rId16">
+                      <a:extLst>
+                        <a:ext uri="{28A0092B-C50C-407E-A947-70E740481C1C}">
+                          <a14:useLocalDpi xmlns:a14="http://schemas.microsoft.com/office/drawing/2010/main" val="0"/>
+                        </a:ext>
+                      </a:extLst>
+                    </a:blip>
+                    <a:srcRect/>
+                    <a:stretch>
+                      <a:fillRect/>
+                    </a:stretch>
+                  </pic:blipFill>
+                  <pic:spPr bwMode="auto">
+                    <a:xfrm>
+                      <a:off x="0" y="0"/>
+                      <a:ext cx="2870200" cy="1066800"/>
+                    </a:xfrm>
+                    <a:prstGeom prst="rect">
+                      <a:avLst/>
+                    </a:prstGeom>
+                    <a:noFill/>
+                    <a:ln>
+                      <a:noFill/>
+                    </a:ln>
+                  </pic:spPr>
+                </pic:pic>
+              </a:graphicData>
+            </a:graphic>
+          </wp:inline>
+        </w:drawing>
+      </w:r>
+    </w:p>
+    <w:p>
+      <w:pPr>
+        <w:pStyle w:val="affa"/>
+        <w:rPr>
+          <w:color w:val="FF0000"/>
+        </w:rPr>
+      </w:pPr>
+      <w:r>
+        <w:rPr>
+          <w:color w:val="FF0000"/>
+        </w:rPr>
+        <w:t xml:space="preserve">Рис. </w:t>
+      </w:r>
+      <w:r>
+        <w:rPr>
+          <w:color w:val="FF0000"/>
+        </w:rPr>
+        <w:fldChar w:fldCharType="begin"/>
+      </w:r>
+      <w:r>
+        <w:rPr>
+          <w:color w:val="FF0000"/>
+        </w:rPr>
+        <w:instrText xml:space="preserve"> SEQ Рис. \* ARABIC </w:instrText>
+      </w:r>
+      <w:r>
+        <w:rPr>
+          <w:color w:val="FF0000"/>
+        </w:rPr>
+        <w:fldChar w:fldCharType="separate"/>
+      </w:r>
+      <w:r>
+        <w:rPr>
+          <w:noProof/>
+          <w:color w:val="FF0000"/>
+        </w:rPr>
+        <w:t>8</w:t>
+      </w:r>
+      <w:r>
+        <w:rPr>
+          <w:color w:val="FF0000"/>
+        </w:rPr>
+        <w:fldChar w:fldCharType="end"/>
+      </w:r>
+      <w:r>
+        <w:rPr>
+          <w:color w:val="FF0000"/>
+        </w:rPr>
+        <w:t>. Уровни взаимодействия с клиентом</w:t>
+      </w:r>
+    </w:p>
+    <w:p>
+      <w:pPr>
+        <w:pStyle w:val="ab"/>
+      </w:pPr>
+      <w:r>
+        <w:t>Первый уровень</w:t>
+      </w:r>
+      <w:r>
+        <w:t>, или</w:t>
+      </w:r>
+      <w:r>
+        <w:t xml:space="preserve"> </w:t>
+      </w:r>
+      <w:r>
+        <w:t>г</w:t>
+      </w:r>
+      <w:r>
+        <w:t>остевой доступ</w:t>
+      </w:r>
+      <w:r>
+        <w:t>, п</w:t>
+      </w:r>
+      <w:r>
+        <w:t>редназначен для неавторизованных посетителей. На этом этапе пользователю доступен ограниченный функционал: ознакомление с описанием сервиса, переход на публичные списки желаний в режиме «только чтение» (скрыты цены и контакты владельца), а также инициирование процесса авторизации через сторонние провайдеры.</w:t>
+      </w:r>
+    </w:p>
+    <w:p>
+      <w:pPr>
+        <w:pStyle w:val="ab"/>
+      </w:pPr>
+      <w:r>
+        <w:t>Второй уровень</w:t>
+      </w:r>
+      <w:r>
+        <w:t>,</w:t>
+      </w:r>
+      <w:r>
+        <w:t xml:space="preserve"> </w:t>
+      </w:r>
+      <w:r>
+        <w:t>или п</w:t>
+      </w:r>
+      <w:r>
+        <w:t xml:space="preserve">ользовательский режим </w:t>
+      </w:r>
+      <w:r>
+        <w:t>д</w:t>
+      </w:r>
+      <w:r>
+        <w:t>арител</w:t>
+      </w:r>
+      <w:r>
+        <w:t>я</w:t>
+      </w:r>
+      <w:r>
+        <w:t>, а</w:t>
+      </w:r>
+      <w:r>
+        <w:t>ктивируется после успешной авторизации. Пользователь получает полный доступ к функциям поиска и выбора подарков</w:t>
+      </w:r>
+      <w:r>
+        <w:t xml:space="preserve">: </w:t>
+      </w:r>
+      <w:r>
+        <w:t>глобальный семантический поиск по базе подарков, просмотр детальной информации о товарах в списках других пользователей, функция бронирования позиций</w:t>
+      </w:r>
+      <w:r>
+        <w:t xml:space="preserve">, </w:t>
+      </w:r>
+      <w:r>
+        <w:t xml:space="preserve">отметка об участии в совместном дарении. </w:t>
+      </w:r>
+    </w:p>
+    <w:p>
+      <w:pPr>
+        <w:pStyle w:val="ab"/>
+      </w:pPr>
+      <w:r>
+        <w:t>Третий уровень</w:t>
+      </w:r>
+      <w:r>
+        <w:t>, или уровень</w:t>
+      </w:r>
+      <w:r>
+        <w:t xml:space="preserve"> владельца списка</w:t>
+      </w:r>
+      <w:r>
+        <w:t>, п</w:t>
+      </w:r>
+      <w:r>
+        <w:t xml:space="preserve">редоставляет расширенные права управления собственными данными. Владелец списка может создавать и </w:t>
+      </w:r>
+      <w:proofErr w:type="spellStart"/>
+      <w:r>
+        <w:t>кастомизировать</w:t>
+      </w:r>
+      <w:proofErr w:type="spellEnd"/>
+      <w:r>
+        <w:t xml:space="preserve"> новые списки событий, добавлять, редактировать или удалять карточки подарков, загружать изображения, устанавливать параметры видимости.</w:t>
+      </w:r>
+    </w:p>
+    <w:p>
+      <w:pPr>
+        <w:pStyle w:val="ab"/>
+      </w:pPr>
+      <w:r>
+        <w:t>Четвертый уровень</w:t>
+      </w:r>
+      <w:r>
+        <w:t>, или а</w:t>
+      </w:r>
+      <w:r>
+        <w:t>дминистративный режим</w:t>
+      </w:r>
+      <w:r>
+        <w:t>, п</w:t>
+      </w:r>
+      <w:r>
+        <w:t>редназначен для модераторов системы. Включает инструменты управления глобальной базой знаний подарков, мониторинг активности пользователей и разрешение спорных ситуаций.</w:t>
+      </w:r>
+    </w:p>
+    <w:p>
+      <w:pPr>
+        <w:pStyle w:val="ab"/>
+      </w:pPr>
+      <w:r>
+        <w:t>3</w:t>
+      </w:r>
+      <w:r>
+        <w:t>. Сервер – серверная часть интернет-приложения.</w:t>
+      </w:r>
+      <w:r>
+        <w:t xml:space="preserve"> </w:t>
+      </w:r>
+      <w:r>
+        <w:t>Он выступает в роли посредника между клиентской частью, базой данных и интеллектуальным модулем, обеспечивая безопасность, валидацию данных и координацию всех процессов.</w:t>
+      </w:r>
+    </w:p>
+    <w:p>
+      <w:pPr>
+        <w:pStyle w:val="ab"/>
+        <w:keepNext/>
+        <w:ind w:firstLine="0"/>
+        <w:jc w:val="center"/>
+      </w:pPr>
+      <w:r>
+        <w:rPr>
+          <w:noProof/>
+        </w:rPr>
+        <w:lastRenderedPageBreak/>
+        <w:drawing>
+          <wp:inline distT="0" distB="0" distL="0" distR="0" wp14:anchorId="7740A96B" wp14:editId="5E6B4AEE">
+            <wp:extent cx="4411134" cy="4535677"/>
+            <wp:effectExtent l="0" t="0" r="8890" b="0"/>
+            <wp:docPr id="10" name="Рисунок 10"/>
+            <wp:cNvGraphicFramePr>
+              <a:graphicFrameLocks xmlns:a="http://schemas.openxmlformats.org/drawingml/2006/main" noChangeAspect="1"/>
+            </wp:cNvGraphicFramePr>
+            <a:graphic xmlns:a="http://schemas.openxmlformats.org/drawingml/2006/main">
+              <a:graphicData uri="http://schemas.openxmlformats.org/drawingml/2006/picture">
+                <pic:pic xmlns:pic="http://schemas.openxmlformats.org/drawingml/2006/picture">
+                  <pic:nvPicPr>
+                    <pic:cNvPr id="0" name="Picture 3"/>
+                    <pic:cNvPicPr>
+                      <a:picLocks noChangeAspect="1" noChangeArrowheads="1"/>
+                    </pic:cNvPicPr>
+                  </pic:nvPicPr>
+                  <pic:blipFill>
+                    <a:blip r:embed="rId17">
+                      <a:extLst>
+                        <a:ext uri="{28A0092B-C50C-407E-A947-70E740481C1C}">
+                          <a14:useLocalDpi xmlns:a14="http://schemas.microsoft.com/office/drawing/2010/main" val="0"/>
+                        </a:ext>
+                      </a:extLst>
+                    </a:blip>
+                    <a:srcRect/>
+                    <a:stretch>
+                      <a:fillRect/>
+                    </a:stretch>
+                  </pic:blipFill>
+                  <pic:spPr bwMode="auto">
+                    <a:xfrm>
+                      <a:off x="0" y="0"/>
+                      <a:ext cx="4412866" cy="4537458"/>
+                    </a:xfrm>
+                    <a:prstGeom prst="rect">
+                      <a:avLst/>
+                    </a:prstGeom>
+                    <a:noFill/>
+                    <a:ln>
+                      <a:noFill/>
+                    </a:ln>
+                  </pic:spPr>
+                </pic:pic>
+              </a:graphicData>
+            </a:graphic>
+          </wp:inline>
+        </w:drawing>
+      </w:r>
+    </w:p>
+    <w:p>
+      <w:pPr>
+        <w:pStyle w:val="affa"/>
+      </w:pPr>
+      <w:r>
+        <w:t xml:space="preserve">Рис. </w:t>
+      </w:r>
+      <w:r>
+        <w:fldChar w:fldCharType="begin"/>
+      </w:r>
+      <w:r>
+        <w:instrText xml:space="preserve"> SEQ Рис. \* ARABIC </w:instrText>
+      </w:r>
+      <w:r>
+        <w:fldChar w:fldCharType="separate"/>
+      </w:r>
+      <w:r>
+        <w:rPr>
+          <w:noProof/>
+        </w:rPr>
+        <w:t>9</w:t>
+      </w:r>
+      <w:r>
+        <w:fldChar w:fldCharType="end"/>
+      </w:r>
+      <w:r>
+        <w:t xml:space="preserve">. </w:t>
+      </w:r>
+      <w:r>
+        <w:t>Архитектура сервера интернет-приложения</w:t>
+      </w:r>
+    </w:p>
+    <w:p>
+      <w:pPr>
+        <w:pStyle w:val="ab"/>
+      </w:pPr>
+      <w:r>
+        <w:t xml:space="preserve">Модуль </w:t>
+      </w:r>
+      <w:r>
+        <w:t>и</w:t>
+      </w:r>
+      <w:r>
+        <w:t>нициализации</w:t>
+      </w:r>
+      <w:r>
+        <w:t xml:space="preserve"> о</w:t>
+      </w:r>
+      <w:r>
+        <w:t>твечает за запуск приложения. При старте загружает переменные окружения, устанавливает асинхронные соединения с базой данных и регистрирует все необходимые зависимости для внедрения в контроллеры.</w:t>
+      </w:r>
+    </w:p>
+    <w:p>
+      <w:pPr>
+        <w:pStyle w:val="ab"/>
+      </w:pPr>
+      <w:r>
+        <w:t xml:space="preserve">Модуль </w:t>
+      </w:r>
+      <w:r>
+        <w:t>м</w:t>
+      </w:r>
+      <w:r>
+        <w:t xml:space="preserve">аршрутов </w:t>
+      </w:r>
+      <w:r>
+        <w:t>о</w:t>
+      </w:r>
+      <w:r>
+        <w:t xml:space="preserve">пределяет структуру API и точки входа. Маршруты группируются по функциональным областям: авторизация, списки, подарки, рекомендации. Каждый маршрут принимает запрос, </w:t>
+      </w:r>
+      <w:proofErr w:type="spellStart"/>
+      <w:r>
+        <w:t>валидирует</w:t>
+      </w:r>
+      <w:proofErr w:type="spellEnd"/>
+      <w:r>
+        <w:t xml:space="preserve"> входные данные и передает управление соответствующему контроллеру.</w:t>
+      </w:r>
+    </w:p>
+    <w:p>
+      <w:pPr>
+        <w:pStyle w:val="ab"/>
+      </w:pPr>
+      <w:r>
+        <w:t xml:space="preserve">Модуль </w:t>
+      </w:r>
+      <w:r>
+        <w:t>б</w:t>
+      </w:r>
+      <w:r>
+        <w:t xml:space="preserve">езопасности </w:t>
+      </w:r>
+      <w:r>
+        <w:t>о</w:t>
+      </w:r>
+      <w:r>
+        <w:t>брабатывает процессы аутентификации и авторизации. Проверяет валидность токенов доступа, декодирует информацию о пользователе и определяет его права доступа.</w:t>
+      </w:r>
+    </w:p>
+    <w:p>
+      <w:pPr>
+        <w:pStyle w:val="ab"/>
+      </w:pPr>
+      <w:r>
+        <w:t>Модуль</w:t>
+      </w:r>
+      <w:r>
+        <w:t xml:space="preserve"> </w:t>
+      </w:r>
+      <w:r>
+        <w:t>к</w:t>
+      </w:r>
+      <w:r>
+        <w:t>онтроллеров</w:t>
+      </w:r>
+      <w:r>
+        <w:t xml:space="preserve"> с</w:t>
+      </w:r>
+      <w:r>
+        <w:t xml:space="preserve">одержит основную логику приложения. Здесь реализуются алгоритмы создания и редактирования списков, проверки условий </w:t>
+      </w:r>
+      <w:r>
+        <w:lastRenderedPageBreak/>
+        <w:t>бронирования, управления статусами складчин. Именно контроллер формирует запросы к внешнему интеллектуальному модулю, подготавливая необходимые данные и интерпретируя полученные результаты перед отправкой клиенту.</w:t>
+      </w:r>
+    </w:p>
+    <w:p>
+      <w:pPr>
+        <w:pStyle w:val="ab"/>
+      </w:pPr>
+      <w:r>
+        <w:t xml:space="preserve">Модуль </w:t>
+      </w:r>
+      <w:r>
+        <w:t>д</w:t>
+      </w:r>
+      <w:r>
+        <w:t xml:space="preserve">оступа к </w:t>
+      </w:r>
+      <w:r>
+        <w:t>д</w:t>
+      </w:r>
+      <w:r>
+        <w:t xml:space="preserve">анным </w:t>
+      </w:r>
+      <w:r>
+        <w:t xml:space="preserve">обеспечивает взаимодействие приложения с </w:t>
+      </w:r>
+      <w:r>
+        <w:t>базой данных</w:t>
+      </w:r>
+      <w:r>
+        <w:t>. Он преобразует внутренние объекты приложения в команды для системы хранения данных и обратно. Также модуль гарантируя целостность данных: при возникновении ошибки все изменения в рамках одной операции откатываются.</w:t>
+      </w:r>
+    </w:p>
+    <w:p>
+      <w:pPr>
+        <w:pStyle w:val="ab"/>
+      </w:pPr>
+      <w:r>
+        <w:t>Обработчик интеллектуального модуля с</w:t>
+      </w:r>
+      <w:r>
+        <w:t>пециализированный подмодуль, отвечающий за коммуникацию с интеллектуальным модулем рекомендаций. Реализует механизм вызова</w:t>
+      </w:r>
+      <w:r>
+        <w:t>,</w:t>
+      </w:r>
+      <w:r>
+        <w:t xml:space="preserve"> передачу параметров и получение списка рекомендованных подарков.</w:t>
+      </w:r>
+    </w:p>
+    <w:p>
+      <w:pPr>
+        <w:pStyle w:val="ab"/>
+      </w:pPr>
+      <w:r>
+        <w:t xml:space="preserve">Модуль </w:t>
+      </w:r>
+      <w:r>
+        <w:t>о</w:t>
+      </w:r>
+      <w:r>
+        <w:t xml:space="preserve">бработки </w:t>
+      </w:r>
+      <w:r>
+        <w:t>о</w:t>
+      </w:r>
+      <w:r>
+        <w:t>шибок</w:t>
+      </w:r>
+      <w:r>
+        <w:t xml:space="preserve"> п</w:t>
+      </w:r>
+      <w:r>
+        <w:t>ерехватывает исключения, возникающие на любом уровне работы сервера. Преобразует технические ошибки в стандартизированные JSON-ответы с понятными кодами статуса</w:t>
+      </w:r>
+      <w:r>
+        <w:t xml:space="preserve"> </w:t>
+      </w:r>
+      <w:r>
+        <w:t>и сообщениями для клиента, предотвращая утечку внутренней информации об архитектуре.</w:t>
+      </w:r>
+    </w:p>
+    <w:p>
+      <w:pPr>
+        <w:pStyle w:val="ab"/>
+      </w:pPr>
+      <w:r>
+        <w:t xml:space="preserve">4. Интеллектуальный модуль - </w:t>
+      </w:r>
+    </w:p>
+    <w:p>
+      <w:pPr>
+        <w:pStyle w:val="ab"/>
+        <w:ind w:firstLine="0"/>
+        <w:jc w:val="center"/>
+      </w:pPr>
     </w:p>
     <w:sectPr>
-      <w:footerReference w:type="default" r:id="rId15"/>
+      <w:footerReference w:type="default" r:id="rId18"/>
       <w:pgSz w:w="11906" w:h="16838" w:code="9"/>
       <w:pgMar w:top="1134" w:right="567" w:bottom="1134" w:left="1701" w:header="709" w:footer="709" w:gutter="0"/>
       <w:cols w:space="708"/>

--- a/Docs/Основное/РПЗ Диплом ШаруновРД.docx
+++ b/Docs/Основное/РПЗ Диплом ШаруновРД.docx
@@ -574,7 +574,7 @@
         <w:pStyle w:val="ab"/>
         <w:numPr>
           <w:ilvl w:val="0"/>
-          <w:numId w:val="33"/>
+          <w:numId w:val="12"/>
         </w:numPr>
       </w:pPr>
       <w:r>
@@ -586,7 +586,7 @@
         <w:pStyle w:val="ab"/>
         <w:numPr>
           <w:ilvl w:val="0"/>
-          <w:numId w:val="33"/>
+          <w:numId w:val="12"/>
         </w:numPr>
       </w:pPr>
       <w:r>
@@ -598,7 +598,7 @@
         <w:pStyle w:val="ab"/>
         <w:numPr>
           <w:ilvl w:val="0"/>
-          <w:numId w:val="33"/>
+          <w:numId w:val="12"/>
         </w:numPr>
       </w:pPr>
       <w:r>
@@ -610,7 +610,7 @@
         <w:pStyle w:val="ab"/>
         <w:numPr>
           <w:ilvl w:val="0"/>
-          <w:numId w:val="33"/>
+          <w:numId w:val="12"/>
         </w:numPr>
       </w:pPr>
       <w:r>
@@ -722,7 +722,7 @@
         <w:pStyle w:val="ab"/>
         <w:numPr>
           <w:ilvl w:val="0"/>
-          <w:numId w:val="33"/>
+          <w:numId w:val="12"/>
         </w:numPr>
       </w:pPr>
       <w:r>
@@ -734,7 +734,7 @@
         <w:pStyle w:val="ab"/>
         <w:numPr>
           <w:ilvl w:val="0"/>
-          <w:numId w:val="33"/>
+          <w:numId w:val="12"/>
         </w:numPr>
       </w:pPr>
       <w:r>
@@ -747,7 +747,7 @@
         <w:pStyle w:val="ab"/>
         <w:numPr>
           <w:ilvl w:val="0"/>
-          <w:numId w:val="33"/>
+          <w:numId w:val="12"/>
         </w:numPr>
       </w:pPr>
       <w:r>
@@ -759,7 +759,7 @@
         <w:pStyle w:val="ab"/>
         <w:numPr>
           <w:ilvl w:val="0"/>
-          <w:numId w:val="33"/>
+          <w:numId w:val="12"/>
         </w:numPr>
       </w:pPr>
       <w:r>
@@ -1047,7 +1047,7 @@
         <w:pStyle w:val="ab"/>
         <w:numPr>
           <w:ilvl w:val="0"/>
-          <w:numId w:val="33"/>
+          <w:numId w:val="12"/>
         </w:numPr>
       </w:pPr>
       <w:r>
@@ -1059,7 +1059,7 @@
         <w:pStyle w:val="ab"/>
         <w:numPr>
           <w:ilvl w:val="0"/>
-          <w:numId w:val="33"/>
+          <w:numId w:val="12"/>
         </w:numPr>
       </w:pPr>
       <w:r>
@@ -1071,7 +1071,7 @@
         <w:pStyle w:val="ab"/>
         <w:numPr>
           <w:ilvl w:val="0"/>
-          <w:numId w:val="33"/>
+          <w:numId w:val="12"/>
         </w:numPr>
       </w:pPr>
       <w:r>
@@ -1083,7 +1083,7 @@
         <w:pStyle w:val="ab"/>
         <w:numPr>
           <w:ilvl w:val="0"/>
-          <w:numId w:val="33"/>
+          <w:numId w:val="12"/>
         </w:numPr>
       </w:pPr>
       <w:r>
@@ -1096,7 +1096,7 @@
         <w:pStyle w:val="ab"/>
         <w:numPr>
           <w:ilvl w:val="0"/>
-          <w:numId w:val="33"/>
+          <w:numId w:val="12"/>
         </w:numPr>
       </w:pPr>
       <w:r>
@@ -1125,7 +1125,7 @@
         <w:pStyle w:val="ab"/>
         <w:numPr>
           <w:ilvl w:val="0"/>
-          <w:numId w:val="33"/>
+          <w:numId w:val="12"/>
         </w:numPr>
       </w:pPr>
       <w:r>
@@ -1145,7 +1145,7 @@
         <w:pStyle w:val="ab"/>
         <w:numPr>
           <w:ilvl w:val="0"/>
-          <w:numId w:val="33"/>
+          <w:numId w:val="12"/>
         </w:numPr>
       </w:pPr>
       <w:r>
@@ -1157,7 +1157,7 @@
         <w:pStyle w:val="ab"/>
         <w:numPr>
           <w:ilvl w:val="0"/>
-          <w:numId w:val="33"/>
+          <w:numId w:val="12"/>
         </w:numPr>
       </w:pPr>
       <w:r>
@@ -1169,7 +1169,7 @@
         <w:pStyle w:val="ab"/>
         <w:numPr>
           <w:ilvl w:val="0"/>
-          <w:numId w:val="33"/>
+          <w:numId w:val="12"/>
         </w:numPr>
       </w:pPr>
       <w:r>
@@ -1335,7 +1335,7 @@
         <w:pStyle w:val="ab"/>
         <w:numPr>
           <w:ilvl w:val="0"/>
-          <w:numId w:val="33"/>
+          <w:numId w:val="12"/>
         </w:numPr>
       </w:pPr>
       <w:r>
@@ -1347,7 +1347,7 @@
         <w:pStyle w:val="ab"/>
         <w:numPr>
           <w:ilvl w:val="0"/>
-          <w:numId w:val="33"/>
+          <w:numId w:val="12"/>
         </w:numPr>
       </w:pPr>
       <w:r>
@@ -1359,7 +1359,7 @@
         <w:pStyle w:val="ab"/>
         <w:numPr>
           <w:ilvl w:val="0"/>
-          <w:numId w:val="33"/>
+          <w:numId w:val="12"/>
         </w:numPr>
       </w:pPr>
       <w:r>
@@ -1379,7 +1379,7 @@
         <w:pStyle w:val="ab"/>
         <w:numPr>
           <w:ilvl w:val="0"/>
-          <w:numId w:val="33"/>
+          <w:numId w:val="12"/>
         </w:numPr>
       </w:pPr>
       <w:r>
@@ -1391,7 +1391,7 @@
         <w:pStyle w:val="ab"/>
         <w:numPr>
           <w:ilvl w:val="0"/>
-          <w:numId w:val="33"/>
+          <w:numId w:val="12"/>
         </w:numPr>
       </w:pPr>
       <w:r>
@@ -1403,7 +1403,7 @@
         <w:pStyle w:val="ab"/>
         <w:numPr>
           <w:ilvl w:val="0"/>
-          <w:numId w:val="33"/>
+          <w:numId w:val="12"/>
         </w:numPr>
       </w:pPr>
       <w:r>
@@ -1415,7 +1415,7 @@
         <w:pStyle w:val="ab"/>
         <w:numPr>
           <w:ilvl w:val="0"/>
-          <w:numId w:val="33"/>
+          <w:numId w:val="12"/>
         </w:numPr>
       </w:pPr>
       <w:r>
@@ -1570,7 +1570,7 @@
         <w:pStyle w:val="ab"/>
         <w:numPr>
           <w:ilvl w:val="0"/>
-          <w:numId w:val="40"/>
+          <w:numId w:val="13"/>
         </w:numPr>
       </w:pPr>
       <w:r>
@@ -1582,7 +1582,7 @@
         <w:pStyle w:val="ab"/>
         <w:numPr>
           <w:ilvl w:val="0"/>
-          <w:numId w:val="40"/>
+          <w:numId w:val="13"/>
         </w:numPr>
       </w:pPr>
       <w:r>
@@ -1594,7 +1594,7 @@
         <w:pStyle w:val="ab"/>
         <w:numPr>
           <w:ilvl w:val="0"/>
-          <w:numId w:val="40"/>
+          <w:numId w:val="13"/>
         </w:numPr>
       </w:pPr>
       <w:r>
@@ -1607,7 +1607,7 @@
         <w:pStyle w:val="ab"/>
         <w:numPr>
           <w:ilvl w:val="0"/>
-          <w:numId w:val="40"/>
+          <w:numId w:val="13"/>
         </w:numPr>
       </w:pPr>
       <w:r>
@@ -1625,7 +1625,7 @@
         <w:pStyle w:val="ab"/>
         <w:numPr>
           <w:ilvl w:val="0"/>
-          <w:numId w:val="40"/>
+          <w:numId w:val="13"/>
         </w:numPr>
       </w:pPr>
       <w:r>
@@ -1652,7 +1652,7 @@
         <w:pStyle w:val="ab"/>
         <w:numPr>
           <w:ilvl w:val="0"/>
-          <w:numId w:val="40"/>
+          <w:numId w:val="13"/>
         </w:numPr>
       </w:pPr>
       <w:r>
@@ -1664,7 +1664,7 @@
         <w:pStyle w:val="ab"/>
         <w:numPr>
           <w:ilvl w:val="0"/>
-          <w:numId w:val="40"/>
+          <w:numId w:val="13"/>
         </w:numPr>
       </w:pPr>
       <w:r>
@@ -1679,7 +1679,7 @@
         <w:pStyle w:val="ab"/>
         <w:numPr>
           <w:ilvl w:val="0"/>
-          <w:numId w:val="40"/>
+          <w:numId w:val="13"/>
         </w:numPr>
       </w:pPr>
       <w:r>
@@ -1691,7 +1691,7 @@
         <w:pStyle w:val="ab"/>
         <w:numPr>
           <w:ilvl w:val="0"/>
-          <w:numId w:val="40"/>
+          <w:numId w:val="13"/>
         </w:numPr>
       </w:pPr>
       <w:r>
@@ -1703,7 +1703,7 @@
         <w:pStyle w:val="ab"/>
         <w:numPr>
           <w:ilvl w:val="0"/>
-          <w:numId w:val="40"/>
+          <w:numId w:val="13"/>
         </w:numPr>
       </w:pPr>
       <w:r>
@@ -1715,7 +1715,7 @@
         <w:pStyle w:val="ab"/>
         <w:numPr>
           <w:ilvl w:val="0"/>
-          <w:numId w:val="40"/>
+          <w:numId w:val="13"/>
         </w:numPr>
       </w:pPr>
       <w:r>
@@ -1736,7 +1736,7 @@
         <w:pStyle w:val="ab"/>
         <w:numPr>
           <w:ilvl w:val="0"/>
-          <w:numId w:val="40"/>
+          <w:numId w:val="13"/>
         </w:numPr>
       </w:pPr>
       <w:r>
@@ -1842,7 +1842,7 @@
         <w:pStyle w:val="ab"/>
         <w:numPr>
           <w:ilvl w:val="0"/>
-          <w:numId w:val="41"/>
+          <w:numId w:val="14"/>
         </w:numPr>
       </w:pPr>
       <w:r>
@@ -1858,7 +1858,7 @@
         <w:pStyle w:val="ab"/>
         <w:numPr>
           <w:ilvl w:val="0"/>
-          <w:numId w:val="41"/>
+          <w:numId w:val="14"/>
         </w:numPr>
       </w:pPr>
       <w:r>
@@ -1870,7 +1870,7 @@
         <w:pStyle w:val="ab"/>
         <w:numPr>
           <w:ilvl w:val="0"/>
-          <w:numId w:val="41"/>
+          <w:numId w:val="14"/>
         </w:numPr>
       </w:pPr>
       <w:r>
@@ -2353,7 +2353,7 @@
         <w:pStyle w:val="ab"/>
         <w:numPr>
           <w:ilvl w:val="0"/>
-          <w:numId w:val="42"/>
+          <w:numId w:val="15"/>
         </w:numPr>
         <w:rPr>
           <w:color w:val="FF0000"/>
@@ -2371,7 +2371,7 @@
         <w:pStyle w:val="ab"/>
         <w:numPr>
           <w:ilvl w:val="0"/>
-          <w:numId w:val="42"/>
+          <w:numId w:val="15"/>
         </w:numPr>
         <w:rPr>
           <w:color w:val="FF0000"/>
@@ -2417,7 +2417,7 @@
         <w:pStyle w:val="ab"/>
         <w:numPr>
           <w:ilvl w:val="0"/>
-          <w:numId w:val="42"/>
+          <w:numId w:val="15"/>
         </w:numPr>
         <w:rPr>
           <w:color w:val="FF0000"/>
@@ -2513,7 +2513,23 @@
           <w:color w:val="FF0000"/>
           <w:lang w:val="en-US"/>
         </w:rPr>
-        <w:t>$2&lt;a/b/x/y&gt;$[cost]$(22 character salt)(31 character hash)</w:t>
+        <w:t xml:space="preserve">$2&lt;a/b/x/y&gt;$[cost]$(22 character </w:t>
+      </w:r>
+      <w:proofErr w:type="gramStart"/>
+      <w:r>
+        <w:rPr>
+          <w:color w:val="FF0000"/>
+          <w:lang w:val="en-US"/>
+        </w:rPr>
+        <w:t>salt)(</w:t>
+      </w:r>
+      <w:proofErr w:type="gramEnd"/>
+      <w:r>
+        <w:rPr>
+          <w:color w:val="FF0000"/>
+          <w:lang w:val="en-US"/>
+        </w:rPr>
+        <w:t>31 character hash)</w:t>
       </w:r>
     </w:p>
     <w:p>
@@ -2706,7 +2722,7 @@
         <w:pStyle w:val="ab"/>
         <w:numPr>
           <w:ilvl w:val="0"/>
-          <w:numId w:val="13"/>
+          <w:numId w:val="7"/>
         </w:numPr>
         <w:rPr>
           <w:color w:val="FF0000"/>
@@ -2739,7 +2755,7 @@
         <w:pStyle w:val="ab"/>
         <w:numPr>
           <w:ilvl w:val="0"/>
-          <w:numId w:val="13"/>
+          <w:numId w:val="7"/>
         </w:numPr>
         <w:rPr>
           <w:color w:val="FF0000"/>
@@ -2784,7 +2800,7 @@
         <w:pStyle w:val="ab"/>
         <w:numPr>
           <w:ilvl w:val="0"/>
-          <w:numId w:val="13"/>
+          <w:numId w:val="7"/>
         </w:numPr>
         <w:rPr>
           <w:color w:val="FF0000"/>
@@ -2802,7 +2818,7 @@
         <w:pStyle w:val="ab"/>
         <w:numPr>
           <w:ilvl w:val="0"/>
-          <w:numId w:val="13"/>
+          <w:numId w:val="7"/>
         </w:numPr>
         <w:rPr>
           <w:color w:val="FF0000"/>
@@ -2840,7 +2856,21 @@
         <w:rPr>
           <w:color w:val="FF0000"/>
         </w:rPr>
-        <w:t xml:space="preserve"> использует таблицу «./ABCDEFGHIJKLMNOPQRSTUVWXYZabcdefghijklmnopqrstuvwxyz0123456789», которая отличается от кодировки Base64 в RFC 4648. []</w:t>
+        <w:t xml:space="preserve"> использует таблицу </w:t>
+      </w:r>
+      <w:proofErr w:type="gramStart"/>
+      <w:r>
+        <w:rPr>
+          <w:color w:val="FF0000"/>
+        </w:rPr>
+        <w:t>«./</w:t>
+      </w:r>
+      <w:proofErr w:type="gramEnd"/>
+      <w:r>
+        <w:rPr>
+          <w:color w:val="FF0000"/>
+        </w:rPr>
+        <w:t>ABCDEFGHIJKLMNOPQRSTUVWXYZabcdefghijklmnopqrstuvwxyz0123456789», которая отличается от кодировки Base64 в RFC 4648. []</w:t>
       </w:r>
     </w:p>
     <w:p>
@@ -3136,7 +3166,7 @@
         <w:pStyle w:val="ab"/>
         <w:numPr>
           <w:ilvl w:val="0"/>
-          <w:numId w:val="14"/>
+          <w:numId w:val="8"/>
         </w:numPr>
         <w:ind w:left="1134" w:hanging="425"/>
         <w:rPr>
@@ -3162,7 +3192,7 @@
         <w:pStyle w:val="ab"/>
         <w:numPr>
           <w:ilvl w:val="0"/>
-          <w:numId w:val="14"/>
+          <w:numId w:val="8"/>
         </w:numPr>
         <w:ind w:left="1134" w:hanging="425"/>
         <w:rPr>
@@ -3553,7 +3583,7 @@
         <w:pStyle w:val="ab"/>
         <w:numPr>
           <w:ilvl w:val="0"/>
-          <w:numId w:val="43"/>
+          <w:numId w:val="16"/>
         </w:numPr>
       </w:pPr>
       <w:r>
@@ -3581,7 +3611,7 @@
         <w:pStyle w:val="ab"/>
         <w:numPr>
           <w:ilvl w:val="0"/>
-          <w:numId w:val="43"/>
+          <w:numId w:val="16"/>
         </w:numPr>
       </w:pPr>
       <w:r>
@@ -3884,7 +3914,7 @@
         <w:pStyle w:val="ab"/>
         <w:numPr>
           <w:ilvl w:val="0"/>
-          <w:numId w:val="44"/>
+          <w:numId w:val="17"/>
         </w:numPr>
       </w:pPr>
       <w:r>
@@ -3904,7 +3934,7 @@
         <w:pStyle w:val="ab"/>
         <w:numPr>
           <w:ilvl w:val="0"/>
-          <w:numId w:val="44"/>
+          <w:numId w:val="17"/>
         </w:numPr>
       </w:pPr>
       <w:r>
@@ -3916,7 +3946,7 @@
         <w:pStyle w:val="ab"/>
         <w:numPr>
           <w:ilvl w:val="0"/>
-          <w:numId w:val="44"/>
+          <w:numId w:val="17"/>
         </w:numPr>
       </w:pPr>
       <w:r>
@@ -4520,7 +4550,7 @@
         <w:pStyle w:val="af8"/>
         <w:numPr>
           <w:ilvl w:val="0"/>
-          <w:numId w:val="20"/>
+          <w:numId w:val="9"/>
         </w:numPr>
         <w:spacing w:after="0" w:line="360" w:lineRule="auto"/>
         <w:jc w:val="both"/>
@@ -4542,7 +4572,7 @@
         <w:pStyle w:val="af8"/>
         <w:numPr>
           <w:ilvl w:val="0"/>
-          <w:numId w:val="49"/>
+          <w:numId w:val="22"/>
         </w:numPr>
         <w:spacing w:after="0" w:line="360" w:lineRule="auto"/>
         <w:jc w:val="both"/>
@@ -4564,7 +4594,7 @@
         <w:pStyle w:val="af8"/>
         <w:numPr>
           <w:ilvl w:val="0"/>
-          <w:numId w:val="49"/>
+          <w:numId w:val="22"/>
         </w:numPr>
         <w:spacing w:after="0" w:line="360" w:lineRule="auto"/>
         <w:jc w:val="both"/>
@@ -4586,7 +4616,7 @@
         <w:pStyle w:val="af8"/>
         <w:numPr>
           <w:ilvl w:val="0"/>
-          <w:numId w:val="49"/>
+          <w:numId w:val="22"/>
         </w:numPr>
         <w:spacing w:after="0" w:line="360" w:lineRule="auto"/>
         <w:jc w:val="both"/>
@@ -4601,6 +4631,116 @@
           <w:sz w:val="28"/>
         </w:rPr>
         <w:t>Доступ к функциям администрирования (модерация контента, управление базой знаний) должен быть разграничен и доступен только авторизованному персоналу.</w:t>
+      </w:r>
+    </w:p>
+    <w:p>
+      <w:pPr>
+        <w:pStyle w:val="af8"/>
+        <w:numPr>
+          <w:ilvl w:val="0"/>
+          <w:numId w:val="9"/>
+        </w:numPr>
+        <w:spacing w:after="0" w:line="360" w:lineRule="auto"/>
+        <w:jc w:val="both"/>
+        <w:rPr>
+          <w:rFonts w:ascii="Times New Roman" w:hAnsi="Times New Roman"/>
+          <w:sz w:val="28"/>
+        </w:rPr>
+      </w:pPr>
+      <w:r>
+        <w:rPr>
+          <w:rFonts w:ascii="Times New Roman" w:hAnsi="Times New Roman"/>
+          <w:sz w:val="28"/>
+        </w:rPr>
+        <w:t>Управление списками желаний и подарками:</w:t>
+      </w:r>
+    </w:p>
+    <w:p>
+      <w:pPr>
+        <w:pStyle w:val="af8"/>
+        <w:numPr>
+          <w:ilvl w:val="0"/>
+          <w:numId w:val="21"/>
+        </w:numPr>
+        <w:spacing w:after="0" w:line="360" w:lineRule="auto"/>
+        <w:jc w:val="both"/>
+        <w:rPr>
+          <w:rFonts w:ascii="Times New Roman" w:hAnsi="Times New Roman"/>
+          <w:sz w:val="28"/>
+        </w:rPr>
+      </w:pPr>
+      <w:r>
+        <w:rPr>
+          <w:rFonts w:ascii="Times New Roman" w:hAnsi="Times New Roman"/>
+          <w:sz w:val="28"/>
+        </w:rPr>
+        <w:t>Система должна предоставлять пользователям возможности создания, редактирования и удаления личных списков подарков с настройкой названия, описания и обложки.</w:t>
+      </w:r>
+    </w:p>
+    <w:p>
+      <w:pPr>
+        <w:pStyle w:val="af8"/>
+        <w:numPr>
+          <w:ilvl w:val="0"/>
+          <w:numId w:val="21"/>
+        </w:numPr>
+        <w:spacing w:after="0" w:line="360" w:lineRule="auto"/>
+        <w:jc w:val="both"/>
+        <w:rPr>
+          <w:rFonts w:ascii="Times New Roman" w:hAnsi="Times New Roman"/>
+          <w:sz w:val="28"/>
+        </w:rPr>
+      </w:pPr>
+      <w:r>
+        <w:rPr>
+          <w:rFonts w:ascii="Times New Roman" w:hAnsi="Times New Roman"/>
+          <w:sz w:val="28"/>
+        </w:rPr>
+        <w:t>Должна быть реализована функция создания детализированных карточек подарков, включающих название, описание, изображение, цену и категорию.</w:t>
+      </w:r>
+    </w:p>
+    <w:p>
+      <w:pPr>
+        <w:pStyle w:val="af8"/>
+        <w:numPr>
+          <w:ilvl w:val="0"/>
+          <w:numId w:val="21"/>
+        </w:numPr>
+        <w:spacing w:after="0" w:line="360" w:lineRule="auto"/>
+        <w:jc w:val="both"/>
+        <w:rPr>
+          <w:rFonts w:ascii="Times New Roman" w:hAnsi="Times New Roman"/>
+          <w:sz w:val="28"/>
+        </w:rPr>
+      </w:pPr>
+      <w:r>
+        <w:rPr>
+          <w:rFonts w:ascii="Times New Roman" w:hAnsi="Times New Roman"/>
+          <w:sz w:val="28"/>
+        </w:rPr>
+        <w:t>Система должна позволять добавлять в списки как товары из внутренней базы знаний, так и произвольные позиции, введенные пользователем.</w:t>
+      </w:r>
+    </w:p>
+    <w:p>
+      <w:pPr>
+        <w:pStyle w:val="af8"/>
+        <w:numPr>
+          <w:ilvl w:val="0"/>
+          <w:numId w:val="9"/>
+        </w:numPr>
+        <w:spacing w:after="0" w:line="360" w:lineRule="auto"/>
+        <w:jc w:val="both"/>
+        <w:rPr>
+          <w:rFonts w:ascii="Times New Roman" w:hAnsi="Times New Roman"/>
+          <w:sz w:val="28"/>
+        </w:rPr>
+      </w:pPr>
+      <w:r>
+        <w:rPr>
+          <w:rFonts w:ascii="Times New Roman" w:hAnsi="Times New Roman"/>
+          <w:sz w:val="28"/>
+        </w:rPr>
+        <w:t>Бронирование и совместное финансирование:</w:t>
       </w:r>
     </w:p>
     <w:p>
@@ -4622,73 +4762,7 @@
           <w:rFonts w:ascii="Times New Roman" w:hAnsi="Times New Roman"/>
           <w:sz w:val="28"/>
         </w:rPr>
-        <w:t>Управление списками желаний и подарками:</w:t>
-      </w:r>
-    </w:p>
-    <w:p>
-      <w:pPr>
-        <w:pStyle w:val="af8"/>
-        <w:numPr>
-          <w:ilvl w:val="0"/>
-          <w:numId w:val="48"/>
-        </w:numPr>
-        <w:spacing w:after="0" w:line="360" w:lineRule="auto"/>
-        <w:jc w:val="both"/>
-        <w:rPr>
-          <w:rFonts w:ascii="Times New Roman" w:hAnsi="Times New Roman"/>
-          <w:sz w:val="28"/>
-        </w:rPr>
-      </w:pPr>
-      <w:r>
-        <w:rPr>
-          <w:rFonts w:ascii="Times New Roman" w:hAnsi="Times New Roman"/>
-          <w:sz w:val="28"/>
-        </w:rPr>
-        <w:t>Система должна предоставлять пользователям возможности создания, редактирования и удаления личных списков подарков с настройкой названия, описания и обложки.</w:t>
-      </w:r>
-    </w:p>
-    <w:p>
-      <w:pPr>
-        <w:pStyle w:val="af8"/>
-        <w:numPr>
-          <w:ilvl w:val="0"/>
-          <w:numId w:val="48"/>
-        </w:numPr>
-        <w:spacing w:after="0" w:line="360" w:lineRule="auto"/>
-        <w:jc w:val="both"/>
-        <w:rPr>
-          <w:rFonts w:ascii="Times New Roman" w:hAnsi="Times New Roman"/>
-          <w:sz w:val="28"/>
-        </w:rPr>
-      </w:pPr>
-      <w:r>
-        <w:rPr>
-          <w:rFonts w:ascii="Times New Roman" w:hAnsi="Times New Roman"/>
-          <w:sz w:val="28"/>
-        </w:rPr>
-        <w:t>Должна быть реализована функция создания детализированных карточек подарков, включающих название, описание, изображение, цену и категорию.</w:t>
-      </w:r>
-    </w:p>
-    <w:p>
-      <w:pPr>
-        <w:pStyle w:val="af8"/>
-        <w:numPr>
-          <w:ilvl w:val="0"/>
-          <w:numId w:val="48"/>
-        </w:numPr>
-        <w:spacing w:after="0" w:line="360" w:lineRule="auto"/>
-        <w:jc w:val="both"/>
-        <w:rPr>
-          <w:rFonts w:ascii="Times New Roman" w:hAnsi="Times New Roman"/>
-          <w:sz w:val="28"/>
-        </w:rPr>
-      </w:pPr>
-      <w:r>
-        <w:rPr>
-          <w:rFonts w:ascii="Times New Roman" w:hAnsi="Times New Roman"/>
-          <w:sz w:val="28"/>
-        </w:rPr>
-        <w:t>Система должна позволять добавлять в списки как товары из внутренней базы знаний, так и произвольные позиции, введенные пользователем.</w:t>
+        <w:t>Система должна предоставлять механизм бронирования подарка одним пользователем для исключения его дублирования другими дарителями.</w:t>
       </w:r>
     </w:p>
     <w:p>
@@ -4710,81 +4784,15 @@
           <w:rFonts w:ascii="Times New Roman" w:hAnsi="Times New Roman"/>
           <w:sz w:val="28"/>
         </w:rPr>
-        <w:t>Бронирование и совместное финансирование:</w:t>
-      </w:r>
-    </w:p>
-    <w:p>
-      <w:pPr>
-        <w:pStyle w:val="af8"/>
-        <w:numPr>
-          <w:ilvl w:val="0"/>
-          <w:numId w:val="47"/>
-        </w:numPr>
-        <w:spacing w:after="0" w:line="360" w:lineRule="auto"/>
-        <w:jc w:val="both"/>
+        <w:lastRenderedPageBreak/>
+        <w:t>Должна быть реализована функция «складчины», позволяющая нескольким пользователям отметить свое участие в покупке одного подарка</w:t>
+      </w:r>
+      <w:r>
         <w:rPr>
           <w:rFonts w:ascii="Times New Roman" w:hAnsi="Times New Roman"/>
           <w:sz w:val="28"/>
         </w:rPr>
-      </w:pPr>
-      <w:r>
-        <w:rPr>
-          <w:rFonts w:ascii="Times New Roman" w:hAnsi="Times New Roman"/>
-          <w:sz w:val="28"/>
-        </w:rPr>
-        <w:t>Система должна предоставлять механизм бронирования подарка одним пользователем для исключения его дублирования другими дарителями.</w:t>
-      </w:r>
-    </w:p>
-    <w:p>
-      <w:pPr>
-        <w:pStyle w:val="af8"/>
-        <w:numPr>
-          <w:ilvl w:val="0"/>
-          <w:numId w:val="47"/>
-        </w:numPr>
-        <w:spacing w:after="0" w:line="360" w:lineRule="auto"/>
-        <w:jc w:val="both"/>
-        <w:rPr>
-          <w:rFonts w:ascii="Times New Roman" w:hAnsi="Times New Roman"/>
-          <w:sz w:val="28"/>
-        </w:rPr>
-      </w:pPr>
-      <w:r>
-        <w:rPr>
-          <w:rFonts w:ascii="Times New Roman" w:hAnsi="Times New Roman"/>
-          <w:sz w:val="28"/>
-        </w:rPr>
-        <w:lastRenderedPageBreak/>
-        <w:t>Должна быть реализована функция «складчины», позволяющая нескольким пользователям отметить свое участие в покупке одного подарка</w:t>
-      </w:r>
-      <w:r>
-        <w:rPr>
-          <w:rFonts w:ascii="Times New Roman" w:hAnsi="Times New Roman"/>
-          <w:sz w:val="28"/>
-        </w:rPr>
         <w:t>.</w:t>
-      </w:r>
-    </w:p>
-    <w:p>
-      <w:pPr>
-        <w:pStyle w:val="af8"/>
-        <w:numPr>
-          <w:ilvl w:val="0"/>
-          <w:numId w:val="47"/>
-        </w:numPr>
-        <w:spacing w:after="0" w:line="360" w:lineRule="auto"/>
-        <w:jc w:val="both"/>
-        <w:rPr>
-          <w:rFonts w:ascii="Times New Roman" w:hAnsi="Times New Roman"/>
-          <w:sz w:val="28"/>
-        </w:rPr>
-      </w:pPr>
-      <w:r>
-        <w:rPr>
-          <w:rFonts w:ascii="Times New Roman" w:hAnsi="Times New Roman"/>
-          <w:sz w:val="28"/>
-        </w:rPr>
-        <w:t>Статус бронирования должен быть виден другим пользователям (с возможностью скрытия деталей от владельца списка), чтобы предотвратить конфликты при выборе подарка.</w:t>
       </w:r>
     </w:p>
     <w:p>
@@ -4806,7 +4814,7 @@
           <w:rFonts w:ascii="Times New Roman" w:hAnsi="Times New Roman"/>
           <w:sz w:val="28"/>
         </w:rPr>
-        <w:t>Интеллектуальный поиск и генерация идей:</w:t>
+        <w:t>Статус бронирования должен быть виден другим пользователям (с возможностью скрытия деталей от владельца списка), чтобы предотвратить конфликты при выборе подарка.</w:t>
       </w:r>
     </w:p>
     <w:p>
@@ -4814,7 +4822,7 @@
         <w:pStyle w:val="af8"/>
         <w:numPr>
           <w:ilvl w:val="0"/>
-          <w:numId w:val="46"/>
+          <w:numId w:val="9"/>
         </w:numPr>
         <w:spacing w:after="0" w:line="360" w:lineRule="auto"/>
         <w:jc w:val="both"/>
@@ -4828,7 +4836,7 @@
           <w:rFonts w:ascii="Times New Roman" w:hAnsi="Times New Roman"/>
           <w:sz w:val="28"/>
         </w:rPr>
-        <w:t>Система должна осуществлять глобальный семантический поиск подарков по базе знаний, понимая смысловое содержание запроса, а не только точное совпадение ключевых слов.</w:t>
+        <w:t>Интеллектуальный поиск и генерация идей:</w:t>
       </w:r>
     </w:p>
     <w:p>
@@ -4836,7 +4844,7 @@
         <w:pStyle w:val="af8"/>
         <w:numPr>
           <w:ilvl w:val="0"/>
-          <w:numId w:val="46"/>
+          <w:numId w:val="19"/>
         </w:numPr>
         <w:spacing w:after="0" w:line="360" w:lineRule="auto"/>
         <w:jc w:val="both"/>
@@ -4850,7 +4858,7 @@
           <w:rFonts w:ascii="Times New Roman" w:hAnsi="Times New Roman"/>
           <w:sz w:val="28"/>
         </w:rPr>
-        <w:t>Система должна автоматически генерировать персонализированные идеи подарков для владельца списка на основе указанных им интересов и истории поведения.</w:t>
+        <w:t>Система должна осуществлять глобальный семантический поиск подарков по базе знаний, понимая смысловое содержание запроса, а не только точное совпадение ключевых слов.</w:t>
       </w:r>
     </w:p>
     <w:p>
@@ -4858,7 +4866,7 @@
         <w:pStyle w:val="af8"/>
         <w:numPr>
           <w:ilvl w:val="0"/>
-          <w:numId w:val="46"/>
+          <w:numId w:val="19"/>
         </w:numPr>
         <w:spacing w:after="0" w:line="360" w:lineRule="auto"/>
         <w:jc w:val="both"/>
@@ -4872,7 +4880,7 @@
           <w:rFonts w:ascii="Times New Roman" w:hAnsi="Times New Roman"/>
           <w:sz w:val="28"/>
         </w:rPr>
-        <w:t>При просмотре чужого списка система должна предлагать дарителям дополнительные рекомендации («Похожие подарки»), основанные на атрибутах товаров в списке.</w:t>
+        <w:t>Система должна автоматически генерировать персонализированные идеи подарков для владельца списка на основе указанных им интересов и истории поведения.</w:t>
       </w:r>
     </w:p>
     <w:p>
@@ -4880,7 +4888,7 @@
         <w:pStyle w:val="af8"/>
         <w:numPr>
           <w:ilvl w:val="0"/>
-          <w:numId w:val="20"/>
+          <w:numId w:val="19"/>
         </w:numPr>
         <w:spacing w:after="0" w:line="360" w:lineRule="auto"/>
         <w:jc w:val="both"/>
@@ -4894,6 +4902,28 @@
           <w:rFonts w:ascii="Times New Roman" w:hAnsi="Times New Roman"/>
           <w:sz w:val="28"/>
         </w:rPr>
+        <w:t>При просмотре чужого списка система должна предлагать дарителям дополнительные рекомендации («Похожие подарки»), основанные на атрибутах товаров в списке.</w:t>
+      </w:r>
+    </w:p>
+    <w:p>
+      <w:pPr>
+        <w:pStyle w:val="af8"/>
+        <w:numPr>
+          <w:ilvl w:val="0"/>
+          <w:numId w:val="9"/>
+        </w:numPr>
+        <w:spacing w:after="0" w:line="360" w:lineRule="auto"/>
+        <w:jc w:val="both"/>
+        <w:rPr>
+          <w:rFonts w:ascii="Times New Roman" w:hAnsi="Times New Roman"/>
+          <w:sz w:val="28"/>
+        </w:rPr>
+      </w:pPr>
+      <w:r>
+        <w:rPr>
+          <w:rFonts w:ascii="Times New Roman" w:hAnsi="Times New Roman"/>
+          <w:sz w:val="28"/>
+        </w:rPr>
         <w:t>Хранение и обработка данных:</w:t>
       </w:r>
     </w:p>
@@ -4902,7 +4932,7 @@
         <w:pStyle w:val="af8"/>
         <w:numPr>
           <w:ilvl w:val="1"/>
-          <w:numId w:val="45"/>
+          <w:numId w:val="18"/>
         </w:numPr>
         <w:spacing w:after="0" w:line="360" w:lineRule="auto"/>
         <w:ind w:left="1843"/>
@@ -4925,7 +4955,7 @@
         <w:pStyle w:val="af8"/>
         <w:numPr>
           <w:ilvl w:val="1"/>
-          <w:numId w:val="45"/>
+          <w:numId w:val="18"/>
         </w:numPr>
         <w:spacing w:after="0" w:line="360" w:lineRule="auto"/>
         <w:ind w:left="1843"/>
@@ -4966,7 +4996,7 @@
       <w:pPr>
         <w:numPr>
           <w:ilvl w:val="0"/>
-          <w:numId w:val="21"/>
+          <w:numId w:val="10"/>
         </w:numPr>
         <w:spacing w:after="0" w:line="360" w:lineRule="auto"/>
         <w:ind w:left="1134" w:hanging="567"/>
@@ -4988,7 +5018,7 @@
       <w:pPr>
         <w:numPr>
           <w:ilvl w:val="0"/>
-          <w:numId w:val="21"/>
+          <w:numId w:val="10"/>
         </w:numPr>
         <w:spacing w:after="0" w:line="360" w:lineRule="auto"/>
         <w:ind w:left="1134" w:hanging="567"/>
@@ -5010,7 +5040,7 @@
       <w:pPr>
         <w:numPr>
           <w:ilvl w:val="0"/>
-          <w:numId w:val="21"/>
+          <w:numId w:val="10"/>
         </w:numPr>
         <w:spacing w:after="0" w:line="360" w:lineRule="auto"/>
         <w:ind w:left="1134" w:hanging="567"/>
@@ -5052,7 +5082,7 @@
       <w:pPr>
         <w:numPr>
           <w:ilvl w:val="0"/>
-          <w:numId w:val="22"/>
+          <w:numId w:val="11"/>
         </w:numPr>
         <w:spacing w:after="0" w:line="360" w:lineRule="auto"/>
         <w:ind w:left="1134" w:hanging="567"/>
@@ -5074,7 +5104,7 @@
       <w:pPr>
         <w:numPr>
           <w:ilvl w:val="0"/>
-          <w:numId w:val="22"/>
+          <w:numId w:val="11"/>
         </w:numPr>
         <w:spacing w:after="0" w:line="360" w:lineRule="auto"/>
         <w:ind w:left="1134" w:hanging="567"/>
@@ -5096,7 +5126,7 @@
       <w:pPr>
         <w:numPr>
           <w:ilvl w:val="0"/>
-          <w:numId w:val="22"/>
+          <w:numId w:val="11"/>
         </w:numPr>
         <w:spacing w:after="0" w:line="360" w:lineRule="auto"/>
         <w:ind w:left="1134" w:hanging="567"/>
@@ -5547,7 +5577,7 @@
         <w:pStyle w:val="af8"/>
         <w:numPr>
           <w:ilvl w:val="0"/>
-          <w:numId w:val="8"/>
+          <w:numId w:val="6"/>
         </w:numPr>
         <w:spacing w:after="0" w:line="360" w:lineRule="auto"/>
         <w:ind w:left="851"/>
@@ -5570,7 +5600,7 @@
         <w:pStyle w:val="ab"/>
         <w:numPr>
           <w:ilvl w:val="0"/>
-          <w:numId w:val="8"/>
+          <w:numId w:val="6"/>
         </w:numPr>
         <w:ind w:left="851"/>
       </w:pPr>
@@ -5609,11 +5639,13 @@
     <w:p>
       <w:pPr>
         <w:pStyle w:val="a3"/>
-        <w:spacing w:before="240"/>
       </w:pPr>
       <w:bookmarkStart w:id="146" w:name="_Toc167839057"/>
       <w:r>
-        <w:t>Разработка структуры приложения</w:t>
+        <w:t>Разработка</w:t>
+      </w:r>
+      <w:r>
+        <w:t xml:space="preserve"> структуры приложения</w:t>
       </w:r>
       <w:bookmarkEnd w:id="146"/>
     </w:p>
@@ -5835,28 +5867,7 @@
         <w:t>клиентская часть интернет-приложения.</w:t>
       </w:r>
       <w:r>
-        <w:t xml:space="preserve"> </w:t>
-      </w:r>
-      <w:r>
-        <w:t xml:space="preserve">Этот компонент отвечает за отображение пользовательского интерфейса приложения и обеспечивает возможность взаимодействия пользователя с ним. Интернет-приложение реализует </w:t>
-      </w:r>
-      <w:r>
-        <w:t>4</w:t>
-      </w:r>
-      <w:r>
-        <w:t xml:space="preserve"> уровня </w:t>
-      </w:r>
-      <w:r>
-        <w:t>связи</w:t>
-      </w:r>
-      <w:r>
-        <w:t xml:space="preserve"> с пользовател</w:t>
-      </w:r>
-      <w:r>
-        <w:t>я и сервиса</w:t>
-      </w:r>
-      <w:r>
-        <w:t>.</w:t>
+        <w:t xml:space="preserve"> Этот компонент отвечает за отображение пользовательского интерфейса приложения и обеспечивает возможность взаимодействия пользователя с ним. Интернет-приложение реализует 4 уровня связи с пользователя и сервиса.</w:t>
       </w:r>
       <w:r>
         <w:rPr>
@@ -5983,119 +5994,83 @@
         <w:pStyle w:val="ab"/>
       </w:pPr>
       <w:r>
-        <w:t>Первый уровень</w:t>
-      </w:r>
-      <w:r>
-        <w:t>, или</w:t>
-      </w:r>
-      <w:r>
-        <w:t xml:space="preserve"> </w:t>
-      </w:r>
-      <w:r>
-        <w:t>г</w:t>
-      </w:r>
-      <w:r>
-        <w:t>остевой доступ</w:t>
+        <w:t>Первый уровень, или гостевой доступ, предназначен для неавторизованных посетителей. На этом этапе пользователю доступен ограниченный функционал: ознакомление с описанием сервиса, переход на публичные списки желаний в режиме «только чтение» (скрыты цены и контакты владельца), а также инициирование процесса авторизации через сторонние провайдеры.</w:t>
+      </w:r>
+    </w:p>
+    <w:p>
+      <w:pPr>
+        <w:pStyle w:val="ab"/>
+      </w:pPr>
+      <w:r>
+        <w:t>Второй уровень, или пользовательский режим дарител</w:t>
+      </w:r>
+      <w:r>
+        <w:t>я</w:t>
+      </w:r>
+      <w:r>
+        <w:t>, а</w:t>
+      </w:r>
+      <w:r>
+        <w:t>ктивируется после успешной авторизации. Пользователь получает полный доступ к функциям поиска и выбора подарков</w:t>
+      </w:r>
+      <w:r>
+        <w:t xml:space="preserve">: </w:t>
+      </w:r>
+      <w:r>
+        <w:t>глобальный семантический поиск по базе подарков, просмотр детальной информации о товарах в списках других пользователей, функция бронирования позиций</w:t>
+      </w:r>
+      <w:r>
+        <w:t xml:space="preserve">, </w:t>
+      </w:r>
+      <w:r>
+        <w:t xml:space="preserve">отметка об участии в совместном дарении. </w:t>
+      </w:r>
+    </w:p>
+    <w:p>
+      <w:pPr>
+        <w:pStyle w:val="ab"/>
+      </w:pPr>
+      <w:r>
+        <w:t>Третий уровень</w:t>
+      </w:r>
+      <w:r>
+        <w:t>, или уровень</w:t>
+      </w:r>
+      <w:r>
+        <w:t xml:space="preserve"> владельца списка</w:t>
       </w:r>
       <w:r>
         <w:t>, п</w:t>
       </w:r>
       <w:r>
-        <w:t>редназначен для неавторизованных посетителей. На этом этапе пользователю доступен ограниченный функционал: ознакомление с описанием сервиса, переход на публичные списки желаний в режиме «только чтение» (скрыты цены и контакты владельца), а также инициирование процесса авторизации через сторонние провайдеры.</w:t>
-      </w:r>
-    </w:p>
-    <w:p>
-      <w:pPr>
-        <w:pStyle w:val="ab"/>
-      </w:pPr>
-      <w:r>
-        <w:t>Второй уровень</w:t>
-      </w:r>
-      <w:r>
-        <w:t>,</w:t>
-      </w:r>
-      <w:r>
-        <w:t xml:space="preserve"> </w:t>
-      </w:r>
-      <w:r>
-        <w:t>или п</w:t>
-      </w:r>
-      <w:r>
-        <w:t xml:space="preserve">ользовательский режим </w:t>
-      </w:r>
-      <w:r>
-        <w:t>д</w:t>
-      </w:r>
-      <w:r>
-        <w:t>арител</w:t>
-      </w:r>
-      <w:r>
-        <w:t>я</w:t>
-      </w:r>
-      <w:r>
-        <w:t>, а</w:t>
-      </w:r>
-      <w:r>
-        <w:t>ктивируется после успешной авторизации. Пользователь получает полный доступ к функциям поиска и выбора подарков</w:t>
-      </w:r>
-      <w:r>
-        <w:t xml:space="preserve">: </w:t>
-      </w:r>
-      <w:r>
-        <w:t>глобальный семантический поиск по базе подарков, просмотр детальной информации о товарах в списках других пользователей, функция бронирования позиций</w:t>
-      </w:r>
-      <w:r>
-        <w:t xml:space="preserve">, </w:t>
-      </w:r>
-      <w:r>
-        <w:t xml:space="preserve">отметка об участии в совместном дарении. </w:t>
-      </w:r>
-    </w:p>
-    <w:p>
-      <w:pPr>
-        <w:pStyle w:val="ab"/>
-      </w:pPr>
-      <w:r>
-        <w:t>Третий уровень</w:t>
-      </w:r>
-      <w:r>
-        <w:t>, или уровень</w:t>
-      </w:r>
-      <w:r>
-        <w:t xml:space="preserve"> владельца списка</w:t>
+        <w:t xml:space="preserve">редоставляет расширенные права управления собственными данными. Владелец списка может создавать и </w:t>
+      </w:r>
+      <w:proofErr w:type="spellStart"/>
+      <w:r>
+        <w:t>кастомизировать</w:t>
+      </w:r>
+      <w:proofErr w:type="spellEnd"/>
+      <w:r>
+        <w:t xml:space="preserve"> новые списки событий, добавлять, редактировать или удалять карточки подарков, загружать изображения, устанавливать параметры видимости.</w:t>
+      </w:r>
+    </w:p>
+    <w:p>
+      <w:pPr>
+        <w:pStyle w:val="ab"/>
+      </w:pPr>
+      <w:r>
+        <w:t>Четвертый уровень</w:t>
+      </w:r>
+      <w:r>
+        <w:t>, или а</w:t>
+      </w:r>
+      <w:r>
+        <w:t>дминистративный режим</w:t>
       </w:r>
       <w:r>
         <w:t>, п</w:t>
       </w:r>
       <w:r>
-        <w:t xml:space="preserve">редоставляет расширенные права управления собственными данными. Владелец списка может создавать и </w:t>
-      </w:r>
-      <w:proofErr w:type="spellStart"/>
-      <w:r>
-        <w:t>кастомизировать</w:t>
-      </w:r>
-      <w:proofErr w:type="spellEnd"/>
-      <w:r>
-        <w:t xml:space="preserve"> новые списки событий, добавлять, редактировать или удалять карточки подарков, загружать изображения, устанавливать параметры видимости.</w:t>
-      </w:r>
-    </w:p>
-    <w:p>
-      <w:pPr>
-        <w:pStyle w:val="ab"/>
-      </w:pPr>
-      <w:r>
-        <w:t>Четвертый уровень</w:t>
-      </w:r>
-      <w:r>
-        <w:t>, или а</w:t>
-      </w:r>
-      <w:r>
-        <w:t>дминистративный режим</w:t>
-      </w:r>
-      <w:r>
-        <w:t>, п</w:t>
-      </w:r>
-      <w:r>
         <w:t>редназначен для модераторов системы. Включает инструменты управления глобальной базой знаний подарков, мониторинг активности пользователей и разрешение спорных ситуаций.</w:t>
       </w:r>
     </w:p>
@@ -6110,10 +6085,7 @@
         <w:t>. Сервер – серверная часть интернет-приложения.</w:t>
       </w:r>
       <w:r>
-        <w:t xml:space="preserve"> </w:t>
-      </w:r>
-      <w:r>
-        <w:t>Он выступает в роли посредника между клиентской частью, базой данных и интеллектуальным модулем, обеспечивая безопасность, валидацию данных и координацию всех процессов.</w:t>
+        <w:t xml:space="preserve"> Он выступает в роли посредника между клиентской частью, базой данных и интеллектуальным модулем, обеспечивая безопасность, валидацию данных и координацию всех процессов.</w:t>
       </w:r>
     </w:p>
     <w:p>
@@ -6215,39 +6187,15 @@
         <w:pStyle w:val="ab"/>
       </w:pPr>
       <w:r>
-        <w:t xml:space="preserve">Модуль </w:t>
-      </w:r>
-      <w:r>
-        <w:t>и</w:t>
-      </w:r>
-      <w:r>
-        <w:t>нициализации</w:t>
-      </w:r>
-      <w:r>
-        <w:t xml:space="preserve"> о</w:t>
-      </w:r>
-      <w:r>
-        <w:t>твечает за запуск приложения. При старте загружает переменные окружения, устанавливает асинхронные соединения с базой данных и регистрирует все необходимые зависимости для внедрения в контроллеры.</w:t>
-      </w:r>
-    </w:p>
-    <w:p>
-      <w:pPr>
-        <w:pStyle w:val="ab"/>
-      </w:pPr>
-      <w:r>
-        <w:t xml:space="preserve">Модуль </w:t>
-      </w:r>
-      <w:r>
-        <w:t>м</w:t>
-      </w:r>
-      <w:r>
-        <w:t xml:space="preserve">аршрутов </w:t>
-      </w:r>
-      <w:r>
-        <w:t>о</w:t>
-      </w:r>
-      <w:r>
-        <w:t xml:space="preserve">пределяет структуру API и точки входа. Маршруты группируются по функциональным областям: авторизация, списки, подарки, рекомендации. Каждый маршрут принимает запрос, </w:t>
+        <w:t>Модуль инициализации отвечает за запуск приложения. При старте загружает переменные окружения, устанавливает асинхронные соединения с базой данных и регистрирует все необходимые зависимости для внедрения в контроллеры.</w:t>
+      </w:r>
+    </w:p>
+    <w:p>
+      <w:pPr>
+        <w:pStyle w:val="ab"/>
+      </w:pPr>
+      <w:r>
+        <w:t xml:space="preserve">Модуль маршрутов определяет структуру API и точки входа. Маршруты группируются по функциональным областям: авторизация, списки, подарки, рекомендации. Каждый маршрут принимает запрос, </w:t>
       </w:r>
       <w:proofErr w:type="spellStart"/>
       <w:r>
@@ -6263,19 +6211,7 @@
         <w:pStyle w:val="ab"/>
       </w:pPr>
       <w:r>
-        <w:t xml:space="preserve">Модуль </w:t>
-      </w:r>
-      <w:r>
-        <w:t>б</w:t>
-      </w:r>
-      <w:r>
-        <w:t xml:space="preserve">езопасности </w:t>
-      </w:r>
-      <w:r>
-        <w:t>о</w:t>
-      </w:r>
-      <w:r>
-        <w:t>брабатывает процессы аутентификации и авторизации. Проверяет валидность токенов доступа, декодирует информацию о пользователе и определяет его права доступа.</w:t>
+        <w:t>Модуль безопасности обрабатывает процессы аутентификации и авторизации. Проверяет валидность токенов доступа, декодирует информацию о пользователе и определяет его права доступа.</w:t>
       </w:r>
     </w:p>
     <w:p>
@@ -6289,16 +6225,7 @@
         <w:t xml:space="preserve"> </w:t>
       </w:r>
       <w:r>
-        <w:t>к</w:t>
-      </w:r>
-      <w:r>
-        <w:t>онтроллеров</w:t>
-      </w:r>
-      <w:r>
-        <w:t xml:space="preserve"> с</w:t>
-      </w:r>
-      <w:r>
-        <w:t xml:space="preserve">одержит основную логику приложения. Здесь реализуются алгоритмы создания и редактирования списков, проверки условий </w:t>
+        <w:t xml:space="preserve">контроллеров содержит основную логику приложения. Здесь реализуются алгоритмы создания и редактирования списков, проверки условий </w:t>
       </w:r>
       <w:r>
         <w:lastRenderedPageBreak/>
@@ -6310,55 +6237,43 @@
         <w:pStyle w:val="ab"/>
       </w:pPr>
       <w:r>
+        <w:t xml:space="preserve">Модуль доступа к данным </w:t>
+      </w:r>
+      <w:r>
+        <w:t xml:space="preserve">обеспечивает взаимодействие приложения с </w:t>
+      </w:r>
+      <w:r>
+        <w:t>базой данных</w:t>
+      </w:r>
+      <w:r>
+        <w:t>. Он преобразует внутренние объекты приложения в команды для системы хранения данных и обратно. Также модуль гарантируя целостность данных: при возникновении ошибки все изменения в рамках одной операции откатываются.</w:t>
+      </w:r>
+    </w:p>
+    <w:p>
+      <w:pPr>
+        <w:pStyle w:val="ab"/>
+      </w:pPr>
+      <w:r>
+        <w:t>Обработчик интеллектуального модуля с</w:t>
+      </w:r>
+      <w:r>
+        <w:t>пециализированный подмодуль, отвечающий за коммуникацию с интеллектуальным модулем рекомендаций. Реализует механизм вызова</w:t>
+      </w:r>
+      <w:r>
+        <w:t>,</w:t>
+      </w:r>
+      <w:r>
+        <w:t xml:space="preserve"> передачу параметров и получение списка рекомендованных подарков.</w:t>
+      </w:r>
+    </w:p>
+    <w:p>
+      <w:pPr>
+        <w:pStyle w:val="ab"/>
+      </w:pPr>
+      <w:r>
         <w:t xml:space="preserve">Модуль </w:t>
       </w:r>
       <w:r>
-        <w:t>д</w:t>
-      </w:r>
-      <w:r>
-        <w:t xml:space="preserve">оступа к </w:t>
-      </w:r>
-      <w:r>
-        <w:t>д</w:t>
-      </w:r>
-      <w:r>
-        <w:t xml:space="preserve">анным </w:t>
-      </w:r>
-      <w:r>
-        <w:t xml:space="preserve">обеспечивает взаимодействие приложения с </w:t>
-      </w:r>
-      <w:r>
-        <w:t>базой данных</w:t>
-      </w:r>
-      <w:r>
-        <w:t>. Он преобразует внутренние объекты приложения в команды для системы хранения данных и обратно. Также модуль гарантируя целостность данных: при возникновении ошибки все изменения в рамках одной операции откатываются.</w:t>
-      </w:r>
-    </w:p>
-    <w:p>
-      <w:pPr>
-        <w:pStyle w:val="ab"/>
-      </w:pPr>
-      <w:r>
-        <w:t>Обработчик интеллектуального модуля с</w:t>
-      </w:r>
-      <w:r>
-        <w:t>пециализированный подмодуль, отвечающий за коммуникацию с интеллектуальным модулем рекомендаций. Реализует механизм вызова</w:t>
-      </w:r>
-      <w:r>
-        <w:t>,</w:t>
-      </w:r>
-      <w:r>
-        <w:t xml:space="preserve"> передачу параметров и получение списка рекомендованных подарков.</w:t>
-      </w:r>
-    </w:p>
-    <w:p>
-      <w:pPr>
-        <w:pStyle w:val="ab"/>
-      </w:pPr>
-      <w:r>
-        <w:t xml:space="preserve">Модуль </w:t>
-      </w:r>
-      <w:r>
         <w:t>о</w:t>
       </w:r>
       <w:r>
@@ -6388,18 +6303,2672 @@
         <w:pStyle w:val="ab"/>
       </w:pPr>
       <w:r>
-        <w:t xml:space="preserve">4. Интеллектуальный модуль - </w:t>
-      </w:r>
-    </w:p>
-    <w:p>
-      <w:pPr>
-        <w:pStyle w:val="ab"/>
+        <w:t xml:space="preserve">4. Интеллектуальный модуль </w:t>
+      </w:r>
+      <w:r>
+        <w:t>–</w:t>
+      </w:r>
+      <w:r>
+        <w:t xml:space="preserve"> </w:t>
+      </w:r>
+      <w:r>
+        <w:t>это выделенный программный компонент, отвечающий за генерацию персонализированных рекомендаций, семантический поиск подарков и анализ предпочтений пользователей</w:t>
+      </w:r>
+      <w:r>
+        <w:t>.</w:t>
+      </w:r>
+    </w:p>
+    <w:p>
+      <w:pPr>
+        <w:pStyle w:val="ab"/>
+        <w:keepNext/>
         <w:ind w:firstLine="0"/>
         <w:jc w:val="center"/>
       </w:pPr>
+      <w:r>
+        <w:rPr>
+          <w:noProof/>
+        </w:rPr>
+        <w:lastRenderedPageBreak/>
+        <w:drawing>
+          <wp:inline distT="0" distB="0" distL="0" distR="0" wp14:anchorId="46195D7E" wp14:editId="7A325D4B">
+            <wp:extent cx="2810933" cy="4341154"/>
+            <wp:effectExtent l="0" t="0" r="8890" b="2540"/>
+            <wp:docPr id="11" name="Рисунок 11"/>
+            <wp:cNvGraphicFramePr>
+              <a:graphicFrameLocks xmlns:a="http://schemas.openxmlformats.org/drawingml/2006/main" noChangeAspect="1"/>
+            </wp:cNvGraphicFramePr>
+            <a:graphic xmlns:a="http://schemas.openxmlformats.org/drawingml/2006/main">
+              <a:graphicData uri="http://schemas.openxmlformats.org/drawingml/2006/picture">
+                <pic:pic xmlns:pic="http://schemas.openxmlformats.org/drawingml/2006/picture">
+                  <pic:nvPicPr>
+                    <pic:cNvPr id="0" name="Picture 1"/>
+                    <pic:cNvPicPr>
+                      <a:picLocks noChangeAspect="1" noChangeArrowheads="1"/>
+                    </pic:cNvPicPr>
+                  </pic:nvPicPr>
+                  <pic:blipFill>
+                    <a:blip r:embed="rId18">
+                      <a:extLst>
+                        <a:ext uri="{28A0092B-C50C-407E-A947-70E740481C1C}">
+                          <a14:useLocalDpi xmlns:a14="http://schemas.microsoft.com/office/drawing/2010/main" val="0"/>
+                        </a:ext>
+                      </a:extLst>
+                    </a:blip>
+                    <a:srcRect/>
+                    <a:stretch>
+                      <a:fillRect/>
+                    </a:stretch>
+                  </pic:blipFill>
+                  <pic:spPr bwMode="auto">
+                    <a:xfrm>
+                      <a:off x="0" y="0"/>
+                      <a:ext cx="2819017" cy="4353639"/>
+                    </a:xfrm>
+                    <a:prstGeom prst="rect">
+                      <a:avLst/>
+                    </a:prstGeom>
+                    <a:noFill/>
+                    <a:ln>
+                      <a:noFill/>
+                    </a:ln>
+                  </pic:spPr>
+                </pic:pic>
+              </a:graphicData>
+            </a:graphic>
+          </wp:inline>
+        </w:drawing>
+      </w:r>
+    </w:p>
+    <w:p>
+      <w:pPr>
+        <w:pStyle w:val="affa"/>
+      </w:pPr>
+      <w:r>
+        <w:t xml:space="preserve">Рис. </w:t>
+      </w:r>
+      <w:r>
+        <w:fldChar w:fldCharType="begin"/>
+      </w:r>
+      <w:r>
+        <w:instrText xml:space="preserve"> SEQ Рис. \* ARABIC </w:instrText>
+      </w:r>
+      <w:r>
+        <w:fldChar w:fldCharType="separate"/>
+      </w:r>
+      <w:r>
+        <w:rPr>
+          <w:noProof/>
+        </w:rPr>
+        <w:t>10</w:t>
+      </w:r>
+      <w:r>
+        <w:fldChar w:fldCharType="end"/>
+      </w:r>
+      <w:r>
+        <w:t>. Архитектура интеллектуального модуля</w:t>
+      </w:r>
+    </w:p>
+    <w:p>
+      <w:pPr>
+        <w:pStyle w:val="ab"/>
+      </w:pPr>
+      <w:r>
+        <w:t xml:space="preserve">Менеджер </w:t>
+      </w:r>
+      <w:r>
+        <w:t>з</w:t>
+      </w:r>
+      <w:r>
+        <w:t xml:space="preserve">агрузки </w:t>
+      </w:r>
+      <w:r>
+        <w:t>м</w:t>
+      </w:r>
+      <w:r>
+        <w:t xml:space="preserve">оделей </w:t>
+      </w:r>
+      <w:r>
+        <w:t>о</w:t>
+      </w:r>
+      <w:r>
+        <w:t xml:space="preserve">твечает за инициализацию тяжеловесных компонентов при старте сервиса. Загружает </w:t>
+      </w:r>
+      <w:proofErr w:type="spellStart"/>
+      <w:r>
+        <w:t>предобученные</w:t>
+      </w:r>
+      <w:proofErr w:type="spellEnd"/>
+      <w:r>
+        <w:t xml:space="preserve"> файлы моделей из файлового хранилища в оперативную память.</w:t>
+      </w:r>
+    </w:p>
+    <w:p>
+      <w:pPr>
+        <w:pStyle w:val="ab"/>
+      </w:pPr>
+      <w:r>
+        <w:t xml:space="preserve">Модуль </w:t>
+      </w:r>
+      <w:r>
+        <w:t>о</w:t>
+      </w:r>
+      <w:r>
+        <w:t xml:space="preserve">бработки </w:t>
+      </w:r>
+      <w:r>
+        <w:t>д</w:t>
+      </w:r>
+      <w:r>
+        <w:t xml:space="preserve">анных </w:t>
+      </w:r>
+      <w:r>
+        <w:t>п</w:t>
+      </w:r>
+      <w:r>
+        <w:t xml:space="preserve">олучает </w:t>
+      </w:r>
+      <w:r>
+        <w:t xml:space="preserve">необработанные </w:t>
+      </w:r>
+      <w:r>
+        <w:t>данные из базы данных. Выполняет очистку от шума, фильтрацию неактивных записей и нормализацию числовых признаков. Подготавливает матрицу взаимодействий «Пользователь–Подарок» для алгоритмов.</w:t>
+      </w:r>
+    </w:p>
+    <w:p>
+      <w:pPr>
+        <w:pStyle w:val="ab"/>
+      </w:pPr>
+      <w:r>
+        <w:t xml:space="preserve">Модуль </w:t>
+      </w:r>
+      <w:r>
+        <w:t>в</w:t>
+      </w:r>
+      <w:r>
+        <w:t xml:space="preserve">екторизации </w:t>
+      </w:r>
+      <w:r>
+        <w:t>и</w:t>
+      </w:r>
+      <w:r>
+        <w:t xml:space="preserve">спользует модель </w:t>
+      </w:r>
+      <w:proofErr w:type="spellStart"/>
+      <w:r>
+        <w:t>Sentence-Transformers</w:t>
+      </w:r>
+      <w:proofErr w:type="spellEnd"/>
+      <w:r>
+        <w:t xml:space="preserve"> для преобразования текстовых описаний подарков и интересов пользователя в плотные числовые векторы. Позволяет перевести семантический смысл текста в математическую форму, пригодную для сравнения и поиска близости в векторном пространстве.</w:t>
+      </w:r>
+    </w:p>
+    <w:p>
+      <w:pPr>
+        <w:pStyle w:val="ab"/>
+      </w:pPr>
+      <w:r>
+        <w:t xml:space="preserve">Ядро </w:t>
+      </w:r>
+      <w:r>
+        <w:t>р</w:t>
+      </w:r>
+      <w:r>
+        <w:t>екомендаций</w:t>
+      </w:r>
+      <w:r>
+        <w:t xml:space="preserve"> –</w:t>
+      </w:r>
+      <w:r>
+        <w:t xml:space="preserve"> </w:t>
+      </w:r>
+      <w:r>
+        <w:t>ц</w:t>
+      </w:r>
+      <w:r>
+        <w:t xml:space="preserve">ентральный вычислительный блок на базе библиотеки </w:t>
+      </w:r>
+      <w:proofErr w:type="spellStart"/>
+      <w:r>
+        <w:t>LightFM</w:t>
+      </w:r>
+      <w:proofErr w:type="spellEnd"/>
+      <w:r>
+        <w:t xml:space="preserve">. Объединяет данные от предыдущих модулей и запускает процесс </w:t>
+      </w:r>
+      <w:r>
+        <w:lastRenderedPageBreak/>
+        <w:t>предсказания. Принимает на вход вектор пользователя и матрицу предметов, выдавая оценку вероятности интереса для каждого кандидата.</w:t>
+      </w:r>
+    </w:p>
+    <w:p>
+      <w:pPr>
+        <w:pStyle w:val="ab"/>
+      </w:pPr>
+      <w:r>
+        <w:t xml:space="preserve">Алгоритм </w:t>
+      </w:r>
+      <w:proofErr w:type="spellStart"/>
+      <w:r>
+        <w:t>к</w:t>
+      </w:r>
+      <w:r>
+        <w:t>оллаборативной</w:t>
+      </w:r>
+      <w:proofErr w:type="spellEnd"/>
+      <w:r>
+        <w:t xml:space="preserve"> фильтрации </w:t>
+      </w:r>
+      <w:r>
+        <w:t>п</w:t>
+      </w:r>
+      <w:r>
+        <w:t>одмодуль ядра, анализирующий поведение похожих пользователей. Если пользователь А и пользователь Б имеют схожие списки желаний, система предложит пользователю А те подарки, которые понравились пользователю Б, но еще не известны первому. Работает на основе матрицы скрытых факторов.</w:t>
+      </w:r>
+    </w:p>
+    <w:p>
+      <w:pPr>
+        <w:pStyle w:val="ab"/>
+      </w:pPr>
+      <w:r>
+        <w:t xml:space="preserve">Алгоритм </w:t>
+      </w:r>
+      <w:r>
+        <w:t>к</w:t>
+      </w:r>
+      <w:r>
+        <w:t>онтентной фильтрации</w:t>
+      </w:r>
+      <w:r>
+        <w:t xml:space="preserve"> п</w:t>
+      </w:r>
+      <w:r>
+        <w:t>одмодуль ядра, анализирующий атрибуты самих подарков. Сравнивает векторы интересов пользователя с векторами описаний и тегов подарков. Позволяет рекомендовать новые товары, у которых еще нет истории взаимодействий, основываясь только на их содержании.</w:t>
+      </w:r>
+    </w:p>
+    <w:p>
+      <w:pPr>
+        <w:pStyle w:val="ab"/>
+      </w:pPr>
+      <w:r>
+        <w:t xml:space="preserve">Ранжирующий </w:t>
+      </w:r>
+      <w:r>
+        <w:t>а</w:t>
+      </w:r>
+      <w:r>
+        <w:t xml:space="preserve">грегатор </w:t>
+      </w:r>
+      <w:r>
+        <w:t>о</w:t>
+      </w:r>
+      <w:r>
+        <w:t xml:space="preserve">бъединяет результаты работы </w:t>
+      </w:r>
+      <w:proofErr w:type="spellStart"/>
+      <w:r>
+        <w:t>коллаборативного</w:t>
+      </w:r>
+      <w:proofErr w:type="spellEnd"/>
+      <w:r>
+        <w:t xml:space="preserve"> и контентного алгоритмов. Присваивает итоговый вес каждому подарку, применяет бизнес-правила и формирует единый отсортированный список рекомендаций.</w:t>
+      </w:r>
+    </w:p>
+    <w:p>
+      <w:pPr>
+        <w:pStyle w:val="ab"/>
+      </w:pPr>
+      <w:r>
+        <w:t xml:space="preserve">Интерфейс </w:t>
+      </w:r>
+      <w:r>
+        <w:t>о</w:t>
+      </w:r>
+      <w:r>
+        <w:t xml:space="preserve">тдачи </w:t>
+      </w:r>
+      <w:r>
+        <w:t>р</w:t>
+      </w:r>
+      <w:r>
+        <w:t xml:space="preserve">езультата </w:t>
+      </w:r>
+      <w:r>
+        <w:t>п</w:t>
+      </w:r>
+      <w:r>
+        <w:t xml:space="preserve">реобразует внутренний список ID подарков и их </w:t>
+      </w:r>
+      <w:r>
+        <w:t>оценку вероятности</w:t>
+      </w:r>
+      <w:r>
+        <w:t xml:space="preserve"> в формат, ожидаемый </w:t>
+      </w:r>
+      <w:r>
+        <w:t>«с</w:t>
+      </w:r>
+      <w:r>
+        <w:t>ервером</w:t>
+      </w:r>
+      <w:r>
+        <w:t>»</w:t>
+      </w:r>
+      <w:r>
+        <w:t>. Отсекает лишние технические данные, оставляя только идентификаторы и краткие метаданные для отображения клиенту.</w:t>
+      </w:r>
+    </w:p>
+    <w:p>
+      <w:pPr>
+        <w:pStyle w:val="ab"/>
+      </w:pPr>
+      <w:r>
+        <w:t xml:space="preserve">6. База данных является центральным хранилищем всей информации системы и основным связующим звеном между «Сервером» и «Интеллектуальным модулем». Помимо стандартных функций хранения реляционных данных, СУБД </w:t>
+      </w:r>
+      <w:proofErr w:type="spellStart"/>
+      <w:r>
+        <w:t>PostgreSQL</w:t>
+      </w:r>
+      <w:proofErr w:type="spellEnd"/>
+      <w:r>
+        <w:t xml:space="preserve"> с расширением </w:t>
+      </w:r>
+      <w:proofErr w:type="spellStart"/>
+      <w:r>
+        <w:t>pgvector</w:t>
+      </w:r>
+      <w:proofErr w:type="spellEnd"/>
+      <w:r>
+        <w:t xml:space="preserve"> выполняет роль векторного хранилища для работы алгоритмов машинного обучения.</w:t>
+      </w:r>
+    </w:p>
+    <w:p>
+      <w:pPr>
+        <w:pStyle w:val="ab"/>
+      </w:pPr>
+      <w:r>
+        <w:t>В базе данных хранятся данные об пользователях, списках желаний и подарков, статусы бронирования, системные данные.</w:t>
+      </w:r>
+    </w:p>
+    <w:p>
+      <w:pPr>
+        <w:pStyle w:val="a3"/>
+        <w:spacing w:before="240"/>
+      </w:pPr>
+      <w:bookmarkStart w:id="148" w:name="_Toc167839058"/>
+      <w:r>
+        <w:t>Разработка</w:t>
+      </w:r>
+      <w:r>
+        <w:t xml:space="preserve"> алгоритмов обработки информации</w:t>
+      </w:r>
+      <w:bookmarkEnd w:id="148"/>
+    </w:p>
+    <w:p>
+      <w:pPr>
+        <w:pStyle w:val="ab"/>
+      </w:pPr>
+      <w:r>
+        <w:t>В качестве алгоритмов обработки информации были созданы</w:t>
+      </w:r>
+      <w:r>
+        <w:t xml:space="preserve"> </w:t>
+      </w:r>
+    </w:p>
+    <w:p>
+      <w:pPr>
+        <w:pStyle w:val="ab"/>
+        <w:numPr>
+          <w:ilvl w:val="0"/>
+          <w:numId w:val="24"/>
+        </w:numPr>
+      </w:pPr>
+      <w:r>
+        <w:t>Алгоритм авторизации пользователя через внешнего провайдера</w:t>
+      </w:r>
+    </w:p>
+    <w:p>
+      <w:pPr>
+        <w:pStyle w:val="ab"/>
+        <w:numPr>
+          <w:ilvl w:val="0"/>
+          <w:numId w:val="24"/>
+        </w:numPr>
+      </w:pPr>
+      <w:r>
+        <w:lastRenderedPageBreak/>
+        <w:t xml:space="preserve">Алгоритм создания и кастомизации списка желаний </w:t>
+      </w:r>
+    </w:p>
+    <w:p>
+      <w:pPr>
+        <w:pStyle w:val="ab"/>
+        <w:numPr>
+          <w:ilvl w:val="0"/>
+          <w:numId w:val="24"/>
+        </w:numPr>
+      </w:pPr>
+      <w:r>
+        <w:t>Добавление и редактирование Карточки подарка</w:t>
+      </w:r>
+    </w:p>
+    <w:p>
+      <w:pPr>
+        <w:pStyle w:val="ab"/>
+        <w:numPr>
+          <w:ilvl w:val="0"/>
+          <w:numId w:val="24"/>
+        </w:numPr>
+      </w:pPr>
+      <w:r>
+        <w:t>Универсальный процесс сохранения сущности</w:t>
+      </w:r>
+    </w:p>
+    <w:p>
+      <w:pPr>
+        <w:pStyle w:val="ab"/>
+        <w:numPr>
+          <w:ilvl w:val="0"/>
+          <w:numId w:val="24"/>
+        </w:numPr>
+      </w:pPr>
+      <w:r>
+        <w:t>Алгоритм бронирования подарка с поддержкой совместного дарения</w:t>
+      </w:r>
+    </w:p>
+    <w:p>
+      <w:pPr>
+        <w:pStyle w:val="ab"/>
+        <w:numPr>
+          <w:ilvl w:val="0"/>
+          <w:numId w:val="24"/>
+        </w:numPr>
+      </w:pPr>
+      <w:r>
+        <w:t>Алгоритм генерации персонализированных</w:t>
+      </w:r>
+      <w:r>
+        <w:t xml:space="preserve"> рекомендаций</w:t>
+      </w:r>
+    </w:p>
+    <w:p>
+      <w:pPr>
+        <w:pStyle w:val="ab"/>
+      </w:pPr>
+      <w:r>
+        <w:t xml:space="preserve">1. </w:t>
+      </w:r>
+      <w:r>
+        <w:t>Алгоритм реализует механизм безопасной аутентификации без использования паролей, полагаясь на криптографическую подпись данных от</w:t>
+      </w:r>
+      <w:r>
+        <w:t xml:space="preserve"> стороннего сервиса (социальная сеть, мессенджер и так далее)</w:t>
+      </w:r>
+      <w:r>
+        <w:t>. Процесс можно разделить на три этапа: формирование запроса на клиенте, криптографическая верификация на сервере и управление сессией.</w:t>
+      </w:r>
+    </w:p>
+    <w:p>
+      <w:pPr>
+        <w:pStyle w:val="ab"/>
+        <w:keepNext/>
+        <w:ind w:firstLine="0"/>
+        <w:jc w:val="center"/>
+      </w:pPr>
+      <w:r>
+        <w:rPr>
+          <w:noProof/>
+        </w:rPr>
+        <w:drawing>
+          <wp:inline distT="0" distB="0" distL="0" distR="0" wp14:anchorId="7C5B43B1" wp14:editId="08B66E04">
+            <wp:extent cx="2159000" cy="5469814"/>
+            <wp:effectExtent l="0" t="0" r="0" b="0"/>
+            <wp:docPr id="12" name="Рисунок 12"/>
+            <wp:cNvGraphicFramePr>
+              <a:graphicFrameLocks xmlns:a="http://schemas.openxmlformats.org/drawingml/2006/main" noChangeAspect="1"/>
+            </wp:cNvGraphicFramePr>
+            <a:graphic xmlns:a="http://schemas.openxmlformats.org/drawingml/2006/main">
+              <a:graphicData uri="http://schemas.openxmlformats.org/drawingml/2006/picture">
+                <pic:pic xmlns:pic="http://schemas.openxmlformats.org/drawingml/2006/picture">
+                  <pic:nvPicPr>
+                    <pic:cNvPr id="0" name="Picture 1"/>
+                    <pic:cNvPicPr>
+                      <a:picLocks noChangeAspect="1" noChangeArrowheads="1"/>
+                    </pic:cNvPicPr>
+                  </pic:nvPicPr>
+                  <pic:blipFill>
+                    <a:blip r:embed="rId19">
+                      <a:extLst>
+                        <a:ext uri="{28A0092B-C50C-407E-A947-70E740481C1C}">
+                          <a14:useLocalDpi xmlns:a14="http://schemas.microsoft.com/office/drawing/2010/main" val="0"/>
+                        </a:ext>
+                      </a:extLst>
+                    </a:blip>
+                    <a:srcRect/>
+                    <a:stretch>
+                      <a:fillRect/>
+                    </a:stretch>
+                  </pic:blipFill>
+                  <pic:spPr bwMode="auto">
+                    <a:xfrm>
+                      <a:off x="0" y="0"/>
+                      <a:ext cx="2188162" cy="5543697"/>
+                    </a:xfrm>
+                    <a:prstGeom prst="rect">
+                      <a:avLst/>
+                    </a:prstGeom>
+                    <a:noFill/>
+                    <a:ln>
+                      <a:noFill/>
+                    </a:ln>
+                  </pic:spPr>
+                </pic:pic>
+              </a:graphicData>
+            </a:graphic>
+          </wp:inline>
+        </w:drawing>
+      </w:r>
+    </w:p>
+    <w:p>
+      <w:pPr>
+        <w:pStyle w:val="affa"/>
+      </w:pPr>
+      <w:r>
+        <w:t xml:space="preserve">Рис. </w:t>
+      </w:r>
+      <w:r>
+        <w:fldChar w:fldCharType="begin"/>
+      </w:r>
+      <w:r>
+        <w:instrText xml:space="preserve"> SEQ Рис. \* ARABIC </w:instrText>
+      </w:r>
+      <w:r>
+        <w:fldChar w:fldCharType="separate"/>
+      </w:r>
+      <w:r>
+        <w:rPr>
+          <w:noProof/>
+        </w:rPr>
+        <w:t>11</w:t>
+      </w:r>
+      <w:r>
+        <w:fldChar w:fldCharType="end"/>
+      </w:r>
+      <w:r>
+        <w:t>. Алгоритм авторизации</w:t>
+      </w:r>
+    </w:p>
+    <w:p>
+      <w:pPr>
+        <w:pStyle w:val="ab"/>
+      </w:pPr>
+      <w:r>
+        <w:lastRenderedPageBreak/>
+        <w:t>При запуске приложения внутри среды провайдера, клиентская библиотека автоматически запрашивает данные о текущем пользователе. Провайдер формирует</w:t>
+      </w:r>
+      <w:r>
+        <w:t xml:space="preserve"> специальную</w:t>
+      </w:r>
+      <w:r>
+        <w:t xml:space="preserve"> строку, которая </w:t>
+      </w:r>
+      <w:r>
+        <w:t xml:space="preserve">зачастую </w:t>
+      </w:r>
+      <w:r>
+        <w:t>включает в себя:</w:t>
+      </w:r>
+    </w:p>
+    <w:p>
+      <w:pPr>
+        <w:pStyle w:val="ab"/>
+        <w:numPr>
+          <w:ilvl w:val="0"/>
+          <w:numId w:val="23"/>
+        </w:numPr>
+      </w:pPr>
+      <w:r>
+        <w:t>Идентификатор пользователя (</w:t>
+      </w:r>
+      <w:proofErr w:type="spellStart"/>
+      <w:r>
+        <w:t>id</w:t>
+      </w:r>
+      <w:proofErr w:type="spellEnd"/>
+      <w:r>
+        <w:t>): Уникальный номер аккаунта в системе провайдера.</w:t>
+      </w:r>
+    </w:p>
+    <w:p>
+      <w:pPr>
+        <w:pStyle w:val="ab"/>
+        <w:numPr>
+          <w:ilvl w:val="0"/>
+          <w:numId w:val="23"/>
+        </w:numPr>
+      </w:pPr>
+      <w:r>
+        <w:t xml:space="preserve">Персональные данные: Имя, фамилия, </w:t>
+      </w:r>
+      <w:proofErr w:type="spellStart"/>
+      <w:r>
+        <w:t>username</w:t>
+      </w:r>
+      <w:proofErr w:type="spellEnd"/>
+      <w:r>
+        <w:t xml:space="preserve"> и ссылка на аватар.</w:t>
+      </w:r>
+    </w:p>
+    <w:p>
+      <w:pPr>
+        <w:pStyle w:val="ab"/>
+        <w:numPr>
+          <w:ilvl w:val="0"/>
+          <w:numId w:val="23"/>
+        </w:numPr>
+      </w:pPr>
+      <w:r>
+        <w:t>Временная метка (</w:t>
+      </w:r>
+      <w:proofErr w:type="spellStart"/>
+      <w:r>
+        <w:t>auth_date</w:t>
+      </w:r>
+      <w:proofErr w:type="spellEnd"/>
+      <w:r>
+        <w:t>): UNIX-время момента генерации данных.</w:t>
+      </w:r>
+    </w:p>
+    <w:p>
+      <w:pPr>
+        <w:pStyle w:val="ab"/>
+        <w:numPr>
+          <w:ilvl w:val="0"/>
+          <w:numId w:val="23"/>
+        </w:numPr>
+      </w:pPr>
+      <w:r>
+        <w:t>Хэш-подпись (</w:t>
+      </w:r>
+      <w:proofErr w:type="spellStart"/>
+      <w:r>
+        <w:t>hash</w:t>
+      </w:r>
+      <w:proofErr w:type="spellEnd"/>
+      <w:r>
+        <w:t>): Криптографическая подпись всех вышеперечисленных параметров, созданная с использованием секретного токена бота (HMAC-SHA256).</w:t>
+      </w:r>
+    </w:p>
+    <w:p>
+      <w:pPr>
+        <w:pStyle w:val="ab"/>
+      </w:pPr>
+      <w:r>
+        <w:t>Клиентское приложение не имеет доступа к секретному токену и не может изменить эти данные без нарушения подписи. Сформированная строка передается на сервер приложения через защищенный HTTPS-запрос.</w:t>
+      </w:r>
+    </w:p>
+    <w:p>
+      <w:pPr>
+        <w:pStyle w:val="ab"/>
+      </w:pPr>
+      <w:r>
+        <w:t xml:space="preserve">Получив запрос, </w:t>
+      </w:r>
+      <w:r>
+        <w:t>с</w:t>
+      </w:r>
+      <w:r>
+        <w:t>ервер</w:t>
+      </w:r>
+      <w:r>
+        <w:t>ная сторона приложения</w:t>
+      </w:r>
+      <w:r>
+        <w:t xml:space="preserve"> выполняет строгую процедуру проверки подлинности</w:t>
+      </w:r>
+      <w:r>
+        <w:t>. Переданная специальная с</w:t>
+      </w:r>
+      <w:r>
+        <w:t xml:space="preserve">трока разбивается на пары ключ-значение. Отдельно извлекаются поле </w:t>
+      </w:r>
+      <w:proofErr w:type="spellStart"/>
+      <w:r>
+        <w:t>hash</w:t>
+      </w:r>
+      <w:proofErr w:type="spellEnd"/>
+      <w:r>
+        <w:t xml:space="preserve"> и остальные параметры данных.</w:t>
+      </w:r>
+      <w:r>
+        <w:t xml:space="preserve"> </w:t>
+      </w:r>
+      <w:r>
+        <w:t xml:space="preserve">Параметры данных сортируются в лексикографическом порядке и соединяются в одну строку формата </w:t>
+      </w:r>
+      <w:proofErr w:type="spellStart"/>
+      <w:r>
+        <w:t>key</w:t>
+      </w:r>
+      <w:proofErr w:type="spellEnd"/>
+      <w:r>
+        <w:t>=</w:t>
+      </w:r>
+      <w:proofErr w:type="spellStart"/>
+      <w:r>
+        <w:t>value</w:t>
+      </w:r>
+      <w:proofErr w:type="spellEnd"/>
+      <w:r>
+        <w:t>, разделенные символом новой строки (\n).</w:t>
+      </w:r>
+      <w:r>
+        <w:t xml:space="preserve"> </w:t>
+      </w:r>
+    </w:p>
+    <w:p>
+      <w:pPr>
+        <w:pStyle w:val="ab"/>
+      </w:pPr>
+      <w:r>
+        <w:t>Из токена бота</w:t>
+      </w:r>
+      <w:r>
+        <w:t xml:space="preserve"> (</w:t>
+      </w:r>
+      <w:r>
+        <w:t>криптографический ключ доверия</w:t>
+      </w:r>
+      <w:r>
+        <w:t>)</w:t>
+      </w:r>
+      <w:r>
+        <w:t xml:space="preserve"> формируется специальный ключ подписи данных с помощью алгоритма HMAC-SHA256.</w:t>
+      </w:r>
+      <w:r>
+        <w:t xml:space="preserve"> </w:t>
+      </w:r>
+      <w:r>
+        <w:t>Полученный ключ используется для вычисления хэша от ранее собранной строки данных.</w:t>
+      </w:r>
+      <w:r>
+        <w:t xml:space="preserve"> </w:t>
+      </w:r>
+    </w:p>
+    <w:p>
+      <w:pPr>
+        <w:pStyle w:val="ab"/>
+      </w:pPr>
+      <w:r>
+        <w:t>Вычисленный сервером хэш сравнивается</w:t>
+      </w:r>
+      <w:r>
+        <w:t xml:space="preserve"> по битам</w:t>
+      </w:r>
+      <w:r>
+        <w:t xml:space="preserve"> с хэшем, полученным от клиента.</w:t>
+      </w:r>
+      <w:r>
+        <w:t xml:space="preserve"> Если нет совпадения, то а</w:t>
+      </w:r>
+      <w:r>
+        <w:t>лгоритм немедленно прерывается, возвращается ошибка авторизации. Это означает попытку подделки данных (например, пользователь пытается выдать себя за другого, изменив ID вручную).</w:t>
+      </w:r>
+      <w:r>
+        <w:t xml:space="preserve"> Иначе п</w:t>
+      </w:r>
+      <w:r>
+        <w:t>одтверждается, что данные действительно сгенерированы провайдером и не были изменены в пути.</w:t>
+      </w:r>
+    </w:p>
+    <w:p>
+      <w:pPr>
+        <w:pStyle w:val="ab"/>
+      </w:pPr>
+      <w:r>
+        <w:lastRenderedPageBreak/>
+        <w:t>После успешной криптографической проверки алгоритм переходит к логическому контролю</w:t>
+      </w:r>
+      <w:r>
+        <w:t xml:space="preserve">. </w:t>
+      </w:r>
+      <w:r>
+        <w:t xml:space="preserve">Сервер сравнивает текущее время с параметром </w:t>
+      </w:r>
+      <w:proofErr w:type="spellStart"/>
+      <w:r>
+        <w:t>auth_date</w:t>
+      </w:r>
+      <w:proofErr w:type="spellEnd"/>
+      <w:r>
+        <w:t>. Если разница превышает установленный лимит (например, 24 часа или 5 минут для повышенной безопасности), запрос отклоняется. Это предотвращает повторное использование старых перехваченных токенов.</w:t>
+      </w:r>
+    </w:p>
+    <w:p>
+      <w:pPr>
+        <w:pStyle w:val="ab"/>
+      </w:pPr>
+      <w:r>
+        <w:t>Далее с</w:t>
+      </w:r>
+      <w:r>
+        <w:t xml:space="preserve">истема выполняет запрос к базе данных по уникальному </w:t>
+      </w:r>
+      <w:proofErr w:type="spellStart"/>
+      <w:r>
+        <w:t>id</w:t>
+      </w:r>
+      <w:proofErr w:type="spellEnd"/>
+      <w:r>
+        <w:t xml:space="preserve"> провайдера.</w:t>
+      </w:r>
+      <w:r>
+        <w:t xml:space="preserve"> </w:t>
+      </w:r>
+      <w:r>
+        <w:t>Если пользователь найден</w:t>
+      </w:r>
+      <w:r>
+        <w:t>, то</w:t>
+      </w:r>
+      <w:r>
+        <w:t xml:space="preserve"> </w:t>
+      </w:r>
+      <w:r>
+        <w:t>о</w:t>
+      </w:r>
+      <w:r>
+        <w:t>бновляются его публичные данные</w:t>
+      </w:r>
+      <w:r>
+        <w:t xml:space="preserve">, </w:t>
+      </w:r>
+      <w:r>
+        <w:t>так как пользователь мог их сменить в</w:t>
+      </w:r>
+      <w:r>
+        <w:t xml:space="preserve"> стороннем сервисе</w:t>
+      </w:r>
+      <w:r>
+        <w:t>.</w:t>
+      </w:r>
+      <w:r>
+        <w:t xml:space="preserve"> </w:t>
+      </w:r>
+      <w:r>
+        <w:t>Если пользователь не найден</w:t>
+      </w:r>
+      <w:r>
+        <w:t>, тогда</w:t>
+      </w:r>
+      <w:r>
+        <w:t xml:space="preserve"> </w:t>
+      </w:r>
+      <w:r>
+        <w:t>и</w:t>
+      </w:r>
+      <w:r>
+        <w:t>нициируется процедура «тихой регистрации». Создается новая запись в таблице пользователей, присваиваются права доступа по умолчанию, создается пустой список желаний. Ввод дополнительных данных от пользователя не требуется.</w:t>
+      </w:r>
+    </w:p>
+    <w:p>
+      <w:pPr>
+        <w:pStyle w:val="ab"/>
+      </w:pPr>
+      <w:r>
+        <w:t xml:space="preserve">Для дальнейшей работы система генерирует собственный JWT-токен (JSON Web </w:t>
+      </w:r>
+      <w:proofErr w:type="spellStart"/>
+      <w:r>
+        <w:t>Token</w:t>
+      </w:r>
+      <w:proofErr w:type="spellEnd"/>
+      <w:r>
+        <w:t>). Этот токен содержит внутренний ID пользователя и срок действия сессии. Он подписывается секретным ключом самого приложения.</w:t>
+      </w:r>
+    </w:p>
+    <w:p>
+      <w:pPr>
+        <w:pStyle w:val="ab"/>
+      </w:pPr>
+      <w:r>
+        <w:t>Сессионный токен возвращается клиенту. Клиент сохраняет его и использует в заголовках всех последующих запросов</w:t>
+      </w:r>
+      <w:r>
+        <w:t xml:space="preserve">, </w:t>
+      </w:r>
+      <w:r>
+        <w:t>чтобы сервер мог идентифицировать пользователя без повторного обращения к провайдеру.</w:t>
+      </w:r>
+    </w:p>
+    <w:p>
+      <w:pPr>
+        <w:pStyle w:val="ab"/>
+      </w:pPr>
+      <w:r>
+        <w:t xml:space="preserve">2. </w:t>
+      </w:r>
+      <w:r>
+        <w:t>Алгоритм создания и кастомизации списка желаний</w:t>
+      </w:r>
+      <w:r>
+        <w:t xml:space="preserve"> </w:t>
+      </w:r>
+      <w:r>
+        <w:t>описывает процесс формирования пользователем персональной коллекции подарков. Он обеспечивает валидацию входных данных, проверку уникальности имен списков в рамках одного аккаунта и безопасное сохранение метаданных в базу данных. Алгоритм также поддерживает режим редактирования существующих списков.</w:t>
+      </w:r>
+    </w:p>
+    <w:p>
+      <w:pPr>
+        <w:pStyle w:val="ab"/>
+        <w:keepNext/>
+        <w:ind w:firstLine="0"/>
+        <w:jc w:val="center"/>
+      </w:pPr>
+      <w:r>
+        <w:rPr>
+          <w:noProof/>
+        </w:rPr>
+        <w:lastRenderedPageBreak/>
+        <w:drawing>
+          <wp:inline distT="0" distB="0" distL="0" distR="0" wp14:anchorId="06D180EC" wp14:editId="11F6663C">
+            <wp:extent cx="2506133" cy="3963144"/>
+            <wp:effectExtent l="0" t="0" r="8890" b="0"/>
+            <wp:docPr id="13" name="Рисунок 13"/>
+            <wp:cNvGraphicFramePr>
+              <a:graphicFrameLocks xmlns:a="http://schemas.openxmlformats.org/drawingml/2006/main" noChangeAspect="1"/>
+            </wp:cNvGraphicFramePr>
+            <a:graphic xmlns:a="http://schemas.openxmlformats.org/drawingml/2006/main">
+              <a:graphicData uri="http://schemas.openxmlformats.org/drawingml/2006/picture">
+                <pic:pic xmlns:pic="http://schemas.openxmlformats.org/drawingml/2006/picture">
+                  <pic:nvPicPr>
+                    <pic:cNvPr id="0" name="Picture 2"/>
+                    <pic:cNvPicPr>
+                      <a:picLocks noChangeAspect="1" noChangeArrowheads="1"/>
+                    </pic:cNvPicPr>
+                  </pic:nvPicPr>
+                  <pic:blipFill>
+                    <a:blip r:embed="rId20">
+                      <a:extLst>
+                        <a:ext uri="{28A0092B-C50C-407E-A947-70E740481C1C}">
+                          <a14:useLocalDpi xmlns:a14="http://schemas.microsoft.com/office/drawing/2010/main" val="0"/>
+                        </a:ext>
+                      </a:extLst>
+                    </a:blip>
+                    <a:srcRect/>
+                    <a:stretch>
+                      <a:fillRect/>
+                    </a:stretch>
+                  </pic:blipFill>
+                  <pic:spPr bwMode="auto">
+                    <a:xfrm>
+                      <a:off x="0" y="0"/>
+                      <a:ext cx="2513652" cy="3975035"/>
+                    </a:xfrm>
+                    <a:prstGeom prst="rect">
+                      <a:avLst/>
+                    </a:prstGeom>
+                    <a:noFill/>
+                    <a:ln>
+                      <a:noFill/>
+                    </a:ln>
+                  </pic:spPr>
+                </pic:pic>
+              </a:graphicData>
+            </a:graphic>
+          </wp:inline>
+        </w:drawing>
+      </w:r>
+    </w:p>
+    <w:p>
+      <w:pPr>
+        <w:pStyle w:val="affa"/>
+      </w:pPr>
+      <w:r>
+        <w:t xml:space="preserve">Рис. </w:t>
+      </w:r>
+      <w:r>
+        <w:fldChar w:fldCharType="begin"/>
+      </w:r>
+      <w:r>
+        <w:instrText xml:space="preserve"> SEQ Рис. \* ARABIC </w:instrText>
+      </w:r>
+      <w:r>
+        <w:fldChar w:fldCharType="separate"/>
+      </w:r>
+      <w:r>
+        <w:rPr>
+          <w:noProof/>
+        </w:rPr>
+        <w:t>12</w:t>
+      </w:r>
+      <w:r>
+        <w:fldChar w:fldCharType="end"/>
+      </w:r>
+      <w:r>
+        <w:t>. Алгоритм работы со списками</w:t>
+      </w:r>
+    </w:p>
+    <w:p>
+      <w:pPr>
+        <w:pStyle w:val="ab"/>
+      </w:pPr>
+      <w:r>
+        <w:t>Пользователь вводит название списка, описание и загружает изображение.</w:t>
+      </w:r>
+      <w:r>
+        <w:t xml:space="preserve"> </w:t>
+      </w:r>
+      <w:r>
+        <w:t>Система проверяет JWT-токен пользователя и извлекает его уникальный ID.</w:t>
+      </w:r>
+      <w:r>
+        <w:t xml:space="preserve"> </w:t>
+      </w:r>
+    </w:p>
+    <w:p>
+      <w:pPr>
+        <w:pStyle w:val="ab"/>
+      </w:pPr>
+      <w:r>
+        <w:t>Программа</w:t>
+      </w:r>
+      <w:r>
+        <w:t xml:space="preserve"> выполняет запрос к базе данных, чтобы убедиться, что у данного пользователя еще нет списка с таким же названием.</w:t>
+      </w:r>
+      <w:r>
+        <w:t xml:space="preserve"> </w:t>
+      </w:r>
+      <w:r>
+        <w:t>Если имя занято</w:t>
+      </w:r>
+      <w:r>
+        <w:t>, то а</w:t>
+      </w:r>
+      <w:r>
+        <w:t>лгоритм прерывается, пользователю возвращается ошибка</w:t>
+      </w:r>
+      <w:r>
+        <w:t xml:space="preserve"> об существовании такого имени. </w:t>
+      </w:r>
+      <w:r>
+        <w:t>Если</w:t>
+      </w:r>
+      <w:r>
+        <w:t xml:space="preserve"> же</w:t>
+      </w:r>
+      <w:r>
+        <w:t xml:space="preserve"> имя свободно</w:t>
+      </w:r>
+      <w:r>
+        <w:t>, тогда</w:t>
+      </w:r>
+      <w:r>
+        <w:t xml:space="preserve"> </w:t>
+      </w:r>
+      <w:r>
+        <w:t>п</w:t>
+      </w:r>
+      <w:r>
+        <w:t>роцесс продолжается.</w:t>
+      </w:r>
+    </w:p>
+    <w:p>
+      <w:pPr>
+        <w:pStyle w:val="ab"/>
+      </w:pPr>
+      <w:r>
+        <w:t>Формируется структура данных списка с метаданными</w:t>
+      </w:r>
+      <w:r>
+        <w:t xml:space="preserve"> и идет инициализация алгоритма сохранения. </w:t>
+      </w:r>
+      <w:r>
+        <w:t>Там происходит проверка прав (владелец ли пользователь), валидация длины текста, загрузка изображения в файловое хранилище (если оно новое) и запись в базу данных.</w:t>
+      </w:r>
+      <w:r>
+        <w:t xml:space="preserve"> </w:t>
+      </w:r>
+      <w:r>
+        <w:t>При успешном сохранении система возвращает клиенту ID нового списка и обновляет интерфейс пользователя.</w:t>
+      </w:r>
+    </w:p>
+    <w:p>
+      <w:pPr>
+        <w:pStyle w:val="ab"/>
+        <w:spacing w:before="240"/>
+      </w:pPr>
+      <w:r>
+        <w:t>3.</w:t>
+      </w:r>
+      <w:r>
+        <w:t xml:space="preserve"> </w:t>
+      </w:r>
+      <w:r>
+        <w:t>Алгоритм добавления и редактирования карточки подарка</w:t>
+      </w:r>
+      <w:r>
+        <w:t xml:space="preserve"> </w:t>
+      </w:r>
+      <w:r>
+        <w:t xml:space="preserve">описывает процесс создания новой позиции в списке желаний или модификации существующей. В отличие от создания списка, здесь требуется строгая привязка к </w:t>
+      </w:r>
+      <w:r>
+        <w:lastRenderedPageBreak/>
+        <w:t>родительскому списку, валидация финансовых данных (цена) и интеграция с модулем интеллектуальной обработки для автоматического обогащения карточки тегами.</w:t>
+      </w:r>
+    </w:p>
+    <w:p>
+      <w:pPr>
+        <w:pStyle w:val="ab"/>
+        <w:keepNext/>
+        <w:ind w:firstLine="0"/>
+        <w:jc w:val="center"/>
+      </w:pPr>
+      <w:r>
+        <w:rPr>
+          <w:noProof/>
+        </w:rPr>
+        <w:drawing>
+          <wp:inline distT="0" distB="0" distL="0" distR="0" wp14:anchorId="38E5A36C" wp14:editId="080F8789">
+            <wp:extent cx="2531579" cy="4250266"/>
+            <wp:effectExtent l="0" t="0" r="2540" b="0"/>
+            <wp:docPr id="15" name="Рисунок 15"/>
+            <wp:cNvGraphicFramePr>
+              <a:graphicFrameLocks xmlns:a="http://schemas.openxmlformats.org/drawingml/2006/main" noChangeAspect="1"/>
+            </wp:cNvGraphicFramePr>
+            <a:graphic xmlns:a="http://schemas.openxmlformats.org/drawingml/2006/main">
+              <a:graphicData uri="http://schemas.openxmlformats.org/drawingml/2006/picture">
+                <pic:pic xmlns:pic="http://schemas.openxmlformats.org/drawingml/2006/picture">
+                  <pic:nvPicPr>
+                    <pic:cNvPr id="0" name="Picture 4"/>
+                    <pic:cNvPicPr>
+                      <a:picLocks noChangeAspect="1" noChangeArrowheads="1"/>
+                    </pic:cNvPicPr>
+                  </pic:nvPicPr>
+                  <pic:blipFill>
+                    <a:blip r:embed="rId21">
+                      <a:extLst>
+                        <a:ext uri="{28A0092B-C50C-407E-A947-70E740481C1C}">
+                          <a14:useLocalDpi xmlns:a14="http://schemas.microsoft.com/office/drawing/2010/main" val="0"/>
+                        </a:ext>
+                      </a:extLst>
+                    </a:blip>
+                    <a:srcRect/>
+                    <a:stretch>
+                      <a:fillRect/>
+                    </a:stretch>
+                  </pic:blipFill>
+                  <pic:spPr bwMode="auto">
+                    <a:xfrm>
+                      <a:off x="0" y="0"/>
+                      <a:ext cx="2541241" cy="4266487"/>
+                    </a:xfrm>
+                    <a:prstGeom prst="rect">
+                      <a:avLst/>
+                    </a:prstGeom>
+                    <a:noFill/>
+                    <a:ln>
+                      <a:noFill/>
+                    </a:ln>
+                  </pic:spPr>
+                </pic:pic>
+              </a:graphicData>
+            </a:graphic>
+          </wp:inline>
+        </w:drawing>
+      </w:r>
+    </w:p>
+    <w:p>
+      <w:pPr>
+        <w:pStyle w:val="affa"/>
+      </w:pPr>
+      <w:r>
+        <w:t xml:space="preserve">Рис. </w:t>
+      </w:r>
+      <w:r>
+        <w:fldChar w:fldCharType="begin"/>
+      </w:r>
+      <w:r>
+        <w:instrText xml:space="preserve"> SEQ Рис. \* ARABIC </w:instrText>
+      </w:r>
+      <w:r>
+        <w:fldChar w:fldCharType="separate"/>
+      </w:r>
+      <w:r>
+        <w:rPr>
+          <w:noProof/>
+        </w:rPr>
+        <w:t>13</w:t>
+      </w:r>
+      <w:r>
+        <w:fldChar w:fldCharType="end"/>
+      </w:r>
+      <w:r>
+        <w:t>. Алгоритм д</w:t>
+      </w:r>
+      <w:r>
+        <w:t>обавлени</w:t>
+      </w:r>
+      <w:r>
+        <w:t>я</w:t>
+      </w:r>
+      <w:r>
+        <w:t xml:space="preserve"> и редактировани</w:t>
+      </w:r>
+      <w:r>
+        <w:t>я</w:t>
+      </w:r>
+      <w:r>
+        <w:t xml:space="preserve"> Карточки подарка</w:t>
+      </w:r>
+    </w:p>
+    <w:p>
+      <w:pPr>
+        <w:pStyle w:val="ab"/>
+      </w:pPr>
+      <w:r>
+        <w:t>Пользователь вводит данные подарка (название, описание, цена, ссылка) и выбирает режим: «Создание» или «Редактирование».</w:t>
+      </w:r>
+      <w:r>
+        <w:t xml:space="preserve"> </w:t>
+      </w:r>
+      <w:r>
+        <w:t>Система убеждается, что пользователь имеет право редактировать список, в который добавляется подарок.</w:t>
+      </w:r>
+    </w:p>
+    <w:p>
+      <w:pPr>
+        <w:pStyle w:val="ab"/>
+      </w:pPr>
+      <w:r>
+        <w:t>Логика редактирования</w:t>
+      </w:r>
+      <w:r>
+        <w:t>: с</w:t>
+      </w:r>
+      <w:r>
+        <w:t>истема сравнивает новые данные со старыми.</w:t>
+      </w:r>
+      <w:r>
+        <w:t xml:space="preserve"> </w:t>
+      </w:r>
+      <w:r>
+        <w:t>Если изменены ключевые атрибуты (например, название подарка или его цена), система автоматически сбрасывает статус «Забронировано». Это необходимо, чтобы дарители, планировавшие купить один вариант, могли пересмотреть решение при изменении сути подарка. Участники складчины получают уведомление об изменении.</w:t>
+      </w:r>
+    </w:p>
+    <w:p>
+      <w:pPr>
+        <w:pStyle w:val="ab"/>
+      </w:pPr>
+      <w:r>
+        <w:lastRenderedPageBreak/>
+        <w:t>Логика создания:</w:t>
+      </w:r>
+      <w:r>
+        <w:t xml:space="preserve"> з</w:t>
+      </w:r>
+      <w:r>
+        <w:t xml:space="preserve">апускается Интеллектуальный модуль. Описание подарка отправляется в модель векторизации для автоматической генерации тегов и категорий. Это обогащает карточку </w:t>
+      </w:r>
+      <w:r>
+        <w:t>метаданными</w:t>
+      </w:r>
+      <w:r>
+        <w:t xml:space="preserve"> без участия пользователя.</w:t>
+      </w:r>
+    </w:p>
+    <w:p>
+      <w:pPr>
+        <w:pStyle w:val="ab"/>
+        <w:rPr>
+          <w:noProof/>
+        </w:rPr>
+      </w:pPr>
+      <w:r>
+        <w:t>Создается финальная структура подарка с привязкой к ID списка, сгенерированными тегами и ценой</w:t>
+      </w:r>
+      <w:r>
+        <w:t>.</w:t>
+      </w:r>
+      <w:r>
+        <w:t xml:space="preserve"> Потом</w:t>
+      </w:r>
+      <w:r>
+        <w:t xml:space="preserve"> идет инициализация алгоритма сохранения</w:t>
+      </w:r>
+      <w:r>
+        <w:t>.</w:t>
+      </w:r>
+      <w:r>
+        <w:t xml:space="preserve"> </w:t>
+      </w:r>
+      <w:r>
+        <w:t>Происходит стандартная валидация, загрузка изображения подарка и запись в БД.</w:t>
+      </w:r>
+      <w:r>
+        <w:t xml:space="preserve"> В конце</w:t>
+      </w:r>
+      <w:r>
+        <w:t xml:space="preserve"> </w:t>
+      </w:r>
+      <w:r>
+        <w:t>в</w:t>
+      </w:r>
+      <w:r>
+        <w:t>озвращаются данные созданной/обновленной карточки (ID, статус, теги).</w:t>
+      </w:r>
+    </w:p>
+    <w:p>
+      <w:pPr>
+        <w:pStyle w:val="ab"/>
+        <w:rPr>
+          <w:noProof/>
+        </w:rPr>
+      </w:pPr>
+      <w:r>
+        <w:rPr>
+          <w:noProof/>
+        </w:rPr>
+        <w:t xml:space="preserve">4. </w:t>
+      </w:r>
+      <w:r>
+        <w:rPr>
+          <w:noProof/>
+        </w:rPr>
+        <w:t>Универсальный процесс сохранения сущности</w:t>
+      </w:r>
+      <w:r>
+        <w:rPr>
+          <w:noProof/>
+        </w:rPr>
+        <w:t xml:space="preserve"> –</w:t>
+      </w:r>
+      <w:r>
+        <w:rPr>
+          <w:noProof/>
+        </w:rPr>
+        <w:t xml:space="preserve"> </w:t>
+      </w:r>
+      <w:r>
+        <w:rPr>
+          <w:noProof/>
+        </w:rPr>
+        <w:t>э</w:t>
+      </w:r>
+      <w:r>
+        <w:rPr>
+          <w:noProof/>
+        </w:rPr>
+        <w:t>то вспомогательный алгоритм-подпрограмма, который инкапсулирует рутинные операции записи данных.</w:t>
+      </w:r>
+    </w:p>
+    <w:p>
+      <w:pPr>
+        <w:pStyle w:val="ab"/>
+        <w:keepNext/>
+        <w:ind w:firstLine="0"/>
+        <w:jc w:val="center"/>
+      </w:pPr>
+      <w:r>
+        <w:rPr>
+          <w:noProof/>
+        </w:rPr>
+        <w:drawing>
+          <wp:inline distT="0" distB="0" distL="0" distR="0" wp14:anchorId="638D5634" wp14:editId="01F169FE">
+            <wp:extent cx="3004457" cy="5257800"/>
+            <wp:effectExtent l="0" t="0" r="5715" b="0"/>
+            <wp:docPr id="17" name="Рисунок 17"/>
+            <wp:cNvGraphicFramePr>
+              <a:graphicFrameLocks xmlns:a="http://schemas.openxmlformats.org/drawingml/2006/main" noChangeAspect="1"/>
+            </wp:cNvGraphicFramePr>
+            <a:graphic xmlns:a="http://schemas.openxmlformats.org/drawingml/2006/main">
+              <a:graphicData uri="http://schemas.openxmlformats.org/drawingml/2006/picture">
+                <pic:pic xmlns:pic="http://schemas.openxmlformats.org/drawingml/2006/picture">
+                  <pic:nvPicPr>
+                    <pic:cNvPr id="0" name="Picture 6"/>
+                    <pic:cNvPicPr>
+                      <a:picLocks noChangeAspect="1" noChangeArrowheads="1"/>
+                    </pic:cNvPicPr>
+                  </pic:nvPicPr>
+                  <pic:blipFill>
+                    <a:blip r:embed="rId22">
+                      <a:extLst>
+                        <a:ext uri="{28A0092B-C50C-407E-A947-70E740481C1C}">
+                          <a14:useLocalDpi xmlns:a14="http://schemas.microsoft.com/office/drawing/2010/main" val="0"/>
+                        </a:ext>
+                      </a:extLst>
+                    </a:blip>
+                    <a:srcRect/>
+                    <a:stretch>
+                      <a:fillRect/>
+                    </a:stretch>
+                  </pic:blipFill>
+                  <pic:spPr bwMode="auto">
+                    <a:xfrm>
+                      <a:off x="0" y="0"/>
+                      <a:ext cx="3015718" cy="5277507"/>
+                    </a:xfrm>
+                    <a:prstGeom prst="rect">
+                      <a:avLst/>
+                    </a:prstGeom>
+                    <a:noFill/>
+                    <a:ln>
+                      <a:noFill/>
+                    </a:ln>
+                  </pic:spPr>
+                </pic:pic>
+              </a:graphicData>
+            </a:graphic>
+          </wp:inline>
+        </w:drawing>
+      </w:r>
+    </w:p>
+    <w:p>
+      <w:pPr>
+        <w:pStyle w:val="affa"/>
+        <w:rPr>
+          <w:noProof/>
+        </w:rPr>
+      </w:pPr>
+      <w:r>
+        <w:t xml:space="preserve">Рис. </w:t>
+      </w:r>
+      <w:r>
+        <w:fldChar w:fldCharType="begin"/>
+      </w:r>
+      <w:r>
+        <w:instrText xml:space="preserve"> SEQ Рис. \* ARABIC </w:instrText>
+      </w:r>
+      <w:r>
+        <w:fldChar w:fldCharType="separate"/>
+      </w:r>
+      <w:r>
+        <w:rPr>
+          <w:noProof/>
+        </w:rPr>
+        <w:t>14</w:t>
+      </w:r>
+      <w:r>
+        <w:fldChar w:fldCharType="end"/>
+      </w:r>
+      <w:r>
+        <w:t>. Алгоритм у</w:t>
+      </w:r>
+      <w:r>
+        <w:t>ниверсальн</w:t>
+      </w:r>
+      <w:r>
+        <w:t>ого</w:t>
+      </w:r>
+      <w:r>
+        <w:t xml:space="preserve"> процесс</w:t>
+      </w:r>
+      <w:r>
+        <w:t>а</w:t>
+      </w:r>
+      <w:r>
+        <w:t xml:space="preserve"> сохранения сущности</w:t>
+      </w:r>
+    </w:p>
+    <w:p>
+      <w:pPr>
+        <w:pStyle w:val="ab"/>
+      </w:pPr>
+      <w:r>
+        <w:lastRenderedPageBreak/>
+        <w:t>На входе</w:t>
+      </w:r>
+      <w:r>
+        <w:t xml:space="preserve"> </w:t>
+      </w:r>
+      <w:r>
+        <w:t>п</w:t>
+      </w:r>
+      <w:r>
+        <w:t>ринимает</w:t>
+      </w:r>
+      <w:r>
+        <w:t>ся</w:t>
+      </w:r>
+      <w:r>
+        <w:t xml:space="preserve"> объект (список или подарок), ID пользователя и тип операции. Повторно проверяет, является ли текущий пользователь владельцем сущности (защита от подмены ID на уровне бизнес-логики).</w:t>
+      </w:r>
+      <w:r>
+        <w:t xml:space="preserve"> Далее п</w:t>
+      </w:r>
+      <w:r>
+        <w:t>роверяет корректность текстовых полей (отсутствие запрещенных символов, длина описания) и числовых значений (</w:t>
+      </w:r>
+      <w:proofErr w:type="gramStart"/>
+      <w:r>
+        <w:t>цена &gt;</w:t>
+      </w:r>
+      <w:proofErr w:type="gramEnd"/>
+      <w:r>
+        <w:t xml:space="preserve"> 0).</w:t>
+      </w:r>
+    </w:p>
+    <w:p>
+      <w:pPr>
+        <w:pStyle w:val="ab"/>
+      </w:pPr>
+      <w:r>
+        <w:t>Потом п</w:t>
+      </w:r>
+      <w:r>
+        <w:t>роверяет</w:t>
+      </w:r>
+      <w:r>
+        <w:t xml:space="preserve">ся присутствие изображения. </w:t>
+      </w:r>
+      <w:r>
+        <w:t>Если файл новый</w:t>
+      </w:r>
+      <w:r>
+        <w:t xml:space="preserve">, то </w:t>
+      </w:r>
+      <w:r>
+        <w:t>загружает его в объектное хранилище, получает публичный URL и заменяет им временную ссылку в объекте данных.</w:t>
+      </w:r>
+      <w:r>
+        <w:t xml:space="preserve"> </w:t>
+      </w:r>
+      <w:r>
+        <w:t>Если изображение не менялось</w:t>
+      </w:r>
+      <w:r>
+        <w:t>, тогда</w:t>
+      </w:r>
+      <w:r>
+        <w:t xml:space="preserve"> оставляет существующую ссылку.</w:t>
+      </w:r>
+    </w:p>
+    <w:p>
+      <w:pPr>
+        <w:pStyle w:val="ab"/>
+      </w:pPr>
+      <w:r>
+        <w:t>Далее т</w:t>
+      </w:r>
+      <w:r>
+        <w:t>ранзакционная запись в БД</w:t>
+      </w:r>
+      <w:r>
+        <w:t>. В</w:t>
+      </w:r>
+      <w:r>
+        <w:t>ыполняет</w:t>
+      </w:r>
+      <w:r>
+        <w:t>ся</w:t>
+      </w:r>
+      <w:r>
+        <w:t xml:space="preserve"> операци</w:t>
+      </w:r>
+      <w:r>
+        <w:t>я</w:t>
+      </w:r>
+      <w:r>
+        <w:t xml:space="preserve"> INSERT (для нового) или UPDATE (для существующего).</w:t>
+      </w:r>
+      <w:r>
+        <w:t xml:space="preserve"> </w:t>
+      </w:r>
+      <w:r>
+        <w:t xml:space="preserve">При любой ошибке (нарушение целостности, сбой сети) выполняет откат (ROLLBACK), чтобы данные не остались в </w:t>
+      </w:r>
+      <w:proofErr w:type="spellStart"/>
+      <w:r>
+        <w:t>полузаписанном</w:t>
+      </w:r>
+      <w:proofErr w:type="spellEnd"/>
+      <w:r>
+        <w:t xml:space="preserve"> состоянии.</w:t>
+      </w:r>
+      <w:r>
+        <w:t xml:space="preserve"> </w:t>
+      </w:r>
+      <w:r>
+        <w:t>При успехе фиксирует изменения (COMMIT).</w:t>
+      </w:r>
+    </w:p>
+    <w:p>
+      <w:pPr>
+        <w:pStyle w:val="ab"/>
+      </w:pPr>
+      <w:r>
+        <w:t>В конце</w:t>
+      </w:r>
+      <w:r>
+        <w:t xml:space="preserve"> </w:t>
+      </w:r>
+      <w:r>
+        <w:t>в</w:t>
+      </w:r>
+      <w:r>
+        <w:t>озвращает в вызывающий алгоритм сохраненный объект с актуальными данными (присвоенный ID, URL изображения, временные метки).</w:t>
+      </w:r>
+    </w:p>
+    <w:p>
+      <w:pPr>
+        <w:pStyle w:val="ab"/>
+        <w:spacing w:before="240"/>
+      </w:pPr>
+      <w:r>
+        <w:t xml:space="preserve">5. </w:t>
+      </w:r>
+      <w:r>
+        <w:t>Алгоритм б</w:t>
+      </w:r>
+      <w:r>
+        <w:t>ронировани</w:t>
+      </w:r>
+      <w:r>
+        <w:t>я</w:t>
+      </w:r>
+      <w:r>
+        <w:t xml:space="preserve"> подарка с поддержкой совместного дарения</w:t>
+      </w:r>
+      <w:r>
+        <w:t xml:space="preserve"> </w:t>
+      </w:r>
+      <w:r>
+        <w:t>дает</w:t>
+      </w:r>
+      <w:r>
+        <w:t xml:space="preserve"> у</w:t>
+      </w:r>
+      <w:r>
+        <w:t>правление статусом доступности подарка</w:t>
+      </w:r>
+      <w:r>
+        <w:t xml:space="preserve"> и</w:t>
+      </w:r>
+      <w:r>
+        <w:t xml:space="preserve"> предотвращение дублирования презентов</w:t>
+      </w:r>
+      <w:r>
+        <w:t>.</w:t>
+      </w:r>
+    </w:p>
+    <w:p>
+      <w:pPr>
+        <w:pStyle w:val="ab"/>
+        <w:keepNext/>
+        <w:ind w:firstLine="0"/>
+        <w:jc w:val="center"/>
+      </w:pPr>
+      <w:r>
+        <w:rPr>
+          <w:noProof/>
+        </w:rPr>
+        <w:lastRenderedPageBreak/>
+        <w:drawing>
+          <wp:inline distT="0" distB="0" distL="0" distR="0" wp14:anchorId="532B259E" wp14:editId="659F0198">
+            <wp:extent cx="3055011" cy="5664200"/>
+            <wp:effectExtent l="0" t="0" r="0" b="0"/>
+            <wp:docPr id="18" name="Рисунок 18"/>
+            <wp:cNvGraphicFramePr>
+              <a:graphicFrameLocks xmlns:a="http://schemas.openxmlformats.org/drawingml/2006/main" noChangeAspect="1"/>
+            </wp:cNvGraphicFramePr>
+            <a:graphic xmlns:a="http://schemas.openxmlformats.org/drawingml/2006/main">
+              <a:graphicData uri="http://schemas.openxmlformats.org/drawingml/2006/picture">
+                <pic:pic xmlns:pic="http://schemas.openxmlformats.org/drawingml/2006/picture">
+                  <pic:nvPicPr>
+                    <pic:cNvPr id="0" name="Picture 7"/>
+                    <pic:cNvPicPr>
+                      <a:picLocks noChangeAspect="1" noChangeArrowheads="1"/>
+                    </pic:cNvPicPr>
+                  </pic:nvPicPr>
+                  <pic:blipFill>
+                    <a:blip r:embed="rId23">
+                      <a:extLst>
+                        <a:ext uri="{28A0092B-C50C-407E-A947-70E740481C1C}">
+                          <a14:useLocalDpi xmlns:a14="http://schemas.microsoft.com/office/drawing/2010/main" val="0"/>
+                        </a:ext>
+                      </a:extLst>
+                    </a:blip>
+                    <a:srcRect/>
+                    <a:stretch>
+                      <a:fillRect/>
+                    </a:stretch>
+                  </pic:blipFill>
+                  <pic:spPr bwMode="auto">
+                    <a:xfrm>
+                      <a:off x="0" y="0"/>
+                      <a:ext cx="3063818" cy="5680529"/>
+                    </a:xfrm>
+                    <a:prstGeom prst="rect">
+                      <a:avLst/>
+                    </a:prstGeom>
+                    <a:noFill/>
+                    <a:ln>
+                      <a:noFill/>
+                    </a:ln>
+                  </pic:spPr>
+                </pic:pic>
+              </a:graphicData>
+            </a:graphic>
+          </wp:inline>
+        </w:drawing>
+      </w:r>
+    </w:p>
+    <w:p>
+      <w:pPr>
+        <w:pStyle w:val="affa"/>
+      </w:pPr>
+      <w:r>
+        <w:t xml:space="preserve">Рис. </w:t>
+      </w:r>
+      <w:r>
+        <w:fldChar w:fldCharType="begin"/>
+      </w:r>
+      <w:r>
+        <w:instrText xml:space="preserve"> SEQ Рис. \* ARABIC </w:instrText>
+      </w:r>
+      <w:r>
+        <w:fldChar w:fldCharType="separate"/>
+      </w:r>
+      <w:r>
+        <w:rPr>
+          <w:noProof/>
+        </w:rPr>
+        <w:t>15</w:t>
+      </w:r>
+      <w:r>
+        <w:fldChar w:fldCharType="end"/>
+      </w:r>
+      <w:r>
+        <w:t>. Алгоритм б</w:t>
+      </w:r>
+      <w:r>
+        <w:t>ронировани</w:t>
+      </w:r>
+      <w:r>
+        <w:t>я</w:t>
+      </w:r>
+      <w:r>
+        <w:t xml:space="preserve"> подарка с поддержкой совместного дарения</w:t>
+      </w:r>
+    </w:p>
+    <w:p>
+      <w:pPr>
+        <w:pStyle w:val="ab"/>
+      </w:pPr>
+      <w:r>
+        <w:t>Пользователь нажимает кнопку «Забронировать» на карточке подарка.</w:t>
+      </w:r>
+      <w:r>
+        <w:t xml:space="preserve"> </w:t>
+      </w:r>
+      <w:r>
+        <w:t>Система проверяет текущий статус подарка.</w:t>
+      </w:r>
+      <w:r>
+        <w:t xml:space="preserve"> </w:t>
+      </w:r>
+      <w:r>
+        <w:t>Если подарок уже помечен как «Куплен» (все собрали деньги и купили), бронирование запрещено.</w:t>
+      </w:r>
+      <w:r>
+        <w:t xml:space="preserve"> </w:t>
+      </w:r>
+      <w:r>
+        <w:t>Если подарок забронирован только одним человеком для личного выкупа, повторное бронирование запрещено.</w:t>
+      </w:r>
+    </w:p>
+    <w:p>
+      <w:pPr>
+        <w:pStyle w:val="ab"/>
+      </w:pPr>
+      <w:r>
+        <w:t>Личное бронирование: Пользователь хочет купить подарок сам. Система проверяет, нет ли уже других участников складчины. Если есть — отказ. Если нет — устанавливается статус «Забронировано (Лично)».</w:t>
+      </w:r>
+    </w:p>
+    <w:p>
+      <w:pPr>
+        <w:pStyle w:val="ab"/>
+      </w:pPr>
+      <w:r>
+        <w:lastRenderedPageBreak/>
+        <w:t>Совместное дарени</w:t>
+      </w:r>
+      <w:r>
+        <w:t>е</w:t>
+      </w:r>
+      <w:r>
+        <w:t>: Пользователь присоединяется к группе. Система просто добавляет его ID в список участников этого подарка. Статус меняется на «В процессе сбора» (если еще не был).</w:t>
+      </w:r>
+    </w:p>
+    <w:p>
+      <w:pPr>
+        <w:pStyle w:val="ab"/>
+      </w:pPr>
+      <w:r>
+        <w:t>Потом з</w:t>
+      </w:r>
+      <w:r>
+        <w:t>апись в базе данных обновляется (добавляется участник или меняется флаг статуса).</w:t>
+      </w:r>
+      <w:r>
+        <w:t xml:space="preserve"> </w:t>
+      </w:r>
+      <w:r>
+        <w:t>Другие пользователи, просматривающие этот список, видят обновленный статус (например, «Забронировано: Иван, Ольга») и понимают, что подарок занят.</w:t>
+      </w:r>
+    </w:p>
+    <w:p>
+      <w:pPr>
+        <w:pStyle w:val="ab"/>
+        <w:spacing w:before="240"/>
+      </w:pPr>
+      <w:r>
+        <w:t>6.</w:t>
+      </w:r>
+      <w:r>
+        <w:t xml:space="preserve"> </w:t>
+      </w:r>
+      <w:r>
+        <w:t>Алгоритм генерации персонализированных рекомендаций</w:t>
+      </w:r>
+      <w:r>
+        <w:t xml:space="preserve"> </w:t>
+      </w:r>
+      <w:r>
+        <w:t>описывает работу интеллектуального модуля по формированию списка идей подарков для конкретного пользователя. Он реализует гибридный подход, объединяя анализ поведения пользователя (</w:t>
+      </w:r>
+      <w:proofErr w:type="spellStart"/>
+      <w:r>
+        <w:t>коллаборативная</w:t>
+      </w:r>
+      <w:proofErr w:type="spellEnd"/>
+      <w:r>
+        <w:t xml:space="preserve"> фильтрация) и смысловой анализ атрибутов подарков (контентная фильтрация).</w:t>
+      </w:r>
+    </w:p>
+    <w:p>
+      <w:pPr>
+        <w:pStyle w:val="ab"/>
+        <w:keepNext/>
+        <w:ind w:firstLine="0"/>
+        <w:jc w:val="center"/>
+      </w:pPr>
+      <w:r>
+        <w:rPr>
+          <w:noProof/>
+        </w:rPr>
+        <w:drawing>
+          <wp:inline distT="0" distB="0" distL="0" distR="0" wp14:anchorId="1FB38C28" wp14:editId="53413D49">
+            <wp:extent cx="2209800" cy="4964190"/>
+            <wp:effectExtent l="0" t="0" r="0" b="8255"/>
+            <wp:docPr id="19" name="Рисунок 19"/>
+            <wp:cNvGraphicFramePr>
+              <a:graphicFrameLocks xmlns:a="http://schemas.openxmlformats.org/drawingml/2006/main" noChangeAspect="1"/>
+            </wp:cNvGraphicFramePr>
+            <a:graphic xmlns:a="http://schemas.openxmlformats.org/drawingml/2006/main">
+              <a:graphicData uri="http://schemas.openxmlformats.org/drawingml/2006/picture">
+                <pic:pic xmlns:pic="http://schemas.openxmlformats.org/drawingml/2006/picture">
+                  <pic:nvPicPr>
+                    <pic:cNvPr id="0" name="Picture 8"/>
+                    <pic:cNvPicPr>
+                      <a:picLocks noChangeAspect="1" noChangeArrowheads="1"/>
+                    </pic:cNvPicPr>
+                  </pic:nvPicPr>
+                  <pic:blipFill>
+                    <a:blip r:embed="rId24">
+                      <a:extLst>
+                        <a:ext uri="{28A0092B-C50C-407E-A947-70E740481C1C}">
+                          <a14:useLocalDpi xmlns:a14="http://schemas.microsoft.com/office/drawing/2010/main" val="0"/>
+                        </a:ext>
+                      </a:extLst>
+                    </a:blip>
+                    <a:srcRect/>
+                    <a:stretch>
+                      <a:fillRect/>
+                    </a:stretch>
+                  </pic:blipFill>
+                  <pic:spPr bwMode="auto">
+                    <a:xfrm>
+                      <a:off x="0" y="0"/>
+                      <a:ext cx="2213503" cy="4972509"/>
+                    </a:xfrm>
+                    <a:prstGeom prst="rect">
+                      <a:avLst/>
+                    </a:prstGeom>
+                    <a:noFill/>
+                    <a:ln>
+                      <a:noFill/>
+                    </a:ln>
+                  </pic:spPr>
+                </pic:pic>
+              </a:graphicData>
+            </a:graphic>
+          </wp:inline>
+        </w:drawing>
+      </w:r>
+    </w:p>
+    <w:p>
+      <w:pPr>
+        <w:pStyle w:val="affa"/>
+      </w:pPr>
+      <w:r>
+        <w:t xml:space="preserve">Рис. </w:t>
+      </w:r>
+      <w:r>
+        <w:fldChar w:fldCharType="begin"/>
+      </w:r>
+      <w:r>
+        <w:instrText xml:space="preserve"> SEQ Рис. \* ARABIC </w:instrText>
+      </w:r>
+      <w:r>
+        <w:fldChar w:fldCharType="separate"/>
+      </w:r>
+      <w:r>
+        <w:rPr>
+          <w:noProof/>
+        </w:rPr>
+        <w:t>16</w:t>
+      </w:r>
+      <w:r>
+        <w:fldChar w:fldCharType="end"/>
+      </w:r>
+      <w:r>
+        <w:t xml:space="preserve">. </w:t>
+      </w:r>
+      <w:r>
+        <w:t>Алгоритм генерации персонализированных рекомендаций</w:t>
+      </w:r>
+    </w:p>
+    <w:p>
+      <w:pPr>
+        <w:pStyle w:val="ab"/>
+      </w:pPr>
+      <w:r>
+        <w:lastRenderedPageBreak/>
+        <w:t>Пользователь открывает раздел «Идеи» или выполняет поиск. Сервер формирует запрос к Интеллектуальному модулю, передавая ID пользователя и контекст (например, фильтр по категории или празднику).</w:t>
+      </w:r>
+    </w:p>
+    <w:p>
+      <w:pPr>
+        <w:pStyle w:val="ab"/>
+      </w:pPr>
+      <w:r>
+        <w:t>Модуль запрашивает в БД историю действий пользователя (созданные списки, забронированные подарки, указанные интересы) и формирует его профиль предпочтений.</w:t>
+      </w:r>
+    </w:p>
+    <w:p>
+      <w:pPr>
+        <w:pStyle w:val="ab"/>
+      </w:pPr>
+      <w:r>
+        <w:t xml:space="preserve">На основе текстовых описаний интересов и истории подарков пользователя модель </w:t>
+      </w:r>
+      <w:proofErr w:type="spellStart"/>
+      <w:r>
+        <w:t>Sentence-Transformers</w:t>
+      </w:r>
+      <w:proofErr w:type="spellEnd"/>
+      <w:r>
+        <w:t xml:space="preserve"> генерирует целевой вектор предпочтений.</w:t>
+      </w:r>
+    </w:p>
+    <w:p>
+      <w:pPr>
+        <w:pStyle w:val="ab"/>
+      </w:pPr>
+      <w:r>
+        <w:t xml:space="preserve">Контентный этап: В базе данных (через расширение </w:t>
+      </w:r>
+      <w:proofErr w:type="spellStart"/>
+      <w:r>
+        <w:t>pgvector</w:t>
+      </w:r>
+      <w:proofErr w:type="spellEnd"/>
+      <w:r>
+        <w:t>) выполняется поиск подарков, векторы описаний которых наиболее близки к вектору интересов пользователя</w:t>
+      </w:r>
+      <w:r>
+        <w:t>.</w:t>
+      </w:r>
+    </w:p>
+    <w:p>
+      <w:pPr>
+        <w:pStyle w:val="ab"/>
+      </w:pPr>
+      <w:proofErr w:type="spellStart"/>
+      <w:r>
+        <w:t>Коллаборативный</w:t>
+      </w:r>
+      <w:proofErr w:type="spellEnd"/>
+      <w:r>
+        <w:t xml:space="preserve"> этап: Модель </w:t>
+      </w:r>
+      <w:proofErr w:type="spellStart"/>
+      <w:r>
+        <w:t>LightFM</w:t>
+      </w:r>
+      <w:proofErr w:type="spellEnd"/>
+      <w:r>
+        <w:t xml:space="preserve"> анализирует матрицу взаимодействий «Пользователь–Подарок», находя товары, которые понравились пользователям со схожим профилем.</w:t>
+      </w:r>
+    </w:p>
+    <w:p>
+      <w:pPr>
+        <w:pStyle w:val="ab"/>
+      </w:pPr>
+      <w:r>
+        <w:t>Полученные списки кандидатов объединяются. Из итогового списка исключаются:</w:t>
+      </w:r>
+    </w:p>
+    <w:p>
+      <w:pPr>
+        <w:pStyle w:val="ab"/>
+        <w:numPr>
+          <w:ilvl w:val="0"/>
+          <w:numId w:val="25"/>
+        </w:numPr>
+      </w:pPr>
+      <w:r>
+        <w:t>Подарки, уже присутствующие в списках желаний пользователя.</w:t>
+      </w:r>
+    </w:p>
+    <w:p>
+      <w:pPr>
+        <w:pStyle w:val="ab"/>
+        <w:numPr>
+          <w:ilvl w:val="0"/>
+          <w:numId w:val="25"/>
+        </w:numPr>
+      </w:pPr>
+      <w:r>
+        <w:t>Подарки, которые пользователь уже забронировал или купил.</w:t>
+      </w:r>
+    </w:p>
+    <w:p>
+      <w:pPr>
+        <w:pStyle w:val="ab"/>
+        <w:numPr>
+          <w:ilvl w:val="0"/>
+          <w:numId w:val="25"/>
+        </w:numPr>
+      </w:pPr>
+      <w:r>
+        <w:t>Некорректные или удаленные позиции.</w:t>
+      </w:r>
+    </w:p>
+    <w:p>
+      <w:pPr>
+        <w:pStyle w:val="ab"/>
+      </w:pPr>
+      <w:r>
+        <w:t>Оставшиеся позиции сортируются по релевантности</w:t>
+      </w:r>
+      <w:r>
+        <w:t xml:space="preserve"> и</w:t>
+      </w:r>
+      <w:r>
+        <w:t xml:space="preserve"> возвращается в Сервер для отображения пользователю.</w:t>
+      </w:r>
+    </w:p>
+    <w:p>
+      <w:pPr>
+        <w:pStyle w:val="ab"/>
+        <w:spacing w:before="240"/>
+      </w:pPr>
+      <w:r>
+        <w:t xml:space="preserve">7. </w:t>
+      </w:r>
+      <w:r>
+        <w:t>Алгоритм о</w:t>
+      </w:r>
+      <w:r>
+        <w:t>бучени</w:t>
+      </w:r>
+      <w:r>
+        <w:t>я</w:t>
+      </w:r>
+      <w:r>
+        <w:t xml:space="preserve"> модели</w:t>
+      </w:r>
+      <w:r>
+        <w:t xml:space="preserve"> нужен для п</w:t>
+      </w:r>
+      <w:r>
+        <w:t>ервичн</w:t>
+      </w:r>
+      <w:r>
+        <w:t>ой</w:t>
+      </w:r>
+      <w:r>
+        <w:t xml:space="preserve"> загрузк</w:t>
+      </w:r>
+      <w:r>
+        <w:t>и</w:t>
+      </w:r>
+      <w:r>
+        <w:t xml:space="preserve"> данных о подарках из внешнего </w:t>
+      </w:r>
+      <w:proofErr w:type="spellStart"/>
+      <w:r>
+        <w:t>датасета</w:t>
+      </w:r>
+      <w:proofErr w:type="spellEnd"/>
+      <w:r>
+        <w:t xml:space="preserve"> (</w:t>
+      </w:r>
+      <w:proofErr w:type="spellStart"/>
+      <w:r>
+        <w:t>Etsy</w:t>
+      </w:r>
+      <w:proofErr w:type="spellEnd"/>
+      <w:r>
+        <w:t>), их векторизация и обучение гибридной модели рекомендаций (</w:t>
+      </w:r>
+      <w:proofErr w:type="spellStart"/>
+      <w:r>
+        <w:t>LightFM</w:t>
+      </w:r>
+      <w:proofErr w:type="spellEnd"/>
+      <w:r>
+        <w:t>) для создания «холодного старта» системы.</w:t>
+      </w:r>
+    </w:p>
+    <w:p>
+      <w:pPr>
+        <w:pStyle w:val="ab"/>
+        <w:keepNext/>
+        <w:ind w:firstLine="0"/>
+        <w:jc w:val="center"/>
+      </w:pPr>
+      <w:r>
+        <w:rPr>
+          <w:noProof/>
+        </w:rPr>
+        <w:lastRenderedPageBreak/>
+        <w:drawing>
+          <wp:inline distT="0" distB="0" distL="0" distR="0" wp14:anchorId="0847050E" wp14:editId="49DE4D6C">
+            <wp:extent cx="1632857" cy="5715000"/>
+            <wp:effectExtent l="0" t="0" r="5715" b="0"/>
+            <wp:docPr id="20" name="Рисунок 20"/>
+            <wp:cNvGraphicFramePr>
+              <a:graphicFrameLocks xmlns:a="http://schemas.openxmlformats.org/drawingml/2006/main" noChangeAspect="1"/>
+            </wp:cNvGraphicFramePr>
+            <a:graphic xmlns:a="http://schemas.openxmlformats.org/drawingml/2006/main">
+              <a:graphicData uri="http://schemas.openxmlformats.org/drawingml/2006/picture">
+                <pic:pic xmlns:pic="http://schemas.openxmlformats.org/drawingml/2006/picture">
+                  <pic:nvPicPr>
+                    <pic:cNvPr id="0" name="Picture 9"/>
+                    <pic:cNvPicPr>
+                      <a:picLocks noChangeAspect="1" noChangeArrowheads="1"/>
+                    </pic:cNvPicPr>
+                  </pic:nvPicPr>
+                  <pic:blipFill>
+                    <a:blip r:embed="rId25">
+                      <a:extLst>
+                        <a:ext uri="{28A0092B-C50C-407E-A947-70E740481C1C}">
+                          <a14:useLocalDpi xmlns:a14="http://schemas.microsoft.com/office/drawing/2010/main" val="0"/>
+                        </a:ext>
+                      </a:extLst>
+                    </a:blip>
+                    <a:srcRect/>
+                    <a:stretch>
+                      <a:fillRect/>
+                    </a:stretch>
+                  </pic:blipFill>
+                  <pic:spPr bwMode="auto">
+                    <a:xfrm>
+                      <a:off x="0" y="0"/>
+                      <a:ext cx="1635878" cy="5725572"/>
+                    </a:xfrm>
+                    <a:prstGeom prst="rect">
+                      <a:avLst/>
+                    </a:prstGeom>
+                    <a:noFill/>
+                    <a:ln>
+                      <a:noFill/>
+                    </a:ln>
+                  </pic:spPr>
+                </pic:pic>
+              </a:graphicData>
+            </a:graphic>
+          </wp:inline>
+        </w:drawing>
+      </w:r>
+    </w:p>
+    <w:p>
+      <w:pPr>
+        <w:pStyle w:val="affa"/>
+      </w:pPr>
+      <w:r>
+        <w:t xml:space="preserve">Рис. </w:t>
+      </w:r>
+      <w:r>
+        <w:fldChar w:fldCharType="begin"/>
+      </w:r>
+      <w:r>
+        <w:instrText xml:space="preserve"> SEQ Рис. \* ARABIC </w:instrText>
+      </w:r>
+      <w:r>
+        <w:fldChar w:fldCharType="separate"/>
+      </w:r>
+      <w:r>
+        <w:rPr>
+          <w:noProof/>
+        </w:rPr>
+        <w:t>17</w:t>
+      </w:r>
+      <w:r>
+        <w:fldChar w:fldCharType="end"/>
+      </w:r>
+      <w:r>
+        <w:t>. Алгоритм о</w:t>
+      </w:r>
+      <w:r>
+        <w:t>бучени</w:t>
+      </w:r>
+      <w:r>
+        <w:t>я</w:t>
+      </w:r>
+      <w:r>
+        <w:t xml:space="preserve"> модели</w:t>
+      </w:r>
+    </w:p>
+    <w:p>
+      <w:pPr>
+        <w:pStyle w:val="ab"/>
+      </w:pPr>
+      <w:r>
+        <w:t>При з</w:t>
+      </w:r>
+      <w:r>
+        <w:t>агрузка сырых данных</w:t>
+      </w:r>
+      <w:r>
+        <w:t>, с</w:t>
+      </w:r>
+      <w:r>
+        <w:t xml:space="preserve">крипт считывает файл </w:t>
+      </w:r>
+      <w:proofErr w:type="spellStart"/>
+      <w:r>
+        <w:t>датасета</w:t>
+      </w:r>
+      <w:proofErr w:type="spellEnd"/>
+      <w:r>
+        <w:t xml:space="preserve"> (CSV/JSON) с информацией о товарах (название, описание, категория, цена, URL изображения).</w:t>
+      </w:r>
+      <w:r>
+        <w:t xml:space="preserve"> </w:t>
+      </w:r>
+    </w:p>
+    <w:p>
+      <w:pPr>
+        <w:pStyle w:val="ab"/>
+      </w:pPr>
+      <w:r>
+        <w:t>Далее идет о</w:t>
+      </w:r>
+      <w:r>
+        <w:t>чистка текстов от HTML-тегов, спецсимволов и стоп-слов.</w:t>
+      </w:r>
+      <w:r>
+        <w:t xml:space="preserve"> Производится ф</w:t>
+      </w:r>
+      <w:r>
+        <w:t>ильтрация товаров без описания или с некорректной ценой</w:t>
+      </w:r>
+      <w:r>
+        <w:t>, и н</w:t>
+      </w:r>
+      <w:r>
+        <w:t>ормализ</w:t>
+      </w:r>
+      <w:r>
+        <w:t>уются</w:t>
+      </w:r>
+      <w:r>
+        <w:t xml:space="preserve"> категори</w:t>
+      </w:r>
+      <w:r>
+        <w:t>и</w:t>
+      </w:r>
+      <w:r>
+        <w:t xml:space="preserve"> (приведение к единому стандарту).</w:t>
+      </w:r>
+    </w:p>
+    <w:p>
+      <w:pPr>
+        <w:pStyle w:val="ab"/>
+      </w:pPr>
+      <w:r>
+        <w:t xml:space="preserve">Для каждого очищенного описания товара моделью </w:t>
+      </w:r>
+      <w:proofErr w:type="spellStart"/>
+      <w:r>
+        <w:t>Sentence-Transformers</w:t>
+      </w:r>
+      <w:proofErr w:type="spellEnd"/>
+      <w:r>
+        <w:t xml:space="preserve"> вычисляется векторное представление.</w:t>
+      </w:r>
+      <w:r>
+        <w:t xml:space="preserve"> Эти</w:t>
+      </w:r>
+      <w:r>
+        <w:t xml:space="preserve"> данные вместе с полученными векторами сохраняются в баз</w:t>
+      </w:r>
+      <w:r>
+        <w:t xml:space="preserve">у </w:t>
+      </w:r>
+      <w:r>
+        <w:t>данных</w:t>
+      </w:r>
+      <w:r>
+        <w:t>.</w:t>
+      </w:r>
+    </w:p>
+    <w:p>
+      <w:pPr>
+        <w:pStyle w:val="ab"/>
+      </w:pPr>
+      <w:r>
+        <w:lastRenderedPageBreak/>
+        <w:t>Если есть исторические данные (например, симуляция лайков или реальные действия бета-тестеров), строится матрица «Пользователь–Товар». Если данных нет, используется только контентная информация.</w:t>
+      </w:r>
+    </w:p>
+    <w:p>
+      <w:pPr>
+        <w:pStyle w:val="ab"/>
+      </w:pPr>
+      <w:r>
+        <w:t xml:space="preserve">Обучение модели </w:t>
+      </w:r>
+      <w:proofErr w:type="spellStart"/>
+      <w:r>
+        <w:t>LightFM</w:t>
+      </w:r>
+      <w:proofErr w:type="spellEnd"/>
+      <w:r>
+        <w:t xml:space="preserve"> – и</w:t>
+      </w:r>
+      <w:r>
+        <w:t>нициализация модели с параметрами (количество факторов, функция потерь WARP/BPR).</w:t>
+      </w:r>
+      <w:r>
+        <w:t xml:space="preserve"> Потом з</w:t>
+      </w:r>
+      <w:r>
+        <w:t>апуск процесса обучения на сформированных данных.</w:t>
+      </w:r>
+      <w:r>
+        <w:t xml:space="preserve"> </w:t>
+      </w:r>
+      <w:r>
+        <w:t>Модель учится связывать признаки товаров (векторы, категории) с предпочтениями.</w:t>
+      </w:r>
+    </w:p>
+    <w:p>
+      <w:pPr>
+        <w:pStyle w:val="ab"/>
+      </w:pPr>
+      <w:r>
+        <w:t xml:space="preserve">Обученные веса модели и словари признаков </w:t>
+      </w:r>
+      <w:proofErr w:type="spellStart"/>
+      <w:r>
+        <w:t>сериализуются</w:t>
+      </w:r>
+      <w:proofErr w:type="spellEnd"/>
+      <w:r>
+        <w:t xml:space="preserve"> и сохраняются в файловое хранилище для загрузки интеллектуальным модулем при старте приложения.</w:t>
+      </w:r>
+    </w:p>
+    <w:p>
+      <w:pPr>
+        <w:pStyle w:val="a3"/>
+        <w:spacing w:before="240"/>
+      </w:pPr>
+      <w:bookmarkStart w:id="149" w:name="_Toc167839059"/>
+      <w:r>
+        <w:t>Концептуальная схема базы данных</w:t>
+      </w:r>
+      <w:bookmarkEnd w:id="149"/>
+    </w:p>
+    <w:p>
+      <w:pPr>
+        <w:pStyle w:val="ab"/>
+      </w:pPr>
+      <w:r>
+        <w:t>Концептуальная схема базы данных для разрабатываемого сервиса представляет собой систему связанных между собой сущностей, обеспечивающих хранение информации о пользователях, их списках желаний, подарках, процессах бронирования и метаданных для интеллектуальной обработки.</w:t>
+      </w:r>
+      <w:r>
+        <w:t xml:space="preserve"> </w:t>
+      </w:r>
+      <w:r>
+        <w:t>Концептуальная схема состоит из 5 основных сущностей: «Пользователи», «Списки желаний», «Подарки», «Бронирования» и «Теги».</w:t>
+      </w:r>
+    </w:p>
+    <w:p>
+      <w:pPr>
+        <w:pStyle w:val="ab"/>
+        <w:keepNext/>
+        <w:ind w:firstLine="0"/>
+        <w:jc w:val="center"/>
+      </w:pPr>
+      <w:r>
+        <w:rPr>
+          <w:noProof/>
+        </w:rPr>
+        <w:drawing>
+          <wp:inline distT="0" distB="0" distL="0" distR="0" wp14:anchorId="1ADEE3DB" wp14:editId="5B045CB1">
+            <wp:extent cx="4605867" cy="2490973"/>
+            <wp:effectExtent l="0" t="0" r="4445" b="5080"/>
+            <wp:docPr id="21" name="Рисунок 21"/>
+            <wp:cNvGraphicFramePr>
+              <a:graphicFrameLocks xmlns:a="http://schemas.openxmlformats.org/drawingml/2006/main" noChangeAspect="1"/>
+            </wp:cNvGraphicFramePr>
+            <a:graphic xmlns:a="http://schemas.openxmlformats.org/drawingml/2006/main">
+              <a:graphicData uri="http://schemas.openxmlformats.org/drawingml/2006/picture">
+                <pic:pic xmlns:pic="http://schemas.openxmlformats.org/drawingml/2006/picture">
+                  <pic:nvPicPr>
+                    <pic:cNvPr id="0" name="Picture 10"/>
+                    <pic:cNvPicPr>
+                      <a:picLocks noChangeAspect="1" noChangeArrowheads="1"/>
+                    </pic:cNvPicPr>
+                  </pic:nvPicPr>
+                  <pic:blipFill>
+                    <a:blip r:embed="rId26">
+                      <a:extLst>
+                        <a:ext uri="{28A0092B-C50C-407E-A947-70E740481C1C}">
+                          <a14:useLocalDpi xmlns:a14="http://schemas.microsoft.com/office/drawing/2010/main" val="0"/>
+                        </a:ext>
+                      </a:extLst>
+                    </a:blip>
+                    <a:srcRect/>
+                    <a:stretch>
+                      <a:fillRect/>
+                    </a:stretch>
+                  </pic:blipFill>
+                  <pic:spPr bwMode="auto">
+                    <a:xfrm>
+                      <a:off x="0" y="0"/>
+                      <a:ext cx="4611826" cy="2494196"/>
+                    </a:xfrm>
+                    <a:prstGeom prst="rect">
+                      <a:avLst/>
+                    </a:prstGeom>
+                    <a:noFill/>
+                    <a:ln>
+                      <a:noFill/>
+                    </a:ln>
+                  </pic:spPr>
+                </pic:pic>
+              </a:graphicData>
+            </a:graphic>
+          </wp:inline>
+        </w:drawing>
+      </w:r>
+    </w:p>
+    <w:p>
+      <w:pPr>
+        <w:pStyle w:val="affa"/>
+      </w:pPr>
+      <w:r>
+        <w:t xml:space="preserve">Рис. </w:t>
+      </w:r>
+      <w:r>
+        <w:fldChar w:fldCharType="begin"/>
+      </w:r>
+      <w:r>
+        <w:instrText xml:space="preserve"> SEQ Рис. \* ARABIC </w:instrText>
+      </w:r>
+      <w:r>
+        <w:fldChar w:fldCharType="separate"/>
+      </w:r>
+      <w:r>
+        <w:rPr>
+          <w:noProof/>
+        </w:rPr>
+        <w:t>18</w:t>
+      </w:r>
+      <w:r>
+        <w:fldChar w:fldCharType="end"/>
+      </w:r>
+      <w:r>
+        <w:t>. Концептуальная схема базы данных</w:t>
+      </w:r>
+    </w:p>
+    <w:p>
+      <w:pPr>
+        <w:pStyle w:val="ab"/>
+      </w:pPr>
+      <w:r>
+        <w:t>Подробное описание сущностей и их полей приведено в следующих разделах. Рассмотрим связи между сущностями.</w:t>
+      </w:r>
+    </w:p>
+    <w:p>
+      <w:pPr>
+        <w:pStyle w:val="ab"/>
+      </w:pPr>
+      <w:r>
+        <w:lastRenderedPageBreak/>
+        <w:t xml:space="preserve">Сущность «Пользователи» хранит базовую информацию об аккаунте: имя пользователя, </w:t>
+      </w:r>
+      <w:r>
+        <w:t>фото профиля</w:t>
+      </w:r>
+      <w:r>
+        <w:t>, дату регистрации и настройки видимости профиля.</w:t>
+      </w:r>
+      <w:r>
+        <w:t xml:space="preserve"> </w:t>
+      </w:r>
+      <w:r>
+        <w:t>Сущность связана с сущностью «Списки желаний» как «один ко многим», поскольку один пользователь может создать неограниченное количество личных списков, но каждый список принадлежит строго одному владельцу.</w:t>
+      </w:r>
+      <w:r>
+        <w:t xml:space="preserve"> Также с</w:t>
+      </w:r>
+      <w:r>
+        <w:t>ущность связана с сущностью «Бронирования» как «один ко многим», так как один пользователь может выступать дарителем и создавать множество записей о бронировании для разных подарков.</w:t>
+      </w:r>
+      <w:r>
+        <w:t xml:space="preserve"> Еще с</w:t>
+      </w:r>
+      <w:r>
+        <w:t>ущность связана с сущностью «Теги» как «многие ко многим»: один пользователь может иметь набор предпочтительных интересов (тегов), и один тег может быть интересен множеству пользователей. Эта связь используется для формирования профиля рекомендаций.</w:t>
+      </w:r>
+    </w:p>
+    <w:p>
+      <w:pPr>
+        <w:pStyle w:val="ab"/>
+      </w:pPr>
+      <w:r>
+        <w:t>Сущность «Списки желаний» представляет собой логический контейнер для подарков. Она содержит название списка, текстовое описание, изображение обложки и дату создания.</w:t>
+      </w:r>
+      <w:r>
+        <w:t xml:space="preserve"> </w:t>
+      </w:r>
+      <w:r>
+        <w:t>Сущность связана с сущностью «Подарки» как «один ко многим»: один список может включать в себя множество карточек подарков, при этом каждый подарок может принадлежать только одному конкретному списку.</w:t>
+      </w:r>
+    </w:p>
+    <w:p>
+      <w:pPr>
+        <w:pStyle w:val="ab"/>
+      </w:pPr>
+      <w:r>
+        <w:t>Сущность «Подарки» является центральной единицей предметной области. Она хранит наименование, подробное описание, ориентировочную стоимость, ссылки на медиафайлы, текущий статус доступности и векторное представление текста для работы семантического поиска.</w:t>
+      </w:r>
+      <w:r>
+        <w:t xml:space="preserve"> </w:t>
+      </w:r>
+      <w:r>
+        <w:t>Сущность связана с сущностью «Бронирования» как «один ко многим»: один подарок может иметь несколько записей о бронировании в случае организации совместного дарения, где каждая запись соответствует отдельному участнику.</w:t>
+      </w:r>
+      <w:r>
+        <w:t xml:space="preserve"> </w:t>
+      </w:r>
+      <w:r>
+        <w:t>Сущность связана с сущностью «Теги» как «многие ко многим»: один подарок может быть описан множеством тегов (например, «для дома», «уют», «керамика»), и один тег может быть присвоен множеству различных подарков.</w:t>
+      </w:r>
+    </w:p>
+    <w:p>
+      <w:pPr>
+        <w:pStyle w:val="ab"/>
+      </w:pPr>
+      <w:r>
+        <w:t>Сущность «Бронирования» фиксирует намерение пользователя приобрести подарок. Она содержит дату создания записи, тип участия (индивидуальное или совместное), текстовый комментарий дарителя и статус подтверждения.</w:t>
+      </w:r>
+      <w:r>
+        <w:t xml:space="preserve"> </w:t>
+      </w:r>
+      <w:r>
+        <w:t xml:space="preserve">Эта </w:t>
+      </w:r>
+      <w:r>
+        <w:lastRenderedPageBreak/>
+        <w:t>сущность связывает «Пользователей» (дарителей) и «Подарки», обеспечивая целостность данных при координации группового дарения. Связь реализована так, что каждый участник складчины создает свою собственную запись бронирования для одного и того же подарка.</w:t>
+      </w:r>
+    </w:p>
+    <w:p>
+      <w:pPr>
+        <w:pStyle w:val="ab"/>
+      </w:pPr>
+      <w:r>
+        <w:t>Сущность «Теги» представляет собой справочник ключевых слов и маркеров, описывающих атрибуты подарков и интересы пользователей.</w:t>
+      </w:r>
+      <w:r>
+        <w:t xml:space="preserve"> </w:t>
+      </w:r>
+      <w:r>
+        <w:t xml:space="preserve">Она служит основой для работы интеллектуального модуля: связь с «Подарками» позволяет осуществлять контентную фильтрацию, а связь с «Пользователями» — формировать персонализированный профиль предпочтений для </w:t>
+      </w:r>
+      <w:proofErr w:type="spellStart"/>
+      <w:r>
+        <w:t>коллаборативных</w:t>
+      </w:r>
+      <w:proofErr w:type="spellEnd"/>
+      <w:r>
+        <w:t xml:space="preserve"> рекомендаций.</w:t>
+      </w:r>
+    </w:p>
+    <w:p>
+      <w:pPr>
+        <w:pStyle w:val="ab"/>
+      </w:pPr>
+      <w:r>
+        <w:t>Такая структура базы данных позволяет эффективно хранить как статические данные профилей и каталога, так и динамические состояния бронирований, полностью поддерживая работу алгоритмов рекомендаций за счет гибкой системы тегирования.</w:t>
+      </w:r>
+    </w:p>
+    <w:p>
+      <w:pPr>
+        <w:pStyle w:val="ab"/>
+      </w:pPr>
     </w:p>
     <w:sectPr>
-      <w:footerReference w:type="default" r:id="rId18"/>
+      <w:footerReference w:type="default" r:id="rId27"/>
       <w:pgSz w:w="11906" w:h="16838" w:code="9"/>
       <w:pgMar w:top="1134" w:right="567" w:bottom="1134" w:left="1701" w:header="709" w:footer="709" w:gutter="0"/>
       <w:cols w:space="708"/>
@@ -6810,232 +9379,6 @@
     </w:lvl>
   </w:abstractNum>
   <w:abstractNum w:abstractNumId="3" w15:restartNumberingAfterBreak="0">
-    <w:nsid w:val="071842A4"/>
-    <w:multiLevelType w:val="hybridMultilevel"/>
-    <w:tmpl w:val="921E373E"/>
-    <w:lvl w:ilvl="0" w:tplc="04190001">
-      <w:start w:val="1"/>
-      <w:numFmt w:val="bullet"/>
-      <w:lvlText w:val=""/>
-      <w:lvlJc w:val="left"/>
-      <w:pPr>
-        <w:ind w:left="1429" w:hanging="360"/>
-      </w:pPr>
-      <w:rPr>
-        <w:rFonts w:ascii="Symbol" w:hAnsi="Symbol" w:hint="default"/>
-      </w:rPr>
-    </w:lvl>
-    <w:lvl w:ilvl="1" w:tplc="04190003" w:tentative="1">
-      <w:start w:val="1"/>
-      <w:numFmt w:val="bullet"/>
-      <w:lvlText w:val="o"/>
-      <w:lvlJc w:val="left"/>
-      <w:pPr>
-        <w:ind w:left="2149" w:hanging="360"/>
-      </w:pPr>
-      <w:rPr>
-        <w:rFonts w:ascii="Courier New" w:hAnsi="Courier New" w:cs="Courier New" w:hint="default"/>
-      </w:rPr>
-    </w:lvl>
-    <w:lvl w:ilvl="2" w:tplc="04190005" w:tentative="1">
-      <w:start w:val="1"/>
-      <w:numFmt w:val="bullet"/>
-      <w:lvlText w:val=""/>
-      <w:lvlJc w:val="left"/>
-      <w:pPr>
-        <w:ind w:left="2869" w:hanging="360"/>
-      </w:pPr>
-      <w:rPr>
-        <w:rFonts w:ascii="Wingdings" w:hAnsi="Wingdings" w:hint="default"/>
-      </w:rPr>
-    </w:lvl>
-    <w:lvl w:ilvl="3" w:tplc="04190001" w:tentative="1">
-      <w:start w:val="1"/>
-      <w:numFmt w:val="bullet"/>
-      <w:lvlText w:val=""/>
-      <w:lvlJc w:val="left"/>
-      <w:pPr>
-        <w:ind w:left="3589" w:hanging="360"/>
-      </w:pPr>
-      <w:rPr>
-        <w:rFonts w:ascii="Symbol" w:hAnsi="Symbol" w:hint="default"/>
-      </w:rPr>
-    </w:lvl>
-    <w:lvl w:ilvl="4" w:tplc="04190003" w:tentative="1">
-      <w:start w:val="1"/>
-      <w:numFmt w:val="bullet"/>
-      <w:lvlText w:val="o"/>
-      <w:lvlJc w:val="left"/>
-      <w:pPr>
-        <w:ind w:left="4309" w:hanging="360"/>
-      </w:pPr>
-      <w:rPr>
-        <w:rFonts w:ascii="Courier New" w:hAnsi="Courier New" w:cs="Courier New" w:hint="default"/>
-      </w:rPr>
-    </w:lvl>
-    <w:lvl w:ilvl="5" w:tplc="04190005" w:tentative="1">
-      <w:start w:val="1"/>
-      <w:numFmt w:val="bullet"/>
-      <w:lvlText w:val=""/>
-      <w:lvlJc w:val="left"/>
-      <w:pPr>
-        <w:ind w:left="5029" w:hanging="360"/>
-      </w:pPr>
-      <w:rPr>
-        <w:rFonts w:ascii="Wingdings" w:hAnsi="Wingdings" w:hint="default"/>
-      </w:rPr>
-    </w:lvl>
-    <w:lvl w:ilvl="6" w:tplc="04190001" w:tentative="1">
-      <w:start w:val="1"/>
-      <w:numFmt w:val="bullet"/>
-      <w:lvlText w:val=""/>
-      <w:lvlJc w:val="left"/>
-      <w:pPr>
-        <w:ind w:left="5749" w:hanging="360"/>
-      </w:pPr>
-      <w:rPr>
-        <w:rFonts w:ascii="Symbol" w:hAnsi="Symbol" w:hint="default"/>
-      </w:rPr>
-    </w:lvl>
-    <w:lvl w:ilvl="7" w:tplc="04190003" w:tentative="1">
-      <w:start w:val="1"/>
-      <w:numFmt w:val="bullet"/>
-      <w:lvlText w:val="o"/>
-      <w:lvlJc w:val="left"/>
-      <w:pPr>
-        <w:ind w:left="6469" w:hanging="360"/>
-      </w:pPr>
-      <w:rPr>
-        <w:rFonts w:ascii="Courier New" w:hAnsi="Courier New" w:cs="Courier New" w:hint="default"/>
-      </w:rPr>
-    </w:lvl>
-    <w:lvl w:ilvl="8" w:tplc="04190005" w:tentative="1">
-      <w:start w:val="1"/>
-      <w:numFmt w:val="bullet"/>
-      <w:lvlText w:val=""/>
-      <w:lvlJc w:val="left"/>
-      <w:pPr>
-        <w:ind w:left="7189" w:hanging="360"/>
-      </w:pPr>
-      <w:rPr>
-        <w:rFonts w:ascii="Wingdings" w:hAnsi="Wingdings" w:hint="default"/>
-      </w:rPr>
-    </w:lvl>
-  </w:abstractNum>
-  <w:abstractNum w:abstractNumId="4" w15:restartNumberingAfterBreak="0">
-    <w:nsid w:val="07F15668"/>
-    <w:multiLevelType w:val="hybridMultilevel"/>
-    <w:tmpl w:val="32007EBA"/>
-    <w:lvl w:ilvl="0" w:tplc="04190001">
-      <w:start w:val="1"/>
-      <w:numFmt w:val="bullet"/>
-      <w:lvlText w:val=""/>
-      <w:lvlJc w:val="left"/>
-      <w:pPr>
-        <w:ind w:left="1429" w:hanging="360"/>
-      </w:pPr>
-      <w:rPr>
-        <w:rFonts w:ascii="Symbol" w:hAnsi="Symbol" w:hint="default"/>
-      </w:rPr>
-    </w:lvl>
-    <w:lvl w:ilvl="1" w:tplc="04190003" w:tentative="1">
-      <w:start w:val="1"/>
-      <w:numFmt w:val="bullet"/>
-      <w:lvlText w:val="o"/>
-      <w:lvlJc w:val="left"/>
-      <w:pPr>
-        <w:ind w:left="2149" w:hanging="360"/>
-      </w:pPr>
-      <w:rPr>
-        <w:rFonts w:ascii="Courier New" w:hAnsi="Courier New" w:cs="Courier New" w:hint="default"/>
-      </w:rPr>
-    </w:lvl>
-    <w:lvl w:ilvl="2" w:tplc="04190005" w:tentative="1">
-      <w:start w:val="1"/>
-      <w:numFmt w:val="bullet"/>
-      <w:lvlText w:val=""/>
-      <w:lvlJc w:val="left"/>
-      <w:pPr>
-        <w:ind w:left="2869" w:hanging="360"/>
-      </w:pPr>
-      <w:rPr>
-        <w:rFonts w:ascii="Wingdings" w:hAnsi="Wingdings" w:hint="default"/>
-      </w:rPr>
-    </w:lvl>
-    <w:lvl w:ilvl="3" w:tplc="04190001" w:tentative="1">
-      <w:start w:val="1"/>
-      <w:numFmt w:val="bullet"/>
-      <w:lvlText w:val=""/>
-      <w:lvlJc w:val="left"/>
-      <w:pPr>
-        <w:ind w:left="3589" w:hanging="360"/>
-      </w:pPr>
-      <w:rPr>
-        <w:rFonts w:ascii="Symbol" w:hAnsi="Symbol" w:hint="default"/>
-      </w:rPr>
-    </w:lvl>
-    <w:lvl w:ilvl="4" w:tplc="04190003" w:tentative="1">
-      <w:start w:val="1"/>
-      <w:numFmt w:val="bullet"/>
-      <w:lvlText w:val="o"/>
-      <w:lvlJc w:val="left"/>
-      <w:pPr>
-        <w:ind w:left="4309" w:hanging="360"/>
-      </w:pPr>
-      <w:rPr>
-        <w:rFonts w:ascii="Courier New" w:hAnsi="Courier New" w:cs="Courier New" w:hint="default"/>
-      </w:rPr>
-    </w:lvl>
-    <w:lvl w:ilvl="5" w:tplc="04190005" w:tentative="1">
-      <w:start w:val="1"/>
-      <w:numFmt w:val="bullet"/>
-      <w:lvlText w:val=""/>
-      <w:lvlJc w:val="left"/>
-      <w:pPr>
-        <w:ind w:left="5029" w:hanging="360"/>
-      </w:pPr>
-      <w:rPr>
-        <w:rFonts w:ascii="Wingdings" w:hAnsi="Wingdings" w:hint="default"/>
-      </w:rPr>
-    </w:lvl>
-    <w:lvl w:ilvl="6" w:tplc="04190001" w:tentative="1">
-      <w:start w:val="1"/>
-      <w:numFmt w:val="bullet"/>
-      <w:lvlText w:val=""/>
-      <w:lvlJc w:val="left"/>
-      <w:pPr>
-        <w:ind w:left="5749" w:hanging="360"/>
-      </w:pPr>
-      <w:rPr>
-        <w:rFonts w:ascii="Symbol" w:hAnsi="Symbol" w:hint="default"/>
-      </w:rPr>
-    </w:lvl>
-    <w:lvl w:ilvl="7" w:tplc="04190003" w:tentative="1">
-      <w:start w:val="1"/>
-      <w:numFmt w:val="bullet"/>
-      <w:lvlText w:val="o"/>
-      <w:lvlJc w:val="left"/>
-      <w:pPr>
-        <w:ind w:left="6469" w:hanging="360"/>
-      </w:pPr>
-      <w:rPr>
-        <w:rFonts w:ascii="Courier New" w:hAnsi="Courier New" w:cs="Courier New" w:hint="default"/>
-      </w:rPr>
-    </w:lvl>
-    <w:lvl w:ilvl="8" w:tplc="04190005" w:tentative="1">
-      <w:start w:val="1"/>
-      <w:numFmt w:val="bullet"/>
-      <w:lvlText w:val=""/>
-      <w:lvlJc w:val="left"/>
-      <w:pPr>
-        <w:ind w:left="7189" w:hanging="360"/>
-      </w:pPr>
-      <w:rPr>
-        <w:rFonts w:ascii="Wingdings" w:hAnsi="Wingdings" w:hint="default"/>
-      </w:rPr>
-    </w:lvl>
-  </w:abstractNum>
-  <w:abstractNum w:abstractNumId="5" w15:restartNumberingAfterBreak="0">
     <w:nsid w:val="0AB0417E"/>
     <w:multiLevelType w:val="hybridMultilevel"/>
     <w:tmpl w:val="89E4802E"/>
@@ -7148,7 +9491,7 @@
       </w:rPr>
     </w:lvl>
   </w:abstractNum>
-  <w:abstractNum w:abstractNumId="6" w15:restartNumberingAfterBreak="0">
+  <w:abstractNum w:abstractNumId="4" w15:restartNumberingAfterBreak="0">
     <w:nsid w:val="0B0A432A"/>
     <w:multiLevelType w:val="hybridMultilevel"/>
     <w:tmpl w:val="C96010CE"/>
@@ -7261,93 +9604,7 @@
       </w:rPr>
     </w:lvl>
   </w:abstractNum>
-  <w:abstractNum w:abstractNumId="7" w15:restartNumberingAfterBreak="0">
-    <w:nsid w:val="0C677FA0"/>
-    <w:multiLevelType w:val="hybridMultilevel"/>
-    <w:tmpl w:val="B9CA1BDE"/>
-    <w:lvl w:ilvl="0" w:tplc="FFFFFFFF">
-      <w:start w:val="1"/>
-      <w:numFmt w:val="decimal"/>
-      <w:lvlText w:val="%1."/>
-      <w:lvlJc w:val="left"/>
-      <w:pPr>
-        <w:ind w:left="1429" w:hanging="360"/>
-      </w:pPr>
-    </w:lvl>
-    <w:lvl w:ilvl="1" w:tplc="FFFFFFFF" w:tentative="1">
-      <w:start w:val="1"/>
-      <w:numFmt w:val="lowerLetter"/>
-      <w:lvlText w:val="%2."/>
-      <w:lvlJc w:val="left"/>
-      <w:pPr>
-        <w:ind w:left="2149" w:hanging="360"/>
-      </w:pPr>
-    </w:lvl>
-    <w:lvl w:ilvl="2" w:tplc="FFFFFFFF" w:tentative="1">
-      <w:start w:val="1"/>
-      <w:numFmt w:val="lowerRoman"/>
-      <w:lvlText w:val="%3."/>
-      <w:lvlJc w:val="right"/>
-      <w:pPr>
-        <w:ind w:left="2869" w:hanging="180"/>
-      </w:pPr>
-    </w:lvl>
-    <w:lvl w:ilvl="3" w:tplc="FFFFFFFF" w:tentative="1">
-      <w:start w:val="1"/>
-      <w:numFmt w:val="decimal"/>
-      <w:lvlText w:val="%4."/>
-      <w:lvlJc w:val="left"/>
-      <w:pPr>
-        <w:ind w:left="3589" w:hanging="360"/>
-      </w:pPr>
-    </w:lvl>
-    <w:lvl w:ilvl="4" w:tplc="FFFFFFFF" w:tentative="1">
-      <w:start w:val="1"/>
-      <w:numFmt w:val="lowerLetter"/>
-      <w:lvlText w:val="%5."/>
-      <w:lvlJc w:val="left"/>
-      <w:pPr>
-        <w:ind w:left="4309" w:hanging="360"/>
-      </w:pPr>
-    </w:lvl>
-    <w:lvl w:ilvl="5" w:tplc="FFFFFFFF" w:tentative="1">
-      <w:start w:val="1"/>
-      <w:numFmt w:val="lowerRoman"/>
-      <w:lvlText w:val="%6."/>
-      <w:lvlJc w:val="right"/>
-      <w:pPr>
-        <w:ind w:left="5029" w:hanging="180"/>
-      </w:pPr>
-    </w:lvl>
-    <w:lvl w:ilvl="6" w:tplc="FFFFFFFF" w:tentative="1">
-      <w:start w:val="1"/>
-      <w:numFmt w:val="decimal"/>
-      <w:lvlText w:val="%7."/>
-      <w:lvlJc w:val="left"/>
-      <w:pPr>
-        <w:ind w:left="5749" w:hanging="360"/>
-      </w:pPr>
-    </w:lvl>
-    <w:lvl w:ilvl="7" w:tplc="FFFFFFFF" w:tentative="1">
-      <w:start w:val="1"/>
-      <w:numFmt w:val="lowerLetter"/>
-      <w:lvlText w:val="%8."/>
-      <w:lvlJc w:val="left"/>
-      <w:pPr>
-        <w:ind w:left="6469" w:hanging="360"/>
-      </w:pPr>
-    </w:lvl>
-    <w:lvl w:ilvl="8" w:tplc="FFFFFFFF" w:tentative="1">
-      <w:start w:val="1"/>
-      <w:numFmt w:val="lowerRoman"/>
-      <w:lvlText w:val="%9."/>
-      <w:lvlJc w:val="right"/>
-      <w:pPr>
-        <w:ind w:left="7189" w:hanging="180"/>
-      </w:pPr>
-    </w:lvl>
-  </w:abstractNum>
-  <w:abstractNum w:abstractNumId="8" w15:restartNumberingAfterBreak="0">
+  <w:abstractNum w:abstractNumId="5" w15:restartNumberingAfterBreak="0">
     <w:nsid w:val="0D977D27"/>
     <w:multiLevelType w:val="hybridMultilevel"/>
     <w:tmpl w:val="2104E5F8"/>
@@ -7434,130 +9691,7 @@
       </w:pPr>
     </w:lvl>
   </w:abstractNum>
-  <w:abstractNum w:abstractNumId="9" w15:restartNumberingAfterBreak="0">
-    <w:nsid w:val="0E2977D1"/>
-    <w:multiLevelType w:val="multilevel"/>
-    <w:tmpl w:val="A19A0418"/>
-    <w:lvl w:ilvl="0">
-      <w:start w:val="2"/>
-      <w:numFmt w:val="decimal"/>
-      <w:lvlText w:val="%1"/>
-      <w:lvlJc w:val="left"/>
-      <w:pPr>
-        <w:ind w:left="1441" w:hanging="792"/>
-      </w:pPr>
-      <w:rPr>
-        <w:rFonts w:hint="default"/>
-        <w:lang w:val="ru-RU" w:eastAsia="en-US" w:bidi="ar-SA"/>
-      </w:rPr>
-    </w:lvl>
-    <w:lvl w:ilvl="1">
-      <w:start w:val="1"/>
-      <w:numFmt w:val="decimal"/>
-      <w:lvlText w:val="%1.%2."/>
-      <w:lvlJc w:val="left"/>
-      <w:pPr>
-        <w:ind w:left="9298" w:hanging="792"/>
-      </w:pPr>
-      <w:rPr>
-        <w:rFonts w:ascii="Times New Roman" w:eastAsia="Times New Roman" w:hAnsi="Times New Roman" w:cs="Times New Roman" w:hint="default"/>
-        <w:b/>
-        <w:bCs/>
-        <w:w w:val="99"/>
-        <w:sz w:val="28"/>
-        <w:szCs w:val="28"/>
-        <w:lang w:val="ru-RU" w:eastAsia="en-US" w:bidi="ar-SA"/>
-      </w:rPr>
-    </w:lvl>
-    <w:lvl w:ilvl="2">
-      <w:numFmt w:val="bullet"/>
-      <w:lvlText w:val=""/>
-      <w:lvlJc w:val="left"/>
-      <w:pPr>
-        <w:ind w:left="1225" w:hanging="360"/>
-      </w:pPr>
-      <w:rPr>
-        <w:rFonts w:ascii="Symbol" w:eastAsia="Symbol" w:hAnsi="Symbol" w:cs="Symbol" w:hint="default"/>
-        <w:w w:val="99"/>
-        <w:sz w:val="28"/>
-        <w:szCs w:val="28"/>
-        <w:lang w:val="ru-RU" w:eastAsia="en-US" w:bidi="ar-SA"/>
-      </w:rPr>
-    </w:lvl>
-    <w:lvl w:ilvl="3">
-      <w:numFmt w:val="bullet"/>
-      <w:lvlText w:val="•"/>
-      <w:lvlJc w:val="left"/>
-      <w:pPr>
-        <w:ind w:left="2500" w:hanging="360"/>
-      </w:pPr>
-      <w:rPr>
-        <w:rFonts w:hint="default"/>
-        <w:lang w:val="ru-RU" w:eastAsia="en-US" w:bidi="ar-SA"/>
-      </w:rPr>
-    </w:lvl>
-    <w:lvl w:ilvl="4">
-      <w:numFmt w:val="bullet"/>
-      <w:lvlText w:val="•"/>
-      <w:lvlJc w:val="left"/>
-      <w:pPr>
-        <w:ind w:left="3561" w:hanging="360"/>
-      </w:pPr>
-      <w:rPr>
-        <w:rFonts w:hint="default"/>
-        <w:lang w:val="ru-RU" w:eastAsia="en-US" w:bidi="ar-SA"/>
-      </w:rPr>
-    </w:lvl>
-    <w:lvl w:ilvl="5">
-      <w:numFmt w:val="bullet"/>
-      <w:lvlText w:val="•"/>
-      <w:lvlJc w:val="left"/>
-      <w:pPr>
-        <w:ind w:left="4621" w:hanging="360"/>
-      </w:pPr>
-      <w:rPr>
-        <w:rFonts w:hint="default"/>
-        <w:lang w:val="ru-RU" w:eastAsia="en-US" w:bidi="ar-SA"/>
-      </w:rPr>
-    </w:lvl>
-    <w:lvl w:ilvl="6">
-      <w:numFmt w:val="bullet"/>
-      <w:lvlText w:val="•"/>
-      <w:lvlJc w:val="left"/>
-      <w:pPr>
-        <w:ind w:left="5682" w:hanging="360"/>
-      </w:pPr>
-      <w:rPr>
-        <w:rFonts w:hint="default"/>
-        <w:lang w:val="ru-RU" w:eastAsia="en-US" w:bidi="ar-SA"/>
-      </w:rPr>
-    </w:lvl>
-    <w:lvl w:ilvl="7">
-      <w:numFmt w:val="bullet"/>
-      <w:lvlText w:val="•"/>
-      <w:lvlJc w:val="left"/>
-      <w:pPr>
-        <w:ind w:left="6742" w:hanging="360"/>
-      </w:pPr>
-      <w:rPr>
-        <w:rFonts w:hint="default"/>
-        <w:lang w:val="ru-RU" w:eastAsia="en-US" w:bidi="ar-SA"/>
-      </w:rPr>
-    </w:lvl>
-    <w:lvl w:ilvl="8">
-      <w:numFmt w:val="bullet"/>
-      <w:lvlText w:val="•"/>
-      <w:lvlJc w:val="left"/>
-      <w:pPr>
-        <w:ind w:left="7803" w:hanging="360"/>
-      </w:pPr>
-      <w:rPr>
-        <w:rFonts w:hint="default"/>
-        <w:lang w:val="ru-RU" w:eastAsia="en-US" w:bidi="ar-SA"/>
-      </w:rPr>
-    </w:lvl>
-  </w:abstractNum>
-  <w:abstractNum w:abstractNumId="10" w15:restartNumberingAfterBreak="0">
+  <w:abstractNum w:abstractNumId="6" w15:restartNumberingAfterBreak="0">
     <w:nsid w:val="12091E89"/>
     <w:multiLevelType w:val="hybridMultilevel"/>
     <w:tmpl w:val="29B80726"/>
@@ -7670,7 +9804,7 @@
       </w:rPr>
     </w:lvl>
   </w:abstractNum>
-  <w:abstractNum w:abstractNumId="11" w15:restartNumberingAfterBreak="0">
+  <w:abstractNum w:abstractNumId="7" w15:restartNumberingAfterBreak="0">
     <w:nsid w:val="157979AE"/>
     <w:multiLevelType w:val="hybridMultilevel"/>
     <w:tmpl w:val="98E87A04"/>
@@ -7759,7 +9893,7 @@
       </w:pPr>
     </w:lvl>
   </w:abstractNum>
-  <w:abstractNum w:abstractNumId="12" w15:restartNumberingAfterBreak="0">
+  <w:abstractNum w:abstractNumId="8" w15:restartNumberingAfterBreak="0">
     <w:nsid w:val="15BD341D"/>
     <w:multiLevelType w:val="multilevel"/>
     <w:tmpl w:val="2C52A48E"/>
@@ -7873,7 +10007,7 @@
       </w:rPr>
     </w:lvl>
   </w:abstractNum>
-  <w:abstractNum w:abstractNumId="13" w15:restartNumberingAfterBreak="0">
+  <w:abstractNum w:abstractNumId="9" w15:restartNumberingAfterBreak="0">
     <w:nsid w:val="197722B9"/>
     <w:multiLevelType w:val="hybridMultilevel"/>
     <w:tmpl w:val="75EE8530"/>
@@ -7986,580 +10120,7 @@
       </w:rPr>
     </w:lvl>
   </w:abstractNum>
-  <w:abstractNum w:abstractNumId="14" w15:restartNumberingAfterBreak="0">
-    <w:nsid w:val="1C650974"/>
-    <w:multiLevelType w:val="hybridMultilevel"/>
-    <w:tmpl w:val="D4126E4E"/>
-    <w:lvl w:ilvl="0" w:tplc="04190001">
-      <w:start w:val="1"/>
-      <w:numFmt w:val="bullet"/>
-      <w:lvlText w:val=""/>
-      <w:lvlJc w:val="left"/>
-      <w:pPr>
-        <w:ind w:left="1429" w:hanging="360"/>
-      </w:pPr>
-      <w:rPr>
-        <w:rFonts w:ascii="Symbol" w:hAnsi="Symbol" w:hint="default"/>
-      </w:rPr>
-    </w:lvl>
-    <w:lvl w:ilvl="1" w:tplc="04190003" w:tentative="1">
-      <w:start w:val="1"/>
-      <w:numFmt w:val="bullet"/>
-      <w:lvlText w:val="o"/>
-      <w:lvlJc w:val="left"/>
-      <w:pPr>
-        <w:ind w:left="2149" w:hanging="360"/>
-      </w:pPr>
-      <w:rPr>
-        <w:rFonts w:ascii="Courier New" w:hAnsi="Courier New" w:cs="Courier New" w:hint="default"/>
-      </w:rPr>
-    </w:lvl>
-    <w:lvl w:ilvl="2" w:tplc="04190005" w:tentative="1">
-      <w:start w:val="1"/>
-      <w:numFmt w:val="bullet"/>
-      <w:lvlText w:val=""/>
-      <w:lvlJc w:val="left"/>
-      <w:pPr>
-        <w:ind w:left="2869" w:hanging="360"/>
-      </w:pPr>
-      <w:rPr>
-        <w:rFonts w:ascii="Wingdings" w:hAnsi="Wingdings" w:hint="default"/>
-      </w:rPr>
-    </w:lvl>
-    <w:lvl w:ilvl="3" w:tplc="04190001" w:tentative="1">
-      <w:start w:val="1"/>
-      <w:numFmt w:val="bullet"/>
-      <w:lvlText w:val=""/>
-      <w:lvlJc w:val="left"/>
-      <w:pPr>
-        <w:ind w:left="3589" w:hanging="360"/>
-      </w:pPr>
-      <w:rPr>
-        <w:rFonts w:ascii="Symbol" w:hAnsi="Symbol" w:hint="default"/>
-      </w:rPr>
-    </w:lvl>
-    <w:lvl w:ilvl="4" w:tplc="04190003" w:tentative="1">
-      <w:start w:val="1"/>
-      <w:numFmt w:val="bullet"/>
-      <w:lvlText w:val="o"/>
-      <w:lvlJc w:val="left"/>
-      <w:pPr>
-        <w:ind w:left="4309" w:hanging="360"/>
-      </w:pPr>
-      <w:rPr>
-        <w:rFonts w:ascii="Courier New" w:hAnsi="Courier New" w:cs="Courier New" w:hint="default"/>
-      </w:rPr>
-    </w:lvl>
-    <w:lvl w:ilvl="5" w:tplc="04190005" w:tentative="1">
-      <w:start w:val="1"/>
-      <w:numFmt w:val="bullet"/>
-      <w:lvlText w:val=""/>
-      <w:lvlJc w:val="left"/>
-      <w:pPr>
-        <w:ind w:left="5029" w:hanging="360"/>
-      </w:pPr>
-      <w:rPr>
-        <w:rFonts w:ascii="Wingdings" w:hAnsi="Wingdings" w:hint="default"/>
-      </w:rPr>
-    </w:lvl>
-    <w:lvl w:ilvl="6" w:tplc="04190001" w:tentative="1">
-      <w:start w:val="1"/>
-      <w:numFmt w:val="bullet"/>
-      <w:lvlText w:val=""/>
-      <w:lvlJc w:val="left"/>
-      <w:pPr>
-        <w:ind w:left="5749" w:hanging="360"/>
-      </w:pPr>
-      <w:rPr>
-        <w:rFonts w:ascii="Symbol" w:hAnsi="Symbol" w:hint="default"/>
-      </w:rPr>
-    </w:lvl>
-    <w:lvl w:ilvl="7" w:tplc="04190003" w:tentative="1">
-      <w:start w:val="1"/>
-      <w:numFmt w:val="bullet"/>
-      <w:lvlText w:val="o"/>
-      <w:lvlJc w:val="left"/>
-      <w:pPr>
-        <w:ind w:left="6469" w:hanging="360"/>
-      </w:pPr>
-      <w:rPr>
-        <w:rFonts w:ascii="Courier New" w:hAnsi="Courier New" w:cs="Courier New" w:hint="default"/>
-      </w:rPr>
-    </w:lvl>
-    <w:lvl w:ilvl="8" w:tplc="04190005" w:tentative="1">
-      <w:start w:val="1"/>
-      <w:numFmt w:val="bullet"/>
-      <w:lvlText w:val=""/>
-      <w:lvlJc w:val="left"/>
-      <w:pPr>
-        <w:ind w:left="7189" w:hanging="360"/>
-      </w:pPr>
-      <w:rPr>
-        <w:rFonts w:ascii="Wingdings" w:hAnsi="Wingdings" w:hint="default"/>
-      </w:rPr>
-    </w:lvl>
-  </w:abstractNum>
-  <w:abstractNum w:abstractNumId="15" w15:restartNumberingAfterBreak="0">
-    <w:nsid w:val="240A3EF7"/>
-    <w:multiLevelType w:val="multilevel"/>
-    <w:tmpl w:val="89482F56"/>
-    <w:lvl w:ilvl="0">
-      <w:start w:val="1"/>
-      <w:numFmt w:val="decimal"/>
-      <w:lvlText w:val="%1"/>
-      <w:lvlJc w:val="left"/>
-      <w:pPr>
-        <w:ind w:left="1369" w:hanging="720"/>
-      </w:pPr>
-      <w:rPr>
-        <w:rFonts w:hint="default"/>
-      </w:rPr>
-    </w:lvl>
-    <w:lvl w:ilvl="1">
-      <w:start w:val="8"/>
-      <w:numFmt w:val="decimal"/>
-      <w:lvlText w:val="%1.%2."/>
-      <w:lvlJc w:val="left"/>
-      <w:pPr>
-        <w:ind w:left="1369" w:hanging="720"/>
-      </w:pPr>
-      <w:rPr>
-        <w:rFonts w:ascii="Times New Roman" w:eastAsia="Times New Roman" w:hAnsi="Times New Roman" w:cs="Times New Roman" w:hint="default"/>
-        <w:b/>
-        <w:bCs/>
-        <w:w w:val="99"/>
-        <w:sz w:val="28"/>
-        <w:szCs w:val="28"/>
-      </w:rPr>
-    </w:lvl>
-    <w:lvl w:ilvl="2">
-      <w:start w:val="1"/>
-      <w:numFmt w:val="decimal"/>
-      <w:lvlText w:val="%1.%2.%3."/>
-      <w:lvlJc w:val="left"/>
-      <w:pPr>
-        <w:ind w:left="1864" w:hanging="721"/>
-      </w:pPr>
-      <w:rPr>
-        <w:rFonts w:ascii="Times New Roman" w:eastAsia="Times New Roman" w:hAnsi="Times New Roman" w:cs="Times New Roman" w:hint="default"/>
-        <w:b/>
-        <w:bCs/>
-        <w:w w:val="99"/>
-        <w:sz w:val="28"/>
-        <w:szCs w:val="28"/>
-      </w:rPr>
-    </w:lvl>
-    <w:lvl w:ilvl="3">
-      <w:start w:val="1"/>
-      <w:numFmt w:val="decimal"/>
-      <w:lvlText w:val="%4."/>
-      <w:lvlJc w:val="left"/>
-      <w:pPr>
-        <w:ind w:left="2195" w:hanging="692"/>
-      </w:pPr>
-      <w:rPr>
-        <w:rFonts w:ascii="Times New Roman" w:eastAsia="Times New Roman" w:hAnsi="Times New Roman" w:cs="Times New Roman" w:hint="default"/>
-        <w:w w:val="99"/>
-        <w:sz w:val="28"/>
-        <w:szCs w:val="28"/>
-      </w:rPr>
-    </w:lvl>
-    <w:lvl w:ilvl="4">
-      <w:numFmt w:val="bullet"/>
-      <w:lvlText w:val="•"/>
-      <w:lvlJc w:val="left"/>
-      <w:pPr>
-        <w:ind w:left="3372" w:hanging="692"/>
-      </w:pPr>
-      <w:rPr>
-        <w:rFonts w:hint="default"/>
-      </w:rPr>
-    </w:lvl>
-    <w:lvl w:ilvl="5">
-      <w:numFmt w:val="bullet"/>
-      <w:lvlText w:val="•"/>
-      <w:lvlJc w:val="left"/>
-      <w:pPr>
-        <w:ind w:left="4464" w:hanging="692"/>
-      </w:pPr>
-      <w:rPr>
-        <w:rFonts w:hint="default"/>
-      </w:rPr>
-    </w:lvl>
-    <w:lvl w:ilvl="6">
-      <w:numFmt w:val="bullet"/>
-      <w:lvlText w:val="•"/>
-      <w:lvlJc w:val="left"/>
-      <w:pPr>
-        <w:ind w:left="5556" w:hanging="692"/>
-      </w:pPr>
-      <w:rPr>
-        <w:rFonts w:hint="default"/>
-      </w:rPr>
-    </w:lvl>
-    <w:lvl w:ilvl="7">
-      <w:numFmt w:val="bullet"/>
-      <w:lvlText w:val="•"/>
-      <w:lvlJc w:val="left"/>
-      <w:pPr>
-        <w:ind w:left="6648" w:hanging="692"/>
-      </w:pPr>
-      <w:rPr>
-        <w:rFonts w:hint="default"/>
-      </w:rPr>
-    </w:lvl>
-    <w:lvl w:ilvl="8">
-      <w:numFmt w:val="bullet"/>
-      <w:lvlText w:val="•"/>
-      <w:lvlJc w:val="left"/>
-      <w:pPr>
-        <w:ind w:left="7740" w:hanging="692"/>
-      </w:pPr>
-      <w:rPr>
-        <w:rFonts w:hint="default"/>
-      </w:rPr>
-    </w:lvl>
-  </w:abstractNum>
-  <w:abstractNum w:abstractNumId="16" w15:restartNumberingAfterBreak="0">
-    <w:nsid w:val="26E022B8"/>
-    <w:multiLevelType w:val="hybridMultilevel"/>
-    <w:tmpl w:val="3EBE71B8"/>
-    <w:lvl w:ilvl="0" w:tplc="04190001">
-      <w:start w:val="1"/>
-      <w:numFmt w:val="bullet"/>
-      <w:lvlText w:val=""/>
-      <w:lvlJc w:val="left"/>
-      <w:pPr>
-        <w:ind w:left="1429" w:hanging="360"/>
-      </w:pPr>
-      <w:rPr>
-        <w:rFonts w:ascii="Symbol" w:hAnsi="Symbol" w:hint="default"/>
-      </w:rPr>
-    </w:lvl>
-    <w:lvl w:ilvl="1" w:tplc="04190003" w:tentative="1">
-      <w:start w:val="1"/>
-      <w:numFmt w:val="bullet"/>
-      <w:lvlText w:val="o"/>
-      <w:lvlJc w:val="left"/>
-      <w:pPr>
-        <w:ind w:left="2149" w:hanging="360"/>
-      </w:pPr>
-      <w:rPr>
-        <w:rFonts w:ascii="Courier New" w:hAnsi="Courier New" w:cs="Courier New" w:hint="default"/>
-      </w:rPr>
-    </w:lvl>
-    <w:lvl w:ilvl="2" w:tplc="04190005" w:tentative="1">
-      <w:start w:val="1"/>
-      <w:numFmt w:val="bullet"/>
-      <w:lvlText w:val=""/>
-      <w:lvlJc w:val="left"/>
-      <w:pPr>
-        <w:ind w:left="2869" w:hanging="360"/>
-      </w:pPr>
-      <w:rPr>
-        <w:rFonts w:ascii="Wingdings" w:hAnsi="Wingdings" w:hint="default"/>
-      </w:rPr>
-    </w:lvl>
-    <w:lvl w:ilvl="3" w:tplc="04190001" w:tentative="1">
-      <w:start w:val="1"/>
-      <w:numFmt w:val="bullet"/>
-      <w:lvlText w:val=""/>
-      <w:lvlJc w:val="left"/>
-      <w:pPr>
-        <w:ind w:left="3589" w:hanging="360"/>
-      </w:pPr>
-      <w:rPr>
-        <w:rFonts w:ascii="Symbol" w:hAnsi="Symbol" w:hint="default"/>
-      </w:rPr>
-    </w:lvl>
-    <w:lvl w:ilvl="4" w:tplc="04190003" w:tentative="1">
-      <w:start w:val="1"/>
-      <w:numFmt w:val="bullet"/>
-      <w:lvlText w:val="o"/>
-      <w:lvlJc w:val="left"/>
-      <w:pPr>
-        <w:ind w:left="4309" w:hanging="360"/>
-      </w:pPr>
-      <w:rPr>
-        <w:rFonts w:ascii="Courier New" w:hAnsi="Courier New" w:cs="Courier New" w:hint="default"/>
-      </w:rPr>
-    </w:lvl>
-    <w:lvl w:ilvl="5" w:tplc="04190005" w:tentative="1">
-      <w:start w:val="1"/>
-      <w:numFmt w:val="bullet"/>
-      <w:lvlText w:val=""/>
-      <w:lvlJc w:val="left"/>
-      <w:pPr>
-        <w:ind w:left="5029" w:hanging="360"/>
-      </w:pPr>
-      <w:rPr>
-        <w:rFonts w:ascii="Wingdings" w:hAnsi="Wingdings" w:hint="default"/>
-      </w:rPr>
-    </w:lvl>
-    <w:lvl w:ilvl="6" w:tplc="04190001" w:tentative="1">
-      <w:start w:val="1"/>
-      <w:numFmt w:val="bullet"/>
-      <w:lvlText w:val=""/>
-      <w:lvlJc w:val="left"/>
-      <w:pPr>
-        <w:ind w:left="5749" w:hanging="360"/>
-      </w:pPr>
-      <w:rPr>
-        <w:rFonts w:ascii="Symbol" w:hAnsi="Symbol" w:hint="default"/>
-      </w:rPr>
-    </w:lvl>
-    <w:lvl w:ilvl="7" w:tplc="04190003" w:tentative="1">
-      <w:start w:val="1"/>
-      <w:numFmt w:val="bullet"/>
-      <w:lvlText w:val="o"/>
-      <w:lvlJc w:val="left"/>
-      <w:pPr>
-        <w:ind w:left="6469" w:hanging="360"/>
-      </w:pPr>
-      <w:rPr>
-        <w:rFonts w:ascii="Courier New" w:hAnsi="Courier New" w:cs="Courier New" w:hint="default"/>
-      </w:rPr>
-    </w:lvl>
-    <w:lvl w:ilvl="8" w:tplc="04190005" w:tentative="1">
-      <w:start w:val="1"/>
-      <w:numFmt w:val="bullet"/>
-      <w:lvlText w:val=""/>
-      <w:lvlJc w:val="left"/>
-      <w:pPr>
-        <w:ind w:left="7189" w:hanging="360"/>
-      </w:pPr>
-      <w:rPr>
-        <w:rFonts w:ascii="Wingdings" w:hAnsi="Wingdings" w:hint="default"/>
-      </w:rPr>
-    </w:lvl>
-  </w:abstractNum>
-  <w:abstractNum w:abstractNumId="17" w15:restartNumberingAfterBreak="0">
-    <w:nsid w:val="2C6E26BB"/>
-    <w:multiLevelType w:val="hybridMultilevel"/>
-    <w:tmpl w:val="18607696"/>
-    <w:lvl w:ilvl="0" w:tplc="04190001">
-      <w:start w:val="1"/>
-      <w:numFmt w:val="bullet"/>
-      <w:lvlText w:val=""/>
-      <w:lvlJc w:val="left"/>
-      <w:pPr>
-        <w:ind w:left="2160" w:hanging="360"/>
-      </w:pPr>
-      <w:rPr>
-        <w:rFonts w:ascii="Symbol" w:hAnsi="Symbol" w:hint="default"/>
-      </w:rPr>
-    </w:lvl>
-    <w:lvl w:ilvl="1" w:tplc="04190003" w:tentative="1">
-      <w:start w:val="1"/>
-      <w:numFmt w:val="bullet"/>
-      <w:lvlText w:val="o"/>
-      <w:lvlJc w:val="left"/>
-      <w:pPr>
-        <w:ind w:left="2880" w:hanging="360"/>
-      </w:pPr>
-      <w:rPr>
-        <w:rFonts w:ascii="Courier New" w:hAnsi="Courier New" w:cs="Courier New" w:hint="default"/>
-      </w:rPr>
-    </w:lvl>
-    <w:lvl w:ilvl="2" w:tplc="04190005" w:tentative="1">
-      <w:start w:val="1"/>
-      <w:numFmt w:val="bullet"/>
-      <w:lvlText w:val=""/>
-      <w:lvlJc w:val="left"/>
-      <w:pPr>
-        <w:ind w:left="3600" w:hanging="360"/>
-      </w:pPr>
-      <w:rPr>
-        <w:rFonts w:ascii="Wingdings" w:hAnsi="Wingdings" w:hint="default"/>
-      </w:rPr>
-    </w:lvl>
-    <w:lvl w:ilvl="3" w:tplc="04190001" w:tentative="1">
-      <w:start w:val="1"/>
-      <w:numFmt w:val="bullet"/>
-      <w:lvlText w:val=""/>
-      <w:lvlJc w:val="left"/>
-      <w:pPr>
-        <w:ind w:left="4320" w:hanging="360"/>
-      </w:pPr>
-      <w:rPr>
-        <w:rFonts w:ascii="Symbol" w:hAnsi="Symbol" w:hint="default"/>
-      </w:rPr>
-    </w:lvl>
-    <w:lvl w:ilvl="4" w:tplc="04190003" w:tentative="1">
-      <w:start w:val="1"/>
-      <w:numFmt w:val="bullet"/>
-      <w:lvlText w:val="o"/>
-      <w:lvlJc w:val="left"/>
-      <w:pPr>
-        <w:ind w:left="5040" w:hanging="360"/>
-      </w:pPr>
-      <w:rPr>
-        <w:rFonts w:ascii="Courier New" w:hAnsi="Courier New" w:cs="Courier New" w:hint="default"/>
-      </w:rPr>
-    </w:lvl>
-    <w:lvl w:ilvl="5" w:tplc="04190005" w:tentative="1">
-      <w:start w:val="1"/>
-      <w:numFmt w:val="bullet"/>
-      <w:lvlText w:val=""/>
-      <w:lvlJc w:val="left"/>
-      <w:pPr>
-        <w:ind w:left="5760" w:hanging="360"/>
-      </w:pPr>
-      <w:rPr>
-        <w:rFonts w:ascii="Wingdings" w:hAnsi="Wingdings" w:hint="default"/>
-      </w:rPr>
-    </w:lvl>
-    <w:lvl w:ilvl="6" w:tplc="04190001" w:tentative="1">
-      <w:start w:val="1"/>
-      <w:numFmt w:val="bullet"/>
-      <w:lvlText w:val=""/>
-      <w:lvlJc w:val="left"/>
-      <w:pPr>
-        <w:ind w:left="6480" w:hanging="360"/>
-      </w:pPr>
-      <w:rPr>
-        <w:rFonts w:ascii="Symbol" w:hAnsi="Symbol" w:hint="default"/>
-      </w:rPr>
-    </w:lvl>
-    <w:lvl w:ilvl="7" w:tplc="04190003" w:tentative="1">
-      <w:start w:val="1"/>
-      <w:numFmt w:val="bullet"/>
-      <w:lvlText w:val="o"/>
-      <w:lvlJc w:val="left"/>
-      <w:pPr>
-        <w:ind w:left="7200" w:hanging="360"/>
-      </w:pPr>
-      <w:rPr>
-        <w:rFonts w:ascii="Courier New" w:hAnsi="Courier New" w:cs="Courier New" w:hint="default"/>
-      </w:rPr>
-    </w:lvl>
-    <w:lvl w:ilvl="8" w:tplc="04190005" w:tentative="1">
-      <w:start w:val="1"/>
-      <w:numFmt w:val="bullet"/>
-      <w:lvlText w:val=""/>
-      <w:lvlJc w:val="left"/>
-      <w:pPr>
-        <w:ind w:left="7920" w:hanging="360"/>
-      </w:pPr>
-      <w:rPr>
-        <w:rFonts w:ascii="Wingdings" w:hAnsi="Wingdings" w:hint="default"/>
-      </w:rPr>
-    </w:lvl>
-  </w:abstractNum>
-  <w:abstractNum w:abstractNumId="18" w15:restartNumberingAfterBreak="0">
-    <w:nsid w:val="2DFF3A99"/>
-    <w:multiLevelType w:val="hybridMultilevel"/>
-    <w:tmpl w:val="61FA53A4"/>
-    <w:lvl w:ilvl="0" w:tplc="04190001">
-      <w:start w:val="1"/>
-      <w:numFmt w:val="bullet"/>
-      <w:lvlText w:val=""/>
-      <w:lvlJc w:val="left"/>
-      <w:pPr>
-        <w:ind w:left="1429" w:hanging="360"/>
-      </w:pPr>
-      <w:rPr>
-        <w:rFonts w:ascii="Symbol" w:hAnsi="Symbol" w:hint="default"/>
-      </w:rPr>
-    </w:lvl>
-    <w:lvl w:ilvl="1" w:tplc="04190003" w:tentative="1">
-      <w:start w:val="1"/>
-      <w:numFmt w:val="bullet"/>
-      <w:lvlText w:val="o"/>
-      <w:lvlJc w:val="left"/>
-      <w:pPr>
-        <w:ind w:left="2149" w:hanging="360"/>
-      </w:pPr>
-      <w:rPr>
-        <w:rFonts w:ascii="Courier New" w:hAnsi="Courier New" w:cs="Courier New" w:hint="default"/>
-      </w:rPr>
-    </w:lvl>
-    <w:lvl w:ilvl="2" w:tplc="04190005" w:tentative="1">
-      <w:start w:val="1"/>
-      <w:numFmt w:val="bullet"/>
-      <w:lvlText w:val=""/>
-      <w:lvlJc w:val="left"/>
-      <w:pPr>
-        <w:ind w:left="2869" w:hanging="360"/>
-      </w:pPr>
-      <w:rPr>
-        <w:rFonts w:ascii="Wingdings" w:hAnsi="Wingdings" w:hint="default"/>
-      </w:rPr>
-    </w:lvl>
-    <w:lvl w:ilvl="3" w:tplc="04190001" w:tentative="1">
-      <w:start w:val="1"/>
-      <w:numFmt w:val="bullet"/>
-      <w:lvlText w:val=""/>
-      <w:lvlJc w:val="left"/>
-      <w:pPr>
-        <w:ind w:left="3589" w:hanging="360"/>
-      </w:pPr>
-      <w:rPr>
-        <w:rFonts w:ascii="Symbol" w:hAnsi="Symbol" w:hint="default"/>
-      </w:rPr>
-    </w:lvl>
-    <w:lvl w:ilvl="4" w:tplc="04190003" w:tentative="1">
-      <w:start w:val="1"/>
-      <w:numFmt w:val="bullet"/>
-      <w:lvlText w:val="o"/>
-      <w:lvlJc w:val="left"/>
-      <w:pPr>
-        <w:ind w:left="4309" w:hanging="360"/>
-      </w:pPr>
-      <w:rPr>
-        <w:rFonts w:ascii="Courier New" w:hAnsi="Courier New" w:cs="Courier New" w:hint="default"/>
-      </w:rPr>
-    </w:lvl>
-    <w:lvl w:ilvl="5" w:tplc="04190005" w:tentative="1">
-      <w:start w:val="1"/>
-      <w:numFmt w:val="bullet"/>
-      <w:lvlText w:val=""/>
-      <w:lvlJc w:val="left"/>
-      <w:pPr>
-        <w:ind w:left="5029" w:hanging="360"/>
-      </w:pPr>
-      <w:rPr>
-        <w:rFonts w:ascii="Wingdings" w:hAnsi="Wingdings" w:hint="default"/>
-      </w:rPr>
-    </w:lvl>
-    <w:lvl w:ilvl="6" w:tplc="04190001" w:tentative="1">
-      <w:start w:val="1"/>
-      <w:numFmt w:val="bullet"/>
-      <w:lvlText w:val=""/>
-      <w:lvlJc w:val="left"/>
-      <w:pPr>
-        <w:ind w:left="5749" w:hanging="360"/>
-      </w:pPr>
-      <w:rPr>
-        <w:rFonts w:ascii="Symbol" w:hAnsi="Symbol" w:hint="default"/>
-      </w:rPr>
-    </w:lvl>
-    <w:lvl w:ilvl="7" w:tplc="04190003" w:tentative="1">
-      <w:start w:val="1"/>
-      <w:numFmt w:val="bullet"/>
-      <w:lvlText w:val="o"/>
-      <w:lvlJc w:val="left"/>
-      <w:pPr>
-        <w:ind w:left="6469" w:hanging="360"/>
-      </w:pPr>
-      <w:rPr>
-        <w:rFonts w:ascii="Courier New" w:hAnsi="Courier New" w:cs="Courier New" w:hint="default"/>
-      </w:rPr>
-    </w:lvl>
-    <w:lvl w:ilvl="8" w:tplc="04190005" w:tentative="1">
-      <w:start w:val="1"/>
-      <w:numFmt w:val="bullet"/>
-      <w:lvlText w:val=""/>
-      <w:lvlJc w:val="left"/>
-      <w:pPr>
-        <w:ind w:left="7189" w:hanging="360"/>
-      </w:pPr>
-      <w:rPr>
-        <w:rFonts w:ascii="Wingdings" w:hAnsi="Wingdings" w:hint="default"/>
-      </w:rPr>
-    </w:lvl>
-  </w:abstractNum>
-  <w:abstractNum w:abstractNumId="19" w15:restartNumberingAfterBreak="0">
+  <w:abstractNum w:abstractNumId="10" w15:restartNumberingAfterBreak="0">
     <w:nsid w:val="2EB51AE6"/>
     <w:multiLevelType w:val="hybridMultilevel"/>
     <w:tmpl w:val="1DB86AF4"/>
@@ -8649,233 +10210,7 @@
       </w:pPr>
     </w:lvl>
   </w:abstractNum>
-  <w:abstractNum w:abstractNumId="20" w15:restartNumberingAfterBreak="0">
-    <w:nsid w:val="31386359"/>
-    <w:multiLevelType w:val="hybridMultilevel"/>
-    <w:tmpl w:val="2646D720"/>
-    <w:lvl w:ilvl="0" w:tplc="04190001">
-      <w:start w:val="1"/>
-      <w:numFmt w:val="bullet"/>
-      <w:lvlText w:val=""/>
-      <w:lvlJc w:val="left"/>
-      <w:pPr>
-        <w:ind w:left="720" w:hanging="360"/>
-      </w:pPr>
-      <w:rPr>
-        <w:rFonts w:ascii="Symbol" w:hAnsi="Symbol" w:hint="default"/>
-      </w:rPr>
-    </w:lvl>
-    <w:lvl w:ilvl="1" w:tplc="04190003" w:tentative="1">
-      <w:start w:val="1"/>
-      <w:numFmt w:val="bullet"/>
-      <w:lvlText w:val="o"/>
-      <w:lvlJc w:val="left"/>
-      <w:pPr>
-        <w:ind w:left="1440" w:hanging="360"/>
-      </w:pPr>
-      <w:rPr>
-        <w:rFonts w:ascii="Courier New" w:hAnsi="Courier New" w:cs="Courier New" w:hint="default"/>
-      </w:rPr>
-    </w:lvl>
-    <w:lvl w:ilvl="2" w:tplc="04190005" w:tentative="1">
-      <w:start w:val="1"/>
-      <w:numFmt w:val="bullet"/>
-      <w:lvlText w:val=""/>
-      <w:lvlJc w:val="left"/>
-      <w:pPr>
-        <w:ind w:left="2160" w:hanging="360"/>
-      </w:pPr>
-      <w:rPr>
-        <w:rFonts w:ascii="Wingdings" w:hAnsi="Wingdings" w:hint="default"/>
-      </w:rPr>
-    </w:lvl>
-    <w:lvl w:ilvl="3" w:tplc="04190001" w:tentative="1">
-      <w:start w:val="1"/>
-      <w:numFmt w:val="bullet"/>
-      <w:lvlText w:val=""/>
-      <w:lvlJc w:val="left"/>
-      <w:pPr>
-        <w:ind w:left="2880" w:hanging="360"/>
-      </w:pPr>
-      <w:rPr>
-        <w:rFonts w:ascii="Symbol" w:hAnsi="Symbol" w:hint="default"/>
-      </w:rPr>
-    </w:lvl>
-    <w:lvl w:ilvl="4" w:tplc="04190003" w:tentative="1">
-      <w:start w:val="1"/>
-      <w:numFmt w:val="bullet"/>
-      <w:lvlText w:val="o"/>
-      <w:lvlJc w:val="left"/>
-      <w:pPr>
-        <w:ind w:left="3600" w:hanging="360"/>
-      </w:pPr>
-      <w:rPr>
-        <w:rFonts w:ascii="Courier New" w:hAnsi="Courier New" w:cs="Courier New" w:hint="default"/>
-      </w:rPr>
-    </w:lvl>
-    <w:lvl w:ilvl="5" w:tplc="04190005" w:tentative="1">
-      <w:start w:val="1"/>
-      <w:numFmt w:val="bullet"/>
-      <w:lvlText w:val=""/>
-      <w:lvlJc w:val="left"/>
-      <w:pPr>
-        <w:ind w:left="4320" w:hanging="360"/>
-      </w:pPr>
-      <w:rPr>
-        <w:rFonts w:ascii="Wingdings" w:hAnsi="Wingdings" w:hint="default"/>
-      </w:rPr>
-    </w:lvl>
-    <w:lvl w:ilvl="6" w:tplc="04190001" w:tentative="1">
-      <w:start w:val="1"/>
-      <w:numFmt w:val="bullet"/>
-      <w:lvlText w:val=""/>
-      <w:lvlJc w:val="left"/>
-      <w:pPr>
-        <w:ind w:left="5040" w:hanging="360"/>
-      </w:pPr>
-      <w:rPr>
-        <w:rFonts w:ascii="Symbol" w:hAnsi="Symbol" w:hint="default"/>
-      </w:rPr>
-    </w:lvl>
-    <w:lvl w:ilvl="7" w:tplc="04190003" w:tentative="1">
-      <w:start w:val="1"/>
-      <w:numFmt w:val="bullet"/>
-      <w:lvlText w:val="o"/>
-      <w:lvlJc w:val="left"/>
-      <w:pPr>
-        <w:ind w:left="5760" w:hanging="360"/>
-      </w:pPr>
-      <w:rPr>
-        <w:rFonts w:ascii="Courier New" w:hAnsi="Courier New" w:cs="Courier New" w:hint="default"/>
-      </w:rPr>
-    </w:lvl>
-    <w:lvl w:ilvl="8" w:tplc="04190005" w:tentative="1">
-      <w:start w:val="1"/>
-      <w:numFmt w:val="bullet"/>
-      <w:lvlText w:val=""/>
-      <w:lvlJc w:val="left"/>
-      <w:pPr>
-        <w:ind w:left="6480" w:hanging="360"/>
-      </w:pPr>
-      <w:rPr>
-        <w:rFonts w:ascii="Wingdings" w:hAnsi="Wingdings" w:hint="default"/>
-      </w:rPr>
-    </w:lvl>
-  </w:abstractNum>
-  <w:abstractNum w:abstractNumId="21" w15:restartNumberingAfterBreak="0">
-    <w:nsid w:val="313D20CE"/>
-    <w:multiLevelType w:val="hybridMultilevel"/>
-    <w:tmpl w:val="6B7A86A6"/>
-    <w:lvl w:ilvl="0" w:tplc="04190001">
-      <w:start w:val="1"/>
-      <w:numFmt w:val="bullet"/>
-      <w:lvlText w:val=""/>
-      <w:lvlJc w:val="left"/>
-      <w:pPr>
-        <w:ind w:left="1429" w:hanging="360"/>
-      </w:pPr>
-      <w:rPr>
-        <w:rFonts w:ascii="Symbol" w:hAnsi="Symbol" w:hint="default"/>
-      </w:rPr>
-    </w:lvl>
-    <w:lvl w:ilvl="1" w:tplc="04190003" w:tentative="1">
-      <w:start w:val="1"/>
-      <w:numFmt w:val="bullet"/>
-      <w:lvlText w:val="o"/>
-      <w:lvlJc w:val="left"/>
-      <w:pPr>
-        <w:ind w:left="2149" w:hanging="360"/>
-      </w:pPr>
-      <w:rPr>
-        <w:rFonts w:ascii="Courier New" w:hAnsi="Courier New" w:cs="Courier New" w:hint="default"/>
-      </w:rPr>
-    </w:lvl>
-    <w:lvl w:ilvl="2" w:tplc="04190005" w:tentative="1">
-      <w:start w:val="1"/>
-      <w:numFmt w:val="bullet"/>
-      <w:lvlText w:val=""/>
-      <w:lvlJc w:val="left"/>
-      <w:pPr>
-        <w:ind w:left="2869" w:hanging="360"/>
-      </w:pPr>
-      <w:rPr>
-        <w:rFonts w:ascii="Wingdings" w:hAnsi="Wingdings" w:hint="default"/>
-      </w:rPr>
-    </w:lvl>
-    <w:lvl w:ilvl="3" w:tplc="04190001" w:tentative="1">
-      <w:start w:val="1"/>
-      <w:numFmt w:val="bullet"/>
-      <w:lvlText w:val=""/>
-      <w:lvlJc w:val="left"/>
-      <w:pPr>
-        <w:ind w:left="3589" w:hanging="360"/>
-      </w:pPr>
-      <w:rPr>
-        <w:rFonts w:ascii="Symbol" w:hAnsi="Symbol" w:hint="default"/>
-      </w:rPr>
-    </w:lvl>
-    <w:lvl w:ilvl="4" w:tplc="04190003" w:tentative="1">
-      <w:start w:val="1"/>
-      <w:numFmt w:val="bullet"/>
-      <w:lvlText w:val="o"/>
-      <w:lvlJc w:val="left"/>
-      <w:pPr>
-        <w:ind w:left="4309" w:hanging="360"/>
-      </w:pPr>
-      <w:rPr>
-        <w:rFonts w:ascii="Courier New" w:hAnsi="Courier New" w:cs="Courier New" w:hint="default"/>
-      </w:rPr>
-    </w:lvl>
-    <w:lvl w:ilvl="5" w:tplc="04190005" w:tentative="1">
-      <w:start w:val="1"/>
-      <w:numFmt w:val="bullet"/>
-      <w:lvlText w:val=""/>
-      <w:lvlJc w:val="left"/>
-      <w:pPr>
-        <w:ind w:left="5029" w:hanging="360"/>
-      </w:pPr>
-      <w:rPr>
-        <w:rFonts w:ascii="Wingdings" w:hAnsi="Wingdings" w:hint="default"/>
-      </w:rPr>
-    </w:lvl>
-    <w:lvl w:ilvl="6" w:tplc="04190001" w:tentative="1">
-      <w:start w:val="1"/>
-      <w:numFmt w:val="bullet"/>
-      <w:lvlText w:val=""/>
-      <w:lvlJc w:val="left"/>
-      <w:pPr>
-        <w:ind w:left="5749" w:hanging="360"/>
-      </w:pPr>
-      <w:rPr>
-        <w:rFonts w:ascii="Symbol" w:hAnsi="Symbol" w:hint="default"/>
-      </w:rPr>
-    </w:lvl>
-    <w:lvl w:ilvl="7" w:tplc="04190003" w:tentative="1">
-      <w:start w:val="1"/>
-      <w:numFmt w:val="bullet"/>
-      <w:lvlText w:val="o"/>
-      <w:lvlJc w:val="left"/>
-      <w:pPr>
-        <w:ind w:left="6469" w:hanging="360"/>
-      </w:pPr>
-      <w:rPr>
-        <w:rFonts w:ascii="Courier New" w:hAnsi="Courier New" w:cs="Courier New" w:hint="default"/>
-      </w:rPr>
-    </w:lvl>
-    <w:lvl w:ilvl="8" w:tplc="04190005" w:tentative="1">
-      <w:start w:val="1"/>
-      <w:numFmt w:val="bullet"/>
-      <w:lvlText w:val=""/>
-      <w:lvlJc w:val="left"/>
-      <w:pPr>
-        <w:ind w:left="7189" w:hanging="360"/>
-      </w:pPr>
-      <w:rPr>
-        <w:rFonts w:ascii="Wingdings" w:hAnsi="Wingdings" w:hint="default"/>
-      </w:rPr>
-    </w:lvl>
-  </w:abstractNum>
-  <w:abstractNum w:abstractNumId="22" w15:restartNumberingAfterBreak="0">
+  <w:abstractNum w:abstractNumId="11" w15:restartNumberingAfterBreak="0">
     <w:nsid w:val="33062CB1"/>
     <w:multiLevelType w:val="hybridMultilevel"/>
     <w:tmpl w:val="6D5601A2"/>
@@ -8967,7 +10302,7 @@
       </w:pPr>
     </w:lvl>
   </w:abstractNum>
-  <w:abstractNum w:abstractNumId="23" w15:restartNumberingAfterBreak="0">
+  <w:abstractNum w:abstractNumId="12" w15:restartNumberingAfterBreak="0">
     <w:nsid w:val="38816907"/>
     <w:multiLevelType w:val="hybridMultilevel"/>
     <w:tmpl w:val="E0A0EF9E"/>
@@ -9080,7 +10415,7 @@
       </w:rPr>
     </w:lvl>
   </w:abstractNum>
-  <w:abstractNum w:abstractNumId="24" w15:restartNumberingAfterBreak="0">
+  <w:abstractNum w:abstractNumId="13" w15:restartNumberingAfterBreak="0">
     <w:nsid w:val="39F07562"/>
     <w:multiLevelType w:val="hybridMultilevel"/>
     <w:tmpl w:val="E13E8BA2"/>
@@ -9169,214 +10504,7 @@
       </w:pPr>
     </w:lvl>
   </w:abstractNum>
-  <w:abstractNum w:abstractNumId="25" w15:restartNumberingAfterBreak="0">
-    <w:nsid w:val="3B4C19D6"/>
-    <w:multiLevelType w:val="hybridMultilevel"/>
-    <w:tmpl w:val="B4BE712C"/>
-    <w:lvl w:ilvl="0" w:tplc="0419000F">
-      <w:start w:val="1"/>
-      <w:numFmt w:val="decimal"/>
-      <w:lvlText w:val="%1."/>
-      <w:lvlJc w:val="left"/>
-      <w:pPr>
-        <w:ind w:left="1429" w:hanging="360"/>
-      </w:pPr>
-    </w:lvl>
-    <w:lvl w:ilvl="1" w:tplc="04190019" w:tentative="1">
-      <w:start w:val="1"/>
-      <w:numFmt w:val="lowerLetter"/>
-      <w:lvlText w:val="%2."/>
-      <w:lvlJc w:val="left"/>
-      <w:pPr>
-        <w:ind w:left="2149" w:hanging="360"/>
-      </w:pPr>
-    </w:lvl>
-    <w:lvl w:ilvl="2" w:tplc="0419001B" w:tentative="1">
-      <w:start w:val="1"/>
-      <w:numFmt w:val="lowerRoman"/>
-      <w:lvlText w:val="%3."/>
-      <w:lvlJc w:val="right"/>
-      <w:pPr>
-        <w:ind w:left="2869" w:hanging="180"/>
-      </w:pPr>
-    </w:lvl>
-    <w:lvl w:ilvl="3" w:tplc="0419000F" w:tentative="1">
-      <w:start w:val="1"/>
-      <w:numFmt w:val="decimal"/>
-      <w:lvlText w:val="%4."/>
-      <w:lvlJc w:val="left"/>
-      <w:pPr>
-        <w:ind w:left="3589" w:hanging="360"/>
-      </w:pPr>
-    </w:lvl>
-    <w:lvl w:ilvl="4" w:tplc="04190019" w:tentative="1">
-      <w:start w:val="1"/>
-      <w:numFmt w:val="lowerLetter"/>
-      <w:lvlText w:val="%5."/>
-      <w:lvlJc w:val="left"/>
-      <w:pPr>
-        <w:ind w:left="4309" w:hanging="360"/>
-      </w:pPr>
-    </w:lvl>
-    <w:lvl w:ilvl="5" w:tplc="0419001B" w:tentative="1">
-      <w:start w:val="1"/>
-      <w:numFmt w:val="lowerRoman"/>
-      <w:lvlText w:val="%6."/>
-      <w:lvlJc w:val="right"/>
-      <w:pPr>
-        <w:ind w:left="5029" w:hanging="180"/>
-      </w:pPr>
-    </w:lvl>
-    <w:lvl w:ilvl="6" w:tplc="0419000F" w:tentative="1">
-      <w:start w:val="1"/>
-      <w:numFmt w:val="decimal"/>
-      <w:lvlText w:val="%7."/>
-      <w:lvlJc w:val="left"/>
-      <w:pPr>
-        <w:ind w:left="5749" w:hanging="360"/>
-      </w:pPr>
-    </w:lvl>
-    <w:lvl w:ilvl="7" w:tplc="04190019" w:tentative="1">
-      <w:start w:val="1"/>
-      <w:numFmt w:val="lowerLetter"/>
-      <w:lvlText w:val="%8."/>
-      <w:lvlJc w:val="left"/>
-      <w:pPr>
-        <w:ind w:left="6469" w:hanging="360"/>
-      </w:pPr>
-    </w:lvl>
-    <w:lvl w:ilvl="8" w:tplc="0419001B" w:tentative="1">
-      <w:start w:val="1"/>
-      <w:numFmt w:val="lowerRoman"/>
-      <w:lvlText w:val="%9."/>
-      <w:lvlJc w:val="right"/>
-      <w:pPr>
-        <w:ind w:left="7189" w:hanging="180"/>
-      </w:pPr>
-    </w:lvl>
-  </w:abstractNum>
-  <w:abstractNum w:abstractNumId="26" w15:restartNumberingAfterBreak="0">
-    <w:nsid w:val="3CA30537"/>
-    <w:multiLevelType w:val="multilevel"/>
-    <w:tmpl w:val="89482F56"/>
-    <w:lvl w:ilvl="0">
-      <w:start w:val="1"/>
-      <w:numFmt w:val="decimal"/>
-      <w:lvlText w:val="%1"/>
-      <w:lvlJc w:val="left"/>
-      <w:pPr>
-        <w:ind w:left="1369" w:hanging="720"/>
-      </w:pPr>
-      <w:rPr>
-        <w:rFonts w:hint="default"/>
-      </w:rPr>
-    </w:lvl>
-    <w:lvl w:ilvl="1">
-      <w:start w:val="8"/>
-      <w:numFmt w:val="decimal"/>
-      <w:lvlText w:val="%1.%2."/>
-      <w:lvlJc w:val="left"/>
-      <w:pPr>
-        <w:ind w:left="1369" w:hanging="720"/>
-      </w:pPr>
-      <w:rPr>
-        <w:rFonts w:ascii="Times New Roman" w:eastAsia="Times New Roman" w:hAnsi="Times New Roman" w:cs="Times New Roman" w:hint="default"/>
-        <w:b/>
-        <w:bCs/>
-        <w:w w:val="99"/>
-        <w:sz w:val="28"/>
-        <w:szCs w:val="28"/>
-      </w:rPr>
-    </w:lvl>
-    <w:lvl w:ilvl="2">
-      <w:start w:val="1"/>
-      <w:numFmt w:val="decimal"/>
-      <w:lvlText w:val="%1.%2.%3."/>
-      <w:lvlJc w:val="left"/>
-      <w:pPr>
-        <w:ind w:left="1864" w:hanging="721"/>
-      </w:pPr>
-      <w:rPr>
-        <w:rFonts w:ascii="Times New Roman" w:eastAsia="Times New Roman" w:hAnsi="Times New Roman" w:cs="Times New Roman" w:hint="default"/>
-        <w:b/>
-        <w:bCs/>
-        <w:w w:val="99"/>
-        <w:sz w:val="28"/>
-        <w:szCs w:val="28"/>
-      </w:rPr>
-    </w:lvl>
-    <w:lvl w:ilvl="3">
-      <w:start w:val="1"/>
-      <w:numFmt w:val="decimal"/>
-      <w:lvlText w:val="%4."/>
-      <w:lvlJc w:val="left"/>
-      <w:pPr>
-        <w:ind w:left="2195" w:hanging="692"/>
-      </w:pPr>
-      <w:rPr>
-        <w:rFonts w:ascii="Times New Roman" w:eastAsia="Times New Roman" w:hAnsi="Times New Roman" w:cs="Times New Roman" w:hint="default"/>
-        <w:w w:val="99"/>
-        <w:sz w:val="28"/>
-        <w:szCs w:val="28"/>
-      </w:rPr>
-    </w:lvl>
-    <w:lvl w:ilvl="4">
-      <w:numFmt w:val="bullet"/>
-      <w:lvlText w:val="•"/>
-      <w:lvlJc w:val="left"/>
-      <w:pPr>
-        <w:ind w:left="3372" w:hanging="692"/>
-      </w:pPr>
-      <w:rPr>
-        <w:rFonts w:hint="default"/>
-      </w:rPr>
-    </w:lvl>
-    <w:lvl w:ilvl="5">
-      <w:numFmt w:val="bullet"/>
-      <w:lvlText w:val="•"/>
-      <w:lvlJc w:val="left"/>
-      <w:pPr>
-        <w:ind w:left="4464" w:hanging="692"/>
-      </w:pPr>
-      <w:rPr>
-        <w:rFonts w:hint="default"/>
-      </w:rPr>
-    </w:lvl>
-    <w:lvl w:ilvl="6">
-      <w:numFmt w:val="bullet"/>
-      <w:lvlText w:val="•"/>
-      <w:lvlJc w:val="left"/>
-      <w:pPr>
-        <w:ind w:left="5556" w:hanging="692"/>
-      </w:pPr>
-      <w:rPr>
-        <w:rFonts w:hint="default"/>
-      </w:rPr>
-    </w:lvl>
-    <w:lvl w:ilvl="7">
-      <w:numFmt w:val="bullet"/>
-      <w:lvlText w:val="•"/>
-      <w:lvlJc w:val="left"/>
-      <w:pPr>
-        <w:ind w:left="6648" w:hanging="692"/>
-      </w:pPr>
-      <w:rPr>
-        <w:rFonts w:hint="default"/>
-      </w:rPr>
-    </w:lvl>
-    <w:lvl w:ilvl="8">
-      <w:numFmt w:val="bullet"/>
-      <w:lvlText w:val="•"/>
-      <w:lvlJc w:val="left"/>
-      <w:pPr>
-        <w:ind w:left="7740" w:hanging="692"/>
-      </w:pPr>
-      <w:rPr>
-        <w:rFonts w:hint="default"/>
-      </w:rPr>
-    </w:lvl>
-  </w:abstractNum>
-  <w:abstractNum w:abstractNumId="27" w15:restartNumberingAfterBreak="0">
+  <w:abstractNum w:abstractNumId="14" w15:restartNumberingAfterBreak="0">
     <w:nsid w:val="40D865E4"/>
     <w:multiLevelType w:val="hybridMultilevel"/>
     <w:tmpl w:val="75D87CCE"/>
@@ -9465,17 +10593,17 @@
       </w:pPr>
     </w:lvl>
   </w:abstractNum>
-  <w:abstractNum w:abstractNumId="28" w15:restartNumberingAfterBreak="0">
-    <w:nsid w:val="424469DC"/>
+  <w:abstractNum w:abstractNumId="15" w15:restartNumberingAfterBreak="0">
+    <w:nsid w:val="414A7A2D"/>
     <w:multiLevelType w:val="hybridMultilevel"/>
-    <w:tmpl w:val="D7B4996E"/>
+    <w:tmpl w:val="B462B25E"/>
     <w:lvl w:ilvl="0" w:tplc="04190001">
       <w:start w:val="1"/>
       <w:numFmt w:val="bullet"/>
       <w:lvlText w:val=""/>
       <w:lvlJc w:val="left"/>
       <w:pPr>
-        <w:ind w:left="2160" w:hanging="360"/>
+        <w:ind w:left="1429" w:hanging="360"/>
       </w:pPr>
       <w:rPr>
         <w:rFonts w:ascii="Symbol" w:hAnsi="Symbol" w:hint="default"/>
@@ -9487,7 +10615,7 @@
       <w:lvlText w:val="o"/>
       <w:lvlJc w:val="left"/>
       <w:pPr>
-        <w:ind w:left="2880" w:hanging="360"/>
+        <w:ind w:left="2149" w:hanging="360"/>
       </w:pPr>
       <w:rPr>
         <w:rFonts w:ascii="Courier New" w:hAnsi="Courier New" w:cs="Courier New" w:hint="default"/>
@@ -9499,7 +10627,7 @@
       <w:lvlText w:val=""/>
       <w:lvlJc w:val="left"/>
       <w:pPr>
-        <w:ind w:left="3600" w:hanging="360"/>
+        <w:ind w:left="2869" w:hanging="360"/>
       </w:pPr>
       <w:rPr>
         <w:rFonts w:ascii="Wingdings" w:hAnsi="Wingdings" w:hint="default"/>
@@ -9511,7 +10639,7 @@
       <w:lvlText w:val=""/>
       <w:lvlJc w:val="left"/>
       <w:pPr>
-        <w:ind w:left="4320" w:hanging="360"/>
+        <w:ind w:left="3589" w:hanging="360"/>
       </w:pPr>
       <w:rPr>
         <w:rFonts w:ascii="Symbol" w:hAnsi="Symbol" w:hint="default"/>
@@ -9523,7 +10651,7 @@
       <w:lvlText w:val="o"/>
       <w:lvlJc w:val="left"/>
       <w:pPr>
-        <w:ind w:left="5040" w:hanging="360"/>
+        <w:ind w:left="4309" w:hanging="360"/>
       </w:pPr>
       <w:rPr>
         <w:rFonts w:ascii="Courier New" w:hAnsi="Courier New" w:cs="Courier New" w:hint="default"/>
@@ -9535,7 +10663,7 @@
       <w:lvlText w:val=""/>
       <w:lvlJc w:val="left"/>
       <w:pPr>
-        <w:ind w:left="5760" w:hanging="360"/>
+        <w:ind w:left="5029" w:hanging="360"/>
       </w:pPr>
       <w:rPr>
         <w:rFonts w:ascii="Wingdings" w:hAnsi="Wingdings" w:hint="default"/>
@@ -9547,7 +10675,7 @@
       <w:lvlText w:val=""/>
       <w:lvlJc w:val="left"/>
       <w:pPr>
-        <w:ind w:left="6480" w:hanging="360"/>
+        <w:ind w:left="5749" w:hanging="360"/>
       </w:pPr>
       <w:rPr>
         <w:rFonts w:ascii="Symbol" w:hAnsi="Symbol" w:hint="default"/>
@@ -9559,7 +10687,7 @@
       <w:lvlText w:val="o"/>
       <w:lvlJc w:val="left"/>
       <w:pPr>
-        <w:ind w:left="7200" w:hanging="360"/>
+        <w:ind w:left="6469" w:hanging="360"/>
       </w:pPr>
       <w:rPr>
         <w:rFonts w:ascii="Courier New" w:hAnsi="Courier New" w:cs="Courier New" w:hint="default"/>
@@ -9571,127 +10699,14 @@
       <w:lvlText w:val=""/>
       <w:lvlJc w:val="left"/>
       <w:pPr>
-        <w:ind w:left="7920" w:hanging="360"/>
+        <w:ind w:left="7189" w:hanging="360"/>
       </w:pPr>
       <w:rPr>
         <w:rFonts w:ascii="Wingdings" w:hAnsi="Wingdings" w:hint="default"/>
       </w:rPr>
     </w:lvl>
   </w:abstractNum>
-  <w:abstractNum w:abstractNumId="29" w15:restartNumberingAfterBreak="0">
-    <w:nsid w:val="42DA76D4"/>
-    <w:multiLevelType w:val="hybridMultilevel"/>
-    <w:tmpl w:val="FDDA62BE"/>
-    <w:lvl w:ilvl="0" w:tplc="04190001">
-      <w:start w:val="1"/>
-      <w:numFmt w:val="bullet"/>
-      <w:lvlText w:val=""/>
-      <w:lvlJc w:val="left"/>
-      <w:pPr>
-        <w:ind w:left="720" w:hanging="360"/>
-      </w:pPr>
-      <w:rPr>
-        <w:rFonts w:ascii="Symbol" w:hAnsi="Symbol" w:hint="default"/>
-      </w:rPr>
-    </w:lvl>
-    <w:lvl w:ilvl="1" w:tplc="04190003" w:tentative="1">
-      <w:start w:val="1"/>
-      <w:numFmt w:val="bullet"/>
-      <w:lvlText w:val="o"/>
-      <w:lvlJc w:val="left"/>
-      <w:pPr>
-        <w:ind w:left="1440" w:hanging="360"/>
-      </w:pPr>
-      <w:rPr>
-        <w:rFonts w:ascii="Courier New" w:hAnsi="Courier New" w:cs="Courier New" w:hint="default"/>
-      </w:rPr>
-    </w:lvl>
-    <w:lvl w:ilvl="2" w:tplc="04190005" w:tentative="1">
-      <w:start w:val="1"/>
-      <w:numFmt w:val="bullet"/>
-      <w:lvlText w:val=""/>
-      <w:lvlJc w:val="left"/>
-      <w:pPr>
-        <w:ind w:left="2160" w:hanging="360"/>
-      </w:pPr>
-      <w:rPr>
-        <w:rFonts w:ascii="Wingdings" w:hAnsi="Wingdings" w:hint="default"/>
-      </w:rPr>
-    </w:lvl>
-    <w:lvl w:ilvl="3" w:tplc="04190001" w:tentative="1">
-      <w:start w:val="1"/>
-      <w:numFmt w:val="bullet"/>
-      <w:lvlText w:val=""/>
-      <w:lvlJc w:val="left"/>
-      <w:pPr>
-        <w:ind w:left="2880" w:hanging="360"/>
-      </w:pPr>
-      <w:rPr>
-        <w:rFonts w:ascii="Symbol" w:hAnsi="Symbol" w:hint="default"/>
-      </w:rPr>
-    </w:lvl>
-    <w:lvl w:ilvl="4" w:tplc="04190003" w:tentative="1">
-      <w:start w:val="1"/>
-      <w:numFmt w:val="bullet"/>
-      <w:lvlText w:val="o"/>
-      <w:lvlJc w:val="left"/>
-      <w:pPr>
-        <w:ind w:left="3600" w:hanging="360"/>
-      </w:pPr>
-      <w:rPr>
-        <w:rFonts w:ascii="Courier New" w:hAnsi="Courier New" w:cs="Courier New" w:hint="default"/>
-      </w:rPr>
-    </w:lvl>
-    <w:lvl w:ilvl="5" w:tplc="04190005" w:tentative="1">
-      <w:start w:val="1"/>
-      <w:numFmt w:val="bullet"/>
-      <w:lvlText w:val=""/>
-      <w:lvlJc w:val="left"/>
-      <w:pPr>
-        <w:ind w:left="4320" w:hanging="360"/>
-      </w:pPr>
-      <w:rPr>
-        <w:rFonts w:ascii="Wingdings" w:hAnsi="Wingdings" w:hint="default"/>
-      </w:rPr>
-    </w:lvl>
-    <w:lvl w:ilvl="6" w:tplc="04190001" w:tentative="1">
-      <w:start w:val="1"/>
-      <w:numFmt w:val="bullet"/>
-      <w:lvlText w:val=""/>
-      <w:lvlJc w:val="left"/>
-      <w:pPr>
-        <w:ind w:left="5040" w:hanging="360"/>
-      </w:pPr>
-      <w:rPr>
-        <w:rFonts w:ascii="Symbol" w:hAnsi="Symbol" w:hint="default"/>
-      </w:rPr>
-    </w:lvl>
-    <w:lvl w:ilvl="7" w:tplc="04190003" w:tentative="1">
-      <w:start w:val="1"/>
-      <w:numFmt w:val="bullet"/>
-      <w:lvlText w:val="o"/>
-      <w:lvlJc w:val="left"/>
-      <w:pPr>
-        <w:ind w:left="5760" w:hanging="360"/>
-      </w:pPr>
-      <w:rPr>
-        <w:rFonts w:ascii="Courier New" w:hAnsi="Courier New" w:cs="Courier New" w:hint="default"/>
-      </w:rPr>
-    </w:lvl>
-    <w:lvl w:ilvl="8" w:tplc="04190005" w:tentative="1">
-      <w:start w:val="1"/>
-      <w:numFmt w:val="bullet"/>
-      <w:lvlText w:val=""/>
-      <w:lvlJc w:val="left"/>
-      <w:pPr>
-        <w:ind w:left="6480" w:hanging="360"/>
-      </w:pPr>
-      <w:rPr>
-        <w:rFonts w:ascii="Wingdings" w:hAnsi="Wingdings" w:hint="default"/>
-      </w:rPr>
-    </w:lvl>
-  </w:abstractNum>
-  <w:abstractNum w:abstractNumId="30" w15:restartNumberingAfterBreak="0">
+  <w:abstractNum w:abstractNumId="16" w15:restartNumberingAfterBreak="0">
     <w:nsid w:val="430F6AC1"/>
     <w:multiLevelType w:val="hybridMultilevel"/>
     <w:tmpl w:val="61DA50F8"/>
@@ -9780,295 +10795,7 @@
       </w:pPr>
     </w:lvl>
   </w:abstractNum>
-  <w:abstractNum w:abstractNumId="31" w15:restartNumberingAfterBreak="0">
-    <w:nsid w:val="46090CE8"/>
-    <w:multiLevelType w:val="hybridMultilevel"/>
-    <w:tmpl w:val="AEC4389C"/>
-    <w:lvl w:ilvl="0" w:tplc="04190001">
-      <w:start w:val="1"/>
-      <w:numFmt w:val="bullet"/>
-      <w:lvlText w:val=""/>
-      <w:lvlJc w:val="left"/>
-      <w:pPr>
-        <w:ind w:left="1429" w:hanging="360"/>
-      </w:pPr>
-      <w:rPr>
-        <w:rFonts w:ascii="Symbol" w:hAnsi="Symbol" w:hint="default"/>
-      </w:rPr>
-    </w:lvl>
-    <w:lvl w:ilvl="1" w:tplc="04190003" w:tentative="1">
-      <w:start w:val="1"/>
-      <w:numFmt w:val="bullet"/>
-      <w:lvlText w:val="o"/>
-      <w:lvlJc w:val="left"/>
-      <w:pPr>
-        <w:ind w:left="2149" w:hanging="360"/>
-      </w:pPr>
-      <w:rPr>
-        <w:rFonts w:ascii="Courier New" w:hAnsi="Courier New" w:cs="Courier New" w:hint="default"/>
-      </w:rPr>
-    </w:lvl>
-    <w:lvl w:ilvl="2" w:tplc="04190005" w:tentative="1">
-      <w:start w:val="1"/>
-      <w:numFmt w:val="bullet"/>
-      <w:lvlText w:val=""/>
-      <w:lvlJc w:val="left"/>
-      <w:pPr>
-        <w:ind w:left="2869" w:hanging="360"/>
-      </w:pPr>
-      <w:rPr>
-        <w:rFonts w:ascii="Wingdings" w:hAnsi="Wingdings" w:hint="default"/>
-      </w:rPr>
-    </w:lvl>
-    <w:lvl w:ilvl="3" w:tplc="04190001" w:tentative="1">
-      <w:start w:val="1"/>
-      <w:numFmt w:val="bullet"/>
-      <w:lvlText w:val=""/>
-      <w:lvlJc w:val="left"/>
-      <w:pPr>
-        <w:ind w:left="3589" w:hanging="360"/>
-      </w:pPr>
-      <w:rPr>
-        <w:rFonts w:ascii="Symbol" w:hAnsi="Symbol" w:hint="default"/>
-      </w:rPr>
-    </w:lvl>
-    <w:lvl w:ilvl="4" w:tplc="04190003" w:tentative="1">
-      <w:start w:val="1"/>
-      <w:numFmt w:val="bullet"/>
-      <w:lvlText w:val="o"/>
-      <w:lvlJc w:val="left"/>
-      <w:pPr>
-        <w:ind w:left="4309" w:hanging="360"/>
-      </w:pPr>
-      <w:rPr>
-        <w:rFonts w:ascii="Courier New" w:hAnsi="Courier New" w:cs="Courier New" w:hint="default"/>
-      </w:rPr>
-    </w:lvl>
-    <w:lvl w:ilvl="5" w:tplc="04190005" w:tentative="1">
-      <w:start w:val="1"/>
-      <w:numFmt w:val="bullet"/>
-      <w:lvlText w:val=""/>
-      <w:lvlJc w:val="left"/>
-      <w:pPr>
-        <w:ind w:left="5029" w:hanging="360"/>
-      </w:pPr>
-      <w:rPr>
-        <w:rFonts w:ascii="Wingdings" w:hAnsi="Wingdings" w:hint="default"/>
-      </w:rPr>
-    </w:lvl>
-    <w:lvl w:ilvl="6" w:tplc="04190001" w:tentative="1">
-      <w:start w:val="1"/>
-      <w:numFmt w:val="bullet"/>
-      <w:lvlText w:val=""/>
-      <w:lvlJc w:val="left"/>
-      <w:pPr>
-        <w:ind w:left="5749" w:hanging="360"/>
-      </w:pPr>
-      <w:rPr>
-        <w:rFonts w:ascii="Symbol" w:hAnsi="Symbol" w:hint="default"/>
-      </w:rPr>
-    </w:lvl>
-    <w:lvl w:ilvl="7" w:tplc="04190003" w:tentative="1">
-      <w:start w:val="1"/>
-      <w:numFmt w:val="bullet"/>
-      <w:lvlText w:val="o"/>
-      <w:lvlJc w:val="left"/>
-      <w:pPr>
-        <w:ind w:left="6469" w:hanging="360"/>
-      </w:pPr>
-      <w:rPr>
-        <w:rFonts w:ascii="Courier New" w:hAnsi="Courier New" w:cs="Courier New" w:hint="default"/>
-      </w:rPr>
-    </w:lvl>
-    <w:lvl w:ilvl="8" w:tplc="04190005" w:tentative="1">
-      <w:start w:val="1"/>
-      <w:numFmt w:val="bullet"/>
-      <w:lvlText w:val=""/>
-      <w:lvlJc w:val="left"/>
-      <w:pPr>
-        <w:ind w:left="7189" w:hanging="360"/>
-      </w:pPr>
-      <w:rPr>
-        <w:rFonts w:ascii="Wingdings" w:hAnsi="Wingdings" w:hint="default"/>
-      </w:rPr>
-    </w:lvl>
-  </w:abstractNum>
-  <w:abstractNum w:abstractNumId="32" w15:restartNumberingAfterBreak="0">
-    <w:nsid w:val="4A3934BD"/>
-    <w:multiLevelType w:val="hybridMultilevel"/>
-    <w:tmpl w:val="EAD6D390"/>
-    <w:lvl w:ilvl="0" w:tplc="0419000F">
-      <w:start w:val="1"/>
-      <w:numFmt w:val="decimal"/>
-      <w:lvlText w:val="%1."/>
-      <w:lvlJc w:val="left"/>
-      <w:pPr>
-        <w:ind w:left="1429" w:hanging="360"/>
-      </w:pPr>
-    </w:lvl>
-    <w:lvl w:ilvl="1" w:tplc="04190019" w:tentative="1">
-      <w:start w:val="1"/>
-      <w:numFmt w:val="lowerLetter"/>
-      <w:lvlText w:val="%2."/>
-      <w:lvlJc w:val="left"/>
-      <w:pPr>
-        <w:ind w:left="2149" w:hanging="360"/>
-      </w:pPr>
-    </w:lvl>
-    <w:lvl w:ilvl="2" w:tplc="0419001B" w:tentative="1">
-      <w:start w:val="1"/>
-      <w:numFmt w:val="lowerRoman"/>
-      <w:lvlText w:val="%3."/>
-      <w:lvlJc w:val="right"/>
-      <w:pPr>
-        <w:ind w:left="2869" w:hanging="180"/>
-      </w:pPr>
-    </w:lvl>
-    <w:lvl w:ilvl="3" w:tplc="0419000F" w:tentative="1">
-      <w:start w:val="1"/>
-      <w:numFmt w:val="decimal"/>
-      <w:lvlText w:val="%4."/>
-      <w:lvlJc w:val="left"/>
-      <w:pPr>
-        <w:ind w:left="3589" w:hanging="360"/>
-      </w:pPr>
-    </w:lvl>
-    <w:lvl w:ilvl="4" w:tplc="04190019" w:tentative="1">
-      <w:start w:val="1"/>
-      <w:numFmt w:val="lowerLetter"/>
-      <w:lvlText w:val="%5."/>
-      <w:lvlJc w:val="left"/>
-      <w:pPr>
-        <w:ind w:left="4309" w:hanging="360"/>
-      </w:pPr>
-    </w:lvl>
-    <w:lvl w:ilvl="5" w:tplc="0419001B" w:tentative="1">
-      <w:start w:val="1"/>
-      <w:numFmt w:val="lowerRoman"/>
-      <w:lvlText w:val="%6."/>
-      <w:lvlJc w:val="right"/>
-      <w:pPr>
-        <w:ind w:left="5029" w:hanging="180"/>
-      </w:pPr>
-    </w:lvl>
-    <w:lvl w:ilvl="6" w:tplc="0419000F" w:tentative="1">
-      <w:start w:val="1"/>
-      <w:numFmt w:val="decimal"/>
-      <w:lvlText w:val="%7."/>
-      <w:lvlJc w:val="left"/>
-      <w:pPr>
-        <w:ind w:left="5749" w:hanging="360"/>
-      </w:pPr>
-    </w:lvl>
-    <w:lvl w:ilvl="7" w:tplc="04190019" w:tentative="1">
-      <w:start w:val="1"/>
-      <w:numFmt w:val="lowerLetter"/>
-      <w:lvlText w:val="%8."/>
-      <w:lvlJc w:val="left"/>
-      <w:pPr>
-        <w:ind w:left="6469" w:hanging="360"/>
-      </w:pPr>
-    </w:lvl>
-    <w:lvl w:ilvl="8" w:tplc="0419001B" w:tentative="1">
-      <w:start w:val="1"/>
-      <w:numFmt w:val="lowerRoman"/>
-      <w:lvlText w:val="%9."/>
-      <w:lvlJc w:val="right"/>
-      <w:pPr>
-        <w:ind w:left="7189" w:hanging="180"/>
-      </w:pPr>
-    </w:lvl>
-  </w:abstractNum>
-  <w:abstractNum w:abstractNumId="33" w15:restartNumberingAfterBreak="0">
-    <w:nsid w:val="4E5C5BF6"/>
-    <w:multiLevelType w:val="hybridMultilevel"/>
-    <w:tmpl w:val="46CA2E3E"/>
-    <w:lvl w:ilvl="0" w:tplc="7BE21E9C">
-      <w:start w:val="1"/>
-      <w:numFmt w:val="decimal"/>
-      <w:lvlText w:val="%1."/>
-      <w:lvlJc w:val="right"/>
-      <w:pPr>
-        <w:ind w:left="1429" w:hanging="360"/>
-      </w:pPr>
-      <w:rPr>
-        <w:rFonts w:hint="default"/>
-      </w:rPr>
-    </w:lvl>
-    <w:lvl w:ilvl="1" w:tplc="04190019" w:tentative="1">
-      <w:start w:val="1"/>
-      <w:numFmt w:val="lowerLetter"/>
-      <w:lvlText w:val="%2."/>
-      <w:lvlJc w:val="left"/>
-      <w:pPr>
-        <w:ind w:left="2149" w:hanging="360"/>
-      </w:pPr>
-    </w:lvl>
-    <w:lvl w:ilvl="2" w:tplc="0419001B" w:tentative="1">
-      <w:start w:val="1"/>
-      <w:numFmt w:val="lowerRoman"/>
-      <w:lvlText w:val="%3."/>
-      <w:lvlJc w:val="right"/>
-      <w:pPr>
-        <w:ind w:left="2869" w:hanging="180"/>
-      </w:pPr>
-    </w:lvl>
-    <w:lvl w:ilvl="3" w:tplc="0419000F" w:tentative="1">
-      <w:start w:val="1"/>
-      <w:numFmt w:val="decimal"/>
-      <w:lvlText w:val="%4."/>
-      <w:lvlJc w:val="left"/>
-      <w:pPr>
-        <w:ind w:left="3589" w:hanging="360"/>
-      </w:pPr>
-    </w:lvl>
-    <w:lvl w:ilvl="4" w:tplc="04190019" w:tentative="1">
-      <w:start w:val="1"/>
-      <w:numFmt w:val="lowerLetter"/>
-      <w:lvlText w:val="%5."/>
-      <w:lvlJc w:val="left"/>
-      <w:pPr>
-        <w:ind w:left="4309" w:hanging="360"/>
-      </w:pPr>
-    </w:lvl>
-    <w:lvl w:ilvl="5" w:tplc="0419001B" w:tentative="1">
-      <w:start w:val="1"/>
-      <w:numFmt w:val="lowerRoman"/>
-      <w:lvlText w:val="%6."/>
-      <w:lvlJc w:val="right"/>
-      <w:pPr>
-        <w:ind w:left="5029" w:hanging="180"/>
-      </w:pPr>
-    </w:lvl>
-    <w:lvl w:ilvl="6" w:tplc="0419000F" w:tentative="1">
-      <w:start w:val="1"/>
-      <w:numFmt w:val="decimal"/>
-      <w:lvlText w:val="%7."/>
-      <w:lvlJc w:val="left"/>
-      <w:pPr>
-        <w:ind w:left="5749" w:hanging="360"/>
-      </w:pPr>
-    </w:lvl>
-    <w:lvl w:ilvl="7" w:tplc="04190019" w:tentative="1">
-      <w:start w:val="1"/>
-      <w:numFmt w:val="lowerLetter"/>
-      <w:lvlText w:val="%8."/>
-      <w:lvlJc w:val="left"/>
-      <w:pPr>
-        <w:ind w:left="6469" w:hanging="360"/>
-      </w:pPr>
-    </w:lvl>
-    <w:lvl w:ilvl="8" w:tplc="0419001B" w:tentative="1">
-      <w:start w:val="1"/>
-      <w:numFmt w:val="lowerRoman"/>
-      <w:lvlText w:val="%9."/>
-      <w:lvlJc w:val="right"/>
-      <w:pPr>
-        <w:ind w:left="7189" w:hanging="180"/>
-      </w:pPr>
-    </w:lvl>
-  </w:abstractNum>
-  <w:abstractNum w:abstractNumId="34" w15:restartNumberingAfterBreak="0">
+  <w:abstractNum w:abstractNumId="17" w15:restartNumberingAfterBreak="0">
     <w:nsid w:val="4F4E264F"/>
     <w:multiLevelType w:val="multilevel"/>
     <w:tmpl w:val="8458CDE4"/>
@@ -10198,182 +10925,7 @@
       </w:rPr>
     </w:lvl>
   </w:abstractNum>
-  <w:abstractNum w:abstractNumId="35" w15:restartNumberingAfterBreak="0">
-    <w:nsid w:val="51F27C7D"/>
-    <w:multiLevelType w:val="hybridMultilevel"/>
-    <w:tmpl w:val="581A55C2"/>
-    <w:lvl w:ilvl="0" w:tplc="0419000F">
-      <w:start w:val="1"/>
-      <w:numFmt w:val="decimal"/>
-      <w:lvlText w:val="%1."/>
-      <w:lvlJc w:val="left"/>
-      <w:pPr>
-        <w:ind w:left="720" w:hanging="360"/>
-      </w:pPr>
-      <w:rPr>
-        <w:rFonts w:hint="default"/>
-      </w:rPr>
-    </w:lvl>
-    <w:lvl w:ilvl="1" w:tplc="04190019" w:tentative="1">
-      <w:start w:val="1"/>
-      <w:numFmt w:val="lowerLetter"/>
-      <w:lvlText w:val="%2."/>
-      <w:lvlJc w:val="left"/>
-      <w:pPr>
-        <w:ind w:left="1440" w:hanging="360"/>
-      </w:pPr>
-    </w:lvl>
-    <w:lvl w:ilvl="2" w:tplc="0419001B" w:tentative="1">
-      <w:start w:val="1"/>
-      <w:numFmt w:val="lowerRoman"/>
-      <w:lvlText w:val="%3."/>
-      <w:lvlJc w:val="right"/>
-      <w:pPr>
-        <w:ind w:left="2160" w:hanging="180"/>
-      </w:pPr>
-    </w:lvl>
-    <w:lvl w:ilvl="3" w:tplc="0419000F" w:tentative="1">
-      <w:start w:val="1"/>
-      <w:numFmt w:val="decimal"/>
-      <w:lvlText w:val="%4."/>
-      <w:lvlJc w:val="left"/>
-      <w:pPr>
-        <w:ind w:left="2880" w:hanging="360"/>
-      </w:pPr>
-    </w:lvl>
-    <w:lvl w:ilvl="4" w:tplc="04190019" w:tentative="1">
-      <w:start w:val="1"/>
-      <w:numFmt w:val="lowerLetter"/>
-      <w:lvlText w:val="%5."/>
-      <w:lvlJc w:val="left"/>
-      <w:pPr>
-        <w:ind w:left="3600" w:hanging="360"/>
-      </w:pPr>
-    </w:lvl>
-    <w:lvl w:ilvl="5" w:tplc="0419001B" w:tentative="1">
-      <w:start w:val="1"/>
-      <w:numFmt w:val="lowerRoman"/>
-      <w:lvlText w:val="%6."/>
-      <w:lvlJc w:val="right"/>
-      <w:pPr>
-        <w:ind w:left="4320" w:hanging="180"/>
-      </w:pPr>
-    </w:lvl>
-    <w:lvl w:ilvl="6" w:tplc="0419000F" w:tentative="1">
-      <w:start w:val="1"/>
-      <w:numFmt w:val="decimal"/>
-      <w:lvlText w:val="%7."/>
-      <w:lvlJc w:val="left"/>
-      <w:pPr>
-        <w:ind w:left="5040" w:hanging="360"/>
-      </w:pPr>
-    </w:lvl>
-    <w:lvl w:ilvl="7" w:tplc="04190019" w:tentative="1">
-      <w:start w:val="1"/>
-      <w:numFmt w:val="lowerLetter"/>
-      <w:lvlText w:val="%8."/>
-      <w:lvlJc w:val="left"/>
-      <w:pPr>
-        <w:ind w:left="5760" w:hanging="360"/>
-      </w:pPr>
-    </w:lvl>
-    <w:lvl w:ilvl="8" w:tplc="0419001B" w:tentative="1">
-      <w:start w:val="1"/>
-      <w:numFmt w:val="lowerRoman"/>
-      <w:lvlText w:val="%9."/>
-      <w:lvlJc w:val="right"/>
-      <w:pPr>
-        <w:ind w:left="6480" w:hanging="180"/>
-      </w:pPr>
-    </w:lvl>
-  </w:abstractNum>
-  <w:abstractNum w:abstractNumId="36" w15:restartNumberingAfterBreak="0">
-    <w:nsid w:val="52390DE1"/>
-    <w:multiLevelType w:val="hybridMultilevel"/>
-    <w:tmpl w:val="432090FA"/>
-    <w:lvl w:ilvl="0" w:tplc="0419000F">
-      <w:start w:val="1"/>
-      <w:numFmt w:val="decimal"/>
-      <w:lvlText w:val="%1."/>
-      <w:lvlJc w:val="left"/>
-      <w:pPr>
-        <w:ind w:left="1428" w:hanging="360"/>
-      </w:pPr>
-    </w:lvl>
-    <w:lvl w:ilvl="1" w:tplc="04190019" w:tentative="1">
-      <w:start w:val="1"/>
-      <w:numFmt w:val="lowerLetter"/>
-      <w:lvlText w:val="%2."/>
-      <w:lvlJc w:val="left"/>
-      <w:pPr>
-        <w:ind w:left="2148" w:hanging="360"/>
-      </w:pPr>
-    </w:lvl>
-    <w:lvl w:ilvl="2" w:tplc="0419001B" w:tentative="1">
-      <w:start w:val="1"/>
-      <w:numFmt w:val="lowerRoman"/>
-      <w:lvlText w:val="%3."/>
-      <w:lvlJc w:val="right"/>
-      <w:pPr>
-        <w:ind w:left="2868" w:hanging="180"/>
-      </w:pPr>
-    </w:lvl>
-    <w:lvl w:ilvl="3" w:tplc="0419000F" w:tentative="1">
-      <w:start w:val="1"/>
-      <w:numFmt w:val="decimal"/>
-      <w:lvlText w:val="%4."/>
-      <w:lvlJc w:val="left"/>
-      <w:pPr>
-        <w:ind w:left="3588" w:hanging="360"/>
-      </w:pPr>
-    </w:lvl>
-    <w:lvl w:ilvl="4" w:tplc="04190019" w:tentative="1">
-      <w:start w:val="1"/>
-      <w:numFmt w:val="lowerLetter"/>
-      <w:lvlText w:val="%5."/>
-      <w:lvlJc w:val="left"/>
-      <w:pPr>
-        <w:ind w:left="4308" w:hanging="360"/>
-      </w:pPr>
-    </w:lvl>
-    <w:lvl w:ilvl="5" w:tplc="0419001B" w:tentative="1">
-      <w:start w:val="1"/>
-      <w:numFmt w:val="lowerRoman"/>
-      <w:lvlText w:val="%6."/>
-      <w:lvlJc w:val="right"/>
-      <w:pPr>
-        <w:ind w:left="5028" w:hanging="180"/>
-      </w:pPr>
-    </w:lvl>
-    <w:lvl w:ilvl="6" w:tplc="0419000F" w:tentative="1">
-      <w:start w:val="1"/>
-      <w:numFmt w:val="decimal"/>
-      <w:lvlText w:val="%7."/>
-      <w:lvlJc w:val="left"/>
-      <w:pPr>
-        <w:ind w:left="5748" w:hanging="360"/>
-      </w:pPr>
-    </w:lvl>
-    <w:lvl w:ilvl="7" w:tplc="04190019" w:tentative="1">
-      <w:start w:val="1"/>
-      <w:numFmt w:val="lowerLetter"/>
-      <w:lvlText w:val="%8."/>
-      <w:lvlJc w:val="left"/>
-      <w:pPr>
-        <w:ind w:left="6468" w:hanging="360"/>
-      </w:pPr>
-    </w:lvl>
-    <w:lvl w:ilvl="8" w:tplc="0419001B" w:tentative="1">
-      <w:start w:val="1"/>
-      <w:numFmt w:val="lowerRoman"/>
-      <w:lvlText w:val="%9."/>
-      <w:lvlJc w:val="right"/>
-      <w:pPr>
-        <w:ind w:left="7188" w:hanging="180"/>
-      </w:pPr>
-    </w:lvl>
-  </w:abstractNum>
-  <w:abstractNum w:abstractNumId="37" w15:restartNumberingAfterBreak="0">
+  <w:abstractNum w:abstractNumId="18" w15:restartNumberingAfterBreak="0">
     <w:nsid w:val="54E05528"/>
     <w:multiLevelType w:val="hybridMultilevel"/>
     <w:tmpl w:val="6B844022"/>
@@ -10486,98 +11038,7 @@
       </w:rPr>
     </w:lvl>
   </w:abstractNum>
-  <w:abstractNum w:abstractNumId="38" w15:restartNumberingAfterBreak="0">
-    <w:nsid w:val="56E25863"/>
-    <w:multiLevelType w:val="hybridMultilevel"/>
-    <w:tmpl w:val="D72C4F50"/>
-    <w:lvl w:ilvl="0" w:tplc="FFFFFFFF">
-      <w:start w:val="1"/>
-      <w:numFmt w:val="decimal"/>
-      <w:lvlText w:val="%1."/>
-      <w:lvlJc w:val="left"/>
-      <w:pPr>
-        <w:ind w:left="1429" w:hanging="360"/>
-      </w:pPr>
-    </w:lvl>
-    <w:lvl w:ilvl="1" w:tplc="04190005">
-      <w:start w:val="1"/>
-      <w:numFmt w:val="bullet"/>
-      <w:lvlText w:val=""/>
-      <w:lvlJc w:val="left"/>
-      <w:pPr>
-        <w:ind w:left="2509" w:hanging="720"/>
-      </w:pPr>
-      <w:rPr>
-        <w:rFonts w:ascii="Wingdings" w:hAnsi="Wingdings" w:hint="default"/>
-      </w:rPr>
-    </w:lvl>
-    <w:lvl w:ilvl="2" w:tplc="09C889E2">
-      <w:numFmt w:val="bullet"/>
-      <w:lvlText w:val="•"/>
-      <w:lvlJc w:val="left"/>
-      <w:pPr>
-        <w:ind w:left="3409" w:hanging="720"/>
-      </w:pPr>
-      <w:rPr>
-        <w:rFonts w:ascii="Times New Roman" w:eastAsiaTheme="minorHAnsi" w:hAnsi="Times New Roman" w:cs="Times New Roman" w:hint="default"/>
-      </w:rPr>
-    </w:lvl>
-    <w:lvl w:ilvl="3" w:tplc="FFFFFFFF" w:tentative="1">
-      <w:start w:val="1"/>
-      <w:numFmt w:val="decimal"/>
-      <w:lvlText w:val="%4."/>
-      <w:lvlJc w:val="left"/>
-      <w:pPr>
-        <w:ind w:left="3589" w:hanging="360"/>
-      </w:pPr>
-    </w:lvl>
-    <w:lvl w:ilvl="4" w:tplc="FFFFFFFF" w:tentative="1">
-      <w:start w:val="1"/>
-      <w:numFmt w:val="lowerLetter"/>
-      <w:lvlText w:val="%5."/>
-      <w:lvlJc w:val="left"/>
-      <w:pPr>
-        <w:ind w:left="4309" w:hanging="360"/>
-      </w:pPr>
-    </w:lvl>
-    <w:lvl w:ilvl="5" w:tplc="FFFFFFFF" w:tentative="1">
-      <w:start w:val="1"/>
-      <w:numFmt w:val="lowerRoman"/>
-      <w:lvlText w:val="%6."/>
-      <w:lvlJc w:val="right"/>
-      <w:pPr>
-        <w:ind w:left="5029" w:hanging="180"/>
-      </w:pPr>
-    </w:lvl>
-    <w:lvl w:ilvl="6" w:tplc="FFFFFFFF" w:tentative="1">
-      <w:start w:val="1"/>
-      <w:numFmt w:val="decimal"/>
-      <w:lvlText w:val="%7."/>
-      <w:lvlJc w:val="left"/>
-      <w:pPr>
-        <w:ind w:left="5749" w:hanging="360"/>
-      </w:pPr>
-    </w:lvl>
-    <w:lvl w:ilvl="7" w:tplc="FFFFFFFF" w:tentative="1">
-      <w:start w:val="1"/>
-      <w:numFmt w:val="lowerLetter"/>
-      <w:lvlText w:val="%8."/>
-      <w:lvlJc w:val="left"/>
-      <w:pPr>
-        <w:ind w:left="6469" w:hanging="360"/>
-      </w:pPr>
-    </w:lvl>
-    <w:lvl w:ilvl="8" w:tplc="FFFFFFFF" w:tentative="1">
-      <w:start w:val="1"/>
-      <w:numFmt w:val="lowerRoman"/>
-      <w:lvlText w:val="%9."/>
-      <w:lvlJc w:val="right"/>
-      <w:pPr>
-        <w:ind w:left="7189" w:hanging="180"/>
-      </w:pPr>
-    </w:lvl>
-  </w:abstractNum>
-  <w:abstractNum w:abstractNumId="39" w15:restartNumberingAfterBreak="0">
+  <w:abstractNum w:abstractNumId="19" w15:restartNumberingAfterBreak="0">
     <w:nsid w:val="595E3ED1"/>
     <w:multiLevelType w:val="hybridMultilevel"/>
     <w:tmpl w:val="0E5A0C26"/>
@@ -10690,209 +11151,7 @@
       </w:rPr>
     </w:lvl>
   </w:abstractNum>
-  <w:abstractNum w:abstractNumId="40" w15:restartNumberingAfterBreak="0">
-    <w:nsid w:val="59833B18"/>
-    <w:multiLevelType w:val="hybridMultilevel"/>
-    <w:tmpl w:val="F47AB5AC"/>
-    <w:lvl w:ilvl="0" w:tplc="7BE21E9C">
-      <w:start w:val="1"/>
-      <w:numFmt w:val="decimal"/>
-      <w:lvlText w:val="%1."/>
-      <w:lvlJc w:val="right"/>
-      <w:pPr>
-        <w:ind w:left="1440" w:hanging="360"/>
-      </w:pPr>
-      <w:rPr>
-        <w:rFonts w:hint="default"/>
-      </w:rPr>
-    </w:lvl>
-    <w:lvl w:ilvl="1" w:tplc="04190019" w:tentative="1">
-      <w:start w:val="1"/>
-      <w:numFmt w:val="lowerLetter"/>
-      <w:lvlText w:val="%2."/>
-      <w:lvlJc w:val="left"/>
-      <w:pPr>
-        <w:ind w:left="2160" w:hanging="360"/>
-      </w:pPr>
-    </w:lvl>
-    <w:lvl w:ilvl="2" w:tplc="0419001B" w:tentative="1">
-      <w:start w:val="1"/>
-      <w:numFmt w:val="lowerRoman"/>
-      <w:lvlText w:val="%3."/>
-      <w:lvlJc w:val="right"/>
-      <w:pPr>
-        <w:ind w:left="2880" w:hanging="180"/>
-      </w:pPr>
-    </w:lvl>
-    <w:lvl w:ilvl="3" w:tplc="0419000F" w:tentative="1">
-      <w:start w:val="1"/>
-      <w:numFmt w:val="decimal"/>
-      <w:lvlText w:val="%4."/>
-      <w:lvlJc w:val="left"/>
-      <w:pPr>
-        <w:ind w:left="3600" w:hanging="360"/>
-      </w:pPr>
-    </w:lvl>
-    <w:lvl w:ilvl="4" w:tplc="04190019" w:tentative="1">
-      <w:start w:val="1"/>
-      <w:numFmt w:val="lowerLetter"/>
-      <w:lvlText w:val="%5."/>
-      <w:lvlJc w:val="left"/>
-      <w:pPr>
-        <w:ind w:left="4320" w:hanging="360"/>
-      </w:pPr>
-    </w:lvl>
-    <w:lvl w:ilvl="5" w:tplc="0419001B" w:tentative="1">
-      <w:start w:val="1"/>
-      <w:numFmt w:val="lowerRoman"/>
-      <w:lvlText w:val="%6."/>
-      <w:lvlJc w:val="right"/>
-      <w:pPr>
-        <w:ind w:left="5040" w:hanging="180"/>
-      </w:pPr>
-    </w:lvl>
-    <w:lvl w:ilvl="6" w:tplc="0419000F" w:tentative="1">
-      <w:start w:val="1"/>
-      <w:numFmt w:val="decimal"/>
-      <w:lvlText w:val="%7."/>
-      <w:lvlJc w:val="left"/>
-      <w:pPr>
-        <w:ind w:left="5760" w:hanging="360"/>
-      </w:pPr>
-    </w:lvl>
-    <w:lvl w:ilvl="7" w:tplc="04190019" w:tentative="1">
-      <w:start w:val="1"/>
-      <w:numFmt w:val="lowerLetter"/>
-      <w:lvlText w:val="%8."/>
-      <w:lvlJc w:val="left"/>
-      <w:pPr>
-        <w:ind w:left="6480" w:hanging="360"/>
-      </w:pPr>
-    </w:lvl>
-    <w:lvl w:ilvl="8" w:tplc="0419001B" w:tentative="1">
-      <w:start w:val="1"/>
-      <w:numFmt w:val="lowerRoman"/>
-      <w:lvlText w:val="%9."/>
-      <w:lvlJc w:val="right"/>
-      <w:pPr>
-        <w:ind w:left="7200" w:hanging="180"/>
-      </w:pPr>
-    </w:lvl>
-  </w:abstractNum>
-  <w:abstractNum w:abstractNumId="41" w15:restartNumberingAfterBreak="0">
-    <w:nsid w:val="5A2F11B7"/>
-    <w:multiLevelType w:val="hybridMultilevel"/>
-    <w:tmpl w:val="A72A820A"/>
-    <w:lvl w:ilvl="0" w:tplc="04190001">
-      <w:start w:val="1"/>
-      <w:numFmt w:val="bullet"/>
-      <w:lvlText w:val=""/>
-      <w:lvlJc w:val="left"/>
-      <w:pPr>
-        <w:ind w:left="720" w:hanging="360"/>
-      </w:pPr>
-      <w:rPr>
-        <w:rFonts w:ascii="Symbol" w:hAnsi="Symbol" w:hint="default"/>
-      </w:rPr>
-    </w:lvl>
-    <w:lvl w:ilvl="1" w:tplc="04190003" w:tentative="1">
-      <w:start w:val="1"/>
-      <w:numFmt w:val="bullet"/>
-      <w:lvlText w:val="o"/>
-      <w:lvlJc w:val="left"/>
-      <w:pPr>
-        <w:ind w:left="1440" w:hanging="360"/>
-      </w:pPr>
-      <w:rPr>
-        <w:rFonts w:ascii="Courier New" w:hAnsi="Courier New" w:cs="Courier New" w:hint="default"/>
-      </w:rPr>
-    </w:lvl>
-    <w:lvl w:ilvl="2" w:tplc="04190005" w:tentative="1">
-      <w:start w:val="1"/>
-      <w:numFmt w:val="bullet"/>
-      <w:lvlText w:val=""/>
-      <w:lvlJc w:val="left"/>
-      <w:pPr>
-        <w:ind w:left="2160" w:hanging="360"/>
-      </w:pPr>
-      <w:rPr>
-        <w:rFonts w:ascii="Wingdings" w:hAnsi="Wingdings" w:hint="default"/>
-      </w:rPr>
-    </w:lvl>
-    <w:lvl w:ilvl="3" w:tplc="04190001" w:tentative="1">
-      <w:start w:val="1"/>
-      <w:numFmt w:val="bullet"/>
-      <w:lvlText w:val=""/>
-      <w:lvlJc w:val="left"/>
-      <w:pPr>
-        <w:ind w:left="2880" w:hanging="360"/>
-      </w:pPr>
-      <w:rPr>
-        <w:rFonts w:ascii="Symbol" w:hAnsi="Symbol" w:hint="default"/>
-      </w:rPr>
-    </w:lvl>
-    <w:lvl w:ilvl="4" w:tplc="04190003" w:tentative="1">
-      <w:start w:val="1"/>
-      <w:numFmt w:val="bullet"/>
-      <w:lvlText w:val="o"/>
-      <w:lvlJc w:val="left"/>
-      <w:pPr>
-        <w:ind w:left="3600" w:hanging="360"/>
-      </w:pPr>
-      <w:rPr>
-        <w:rFonts w:ascii="Courier New" w:hAnsi="Courier New" w:cs="Courier New" w:hint="default"/>
-      </w:rPr>
-    </w:lvl>
-    <w:lvl w:ilvl="5" w:tplc="04190005" w:tentative="1">
-      <w:start w:val="1"/>
-      <w:numFmt w:val="bullet"/>
-      <w:lvlText w:val=""/>
-      <w:lvlJc w:val="left"/>
-      <w:pPr>
-        <w:ind w:left="4320" w:hanging="360"/>
-      </w:pPr>
-      <w:rPr>
-        <w:rFonts w:ascii="Wingdings" w:hAnsi="Wingdings" w:hint="default"/>
-      </w:rPr>
-    </w:lvl>
-    <w:lvl w:ilvl="6" w:tplc="04190001" w:tentative="1">
-      <w:start w:val="1"/>
-      <w:numFmt w:val="bullet"/>
-      <w:lvlText w:val=""/>
-      <w:lvlJc w:val="left"/>
-      <w:pPr>
-        <w:ind w:left="5040" w:hanging="360"/>
-      </w:pPr>
-      <w:rPr>
-        <w:rFonts w:ascii="Symbol" w:hAnsi="Symbol" w:hint="default"/>
-      </w:rPr>
-    </w:lvl>
-    <w:lvl w:ilvl="7" w:tplc="04190003" w:tentative="1">
-      <w:start w:val="1"/>
-      <w:numFmt w:val="bullet"/>
-      <w:lvlText w:val="o"/>
-      <w:lvlJc w:val="left"/>
-      <w:pPr>
-        <w:ind w:left="5760" w:hanging="360"/>
-      </w:pPr>
-      <w:rPr>
-        <w:rFonts w:ascii="Courier New" w:hAnsi="Courier New" w:cs="Courier New" w:hint="default"/>
-      </w:rPr>
-    </w:lvl>
-    <w:lvl w:ilvl="8" w:tplc="04190005" w:tentative="1">
-      <w:start w:val="1"/>
-      <w:numFmt w:val="bullet"/>
-      <w:lvlText w:val=""/>
-      <w:lvlJc w:val="left"/>
-      <w:pPr>
-        <w:ind w:left="6480" w:hanging="360"/>
-      </w:pPr>
-      <w:rPr>
-        <w:rFonts w:ascii="Wingdings" w:hAnsi="Wingdings" w:hint="default"/>
-      </w:rPr>
-    </w:lvl>
-  </w:abstractNum>
-  <w:abstractNum w:abstractNumId="42" w15:restartNumberingAfterBreak="0">
+  <w:abstractNum w:abstractNumId="20" w15:restartNumberingAfterBreak="0">
     <w:nsid w:val="5C8A5229"/>
     <w:multiLevelType w:val="multilevel"/>
     <w:tmpl w:val="E1E810D4"/>
@@ -11017,7 +11276,7 @@
       </w:rPr>
     </w:lvl>
   </w:abstractNum>
-  <w:abstractNum w:abstractNumId="43" w15:restartNumberingAfterBreak="0">
+  <w:abstractNum w:abstractNumId="21" w15:restartNumberingAfterBreak="0">
     <w:nsid w:val="609C7DEC"/>
     <w:multiLevelType w:val="hybridMultilevel"/>
     <w:tmpl w:val="4C301C84"/>
@@ -11111,17 +11370,17 @@
       </w:pPr>
     </w:lvl>
   </w:abstractNum>
-  <w:abstractNum w:abstractNumId="44" w15:restartNumberingAfterBreak="0">
-    <w:nsid w:val="636E398C"/>
+  <w:abstractNum w:abstractNumId="22" w15:restartNumberingAfterBreak="0">
+    <w:nsid w:val="63667A74"/>
     <w:multiLevelType w:val="hybridMultilevel"/>
-    <w:tmpl w:val="F7BEBBFE"/>
+    <w:tmpl w:val="9D6A7D46"/>
     <w:lvl w:ilvl="0" w:tplc="04190001">
       <w:start w:val="1"/>
       <w:numFmt w:val="bullet"/>
       <w:lvlText w:val=""/>
       <w:lvlJc w:val="left"/>
       <w:pPr>
-        <w:ind w:left="1429" w:hanging="360"/>
+        <w:ind w:left="720" w:hanging="360"/>
       </w:pPr>
       <w:rPr>
         <w:rFonts w:ascii="Symbol" w:hAnsi="Symbol" w:hint="default"/>
@@ -11133,7 +11392,7 @@
       <w:lvlText w:val="o"/>
       <w:lvlJc w:val="left"/>
       <w:pPr>
-        <w:ind w:left="2149" w:hanging="360"/>
+        <w:ind w:left="1440" w:hanging="360"/>
       </w:pPr>
       <w:rPr>
         <w:rFonts w:ascii="Courier New" w:hAnsi="Courier New" w:cs="Courier New" w:hint="default"/>
@@ -11145,7 +11404,7 @@
       <w:lvlText w:val=""/>
       <w:lvlJc w:val="left"/>
       <w:pPr>
-        <w:ind w:left="2869" w:hanging="360"/>
+        <w:ind w:left="2160" w:hanging="360"/>
       </w:pPr>
       <w:rPr>
         <w:rFonts w:ascii="Wingdings" w:hAnsi="Wingdings" w:hint="default"/>
@@ -11157,7 +11416,7 @@
       <w:lvlText w:val=""/>
       <w:lvlJc w:val="left"/>
       <w:pPr>
-        <w:ind w:left="3589" w:hanging="360"/>
+        <w:ind w:left="2880" w:hanging="360"/>
       </w:pPr>
       <w:rPr>
         <w:rFonts w:ascii="Symbol" w:hAnsi="Symbol" w:hint="default"/>
@@ -11169,7 +11428,7 @@
       <w:lvlText w:val="o"/>
       <w:lvlJc w:val="left"/>
       <w:pPr>
-        <w:ind w:left="4309" w:hanging="360"/>
+        <w:ind w:left="3600" w:hanging="360"/>
       </w:pPr>
       <w:rPr>
         <w:rFonts w:ascii="Courier New" w:hAnsi="Courier New" w:cs="Courier New" w:hint="default"/>
@@ -11181,7 +11440,7 @@
       <w:lvlText w:val=""/>
       <w:lvlJc w:val="left"/>
       <w:pPr>
-        <w:ind w:left="5029" w:hanging="360"/>
+        <w:ind w:left="4320" w:hanging="360"/>
       </w:pPr>
       <w:rPr>
         <w:rFonts w:ascii="Wingdings" w:hAnsi="Wingdings" w:hint="default"/>
@@ -11193,7 +11452,7 @@
       <w:lvlText w:val=""/>
       <w:lvlJc w:val="left"/>
       <w:pPr>
-        <w:ind w:left="5749" w:hanging="360"/>
+        <w:ind w:left="5040" w:hanging="360"/>
       </w:pPr>
       <w:rPr>
         <w:rFonts w:ascii="Symbol" w:hAnsi="Symbol" w:hint="default"/>
@@ -11205,7 +11464,7 @@
       <w:lvlText w:val="o"/>
       <w:lvlJc w:val="left"/>
       <w:pPr>
-        <w:ind w:left="6469" w:hanging="360"/>
+        <w:ind w:left="5760" w:hanging="360"/>
       </w:pPr>
       <w:rPr>
         <w:rFonts w:ascii="Courier New" w:hAnsi="Courier New" w:cs="Courier New" w:hint="default"/>
@@ -11217,127 +11476,14 @@
       <w:lvlText w:val=""/>
       <w:lvlJc w:val="left"/>
       <w:pPr>
-        <w:ind w:left="7189" w:hanging="360"/>
+        <w:ind w:left="6480" w:hanging="360"/>
       </w:pPr>
       <w:rPr>
         <w:rFonts w:ascii="Wingdings" w:hAnsi="Wingdings" w:hint="default"/>
       </w:rPr>
     </w:lvl>
   </w:abstractNum>
-  <w:abstractNum w:abstractNumId="45" w15:restartNumberingAfterBreak="0">
-    <w:nsid w:val="65861803"/>
-    <w:multiLevelType w:val="hybridMultilevel"/>
-    <w:tmpl w:val="DC02BE1E"/>
-    <w:lvl w:ilvl="0" w:tplc="04190001">
-      <w:start w:val="1"/>
-      <w:numFmt w:val="bullet"/>
-      <w:lvlText w:val=""/>
-      <w:lvlJc w:val="left"/>
-      <w:pPr>
-        <w:ind w:left="1429" w:hanging="360"/>
-      </w:pPr>
-      <w:rPr>
-        <w:rFonts w:ascii="Symbol" w:hAnsi="Symbol" w:hint="default"/>
-      </w:rPr>
-    </w:lvl>
-    <w:lvl w:ilvl="1" w:tplc="04190003" w:tentative="1">
-      <w:start w:val="1"/>
-      <w:numFmt w:val="bullet"/>
-      <w:lvlText w:val="o"/>
-      <w:lvlJc w:val="left"/>
-      <w:pPr>
-        <w:ind w:left="2149" w:hanging="360"/>
-      </w:pPr>
-      <w:rPr>
-        <w:rFonts w:ascii="Courier New" w:hAnsi="Courier New" w:cs="Courier New" w:hint="default"/>
-      </w:rPr>
-    </w:lvl>
-    <w:lvl w:ilvl="2" w:tplc="04190005" w:tentative="1">
-      <w:start w:val="1"/>
-      <w:numFmt w:val="bullet"/>
-      <w:lvlText w:val=""/>
-      <w:lvlJc w:val="left"/>
-      <w:pPr>
-        <w:ind w:left="2869" w:hanging="360"/>
-      </w:pPr>
-      <w:rPr>
-        <w:rFonts w:ascii="Wingdings" w:hAnsi="Wingdings" w:hint="default"/>
-      </w:rPr>
-    </w:lvl>
-    <w:lvl w:ilvl="3" w:tplc="04190001" w:tentative="1">
-      <w:start w:val="1"/>
-      <w:numFmt w:val="bullet"/>
-      <w:lvlText w:val=""/>
-      <w:lvlJc w:val="left"/>
-      <w:pPr>
-        <w:ind w:left="3589" w:hanging="360"/>
-      </w:pPr>
-      <w:rPr>
-        <w:rFonts w:ascii="Symbol" w:hAnsi="Symbol" w:hint="default"/>
-      </w:rPr>
-    </w:lvl>
-    <w:lvl w:ilvl="4" w:tplc="04190003" w:tentative="1">
-      <w:start w:val="1"/>
-      <w:numFmt w:val="bullet"/>
-      <w:lvlText w:val="o"/>
-      <w:lvlJc w:val="left"/>
-      <w:pPr>
-        <w:ind w:left="4309" w:hanging="360"/>
-      </w:pPr>
-      <w:rPr>
-        <w:rFonts w:ascii="Courier New" w:hAnsi="Courier New" w:cs="Courier New" w:hint="default"/>
-      </w:rPr>
-    </w:lvl>
-    <w:lvl w:ilvl="5" w:tplc="04190005" w:tentative="1">
-      <w:start w:val="1"/>
-      <w:numFmt w:val="bullet"/>
-      <w:lvlText w:val=""/>
-      <w:lvlJc w:val="left"/>
-      <w:pPr>
-        <w:ind w:left="5029" w:hanging="360"/>
-      </w:pPr>
-      <w:rPr>
-        <w:rFonts w:ascii="Wingdings" w:hAnsi="Wingdings" w:hint="default"/>
-      </w:rPr>
-    </w:lvl>
-    <w:lvl w:ilvl="6" w:tplc="04190001" w:tentative="1">
-      <w:start w:val="1"/>
-      <w:numFmt w:val="bullet"/>
-      <w:lvlText w:val=""/>
-      <w:lvlJc w:val="left"/>
-      <w:pPr>
-        <w:ind w:left="5749" w:hanging="360"/>
-      </w:pPr>
-      <w:rPr>
-        <w:rFonts w:ascii="Symbol" w:hAnsi="Symbol" w:hint="default"/>
-      </w:rPr>
-    </w:lvl>
-    <w:lvl w:ilvl="7" w:tplc="04190003" w:tentative="1">
-      <w:start w:val="1"/>
-      <w:numFmt w:val="bullet"/>
-      <w:lvlText w:val="o"/>
-      <w:lvlJc w:val="left"/>
-      <w:pPr>
-        <w:ind w:left="6469" w:hanging="360"/>
-      </w:pPr>
-      <w:rPr>
-        <w:rFonts w:ascii="Courier New" w:hAnsi="Courier New" w:cs="Courier New" w:hint="default"/>
-      </w:rPr>
-    </w:lvl>
-    <w:lvl w:ilvl="8" w:tplc="04190005" w:tentative="1">
-      <w:start w:val="1"/>
-      <w:numFmt w:val="bullet"/>
-      <w:lvlText w:val=""/>
-      <w:lvlJc w:val="left"/>
-      <w:pPr>
-        <w:ind w:left="7189" w:hanging="360"/>
-      </w:pPr>
-      <w:rPr>
-        <w:rFonts w:ascii="Wingdings" w:hAnsi="Wingdings" w:hint="default"/>
-      </w:rPr>
-    </w:lvl>
-  </w:abstractNum>
-  <w:abstractNum w:abstractNumId="46" w15:restartNumberingAfterBreak="0">
+  <w:abstractNum w:abstractNumId="23" w15:restartNumberingAfterBreak="0">
     <w:nsid w:val="67863E91"/>
     <w:multiLevelType w:val="hybridMultilevel"/>
     <w:tmpl w:val="0F9A0C8A"/>
@@ -11426,103 +11572,14 @@
       </w:pPr>
     </w:lvl>
   </w:abstractNum>
-  <w:abstractNum w:abstractNumId="47" w15:restartNumberingAfterBreak="0">
-    <w:nsid w:val="6C831BD4"/>
+  <w:abstractNum w:abstractNumId="24" w15:restartNumberingAfterBreak="0">
+    <w:nsid w:val="7F164B9E"/>
     <w:multiLevelType w:val="hybridMultilevel"/>
-    <w:tmpl w:val="A56C8F62"/>
-    <w:lvl w:ilvl="0" w:tplc="7BE21E9C">
-      <w:start w:val="1"/>
-      <w:numFmt w:val="decimal"/>
-      <w:lvlText w:val="%1."/>
-      <w:lvlJc w:val="right"/>
-      <w:pPr>
-        <w:ind w:left="720" w:hanging="360"/>
-      </w:pPr>
-      <w:rPr>
-        <w:rFonts w:hint="default"/>
-      </w:rPr>
-    </w:lvl>
-    <w:lvl w:ilvl="1" w:tplc="04190019" w:tentative="1">
-      <w:start w:val="1"/>
-      <w:numFmt w:val="lowerLetter"/>
-      <w:lvlText w:val="%2."/>
-      <w:lvlJc w:val="left"/>
-      <w:pPr>
-        <w:ind w:left="1440" w:hanging="360"/>
-      </w:pPr>
-    </w:lvl>
-    <w:lvl w:ilvl="2" w:tplc="0419001B" w:tentative="1">
-      <w:start w:val="1"/>
-      <w:numFmt w:val="lowerRoman"/>
-      <w:lvlText w:val="%3."/>
-      <w:lvlJc w:val="right"/>
-      <w:pPr>
-        <w:ind w:left="2160" w:hanging="180"/>
-      </w:pPr>
-    </w:lvl>
-    <w:lvl w:ilvl="3" w:tplc="0419000F" w:tentative="1">
-      <w:start w:val="1"/>
-      <w:numFmt w:val="decimal"/>
-      <w:lvlText w:val="%4."/>
-      <w:lvlJc w:val="left"/>
-      <w:pPr>
-        <w:ind w:left="2880" w:hanging="360"/>
-      </w:pPr>
-    </w:lvl>
-    <w:lvl w:ilvl="4" w:tplc="04190019" w:tentative="1">
-      <w:start w:val="1"/>
-      <w:numFmt w:val="lowerLetter"/>
-      <w:lvlText w:val="%5."/>
-      <w:lvlJc w:val="left"/>
-      <w:pPr>
-        <w:ind w:left="3600" w:hanging="360"/>
-      </w:pPr>
-    </w:lvl>
-    <w:lvl w:ilvl="5" w:tplc="0419001B" w:tentative="1">
-      <w:start w:val="1"/>
-      <w:numFmt w:val="lowerRoman"/>
-      <w:lvlText w:val="%6."/>
-      <w:lvlJc w:val="right"/>
-      <w:pPr>
-        <w:ind w:left="4320" w:hanging="180"/>
-      </w:pPr>
-    </w:lvl>
-    <w:lvl w:ilvl="6" w:tplc="0419000F" w:tentative="1">
-      <w:start w:val="1"/>
-      <w:numFmt w:val="decimal"/>
-      <w:lvlText w:val="%7."/>
-      <w:lvlJc w:val="left"/>
-      <w:pPr>
-        <w:ind w:left="5040" w:hanging="360"/>
-      </w:pPr>
-    </w:lvl>
-    <w:lvl w:ilvl="7" w:tplc="04190019" w:tentative="1">
-      <w:start w:val="1"/>
-      <w:numFmt w:val="lowerLetter"/>
-      <w:lvlText w:val="%8."/>
-      <w:lvlJc w:val="left"/>
-      <w:pPr>
-        <w:ind w:left="5760" w:hanging="360"/>
-      </w:pPr>
-    </w:lvl>
-    <w:lvl w:ilvl="8" w:tplc="0419001B" w:tentative="1">
-      <w:start w:val="1"/>
-      <w:numFmt w:val="lowerRoman"/>
-      <w:lvlText w:val="%9."/>
-      <w:lvlJc w:val="right"/>
-      <w:pPr>
-        <w:ind w:left="6480" w:hanging="180"/>
-      </w:pPr>
-    </w:lvl>
-  </w:abstractNum>
-  <w:abstractNum w:abstractNumId="48" w15:restartNumberingAfterBreak="0">
-    <w:nsid w:val="72864530"/>
-    <w:multiLevelType w:val="hybridMultilevel"/>
-    <w:tmpl w:val="01FA3580"/>
-    <w:lvl w:ilvl="0" w:tplc="FE20A7A6">
+    <w:tmpl w:val="784C71A6"/>
+    <w:lvl w:ilvl="0" w:tplc="04190001">
       <w:start w:val="1"/>
       <w:numFmt w:val="bullet"/>
-      <w:lvlText w:val=""/>
+      <w:lvlText w:val=""/>
       <w:lvlJc w:val="left"/>
       <w:pPr>
         <w:ind w:left="1429" w:hanging="360"/>
@@ -11531,7 +11588,7 @@
         <w:rFonts w:ascii="Symbol" w:hAnsi="Symbol" w:hint="default"/>
       </w:rPr>
     </w:lvl>
-    <w:lvl w:ilvl="1" w:tplc="04190003">
+    <w:lvl w:ilvl="1" w:tplc="04190003" w:tentative="1">
       <w:start w:val="1"/>
       <w:numFmt w:val="bullet"/>
       <w:lvlText w:val="o"/>
@@ -11543,7 +11600,7 @@
         <w:rFonts w:ascii="Courier New" w:hAnsi="Courier New" w:cs="Courier New" w:hint="default"/>
       </w:rPr>
     </w:lvl>
-    <w:lvl w:ilvl="2" w:tplc="04190005">
+    <w:lvl w:ilvl="2" w:tplc="04190005" w:tentative="1">
       <w:start w:val="1"/>
       <w:numFmt w:val="bullet"/>
       <w:lvlText w:val=""/>
@@ -11555,7 +11612,7 @@
         <w:rFonts w:ascii="Wingdings" w:hAnsi="Wingdings" w:hint="default"/>
       </w:rPr>
     </w:lvl>
-    <w:lvl w:ilvl="3" w:tplc="04190001">
+    <w:lvl w:ilvl="3" w:tplc="04190001" w:tentative="1">
       <w:start w:val="1"/>
       <w:numFmt w:val="bullet"/>
       <w:lvlText w:val=""/>
@@ -11567,7 +11624,7 @@
         <w:rFonts w:ascii="Symbol" w:hAnsi="Symbol" w:hint="default"/>
       </w:rPr>
     </w:lvl>
-    <w:lvl w:ilvl="4" w:tplc="04190003">
+    <w:lvl w:ilvl="4" w:tplc="04190003" w:tentative="1">
       <w:start w:val="1"/>
       <w:numFmt w:val="bullet"/>
       <w:lvlText w:val="o"/>
@@ -11579,7 +11636,7 @@
         <w:rFonts w:ascii="Courier New" w:hAnsi="Courier New" w:cs="Courier New" w:hint="default"/>
       </w:rPr>
     </w:lvl>
-    <w:lvl w:ilvl="5" w:tplc="04190005">
+    <w:lvl w:ilvl="5" w:tplc="04190005" w:tentative="1">
       <w:start w:val="1"/>
       <w:numFmt w:val="bullet"/>
       <w:lvlText w:val=""/>
@@ -11591,7 +11648,7 @@
         <w:rFonts w:ascii="Wingdings" w:hAnsi="Wingdings" w:hint="default"/>
       </w:rPr>
     </w:lvl>
-    <w:lvl w:ilvl="6" w:tplc="04190001">
+    <w:lvl w:ilvl="6" w:tplc="04190001" w:tentative="1">
       <w:start w:val="1"/>
       <w:numFmt w:val="bullet"/>
       <w:lvlText w:val=""/>
@@ -11603,7 +11660,7 @@
         <w:rFonts w:ascii="Symbol" w:hAnsi="Symbol" w:hint="default"/>
       </w:rPr>
     </w:lvl>
-    <w:lvl w:ilvl="7" w:tplc="04190003">
+    <w:lvl w:ilvl="7" w:tplc="04190003" w:tentative="1">
       <w:start w:val="1"/>
       <w:numFmt w:val="bullet"/>
       <w:lvlText w:val="o"/>
@@ -11615,7 +11672,7 @@
         <w:rFonts w:ascii="Courier New" w:hAnsi="Courier New" w:cs="Courier New" w:hint="default"/>
       </w:rPr>
     </w:lvl>
-    <w:lvl w:ilvl="8" w:tplc="04190005">
+    <w:lvl w:ilvl="8" w:tplc="04190005" w:tentative="1">
       <w:start w:val="1"/>
       <w:numFmt w:val="bullet"/>
       <w:lvlText w:val=""/>
@@ -11629,153 +11686,81 @@
     </w:lvl>
   </w:abstractNum>
   <w:num w:numId="1">
+    <w:abstractNumId w:val="5"/>
+  </w:num>
+  <w:num w:numId="2">
     <w:abstractNumId w:val="8"/>
   </w:num>
-  <w:num w:numId="2">
+  <w:num w:numId="3">
+    <w:abstractNumId w:val="10"/>
+  </w:num>
+  <w:num w:numId="4">
+    <w:abstractNumId w:val="20"/>
+  </w:num>
+  <w:num w:numId="5">
+    <w:abstractNumId w:val="17"/>
+  </w:num>
+  <w:num w:numId="6">
+    <w:abstractNumId w:val="3"/>
+  </w:num>
+  <w:num w:numId="7">
+    <w:abstractNumId w:val="6"/>
+  </w:num>
+  <w:num w:numId="8">
+    <w:abstractNumId w:val="1"/>
+  </w:num>
+  <w:num w:numId="9">
+    <w:abstractNumId w:val="16"/>
+  </w:num>
+  <w:num w:numId="10">
+    <w:abstractNumId w:val="14"/>
+  </w:num>
+  <w:num w:numId="11">
+    <w:abstractNumId w:val="21"/>
+  </w:num>
+  <w:num w:numId="12">
+    <w:abstractNumId w:val="4"/>
+  </w:num>
+  <w:num w:numId="13">
+    <w:abstractNumId w:val="2"/>
+  </w:num>
+  <w:num w:numId="14">
+    <w:abstractNumId w:val="9"/>
+  </w:num>
+  <w:num w:numId="15">
+    <w:abstractNumId w:val="19"/>
+  </w:num>
+  <w:num w:numId="16">
+    <w:abstractNumId w:val="18"/>
+  </w:num>
+  <w:num w:numId="17">
     <w:abstractNumId w:val="12"/>
   </w:num>
-  <w:num w:numId="3">
-    <w:abstractNumId w:val="19"/>
+  <w:num w:numId="18">
+    <w:abstractNumId w:val="11"/>
   </w:num>
-  <w:num w:numId="4">
-    <w:abstractNumId w:val="42"/>
-  </w:num>
-  <w:num w:numId="5">
-    <w:abstractNumId w:val="34"/>
-  </w:num>
-  <w:num w:numId="6">
+  <w:num w:numId="19">
     <w:abstractNumId w:val="7"/>
   </w:num>
-  <w:num w:numId="7">
-    <w:abstractNumId w:val="38"/>
+  <w:num w:numId="20">
+    <w:abstractNumId w:val="13"/>
   </w:num>
-  <w:num w:numId="8">
-    <w:abstractNumId w:val="5"/>
+  <w:num w:numId="21">
+    <w:abstractNumId w:val="23"/>
   </w:num>
-  <w:num w:numId="9">
-    <w:abstractNumId w:val="9"/>
+  <w:num w:numId="22">
+    <w:abstractNumId w:val="0"/>
   </w:num>
-  <w:num w:numId="10">
+  <w:num w:numId="23">
+    <w:abstractNumId w:val="24"/>
+  </w:num>
+  <w:num w:numId="24">
+    <w:abstractNumId w:val="22"/>
+  </w:num>
+  <w:num w:numId="25">
     <w:abstractNumId w:val="15"/>
   </w:num>
-  <w:num w:numId="11">
-    <w:abstractNumId w:val="26"/>
-  </w:num>
-  <w:num w:numId="12">
-    <w:abstractNumId w:val="35"/>
-  </w:num>
-  <w:num w:numId="13">
-    <w:abstractNumId w:val="10"/>
-  </w:num>
-  <w:num w:numId="14">
-    <w:abstractNumId w:val="1"/>
-  </w:num>
-  <w:num w:numId="15">
-    <w:abstractNumId w:val="47"/>
-  </w:num>
-  <w:num w:numId="16">
-    <w:abstractNumId w:val="40"/>
-  </w:num>
-  <w:num w:numId="17">
-    <w:abstractNumId w:val="17"/>
-  </w:num>
-  <w:num w:numId="18">
-    <w:abstractNumId w:val="28"/>
-  </w:num>
-  <w:num w:numId="19">
-    <w:abstractNumId w:val="36"/>
-  </w:num>
-  <w:num w:numId="20">
-    <w:abstractNumId w:val="30"/>
-  </w:num>
-  <w:num w:numId="21">
-    <w:abstractNumId w:val="27"/>
-  </w:num>
-  <w:num w:numId="22">
-    <w:abstractNumId w:val="43"/>
-  </w:num>
-  <w:num w:numId="23">
-    <w:abstractNumId w:val="33"/>
-  </w:num>
-  <w:num w:numId="24">
-    <w:abstractNumId w:val="21"/>
-  </w:num>
-  <w:num w:numId="25">
-    <w:abstractNumId w:val="18"/>
-  </w:num>
-  <w:num w:numId="26">
-    <w:abstractNumId w:val="31"/>
-  </w:num>
-  <w:num w:numId="27">
-    <w:abstractNumId w:val="14"/>
-  </w:num>
-  <w:num w:numId="28">
-    <w:abstractNumId w:val="3"/>
-  </w:num>
-  <w:num w:numId="29">
-    <w:abstractNumId w:val="4"/>
-  </w:num>
-  <w:num w:numId="30">
-    <w:abstractNumId w:val="45"/>
-  </w:num>
-  <w:num w:numId="31">
-    <w:abstractNumId w:val="32"/>
-  </w:num>
-  <w:num w:numId="32">
-    <w:abstractNumId w:val="48"/>
-  </w:num>
-  <w:num w:numId="33">
-    <w:abstractNumId w:val="6"/>
-  </w:num>
-  <w:num w:numId="34">
-    <w:abstractNumId w:val="44"/>
-  </w:num>
-  <w:num w:numId="35">
-    <w:abstractNumId w:val="41"/>
-  </w:num>
-  <w:num w:numId="36">
-    <w:abstractNumId w:val="16"/>
-  </w:num>
-  <w:num w:numId="37">
-    <w:abstractNumId w:val="20"/>
-  </w:num>
-  <w:num w:numId="38">
-    <w:abstractNumId w:val="29"/>
-  </w:num>
-  <w:num w:numId="39">
-    <w:abstractNumId w:val="25"/>
-  </w:num>
-  <w:num w:numId="40">
-    <w:abstractNumId w:val="2"/>
-  </w:num>
-  <w:num w:numId="41">
-    <w:abstractNumId w:val="13"/>
-  </w:num>
-  <w:num w:numId="42">
-    <w:abstractNumId w:val="39"/>
-  </w:num>
-  <w:num w:numId="43">
-    <w:abstractNumId w:val="37"/>
-  </w:num>
-  <w:num w:numId="44">
-    <w:abstractNumId w:val="23"/>
-  </w:num>
-  <w:num w:numId="45">
-    <w:abstractNumId w:val="22"/>
-  </w:num>
-  <w:num w:numId="46">
-    <w:abstractNumId w:val="11"/>
-  </w:num>
-  <w:num w:numId="47">
-    <w:abstractNumId w:val="24"/>
-  </w:num>
-  <w:num w:numId="48">
-    <w:abstractNumId w:val="46"/>
-  </w:num>
-  <w:num w:numId="49">
-    <w:abstractNumId w:val="0"/>
-  </w:num>
-  <w:numIdMacAtCleanup w:val="12"/>
+  <w:numIdMacAtCleanup w:val="25"/>
 </w:numbering>
 </file>
 
@@ -12268,7 +12253,6 @@
   <w:style w:type="character" w:default="1" w:styleId="a8">
     <w:name w:val="Default Paragraph Font"/>
     <w:uiPriority w:val="1"/>
-    <w:semiHidden/>
     <w:unhideWhenUsed/>
   </w:style>
   <w:style w:type="table" w:default="1" w:styleId="a9">

--- a/Docs/Основное/РПЗ Диплом ШаруновРД.docx
+++ b/Docs/Основное/РПЗ Диплом ШаруновРД.docx
@@ -729,7 +729,21 @@
                 <w:rStyle w:val="afc"/>
                 <w:noProof/>
               </w:rPr>
-              <w:t>2.1. Разработка структуры приложения</w:t>
+              <w:t>2.1. Разработка стру</w:t>
+            </w:r>
+            <w:r>
+              <w:rPr>
+                <w:rStyle w:val="afc"/>
+                <w:noProof/>
+              </w:rPr>
+              <w:t>к</w:t>
+            </w:r>
+            <w:r>
+              <w:rPr>
+                <w:rStyle w:val="afc"/>
+                <w:noProof/>
+              </w:rPr>
+              <w:t>туры приложения</w:t>
             </w:r>
             <w:r>
               <w:rPr>
@@ -1682,7 +1696,10 @@
         </w:numPr>
       </w:pPr>
       <w:r>
-        <w:t>Отсутствие механизма разделения стоимости одного товара между несколькими пользователями</w:t>
+        <w:t xml:space="preserve">Отсутствие механизма </w:t>
+      </w:r>
+      <w:r>
+        <w:t>совместного дарения</w:t>
       </w:r>
     </w:p>
     <w:p>
@@ -1694,7 +1711,6 @@
         </w:numPr>
       </w:pPr>
       <w:r>
-        <w:lastRenderedPageBreak/>
         <w:t>Слабые инструменты генерации идей</w:t>
       </w:r>
     </w:p>
@@ -1707,6 +1723,7 @@
         </w:numPr>
       </w:pPr>
       <w:r>
+        <w:lastRenderedPageBreak/>
         <w:t>Интерфейс часто перегружен рекламой партнерских магазинов</w:t>
       </w:r>
     </w:p>
@@ -2043,7 +2060,6 @@
         </w:numPr>
       </w:pPr>
       <w:r>
-        <w:lastRenderedPageBreak/>
         <w:t>Уведомления о снижении цены</w:t>
       </w:r>
     </w:p>
@@ -2056,6 +2072,7 @@
         </w:numPr>
       </w:pPr>
       <w:r>
+        <w:lastRenderedPageBreak/>
         <w:t xml:space="preserve">Добавление собственного подарка, не на сайте агрегаторе (только у </w:t>
       </w:r>
       <w:r>
@@ -2117,7 +2134,10 @@
         </w:numPr>
       </w:pPr>
       <w:r>
-        <w:t>Полное отсутствие функции совместного сбора средств на один товар</w:t>
+        <w:t xml:space="preserve">Полное отсутствие функции совместного </w:t>
+      </w:r>
+      <w:r>
+        <w:t>дарения</w:t>
       </w:r>
     </w:p>
     <w:p>
@@ -2282,7 +2302,6 @@
           <w:color w:val="000000"/>
           <w:shd w:val="clear" w:color="auto" w:fill="FFFFFF"/>
         </w:rPr>
-        <w:lastRenderedPageBreak/>
         <w:t>Обладает следующим функционалом:</w:t>
       </w:r>
     </w:p>
@@ -2295,6 +2314,7 @@
         </w:numPr>
       </w:pPr>
       <w:r>
+        <w:lastRenderedPageBreak/>
         <w:t>Интеграция с социальными функциями сети (друзья видят список в профиле)</w:t>
       </w:r>
     </w:p>
@@ -2363,7 +2383,10 @@
         </w:numPr>
       </w:pPr>
       <w:r>
-        <w:t>Полное отсутствие функции совместного сбора средств на один товар</w:t>
+        <w:t xml:space="preserve">Полное отсутствие функции совместного </w:t>
+      </w:r>
+      <w:r>
+        <w:t>дарения</w:t>
       </w:r>
     </w:p>
     <w:p>
@@ -2556,7 +2579,6 @@
         </w:numPr>
       </w:pPr>
       <w:r>
-        <w:lastRenderedPageBreak/>
         <w:t>Разработка архитектуры приложения, включающей описание основных компонентов и механизмов их взаимодействия.</w:t>
       </w:r>
     </w:p>
@@ -2569,6 +2591,7 @@
         </w:numPr>
       </w:pPr>
       <w:r>
+        <w:lastRenderedPageBreak/>
         <w:t>Проектирование структуры базы данных для хранения информации о пользователях, списках желаний</w:t>
       </w:r>
       <w:r>
@@ -2734,8 +2757,11 @@
         <w:pStyle w:val="ab"/>
       </w:pPr>
       <w:r>
+        <w:t xml:space="preserve">При выборе инструментов и платформы разработки необходимо составить общую архитектурную схему системы. На основе описания предметной области </w:t>
+      </w:r>
+      <w:r>
         <w:lastRenderedPageBreak/>
-        <w:t xml:space="preserve">При выборе инструментов и платформы разработки необходимо составить общую архитектурную схему системы. На основе описания предметной области и требований к интеллектуальным функциям (генерация идей, персонализированный подбор), можно выделить </w:t>
+        <w:t xml:space="preserve">и требований к интеллектуальным функциям (генерация идей, персонализированный подбор), можно выделить </w:t>
       </w:r>
       <w:r>
         <w:t>3</w:t>
@@ -2903,8 +2929,11 @@
         <w:pStyle w:val="ab"/>
       </w:pPr>
       <w:r>
+        <w:t xml:space="preserve">Для построения интернет-приложения была выбрана клиент-серверная модель. Клиент-серверная архитектура — это подход к организации вычислительных систем, при котором функции разделены между поставщиком услуг </w:t>
+      </w:r>
+      <w:r>
         <w:lastRenderedPageBreak/>
-        <w:t>Для построения интернет-приложения была выбрана клиент-серверная модель. Клиент-серверная архитектура — это подход к организации вычислительных систем, при котором функции разделены между поставщиком услуг (сервером) и потребителем (клиентом). Клиент отвечает за отображение интерфейса и передачу действий пользователя, а сервер обрабатывает запросы, хранит данные и выполняет логические операции, включая работу алгоритмов подбора подарков.</w:t>
+        <w:t>(сервером) и потребителем (клиентом). Клиент отвечает за отображение интерфейса и передачу действий пользователя, а сервер обрабатывает запросы, хранит данные и выполняет логические операции, включая работу алгоритмов подбора подарков.</w:t>
       </w:r>
     </w:p>
     <w:p>
@@ -2964,19 +2993,16 @@
         <w:pStyle w:val="ab"/>
       </w:pPr>
       <w:r>
-        <w:t xml:space="preserve">Клиентская часть представляет собой интерфейс, через который пользователь взаимодействует с системой. Она отображает списки, карточки подарков, результаты работы алгоритмов подбора и позволяет управлять своими предпочтениями. Такой подход обеспечивает удобство использования, быстрый отклик </w:t>
-      </w:r>
+        <w:t>Клиентская часть представляет собой интерфейс, через который пользователь взаимодействует с системой. Она отображает списки, карточки подарков, результаты работы алгоритмов подбора и позволяет управлять своими предпочтениями. Такой подход обеспечивает удобство использования, быстрый отклик интерфейса и возможность оперативного обновления визуальной части без изменения серверной логики.</w:t>
+      </w:r>
+    </w:p>
+    <w:p>
+      <w:pPr>
+        <w:pStyle w:val="ab"/>
+        <w:spacing w:before="240"/>
+      </w:pPr>
       <w:r>
         <w:lastRenderedPageBreak/>
-        <w:t>интерфейса и возможность оперативного обновления визуальной части без изменения серверной логики.</w:t>
-      </w:r>
-    </w:p>
-    <w:p>
-      <w:pPr>
-        <w:pStyle w:val="ab"/>
-        <w:spacing w:before="240"/>
-      </w:pPr>
-      <w:r>
         <w:t>3. Инструменты создания веб-приложения</w:t>
       </w:r>
     </w:p>
@@ -3086,18 +3112,15 @@
       </w:r>
       <w:proofErr w:type="spellEnd"/>
       <w:r>
-        <w:t xml:space="preserve">), что позволяет серверу эффективно обрабатывать большое количество одновременных подключений от клиентов. Это особенно важно при выполнении длительных операций, таких как запросы к базе данных или ожидание ответов от алгоритмов </w:t>
-      </w:r>
+        <w:t>), что позволяет серверу эффективно обрабатывать большое количество одновременных подключений от клиентов. Это особенно важно при выполнении длительных операций, таких как запросы к базе данных или ожидание ответов от алгоритмов рекомендательной системы, не блокируя обработку других пользовательских запросов.</w:t>
+      </w:r>
+    </w:p>
+    <w:p>
+      <w:pPr>
+        <w:pStyle w:val="ab"/>
+      </w:pPr>
       <w:r>
         <w:lastRenderedPageBreak/>
-        <w:t>рекомендательной системы, не блокируя обработку других пользовательских запросов.</w:t>
-      </w:r>
-    </w:p>
-    <w:p>
-      <w:pPr>
-        <w:pStyle w:val="ab"/>
-      </w:pPr>
-      <w:r>
         <w:t xml:space="preserve">Фреймворк автоматически генерирует интерактивную документацию API (на базе </w:t>
       </w:r>
       <w:proofErr w:type="spellStart"/>
@@ -3271,18 +3294,15 @@
       </w:r>
       <w:proofErr w:type="spellEnd"/>
       <w:r>
-        <w:t xml:space="preserve"> структуру базы данных, автоматически создавая скрипты для обновления схемы. Это гарантирует целостность данных </w:t>
-      </w:r>
+        <w:t xml:space="preserve"> структуру базы данных, автоматически создавая скрипты для обновления схемы. Это гарантирует целостность данных при переходе между версиями приложения и упрощает развертывание проекта на разных серверах.</w:t>
+      </w:r>
+    </w:p>
+    <w:p>
+      <w:pPr>
+        <w:pStyle w:val="ab"/>
+      </w:pPr>
       <w:r>
         <w:lastRenderedPageBreak/>
-        <w:t>при переходе между версиями приложения и упрощает развертывание проекта на разных серверах.</w:t>
-      </w:r>
-    </w:p>
-    <w:p>
-      <w:pPr>
-        <w:pStyle w:val="ab"/>
-      </w:pPr>
-      <w:r>
         <w:t xml:space="preserve">Для валидации входящих и исходящих данных используется библиотека </w:t>
       </w:r>
       <w:proofErr w:type="spellStart"/>
@@ -3487,37 +3507,51 @@
         <w:pStyle w:val="ab"/>
       </w:pPr>
       <w:r>
+        <w:t xml:space="preserve">На выходе алгоритм формирует </w:t>
+      </w:r>
+      <w:proofErr w:type="spellStart"/>
+      <w:r>
+        <w:t>хеш</w:t>
+      </w:r>
+      <w:proofErr w:type="spellEnd"/>
+      <w:r>
+        <w:t xml:space="preserve"> длиной 24 байта (192 бита). Конечная строка результата имеет строго определенную структуру:</w:t>
+      </w:r>
+    </w:p>
+    <w:p>
+      <w:pPr>
+        <w:pStyle w:val="ab"/>
+        <w:rPr>
+          <w:lang w:val="en-US"/>
+        </w:rPr>
+      </w:pPr>
+      <w:r>
+        <w:rPr>
+          <w:lang w:val="en-US"/>
+        </w:rPr>
+        <w:t xml:space="preserve">$2&lt;a/b/x/y&gt;$[cost]$(22 character </w:t>
+      </w:r>
+      <w:proofErr w:type="gramStart"/>
+      <w:r>
+        <w:rPr>
+          <w:lang w:val="en-US"/>
+        </w:rPr>
+        <w:t>salt)(</w:t>
+      </w:r>
+      <w:proofErr w:type="gramEnd"/>
+      <w:r>
+        <w:rPr>
+          <w:lang w:val="en-US"/>
+        </w:rPr>
+        <w:t>31 character hash)</w:t>
+      </w:r>
+    </w:p>
+    <w:p>
+      <w:pPr>
+        <w:pStyle w:val="ab"/>
+      </w:pPr>
+      <w:r>
         <w:lastRenderedPageBreak/>
-        <w:t xml:space="preserve">На выходе алгоритм формирует </w:t>
-      </w:r>
-      <w:proofErr w:type="spellStart"/>
-      <w:r>
-        <w:t>хеш</w:t>
-      </w:r>
-      <w:proofErr w:type="spellEnd"/>
-      <w:r>
-        <w:t xml:space="preserve"> длиной 24 байта (192 бита). Конечная строка результата имеет строго определенную структуру:</w:t>
-      </w:r>
-    </w:p>
-    <w:p>
-      <w:pPr>
-        <w:pStyle w:val="ab"/>
-        <w:rPr>
-          <w:lang w:val="en-US"/>
-        </w:rPr>
-      </w:pPr>
-      <w:r>
-        <w:rPr>
-          <w:lang w:val="en-US"/>
-        </w:rPr>
-        <w:t>$2&lt;a/b/x/y&gt;$[cost]$(22 character salt)(31 character hash)</w:t>
-      </w:r>
-    </w:p>
-    <w:p>
-      <w:pPr>
-        <w:pStyle w:val="ab"/>
-      </w:pPr>
-      <w:r>
         <w:t xml:space="preserve">Например, при вводе пароля abc123xyz, </w:t>
       </w:r>
       <w:r>
@@ -3739,7 +3773,15 @@
       </w:r>
       <w:proofErr w:type="spellEnd"/>
       <w:r>
-        <w:t xml:space="preserve"> использует таблицу «./ABCDEFGHIJKLMNOPQRSTUVWXYZabcdefghijklmnopqrstuvwxyz0123456789», которая отличается от кодировки Base64 в RFC 4648. []</w:t>
+        <w:t xml:space="preserve"> использует таблицу </w:t>
+      </w:r>
+      <w:proofErr w:type="gramStart"/>
+      <w:r>
+        <w:t>«./</w:t>
+      </w:r>
+      <w:proofErr w:type="gramEnd"/>
+      <w:r>
+        <w:t>ABCDEFGHIJKLMNOPQRSTUVWXYZabcdefghijklmnopqrstuvwxyz0123456789», которая отличается от кодировки Base64 в RFC 4648. []</w:t>
       </w:r>
     </w:p>
     <w:p>
@@ -8878,7 +8920,15 @@
       </w:r>
       <w:r>
         <w:lastRenderedPageBreak/>
-        <w:t>корректность текстовых полей (отсутствие запрещенных символов, длина описания) и числовых значений (цена &gt; 0).</w:t>
+        <w:t>корректность текстовых полей (отсутствие запрещенных символов, длина описания) и числовых значений (</w:t>
+      </w:r>
+      <w:proofErr w:type="gramStart"/>
+      <w:r>
+        <w:t>цена &gt;</w:t>
+      </w:r>
+      <w:proofErr w:type="gramEnd"/>
+      <w:r>
+        <w:t xml:space="preserve"> 0).</w:t>
       </w:r>
     </w:p>
     <w:p>
@@ -9174,7 +9224,15 @@
         </w:numPr>
       </w:pPr>
       <w:r>
-        <w:t xml:space="preserve">При отмене: Если участников нет </w:t>
+        <w:t>При отмене</w:t>
+      </w:r>
+      <w:proofErr w:type="gramStart"/>
+      <w:r>
+        <w:t>: Если</w:t>
+      </w:r>
+      <w:proofErr w:type="gramEnd"/>
+      <w:r>
+        <w:t xml:space="preserve"> участников нет </w:t>
       </w:r>
       <w:r>
         <w:t>–</w:t>
@@ -9787,14 +9845,6 @@
       </w:pPr>
       <w:r>
         <w:lastRenderedPageBreak/>
-        <w:t>Если есть исторические данные (например, симуляция лайков или реальные действия бета-тестеров), строится матрица «Пользователь–Товар». Если данных нет, используется только контентная информация.</w:t>
-      </w:r>
-    </w:p>
-    <w:p>
-      <w:pPr>
-        <w:pStyle w:val="ab"/>
-      </w:pPr>
-      <w:r>
         <w:t xml:space="preserve">Обучение модели </w:t>
       </w:r>
       <w:proofErr w:type="spellStart"/>
@@ -9960,102 +10010,105 @@
         <w:pStyle w:val="ab"/>
       </w:pPr>
       <w:r>
+        <w:t xml:space="preserve">Сущность «Пользователи» хранит базовую информацию об аккаунте: имя пользователя, </w:t>
+      </w:r>
+      <w:r>
+        <w:t>фото профиля</w:t>
+      </w:r>
+      <w:r>
+        <w:t>, дату регистрации и настройки видимости профиля.</w:t>
+      </w:r>
+      <w:r>
+        <w:t xml:space="preserve"> </w:t>
+      </w:r>
+      <w:r>
+        <w:t>Сущность</w:t>
+      </w:r>
+      <w:r>
+        <w:t xml:space="preserve"> </w:t>
+      </w:r>
+      <w:r>
+        <w:t>име</w:t>
+      </w:r>
+      <w:r>
+        <w:t>е</w:t>
+      </w:r>
+      <w:r>
+        <w:t xml:space="preserve">т циклическую связь сама с собой через сущность «Подписки»: один пользователь может быть подписчиком для множества других </w:t>
+      </w:r>
+      <w:r>
         <w:lastRenderedPageBreak/>
-        <w:t xml:space="preserve">Сущность «Пользователи» хранит базовую информацию об аккаунте: имя пользователя, </w:t>
-      </w:r>
-      <w:r>
-        <w:t>фото профиля</w:t>
-      </w:r>
-      <w:r>
-        <w:t>, дату регистрации и настройки видимости профиля.</w:t>
+        <w:t>пользователей и одновременно являться автором, на которого подписано множество людей. Эта связь является фундаментом для формирования ленты новостей и ограничения доступа к спискам желаний только для круга подписчиков</w:t>
+      </w:r>
+      <w:r>
+        <w:t>.</w:t>
       </w:r>
       <w:r>
         <w:t xml:space="preserve"> </w:t>
       </w:r>
       <w:r>
-        <w:t>Сущность</w:t>
+        <w:t>Сущность связана с сущностью «Списки желаний» как «один ко многим», поскольку один пользователь может создать неограниченное количество личных списков, но каждый список принадлежит строго одному владельцу.</w:t>
+      </w:r>
+      <w:r>
+        <w:t xml:space="preserve"> Также с</w:t>
+      </w:r>
+      <w:r>
+        <w:t>ущность связана с сущностью «Бронирования» как «один ко многим», так как один пользователь может выступать дарителем и создавать множество записей о бронировании для разных подарков.</w:t>
+      </w:r>
+      <w:r>
+        <w:t xml:space="preserve"> Еще с</w:t>
+      </w:r>
+      <w:r>
+        <w:t>ущность связана с сущностью «Теги» как «многие ко многим»: один пользователь может иметь набор предпочтительных интересов (тегов), и один тег может быть интересен множеству пользователей. Эта связь используется для формирования профиля рекомендаций.</w:t>
+      </w:r>
+    </w:p>
+    <w:p>
+      <w:pPr>
+        <w:pStyle w:val="ab"/>
+      </w:pPr>
+      <w:r>
+        <w:t xml:space="preserve">Сущность «Подписки» служит связующим звеном для реализации отношения «многие ко многим» внутри сущности «Пользователи» (рекурсивная связь). Она содержит </w:t>
+      </w:r>
+      <w:r>
+        <w:t>данные о том, кто на кого подписан и когда это сделал.</w:t>
+      </w:r>
+    </w:p>
+    <w:p>
+      <w:pPr>
+        <w:pStyle w:val="ab"/>
+      </w:pPr>
+      <w:r>
+        <w:t>Сущность «Списки желаний» представляет собой логический контейнер для подарков. Она содержит название списка, текстовое описание, изображение обложки и дату создания.</w:t>
       </w:r>
       <w:r>
         <w:t xml:space="preserve"> </w:t>
       </w:r>
       <w:r>
-        <w:t>име</w:t>
-      </w:r>
-      <w:r>
-        <w:t>е</w:t>
-      </w:r>
-      <w:r>
-        <w:t>т циклическую связь сама с собой через сущность «Подписки»: один пользователь может быть подписчиком для множества других пользователей и одновременно являться автором, на которого подписано множество людей. Эта связь является фундаментом для формирования ленты новостей и ограничения доступа к спискам желаний только для круга подписчиков</w:t>
-      </w:r>
-      <w:r>
-        <w:t>.</w:t>
+        <w:t>Сущность связана с сущностью «Подарки» как «один ко многим»: один список может включать в себя множество карточек подарков, при этом каждый подарок может принадлежать только одному конкретному списку.</w:t>
+      </w:r>
+    </w:p>
+    <w:p>
+      <w:pPr>
+        <w:pStyle w:val="ab"/>
+      </w:pPr>
+      <w:r>
+        <w:t>Сущность «Подарки» является центральной единицей предметной области. Она хранит наименование, подробное описание, ориентировочную стоимость, ссылки на медиафайлы, текущий статус доступности и векторное представление текста для работы семантического поиска.</w:t>
       </w:r>
       <w:r>
         <w:t xml:space="preserve"> </w:t>
       </w:r>
       <w:r>
-        <w:t>Сущность связана с сущностью «Списки желаний» как «один ко многим», поскольку один пользователь может создать неограниченное количество личных списков, но каждый список принадлежит строго одному владельцу.</w:t>
-      </w:r>
-      <w:r>
-        <w:t xml:space="preserve"> Также с</w:t>
-      </w:r>
-      <w:r>
-        <w:t>ущность связана с сущностью «Бронирования» как «один ко многим», так как один пользователь может выступать дарителем и создавать множество записей о бронировании для разных подарков.</w:t>
-      </w:r>
-      <w:r>
-        <w:t xml:space="preserve"> Еще с</w:t>
-      </w:r>
-      <w:r>
-        <w:t>ущность связана с сущностью «Теги» как «многие ко многим»: один пользователь может иметь набор предпочтительных интересов (тегов), и один тег может быть интересен множеству пользователей. Эта связь используется для формирования профиля рекомендаций.</w:t>
-      </w:r>
-    </w:p>
-    <w:p>
-      <w:pPr>
-        <w:pStyle w:val="ab"/>
-      </w:pPr>
-      <w:r>
-        <w:t xml:space="preserve">Сущность «Подписки» служит связующим звеном для реализации отношения «многие ко многим» внутри сущности «Пользователи» (рекурсивная связь). Она содержит </w:t>
-      </w:r>
-      <w:r>
-        <w:t>данные о том, кто на кого подписан и когда это сделал.</w:t>
-      </w:r>
-    </w:p>
-    <w:p>
-      <w:pPr>
-        <w:pStyle w:val="ab"/>
-      </w:pPr>
-      <w:r>
-        <w:t>Сущность «Списки желаний» представляет собой логический контейнер для подарков. Она содержит название списка, текстовое описание, изображение обложки и дату создания.</w:t>
+        <w:t>Сущность связана с сущностью «Бронирования» как «один ко многим»: один подарок может иметь несколько записей о бронировании в случае организации совместного дарения, где каждая запись соответствует отдельному участнику.</w:t>
       </w:r>
       <w:r>
         <w:t xml:space="preserve"> </w:t>
       </w:r>
       <w:r>
-        <w:t>Сущность связана с сущностью «Подарки» как «один ко многим»: один список может включать в себя множество карточек подарков, при этом каждый подарок может принадлежать только одному конкретному списку.</w:t>
-      </w:r>
-    </w:p>
-    <w:p>
-      <w:pPr>
-        <w:pStyle w:val="ab"/>
-      </w:pPr>
-      <w:r>
-        <w:t>Сущность «Подарки» является центральной единицей предметной области. Она хранит наименование, подробное описание, ориентировочную стоимость, ссылки на медиафайлы, текущий статус доступности и векторное представление текста для работы семантического поиска.</w:t>
-      </w:r>
-      <w:r>
-        <w:t xml:space="preserve"> </w:t>
-      </w:r>
-      <w:r>
-        <w:t xml:space="preserve">Сущность связана с сущностью «Бронирования» как «один ко многим»: один подарок может иметь </w:t>
+        <w:t xml:space="preserve">Сущность связана с сущностью «Теги» как «многие ко многим»: один подарок может быть описан </w:t>
       </w:r>
       <w:r>
         <w:lastRenderedPageBreak/>
-        <w:t>несколько записей о бронировании в случае организации совместного дарения, где каждая запись соответствует отдельному участнику.</w:t>
-      </w:r>
-      <w:r>
-        <w:t xml:space="preserve"> </w:t>
-      </w:r>
-      <w:r>
-        <w:t>Сущность связана с сущностью «Теги» как «многие ко многим»: один подарок может быть описан множеством тегов (например, «для дома», «уют», «керамика»), и один тег может быть присвоен множеству различных подарков.</w:t>
+        <w:t>множеством тегов (например, «для дома», «уют», «керамика»), и один тег может быть присвоен множеству различных подарков.</w:t>
       </w:r>
     </w:p>
     <w:p>
@@ -10464,7 +10517,21 @@
         <w:rPr>
           <w:lang w:val="en-US"/>
         </w:rPr>
-        <w:t xml:space="preserve"> (timestamp, default: now());</w:t>
+        <w:t xml:space="preserve"> (timestamp, default: </w:t>
+      </w:r>
+      <w:proofErr w:type="gramStart"/>
+      <w:r>
+        <w:rPr>
+          <w:lang w:val="en-US"/>
+        </w:rPr>
+        <w:t>now(</w:t>
+      </w:r>
+      <w:proofErr w:type="gramEnd"/>
+      <w:r>
+        <w:rPr>
+          <w:lang w:val="en-US"/>
+        </w:rPr>
+        <w:t>));</w:t>
       </w:r>
     </w:p>
     <w:p>
@@ -10793,12 +10860,17 @@
         <w:t xml:space="preserve">: </w:t>
       </w:r>
       <w:proofErr w:type="spellStart"/>
+      <w:proofErr w:type="gramStart"/>
       <w:r>
         <w:t>now</w:t>
       </w:r>
       <w:proofErr w:type="spellEnd"/>
       <w:r>
-        <w:t>());</w:t>
+        <w:t>(</w:t>
+      </w:r>
+      <w:proofErr w:type="gramEnd"/>
+      <w:r>
+        <w:t>));</w:t>
       </w:r>
     </w:p>
     <w:p>
@@ -11179,7 +11251,21 @@
         <w:rPr>
           <w:lang w:val="en-US"/>
         </w:rPr>
-        <w:t xml:space="preserve"> (timestamp, default: now()).</w:t>
+        <w:t xml:space="preserve"> (timestamp, default: </w:t>
+      </w:r>
+      <w:proofErr w:type="gramStart"/>
+      <w:r>
+        <w:rPr>
+          <w:lang w:val="en-US"/>
+        </w:rPr>
+        <w:t>now(</w:t>
+      </w:r>
+      <w:proofErr w:type="gramEnd"/>
+      <w:r>
+        <w:rPr>
+          <w:lang w:val="en-US"/>
+        </w:rPr>
+        <w:t>)).</w:t>
       </w:r>
     </w:p>
     <w:p>
@@ -11614,6 +11700,7 @@
       <w:r>
         <w:t xml:space="preserve"> – векторное представление описания для семантического поиска (</w:t>
       </w:r>
+      <w:proofErr w:type="gramStart"/>
       <w:r>
         <w:rPr>
           <w:lang w:val="en-US"/>
@@ -11621,7 +11708,11 @@
         <w:t>vector</w:t>
       </w:r>
       <w:r>
-        <w:t xml:space="preserve">(768), используется расширением </w:t>
+        <w:t>(</w:t>
+      </w:r>
+      <w:proofErr w:type="gramEnd"/>
+      <w:r>
+        <w:t xml:space="preserve">768), используется расширением </w:t>
       </w:r>
       <w:proofErr w:type="spellStart"/>
       <w:r>
@@ -11686,7 +11777,21 @@
         <w:rPr>
           <w:lang w:val="en-US"/>
         </w:rPr>
-        <w:t xml:space="preserve"> (timestamp, default: now()).</w:t>
+        <w:t xml:space="preserve"> (timestamp, default: </w:t>
+      </w:r>
+      <w:proofErr w:type="gramStart"/>
+      <w:r>
+        <w:rPr>
+          <w:lang w:val="en-US"/>
+        </w:rPr>
+        <w:t>now(</w:t>
+      </w:r>
+      <w:proofErr w:type="gramEnd"/>
+      <w:r>
+        <w:rPr>
+          <w:lang w:val="en-US"/>
+        </w:rPr>
+        <w:t>)).</w:t>
       </w:r>
     </w:p>
     <w:p>
@@ -12259,7 +12364,21 @@
         <w:rPr>
           <w:lang w:val="en-US"/>
         </w:rPr>
-        <w:t xml:space="preserve"> (timestamp, default: now()).</w:t>
+        <w:t xml:space="preserve"> (timestamp, default: </w:t>
+      </w:r>
+      <w:proofErr w:type="gramStart"/>
+      <w:r>
+        <w:rPr>
+          <w:lang w:val="en-US"/>
+        </w:rPr>
+        <w:t>now(</w:t>
+      </w:r>
+      <w:proofErr w:type="gramEnd"/>
+      <w:r>
+        <w:rPr>
+          <w:lang w:val="en-US"/>
+        </w:rPr>
+        <w:t>)).</w:t>
       </w:r>
     </w:p>
     <w:p>

--- a/Docs/Основное/РПЗ Диплом ШаруновРД.docx
+++ b/Docs/Основное/РПЗ Диплом ШаруновРД.docx
@@ -118,6 +118,13 @@
     </w:p>
     <w:sdt>
       <w:sdtPr>
+        <w:rPr>
+          <w:rFonts w:asciiTheme="minorHAnsi" w:eastAsiaTheme="minorHAnsi" w:hAnsiTheme="minorHAnsi" w:cstheme="minorBidi"/>
+          <w:color w:val="auto"/>
+          <w:sz w:val="22"/>
+          <w:szCs w:val="22"/>
+          <w:lang w:eastAsia="en-US"/>
+        </w:rPr>
         <w:id w:val="1079642250"/>
         <w:docPartObj>
           <w:docPartGallery w:val="Table of Contents"/>
@@ -126,13 +133,8 @@
       </w:sdtPr>
       <w:sdtEndPr>
         <w:rPr>
-          <w:rFonts w:asciiTheme="minorHAnsi" w:eastAsiaTheme="minorHAnsi" w:hAnsiTheme="minorHAnsi" w:cstheme="minorBidi"/>
           <w:b/>
           <w:bCs/>
-          <w:color w:val="auto"/>
-          <w:sz w:val="22"/>
-          <w:szCs w:val="22"/>
-          <w:lang w:eastAsia="en-US"/>
         </w:rPr>
       </w:sdtEndPr>
       <w:sdtContent>
@@ -510,21 +512,7 @@
                 <w:rStyle w:val="afc"/>
                 <w:noProof/>
               </w:rPr>
-              <w:t>1.5. Обоснование</w:t>
-            </w:r>
-            <w:r>
-              <w:rPr>
-                <w:rStyle w:val="afc"/>
-                <w:noProof/>
-              </w:rPr>
-              <w:t xml:space="preserve"> </w:t>
-            </w:r>
-            <w:r>
-              <w:rPr>
-                <w:rStyle w:val="afc"/>
-                <w:noProof/>
-              </w:rPr>
-              <w:t>выбора инструментов и платформы разработки</w:t>
+              <w:t>1.5. Обоснование выбора инструментов и платформы разработки</w:t>
             </w:r>
             <w:r>
               <w:rPr>
@@ -729,21 +717,7 @@
                 <w:rStyle w:val="afc"/>
                 <w:noProof/>
               </w:rPr>
-              <w:t>2.1. Разработка стру</w:t>
-            </w:r>
-            <w:r>
-              <w:rPr>
-                <w:rStyle w:val="afc"/>
-                <w:noProof/>
-              </w:rPr>
-              <w:t>к</w:t>
-            </w:r>
-            <w:r>
-              <w:rPr>
-                <w:rStyle w:val="afc"/>
-                <w:noProof/>
-              </w:rPr>
-              <w:t>туры приложения</w:t>
+              <w:t>2.1. Разработка структуры приложения</w:t>
             </w:r>
             <w:r>
               <w:rPr>
@@ -1286,7 +1260,13 @@
         <w:t>вещей</w:t>
       </w:r>
       <w:r>
-        <w:t xml:space="preserve"> от разных гостей, трудностями при организации коллективного финансирования дорогостоящих </w:t>
+        <w:t xml:space="preserve"> от разных гостей, трудностями при организации коллективного </w:t>
+      </w:r>
+      <w:r>
+        <w:t>дарения</w:t>
+      </w:r>
+      <w:r>
+        <w:t xml:space="preserve"> </w:t>
       </w:r>
       <w:r>
         <w:t>товаров</w:t>
@@ -2885,6 +2865,9 @@
         <w:t>5</w:t>
       </w:r>
       <w:r>
+        <w:rPr>
+          <w:noProof/>
+        </w:rPr>
         <w:fldChar w:fldCharType="end"/>
       </w:r>
       <w:bookmarkEnd w:id="86"/>
@@ -3661,6 +3644,9 @@
         <w:t>6</w:t>
       </w:r>
       <w:r>
+        <w:rPr>
+          <w:noProof/>
+        </w:rPr>
         <w:fldChar w:fldCharType="end"/>
       </w:r>
       <w:r>
@@ -5453,7 +5439,21 @@
           <w:sz w:val="28"/>
         </w:rPr>
         <w:lastRenderedPageBreak/>
-        <w:t>Пользователи должны иметь возможность редактировать настройки приватности профиля, управлять видимостью списков и добавлять информацию о своих интересах для работы рекомендательной системы.</w:t>
+        <w:t xml:space="preserve">Пользователи должны иметь возможность редактировать настройки приватности профиля, управлять видимостью списков и </w:t>
+      </w:r>
+      <w:r>
+        <w:rPr>
+          <w:rFonts w:ascii="Times New Roman" w:hAnsi="Times New Roman"/>
+          <w:sz w:val="28"/>
+        </w:rPr>
+        <w:t>видимостью своего профиля</w:t>
+      </w:r>
+      <w:r>
+        <w:rPr>
+          <w:rFonts w:ascii="Times New Roman" w:hAnsi="Times New Roman"/>
+          <w:sz w:val="28"/>
+        </w:rPr>
+        <w:t>.</w:t>
       </w:r>
     </w:p>
     <w:p>
@@ -5702,7 +5702,6 @@
           <w:rFonts w:ascii="Times New Roman" w:hAnsi="Times New Roman"/>
           <w:sz w:val="28"/>
         </w:rPr>
-        <w:lastRenderedPageBreak/>
         <w:t>Система должна осуществлять глобальный семантический поиск подарков по базе знаний, понимая смысловое содержание запроса, а не только точное совпадение ключевых слов.</w:t>
       </w:r>
     </w:p>
@@ -5725,6 +5724,7 @@
           <w:rFonts w:ascii="Times New Roman" w:hAnsi="Times New Roman"/>
           <w:sz w:val="28"/>
         </w:rPr>
+        <w:lastRenderedPageBreak/>
         <w:t>Система должна автоматически генерировать персонализированные идеи подарков для владельца списка на основе указанных им интересов и истории поведения.</w:t>
       </w:r>
     </w:p>
@@ -5985,7 +5985,6 @@
           <w:rFonts w:ascii="Times New Roman" w:hAnsi="Times New Roman"/>
           <w:sz w:val="28"/>
         </w:rPr>
-        <w:lastRenderedPageBreak/>
         <w:t>Приложение должно быть профессионально протестировано перед релизом.</w:t>
       </w:r>
     </w:p>
@@ -6032,6 +6031,7 @@
           <w:rFonts w:ascii="Times New Roman" w:hAnsi="Times New Roman"/>
           <w:sz w:val="28"/>
         </w:rPr>
+        <w:lastRenderedPageBreak/>
         <w:t xml:space="preserve">При разработке автоматизированной системы необходимо пройти следующие этапы: </w:t>
       </w:r>
     </w:p>
@@ -6407,7 +6407,6 @@
           <w:b/>
           <w:bCs/>
         </w:rPr>
-        <w:lastRenderedPageBreak/>
         <w:t>Источники разработки</w:t>
       </w:r>
       <w:bookmarkEnd w:id="147"/>
@@ -6437,6 +6436,7 @@
           <w:rFonts w:ascii="Times New Roman" w:hAnsi="Times New Roman"/>
           <w:sz w:val="28"/>
         </w:rPr>
+        <w:lastRenderedPageBreak/>
         <w:t>ГОСТ 34.601-90 «Информационная технология. Комплекс стандартов на автоматизированные системы. Автоматизированные системы. Стадии создания».</w:t>
       </w:r>
     </w:p>
@@ -6624,6 +6624,9 @@
         <w:t>8</w:t>
       </w:r>
       <w:r>
+        <w:rPr>
+          <w:noProof/>
+        </w:rPr>
         <w:fldChar w:fldCharType="end"/>
       </w:r>
       <w:bookmarkEnd w:id="157"/>
@@ -6642,6 +6645,7 @@
     <w:p>
       <w:pPr>
         <w:pStyle w:val="ab"/>
+        <w:spacing w:before="240"/>
       </w:pPr>
       <w:r>
         <w:t xml:space="preserve">1. </w:t>
@@ -6680,6 +6684,7 @@
     <w:p>
       <w:pPr>
         <w:pStyle w:val="ab"/>
+        <w:spacing w:before="240"/>
         <w:rPr>
           <w:noProof/>
         </w:rPr>
@@ -6788,6 +6793,9 @@
         <w:t>9</w:t>
       </w:r>
       <w:r>
+        <w:rPr>
+          <w:noProof/>
+        </w:rPr>
         <w:fldChar w:fldCharType="end"/>
       </w:r>
       <w:r>
@@ -6848,15 +6856,25 @@
         <w:t>, п</w:t>
       </w:r>
       <w:r>
-        <w:t xml:space="preserve">редоставляет расширенные права управления собственными данными. Владелец списка может создавать и </w:t>
-      </w:r>
-      <w:proofErr w:type="spellStart"/>
-      <w:r>
-        <w:t>кастомизировать</w:t>
-      </w:r>
-      <w:proofErr w:type="spellEnd"/>
-      <w:r>
-        <w:t xml:space="preserve"> новые списки событий, добавлять, редактировать или удалять карточки подарков, загружать изображения, устанавливать параметры видимости.</w:t>
+        <w:t>редоставляет расширенные права управления собственными данными. Владелец</w:t>
+      </w:r>
+      <w:r>
+        <w:t xml:space="preserve"> </w:t>
+      </w:r>
+      <w:r>
+        <w:t xml:space="preserve">может создавать и </w:t>
+      </w:r>
+      <w:r>
+        <w:t>настраивать</w:t>
+      </w:r>
+      <w:r>
+        <w:t xml:space="preserve"> новые списки </w:t>
+      </w:r>
+      <w:r>
+        <w:t>желаний</w:t>
+      </w:r>
+      <w:r>
+        <w:t>, добавлять, редактировать или удалять карточки подарков, загружать изображения, устанавливать параметры видимости.</w:t>
       </w:r>
     </w:p>
     <w:p>
@@ -6882,6 +6900,7 @@
     <w:p>
       <w:pPr>
         <w:pStyle w:val="ab"/>
+        <w:spacing w:before="240"/>
       </w:pPr>
       <w:r>
         <w:t>3</w:t>
@@ -6978,6 +6997,9 @@
         <w:t>10</w:t>
       </w:r>
       <w:r>
+        <w:rPr>
+          <w:noProof/>
+        </w:rPr>
         <w:fldChar w:fldCharType="end"/>
       </w:r>
       <w:r>
@@ -7209,6 +7231,9 @@
         <w:t>11</w:t>
       </w:r>
       <w:r>
+        <w:rPr>
+          <w:noProof/>
+        </w:rPr>
         <w:fldChar w:fldCharType="end"/>
       </w:r>
       <w:r>
@@ -7647,6 +7672,9 @@
         <w:t>12</w:t>
       </w:r>
       <w:r>
+        <w:rPr>
+          <w:noProof/>
+        </w:rPr>
         <w:fldChar w:fldCharType="end"/>
       </w:r>
       <w:bookmarkEnd w:id="158"/>
@@ -7716,10 +7744,7 @@
         <w:t xml:space="preserve">. Переходы между ними инициируются действиями пользователей и наглядно демонстрируют логику работы системы бронирования и </w:t>
       </w:r>
       <w:r>
-        <w:t>совместного дарения</w:t>
-      </w:r>
-      <w:r>
-        <w:t>.</w:t>
+        <w:t>совместного дарения.</w:t>
       </w:r>
     </w:p>
     <w:p>
@@ -7735,7 +7760,26 @@
         <w:pStyle w:val="ab"/>
       </w:pPr>
       <w:r>
-        <w:t>При отмене бронирования первым, кто инициировал бронь, или изменениях названия и описания подарка создателем карточки, состояние возвращается к статусу «Свободен».</w:t>
+        <w:t>При отмене бронирования первым, кто инициировал бронь, или изменениях названия и описания подарка</w:t>
+      </w:r>
+      <w:r>
+        <w:t xml:space="preserve">, а </w:t>
+      </w:r>
+      <w:proofErr w:type="spellStart"/>
+      <w:r>
+        <w:t>ткаже</w:t>
+      </w:r>
+      <w:proofErr w:type="spellEnd"/>
+      <w:r>
+        <w:t xml:space="preserve"> изменения статуса видимости </w:t>
+      </w:r>
+      <w:proofErr w:type="spellStart"/>
+      <w:r>
+        <w:t>ссписка</w:t>
+      </w:r>
+      <w:proofErr w:type="spellEnd"/>
+      <w:r>
+        <w:t xml:space="preserve"> создателем карточки, состояние возвращается к статусу «Свободен».</w:t>
       </w:r>
     </w:p>
     <w:p>
@@ -7772,16 +7816,7 @@
       </w:r>
       <w:r>
         <w:softHyphen/>
-        <w:t>–</w:t>
-      </w:r>
-      <w:r>
-        <w:t xml:space="preserve"> </w:t>
-      </w:r>
-      <w:r>
-        <w:t>с</w:t>
-      </w:r>
-      <w:r>
-        <w:t>оздатель карточки. Не может бронировать свой подарок. Имеет исключительное право переводить статус в «Подарен» (подтверждение получения) или возвращать его в «Свободен» (отмена получения/сброс статуса).</w:t>
+        <w:t>– создатель карточки. Не может бронировать свой подарок. Имеет исключительное право переводить статус в «Подарен» (подтверждение получения) или возвращать его в «Свободен» (отмена получения/сброс статуса).</w:t>
       </w:r>
     </w:p>
     <w:p>
@@ -7884,7 +7919,13 @@
         </w:numPr>
       </w:pPr>
       <w:r>
-        <w:t>Добавление и редактирование Карточки подарка</w:t>
+        <w:t xml:space="preserve">Добавление и редактирование </w:t>
+      </w:r>
+      <w:r>
+        <w:t>к</w:t>
+      </w:r>
+      <w:r>
+        <w:t>арточки подарка</w:t>
       </w:r>
     </w:p>
     <w:p>
@@ -8029,6 +8070,9 @@
         <w:t>13</w:t>
       </w:r>
       <w:r>
+        <w:rPr>
+          <w:noProof/>
+        </w:rPr>
         <w:fldChar w:fldCharType="end"/>
       </w:r>
       <w:r>
@@ -8426,6 +8470,9 @@
         <w:t>14</w:t>
       </w:r>
       <w:r>
+        <w:rPr>
+          <w:noProof/>
+        </w:rPr>
         <w:fldChar w:fldCharType="end"/>
       </w:r>
       <w:r>
@@ -8623,6 +8670,9 @@
         <w:t>15</w:t>
       </w:r>
       <w:r>
+        <w:rPr>
+          <w:noProof/>
+        </w:rPr>
         <w:fldChar w:fldCharType="end"/>
       </w:r>
       <w:r>
@@ -8869,6 +8919,9 @@
         <w:t>16</w:t>
       </w:r>
       <w:r>
+        <w:rPr>
+          <w:noProof/>
+        </w:rPr>
         <w:fldChar w:fldCharType="end"/>
       </w:r>
       <w:r>
@@ -9121,6 +9174,9 @@
         <w:t>17</w:t>
       </w:r>
       <w:r>
+        <w:rPr>
+          <w:noProof/>
+        </w:rPr>
         <w:fldChar w:fldCharType="end"/>
       </w:r>
       <w:r>
@@ -9272,13 +9328,7 @@
         <w:t>есть</w:t>
       </w:r>
       <w:r>
-        <w:t xml:space="preserve"> ли статуса «</w:t>
-      </w:r>
-      <w:r>
-        <w:t>Ожидает подтверждения</w:t>
-      </w:r>
-      <w:r>
-        <w:t>»</w:t>
+        <w:t xml:space="preserve"> ли статуса «Ожидает подтверждения»</w:t>
       </w:r>
       <w:r>
         <w:t xml:space="preserve">. Если </w:t>
@@ -9442,6 +9492,9 @@
         <w:t>18</w:t>
       </w:r>
       <w:r>
+        <w:rPr>
+          <w:noProof/>
+        </w:rPr>
         <w:fldChar w:fldCharType="end"/>
       </w:r>
       <w:r>
@@ -9456,15 +9509,27 @@
         <w:pStyle w:val="ab"/>
       </w:pPr>
       <w:r>
-        <w:t>Пользователь открывает раздел «Идеи» или выполняет поиск. Сервер формирует запрос к Интеллектуальному модулю, передавая ID пользователя и контекст (например, фильтр по категории или празднику).</w:t>
-      </w:r>
-    </w:p>
-    <w:p>
-      <w:pPr>
-        <w:pStyle w:val="ab"/>
-      </w:pPr>
-      <w:r>
-        <w:t>Модуль запрашивает в БД историю действий пользователя (созданные списки, забронированные подарки, указанные интересы) и формирует его профиль предпочтений.</w:t>
+        <w:t>Пользователь открывает раздел «</w:t>
+      </w:r>
+      <w:r>
+        <w:t>Рекомендации</w:t>
+      </w:r>
+      <w:r>
+        <w:t>» или выполняет поиск. Сервер формирует запрос к Интеллектуальному модулю, передавая ID пользователя и контекст (например, фильтр по категории или празднику).</w:t>
+      </w:r>
+    </w:p>
+    <w:p>
+      <w:pPr>
+        <w:pStyle w:val="ab"/>
+      </w:pPr>
+      <w:r>
+        <w:t xml:space="preserve">Модуль </w:t>
+      </w:r>
+      <w:r>
+        <w:t>запрашивает историю активности пользователя. Каждому действию присваивается весовой коэффициент, определяющий его влияние на профиль интересов</w:t>
+      </w:r>
+      <w:r>
+        <w:t>.</w:t>
       </w:r>
     </w:p>
     <w:p>
@@ -9529,7 +9594,31 @@
         <w:pStyle w:val="ab"/>
       </w:pPr>
       <w:r>
-        <w:t>Полученные списки кандидатов объединяются. Из итогового списка исключаются:</w:t>
+        <w:t>Полученные списки кандидатов объединяются.</w:t>
+      </w:r>
+      <w:r>
+        <w:t xml:space="preserve"> И</w:t>
+      </w:r>
+      <w:r>
+        <w:t>тогов</w:t>
+      </w:r>
+      <w:r>
+        <w:t>ый</w:t>
+      </w:r>
+      <w:r>
+        <w:t xml:space="preserve"> спис</w:t>
+      </w:r>
+      <w:r>
+        <w:t>о</w:t>
+      </w:r>
+      <w:r>
+        <w:t xml:space="preserve">к </w:t>
+      </w:r>
+      <w:r>
+        <w:t>фильтруется</w:t>
+      </w:r>
+      <w:r>
+        <w:t>:</w:t>
       </w:r>
     </w:p>
     <w:p>
@@ -9541,7 +9630,10 @@
         </w:numPr>
       </w:pPr>
       <w:r>
-        <w:t>Подарки, уже присутствующие в списках желаний пользователя.</w:t>
+        <w:t>Удаляются товары, которые пользователь уже добавил в свои списки</w:t>
+      </w:r>
+      <w:r>
+        <w:t>;</w:t>
       </w:r>
     </w:p>
     <w:p>
@@ -9553,19 +9645,22 @@
         </w:numPr>
       </w:pPr>
       <w:r>
-        <w:t>Подарки, которые пользователь уже забронировал или купил.</w:t>
-      </w:r>
-    </w:p>
-    <w:p>
-      <w:pPr>
-        <w:pStyle w:val="ab"/>
-        <w:numPr>
-          <w:ilvl w:val="0"/>
-          <w:numId w:val="25"/>
-        </w:numPr>
-      </w:pPr>
-      <w:r>
-        <w:t>Некорректные или удаленные позиции.</w:t>
+        <w:t>Для каждого кандидата проверяется семантическое сходство с товарами из текущих списков пользователя</w:t>
+      </w:r>
+      <w:r>
+        <w:t>, где определяются похожие товары с уже существующими.</w:t>
+      </w:r>
+      <w:r>
+        <w:t xml:space="preserve"> Если сходство слишком велико, то т</w:t>
+      </w:r>
+      <w:r>
+        <w:t>овар помечается флагом «Уже есть похожее» и понижается в выдаче</w:t>
+      </w:r>
+      <w:r>
+        <w:t xml:space="preserve">, иначе кандидат </w:t>
+      </w:r>
+      <w:r>
+        <w:t>считается уникальной идеей и остается в основной ленте.</w:t>
       </w:r>
     </w:p>
     <w:p>
@@ -9579,7 +9674,19 @@
         <w:t xml:space="preserve"> и</w:t>
       </w:r>
       <w:r>
-        <w:t xml:space="preserve"> возвращается в Сервер для отображения пользователю.</w:t>
+        <w:t xml:space="preserve"> возвраща</w:t>
+      </w:r>
+      <w:r>
+        <w:t>ю</w:t>
+      </w:r>
+      <w:r>
+        <w:t xml:space="preserve">тся </w:t>
+      </w:r>
+      <w:r>
+        <w:t>на</w:t>
+      </w:r>
+      <w:r>
+        <w:t xml:space="preserve"> Сервер для отображения пользователю.</w:t>
       </w:r>
     </w:p>
     <w:p>
@@ -9730,6 +9837,9 @@
         <w:t>19</w:t>
       </w:r>
       <w:r>
+        <w:rPr>
+          <w:noProof/>
+        </w:rPr>
         <w:fldChar w:fldCharType="end"/>
       </w:r>
       <w:r>
@@ -9824,7 +9934,22 @@
         <w:t xml:space="preserve"> вычисляется векторное представление.</w:t>
       </w:r>
       <w:r>
-        <w:t xml:space="preserve"> Эти</w:t>
+        <w:t xml:space="preserve"> </w:t>
+      </w:r>
+      <w:r>
+        <w:t>Кроме того,</w:t>
+      </w:r>
+      <w:r>
+        <w:t xml:space="preserve"> создаются товары для системы, чтобы наполнить </w:t>
+      </w:r>
+      <w:r>
+        <w:t xml:space="preserve">её </w:t>
+      </w:r>
+      <w:r>
+        <w:t xml:space="preserve">первичными подарками. </w:t>
+      </w:r>
+      <w:r>
+        <w:t>Эти</w:t>
       </w:r>
       <w:r>
         <w:t xml:space="preserve"> данные вместе с полученными векторами сохраняются в баз</w:t>
@@ -9991,6 +10116,9 @@
         <w:t>20</w:t>
       </w:r>
       <w:r>
+        <w:rPr>
+          <w:noProof/>
+        </w:rPr>
         <w:fldChar w:fldCharType="end"/>
       </w:r>
       <w:r>
@@ -10078,7 +10206,19 @@
         <w:pStyle w:val="ab"/>
       </w:pPr>
       <w:r>
-        <w:t>Сущность «Списки желаний» представляет собой логический контейнер для подарков. Она содержит название списка, текстовое описание, изображение обложки и дату создания.</w:t>
+        <w:t>Сущность «Списки желаний» представляет собой логический контейнер для подарков. Она содержит название списка, текстовое описание, изображение обложки</w:t>
+      </w:r>
+      <w:r>
+        <w:t>,</w:t>
+      </w:r>
+      <w:r>
+        <w:t xml:space="preserve"> дату создания</w:t>
+      </w:r>
+      <w:r>
+        <w:t xml:space="preserve"> и состояние видимости другим пользователям</w:t>
+      </w:r>
+      <w:r>
+        <w:t>.</w:t>
       </w:r>
       <w:r>
         <w:t xml:space="preserve"> </w:t>
@@ -10158,6 +10298,7 @@
     <w:p>
       <w:pPr>
         <w:pStyle w:val="a3"/>
+        <w:spacing w:before="240"/>
       </w:pPr>
       <w:bookmarkStart w:id="163" w:name="_Toc230123770"/>
       <w:r>
@@ -10251,6 +10392,9 @@
         <w:t>21</w:t>
       </w:r>
       <w:r>
+        <w:rPr>
+          <w:noProof/>
+        </w:rPr>
         <w:fldChar w:fldCharType="end"/>
       </w:r>
       <w:r>
@@ -10562,6 +10706,7 @@
     <w:p>
       <w:pPr>
         <w:pStyle w:val="ab"/>
+        <w:spacing w:before="240"/>
       </w:pPr>
       <w:r>
         <w:t>Сущность</w:t>
@@ -10876,6 +11021,7 @@
     <w:p>
       <w:pPr>
         <w:pStyle w:val="ab"/>
+        <w:spacing w:before="240"/>
       </w:pPr>
       <w:r>
         <w:t>Сущность</w:t>
@@ -11265,12 +11411,52 @@
         <w:rPr>
           <w:lang w:val="en-US"/>
         </w:rPr>
-        <w:t>)).</w:t>
-      </w:r>
-    </w:p>
-    <w:p>
-      <w:pPr>
-        <w:pStyle w:val="ab"/>
+        <w:t>))</w:t>
+      </w:r>
+      <w:r>
+        <w:rPr>
+          <w:lang w:val="en-US"/>
+        </w:rPr>
+        <w:t>;</w:t>
+      </w:r>
+    </w:p>
+    <w:p>
+      <w:pPr>
+        <w:pStyle w:val="ab"/>
+        <w:numPr>
+          <w:ilvl w:val="0"/>
+          <w:numId w:val="27"/>
+        </w:numPr>
+      </w:pPr>
+      <w:r>
+        <w:rPr>
+          <w:lang w:val="en-US"/>
+        </w:rPr>
+        <w:t>visibility</w:t>
+      </w:r>
+      <w:r>
+        <w:t xml:space="preserve"> – </w:t>
+      </w:r>
+      <w:r>
+        <w:t>параметр видимости списка (</w:t>
+      </w:r>
+      <w:r>
+        <w:rPr>
+          <w:lang w:val="en-US"/>
+        </w:rPr>
+        <w:t>string</w:t>
+      </w:r>
+      <w:r>
+        <w:t>)</w:t>
+      </w:r>
+      <w:r>
+        <w:t>.</w:t>
+      </w:r>
+    </w:p>
+    <w:p>
+      <w:pPr>
+        <w:pStyle w:val="ab"/>
+        <w:spacing w:before="240"/>
       </w:pPr>
       <w:r>
         <w:t>Сущность</w:t>
@@ -11643,43 +11829,16 @@
           <w:ilvl w:val="0"/>
           <w:numId w:val="28"/>
         </w:numPr>
-        <w:rPr>
-          <w:lang w:val="en-US"/>
-        </w:rPr>
-      </w:pPr>
-      <w:r>
-        <w:rPr>
-          <w:lang w:val="en-US"/>
-        </w:rPr>
-        <w:t xml:space="preserve">status – </w:t>
-      </w:r>
-      <w:proofErr w:type="spellStart"/>
-      <w:r>
-        <w:rPr>
-          <w:lang w:val="en-US"/>
-        </w:rPr>
-        <w:t>текущий</w:t>
-      </w:r>
-      <w:proofErr w:type="spellEnd"/>
-      <w:r>
-        <w:rPr>
-          <w:lang w:val="en-US"/>
-        </w:rPr>
-        <w:t xml:space="preserve"> </w:t>
-      </w:r>
-      <w:proofErr w:type="spellStart"/>
-      <w:r>
-        <w:rPr>
-          <w:lang w:val="en-US"/>
-        </w:rPr>
-        <w:t>статус</w:t>
-      </w:r>
-      <w:proofErr w:type="spellEnd"/>
-      <w:r>
-        <w:rPr>
-          <w:lang w:val="en-US"/>
-        </w:rPr>
-        <w:t xml:space="preserve"> (string, default: 'available', values: 'available', 'reserved', 'purchased');</w:t>
+      </w:pPr>
+      <w:r>
+        <w:rPr>
+          <w:lang w:val="en-US"/>
+        </w:rPr>
+        <w:lastRenderedPageBreak/>
+        <w:t>embedding</w:t>
+      </w:r>
+      <w:r>
+        <w:t xml:space="preserve"> – векторное представление описания для семантического поиска;</w:t>
       </w:r>
     </w:p>
     <w:p>
@@ -11689,105 +11848,61 @@
           <w:ilvl w:val="0"/>
           <w:numId w:val="28"/>
         </w:numPr>
-      </w:pPr>
-      <w:r>
-        <w:rPr>
-          <w:lang w:val="en-US"/>
-        </w:rPr>
-        <w:lastRenderedPageBreak/>
-        <w:t>embedding</w:t>
-      </w:r>
-      <w:r>
-        <w:t xml:space="preserve"> – векторное представление описания для семантического поиска (</w:t>
+        <w:rPr>
+          <w:lang w:val="en-US"/>
+        </w:rPr>
+      </w:pPr>
+      <w:proofErr w:type="spellStart"/>
+      <w:r>
+        <w:rPr>
+          <w:lang w:val="en-US"/>
+        </w:rPr>
+        <w:t>created_at</w:t>
+      </w:r>
+      <w:proofErr w:type="spellEnd"/>
+      <w:r>
+        <w:rPr>
+          <w:lang w:val="en-US"/>
+        </w:rPr>
+        <w:t xml:space="preserve"> – </w:t>
+      </w:r>
+      <w:proofErr w:type="spellStart"/>
+      <w:r>
+        <w:rPr>
+          <w:lang w:val="en-US"/>
+        </w:rPr>
+        <w:t>дата</w:t>
+      </w:r>
+      <w:proofErr w:type="spellEnd"/>
+      <w:r>
+        <w:rPr>
+          <w:lang w:val="en-US"/>
+        </w:rPr>
+        <w:t xml:space="preserve"> </w:t>
+      </w:r>
+      <w:proofErr w:type="spellStart"/>
+      <w:r>
+        <w:rPr>
+          <w:lang w:val="en-US"/>
+        </w:rPr>
+        <w:t>добавления</w:t>
+      </w:r>
+      <w:proofErr w:type="spellEnd"/>
+      <w:r>
+        <w:rPr>
+          <w:lang w:val="en-US"/>
+        </w:rPr>
+        <w:t xml:space="preserve"> (timestamp, default: </w:t>
       </w:r>
       <w:proofErr w:type="gramStart"/>
       <w:r>
         <w:rPr>
           <w:lang w:val="en-US"/>
         </w:rPr>
-        <w:t>vector</w:t>
-      </w:r>
-      <w:r>
-        <w:t>(</w:t>
+        <w:t>now(</w:t>
       </w:r>
       <w:proofErr w:type="gramEnd"/>
       <w:r>
-        <w:t xml:space="preserve">768), используется расширением </w:t>
-      </w:r>
-      <w:proofErr w:type="spellStart"/>
-      <w:r>
-        <w:rPr>
-          <w:lang w:val="en-US"/>
-        </w:rPr>
-        <w:t>pgvector</w:t>
-      </w:r>
-      <w:proofErr w:type="spellEnd"/>
-      <w:r>
-        <w:t>);</w:t>
-      </w:r>
-    </w:p>
-    <w:p>
-      <w:pPr>
-        <w:pStyle w:val="ab"/>
-        <w:numPr>
-          <w:ilvl w:val="0"/>
-          <w:numId w:val="28"/>
-        </w:numPr>
-        <w:rPr>
-          <w:lang w:val="en-US"/>
-        </w:rPr>
-      </w:pPr>
-      <w:proofErr w:type="spellStart"/>
-      <w:r>
-        <w:rPr>
-          <w:lang w:val="en-US"/>
-        </w:rPr>
-        <w:t>created_at</w:t>
-      </w:r>
-      <w:proofErr w:type="spellEnd"/>
-      <w:r>
-        <w:rPr>
-          <w:lang w:val="en-US"/>
-        </w:rPr>
-        <w:t xml:space="preserve"> – </w:t>
-      </w:r>
-      <w:proofErr w:type="spellStart"/>
-      <w:r>
-        <w:rPr>
-          <w:lang w:val="en-US"/>
-        </w:rPr>
-        <w:t>дата</w:t>
-      </w:r>
-      <w:proofErr w:type="spellEnd"/>
-      <w:r>
-        <w:rPr>
-          <w:lang w:val="en-US"/>
-        </w:rPr>
-        <w:t xml:space="preserve"> </w:t>
-      </w:r>
-      <w:proofErr w:type="spellStart"/>
-      <w:r>
-        <w:rPr>
-          <w:lang w:val="en-US"/>
-        </w:rPr>
-        <w:t>добавления</w:t>
-      </w:r>
-      <w:proofErr w:type="spellEnd"/>
-      <w:r>
-        <w:rPr>
-          <w:lang w:val="en-US"/>
-        </w:rPr>
-        <w:t xml:space="preserve"> (timestamp, default: </w:t>
-      </w:r>
-      <w:proofErr w:type="gramStart"/>
-      <w:r>
-        <w:rPr>
-          <w:lang w:val="en-US"/>
-        </w:rPr>
-        <w:t>now(</w:t>
-      </w:r>
-      <w:proofErr w:type="gramEnd"/>
-      <w:r>
         <w:rPr>
           <w:lang w:val="en-US"/>
         </w:rPr>
@@ -11797,6 +11912,7 @@
     <w:p>
       <w:pPr>
         <w:pStyle w:val="ab"/>
+        <w:spacing w:before="240"/>
       </w:pPr>
       <w:r>
         <w:t>Сущность</w:t>
@@ -11929,7 +12045,13 @@
       </w:r>
       <w:proofErr w:type="spellEnd"/>
       <w:r>
-        <w:t xml:space="preserve"> – опциональная подсказка категории для группировки (</w:t>
+        <w:t xml:space="preserve"> –</w:t>
+      </w:r>
+      <w:r>
+        <w:t xml:space="preserve"> </w:t>
+      </w:r>
+      <w:r>
+        <w:t>подсказка категории для группировки (</w:t>
       </w:r>
       <w:proofErr w:type="spellStart"/>
       <w:r>
@@ -11943,6 +12065,7 @@
     <w:p>
       <w:pPr>
         <w:pStyle w:val="ab"/>
+        <w:spacing w:before="240"/>
       </w:pPr>
       <w:r>
         <w:t>Сущность</w:t>
@@ -12264,7 +12387,7 @@
         <w:rPr>
           <w:lang w:val="en-US"/>
         </w:rPr>
-        <w:t xml:space="preserve"> (string, default: 'individual', values: 'individual', 'group');</w:t>
+        <w:t xml:space="preserve"> (string);</w:t>
       </w:r>
     </w:p>
     <w:p>
@@ -12320,6 +12443,39 @@
           <w:ilvl w:val="0"/>
           <w:numId w:val="30"/>
         </w:numPr>
+      </w:pPr>
+      <w:r>
+        <w:rPr>
+          <w:lang w:val="en-US"/>
+        </w:rPr>
+        <w:t>status</w:t>
+      </w:r>
+      <w:r>
+        <w:t xml:space="preserve"> – </w:t>
+      </w:r>
+      <w:r>
+        <w:t>текущий статус бронирования (</w:t>
+      </w:r>
+      <w:r>
+        <w:rPr>
+          <w:lang w:val="en-US"/>
+        </w:rPr>
+        <w:t>string</w:t>
+      </w:r>
+      <w:r>
+        <w:t>)</w:t>
+      </w:r>
+      <w:r>
+        <w:t>;</w:t>
+      </w:r>
+    </w:p>
+    <w:p>
+      <w:pPr>
+        <w:pStyle w:val="ab"/>
+        <w:numPr>
+          <w:ilvl w:val="0"/>
+          <w:numId w:val="30"/>
+        </w:numPr>
         <w:rPr>
           <w:lang w:val="en-US"/>
         </w:rPr>
@@ -12384,6 +12540,7 @@
     <w:p>
       <w:pPr>
         <w:pStyle w:val="ab"/>
+        <w:spacing w:before="240"/>
       </w:pPr>
       <w:r>
         <w:t>Сущность «</w:t>
@@ -12488,34 +12645,7 @@
     <w:p>
       <w:pPr>
         <w:pStyle w:val="ab"/>
-        <w:numPr>
-          <w:ilvl w:val="0"/>
-          <w:numId w:val="31"/>
-        </w:numPr>
-      </w:pPr>
-      <w:r>
-        <w:t>Первичный ключ: составной (</w:t>
-      </w:r>
-      <w:proofErr w:type="spellStart"/>
-      <w:r>
-        <w:t>gift_id</w:t>
-      </w:r>
-      <w:proofErr w:type="spellEnd"/>
-      <w:r>
-        <w:t xml:space="preserve">, </w:t>
-      </w:r>
-      <w:proofErr w:type="spellStart"/>
-      <w:r>
-        <w:t>tag_id</w:t>
-      </w:r>
-      <w:proofErr w:type="spellEnd"/>
-      <w:r>
-        <w:t>).</w:t>
-      </w:r>
-    </w:p>
-    <w:p>
-      <w:pPr>
-        <w:pStyle w:val="ab"/>
+        <w:spacing w:before="240"/>
       </w:pPr>
       <w:r>
         <w:lastRenderedPageBreak/>
@@ -12649,48 +12779,13 @@
       </w:r>
       <w:proofErr w:type="spellEnd"/>
       <w:r>
-        <w:t xml:space="preserve">, </w:t>
-      </w:r>
-      <w:proofErr w:type="spellStart"/>
-      <w:r>
-        <w:t>default</w:t>
-      </w:r>
-      <w:proofErr w:type="spellEnd"/>
-      <w:r>
-        <w:t>: 1.0, используется для ранжирования рекомендаций);</w:t>
-      </w:r>
-    </w:p>
-    <w:p>
-      <w:pPr>
-        <w:pStyle w:val="ab"/>
-        <w:numPr>
-          <w:ilvl w:val="0"/>
-          <w:numId w:val="32"/>
-        </w:numPr>
-      </w:pPr>
-      <w:r>
-        <w:t>Первичный ключ: составной (</w:t>
-      </w:r>
-      <w:proofErr w:type="spellStart"/>
-      <w:r>
-        <w:t>user_id</w:t>
-      </w:r>
-      <w:proofErr w:type="spellEnd"/>
-      <w:r>
-        <w:t xml:space="preserve">, </w:t>
-      </w:r>
-      <w:proofErr w:type="spellStart"/>
-      <w:r>
-        <w:t>tag_id</w:t>
-      </w:r>
-      <w:proofErr w:type="spellEnd"/>
-      <w:r>
-        <w:t>).</w:t>
+        <w:t>);</w:t>
       </w:r>
     </w:p>
     <w:p>
       <w:pPr>
         <w:pStyle w:val="a3"/>
+        <w:spacing w:before="240"/>
       </w:pPr>
       <w:bookmarkStart w:id="164" w:name="_Toc230123771"/>
       <w:r>
@@ -12798,6 +12893,9 @@
         <w:t>22</w:t>
       </w:r>
       <w:r>
+        <w:rPr>
+          <w:noProof/>
+        </w:rPr>
         <w:fldChar w:fldCharType="end"/>
       </w:r>
       <w:r>
@@ -12807,6 +12905,7 @@
     <w:p>
       <w:pPr>
         <w:pStyle w:val="ab"/>
+        <w:spacing w:before="240"/>
       </w:pPr>
       <w:r>
         <w:t xml:space="preserve">1. </w:t>
@@ -12882,6 +12981,7 @@
     <w:p>
       <w:pPr>
         <w:pStyle w:val="ab"/>
+        <w:spacing w:before="240"/>
       </w:pPr>
       <w:r>
         <w:lastRenderedPageBreak/>
@@ -12915,6 +13015,102 @@
     <w:p>
       <w:pPr>
         <w:pStyle w:val="ab"/>
+        <w:keepNext/>
+        <w:ind w:firstLine="0"/>
+        <w:jc w:val="center"/>
+      </w:pPr>
+      <w:r>
+        <w:rPr>
+          <w:noProof/>
+        </w:rPr>
+        <w:drawing>
+          <wp:inline distT="0" distB="0" distL="0" distR="0" wp14:anchorId="6E5F172F" wp14:editId="0470CE0E">
+            <wp:extent cx="1735136" cy="3771900"/>
+            <wp:effectExtent l="0" t="0" r="0" b="0"/>
+            <wp:docPr id="24" name="Рисунок 24"/>
+            <wp:cNvGraphicFramePr>
+              <a:graphicFrameLocks xmlns:a="http://schemas.openxmlformats.org/drawingml/2006/main" noChangeAspect="1"/>
+            </wp:cNvGraphicFramePr>
+            <a:graphic xmlns:a="http://schemas.openxmlformats.org/drawingml/2006/main">
+              <a:graphicData uri="http://schemas.openxmlformats.org/drawingml/2006/picture">
+                <pic:pic xmlns:pic="http://schemas.openxmlformats.org/drawingml/2006/picture">
+                  <pic:nvPicPr>
+                    <pic:cNvPr id="0" name="Picture 1"/>
+                    <pic:cNvPicPr>
+                      <a:picLocks noChangeAspect="1" noChangeArrowheads="1"/>
+                    </pic:cNvPicPr>
+                  </pic:nvPicPr>
+                  <pic:blipFill>
+                    <a:blip r:embed="rId31">
+                      <a:extLst>
+                        <a:ext uri="{28A0092B-C50C-407E-A947-70E740481C1C}">
+                          <a14:useLocalDpi xmlns:a14="http://schemas.microsoft.com/office/drawing/2010/main" val="0"/>
+                        </a:ext>
+                      </a:extLst>
+                    </a:blip>
+                    <a:srcRect/>
+                    <a:stretch>
+                      <a:fillRect/>
+                    </a:stretch>
+                  </pic:blipFill>
+                  <pic:spPr bwMode="auto">
+                    <a:xfrm>
+                      <a:off x="0" y="0"/>
+                      <a:ext cx="1740569" cy="3783710"/>
+                    </a:xfrm>
+                    <a:prstGeom prst="rect">
+                      <a:avLst/>
+                    </a:prstGeom>
+                    <a:noFill/>
+                    <a:ln>
+                      <a:noFill/>
+                    </a:ln>
+                  </pic:spPr>
+                </pic:pic>
+              </a:graphicData>
+            </a:graphic>
+          </wp:inline>
+        </w:drawing>
+      </w:r>
+    </w:p>
+    <w:p>
+      <w:pPr>
+        <w:pStyle w:val="affa"/>
+      </w:pPr>
+      <w:r>
+        <w:t xml:space="preserve">Рис. </w:t>
+      </w:r>
+      <w:r>
+        <w:fldChar w:fldCharType="begin"/>
+      </w:r>
+      <w:r>
+        <w:instrText xml:space="preserve"> SEQ Рис. \* ARABIC </w:instrText>
+      </w:r>
+      <w:r>
+        <w:fldChar w:fldCharType="separate"/>
+      </w:r>
+      <w:r>
+        <w:rPr>
+          <w:noProof/>
+        </w:rPr>
+        <w:t>23</w:t>
+      </w:r>
+      <w:r>
+        <w:rPr>
+          <w:noProof/>
+        </w:rPr>
+        <w:fldChar w:fldCharType="end"/>
+      </w:r>
+      <w:r>
+        <w:t xml:space="preserve"> –</w:t>
+      </w:r>
+      <w:r>
+        <w:t>Макет "Главная"</w:t>
+      </w:r>
+    </w:p>
+    <w:p>
+      <w:pPr>
+        <w:pStyle w:val="ab"/>
       </w:pPr>
       <w:r>
         <w:t>«</w:t>
@@ -12972,6 +13168,23 @@
         <w:pStyle w:val="ab"/>
       </w:pPr>
       <w:r>
+        <w:t>Контейнер «Отмеченные подарки» появляется, если есть участие в бронировании какого-либо подарка для другого пользователя. Это позво</w:t>
+      </w:r>
+      <w:r>
+        <w:t xml:space="preserve">лит явно уведомлять пользователя </w:t>
+      </w:r>
+      <w:r>
+        <w:t xml:space="preserve">и не дать забыть </w:t>
+      </w:r>
+      <w:r>
+        <w:t>об его планах на дарение.</w:t>
+      </w:r>
+    </w:p>
+    <w:p>
+      <w:pPr>
+        <w:pStyle w:val="ab"/>
+      </w:pPr>
+      <w:r>
         <w:t>Контейнер «</w:t>
       </w:r>
       <w:r>
@@ -12984,14 +13197,16 @@
         <w:t xml:space="preserve"> – г</w:t>
       </w:r>
       <w:r>
-        <w:t>оризонтальная лента (карусель), содержащая карточки подарков, сгенерированные алгоритмом рекомендаций на основе интересов пользователя и его истории действий. Карточки содержат изображение, название и кнопку быстрого действия («Добавить в список»).</w:t>
-      </w:r>
-    </w:p>
-    <w:p>
-      <w:pPr>
-        <w:pStyle w:val="ab"/>
-      </w:pPr>
-      <w:r>
+        <w:t>оризонтальная лента (карусель), содержащая карточки подарков, сгенерированные алгоритмом рекомендаций на основе интересов пользователя и его истории действий</w:t>
+      </w:r>
+    </w:p>
+    <w:p>
+      <w:pPr>
+        <w:pStyle w:val="ab"/>
+        <w:spacing w:before="240"/>
+      </w:pPr>
+      <w:r>
+        <w:lastRenderedPageBreak/>
         <w:t>3</w:t>
       </w:r>
       <w:r>
@@ -13076,14 +13291,7 @@
     <w:p>
       <w:pPr>
         <w:pStyle w:val="ab"/>
-      </w:pPr>
-      <w:r>
-        <w:t>Функциональное назначение: Активный поиск идей, исследование ассортимента, поиск аналогов.</w:t>
-      </w:r>
-    </w:p>
-    <w:p>
-      <w:pPr>
-        <w:pStyle w:val="ab"/>
+        <w:spacing w:before="240"/>
       </w:pPr>
       <w:r>
         <w:t xml:space="preserve">4. </w:t>
@@ -13098,13 +13306,7 @@
         <w:t>е</w:t>
       </w:r>
       <w:r>
-        <w:t xml:space="preserve"> «</w:t>
-      </w:r>
-      <w:r>
-        <w:t>Подписки</w:t>
-      </w:r>
-      <w:r>
-        <w:t>»</w:t>
+        <w:t xml:space="preserve"> «Подписки»</w:t>
       </w:r>
       <w:r>
         <w:t xml:space="preserve"> пользователь отслеживает обновления в списках желаний близких людей. </w:t>
@@ -13147,57 +13349,153 @@
         <w:pStyle w:val="ab"/>
       </w:pPr>
       <w:r>
+        <w:t>Режим «Мои подписки»</w:t>
+      </w:r>
+      <w:r>
+        <w:t xml:space="preserve"> – это </w:t>
+      </w:r>
+      <w:r>
+        <w:t>список карточек пользователей, на которых оформлена подписка.</w:t>
+      </w:r>
+    </w:p>
+    <w:p>
+      <w:pPr>
+        <w:pStyle w:val="ab"/>
+        <w:spacing w:before="240"/>
+      </w:pPr>
+      <w:r>
+        <w:t>5</w:t>
+      </w:r>
+      <w:r>
+        <w:t>. Мои списки</w:t>
+      </w:r>
+      <w:r>
+        <w:t xml:space="preserve"> позволяет </w:t>
+      </w:r>
+      <w:r>
+        <w:t>управл</w:t>
+      </w:r>
+      <w:r>
+        <w:t>ять</w:t>
+      </w:r>
+      <w:r>
+        <w:t xml:space="preserve"> личными </w:t>
+      </w:r>
+      <w:r>
+        <w:t>коллекциями подарков</w:t>
+      </w:r>
+      <w:r>
+        <w:t>.</w:t>
+      </w:r>
+    </w:p>
+    <w:p>
+      <w:pPr>
+        <w:pStyle w:val="ab"/>
+      </w:pPr>
+      <w:r>
+        <w:t xml:space="preserve">Список моих </w:t>
+      </w:r>
+      <w:proofErr w:type="spellStart"/>
+      <w:r>
+        <w:t>вишлистов</w:t>
+      </w:r>
+      <w:proofErr w:type="spellEnd"/>
+      <w:r>
+        <w:t>: Главный экран раздела отображает вертикальный список всех созданных пользователем коллекций. Каждый элемент содержит обложку, название, количество предметов и дату обновления. Присутствует кнопка для создания нового списка.</w:t>
+      </w:r>
+    </w:p>
+    <w:p>
+      <w:pPr>
+        <w:pStyle w:val="ab"/>
+        <w:keepNext/>
+        <w:ind w:firstLine="0"/>
+        <w:jc w:val="center"/>
+      </w:pPr>
+      <w:r>
+        <w:rPr>
+          <w:noProof/>
+        </w:rPr>
         <w:lastRenderedPageBreak/>
-        <w:t>Режим «Мои подписки»</w:t>
-      </w:r>
-      <w:r>
-        <w:t xml:space="preserve"> – это </w:t>
-      </w:r>
-      <w:r>
-        <w:t>список карточек пользователей, на которых оформлена подписка.</w:t>
-      </w:r>
-    </w:p>
-    <w:p>
-      <w:pPr>
-        <w:pStyle w:val="ab"/>
-      </w:pPr>
-      <w:r>
-        <w:t>5</w:t>
-      </w:r>
-      <w:r>
-        <w:t>. Мои списки (Управление личными коллекциями)</w:t>
-      </w:r>
-    </w:p>
-    <w:p>
-      <w:pPr>
-        <w:pStyle w:val="ab"/>
-      </w:pPr>
-      <w:r>
-        <w:t xml:space="preserve">Центр управления личными данными пользователя. Здесь хранятся созданные пользователем </w:t>
-      </w:r>
-      <w:proofErr w:type="spellStart"/>
-      <w:r>
-        <w:t>вишлисты</w:t>
-      </w:r>
-      <w:proofErr w:type="spellEnd"/>
-      <w:r>
-        <w:t>.</w:t>
-      </w:r>
-    </w:p>
-    <w:p>
-      <w:pPr>
-        <w:pStyle w:val="ab"/>
-      </w:pPr>
-      <w:r>
-        <w:t xml:space="preserve">Список моих </w:t>
-      </w:r>
-      <w:proofErr w:type="spellStart"/>
-      <w:r>
-        <w:t>вишлистов</w:t>
-      </w:r>
-      <w:proofErr w:type="spellEnd"/>
-      <w:r>
-        <w:t>: Главный экран раздела отображает вертикальный список всех созданных пользователем коллекций. Каждый элемент содержит обложку, название, количество предметов и дату обновления. Присутствует кнопка «+» для создания нового списка.</w:t>
+        <w:drawing>
+          <wp:inline distT="0" distB="0" distL="0" distR="0" wp14:anchorId="38EB9873" wp14:editId="414437E3">
+            <wp:extent cx="1973580" cy="4290235"/>
+            <wp:effectExtent l="0" t="0" r="7620" b="0"/>
+            <wp:docPr id="25" name="Рисунок 25"/>
+            <wp:cNvGraphicFramePr>
+              <a:graphicFrameLocks xmlns:a="http://schemas.openxmlformats.org/drawingml/2006/main" noChangeAspect="1"/>
+            </wp:cNvGraphicFramePr>
+            <a:graphic xmlns:a="http://schemas.openxmlformats.org/drawingml/2006/main">
+              <a:graphicData uri="http://schemas.openxmlformats.org/drawingml/2006/picture">
+                <pic:pic xmlns:pic="http://schemas.openxmlformats.org/drawingml/2006/picture">
+                  <pic:nvPicPr>
+                    <pic:cNvPr id="0" name="Picture 2"/>
+                    <pic:cNvPicPr>
+                      <a:picLocks noChangeAspect="1" noChangeArrowheads="1"/>
+                    </pic:cNvPicPr>
+                  </pic:nvPicPr>
+                  <pic:blipFill>
+                    <a:blip r:embed="rId32">
+                      <a:extLst>
+                        <a:ext uri="{28A0092B-C50C-407E-A947-70E740481C1C}">
+                          <a14:useLocalDpi xmlns:a14="http://schemas.microsoft.com/office/drawing/2010/main" val="0"/>
+                        </a:ext>
+                      </a:extLst>
+                    </a:blip>
+                    <a:srcRect/>
+                    <a:stretch>
+                      <a:fillRect/>
+                    </a:stretch>
+                  </pic:blipFill>
+                  <pic:spPr bwMode="auto">
+                    <a:xfrm>
+                      <a:off x="0" y="0"/>
+                      <a:ext cx="1979162" cy="4302368"/>
+                    </a:xfrm>
+                    <a:prstGeom prst="rect">
+                      <a:avLst/>
+                    </a:prstGeom>
+                    <a:noFill/>
+                    <a:ln>
+                      <a:noFill/>
+                    </a:ln>
+                  </pic:spPr>
+                </pic:pic>
+              </a:graphicData>
+            </a:graphic>
+          </wp:inline>
+        </w:drawing>
+      </w:r>
+    </w:p>
+    <w:p>
+      <w:pPr>
+        <w:pStyle w:val="affa"/>
+      </w:pPr>
+      <w:r>
+        <w:t xml:space="preserve">Рис. </w:t>
+      </w:r>
+      <w:r>
+        <w:fldChar w:fldCharType="begin"/>
+      </w:r>
+      <w:r>
+        <w:instrText xml:space="preserve"> SEQ Рис. \* ARABIC </w:instrText>
+      </w:r>
+      <w:r>
+        <w:fldChar w:fldCharType="separate"/>
+      </w:r>
+      <w:r>
+        <w:rPr>
+          <w:noProof/>
+        </w:rPr>
+        <w:t>24</w:t>
+      </w:r>
+      <w:r>
+        <w:rPr>
+          <w:noProof/>
+        </w:rPr>
+        <w:fldChar w:fldCharType="end"/>
+      </w:r>
+      <w:r>
+        <w:t xml:space="preserve"> – Макет "Мои списки"</w:t>
       </w:r>
     </w:p>
     <w:p>
@@ -13251,6 +13549,7 @@
     <w:p>
       <w:pPr>
         <w:pStyle w:val="ab"/>
+        <w:spacing w:before="240"/>
       </w:pPr>
       <w:r>
         <w:t>6</w:t>
@@ -13259,24 +13558,169 @@
         <w:t xml:space="preserve">. </w:t>
       </w:r>
       <w:r>
-        <w:t>Раздел «</w:t>
-      </w:r>
-      <w:r>
-        <w:t>Профиль</w:t>
-      </w:r>
-      <w:r>
-        <w:t xml:space="preserve">» нужен </w:t>
-      </w:r>
-      <w:r>
-        <w:t>для управления учетной записью и настройки работы рекомендательной системы.</w:t>
-      </w:r>
-      <w:r>
-        <w:t xml:space="preserve"> Содержит информацию об аккаунте, интересах и настройки приватности. </w:t>
-      </w:r>
-    </w:p>
-    <w:p>
-      <w:pPr>
-        <w:pStyle w:val="ab"/>
+        <w:t>Раздел «Профиль» предназначен для управления учетной записью, настройки конфиденциальности и просмотра персональной аналитики вкусов.</w:t>
+      </w:r>
+      <w:r>
+        <w:t xml:space="preserve"> </w:t>
+      </w:r>
+      <w:r>
+        <w:t>Здесь о</w:t>
+      </w:r>
+      <w:r>
+        <w:t>тобража</w:t>
+      </w:r>
+      <w:r>
+        <w:t>ю</w:t>
+      </w:r>
+      <w:r>
+        <w:t>т</w:t>
+      </w:r>
+      <w:r>
+        <w:t>ся</w:t>
+      </w:r>
+      <w:r>
+        <w:t xml:space="preserve"> аватар, имя и ID</w:t>
+      </w:r>
+      <w:r>
+        <w:t xml:space="preserve"> из внешнего сервиса.</w:t>
+      </w:r>
+    </w:p>
+    <w:p>
+      <w:pPr>
+        <w:pStyle w:val="ab"/>
+        <w:keepNext/>
+        <w:spacing w:before="240"/>
+        <w:ind w:firstLine="0"/>
+        <w:jc w:val="center"/>
+      </w:pPr>
+      <w:r>
+        <w:rPr>
+          <w:noProof/>
+        </w:rPr>
+        <w:lastRenderedPageBreak/>
+        <w:drawing>
+          <wp:inline distT="0" distB="0" distL="0" distR="0" wp14:anchorId="3805F6D6" wp14:editId="6A424B09">
+            <wp:extent cx="1844040" cy="4008641"/>
+            <wp:effectExtent l="0" t="0" r="3810" b="0"/>
+            <wp:docPr id="26" name="Рисунок 26"/>
+            <wp:cNvGraphicFramePr>
+              <a:graphicFrameLocks xmlns:a="http://schemas.openxmlformats.org/drawingml/2006/main" noChangeAspect="1"/>
+            </wp:cNvGraphicFramePr>
+            <a:graphic xmlns:a="http://schemas.openxmlformats.org/drawingml/2006/main">
+              <a:graphicData uri="http://schemas.openxmlformats.org/drawingml/2006/picture">
+                <pic:pic xmlns:pic="http://schemas.openxmlformats.org/drawingml/2006/picture">
+                  <pic:nvPicPr>
+                    <pic:cNvPr id="0" name="Picture 3"/>
+                    <pic:cNvPicPr>
+                      <a:picLocks noChangeAspect="1" noChangeArrowheads="1"/>
+                    </pic:cNvPicPr>
+                  </pic:nvPicPr>
+                  <pic:blipFill>
+                    <a:blip r:embed="rId33">
+                      <a:extLst>
+                        <a:ext uri="{28A0092B-C50C-407E-A947-70E740481C1C}">
+                          <a14:useLocalDpi xmlns:a14="http://schemas.microsoft.com/office/drawing/2010/main" val="0"/>
+                        </a:ext>
+                      </a:extLst>
+                    </a:blip>
+                    <a:srcRect/>
+                    <a:stretch>
+                      <a:fillRect/>
+                    </a:stretch>
+                  </pic:blipFill>
+                  <pic:spPr bwMode="auto">
+                    <a:xfrm>
+                      <a:off x="0" y="0"/>
+                      <a:ext cx="1850100" cy="4021814"/>
+                    </a:xfrm>
+                    <a:prstGeom prst="rect">
+                      <a:avLst/>
+                    </a:prstGeom>
+                    <a:noFill/>
+                    <a:ln>
+                      <a:noFill/>
+                    </a:ln>
+                  </pic:spPr>
+                </pic:pic>
+              </a:graphicData>
+            </a:graphic>
+          </wp:inline>
+        </w:drawing>
+      </w:r>
+    </w:p>
+    <w:p>
+      <w:pPr>
+        <w:pStyle w:val="affa"/>
+      </w:pPr>
+      <w:r>
+        <w:t xml:space="preserve">Рис. </w:t>
+      </w:r>
+      <w:r>
+        <w:fldChar w:fldCharType="begin"/>
+      </w:r>
+      <w:r>
+        <w:instrText xml:space="preserve"> SEQ Рис. \* ARABIC </w:instrText>
+      </w:r>
+      <w:r>
+        <w:fldChar w:fldCharType="separate"/>
+      </w:r>
+      <w:r>
+        <w:rPr>
+          <w:noProof/>
+        </w:rPr>
+        <w:t>25</w:t>
+      </w:r>
+      <w:r>
+        <w:rPr>
+          <w:noProof/>
+        </w:rPr>
+        <w:fldChar w:fldCharType="end"/>
+      </w:r>
+      <w:r>
+        <w:t xml:space="preserve"> –</w:t>
+      </w:r>
+      <w:r>
+        <w:t xml:space="preserve"> </w:t>
+      </w:r>
+      <w:r>
+        <w:t>Макет "Профиль"</w:t>
+      </w:r>
+    </w:p>
+    <w:p>
+      <w:pPr>
+        <w:pStyle w:val="ab"/>
+      </w:pPr>
+      <w:r>
+        <w:t>Раздел также показывает</w:t>
+      </w:r>
+      <w:r>
+        <w:t xml:space="preserve"> интересы пользователя, сформированные системой автоматически на основе его активности. Пользователь видит, на чем базируются текущие рекомендации, но не может редактировать их вручную напрямую.</w:t>
+      </w:r>
+    </w:p>
+    <w:p>
+      <w:pPr>
+        <w:pStyle w:val="ab"/>
+      </w:pPr>
+      <w:r>
+        <w:t>Настройки приватности</w:t>
+      </w:r>
+      <w:r>
+        <w:t xml:space="preserve"> позволяют управлять сокрытием от владельца текущего статуса подарков</w:t>
+      </w:r>
+      <w:r>
+        <w:t>,</w:t>
+      </w:r>
+      <w:r>
+        <w:t xml:space="preserve"> менять видимость для других пользователей интересов владельца</w:t>
+      </w:r>
+      <w:r>
+        <w:t xml:space="preserve"> и самого профиля.</w:t>
+      </w:r>
+    </w:p>
+    <w:p>
+      <w:pPr>
+        <w:pStyle w:val="ab"/>
+        <w:spacing w:before="240"/>
       </w:pPr>
       <w:r>
         <w:t xml:space="preserve">7. </w:t>
@@ -13291,7 +13735,111 @@
         <w:t>сплывающие элементы интерфейса, используемые для выполнения целевых действий без перехода между страницами.</w:t>
       </w:r>
       <w:r>
-        <w:t xml:space="preserve"> К ним относятся: о</w:t>
+        <w:t xml:space="preserve"> </w:t>
+      </w:r>
+    </w:p>
+    <w:p>
+      <w:pPr>
+        <w:pStyle w:val="ab"/>
+        <w:keepNext/>
+        <w:spacing w:before="240"/>
+        <w:ind w:firstLine="0"/>
+        <w:jc w:val="center"/>
+      </w:pPr>
+      <w:r>
+        <w:rPr>
+          <w:noProof/>
+        </w:rPr>
+        <w:lastRenderedPageBreak/>
+        <w:drawing>
+          <wp:inline distT="0" distB="0" distL="0" distR="0" wp14:anchorId="6CC98FB0" wp14:editId="5A9968F3">
+            <wp:extent cx="2247900" cy="3160480"/>
+            <wp:effectExtent l="0" t="0" r="0" b="1905"/>
+            <wp:docPr id="27" name="Рисунок 27"/>
+            <wp:cNvGraphicFramePr>
+              <a:graphicFrameLocks xmlns:a="http://schemas.openxmlformats.org/drawingml/2006/main" noChangeAspect="1"/>
+            </wp:cNvGraphicFramePr>
+            <a:graphic xmlns:a="http://schemas.openxmlformats.org/drawingml/2006/main">
+              <a:graphicData uri="http://schemas.openxmlformats.org/drawingml/2006/picture">
+                <pic:pic xmlns:pic="http://schemas.openxmlformats.org/drawingml/2006/picture">
+                  <pic:nvPicPr>
+                    <pic:cNvPr id="0" name="Picture 4"/>
+                    <pic:cNvPicPr>
+                      <a:picLocks noChangeAspect="1" noChangeArrowheads="1"/>
+                    </pic:cNvPicPr>
+                  </pic:nvPicPr>
+                  <pic:blipFill>
+                    <a:blip r:embed="rId34">
+                      <a:extLst>
+                        <a:ext uri="{28A0092B-C50C-407E-A947-70E740481C1C}">
+                          <a14:useLocalDpi xmlns:a14="http://schemas.microsoft.com/office/drawing/2010/main" val="0"/>
+                        </a:ext>
+                      </a:extLst>
+                    </a:blip>
+                    <a:srcRect/>
+                    <a:stretch>
+                      <a:fillRect/>
+                    </a:stretch>
+                  </pic:blipFill>
+                  <pic:spPr bwMode="auto">
+                    <a:xfrm>
+                      <a:off x="0" y="0"/>
+                      <a:ext cx="2258766" cy="3175757"/>
+                    </a:xfrm>
+                    <a:prstGeom prst="rect">
+                      <a:avLst/>
+                    </a:prstGeom>
+                    <a:noFill/>
+                    <a:ln>
+                      <a:noFill/>
+                    </a:ln>
+                  </pic:spPr>
+                </pic:pic>
+              </a:graphicData>
+            </a:graphic>
+          </wp:inline>
+        </w:drawing>
+      </w:r>
+    </w:p>
+    <w:p>
+      <w:pPr>
+        <w:pStyle w:val="affa"/>
+      </w:pPr>
+      <w:r>
+        <w:t xml:space="preserve">Рис. </w:t>
+      </w:r>
+      <w:r>
+        <w:fldChar w:fldCharType="begin"/>
+      </w:r>
+      <w:r>
+        <w:instrText xml:space="preserve"> SEQ Рис. \* ARABIC </w:instrText>
+      </w:r>
+      <w:r>
+        <w:fldChar w:fldCharType="separate"/>
+      </w:r>
+      <w:r>
+        <w:rPr>
+          <w:noProof/>
+        </w:rPr>
+        <w:t>26</w:t>
+      </w:r>
+      <w:r>
+        <w:rPr>
+          <w:noProof/>
+        </w:rPr>
+        <w:fldChar w:fldCharType="end"/>
+      </w:r>
+      <w:r>
+        <w:t xml:space="preserve"> – Макет "Модальное окно создание подарка"</w:t>
+      </w:r>
+    </w:p>
+    <w:p>
+      <w:pPr>
+        <w:pStyle w:val="ab"/>
+        <w:spacing w:before="240"/>
+      </w:pPr>
+      <w:r>
+        <w:t>К ним относятся: о</w:t>
       </w:r>
       <w:r>
         <w:t xml:space="preserve">кно создания/редактирования подарка </w:t>
@@ -13326,11 +13874,199 @@
     </w:p>
     <w:p>
       <w:pPr>
-        <w:pStyle w:val="ab"/>
-      </w:pPr>
+        <w:rPr>
+          <w:rFonts w:ascii="Times New Roman" w:hAnsi="Times New Roman"/>
+          <w:sz w:val="28"/>
+        </w:rPr>
+      </w:pPr>
+      <w:r>
+        <w:br w:type="page"/>
+      </w:r>
+    </w:p>
+    <w:p>
+      <w:pPr>
+        <w:pStyle w:val="a2"/>
+      </w:pPr>
+      <w:bookmarkStart w:id="165" w:name="_Toc167839062"/>
+      <w:r>
+        <w:lastRenderedPageBreak/>
+        <w:t>ПРОЕКТНО</w:t>
+      </w:r>
+      <w:r>
+        <w:t>-ТЕХНОЛОГИЧЕСКАЯ ЧАСТЬ</w:t>
+      </w:r>
+      <w:bookmarkEnd w:id="165"/>
+    </w:p>
+    <w:p>
+      <w:pPr>
+        <w:pStyle w:val="a3"/>
+      </w:pPr>
+      <w:bookmarkStart w:id="166" w:name="_Toc167839063"/>
+      <w:r>
+        <w:t xml:space="preserve">Руководство </w:t>
+      </w:r>
+      <w:r>
+        <w:t>пользователя</w:t>
+      </w:r>
+      <w:bookmarkEnd w:id="166"/>
+    </w:p>
+    <w:p>
+      <w:pPr>
+        <w:pStyle w:val="ab"/>
+      </w:pPr>
+      <w:r>
+        <w:t xml:space="preserve">Перед началом работы с системой, требуется найти его в поддерживаемом внешнем сервисе. В зависимости от последнего, запуск может происходить через специализированного бота (например, в </w:t>
+      </w:r>
+      <w:r>
+        <w:rPr>
+          <w:lang w:val="en-US"/>
+        </w:rPr>
+        <w:t>Telegram</w:t>
+      </w:r>
+      <w:r>
+        <w:t>), либо через раздел сервисов (например, во ВКонтакте).</w:t>
+      </w:r>
+    </w:p>
+    <w:p>
+      <w:pPr>
+        <w:pStyle w:val="ab"/>
+      </w:pPr>
+      <w:r>
+        <w:t xml:space="preserve">Сперва, будет доступен гостевой режим, где есть возможность просматривать открытые списки желаний в сервисе. Для полноценной работы, требуется авторизация. При её инициализации, </w:t>
+      </w:r>
+      <w:r>
+        <w:t xml:space="preserve">будет производиться автоматическая </w:t>
+      </w:r>
+      <w:r>
+        <w:t>регистрация, на основе внешнего-агрегатора, через который был произведен вход.</w:t>
+      </w:r>
+    </w:p>
+    <w:p>
+      <w:pPr>
+        <w:pStyle w:val="ab"/>
+      </w:pPr>
+      <w:r>
+        <w:t>Далее будет доступен основной функционал приложения. Сверху отображается логотип приложения, а также ваш аватар. При взаимодействии с последним, вы сможете перейти в собственный профиль.</w:t>
+      </w:r>
+    </w:p>
+    <w:p>
+      <w:pPr>
+        <w:pStyle w:val="ab"/>
+      </w:pPr>
+      <w:r>
+        <w:t>Снизу приложения располагается навигационная панель, в которой отмечены основные разделы для посещения: «Главная», «Поиск», «Подписки» и «Мои списки».</w:t>
+      </w:r>
+    </w:p>
+    <w:p>
+      <w:pPr>
+        <w:pStyle w:val="ab"/>
+      </w:pPr>
+      <w:r>
+        <w:t xml:space="preserve">По умолчанию, </w:t>
+      </w:r>
+      <w:r>
+        <w:t xml:space="preserve">отображается раздел «Главная». Он представляет собой страницу с последними </w:t>
+      </w:r>
+      <w:r>
+        <w:t>событиями у тех пользователей, на которых вы подписаны. Это проявляется в показе их последних созданных списках и карточках пожеланий. Ниже этого показываются рекомендации, на основе действий в системе.</w:t>
+      </w:r>
+    </w:p>
+    <w:p>
+      <w:pPr>
+        <w:pStyle w:val="ab"/>
+      </w:pPr>
+      <w:r>
+        <w:t xml:space="preserve">Следующая страница «Поиск» позволяет находить для себя новые идеи для подарков. Для этого достаточно ввести в специальное поле то, чего хотелось бы добавить в свой </w:t>
+      </w:r>
+      <w:r>
+        <w:t>список желаемого. Это могут быть как конкретные предметы, их описание, или более абстрактные пожелания. Система постарается подобрать наиболее подходящее, не завися от четких формулировок запроса.</w:t>
+      </w:r>
+    </w:p>
+    <w:p>
+      <w:pPr>
+        <w:pStyle w:val="ab"/>
+      </w:pPr>
+      <w:r>
+        <w:t xml:space="preserve">«Подписки» дают возможность находить других пользователей приложения и отслеживать их интересы в рамках сервиса. Для поиска нужно ввести имя или никнейм пользователя. </w:t>
+      </w:r>
+    </w:p>
+    <w:p>
+      <w:pPr>
+        <w:pStyle w:val="ab"/>
+      </w:pPr>
+      <w:r>
+        <w:lastRenderedPageBreak/>
+        <w:t xml:space="preserve">После добавления в подписки, можно принимать участие в организации дарения. Для этого требуется выбрать подарок из списка пользователя и, если бронирование доступно, </w:t>
+      </w:r>
+      <w:r>
+        <w:t>зарезервировать лично</w:t>
+      </w:r>
+      <w:r>
+        <w:t xml:space="preserve"> или в составе группы. После этого, можно менять состояние бронирования</w:t>
+      </w:r>
+      <w:r>
+        <w:t>. Если выбранный подарок готов к вручению, можно сменить на статус «Ожидает подтверждения», что не позволяет добавляться другим присоединяться к дарению (если была групповое бронирование), а также дает владельцу карточки подарка подтвердить получение.</w:t>
+      </w:r>
+    </w:p>
+    <w:p>
+      <w:pPr>
+        <w:pStyle w:val="ab"/>
+      </w:pPr>
+      <w:r>
+        <w:t>Следующий раздел</w:t>
+      </w:r>
+      <w:r>
+        <w:t xml:space="preserve"> «Мои списки» </w:t>
+      </w:r>
+      <w:r>
+        <w:t>содержит настраиваемые коллекции подарков. Тут можно создавать новые списки, редактировать существующие и взаимодействовать с собственными карточками товаров. Также имеется возможность смены видимости коллекций для других пользователей приложения. Списки бывают публичными для всех, доступными для подписчиков или приватными.</w:t>
+      </w:r>
+    </w:p>
+    <w:p>
+      <w:pPr>
+        <w:pStyle w:val="ab"/>
+      </w:pPr>
+      <w:r>
+        <w:t>В «Профиле» будет отображаться актуальная информация вашего аккаунта. С внешнего сервиса, через который был совершен вход, передаются данные об фото, имени и никнейме. Еще в данном разделе есть настройки приватности профиля; возможность отображения статуса подарка, чтобы не видеть, что выбрано для бронирования из личных списков</w:t>
+      </w:r>
+      <w:r>
+        <w:t>; а также сокрытие интересов аккаунта от посторонних пользователей.</w:t>
+      </w:r>
+    </w:p>
+    <w:p>
+      <w:pPr>
+        <w:pStyle w:val="ab"/>
+      </w:pPr>
+      <w:r>
+        <w:t>Ниже, располагаются главные интересы, связанные с аккаунтом. Так можно отслеживать, какие увлечения считает система приоритетными для рекомендаций. Ниже дополнительно представлен доступ к спискам желаемого профиля.</w:t>
+      </w:r>
+    </w:p>
+    <w:p>
+      <w:pPr>
+        <w:pStyle w:val="a3"/>
+      </w:pPr>
+      <w:r>
+        <w:t>Тестирование пользовательского интерфейс</w:t>
+      </w:r>
+      <w:r>
+        <w:t>а</w:t>
+      </w:r>
+    </w:p>
+    <w:p>
+      <w:pPr>
+        <w:pStyle w:val="ab"/>
+      </w:pPr>
+    </w:p>
+    <w:p>
+      <w:pPr>
+        <w:pStyle w:val="a3"/>
+      </w:pPr>
+      <w:r>
+        <w:t>Расчет себестоимости разработки</w:t>
+      </w:r>
     </w:p>
     <w:sectPr>
-      <w:footerReference w:type="default" r:id="rId31"/>
+      <w:footerReference w:type="default" r:id="rId35"/>
       <w:pgSz w:w="11906" w:h="16838" w:code="9"/>
       <w:pgMar w:top="1134" w:right="567" w:bottom="1134" w:left="1701" w:header="709" w:footer="709" w:gutter="0"/>
       <w:cols w:space="708"/>

--- a/Docs/Основное/РПЗ Диплом ШаруновРД.docx
+++ b/Docs/Основное/РПЗ Диплом ШаруновРД.docx
@@ -56,6 +56,7 @@
       <w:r>
         <w:rPr>
           <w:noProof/>
+          <w:color w:val="FF0000"/>
         </w:rPr>
         <w:t>29</w:t>
       </w:r>
@@ -69,17 +70,24 @@
         <w:rPr>
           <w:noProof/>
         </w:rPr>
-        <w:t xml:space="preserve">3 </w:t>
+        <w:t>2</w:t>
       </w:r>
       <w:r>
         <w:rPr>
           <w:noProof/>
         </w:rPr>
+        <w:t xml:space="preserve"> </w:t>
+      </w:r>
+      <w:r>
+        <w:rPr>
+          <w:noProof/>
+        </w:rPr>
         <w:t xml:space="preserve">табл., </w:t>
       </w:r>
       <w:r>
         <w:rPr>
           <w:noProof/>
+          <w:color w:val="FF0000"/>
         </w:rPr>
         <w:t>12</w:t>
       </w:r>
@@ -92,11 +100,83 @@
     </w:p>
     <w:p>
       <w:pPr>
-        <w:rPr>
-          <w:rFonts w:ascii="Times New Roman" w:hAnsi="Times New Roman"/>
-          <w:sz w:val="28"/>
-        </w:rPr>
-      </w:pPr>
+        <w:pStyle w:val="ab"/>
+      </w:pPr>
+      <w:r>
+        <w:t>АВТОМАТИЗАЦИЯ ДАРЕНИЯ, УПРАВЛЕНИЕ СПИСКАМИ ЖЕЛАНИЙ, РЕКОМЕНДАТЕЛЬНАЯ СИСТЕМА, СЕМАНТИЧЕСКИЙ ПОИСК, ВЕБ-СЕРВИС, ГЕНЕРАЦИЯ ИДЕЙ, БРОНИРОВАНИЕ ПОДАРКОВ</w:t>
+      </w:r>
+      <w:r>
+        <w:t>.</w:t>
+      </w:r>
+    </w:p>
+    <w:p>
+      <w:pPr>
+        <w:pStyle w:val="ab"/>
+      </w:pPr>
+      <w:r>
+        <w:t>Выпускная квалификационная работа</w:t>
+      </w:r>
+      <w:r>
+        <w:t xml:space="preserve"> </w:t>
+      </w:r>
+      <w:r>
+        <w:t>«</w:t>
+      </w:r>
+      <w:r>
+        <w:t>Сервис для организации праздничных пожеланий</w:t>
+      </w:r>
+      <w:r>
+        <w:t>» посвящена исследованию организационных сложностей процесса дарения подарков и разработке эффективного программного инструмента для автоматизации создания, координации и подбора подарков.</w:t>
+      </w:r>
+    </w:p>
+    <w:p>
+      <w:pPr>
+        <w:pStyle w:val="ab"/>
+      </w:pPr>
+      <w:r>
+        <w:t>Основной целью дипломной работы является создание веб-приложения, которое позволит оптимизировать процесс управления списками желаемого, исключить дублирование презентов и реализовать интеллектуальную генерацию идей на основе пользовательских предпочтений.</w:t>
+      </w:r>
+    </w:p>
+    <w:p>
+      <w:pPr>
+        <w:pStyle w:val="ab"/>
+      </w:pPr>
+      <w:r>
+        <w:t>Объектом исследования в данной работе является процесс выбора, координации и дарения подарков, а также существующие методы и цифровые решения для автоматизации этого процесса.</w:t>
+      </w:r>
+    </w:p>
+    <w:p>
+      <w:pPr>
+        <w:pStyle w:val="ab"/>
+      </w:pPr>
+      <w:r>
+        <w:t>В результате работы была спроектирована и реализована клиент-серверная архитектура веб-сервиса, разработаны алгоритмы управления жизненным циклом подарка, система статусов бронирования и механизм совместного дарения. Интегрирован модуль семантического поиска и гибридная рекомендательная система. Проведено сравнительное тестирование алгоритмов обработки текста и выполнен расчёт экономической эффективности разработки.</w:t>
+      </w:r>
+    </w:p>
+    <w:p>
+      <w:pPr>
+        <w:pStyle w:val="ab"/>
+      </w:pPr>
+      <w:r>
+        <w:t>Результатом работы является функциональное веб-приложение, которое позволяет централизованно управлять списками пожеланий, скрывать факт дарения от получателя до момента вручения и получать персонализированные рекомендации.</w:t>
+      </w:r>
+    </w:p>
+    <w:p>
+      <w:pPr>
+        <w:pStyle w:val="ab"/>
+      </w:pPr>
+      <w:r>
+        <w:t>Выпускная квалификационная работа</w:t>
+      </w:r>
+      <w:r>
+        <w:t xml:space="preserve"> </w:t>
+      </w:r>
+      <w:r>
+        <w:t>имеет область применения в сфере организации личных, семейных и корпоративных мероприятий, а также может быть использована в качестве интеграционного модуля для социальных платформ и мессенджеров</w:t>
+      </w:r>
+      <w:r>
+        <w:t>.</w:t>
+      </w:r>
       <w:r>
         <w:br w:type="page"/>
       </w:r>
@@ -690,7 +770,7 @@
                 <w:noProof/>
                 <w:webHidden/>
               </w:rPr>
-              <w:t>30</w:t>
+              <w:t>31</w:t>
             </w:r>
             <w:r>
               <w:rPr>
@@ -758,7 +838,7 @@
                 <w:noProof/>
                 <w:webHidden/>
               </w:rPr>
-              <w:t>30</w:t>
+              <w:t>31</w:t>
             </w:r>
             <w:r>
               <w:rPr>
@@ -826,7 +906,7 @@
                 <w:noProof/>
                 <w:webHidden/>
               </w:rPr>
-              <w:t>37</w:t>
+              <w:t>38</w:t>
             </w:r>
             <w:r>
               <w:rPr>
@@ -894,7 +974,7 @@
                 <w:noProof/>
                 <w:webHidden/>
               </w:rPr>
-              <w:t>49</w:t>
+              <w:t>50</w:t>
             </w:r>
             <w:r>
               <w:rPr>
@@ -962,7 +1042,7 @@
                 <w:noProof/>
                 <w:webHidden/>
               </w:rPr>
-              <w:t>51</w:t>
+              <w:t>52</w:t>
             </w:r>
             <w:r>
               <w:rPr>
@@ -1030,7 +1110,7 @@
                 <w:noProof/>
                 <w:webHidden/>
               </w:rPr>
-              <w:t>55</w:t>
+              <w:t>56</w:t>
             </w:r>
             <w:r>
               <w:rPr>
@@ -1077,16 +1157,32 @@
         <w:pStyle w:val="ab"/>
       </w:pPr>
       <w:r>
-        <w:t>ау</w:t>
-      </w:r>
-    </w:p>
-    <w:p>
-      <w:pPr>
-        <w:rPr>
-          <w:rFonts w:ascii="Times New Roman" w:hAnsi="Times New Roman"/>
-          <w:sz w:val="28"/>
-        </w:rPr>
-      </w:pPr>
+        <w:t>Данная дипломная работа посвящена разработке веб-сервиса для организации праздничных списков желаемого с модулем интеллектуальных рекомендаций. В современном обществе культура дарения является важной частью социального взаимодействия, однако традиционный процесс выбора и координации подарков сопряжён с рядом организационных трудностей: риском дублирования презентов, сложностью организации совместного дарения, фрагментарностью коммуникаций и отсутствием единого цифрового пространства, независимого от конкретных торговых площадок.</w:t>
+      </w:r>
+    </w:p>
+    <w:p>
+      <w:pPr>
+        <w:pStyle w:val="ab"/>
+      </w:pPr>
+      <w:r>
+        <w:t>Предложенное в работе решение позволяет централизованно управлять списками пожеланий, создавать детализированные карточки подарков любого типа и прозрачно координировать действия дарителей через систему статусов бронирования. Внедрение алгоритмов машинного обучения обеспечивает семантический поиск и автоматическую генерацию идей, что помогает пользователям находить релевантные варианты даже при абстрактных или нечётко сформулированных запросах.</w:t>
+      </w:r>
+    </w:p>
+    <w:p>
+      <w:pPr>
+        <w:pStyle w:val="ab"/>
+      </w:pPr>
+      <w:r>
+        <w:t>В ходе работы проанализированы существующие подходы к автоматизации дарения, спроектирована модульная архитектура и структура реляционной базы данных с поддержкой векторного хранения. Разработаны алгоритмы гибридной рекомендательной системы, объединяющей анализ поведения пользователей и смысловое сравнение атрибутов.</w:t>
+      </w:r>
+    </w:p>
+    <w:p>
+      <w:pPr>
+        <w:pStyle w:val="ab"/>
+      </w:pPr>
+      <w:r>
+        <w:t>Разработанный сервис позволяет существенно сократить время на организацию дарения, исключить организационные ошибки и повысить качество взаимодействия между участниками праздника благодаря автоматизации рутинных операций и интеллектуальной поддержке принятия решений. Конечным результатом данной работы является создание функционального веб-приложения, которое станет эффективным инструментом для цифровизации и оптимизации процессов планирования и вручения подарков в личных, семейных и корпоративных сценариях.</w:t>
+      </w:r>
       <w:r>
         <w:br w:type="page"/>
       </w:r>
@@ -6527,7 +6623,7 @@
         <w:rPr>
           <w:noProof/>
         </w:rPr>
-        <w:t>7</w:t>
+        <w:t>8</w:t>
       </w:r>
       <w:r>
         <w:fldChar w:fldCharType="end"/>
@@ -7577,7 +7673,7 @@
         <w:rPr>
           <w:noProof/>
         </w:rPr>
-        <w:t>11</w:t>
+        <w:t>12</w:t>
       </w:r>
       <w:r>
         <w:fldChar w:fldCharType="end"/>
@@ -14044,26 +14140,3500 @@
     <w:p>
       <w:pPr>
         <w:pStyle w:val="a3"/>
-      </w:pPr>
-      <w:r>
-        <w:t>Тестирование пользовательского интерфейс</w:t>
-      </w:r>
-      <w:r>
-        <w:t>а</w:t>
-      </w:r>
-    </w:p>
-    <w:p>
-      <w:pPr>
-        <w:pStyle w:val="ab"/>
-      </w:pPr>
+        <w:spacing w:before="240"/>
+      </w:pPr>
+      <w:r>
+        <w:t>Тестирование пользовательского интерфейса</w:t>
+      </w:r>
+    </w:p>
+    <w:p>
+      <w:pPr>
+        <w:pStyle w:val="ab"/>
+      </w:pPr>
+      <w:r>
+        <w:t>Для объективной оценки эффективности интеллектуального модуля был разработан многоуровневый тест, демонстрирующий преимущества используемой модели перед классическими методами.</w:t>
+      </w:r>
+    </w:p>
+    <w:p>
+      <w:pPr>
+        <w:pStyle w:val="ab"/>
+      </w:pPr>
+      <w:r>
+        <w:t>В рамках тестирования рассматривались следующие методы:</w:t>
+      </w:r>
+    </w:p>
+    <w:p>
+      <w:pPr>
+        <w:pStyle w:val="ab"/>
+        <w:numPr>
+          <w:ilvl w:val="0"/>
+          <w:numId w:val="35"/>
+        </w:numPr>
+      </w:pPr>
+      <w:r>
+        <w:rPr>
+          <w:lang w:val="en-US"/>
+        </w:rPr>
+        <w:lastRenderedPageBreak/>
+        <w:t>Bag</w:t>
+      </w:r>
+      <w:r>
+        <w:t xml:space="preserve"> </w:t>
+      </w:r>
+      <w:r>
+        <w:rPr>
+          <w:lang w:val="en-US"/>
+        </w:rPr>
+        <w:t>of</w:t>
+      </w:r>
+      <w:r>
+        <w:t xml:space="preserve"> </w:t>
+      </w:r>
+      <w:r>
+        <w:rPr>
+          <w:lang w:val="en-US"/>
+        </w:rPr>
+        <w:t>Words</w:t>
+      </w:r>
+      <w:r>
+        <w:t xml:space="preserve"> (</w:t>
+      </w:r>
+      <w:r>
+        <w:t>Мешок</w:t>
+      </w:r>
+      <w:r>
+        <w:t xml:space="preserve"> </w:t>
+      </w:r>
+      <w:r>
+        <w:t>слов</w:t>
+      </w:r>
+      <w:r>
+        <w:t xml:space="preserve">) – </w:t>
+      </w:r>
+      <w:r>
+        <w:t>п</w:t>
+      </w:r>
+      <w:r>
+        <w:t>редставление текста как неупорядоченного множества слов с учётом частоты встречаемости</w:t>
+      </w:r>
+      <w:r>
+        <w:t>;</w:t>
+      </w:r>
+    </w:p>
+    <w:p>
+      <w:pPr>
+        <w:pStyle w:val="ab"/>
+        <w:numPr>
+          <w:ilvl w:val="0"/>
+          <w:numId w:val="35"/>
+        </w:numPr>
+      </w:pPr>
+      <w:r>
+        <w:rPr>
+          <w:lang w:val="en-US"/>
+        </w:rPr>
+        <w:t>TF</w:t>
+      </w:r>
+      <w:r>
+        <w:t>-</w:t>
+      </w:r>
+      <w:r>
+        <w:rPr>
+          <w:lang w:val="en-US"/>
+        </w:rPr>
+        <w:t>IDF</w:t>
+      </w:r>
+      <w:r>
+        <w:t xml:space="preserve"> – </w:t>
+      </w:r>
+      <w:r>
+        <w:t>у</w:t>
+      </w:r>
+      <w:r>
+        <w:t xml:space="preserve">совершенствованная версия </w:t>
+      </w:r>
+      <w:r>
+        <w:t>«Мешка слов»</w:t>
+      </w:r>
+      <w:r>
+        <w:t>: вес слова растёт с частотой в документе (TF), но снижается, если слово часто встречается во всей коллекции (IDF)</w:t>
+      </w:r>
+      <w:r>
+        <w:t>;</w:t>
+      </w:r>
+    </w:p>
+    <w:p>
+      <w:pPr>
+        <w:pStyle w:val="ab"/>
+        <w:numPr>
+          <w:ilvl w:val="0"/>
+          <w:numId w:val="35"/>
+        </w:numPr>
+      </w:pPr>
+      <w:proofErr w:type="spellStart"/>
+      <w:r>
+        <w:t>SentenceTransformers</w:t>
+      </w:r>
+      <w:proofErr w:type="spellEnd"/>
+      <w:r>
+        <w:t xml:space="preserve"> – г</w:t>
+      </w:r>
+      <w:r>
+        <w:t xml:space="preserve">енерация плотных векторных представлений предложений с использованием </w:t>
+      </w:r>
+      <w:proofErr w:type="spellStart"/>
+      <w:r>
+        <w:t>предобученных</w:t>
+      </w:r>
+      <w:proofErr w:type="spellEnd"/>
+      <w:r>
+        <w:t xml:space="preserve"> моделей (BERT-архитектура).</w:t>
+      </w:r>
+    </w:p>
+    <w:p>
+      <w:pPr>
+        <w:pStyle w:val="ab"/>
+      </w:pPr>
+      <w:r>
+        <w:t>Тестовый набор данных:</w:t>
+      </w:r>
+    </w:p>
+    <w:p>
+      <w:pPr>
+        <w:pStyle w:val="ab"/>
+      </w:pPr>
+      <w:r>
+        <w:t xml:space="preserve">Объём: 500 описаний подарков из </w:t>
+      </w:r>
+      <w:proofErr w:type="spellStart"/>
+      <w:r>
+        <w:t>датасета</w:t>
+      </w:r>
+      <w:proofErr w:type="spellEnd"/>
+      <w:r>
+        <w:t xml:space="preserve"> </w:t>
+      </w:r>
+      <w:proofErr w:type="spellStart"/>
+      <w:r>
+        <w:t>Etsy</w:t>
+      </w:r>
+      <w:proofErr w:type="spellEnd"/>
+      <w:r>
+        <w:t xml:space="preserve"> после предобработки</w:t>
+      </w:r>
+      <w:r>
+        <w:t>.</w:t>
+      </w:r>
+    </w:p>
+    <w:p>
+      <w:pPr>
+        <w:pStyle w:val="ab"/>
+      </w:pPr>
+      <w:r>
+        <w:t>Тестовые запросы (30 шт.), сгруппированные по типам сложности:</w:t>
+      </w:r>
+    </w:p>
+    <w:p>
+      <w:pPr>
+        <w:pStyle w:val="ab"/>
+        <w:numPr>
+          <w:ilvl w:val="0"/>
+          <w:numId w:val="36"/>
+        </w:numPr>
+      </w:pPr>
+      <w:r>
+        <w:t>Лексическое совпадение: «беспроводные наушники»</w:t>
+      </w:r>
+    </w:p>
+    <w:p>
+      <w:pPr>
+        <w:pStyle w:val="ab"/>
+        <w:numPr>
+          <w:ilvl w:val="0"/>
+          <w:numId w:val="36"/>
+        </w:numPr>
+      </w:pPr>
+      <w:r>
+        <w:t>Синонимичные запросы</w:t>
+      </w:r>
+      <w:r>
+        <w:t xml:space="preserve">: «подарок для любителя активного отдыха» </w:t>
+      </w:r>
+      <w:r>
+        <w:t xml:space="preserve">/ </w:t>
+      </w:r>
+      <w:r>
+        <w:t>«туристическое снаряжение»</w:t>
+      </w:r>
+    </w:p>
+    <w:p>
+      <w:pPr>
+        <w:pStyle w:val="ab"/>
+        <w:numPr>
+          <w:ilvl w:val="0"/>
+          <w:numId w:val="36"/>
+        </w:numPr>
+      </w:pPr>
+      <w:r>
+        <w:t>Абстрактные запросы: «что-то креативное для друга», «необычный подарок»</w:t>
+      </w:r>
+    </w:p>
+    <w:p>
+      <w:pPr>
+        <w:pStyle w:val="ab"/>
+        <w:numPr>
+          <w:ilvl w:val="0"/>
+          <w:numId w:val="36"/>
+        </w:numPr>
+      </w:pPr>
+      <w:r>
+        <w:t>Поиск на разных языках</w:t>
+      </w:r>
+      <w:r>
+        <w:t xml:space="preserve">: русский запрос </w:t>
+      </w:r>
+      <w:r>
+        <w:t>при</w:t>
+      </w:r>
+      <w:r>
+        <w:t xml:space="preserve"> английск</w:t>
+      </w:r>
+      <w:r>
+        <w:t>ом</w:t>
+      </w:r>
+      <w:r>
+        <w:t xml:space="preserve"> описани</w:t>
+      </w:r>
+      <w:r>
+        <w:t>и</w:t>
+      </w:r>
+      <w:r>
+        <w:t xml:space="preserve"> в базе</w:t>
+      </w:r>
+      <w:r>
+        <w:t xml:space="preserve"> знаний</w:t>
+      </w:r>
+    </w:p>
+    <w:p>
+      <w:pPr>
+        <w:pStyle w:val="ab"/>
+      </w:pPr>
+      <w:r>
+        <w:t>Используемые метрики для оценки качества:</w:t>
+      </w:r>
+    </w:p>
+    <w:p>
+      <w:pPr>
+        <w:pStyle w:val="ab"/>
+        <w:numPr>
+          <w:ilvl w:val="0"/>
+          <w:numId w:val="37"/>
+        </w:numPr>
+      </w:pPr>
+      <w:r>
+        <w:t xml:space="preserve">Точность – </w:t>
+      </w:r>
+      <w:r>
+        <w:t>доля полезных результатов в первой выдаче</w:t>
+      </w:r>
+      <w:r>
+        <w:t xml:space="preserve"> (от 0 до 1)</w:t>
+      </w:r>
+      <w:r>
+        <w:t>;</w:t>
+      </w:r>
+    </w:p>
+    <w:p>
+      <w:pPr>
+        <w:pStyle w:val="ab"/>
+        <w:numPr>
+          <w:ilvl w:val="0"/>
+          <w:numId w:val="37"/>
+        </w:numPr>
+      </w:pPr>
+      <w:r>
+        <w:t xml:space="preserve">Полнота – </w:t>
+      </w:r>
+      <w:r>
+        <w:t>способность находить все подходящие варианты</w:t>
+      </w:r>
+      <w:r>
+        <w:t xml:space="preserve"> (от 0 до 1)</w:t>
+      </w:r>
+      <w:r>
+        <w:t>;</w:t>
+      </w:r>
+    </w:p>
+    <w:p>
+      <w:pPr>
+        <w:pStyle w:val="ab"/>
+        <w:numPr>
+          <w:ilvl w:val="0"/>
+          <w:numId w:val="37"/>
+        </w:numPr>
+      </w:pPr>
+      <w:r>
+        <w:t>Покрытие – д</w:t>
+      </w:r>
+      <w:r>
+        <w:t>оля запросов, по которым система вернула хотя бы один релевантный результат</w:t>
+      </w:r>
+      <w:r>
+        <w:t xml:space="preserve"> (от 0 до 1)</w:t>
+      </w:r>
+      <w:r>
+        <w:t>;</w:t>
+      </w:r>
+    </w:p>
+    <w:p>
+      <w:pPr>
+        <w:pStyle w:val="ab"/>
+        <w:numPr>
+          <w:ilvl w:val="0"/>
+          <w:numId w:val="37"/>
+        </w:numPr>
+      </w:pPr>
+      <w:r>
+        <w:t xml:space="preserve">Устойчивость – </w:t>
+      </w:r>
+      <w:r>
+        <w:t>э</w:t>
+      </w:r>
+      <w:r>
+        <w:t>кспертная оценка способности системы корректно обрабатывать перефразирование, синонимы и абстрактные формулировки</w:t>
+      </w:r>
+      <w:r>
+        <w:t xml:space="preserve"> (от 1 до 5).</w:t>
+      </w:r>
+    </w:p>
+    <w:p>
+      <w:pPr>
+        <w:rPr>
+          <w:rFonts w:ascii="Times New Roman" w:hAnsi="Times New Roman"/>
+          <w:sz w:val="28"/>
+        </w:rPr>
+      </w:pPr>
+      <w:r>
+        <w:br w:type="page"/>
+      </w:r>
+    </w:p>
+    <w:p>
+      <w:pPr>
+        <w:pStyle w:val="ab"/>
+        <w:jc w:val="right"/>
+        <w:rPr>
+          <w:i/>
+          <w:iCs/>
+        </w:rPr>
+      </w:pPr>
+      <w:r>
+        <w:rPr>
+          <w:i/>
+          <w:iCs/>
+        </w:rPr>
+        <w:lastRenderedPageBreak/>
+        <w:t xml:space="preserve">Таблица 1. </w:t>
+      </w:r>
+      <w:r>
+        <w:rPr>
+          <w:i/>
+          <w:iCs/>
+        </w:rPr>
+        <w:t>Сравнение методов поиска по тестовому набору</w:t>
+      </w:r>
+      <w:r>
+        <w:rPr>
+          <w:i/>
+          <w:iCs/>
+        </w:rPr>
+        <w:t>.</w:t>
+      </w:r>
+    </w:p>
+    <w:tbl>
+      <w:tblPr>
+        <w:tblStyle w:val="afb"/>
+        <w:tblW w:w="0" w:type="auto"/>
+        <w:tblLook w:val="04A0" w:firstRow="1" w:lastRow="0" w:firstColumn="1" w:lastColumn="0" w:noHBand="0" w:noVBand="1"/>
+      </w:tblPr>
+      <w:tblGrid>
+        <w:gridCol w:w="2736"/>
+        <w:gridCol w:w="1724"/>
+        <w:gridCol w:w="1708"/>
+        <w:gridCol w:w="1704"/>
+        <w:gridCol w:w="1756"/>
+      </w:tblGrid>
+      <w:tr>
+        <w:tc>
+          <w:tcPr>
+            <w:tcW w:w="1925" w:type="dxa"/>
+          </w:tcPr>
+          <w:p>
+            <w:pPr>
+              <w:pStyle w:val="ab"/>
+              <w:ind w:firstLine="0"/>
+              <w:jc w:val="center"/>
+            </w:pPr>
+            <w:r>
+              <w:t>Метод</w:t>
+            </w:r>
+          </w:p>
+        </w:tc>
+        <w:tc>
+          <w:tcPr>
+            <w:tcW w:w="1925" w:type="dxa"/>
+          </w:tcPr>
+          <w:p>
+            <w:pPr>
+              <w:pStyle w:val="ab"/>
+              <w:ind w:firstLine="0"/>
+              <w:jc w:val="center"/>
+            </w:pPr>
+            <w:r>
+              <w:t>Точность</w:t>
+            </w:r>
+          </w:p>
+          <w:p>
+            <w:pPr>
+              <w:pStyle w:val="ab"/>
+              <w:ind w:firstLine="0"/>
+              <w:jc w:val="center"/>
+              <w:rPr>
+                <w:lang w:val="en-US"/>
+              </w:rPr>
+            </w:pPr>
+            <w:r>
+              <w:rPr>
+                <w:lang w:val="en-US"/>
+              </w:rPr>
+              <w:t>(</w:t>
+            </w:r>
+            <w:r>
+              <w:t>от</w:t>
+            </w:r>
+            <w:r>
+              <w:rPr>
+                <w:lang w:val="en-US"/>
+              </w:rPr>
+              <w:t xml:space="preserve"> 0 </w:t>
+            </w:r>
+            <w:r>
+              <w:t>до</w:t>
+            </w:r>
+            <w:r>
+              <w:rPr>
+                <w:lang w:val="en-US"/>
+              </w:rPr>
+              <w:t xml:space="preserve"> 1)</w:t>
+            </w:r>
+          </w:p>
+        </w:tc>
+        <w:tc>
+          <w:tcPr>
+            <w:tcW w:w="1926" w:type="dxa"/>
+          </w:tcPr>
+          <w:p>
+            <w:pPr>
+              <w:pStyle w:val="ab"/>
+              <w:ind w:firstLine="0"/>
+              <w:jc w:val="center"/>
+            </w:pPr>
+            <w:r>
+              <w:t>Полнота</w:t>
+            </w:r>
+          </w:p>
+          <w:p>
+            <w:pPr>
+              <w:pStyle w:val="ab"/>
+              <w:ind w:firstLine="0"/>
+              <w:jc w:val="center"/>
+            </w:pPr>
+            <w:r>
+              <w:t>(от 0 до 1)</w:t>
+            </w:r>
+          </w:p>
+        </w:tc>
+        <w:tc>
+          <w:tcPr>
+            <w:tcW w:w="1926" w:type="dxa"/>
+          </w:tcPr>
+          <w:p>
+            <w:pPr>
+              <w:pStyle w:val="ab"/>
+              <w:ind w:firstLine="0"/>
+              <w:jc w:val="center"/>
+            </w:pPr>
+            <w:r>
+              <w:t>Покрытие</w:t>
+            </w:r>
+          </w:p>
+          <w:p>
+            <w:pPr>
+              <w:pStyle w:val="ab"/>
+              <w:ind w:firstLine="0"/>
+              <w:jc w:val="center"/>
+            </w:pPr>
+            <w:r>
+              <w:t>(от 0 до 1)</w:t>
+            </w:r>
+          </w:p>
+        </w:tc>
+        <w:tc>
+          <w:tcPr>
+            <w:tcW w:w="1926" w:type="dxa"/>
+          </w:tcPr>
+          <w:p>
+            <w:pPr>
+              <w:pStyle w:val="ab"/>
+              <w:ind w:firstLine="0"/>
+              <w:jc w:val="center"/>
+            </w:pPr>
+            <w:r>
+              <w:t>Устойчивость</w:t>
+            </w:r>
+            <w:r>
+              <w:t xml:space="preserve"> </w:t>
+            </w:r>
+          </w:p>
+          <w:p>
+            <w:pPr>
+              <w:pStyle w:val="ab"/>
+              <w:ind w:firstLine="0"/>
+              <w:jc w:val="center"/>
+            </w:pPr>
+            <w:r>
+              <w:t>(от 1 до 5)</w:t>
+            </w:r>
+          </w:p>
+        </w:tc>
+      </w:tr>
+      <w:tr>
+        <w:tc>
+          <w:tcPr>
+            <w:tcW w:w="1925" w:type="dxa"/>
+          </w:tcPr>
+          <w:p>
+            <w:pPr>
+              <w:pStyle w:val="ab"/>
+              <w:ind w:firstLine="0"/>
+              <w:jc w:val="center"/>
+              <w:rPr>
+                <w:lang w:val="en-US"/>
+              </w:rPr>
+            </w:pPr>
+            <w:r>
+              <w:rPr>
+                <w:lang w:val="en-US"/>
+              </w:rPr>
+              <w:t>Bag of Words</w:t>
+            </w:r>
+          </w:p>
+        </w:tc>
+        <w:tc>
+          <w:tcPr>
+            <w:tcW w:w="1925" w:type="dxa"/>
+          </w:tcPr>
+          <w:p>
+            <w:pPr>
+              <w:pStyle w:val="ab"/>
+              <w:ind w:firstLine="0"/>
+              <w:jc w:val="center"/>
+              <w:rPr>
+                <w:lang w:val="en-US"/>
+              </w:rPr>
+            </w:pPr>
+            <w:r>
+              <w:rPr>
+                <w:lang w:val="en-US"/>
+              </w:rPr>
+              <w:t>0.29</w:t>
+            </w:r>
+          </w:p>
+        </w:tc>
+        <w:tc>
+          <w:tcPr>
+            <w:tcW w:w="1926" w:type="dxa"/>
+          </w:tcPr>
+          <w:p>
+            <w:pPr>
+              <w:pStyle w:val="ab"/>
+              <w:ind w:firstLine="0"/>
+              <w:jc w:val="center"/>
+            </w:pPr>
+            <w:r>
+              <w:t>0.24</w:t>
+            </w:r>
+          </w:p>
+        </w:tc>
+        <w:tc>
+          <w:tcPr>
+            <w:tcW w:w="1926" w:type="dxa"/>
+          </w:tcPr>
+          <w:p>
+            <w:pPr>
+              <w:pStyle w:val="ab"/>
+              <w:ind w:firstLine="0"/>
+              <w:jc w:val="center"/>
+            </w:pPr>
+            <w:r>
+              <w:t>0.57</w:t>
+            </w:r>
+          </w:p>
+        </w:tc>
+        <w:tc>
+          <w:tcPr>
+            <w:tcW w:w="1926" w:type="dxa"/>
+          </w:tcPr>
+          <w:p>
+            <w:pPr>
+              <w:pStyle w:val="ab"/>
+              <w:ind w:firstLine="0"/>
+              <w:jc w:val="center"/>
+            </w:pPr>
+            <w:r>
+              <w:t>1.5</w:t>
+            </w:r>
+          </w:p>
+        </w:tc>
+      </w:tr>
+      <w:tr>
+        <w:tc>
+          <w:tcPr>
+            <w:tcW w:w="1925" w:type="dxa"/>
+          </w:tcPr>
+          <w:p>
+            <w:pPr>
+              <w:pStyle w:val="ab"/>
+              <w:ind w:firstLine="0"/>
+              <w:jc w:val="center"/>
+              <w:rPr>
+                <w:lang w:val="en-US"/>
+              </w:rPr>
+            </w:pPr>
+            <w:r>
+              <w:rPr>
+                <w:lang w:val="en-US"/>
+              </w:rPr>
+              <w:t>TF-IDF</w:t>
+            </w:r>
+          </w:p>
+        </w:tc>
+        <w:tc>
+          <w:tcPr>
+            <w:tcW w:w="1925" w:type="dxa"/>
+          </w:tcPr>
+          <w:p>
+            <w:pPr>
+              <w:pStyle w:val="ab"/>
+              <w:ind w:firstLine="0"/>
+              <w:jc w:val="center"/>
+              <w:rPr>
+                <w:lang w:val="en-US"/>
+              </w:rPr>
+            </w:pPr>
+            <w:r>
+              <w:rPr>
+                <w:lang w:val="en-US"/>
+              </w:rPr>
+              <w:t>0.51</w:t>
+            </w:r>
+          </w:p>
+        </w:tc>
+        <w:tc>
+          <w:tcPr>
+            <w:tcW w:w="1926" w:type="dxa"/>
+          </w:tcPr>
+          <w:p>
+            <w:pPr>
+              <w:pStyle w:val="ab"/>
+              <w:ind w:firstLine="0"/>
+              <w:jc w:val="center"/>
+            </w:pPr>
+            <w:r>
+              <w:t>0.47</w:t>
+            </w:r>
+          </w:p>
+        </w:tc>
+        <w:tc>
+          <w:tcPr>
+            <w:tcW w:w="1926" w:type="dxa"/>
+          </w:tcPr>
+          <w:p>
+            <w:pPr>
+              <w:pStyle w:val="ab"/>
+              <w:ind w:firstLine="0"/>
+              <w:jc w:val="center"/>
+            </w:pPr>
+            <w:r>
+              <w:t>0.78</w:t>
+            </w:r>
+          </w:p>
+        </w:tc>
+        <w:tc>
+          <w:tcPr>
+            <w:tcW w:w="1926" w:type="dxa"/>
+          </w:tcPr>
+          <w:p>
+            <w:pPr>
+              <w:pStyle w:val="ab"/>
+              <w:ind w:firstLine="0"/>
+              <w:jc w:val="center"/>
+            </w:pPr>
+            <w:r>
+              <w:t>3.1</w:t>
+            </w:r>
+          </w:p>
+        </w:tc>
+      </w:tr>
+      <w:tr>
+        <w:tc>
+          <w:tcPr>
+            <w:tcW w:w="1925" w:type="dxa"/>
+          </w:tcPr>
+          <w:p>
+            <w:pPr>
+              <w:pStyle w:val="ab"/>
+              <w:ind w:firstLine="0"/>
+              <w:jc w:val="center"/>
+            </w:pPr>
+            <w:proofErr w:type="spellStart"/>
+            <w:r>
+              <w:t>SentenceTransformers</w:t>
+            </w:r>
+            <w:proofErr w:type="spellEnd"/>
+          </w:p>
+        </w:tc>
+        <w:tc>
+          <w:tcPr>
+            <w:tcW w:w="1925" w:type="dxa"/>
+          </w:tcPr>
+          <w:p>
+            <w:pPr>
+              <w:pStyle w:val="ab"/>
+              <w:ind w:firstLine="0"/>
+              <w:jc w:val="center"/>
+              <w:rPr>
+                <w:lang w:val="en-US"/>
+              </w:rPr>
+            </w:pPr>
+            <w:r>
+              <w:rPr>
+                <w:lang w:val="en-US"/>
+              </w:rPr>
+              <w:t>0.79</w:t>
+            </w:r>
+          </w:p>
+        </w:tc>
+        <w:tc>
+          <w:tcPr>
+            <w:tcW w:w="1926" w:type="dxa"/>
+          </w:tcPr>
+          <w:p>
+            <w:pPr>
+              <w:pStyle w:val="ab"/>
+              <w:ind w:firstLine="0"/>
+              <w:jc w:val="center"/>
+            </w:pPr>
+            <w:r>
+              <w:t>0.74</w:t>
+            </w:r>
+          </w:p>
+        </w:tc>
+        <w:tc>
+          <w:tcPr>
+            <w:tcW w:w="1926" w:type="dxa"/>
+          </w:tcPr>
+          <w:p>
+            <w:pPr>
+              <w:pStyle w:val="ab"/>
+              <w:ind w:firstLine="0"/>
+              <w:jc w:val="center"/>
+            </w:pPr>
+            <w:r>
+              <w:t>0.96</w:t>
+            </w:r>
+          </w:p>
+        </w:tc>
+        <w:tc>
+          <w:tcPr>
+            <w:tcW w:w="1926" w:type="dxa"/>
+          </w:tcPr>
+          <w:p>
+            <w:pPr>
+              <w:pStyle w:val="ab"/>
+              <w:ind w:firstLine="0"/>
+              <w:jc w:val="center"/>
+            </w:pPr>
+            <w:r>
+              <w:t>4.7</w:t>
+            </w:r>
+          </w:p>
+        </w:tc>
+      </w:tr>
+    </w:tbl>
+    <w:p>
+      <w:pPr>
+        <w:pStyle w:val="ab"/>
+      </w:pPr>
+      <w:r>
+        <w:t xml:space="preserve">На основе результатов тестирования, можно сделать вывод, что выбранный метод для системы </w:t>
+      </w:r>
+      <w:proofErr w:type="spellStart"/>
+      <w:r>
+        <w:t>SentenceTransformers</w:t>
+      </w:r>
+      <w:proofErr w:type="spellEnd"/>
+      <w:r>
+        <w:t xml:space="preserve"> обеспечил наилучшие показатели по всем метрикам:</w:t>
+      </w:r>
+    </w:p>
+    <w:p>
+      <w:pPr>
+        <w:pStyle w:val="ab"/>
+        <w:numPr>
+          <w:ilvl w:val="0"/>
+          <w:numId w:val="38"/>
+        </w:numPr>
+      </w:pPr>
+      <w:r>
+        <w:t>Корректно сопоставлял запросы с разными формулировками одного смысла;</w:t>
+      </w:r>
+    </w:p>
+    <w:p>
+      <w:pPr>
+        <w:pStyle w:val="ab"/>
+        <w:numPr>
+          <w:ilvl w:val="0"/>
+          <w:numId w:val="38"/>
+        </w:numPr>
+      </w:pPr>
+      <w:r>
+        <w:t>Успешно выполнял поиск по русскому запросу для английского описания в базе знаний;</w:t>
+      </w:r>
+    </w:p>
+    <w:p>
+      <w:pPr>
+        <w:pStyle w:val="ab"/>
+        <w:numPr>
+          <w:ilvl w:val="0"/>
+          <w:numId w:val="38"/>
+        </w:numPr>
+      </w:pPr>
+      <w:r>
+        <w:t>Генерировал релевантные рекомендации для абстрактных пожеланий за счёт анализа семантического пространства.</w:t>
+      </w:r>
     </w:p>
     <w:p>
       <w:pPr>
         <w:pStyle w:val="a3"/>
+        <w:spacing w:before="240"/>
       </w:pPr>
       <w:r>
         <w:t>Расчет себестоимости разработки</w:t>
       </w:r>
+    </w:p>
+    <w:p>
+      <w:pPr>
+        <w:pStyle w:val="ab"/>
+      </w:pPr>
+      <w:r>
+        <w:t>Для оценки экономической эффективности проекта использована методика укрупнённого расчёта себестоимости программного обеспечения</w:t>
+      </w:r>
+      <w:r>
+        <w:t>.</w:t>
+      </w:r>
+    </w:p>
+    <w:p>
+      <w:pPr>
+        <w:pStyle w:val="ab"/>
+      </w:pPr>
+      <w:r>
+        <w:t>Базовая формула расчёта стоимости разработки:</w:t>
+      </w:r>
+    </w:p>
+    <w:p>
+      <w:pPr>
+        <w:pStyle w:val="ab"/>
+        <w:rPr>
+          <w:rStyle w:val="vlist-s"/>
+          <w:rFonts w:eastAsiaTheme="minorEastAsia" w:cs="Times New Roman"/>
+          <w:sz w:val="2"/>
+          <w:szCs w:val="2"/>
+          <w:bdr w:val="single" w:sz="2" w:space="0" w:color="auto" w:frame="1"/>
+          <w:shd w:val="clear" w:color="auto" w:fill="232326"/>
+        </w:rPr>
+      </w:pPr>
+      <m:oMathPara>
+        <m:oMath>
+          <m:r>
+            <w:rPr>
+              <w:rStyle w:val="mord"/>
+              <w:rFonts w:ascii="Cambria Math" w:hAnsi="Cambria Math" w:cs="Times New Roman"/>
+              <w:sz w:val="29"/>
+              <w:szCs w:val="29"/>
+            </w:rPr>
+            <m:t>C</m:t>
+          </m:r>
+          <m:r>
+            <m:rPr>
+              <m:sty m:val="p"/>
+            </m:rPr>
+            <w:rPr>
+              <w:rStyle w:val="mord"/>
+              <w:rFonts w:ascii="Cambria Math" w:hAnsi="Cambria Math" w:cs="Times New Roman"/>
+              <w:sz w:val="20"/>
+              <w:szCs w:val="20"/>
+            </w:rPr>
+            <m:t>общ</m:t>
+          </m:r>
+          <m:r>
+            <m:rPr>
+              <m:sty m:val="p"/>
+            </m:rPr>
+            <w:rPr>
+              <w:rStyle w:val="vlist-s"/>
+              <w:rFonts w:ascii="Cambria Math" w:hAnsi="Cambria Math" w:cs="Times New Roman"/>
+              <w:sz w:val="2"/>
+              <w:szCs w:val="2"/>
+            </w:rPr>
+            <m:t>​</m:t>
+          </m:r>
+          <m:r>
+            <m:rPr>
+              <m:sty m:val="p"/>
+            </m:rPr>
+            <w:rPr>
+              <w:rStyle w:val="mrel"/>
+              <w:rFonts w:ascii="Cambria Math" w:hAnsi="Cambria Math" w:cs="Times New Roman"/>
+              <w:sz w:val="29"/>
+              <w:szCs w:val="29"/>
+            </w:rPr>
+            <m:t>=</m:t>
+          </m:r>
+          <m:r>
+            <m:rPr>
+              <m:sty m:val="p"/>
+            </m:rPr>
+            <w:rPr>
+              <w:rStyle w:val="mop"/>
+              <w:rFonts w:ascii="Cambria Math" w:hAnsi="Cambria Math" w:cs="Times New Roman"/>
+              <w:sz w:val="29"/>
+              <w:szCs w:val="29"/>
+            </w:rPr>
+            <m:t>∑</m:t>
+          </m:r>
+          <m:r>
+            <w:rPr>
+              <w:rStyle w:val="mord"/>
+              <w:rFonts w:ascii="Cambria Math" w:hAnsi="Cambria Math" w:cs="Times New Roman"/>
+              <w:sz w:val="20"/>
+              <w:szCs w:val="20"/>
+            </w:rPr>
+            <m:t>n</m:t>
+          </m:r>
+          <m:r>
+            <m:rPr>
+              <m:sty m:val="p"/>
+            </m:rPr>
+            <w:rPr>
+              <w:rStyle w:val="vlist-s"/>
+              <w:rFonts w:ascii="Cambria Math" w:hAnsi="Cambria Math" w:cs="Times New Roman"/>
+              <w:sz w:val="2"/>
+              <w:szCs w:val="2"/>
+            </w:rPr>
+            <m:t>​</m:t>
+          </m:r>
+          <m:r>
+            <m:rPr>
+              <m:sty m:val="p"/>
+            </m:rPr>
+            <w:rPr>
+              <w:rStyle w:val="mopen"/>
+              <w:rFonts w:ascii="Cambria Math" w:hAnsi="Cambria Math" w:cs="Times New Roman"/>
+              <w:sz w:val="29"/>
+              <w:szCs w:val="29"/>
+            </w:rPr>
+            <m:t>(</m:t>
+          </m:r>
+          <m:r>
+            <w:rPr>
+              <w:rStyle w:val="mord"/>
+              <w:rFonts w:ascii="Cambria Math" w:hAnsi="Cambria Math" w:cs="Times New Roman"/>
+              <w:sz w:val="29"/>
+              <w:szCs w:val="29"/>
+            </w:rPr>
+            <m:t>T</m:t>
+          </m:r>
+          <m:r>
+            <w:rPr>
+              <w:rStyle w:val="mord"/>
+              <w:rFonts w:ascii="Cambria Math" w:hAnsi="Cambria Math" w:cs="Times New Roman"/>
+              <w:sz w:val="20"/>
+              <w:szCs w:val="20"/>
+            </w:rPr>
+            <m:t>i</m:t>
+          </m:r>
+          <m:r>
+            <m:rPr>
+              <m:sty m:val="p"/>
+            </m:rPr>
+            <w:rPr>
+              <w:rStyle w:val="vlist-s"/>
+              <w:rFonts w:ascii="Cambria Math" w:hAnsi="Cambria Math" w:cs="Times New Roman"/>
+              <w:sz w:val="2"/>
+              <w:szCs w:val="2"/>
+            </w:rPr>
+            <m:t>​</m:t>
+          </m:r>
+          <m:r>
+            <m:rPr>
+              <m:sty m:val="b"/>
+            </m:rPr>
+            <w:rPr>
+              <w:rStyle w:val="mbin"/>
+              <w:rFonts w:ascii="Cambria Math" w:hAnsi="Cambria Math" w:cs="Times New Roman"/>
+              <w:sz w:val="29"/>
+              <w:szCs w:val="29"/>
+            </w:rPr>
+            <m:t>*</m:t>
+          </m:r>
+          <m:r>
+            <w:rPr>
+              <w:rStyle w:val="mord"/>
+              <w:rFonts w:ascii="Cambria Math" w:hAnsi="Cambria Math" w:cs="Times New Roman"/>
+              <w:sz w:val="29"/>
+              <w:szCs w:val="29"/>
+            </w:rPr>
+            <m:t>R</m:t>
+          </m:r>
+          <m:r>
+            <w:rPr>
+              <w:rStyle w:val="mord"/>
+              <w:rFonts w:ascii="Cambria Math" w:hAnsi="Cambria Math" w:cs="Times New Roman"/>
+              <w:sz w:val="20"/>
+              <w:szCs w:val="20"/>
+            </w:rPr>
+            <m:t>i</m:t>
+          </m:r>
+          <m:r>
+            <m:rPr>
+              <m:sty m:val="p"/>
+            </m:rPr>
+            <w:rPr>
+              <w:rStyle w:val="vlist-s"/>
+              <w:rFonts w:ascii="Cambria Math" w:hAnsi="Cambria Math" w:cs="Times New Roman"/>
+              <w:sz w:val="2"/>
+              <w:szCs w:val="2"/>
+            </w:rPr>
+            <m:t>​</m:t>
+          </m:r>
+          <m:r>
+            <m:rPr>
+              <m:sty m:val="p"/>
+            </m:rPr>
+            <w:rPr>
+              <w:rStyle w:val="mclose"/>
+              <w:rFonts w:ascii="Cambria Math" w:hAnsi="Cambria Math" w:cs="Times New Roman"/>
+              <w:sz w:val="29"/>
+              <w:szCs w:val="29"/>
+            </w:rPr>
+            <m:t>)</m:t>
+          </m:r>
+          <m:r>
+            <m:rPr>
+              <m:sty m:val="b"/>
+            </m:rPr>
+            <w:rPr>
+              <w:rStyle w:val="mbin"/>
+              <w:rFonts w:ascii="Cambria Math" w:hAnsi="Cambria Math" w:cs="Times New Roman"/>
+              <w:sz w:val="29"/>
+              <w:szCs w:val="29"/>
+            </w:rPr>
+            <m:t>+</m:t>
+          </m:r>
+          <m:r>
+            <w:rPr>
+              <w:rStyle w:val="mord"/>
+              <w:rFonts w:ascii="Cambria Math" w:hAnsi="Cambria Math" w:cs="Times New Roman"/>
+              <w:sz w:val="29"/>
+              <w:szCs w:val="29"/>
+            </w:rPr>
+            <m:t>C</m:t>
+          </m:r>
+          <m:r>
+            <m:rPr>
+              <m:sty m:val="p"/>
+            </m:rPr>
+            <w:rPr>
+              <w:rStyle w:val="mord"/>
+              <w:rFonts w:ascii="Cambria Math" w:hAnsi="Cambria Math" w:cs="Times New Roman"/>
+              <w:sz w:val="20"/>
+              <w:szCs w:val="20"/>
+            </w:rPr>
+            <m:t>инфр</m:t>
+          </m:r>
+          <m:r>
+            <m:rPr>
+              <m:sty m:val="p"/>
+            </m:rPr>
+            <w:rPr>
+              <w:rStyle w:val="vlist-s"/>
+              <w:rFonts w:ascii="Cambria Math" w:hAnsi="Cambria Math" w:cs="Times New Roman"/>
+              <w:sz w:val="2"/>
+              <w:szCs w:val="2"/>
+            </w:rPr>
+            <m:t>​</m:t>
+          </m:r>
+          <m:r>
+            <m:rPr>
+              <m:sty m:val="b"/>
+            </m:rPr>
+            <w:rPr>
+              <w:rStyle w:val="mbin"/>
+              <w:rFonts w:ascii="Cambria Math" w:hAnsi="Cambria Math" w:cs="Times New Roman"/>
+              <w:sz w:val="29"/>
+              <w:szCs w:val="29"/>
+            </w:rPr>
+            <m:t>+</m:t>
+          </m:r>
+          <m:r>
+            <w:rPr>
+              <w:rStyle w:val="mord"/>
+              <w:rFonts w:ascii="Cambria Math" w:hAnsi="Cambria Math" w:cs="Times New Roman"/>
+              <w:sz w:val="29"/>
+              <w:szCs w:val="29"/>
+            </w:rPr>
+            <m:t>C</m:t>
+          </m:r>
+          <m:r>
+            <m:rPr>
+              <m:sty m:val="p"/>
+            </m:rPr>
+            <w:rPr>
+              <w:rStyle w:val="mord"/>
+              <w:rFonts w:ascii="Cambria Math" w:hAnsi="Cambria Math" w:cs="Times New Roman"/>
+              <w:sz w:val="20"/>
+              <w:szCs w:val="20"/>
+            </w:rPr>
+            <m:t>накл</m:t>
+          </m:r>
+          <m:r>
+            <m:rPr>
+              <m:sty m:val="p"/>
+            </m:rPr>
+            <w:rPr>
+              <w:rStyle w:val="vlist-s"/>
+              <w:rFonts w:ascii="Cambria Math" w:hAnsi="Cambria Math" w:cs="Times New Roman"/>
+              <w:sz w:val="2"/>
+              <w:szCs w:val="2"/>
+              <w:bdr w:val="single" w:sz="2" w:space="0" w:color="auto" w:frame="1"/>
+              <w:shd w:val="clear" w:color="auto" w:fill="232326"/>
+            </w:rPr>
+            <m:t>​</m:t>
+          </m:r>
+        </m:oMath>
+      </m:oMathPara>
+    </w:p>
+    <w:p>
+      <w:pPr>
+        <w:pStyle w:val="ab"/>
+        <w:rPr>
+          <w:lang w:eastAsia="ru-RU"/>
+        </w:rPr>
+      </w:pPr>
+      <w:r>
+        <w:rPr>
+          <w:lang w:eastAsia="ru-RU"/>
+        </w:rPr>
+        <w:t>где:</w:t>
+      </w:r>
+    </w:p>
+    <w:p>
+      <w:pPr>
+        <w:pStyle w:val="ab"/>
+        <w:numPr>
+          <w:ilvl w:val="0"/>
+          <w:numId w:val="40"/>
+        </w:numPr>
+        <w:rPr>
+          <w:lang w:eastAsia="ru-RU"/>
+        </w:rPr>
+      </w:pPr>
+      <w:proofErr w:type="spellStart"/>
+      <w:r>
+        <w:rPr>
+          <w:i/>
+          <w:iCs/>
+          <w:sz w:val="29"/>
+          <w:szCs w:val="29"/>
+          <w:lang w:eastAsia="ru-RU"/>
+        </w:rPr>
+        <w:t>C</w:t>
+      </w:r>
+      <w:r>
+        <w:rPr>
+          <w:sz w:val="20"/>
+          <w:szCs w:val="20"/>
+          <w:lang w:eastAsia="ru-RU"/>
+        </w:rPr>
+        <w:t>общ</w:t>
+      </w:r>
+      <w:proofErr w:type="spellEnd"/>
+      <w:r>
+        <w:rPr>
+          <w:sz w:val="2"/>
+          <w:szCs w:val="2"/>
+          <w:lang w:eastAsia="ru-RU"/>
+        </w:rPr>
+        <w:t>​</w:t>
+      </w:r>
+      <w:r>
+        <w:rPr>
+          <w:lang w:eastAsia="ru-RU"/>
+        </w:rPr>
+        <w:t xml:space="preserve"> </w:t>
+      </w:r>
+      <w:r>
+        <w:rPr>
+          <w:lang w:eastAsia="ru-RU"/>
+        </w:rPr>
+        <w:t>–</w:t>
+      </w:r>
+      <w:r>
+        <w:rPr>
+          <w:lang w:eastAsia="ru-RU"/>
+        </w:rPr>
+        <w:t xml:space="preserve"> общая себестоимость проекта (руб.);</w:t>
+      </w:r>
+    </w:p>
+    <w:p>
+      <w:pPr>
+        <w:pStyle w:val="ab"/>
+        <w:numPr>
+          <w:ilvl w:val="0"/>
+          <w:numId w:val="40"/>
+        </w:numPr>
+        <w:rPr>
+          <w:lang w:eastAsia="ru-RU"/>
+        </w:rPr>
+      </w:pPr>
+      <w:proofErr w:type="spellStart"/>
+      <w:r>
+        <w:rPr>
+          <w:i/>
+          <w:iCs/>
+          <w:sz w:val="29"/>
+          <w:szCs w:val="29"/>
+          <w:lang w:eastAsia="ru-RU"/>
+        </w:rPr>
+        <w:t>T</w:t>
+      </w:r>
+      <w:r>
+        <w:rPr>
+          <w:i/>
+          <w:iCs/>
+          <w:sz w:val="20"/>
+          <w:szCs w:val="20"/>
+          <w:lang w:eastAsia="ru-RU"/>
+        </w:rPr>
+        <w:t>i</w:t>
+      </w:r>
+      <w:proofErr w:type="spellEnd"/>
+      <w:r>
+        <w:rPr>
+          <w:sz w:val="2"/>
+          <w:szCs w:val="2"/>
+          <w:lang w:eastAsia="ru-RU"/>
+        </w:rPr>
+        <w:t>​</w:t>
+      </w:r>
+      <w:r>
+        <w:rPr>
+          <w:lang w:eastAsia="ru-RU"/>
+        </w:rPr>
+        <w:t xml:space="preserve"> </w:t>
+      </w:r>
+      <w:r>
+        <w:rPr>
+          <w:lang w:eastAsia="ru-RU"/>
+        </w:rPr>
+        <w:t>–</w:t>
+      </w:r>
+      <w:r>
+        <w:rPr>
+          <w:lang w:eastAsia="ru-RU"/>
+        </w:rPr>
+        <w:t xml:space="preserve"> трудозатраты на </w:t>
+      </w:r>
+      <w:r>
+        <w:rPr>
+          <w:i/>
+          <w:iCs/>
+          <w:sz w:val="29"/>
+          <w:szCs w:val="29"/>
+          <w:lang w:eastAsia="ru-RU"/>
+        </w:rPr>
+        <w:t>i</w:t>
+      </w:r>
+      <w:r>
+        <w:rPr>
+          <w:lang w:eastAsia="ru-RU"/>
+        </w:rPr>
+        <w:t>-й этап разработки (чел./час);</w:t>
+      </w:r>
+    </w:p>
+    <w:p>
+      <w:pPr>
+        <w:pStyle w:val="ab"/>
+        <w:numPr>
+          <w:ilvl w:val="0"/>
+          <w:numId w:val="40"/>
+        </w:numPr>
+        <w:rPr>
+          <w:lang w:eastAsia="ru-RU"/>
+        </w:rPr>
+      </w:pPr>
+      <w:proofErr w:type="spellStart"/>
+      <w:r>
+        <w:rPr>
+          <w:i/>
+          <w:iCs/>
+          <w:sz w:val="29"/>
+          <w:szCs w:val="29"/>
+          <w:lang w:eastAsia="ru-RU"/>
+        </w:rPr>
+        <w:t>R</w:t>
+      </w:r>
+      <w:r>
+        <w:rPr>
+          <w:i/>
+          <w:iCs/>
+          <w:sz w:val="20"/>
+          <w:szCs w:val="20"/>
+          <w:lang w:eastAsia="ru-RU"/>
+        </w:rPr>
+        <w:t>i</w:t>
+      </w:r>
+      <w:proofErr w:type="spellEnd"/>
+      <w:r>
+        <w:rPr>
+          <w:sz w:val="2"/>
+          <w:szCs w:val="2"/>
+          <w:lang w:eastAsia="ru-RU"/>
+        </w:rPr>
+        <w:t>​</w:t>
+      </w:r>
+      <w:r>
+        <w:rPr>
+          <w:lang w:eastAsia="ru-RU"/>
+        </w:rPr>
+        <w:t xml:space="preserve"> </w:t>
+      </w:r>
+      <w:r>
+        <w:rPr>
+          <w:lang w:eastAsia="ru-RU"/>
+        </w:rPr>
+        <w:t>–</w:t>
+      </w:r>
+      <w:r>
+        <w:rPr>
+          <w:lang w:eastAsia="ru-RU"/>
+        </w:rPr>
+        <w:t xml:space="preserve"> средняя часовая ставка специалиста </w:t>
+      </w:r>
+      <w:r>
+        <w:rPr>
+          <w:i/>
+          <w:iCs/>
+          <w:sz w:val="29"/>
+          <w:szCs w:val="29"/>
+          <w:lang w:eastAsia="ru-RU"/>
+        </w:rPr>
+        <w:t>i</w:t>
+      </w:r>
+      <w:r>
+        <w:rPr>
+          <w:lang w:eastAsia="ru-RU"/>
+        </w:rPr>
+        <w:t>-й квалификации (руб./час);</w:t>
+      </w:r>
+    </w:p>
+    <w:p>
+      <w:pPr>
+        <w:pStyle w:val="ab"/>
+        <w:numPr>
+          <w:ilvl w:val="0"/>
+          <w:numId w:val="40"/>
+        </w:numPr>
+        <w:rPr>
+          <w:lang w:eastAsia="ru-RU"/>
+        </w:rPr>
+      </w:pPr>
+      <w:proofErr w:type="spellStart"/>
+      <w:r>
+        <w:rPr>
+          <w:i/>
+          <w:iCs/>
+          <w:sz w:val="29"/>
+          <w:szCs w:val="29"/>
+          <w:lang w:eastAsia="ru-RU"/>
+        </w:rPr>
+        <w:t>C</w:t>
+      </w:r>
+      <w:r>
+        <w:rPr>
+          <w:sz w:val="20"/>
+          <w:szCs w:val="20"/>
+          <w:lang w:eastAsia="ru-RU"/>
+        </w:rPr>
+        <w:t>инфр</w:t>
+      </w:r>
+      <w:proofErr w:type="spellEnd"/>
+      <w:r>
+        <w:rPr>
+          <w:sz w:val="2"/>
+          <w:szCs w:val="2"/>
+          <w:bdr w:val="single" w:sz="2" w:space="0" w:color="auto" w:frame="1"/>
+          <w:lang w:eastAsia="ru-RU"/>
+        </w:rPr>
+        <w:t>​</w:t>
+      </w:r>
+      <w:r>
+        <w:rPr>
+          <w:lang w:eastAsia="ru-RU"/>
+        </w:rPr>
+        <w:t xml:space="preserve"> </w:t>
+      </w:r>
+      <w:r>
+        <w:rPr>
+          <w:lang w:eastAsia="ru-RU"/>
+        </w:rPr>
+        <w:t>–</w:t>
+      </w:r>
+      <w:r>
+        <w:rPr>
+          <w:lang w:eastAsia="ru-RU"/>
+        </w:rPr>
+        <w:t xml:space="preserve"> затраты на инфраструктуру и лицензии (руб.);</w:t>
+      </w:r>
+    </w:p>
+    <w:p>
+      <w:pPr>
+        <w:pStyle w:val="ab"/>
+        <w:numPr>
+          <w:ilvl w:val="0"/>
+          <w:numId w:val="40"/>
+        </w:numPr>
+        <w:rPr>
+          <w:lang w:eastAsia="ru-RU"/>
+        </w:rPr>
+      </w:pPr>
+      <w:proofErr w:type="spellStart"/>
+      <w:r>
+        <w:rPr>
+          <w:i/>
+          <w:iCs/>
+          <w:sz w:val="29"/>
+          <w:szCs w:val="29"/>
+          <w:lang w:eastAsia="ru-RU"/>
+        </w:rPr>
+        <w:t>C</w:t>
+      </w:r>
+      <w:r>
+        <w:rPr>
+          <w:sz w:val="20"/>
+          <w:szCs w:val="20"/>
+          <w:lang w:eastAsia="ru-RU"/>
+        </w:rPr>
+        <w:t>накл</w:t>
+      </w:r>
+      <w:proofErr w:type="spellEnd"/>
+      <w:r>
+        <w:rPr>
+          <w:sz w:val="2"/>
+          <w:szCs w:val="2"/>
+          <w:lang w:eastAsia="ru-RU"/>
+        </w:rPr>
+        <w:t>​</w:t>
+      </w:r>
+      <w:r>
+        <w:rPr>
+          <w:lang w:eastAsia="ru-RU"/>
+        </w:rPr>
+        <w:t xml:space="preserve"> </w:t>
+      </w:r>
+      <w:r>
+        <w:rPr>
+          <w:lang w:eastAsia="ru-RU"/>
+        </w:rPr>
+        <w:t>–</w:t>
+      </w:r>
+      <w:r>
+        <w:rPr>
+          <w:lang w:eastAsia="ru-RU"/>
+        </w:rPr>
+        <w:t xml:space="preserve"> накладные расходы (</w:t>
+      </w:r>
+      <w:r>
+        <w:rPr>
+          <w:lang w:eastAsia="ru-RU"/>
+        </w:rPr>
+        <w:t>10</w:t>
+      </w:r>
+      <w:r>
+        <w:rPr>
+          <w:lang w:eastAsia="ru-RU"/>
+        </w:rPr>
+        <w:t>% от прямых затрат)</w:t>
+      </w:r>
+    </w:p>
+    <w:p>
+      <w:pPr>
+        <w:pStyle w:val="ab"/>
+        <w:rPr>
+          <w:rFonts w:cs="Times New Roman"/>
+        </w:rPr>
+      </w:pPr>
+      <w:r>
+        <w:rPr>
+          <w:rFonts w:cs="Times New Roman"/>
+        </w:rPr>
+        <w:t>Формула расчёта часовой ставки разработчика (упрощённая модель)</w:t>
+      </w:r>
+      <w:r>
+        <w:rPr>
+          <w:rFonts w:cs="Times New Roman"/>
+        </w:rPr>
+        <w:t>:</w:t>
+      </w:r>
+    </w:p>
+    <w:p>
+      <w:pPr>
+        <w:pStyle w:val="ab"/>
+        <w:rPr>
+          <w:rStyle w:val="vlist-s"/>
+          <w:rFonts w:eastAsiaTheme="minorEastAsia" w:cs="Times New Roman"/>
+          <w:b/>
+          <w:color w:val="F7F8FC"/>
+          <w:sz w:val="2"/>
+          <w:szCs w:val="2"/>
+          <w:bdr w:val="single" w:sz="2" w:space="0" w:color="auto" w:frame="1"/>
+          <w:shd w:val="clear" w:color="auto" w:fill="232326"/>
+        </w:rPr>
+      </w:pPr>
+      <m:oMathPara>
+        <m:oMath>
+          <m:r>
+            <w:rPr>
+              <w:rStyle w:val="mord"/>
+              <w:rFonts w:ascii="Cambria Math" w:hAnsi="Cambria Math" w:cs="Times New Roman"/>
+              <w:sz w:val="29"/>
+              <w:szCs w:val="29"/>
+            </w:rPr>
+            <m:t>R</m:t>
+          </m:r>
+          <m:r>
+            <m:rPr>
+              <m:sty m:val="b"/>
+            </m:rPr>
+            <w:rPr>
+              <w:rStyle w:val="mrel"/>
+              <w:rFonts w:ascii="Cambria Math" w:hAnsi="Cambria Math" w:cs="Times New Roman"/>
+              <w:sz w:val="29"/>
+              <w:szCs w:val="29"/>
+            </w:rPr>
+            <m:t>=</m:t>
+          </m:r>
+          <m:r>
+            <w:rPr>
+              <w:rStyle w:val="mord"/>
+              <w:rFonts w:ascii="Cambria Math" w:hAnsi="Cambria Math" w:cs="Times New Roman"/>
+              <w:sz w:val="29"/>
+              <w:szCs w:val="29"/>
+            </w:rPr>
+            <m:t>H</m:t>
+          </m:r>
+          <m:r>
+            <m:rPr>
+              <m:sty m:val="p"/>
+            </m:rPr>
+            <w:rPr>
+              <w:rStyle w:val="mord"/>
+              <w:rFonts w:ascii="Cambria Math" w:hAnsi="Cambria Math" w:cs="Times New Roman"/>
+              <w:sz w:val="20"/>
+              <w:szCs w:val="20"/>
+            </w:rPr>
+            <m:t>*</m:t>
+          </m:r>
+          <m:r>
+            <m:rPr>
+              <m:sty m:val="b"/>
+            </m:rPr>
+            <w:rPr>
+              <w:rStyle w:val="vlist-s"/>
+              <w:rFonts w:ascii="Cambria Math" w:hAnsi="Cambria Math" w:cs="Times New Roman"/>
+              <w:sz w:val="2"/>
+              <w:szCs w:val="2"/>
+            </w:rPr>
+            <m:t>​</m:t>
+          </m:r>
+          <m:r>
+            <w:rPr>
+              <w:rStyle w:val="mord"/>
+              <w:rFonts w:ascii="Cambria Math" w:hAnsi="Cambria Math" w:cs="Times New Roman"/>
+              <w:sz w:val="29"/>
+              <w:szCs w:val="29"/>
+            </w:rPr>
+            <m:t>S</m:t>
+          </m:r>
+          <m:r>
+            <m:rPr>
+              <m:sty m:val="b"/>
+            </m:rPr>
+            <w:rPr>
+              <w:rStyle w:val="vlist-s"/>
+              <w:rFonts w:ascii="Cambria Math" w:hAnsi="Cambria Math" w:cs="Times New Roman"/>
+              <w:sz w:val="2"/>
+              <w:szCs w:val="2"/>
+            </w:rPr>
+            <m:t>​</m:t>
+          </m:r>
+          <m:r>
+            <m:rPr>
+              <m:sty m:val="p"/>
+            </m:rPr>
+            <w:rPr>
+              <w:rStyle w:val="mbin"/>
+              <w:rFonts w:ascii="Cambria Math" w:hAnsi="Cambria Math" w:cs="Times New Roman"/>
+              <w:sz w:val="29"/>
+              <w:szCs w:val="29"/>
+            </w:rPr>
+            <m:t>*</m:t>
+          </m:r>
+          <m:r>
+            <m:rPr>
+              <m:sty m:val="b"/>
+            </m:rPr>
+            <w:rPr>
+              <w:rStyle w:val="mopen"/>
+              <w:rFonts w:ascii="Cambria Math" w:hAnsi="Cambria Math" w:cs="Times New Roman"/>
+              <w:sz w:val="29"/>
+              <w:szCs w:val="29"/>
+            </w:rPr>
+            <m:t>(</m:t>
+          </m:r>
+          <m:r>
+            <m:rPr>
+              <m:sty m:val="p"/>
+            </m:rPr>
+            <w:rPr>
+              <w:rStyle w:val="mord"/>
+              <w:rFonts w:ascii="Cambria Math" w:hAnsi="Cambria Math" w:cs="Times New Roman"/>
+              <w:sz w:val="29"/>
+              <w:szCs w:val="29"/>
+            </w:rPr>
+            <m:t>1</m:t>
+          </m:r>
+          <m:r>
+            <m:rPr>
+              <m:sty m:val="p"/>
+            </m:rPr>
+            <w:rPr>
+              <w:rStyle w:val="mbin"/>
+              <w:rFonts w:ascii="Cambria Math" w:hAnsi="Cambria Math" w:cs="Times New Roman"/>
+              <w:sz w:val="29"/>
+              <w:szCs w:val="29"/>
+            </w:rPr>
+            <m:t>+</m:t>
+          </m:r>
+          <m:r>
+            <w:rPr>
+              <w:rStyle w:val="mord"/>
+              <w:rFonts w:ascii="Cambria Math" w:hAnsi="Cambria Math" w:cs="Times New Roman"/>
+              <w:sz w:val="29"/>
+              <w:szCs w:val="29"/>
+            </w:rPr>
+            <m:t>K</m:t>
+          </m:r>
+          <m:r>
+            <m:rPr>
+              <m:sty m:val="b"/>
+            </m:rPr>
+            <w:rPr>
+              <w:rStyle w:val="vlist-s"/>
+              <w:rFonts w:ascii="Cambria Math" w:hAnsi="Cambria Math" w:cs="Times New Roman"/>
+              <w:sz w:val="2"/>
+              <w:szCs w:val="2"/>
+            </w:rPr>
+            <m:t>​</m:t>
+          </m:r>
+          <m:r>
+            <m:rPr>
+              <m:sty m:val="p"/>
+            </m:rPr>
+            <w:rPr>
+              <w:rStyle w:val="mclose"/>
+              <w:rFonts w:ascii="Cambria Math" w:hAnsi="Cambria Math" w:cs="Times New Roman"/>
+              <w:sz w:val="29"/>
+              <w:szCs w:val="29"/>
+            </w:rPr>
+            <m:t>)</m:t>
+          </m:r>
+          <m:r>
+            <m:rPr>
+              <m:sty m:val="p"/>
+            </m:rPr>
+            <w:rPr>
+              <w:rStyle w:val="mbin"/>
+              <w:rFonts w:ascii="Cambria Math" w:hAnsi="Cambria Math" w:cs="Times New Roman"/>
+              <w:sz w:val="29"/>
+              <w:szCs w:val="29"/>
+            </w:rPr>
+            <m:t>+</m:t>
+          </m:r>
+          <m:r>
+            <w:rPr>
+              <w:rStyle w:val="mord"/>
+              <w:rFonts w:ascii="Cambria Math" w:hAnsi="Cambria Math" w:cs="Times New Roman"/>
+              <w:sz w:val="29"/>
+              <w:szCs w:val="29"/>
+            </w:rPr>
+            <m:t>C</m:t>
+          </m:r>
+          <m:r>
+            <m:rPr>
+              <m:sty m:val="p"/>
+            </m:rPr>
+            <w:rPr>
+              <w:rStyle w:val="mord"/>
+              <w:rFonts w:ascii="Cambria Math" w:hAnsi="Cambria Math" w:cs="Times New Roman"/>
+              <w:sz w:val="20"/>
+              <w:szCs w:val="20"/>
+            </w:rPr>
+            <m:t>кос</m:t>
+          </m:r>
+          <m:r>
+            <m:rPr>
+              <m:sty m:val="b"/>
+            </m:rPr>
+            <w:rPr>
+              <w:rStyle w:val="vlist-s"/>
+              <w:rFonts w:ascii="Cambria Math" w:hAnsi="Cambria Math" w:cs="Times New Roman"/>
+              <w:color w:val="F7F8FC"/>
+              <w:sz w:val="2"/>
+              <w:szCs w:val="2"/>
+              <w:bdr w:val="single" w:sz="2" w:space="0" w:color="auto" w:frame="1"/>
+              <w:shd w:val="clear" w:color="auto" w:fill="232326"/>
+            </w:rPr>
+            <m:t>​​</m:t>
+          </m:r>
+        </m:oMath>
+      </m:oMathPara>
+    </w:p>
+    <w:p>
+      <w:pPr>
+        <w:pStyle w:val="ab"/>
+        <w:rPr>
+          <w:lang w:eastAsia="ru-RU"/>
+        </w:rPr>
+      </w:pPr>
+      <w:r>
+        <w:rPr>
+          <w:lang w:eastAsia="ru-RU"/>
+        </w:rPr>
+        <w:lastRenderedPageBreak/>
+        <w:t>где:</w:t>
+      </w:r>
+    </w:p>
+    <w:p>
+      <w:pPr>
+        <w:pStyle w:val="ab"/>
+        <w:numPr>
+          <w:ilvl w:val="0"/>
+          <w:numId w:val="42"/>
+        </w:numPr>
+        <w:rPr>
+          <w:lang w:eastAsia="ru-RU"/>
+        </w:rPr>
+      </w:pPr>
+      <w:r>
+        <w:rPr>
+          <w:i/>
+          <w:iCs/>
+          <w:sz w:val="29"/>
+          <w:szCs w:val="29"/>
+          <w:lang w:eastAsia="ru-RU"/>
+        </w:rPr>
+        <w:t>S</w:t>
+      </w:r>
+      <w:r>
+        <w:rPr>
+          <w:sz w:val="2"/>
+          <w:szCs w:val="2"/>
+          <w:lang w:eastAsia="ru-RU"/>
+        </w:rPr>
+        <w:t>​</w:t>
+      </w:r>
+      <w:r>
+        <w:rPr>
+          <w:lang w:eastAsia="ru-RU"/>
+        </w:rPr>
+        <w:t xml:space="preserve"> </w:t>
+      </w:r>
+      <w:r>
+        <w:rPr>
+          <w:lang w:eastAsia="ru-RU"/>
+        </w:rPr>
+        <w:t>–</w:t>
+      </w:r>
+      <w:r>
+        <w:rPr>
+          <w:lang w:eastAsia="ru-RU"/>
+        </w:rPr>
+        <w:t xml:space="preserve"> месячная зарплата специалиста «на руки» (руб.);</w:t>
+      </w:r>
+    </w:p>
+    <w:p>
+      <w:pPr>
+        <w:pStyle w:val="ab"/>
+        <w:numPr>
+          <w:ilvl w:val="0"/>
+          <w:numId w:val="42"/>
+        </w:numPr>
+        <w:rPr>
+          <w:lang w:eastAsia="ru-RU"/>
+        </w:rPr>
+      </w:pPr>
+      <w:r>
+        <w:rPr>
+          <w:i/>
+          <w:iCs/>
+          <w:sz w:val="29"/>
+          <w:szCs w:val="29"/>
+          <w:lang w:eastAsia="ru-RU"/>
+        </w:rPr>
+        <w:t>K</w:t>
+      </w:r>
+      <w:r>
+        <w:rPr>
+          <w:sz w:val="2"/>
+          <w:szCs w:val="2"/>
+          <w:lang w:eastAsia="ru-RU"/>
+        </w:rPr>
+        <w:t>​</w:t>
+      </w:r>
+      <w:r>
+        <w:rPr>
+          <w:lang w:eastAsia="ru-RU"/>
+        </w:rPr>
+        <w:t xml:space="preserve"> </w:t>
+      </w:r>
+      <w:r>
+        <w:rPr>
+          <w:lang w:eastAsia="ru-RU"/>
+        </w:rPr>
+        <w:t>–</w:t>
+      </w:r>
+      <w:r>
+        <w:rPr>
+          <w:lang w:eastAsia="ru-RU"/>
+        </w:rPr>
+        <w:t xml:space="preserve"> коэффициент налогов и страховых взносов (около 0.43 для РФ);</w:t>
+      </w:r>
+    </w:p>
+    <w:p>
+      <w:pPr>
+        <w:pStyle w:val="ab"/>
+        <w:numPr>
+          <w:ilvl w:val="0"/>
+          <w:numId w:val="42"/>
+        </w:numPr>
+        <w:rPr>
+          <w:lang w:eastAsia="ru-RU"/>
+        </w:rPr>
+      </w:pPr>
+      <w:proofErr w:type="spellStart"/>
+      <w:r>
+        <w:rPr>
+          <w:i/>
+          <w:iCs/>
+          <w:sz w:val="29"/>
+          <w:szCs w:val="29"/>
+          <w:lang w:eastAsia="ru-RU"/>
+        </w:rPr>
+        <w:t>C</w:t>
+      </w:r>
+      <w:r>
+        <w:rPr>
+          <w:sz w:val="20"/>
+          <w:szCs w:val="20"/>
+          <w:lang w:eastAsia="ru-RU"/>
+        </w:rPr>
+        <w:t>кос</w:t>
+      </w:r>
+      <w:proofErr w:type="spellEnd"/>
+      <w:r>
+        <w:rPr>
+          <w:sz w:val="2"/>
+          <w:szCs w:val="2"/>
+          <w:lang w:eastAsia="ru-RU"/>
+        </w:rPr>
+        <w:t>​</w:t>
+      </w:r>
+      <w:r>
+        <w:rPr>
+          <w:lang w:eastAsia="ru-RU"/>
+        </w:rPr>
+        <w:t xml:space="preserve"> </w:t>
+      </w:r>
+      <w:r>
+        <w:rPr>
+          <w:lang w:eastAsia="ru-RU"/>
+        </w:rPr>
+        <w:t>–</w:t>
+      </w:r>
+      <w:r>
+        <w:rPr>
+          <w:lang w:eastAsia="ru-RU"/>
+        </w:rPr>
+        <w:t xml:space="preserve"> доля косвенных расходов на рабочее место (аренда, оборудование, ПО) около 20 000 руб./</w:t>
+      </w:r>
+      <w:proofErr w:type="spellStart"/>
+      <w:r>
+        <w:rPr>
+          <w:lang w:eastAsia="ru-RU"/>
+        </w:rPr>
+        <w:t>мес</w:t>
+      </w:r>
+      <w:proofErr w:type="spellEnd"/>
+      <w:r>
+        <w:rPr>
+          <w:lang w:eastAsia="ru-RU"/>
+        </w:rPr>
+        <w:t>;</w:t>
+      </w:r>
+    </w:p>
+    <w:p>
+      <w:pPr>
+        <w:pStyle w:val="ab"/>
+        <w:numPr>
+          <w:ilvl w:val="0"/>
+          <w:numId w:val="42"/>
+        </w:numPr>
+        <w:rPr>
+          <w:lang w:eastAsia="ru-RU"/>
+        </w:rPr>
+      </w:pPr>
+      <w:r>
+        <w:rPr>
+          <w:i/>
+          <w:iCs/>
+          <w:sz w:val="29"/>
+          <w:szCs w:val="29"/>
+          <w:lang w:eastAsia="ru-RU"/>
+        </w:rPr>
+        <w:t>H</w:t>
+      </w:r>
+      <w:r>
+        <w:rPr>
+          <w:lang w:eastAsia="ru-RU"/>
+        </w:rPr>
+        <w:t xml:space="preserve"> </w:t>
+      </w:r>
+      <w:r>
+        <w:rPr>
+          <w:lang w:eastAsia="ru-RU"/>
+        </w:rPr>
+        <w:t>–</w:t>
+      </w:r>
+      <w:r>
+        <w:rPr>
+          <w:lang w:eastAsia="ru-RU"/>
+        </w:rPr>
+        <w:t xml:space="preserve"> эффективное количество рабочих часов в месяце (около 160 ч при 40-часовой неделе).</w:t>
+      </w:r>
+    </w:p>
+    <w:p>
+      <w:pPr>
+        <w:pStyle w:val="ab"/>
+      </w:pPr>
+      <w:r>
+        <w:t>Ниже представлены р</w:t>
+      </w:r>
+      <w:r>
+        <w:t>ыночные данные по ставкам разработчиков в РФ на 2026 год</w:t>
+      </w:r>
+      <w:r>
+        <w:t>.</w:t>
+      </w:r>
+    </w:p>
+    <w:p>
+      <w:pPr>
+        <w:pStyle w:val="ab"/>
+        <w:ind w:firstLine="0"/>
+        <w:jc w:val="right"/>
+        <w:rPr>
+          <w:i/>
+          <w:iCs/>
+        </w:rPr>
+      </w:pPr>
+      <w:r>
+        <w:rPr>
+          <w:i/>
+          <w:iCs/>
+        </w:rPr>
+        <w:t>Таблица 2. С</w:t>
+      </w:r>
+      <w:r>
+        <w:rPr>
+          <w:i/>
+          <w:iCs/>
+        </w:rPr>
+        <w:t>тавк</w:t>
+      </w:r>
+      <w:r>
+        <w:rPr>
+          <w:i/>
+          <w:iCs/>
+        </w:rPr>
+        <w:t>и</w:t>
+      </w:r>
+      <w:r>
+        <w:rPr>
+          <w:i/>
+          <w:iCs/>
+        </w:rPr>
+        <w:t xml:space="preserve"> разработчиков в РФ</w:t>
+      </w:r>
+      <w:r>
+        <w:rPr>
+          <w:i/>
+          <w:iCs/>
+        </w:rPr>
+        <w:t>.</w:t>
+      </w:r>
+    </w:p>
+    <w:tbl>
+      <w:tblPr>
+        <w:tblStyle w:val="afb"/>
+        <w:tblW w:w="0" w:type="auto"/>
+        <w:tblLook w:val="04A0" w:firstRow="1" w:lastRow="0" w:firstColumn="1" w:lastColumn="0" w:noHBand="0" w:noVBand="1"/>
+      </w:tblPr>
+      <w:tblGrid>
+        <w:gridCol w:w="3209"/>
+        <w:gridCol w:w="3209"/>
+        <w:gridCol w:w="3210"/>
+      </w:tblGrid>
+      <w:tr>
+        <w:tc>
+          <w:tcPr>
+            <w:tcW w:w="3209" w:type="dxa"/>
+          </w:tcPr>
+          <w:p>
+            <w:pPr>
+              <w:pStyle w:val="ab"/>
+              <w:ind w:firstLine="34"/>
+              <w:jc w:val="center"/>
+            </w:pPr>
+            <w:r>
+              <w:t>Квалификация</w:t>
+            </w:r>
+          </w:p>
+        </w:tc>
+        <w:tc>
+          <w:tcPr>
+            <w:tcW w:w="3209" w:type="dxa"/>
+          </w:tcPr>
+          <w:p>
+            <w:pPr>
+              <w:pStyle w:val="ab"/>
+              <w:ind w:firstLine="34"/>
+              <w:jc w:val="center"/>
+            </w:pPr>
+            <w:r>
+              <w:t>Диапазон ставок (руб./час)</w:t>
+            </w:r>
+          </w:p>
+        </w:tc>
+        <w:tc>
+          <w:tcPr>
+            <w:tcW w:w="3210" w:type="dxa"/>
+          </w:tcPr>
+          <w:p>
+            <w:pPr>
+              <w:pStyle w:val="ab"/>
+              <w:ind w:firstLine="34"/>
+              <w:jc w:val="center"/>
+            </w:pPr>
+            <w:r>
+              <w:t>Среднее значение</w:t>
+            </w:r>
+          </w:p>
+        </w:tc>
+      </w:tr>
+      <w:tr>
+        <w:tc>
+          <w:tcPr>
+            <w:tcW w:w="3209" w:type="dxa"/>
+          </w:tcPr>
+          <w:p>
+            <w:pPr>
+              <w:pStyle w:val="ab"/>
+              <w:ind w:firstLine="34"/>
+              <w:jc w:val="center"/>
+            </w:pPr>
+            <w:r>
+              <w:t>Junior Python/</w:t>
+            </w:r>
+            <w:proofErr w:type="spellStart"/>
+            <w:r>
+              <w:t>Vue</w:t>
+            </w:r>
+            <w:proofErr w:type="spellEnd"/>
+          </w:p>
+        </w:tc>
+        <w:tc>
+          <w:tcPr>
+            <w:tcW w:w="3209" w:type="dxa"/>
+          </w:tcPr>
+          <w:p>
+            <w:pPr>
+              <w:pStyle w:val="ab"/>
+              <w:ind w:firstLine="34"/>
+              <w:jc w:val="center"/>
+            </w:pPr>
+            <w:r>
+              <w:t>800</w:t>
+            </w:r>
+            <w:r>
+              <w:t xml:space="preserve"> –</w:t>
+            </w:r>
+            <w:r>
+              <w:t xml:space="preserve"> 1500</w:t>
+            </w:r>
+          </w:p>
+        </w:tc>
+        <w:tc>
+          <w:tcPr>
+            <w:tcW w:w="3210" w:type="dxa"/>
+          </w:tcPr>
+          <w:p>
+            <w:pPr>
+              <w:pStyle w:val="ab"/>
+              <w:ind w:firstLine="34"/>
+              <w:jc w:val="center"/>
+            </w:pPr>
+            <w:r>
+              <w:t>1150</w:t>
+            </w:r>
+          </w:p>
+        </w:tc>
+      </w:tr>
+      <w:tr>
+        <w:tc>
+          <w:tcPr>
+            <w:tcW w:w="3209" w:type="dxa"/>
+          </w:tcPr>
+          <w:p>
+            <w:pPr>
+              <w:pStyle w:val="ab"/>
+              <w:ind w:firstLine="34"/>
+              <w:jc w:val="center"/>
+            </w:pPr>
+            <w:r>
+              <w:t>Middle Python/</w:t>
+            </w:r>
+            <w:proofErr w:type="spellStart"/>
+            <w:r>
+              <w:t>Vue</w:t>
+            </w:r>
+            <w:proofErr w:type="spellEnd"/>
+          </w:p>
+        </w:tc>
+        <w:tc>
+          <w:tcPr>
+            <w:tcW w:w="3209" w:type="dxa"/>
+          </w:tcPr>
+          <w:p>
+            <w:pPr>
+              <w:pStyle w:val="ab"/>
+              <w:ind w:firstLine="34"/>
+              <w:jc w:val="center"/>
+            </w:pPr>
+            <w:r>
+              <w:t>1 500 – 3 000</w:t>
+            </w:r>
+          </w:p>
+        </w:tc>
+        <w:tc>
+          <w:tcPr>
+            <w:tcW w:w="3210" w:type="dxa"/>
+          </w:tcPr>
+          <w:p>
+            <w:pPr>
+              <w:pStyle w:val="ab"/>
+              <w:ind w:firstLine="34"/>
+              <w:jc w:val="center"/>
+            </w:pPr>
+            <w:r>
+              <w:t>2 250</w:t>
+            </w:r>
+          </w:p>
+        </w:tc>
+      </w:tr>
+      <w:tr>
+        <w:tc>
+          <w:tcPr>
+            <w:tcW w:w="3209" w:type="dxa"/>
+          </w:tcPr>
+          <w:p>
+            <w:pPr>
+              <w:pStyle w:val="ab"/>
+              <w:ind w:firstLine="34"/>
+              <w:jc w:val="center"/>
+            </w:pPr>
+            <w:proofErr w:type="spellStart"/>
+            <w:r>
+              <w:t>Senior</w:t>
+            </w:r>
+            <w:proofErr w:type="spellEnd"/>
+            <w:r>
+              <w:t xml:space="preserve"> Python/ML</w:t>
+            </w:r>
+          </w:p>
+        </w:tc>
+        <w:tc>
+          <w:tcPr>
+            <w:tcW w:w="3209" w:type="dxa"/>
+          </w:tcPr>
+          <w:p>
+            <w:pPr>
+              <w:pStyle w:val="ab"/>
+              <w:ind w:firstLine="34"/>
+              <w:jc w:val="center"/>
+            </w:pPr>
+            <w:r>
+              <w:t>3 000 – 6 000</w:t>
+            </w:r>
+          </w:p>
+        </w:tc>
+        <w:tc>
+          <w:tcPr>
+            <w:tcW w:w="3210" w:type="dxa"/>
+          </w:tcPr>
+          <w:p>
+            <w:pPr>
+              <w:pStyle w:val="ab"/>
+              <w:ind w:firstLine="34"/>
+              <w:jc w:val="center"/>
+            </w:pPr>
+            <w:r>
+              <w:t>4 500</w:t>
+            </w:r>
+          </w:p>
+        </w:tc>
+      </w:tr>
+      <w:tr>
+        <w:tc>
+          <w:tcPr>
+            <w:tcW w:w="3209" w:type="dxa"/>
+          </w:tcPr>
+          <w:p>
+            <w:pPr>
+              <w:pStyle w:val="ab"/>
+              <w:ind w:firstLine="34"/>
+              <w:jc w:val="center"/>
+            </w:pPr>
+            <w:proofErr w:type="spellStart"/>
+            <w:r>
+              <w:t>DevOps</w:t>
+            </w:r>
+            <w:proofErr w:type="spellEnd"/>
+            <w:r>
+              <w:t xml:space="preserve"> / QA</w:t>
+            </w:r>
+          </w:p>
+        </w:tc>
+        <w:tc>
+          <w:tcPr>
+            <w:tcW w:w="3209" w:type="dxa"/>
+          </w:tcPr>
+          <w:p>
+            <w:pPr>
+              <w:pStyle w:val="ab"/>
+              <w:ind w:firstLine="34"/>
+              <w:jc w:val="center"/>
+            </w:pPr>
+            <w:r>
+              <w:t>1 200 – 2 500</w:t>
+            </w:r>
+          </w:p>
+        </w:tc>
+        <w:tc>
+          <w:tcPr>
+            <w:tcW w:w="3210" w:type="dxa"/>
+          </w:tcPr>
+          <w:p>
+            <w:pPr>
+              <w:pStyle w:val="ab"/>
+              <w:ind w:firstLine="34"/>
+              <w:jc w:val="center"/>
+            </w:pPr>
+            <w:r>
+              <w:t>1 850</w:t>
+            </w:r>
+          </w:p>
+        </w:tc>
+      </w:tr>
+    </w:tbl>
+    <w:p>
+      <w:pPr>
+        <w:pStyle w:val="ab"/>
+        <w:spacing w:before="240"/>
+      </w:pPr>
+      <w:r>
+        <w:t>Округляя трудозатраты, на разработку ушло 163000 рублей.</w:t>
+      </w:r>
+    </w:p>
+    <w:p>
+      <w:pPr>
+        <w:pStyle w:val="ab"/>
+      </w:pPr>
+      <w:r>
+        <w:t>Расчёт накладных расходов (10% от прямых затрат):</w:t>
+      </w:r>
+    </w:p>
+    <w:p>
+      <w:pPr>
+        <w:pStyle w:val="ab"/>
+      </w:pPr>
+      <m:oMathPara>
+        <m:oMath>
+          <m:r>
+            <w:rPr>
+              <w:rStyle w:val="mord"/>
+              <w:rFonts w:ascii="Cambria Math" w:hAnsi="Cambria Math"/>
+              <w:sz w:val="29"/>
+              <w:szCs w:val="29"/>
+            </w:rPr>
+            <m:t>C</m:t>
+          </m:r>
+          <m:r>
+            <m:rPr>
+              <m:sty m:val="p"/>
+            </m:rPr>
+            <w:rPr>
+              <w:rStyle w:val="mord"/>
+              <w:rFonts w:ascii="Cambria Math" w:hAnsi="Cambria Math"/>
+              <w:sz w:val="20"/>
+              <w:szCs w:val="20"/>
+            </w:rPr>
+            <m:t>накл</m:t>
+          </m:r>
+          <m:r>
+            <m:rPr>
+              <m:sty m:val="p"/>
+            </m:rPr>
+            <w:rPr>
+              <w:rStyle w:val="vlist-s"/>
+              <w:rFonts w:ascii="Cambria Math" w:hAnsi="Cambria Math"/>
+              <w:sz w:val="2"/>
+              <w:szCs w:val="2"/>
+            </w:rPr>
+            <m:t>​</m:t>
+          </m:r>
+          <m:r>
+            <m:rPr>
+              <m:sty m:val="p"/>
+            </m:rPr>
+            <w:rPr>
+              <w:rStyle w:val="mrel"/>
+              <w:rFonts w:ascii="Cambria Math" w:hAnsi="Cambria Math"/>
+              <w:sz w:val="29"/>
+              <w:szCs w:val="29"/>
+            </w:rPr>
+            <m:t>=</m:t>
+          </m:r>
+          <m:r>
+            <m:rPr>
+              <m:sty m:val="p"/>
+            </m:rPr>
+            <w:rPr>
+              <w:rStyle w:val="mord"/>
+              <w:rFonts w:ascii="Cambria Math" w:hAnsi="Cambria Math"/>
+              <w:sz w:val="29"/>
+              <w:szCs w:val="29"/>
+            </w:rPr>
+            <m:t>163000</m:t>
+          </m:r>
+          <m:r>
+            <m:rPr>
+              <m:sty m:val="p"/>
+            </m:rPr>
+            <w:rPr>
+              <w:rStyle w:val="mbin"/>
+              <w:rFonts w:ascii="Cambria Math" w:hAnsi="Cambria Math"/>
+              <w:sz w:val="29"/>
+              <w:szCs w:val="29"/>
+            </w:rPr>
+            <m:t>*</m:t>
+          </m:r>
+          <m:r>
+            <m:rPr>
+              <m:sty m:val="p"/>
+            </m:rPr>
+            <w:rPr>
+              <w:rStyle w:val="mord"/>
+              <w:rFonts w:ascii="Cambria Math" w:hAnsi="Cambria Math"/>
+              <w:sz w:val="29"/>
+              <w:szCs w:val="29"/>
+            </w:rPr>
+            <m:t>0.10</m:t>
+          </m:r>
+          <m:r>
+            <m:rPr>
+              <m:sty m:val="p"/>
+            </m:rPr>
+            <w:rPr>
+              <w:rStyle w:val="mrel"/>
+              <w:rFonts w:ascii="Cambria Math" w:hAnsi="Cambria Math"/>
+              <w:sz w:val="29"/>
+              <w:szCs w:val="29"/>
+            </w:rPr>
+            <m:t>=</m:t>
+          </m:r>
+          <m:r>
+            <m:rPr>
+              <m:sty m:val="p"/>
+            </m:rPr>
+            <w:rPr>
+              <w:rStyle w:val="mord"/>
+              <w:rFonts w:ascii="Cambria Math" w:hAnsi="Cambria Math"/>
+              <w:sz w:val="29"/>
+              <w:szCs w:val="29"/>
+            </w:rPr>
+            <m:t>16300</m:t>
+          </m:r>
+          <m:r>
+            <m:rPr>
+              <m:sty m:val="b"/>
+            </m:rPr>
+            <w:rPr>
+              <w:rStyle w:val="mord"/>
+              <w:rFonts w:ascii="Cambria Math" w:hAnsi="Cambria Math"/>
+              <w:sz w:val="29"/>
+              <w:szCs w:val="29"/>
+            </w:rPr>
+            <m:t> руб</m:t>
+          </m:r>
+        </m:oMath>
+      </m:oMathPara>
+    </w:p>
+    <w:p>
+      <w:pPr>
+        <w:pStyle w:val="ab"/>
+        <w:rPr>
+          <w:rFonts w:cs="Times New Roman"/>
+        </w:rPr>
+      </w:pPr>
+      <w:r>
+        <w:rPr>
+          <w:rFonts w:cs="Times New Roman"/>
+        </w:rPr>
+        <w:t>Итого себестоимость разработки:</w:t>
+      </w:r>
+    </w:p>
+    <w:p>
+      <w:pPr>
+        <w:pStyle w:val="ab"/>
+        <w:ind w:firstLine="0"/>
+        <w:jc w:val="center"/>
+        <w:rPr>
+          <w:rFonts w:eastAsiaTheme="minorEastAsia" w:cs="Times New Roman"/>
+        </w:rPr>
+      </w:pPr>
+      <m:oMathPara>
+        <m:oMath>
+          <m:sSub>
+            <m:sSubPr>
+              <m:ctrlPr>
+                <w:rPr>
+                  <w:rFonts w:ascii="Cambria Math" w:hAnsi="Cambria Math"/>
+                  <w:i/>
+                  <w:iCs/>
+                </w:rPr>
+              </m:ctrlPr>
+            </m:sSubPr>
+            <m:e>
+              <m:r>
+                <w:rPr>
+                  <w:rFonts w:ascii="Cambria Math" w:hAnsi="Cambria Math"/>
+                </w:rPr>
+                <m:t>C</m:t>
+              </m:r>
+            </m:e>
+            <m:sub>
+              <m:r>
+                <m:rPr>
+                  <m:sty m:val="p"/>
+                </m:rPr>
+                <w:rPr>
+                  <w:rFonts w:ascii="Cambria Math" w:hAnsi="Cambria Math"/>
+                </w:rPr>
+                <m:t>разр</m:t>
+              </m:r>
+            </m:sub>
+          </m:sSub>
+          <m:r>
+            <m:rPr>
+              <m:sty m:val="p"/>
+            </m:rPr>
+            <w:rPr>
+              <w:rFonts w:ascii="Cambria Math" w:hAnsi="Cambria Math"/>
+            </w:rPr>
+            <m:t>=163000+16300=179 300 руб.</m:t>
+          </m:r>
+        </m:oMath>
+      </m:oMathPara>
+    </w:p>
+    <w:p>
+      <w:pPr>
+        <w:pStyle w:val="ab"/>
+      </w:pPr>
+      <w:r>
+        <w:t>Дополнительные расходы на инфраструктуру</w:t>
+      </w:r>
+      <w:r>
+        <w:t>:</w:t>
+      </w:r>
+    </w:p>
+    <w:p>
+      <w:pPr>
+        <w:pStyle w:val="ab"/>
+        <w:numPr>
+          <w:ilvl w:val="0"/>
+          <w:numId w:val="43"/>
+        </w:numPr>
+      </w:pPr>
+      <w:r>
+        <w:t>Домен и SSL-сертификат: 1200 руб./год;</w:t>
+      </w:r>
+    </w:p>
+    <w:p>
+      <w:pPr>
+        <w:pStyle w:val="ab"/>
+        <w:numPr>
+          <w:ilvl w:val="0"/>
+          <w:numId w:val="43"/>
+        </w:numPr>
+      </w:pPr>
+      <w:r>
+        <w:t>Начальная настройка облачного сервера: 5000 руб. (резерв);</w:t>
+      </w:r>
+    </w:p>
+    <w:p>
+      <w:pPr>
+        <w:pStyle w:val="ab"/>
+        <w:numPr>
+          <w:ilvl w:val="0"/>
+          <w:numId w:val="43"/>
+        </w:numPr>
+      </w:pPr>
+      <w:r>
+        <w:t xml:space="preserve">Итого </w:t>
+      </w:r>
+      <w:proofErr w:type="spellStart"/>
+      <w:r>
+        <w:rPr>
+          <w:i/>
+          <w:iCs/>
+        </w:rPr>
+        <w:t>C</w:t>
+      </w:r>
+      <w:r>
+        <w:rPr>
+          <w:vertAlign w:val="subscript"/>
+        </w:rPr>
+        <w:t>инфр</w:t>
+      </w:r>
+      <w:proofErr w:type="spellEnd"/>
+      <w:r>
+        <w:t xml:space="preserve">​ </w:t>
+      </w:r>
+      <w:r>
+        <w:t>около</w:t>
+      </w:r>
+      <w:r>
+        <w:t xml:space="preserve"> 6200</w:t>
+      </w:r>
+      <w:r>
+        <w:rPr>
+          <w:b/>
+          <w:bCs/>
+        </w:rPr>
+        <w:t xml:space="preserve"> </w:t>
+      </w:r>
+      <w:r>
+        <w:t>руб.</w:t>
+      </w:r>
+    </w:p>
+    <w:p>
+      <w:pPr>
+        <w:pStyle w:val="ab"/>
+      </w:pPr>
+      <w:r>
+        <w:t>Финальная оценка себестоимости:</w:t>
+      </w:r>
+    </w:p>
+    <w:p>
+      <w:pPr>
+        <w:pStyle w:val="ab"/>
+        <w:rPr>
+          <w:rFonts w:cs="Times New Roman"/>
+        </w:rPr>
+      </w:pPr>
+      <m:oMathPara>
+        <m:oMath>
+          <m:r>
+            <w:rPr>
+              <w:rStyle w:val="mord"/>
+              <w:rFonts w:ascii="Cambria Math" w:hAnsi="Cambria Math" w:cs="Times New Roman"/>
+              <w:sz w:val="29"/>
+              <w:szCs w:val="29"/>
+            </w:rPr>
+            <m:t>C</m:t>
+          </m:r>
+          <m:r>
+            <m:rPr>
+              <m:sty m:val="p"/>
+            </m:rPr>
+            <w:rPr>
+              <w:rStyle w:val="mord"/>
+              <w:rFonts w:ascii="Cambria Math" w:hAnsi="Cambria Math" w:cs="Times New Roman"/>
+              <w:sz w:val="20"/>
+              <w:szCs w:val="20"/>
+            </w:rPr>
+            <m:t>общ</m:t>
+          </m:r>
+          <m:r>
+            <m:rPr>
+              <m:sty m:val="p"/>
+            </m:rPr>
+            <w:rPr>
+              <w:rStyle w:val="vlist-s"/>
+              <w:rFonts w:ascii="Cambria Math" w:hAnsi="Cambria Math" w:cs="Times New Roman"/>
+              <w:sz w:val="2"/>
+              <w:szCs w:val="2"/>
+            </w:rPr>
+            <m:t>​</m:t>
+          </m:r>
+          <m:r>
+            <m:rPr>
+              <m:sty m:val="p"/>
+            </m:rPr>
+            <w:rPr>
+              <w:rStyle w:val="mrel"/>
+              <w:rFonts w:ascii="Cambria Math" w:hAnsi="Cambria Math" w:cs="Times New Roman"/>
+              <w:sz w:val="29"/>
+              <w:szCs w:val="29"/>
+            </w:rPr>
+            <m:t>=</m:t>
+          </m:r>
+          <m:r>
+            <m:rPr>
+              <m:sty m:val="p"/>
+            </m:rPr>
+            <w:rPr>
+              <w:rStyle w:val="mord"/>
+              <w:rFonts w:ascii="Cambria Math" w:hAnsi="Cambria Math" w:cs="Times New Roman"/>
+              <w:sz w:val="29"/>
+              <w:szCs w:val="29"/>
+            </w:rPr>
+            <m:t>179300</m:t>
+          </m:r>
+          <m:r>
+            <m:rPr>
+              <m:sty m:val="p"/>
+            </m:rPr>
+            <w:rPr>
+              <w:rStyle w:val="mbin"/>
+              <w:rFonts w:ascii="Cambria Math" w:hAnsi="Cambria Math" w:cs="Times New Roman"/>
+              <w:sz w:val="29"/>
+              <w:szCs w:val="29"/>
+            </w:rPr>
+            <m:t>+</m:t>
+          </m:r>
+          <m:r>
+            <m:rPr>
+              <m:sty m:val="p"/>
+            </m:rPr>
+            <w:rPr>
+              <w:rStyle w:val="mord"/>
+              <w:rFonts w:ascii="Cambria Math" w:hAnsi="Cambria Math" w:cs="Times New Roman"/>
+              <w:sz w:val="29"/>
+              <w:szCs w:val="29"/>
+            </w:rPr>
+            <m:t>6200</m:t>
+          </m:r>
+          <m:r>
+            <m:rPr>
+              <m:sty m:val="p"/>
+            </m:rPr>
+            <w:rPr>
+              <w:rStyle w:val="mrel"/>
+              <w:rFonts w:ascii="Cambria Math" w:hAnsi="Cambria Math" w:cs="Times New Roman"/>
+              <w:sz w:val="29"/>
+              <w:szCs w:val="29"/>
+            </w:rPr>
+            <m:t>=</m:t>
+          </m:r>
+          <m:r>
+            <m:rPr>
+              <m:sty m:val="p"/>
+            </m:rPr>
+            <w:rPr>
+              <w:rStyle w:val="mord"/>
+              <w:rFonts w:ascii="Cambria Math" w:hAnsi="Cambria Math" w:cs="Times New Roman"/>
+              <w:sz w:val="29"/>
+              <w:szCs w:val="29"/>
+            </w:rPr>
+            <m:t>185500 </m:t>
+          </m:r>
+          <m:r>
+            <m:rPr>
+              <m:sty m:val="b"/>
+            </m:rPr>
+            <w:rPr>
+              <w:rStyle w:val="mord"/>
+              <w:rFonts w:ascii="Cambria Math" w:hAnsi="Cambria Math" w:cs="Times New Roman"/>
+              <w:sz w:val="29"/>
+              <w:szCs w:val="29"/>
+            </w:rPr>
+            <m:t>руб.</m:t>
+          </m:r>
+        </m:oMath>
+      </m:oMathPara>
+    </w:p>
+    <w:p>
+      <w:pPr>
+        <w:pStyle w:val="ab"/>
+      </w:pPr>
+      <w:r>
+        <w:t>Эксплуатационные расходы</w:t>
+      </w:r>
+      <w:r>
+        <w:t xml:space="preserve"> на сервера и хранилища: 3476 руб.</w:t>
+      </w:r>
+    </w:p>
+    <w:p>
+      <w:pPr>
+        <w:pStyle w:val="ab"/>
+      </w:pPr>
+      <w:r>
+        <w:t>Годовые эксплуатационные затраты:</w:t>
+      </w:r>
+    </w:p>
+    <w:p>
+      <w:pPr>
+        <w:pStyle w:val="ab"/>
+        <w:rPr>
+          <w:rFonts w:cs="Times New Roman"/>
+        </w:rPr>
+      </w:pPr>
+      <m:oMathPara>
+        <m:oMath>
+          <m:r>
+            <w:rPr>
+              <w:rStyle w:val="mord"/>
+              <w:rFonts w:ascii="Cambria Math" w:hAnsi="Cambria Math" w:cs="Times New Roman"/>
+              <w:sz w:val="29"/>
+              <w:szCs w:val="29"/>
+            </w:rPr>
+            <w:lastRenderedPageBreak/>
+            <m:t>C</m:t>
+          </m:r>
+          <m:r>
+            <m:rPr>
+              <m:sty m:val="p"/>
+            </m:rPr>
+            <w:rPr>
+              <w:rStyle w:val="mord"/>
+              <w:rFonts w:ascii="Cambria Math" w:hAnsi="Cambria Math" w:cs="Times New Roman"/>
+              <w:sz w:val="20"/>
+              <w:szCs w:val="20"/>
+            </w:rPr>
+            <m:t>экспл</m:t>
+          </m:r>
+          <m:r>
+            <m:rPr>
+              <m:sty m:val="p"/>
+            </m:rPr>
+            <w:rPr>
+              <w:rStyle w:val="vlist-s"/>
+              <w:rFonts w:ascii="Cambria Math" w:hAnsi="Cambria Math" w:cs="Times New Roman"/>
+              <w:sz w:val="2"/>
+              <w:szCs w:val="2"/>
+            </w:rPr>
+            <m:t>​</m:t>
+          </m:r>
+          <m:r>
+            <m:rPr>
+              <m:sty m:val="p"/>
+            </m:rPr>
+            <w:rPr>
+              <w:rStyle w:val="mrel"/>
+              <w:rFonts w:ascii="Cambria Math" w:hAnsi="Cambria Math" w:cs="Times New Roman"/>
+              <w:sz w:val="29"/>
+              <w:szCs w:val="29"/>
+            </w:rPr>
+            <m:t>=</m:t>
+          </m:r>
+          <m:r>
+            <m:rPr>
+              <m:sty m:val="p"/>
+            </m:rPr>
+            <w:rPr>
+              <w:rStyle w:val="mord"/>
+              <w:rFonts w:ascii="Cambria Math" w:hAnsi="Cambria Math" w:cs="Times New Roman"/>
+              <w:sz w:val="29"/>
+              <w:szCs w:val="29"/>
+            </w:rPr>
+            <m:t>3476</m:t>
+          </m:r>
+          <m:r>
+            <m:rPr>
+              <m:sty m:val="p"/>
+            </m:rPr>
+            <w:rPr>
+              <w:rStyle w:val="mbin"/>
+              <w:rFonts w:ascii="Cambria Math" w:hAnsi="Cambria Math" w:cs="Times New Roman"/>
+              <w:sz w:val="29"/>
+              <w:szCs w:val="29"/>
+            </w:rPr>
+            <m:t>*</m:t>
+          </m:r>
+          <m:r>
+            <m:rPr>
+              <m:sty m:val="p"/>
+            </m:rPr>
+            <w:rPr>
+              <w:rStyle w:val="mord"/>
+              <w:rFonts w:ascii="Cambria Math" w:hAnsi="Cambria Math" w:cs="Times New Roman"/>
+              <w:sz w:val="29"/>
+              <w:szCs w:val="29"/>
+            </w:rPr>
+            <m:t>12</m:t>
+          </m:r>
+          <m:r>
+            <m:rPr>
+              <m:sty m:val="p"/>
+            </m:rPr>
+            <w:rPr>
+              <w:rStyle w:val="mrel"/>
+              <w:rFonts w:ascii="Cambria Math" w:hAnsi="Cambria Math" w:cs="Times New Roman"/>
+              <w:sz w:val="29"/>
+              <w:szCs w:val="29"/>
+            </w:rPr>
+            <m:t>=</m:t>
+          </m:r>
+          <m:r>
+            <m:rPr>
+              <m:sty m:val="p"/>
+            </m:rPr>
+            <w:rPr>
+              <w:rStyle w:val="mord"/>
+              <w:rFonts w:ascii="Cambria Math" w:hAnsi="Cambria Math" w:cs="Times New Roman"/>
+              <w:sz w:val="29"/>
+              <w:szCs w:val="29"/>
+            </w:rPr>
+            <m:t xml:space="preserve">41712 </m:t>
+          </m:r>
+          <m:r>
+            <m:rPr>
+              <m:sty m:val="b"/>
+            </m:rPr>
+            <w:rPr>
+              <w:rStyle w:val="mord"/>
+              <w:rFonts w:ascii="Cambria Math" w:hAnsi="Cambria Math" w:cs="Times New Roman"/>
+              <w:sz w:val="29"/>
+              <w:szCs w:val="29"/>
+            </w:rPr>
+            <m:t>руб.</m:t>
+          </m:r>
+        </m:oMath>
+      </m:oMathPara>
+    </w:p>
+    <w:p>
+      <w:pPr>
+        <w:pStyle w:val="ab"/>
+      </w:pPr>
+      <w:r>
+        <w:t>Для оценки потенциала коммерциализации рассмотрена модель монетизации через премиум-подписку</w:t>
+      </w:r>
+      <w:r>
+        <w:t>.</w:t>
+      </w:r>
+    </w:p>
+    <w:p>
+      <w:pPr>
+        <w:pStyle w:val="ab"/>
+      </w:pPr>
+      <w:r>
+        <w:t>Исходные допущения:</w:t>
+      </w:r>
+    </w:p>
+    <w:p>
+      <w:pPr>
+        <w:pStyle w:val="ab"/>
+        <w:numPr>
+          <w:ilvl w:val="0"/>
+          <w:numId w:val="44"/>
+        </w:numPr>
+      </w:pPr>
+      <w:r>
+        <w:t>Цена подписки</w:t>
+      </w:r>
+      <w:r>
+        <w:t xml:space="preserve">: </w:t>
+      </w:r>
+      <w:r>
+        <w:rPr>
+          <w:i/>
+          <w:iCs/>
+          <w:lang w:val="en-US"/>
+        </w:rPr>
+        <w:t>P</w:t>
+      </w:r>
+      <w:r>
+        <w:t xml:space="preserve"> = 299 </w:t>
+      </w:r>
+      <w:r>
+        <w:t>руб./мес.;</w:t>
+      </w:r>
+    </w:p>
+    <w:p>
+      <w:pPr>
+        <w:pStyle w:val="ab"/>
+        <w:numPr>
+          <w:ilvl w:val="0"/>
+          <w:numId w:val="44"/>
+        </w:numPr>
+      </w:pPr>
+      <w:r>
+        <w:t>Конверсия в платных пользователей</w:t>
+      </w:r>
+      <w:r>
+        <w:t xml:space="preserve">: </w:t>
+      </w:r>
+      <m:oMath>
+        <m:r>
+          <w:rPr>
+            <w:rFonts w:ascii="Cambria Math" w:hAnsi="Cambria Math"/>
+          </w:rPr>
+          <m:t>α=3%</m:t>
+        </m:r>
+      </m:oMath>
+    </w:p>
+    <w:p>
+      <w:pPr>
+        <w:pStyle w:val="ab"/>
+        <w:numPr>
+          <w:ilvl w:val="0"/>
+          <w:numId w:val="44"/>
+        </w:numPr>
+      </w:pPr>
+      <w:r>
+        <w:t>Средний срок жизни подписчика</w:t>
+      </w:r>
+      <w:r>
+        <w:t xml:space="preserve">: </w:t>
+      </w:r>
+      <w:r>
+        <w:rPr>
+          <w:i/>
+          <w:iCs/>
+          <w:lang w:val="en-US"/>
+        </w:rPr>
+        <w:t>L</w:t>
+      </w:r>
+      <w:r>
+        <w:t xml:space="preserve"> = </w:t>
+      </w:r>
+      <w:r>
+        <w:t>8 мес.</w:t>
+      </w:r>
+    </w:p>
+    <w:p>
+      <w:pPr>
+        <w:pStyle w:val="ab"/>
+      </w:pPr>
+      <w:r>
+        <w:t>Формула расчёта точки безубыточности (количество платящих пользователей):</w:t>
+      </w:r>
+    </w:p>
+    <w:p>
+      <w:pPr>
+        <w:pStyle w:val="ab"/>
+        <w:rPr>
+          <w:rFonts w:cs="Times New Roman"/>
+        </w:rPr>
+      </w:pPr>
+      <m:oMathPara>
+        <m:oMath>
+          <m:r>
+            <w:rPr>
+              <w:rStyle w:val="mord"/>
+              <w:rFonts w:ascii="Cambria Math" w:hAnsi="Cambria Math" w:cs="Times New Roman"/>
+              <w:sz w:val="29"/>
+              <w:szCs w:val="29"/>
+              <w:lang w:val="en-US"/>
+            </w:rPr>
+            <m:t>N</m:t>
+          </m:r>
+          <m:r>
+            <w:rPr>
+              <w:rStyle w:val="mord"/>
+              <w:rFonts w:ascii="Cambria Math" w:hAnsi="Cambria Math" w:cs="Times New Roman"/>
+              <w:sz w:val="20"/>
+              <w:szCs w:val="20"/>
+            </w:rPr>
+            <m:t>точк.без.</m:t>
+          </m:r>
+          <m:r>
+            <m:rPr>
+              <m:sty m:val="p"/>
+            </m:rPr>
+            <w:rPr>
+              <w:rStyle w:val="vlist-s"/>
+              <w:rFonts w:ascii="Cambria Math" w:hAnsi="Cambria Math" w:cs="Times New Roman"/>
+              <w:sz w:val="2"/>
+              <w:szCs w:val="2"/>
+            </w:rPr>
+            <m:t>​</m:t>
+          </m:r>
+          <m:r>
+            <m:rPr>
+              <m:sty m:val="p"/>
+            </m:rPr>
+            <w:rPr>
+              <w:rStyle w:val="mrel"/>
+              <w:rFonts w:ascii="Cambria Math" w:hAnsi="Cambria Math" w:cs="Times New Roman"/>
+              <w:sz w:val="29"/>
+              <w:szCs w:val="29"/>
+            </w:rPr>
+            <m:t>=</m:t>
+          </m:r>
+          <m:f>
+            <m:fPr>
+              <m:ctrlPr>
+                <w:rPr>
+                  <w:rStyle w:val="mord"/>
+                  <w:rFonts w:ascii="Cambria Math" w:hAnsi="Cambria Math" w:cs="Times New Roman"/>
+                  <w:sz w:val="29"/>
+                  <w:szCs w:val="29"/>
+                </w:rPr>
+              </m:ctrlPr>
+            </m:fPr>
+            <m:num>
+              <m:r>
+                <w:rPr>
+                  <w:rStyle w:val="mord"/>
+                  <w:rFonts w:ascii="Cambria Math" w:hAnsi="Cambria Math" w:cs="Times New Roman"/>
+                  <w:sz w:val="29"/>
+                  <w:szCs w:val="29"/>
+                  <w:lang w:val="en-US"/>
+                </w:rPr>
+                <m:t>C</m:t>
+              </m:r>
+              <m:r>
+                <w:rPr>
+                  <w:rStyle w:val="mord"/>
+                  <w:rFonts w:ascii="Cambria Math" w:hAnsi="Cambria Math" w:cs="Times New Roman"/>
+                  <w:sz w:val="20"/>
+                  <w:szCs w:val="20"/>
+                </w:rPr>
+                <m:t>общ+</m:t>
+              </m:r>
+              <m:r>
+                <w:rPr>
+                  <w:rStyle w:val="mord"/>
+                  <w:rFonts w:ascii="Cambria Math" w:hAnsi="Cambria Math" w:cs="Times New Roman"/>
+                  <w:sz w:val="29"/>
+                  <w:szCs w:val="29"/>
+                  <w:lang w:val="en-US"/>
+                </w:rPr>
+                <m:t>C</m:t>
+              </m:r>
+              <m:r>
+                <w:rPr>
+                  <w:rStyle w:val="mord"/>
+                  <w:rFonts w:ascii="Cambria Math" w:hAnsi="Cambria Math" w:cs="Times New Roman"/>
+                  <w:sz w:val="20"/>
+                  <w:szCs w:val="20"/>
+                </w:rPr>
+                <m:t>экспл</m:t>
+              </m:r>
+              <m:r>
+                <m:rPr>
+                  <m:sty m:val="p"/>
+                </m:rPr>
+                <w:rPr>
+                  <w:rStyle w:val="mord"/>
+                  <w:rFonts w:ascii="Cambria Math" w:hAnsi="Cambria Math" w:cs="Times New Roman"/>
+                  <w:sz w:val="29"/>
+                  <w:szCs w:val="29"/>
+                </w:rPr>
+                <m:t> </m:t>
+              </m:r>
+              <m:ctrlPr>
+                <w:rPr>
+                  <w:rStyle w:val="mrel"/>
+                  <w:rFonts w:ascii="Cambria Math" w:hAnsi="Cambria Math" w:cs="Times New Roman"/>
+                  <w:sz w:val="29"/>
+                  <w:szCs w:val="29"/>
+                </w:rPr>
+              </m:ctrlPr>
+            </m:num>
+            <m:den>
+              <m:r>
+                <w:rPr>
+                  <w:rStyle w:val="mrel"/>
+                  <w:rFonts w:ascii="Cambria Math" w:hAnsi="Cambria Math" w:cs="Times New Roman"/>
+                  <w:sz w:val="29"/>
+                  <w:szCs w:val="29"/>
+                </w:rPr>
+                <m:t>P*L</m:t>
+              </m:r>
+            </m:den>
+          </m:f>
+          <m:r>
+            <m:rPr>
+              <m:sty m:val="b"/>
+            </m:rPr>
+            <w:rPr>
+              <w:rStyle w:val="mord"/>
+              <w:rFonts w:ascii="Cambria Math" w:hAnsi="Cambria Math" w:cs="Times New Roman"/>
+              <w:sz w:val="29"/>
+              <w:szCs w:val="29"/>
+            </w:rPr>
+            <m:t xml:space="preserve">= </m:t>
+          </m:r>
+          <m:f>
+            <m:fPr>
+              <m:ctrlPr>
+                <w:rPr>
+                  <w:rStyle w:val="mord"/>
+                  <w:rFonts w:ascii="Cambria Math" w:hAnsi="Cambria Math" w:cs="Times New Roman"/>
+                  <w:sz w:val="29"/>
+                  <w:szCs w:val="29"/>
+                </w:rPr>
+              </m:ctrlPr>
+            </m:fPr>
+            <m:num>
+              <m:r>
+                <w:rPr>
+                  <w:rStyle w:val="mord"/>
+                  <w:rFonts w:ascii="Cambria Math" w:hAnsi="Cambria Math" w:cs="Times New Roman"/>
+                  <w:sz w:val="29"/>
+                  <w:szCs w:val="29"/>
+                  <w:lang w:val="en-US"/>
+                </w:rPr>
+                <m:t>185500+41712</m:t>
+              </m:r>
+              <m:r>
+                <m:rPr>
+                  <m:sty m:val="p"/>
+                </m:rPr>
+                <w:rPr>
+                  <w:rStyle w:val="mord"/>
+                  <w:rFonts w:ascii="Cambria Math" w:hAnsi="Cambria Math" w:cs="Times New Roman"/>
+                  <w:sz w:val="29"/>
+                  <w:szCs w:val="29"/>
+                </w:rPr>
+                <m:t> </m:t>
+              </m:r>
+              <m:ctrlPr>
+                <w:rPr>
+                  <w:rStyle w:val="mrel"/>
+                  <w:rFonts w:ascii="Cambria Math" w:hAnsi="Cambria Math" w:cs="Times New Roman"/>
+                  <w:sz w:val="29"/>
+                  <w:szCs w:val="29"/>
+                </w:rPr>
+              </m:ctrlPr>
+            </m:num>
+            <m:den>
+              <m:r>
+                <w:rPr>
+                  <w:rStyle w:val="mrel"/>
+                  <w:rFonts w:ascii="Cambria Math" w:hAnsi="Cambria Math" w:cs="Times New Roman"/>
+                  <w:sz w:val="29"/>
+                  <w:szCs w:val="29"/>
+                </w:rPr>
+                <m:t>299*8</m:t>
+              </m:r>
+            </m:den>
+          </m:f>
+          <m:r>
+            <m:rPr>
+              <m:sty m:val="p"/>
+            </m:rPr>
+            <w:rPr>
+              <w:rStyle w:val="mord"/>
+              <w:rFonts w:ascii="Cambria Math" w:hAnsi="Cambria Math" w:cs="Times New Roman"/>
+              <w:sz w:val="29"/>
+              <w:szCs w:val="29"/>
+            </w:rPr>
+            <m:t>≈95</m:t>
+          </m:r>
+          <m:r>
+            <w:rPr>
+              <w:rStyle w:val="mord"/>
+              <w:rFonts w:ascii="Cambria Math" w:hAnsi="Cambria Math" w:cs="Times New Roman"/>
+              <w:sz w:val="29"/>
+              <w:szCs w:val="29"/>
+            </w:rPr>
+            <m:t xml:space="preserve"> пользователей</m:t>
+          </m:r>
+        </m:oMath>
+      </m:oMathPara>
+    </w:p>
+    <w:p>
+      <w:pPr>
+        <w:pStyle w:val="ab"/>
+      </w:pPr>
+      <w:r>
+        <w:t>Д</w:t>
+      </w:r>
+      <w:r>
+        <w:t xml:space="preserve">ля окупаемости проекта в течение первого года эксплуатации достаточно привлечь </w:t>
+      </w:r>
+      <w:r>
+        <w:t xml:space="preserve">около </w:t>
+      </w:r>
+      <w:r>
+        <w:t xml:space="preserve">95 платящих пользователей. При конверсии 3% это соответствует </w:t>
+      </w:r>
+      <w:proofErr w:type="gramStart"/>
+      <w:r>
+        <w:t xml:space="preserve">базе </w:t>
+      </w:r>
+      <w:r>
+        <w:t xml:space="preserve"> около</w:t>
+      </w:r>
+      <w:proofErr w:type="gramEnd"/>
+      <w:r>
+        <w:t xml:space="preserve"> </w:t>
+      </w:r>
+      <w:r>
+        <w:t>3 200 активных бесплатных пользователей</w:t>
+      </w:r>
+      <w:r>
+        <w:t>.</w:t>
+      </w:r>
+    </w:p>
+    <w:p>
+      <w:pPr>
+        <w:rPr>
+          <w:rFonts w:ascii="Times New Roman" w:hAnsi="Times New Roman"/>
+          <w:sz w:val="28"/>
+        </w:rPr>
+      </w:pPr>
+      <w:r>
+        <w:br w:type="page"/>
+      </w:r>
+    </w:p>
+    <w:p>
+      <w:pPr>
+        <w:pStyle w:val="aff0"/>
+      </w:pPr>
+      <w:r>
+        <w:lastRenderedPageBreak/>
+        <w:t>ЗАКЛЮЧЕНИЕ</w:t>
+      </w:r>
+    </w:p>
+    <w:p>
+      <w:pPr>
+        <w:pStyle w:val="ab"/>
+      </w:pPr>
+      <w:r>
+        <w:t>В ходе выполнения данной работы было проанализировано текущее состояние процессов организации дарения подарков и выявлены проблемы, ограничивающие эффективность координации между участниками праздников. Были рассмотрены основные методы и подходы к автоматизации управления списками желаний, а также специфические требования, которые необходимо учитывать при разработке независимого от торговых площадок веб-сервиса с поддержкой интеллектуальных алгоритмов.</w:t>
+      </w:r>
+    </w:p>
+    <w:p>
+      <w:pPr>
+        <w:pStyle w:val="ab"/>
+      </w:pPr>
+      <w:r>
+        <w:t>В результате выполнения работы было разработано веб-приложение, которое позволяет централизованно управлять списками пожеланий, реализовывать механизмы конфиденциального бронирования и совместного дарения. Интеграция гибридной рекомендательной системы и семантического поиска обеспечила точный подбор подарков на основе пользовательских предпочтений и абстрактных запросов. Результаты сравнительного тестирования и расчёт экономической эффективности продемонстрировали высокую работоспособность разработанного приложения и его потенциал для практического применения.</w:t>
+      </w:r>
+    </w:p>
+    <w:p>
+      <w:pPr>
+        <w:pStyle w:val="ab"/>
+      </w:pPr>
+      <w:r>
+        <w:t>Таким образом, данная работа преследовала цель разработки программного веб-сервиса для организации праздничных списков желаемого с модулем интеллектуальных рекомендаций. Разработанное приложение является инструментом, предназначенным для оптимизации взаимодействия дарителей и получателей, исключения организационных конфликтов, и может быть использовано в личных, семейных и корпоративных сценариях, а также интегрировано в экосистемы социальных платформ и мессенджеров.</w:t>
+      </w:r>
+    </w:p>
+    <w:p>
+      <w:pPr>
+        <w:pStyle w:val="ab"/>
+      </w:pPr>
+      <w:r>
+        <w:t>В данной работе были выполнены все поставленные задачи.</w:t>
+      </w:r>
+    </w:p>
+    <w:p>
+      <w:pPr>
+        <w:rPr>
+          <w:rFonts w:ascii="Times New Roman" w:hAnsi="Times New Roman"/>
+          <w:sz w:val="28"/>
+        </w:rPr>
+      </w:pPr>
+      <w:r>
+        <w:br w:type="page"/>
+      </w:r>
+    </w:p>
+    <w:p>
+      <w:pPr>
+        <w:pStyle w:val="aff0"/>
+      </w:pPr>
+      <w:r>
+        <w:lastRenderedPageBreak/>
+        <w:t>СПИСОК ИСПОЛЬЗОВАННЫХ ИСТОЧНИКОВ</w:t>
+      </w:r>
+    </w:p>
+    <w:p>
+      <w:pPr>
+        <w:rPr>
+          <w:rFonts w:ascii="Times New Roman" w:hAnsi="Times New Roman"/>
+          <w:b/>
+          <w:sz w:val="28"/>
+        </w:rPr>
+      </w:pPr>
+      <w:r>
+        <w:br w:type="page"/>
+      </w:r>
+    </w:p>
+    <w:p>
+      <w:pPr>
+        <w:pStyle w:val="aff0"/>
+      </w:pPr>
+      <w:r>
+        <w:lastRenderedPageBreak/>
+        <w:t>ПРИЛОЖЕНИЕ</w:t>
+      </w:r>
+      <w:r>
+        <w:t xml:space="preserve"> А</w:t>
+      </w:r>
+    </w:p>
+    <w:p>
+      <w:pPr>
+        <w:pStyle w:val="ab"/>
+      </w:pPr>
+      <w:r>
+        <w:t>В графическую часть дипломного проекта входят:</w:t>
+      </w:r>
+    </w:p>
+    <w:p>
+      <w:pPr>
+        <w:pStyle w:val="ab"/>
+        <w:numPr>
+          <w:ilvl w:val="0"/>
+          <w:numId w:val="47"/>
+        </w:numPr>
+      </w:pPr>
+      <w:r>
+        <w:t>структура базы данных;</w:t>
+      </w:r>
+    </w:p>
+    <w:p>
+      <w:pPr>
+        <w:pStyle w:val="ab"/>
+        <w:numPr>
+          <w:ilvl w:val="0"/>
+          <w:numId w:val="47"/>
+        </w:numPr>
+      </w:pPr>
+      <w:r>
+        <w:rPr>
+          <w:lang w:val="en-US"/>
+        </w:rPr>
+        <w:t xml:space="preserve">Use-case </w:t>
+      </w:r>
+      <w:r>
+        <w:t>диаграмма приложения;</w:t>
+      </w:r>
+    </w:p>
+    <w:p>
+      <w:pPr>
+        <w:pStyle w:val="ab"/>
+        <w:numPr>
+          <w:ilvl w:val="0"/>
+          <w:numId w:val="47"/>
+        </w:numPr>
+      </w:pPr>
+      <w:r>
+        <w:t>схемы архитектура приложения;</w:t>
+      </w:r>
+    </w:p>
+    <w:p>
+      <w:pPr>
+        <w:pStyle w:val="ab"/>
+        <w:numPr>
+          <w:ilvl w:val="0"/>
+          <w:numId w:val="47"/>
+        </w:numPr>
+      </w:pPr>
+      <w:r>
+        <w:t>демонстрационная схема работы алгоритма;</w:t>
+      </w:r>
+    </w:p>
+    <w:p>
+      <w:pPr>
+        <w:pStyle w:val="ab"/>
+        <w:numPr>
+          <w:ilvl w:val="0"/>
+          <w:numId w:val="47"/>
+        </w:numPr>
+      </w:pPr>
+      <w:r>
+        <w:t>структурная схема сайта;</w:t>
+      </w:r>
+    </w:p>
+    <w:p>
+      <w:pPr>
+        <w:pStyle w:val="ab"/>
+        <w:numPr>
+          <w:ilvl w:val="0"/>
+          <w:numId w:val="47"/>
+        </w:numPr>
+      </w:pPr>
+      <w:r>
+        <w:t xml:space="preserve">макеты </w:t>
+      </w:r>
+      <w:r>
+        <w:t>веб-интерфейса</w:t>
+      </w:r>
+      <w:r>
+        <w:t xml:space="preserve"> приложения;</w:t>
+      </w:r>
+    </w:p>
+    <w:p>
+      <w:pPr>
+        <w:pStyle w:val="ab"/>
+        <w:numPr>
+          <w:ilvl w:val="0"/>
+          <w:numId w:val="47"/>
+        </w:numPr>
+      </w:pPr>
+      <w:r>
+        <w:t>демонстрационные изображения интерфейса приложения.</w:t>
+      </w:r>
+    </w:p>
+    <w:p>
+      <w:pPr>
+        <w:pStyle w:val="ab"/>
+      </w:pPr>
     </w:p>
     <w:sectPr>
       <w:footerReference w:type="default" r:id="rId35"/>
@@ -15016,6 +18586,119 @@
     </w:lvl>
   </w:abstractNum>
   <w:abstractNum w:abstractNumId="8" w15:restartNumberingAfterBreak="0">
+    <w:nsid w:val="14A95ABF"/>
+    <w:multiLevelType w:val="hybridMultilevel"/>
+    <w:tmpl w:val="2F36B356"/>
+    <w:lvl w:ilvl="0" w:tplc="04190001">
+      <w:start w:val="1"/>
+      <w:numFmt w:val="bullet"/>
+      <w:lvlText w:val=""/>
+      <w:lvlJc w:val="left"/>
+      <w:pPr>
+        <w:ind w:left="1429" w:hanging="360"/>
+      </w:pPr>
+      <w:rPr>
+        <w:rFonts w:ascii="Symbol" w:hAnsi="Symbol" w:hint="default"/>
+      </w:rPr>
+    </w:lvl>
+    <w:lvl w:ilvl="1" w:tplc="04190003" w:tentative="1">
+      <w:start w:val="1"/>
+      <w:numFmt w:val="bullet"/>
+      <w:lvlText w:val="o"/>
+      <w:lvlJc w:val="left"/>
+      <w:pPr>
+        <w:ind w:left="2149" w:hanging="360"/>
+      </w:pPr>
+      <w:rPr>
+        <w:rFonts w:ascii="Courier New" w:hAnsi="Courier New" w:cs="Courier New" w:hint="default"/>
+      </w:rPr>
+    </w:lvl>
+    <w:lvl w:ilvl="2" w:tplc="04190005" w:tentative="1">
+      <w:start w:val="1"/>
+      <w:numFmt w:val="bullet"/>
+      <w:lvlText w:val=""/>
+      <w:lvlJc w:val="left"/>
+      <w:pPr>
+        <w:ind w:left="2869" w:hanging="360"/>
+      </w:pPr>
+      <w:rPr>
+        <w:rFonts w:ascii="Wingdings" w:hAnsi="Wingdings" w:hint="default"/>
+      </w:rPr>
+    </w:lvl>
+    <w:lvl w:ilvl="3" w:tplc="04190001" w:tentative="1">
+      <w:start w:val="1"/>
+      <w:numFmt w:val="bullet"/>
+      <w:lvlText w:val=""/>
+      <w:lvlJc w:val="left"/>
+      <w:pPr>
+        <w:ind w:left="3589" w:hanging="360"/>
+      </w:pPr>
+      <w:rPr>
+        <w:rFonts w:ascii="Symbol" w:hAnsi="Symbol" w:hint="default"/>
+      </w:rPr>
+    </w:lvl>
+    <w:lvl w:ilvl="4" w:tplc="04190003" w:tentative="1">
+      <w:start w:val="1"/>
+      <w:numFmt w:val="bullet"/>
+      <w:lvlText w:val="o"/>
+      <w:lvlJc w:val="left"/>
+      <w:pPr>
+        <w:ind w:left="4309" w:hanging="360"/>
+      </w:pPr>
+      <w:rPr>
+        <w:rFonts w:ascii="Courier New" w:hAnsi="Courier New" w:cs="Courier New" w:hint="default"/>
+      </w:rPr>
+    </w:lvl>
+    <w:lvl w:ilvl="5" w:tplc="04190005" w:tentative="1">
+      <w:start w:val="1"/>
+      <w:numFmt w:val="bullet"/>
+      <w:lvlText w:val=""/>
+      <w:lvlJc w:val="left"/>
+      <w:pPr>
+        <w:ind w:left="5029" w:hanging="360"/>
+      </w:pPr>
+      <w:rPr>
+        <w:rFonts w:ascii="Wingdings" w:hAnsi="Wingdings" w:hint="default"/>
+      </w:rPr>
+    </w:lvl>
+    <w:lvl w:ilvl="6" w:tplc="04190001" w:tentative="1">
+      <w:start w:val="1"/>
+      <w:numFmt w:val="bullet"/>
+      <w:lvlText w:val=""/>
+      <w:lvlJc w:val="left"/>
+      <w:pPr>
+        <w:ind w:left="5749" w:hanging="360"/>
+      </w:pPr>
+      <w:rPr>
+        <w:rFonts w:ascii="Symbol" w:hAnsi="Symbol" w:hint="default"/>
+      </w:rPr>
+    </w:lvl>
+    <w:lvl w:ilvl="7" w:tplc="04190003" w:tentative="1">
+      <w:start w:val="1"/>
+      <w:numFmt w:val="bullet"/>
+      <w:lvlText w:val="o"/>
+      <w:lvlJc w:val="left"/>
+      <w:pPr>
+        <w:ind w:left="6469" w:hanging="360"/>
+      </w:pPr>
+      <w:rPr>
+        <w:rFonts w:ascii="Courier New" w:hAnsi="Courier New" w:cs="Courier New" w:hint="default"/>
+      </w:rPr>
+    </w:lvl>
+    <w:lvl w:ilvl="8" w:tplc="04190005" w:tentative="1">
+      <w:start w:val="1"/>
+      <w:numFmt w:val="bullet"/>
+      <w:lvlText w:val=""/>
+      <w:lvlJc w:val="left"/>
+      <w:pPr>
+        <w:ind w:left="7189" w:hanging="360"/>
+      </w:pPr>
+      <w:rPr>
+        <w:rFonts w:ascii="Wingdings" w:hAnsi="Wingdings" w:hint="default"/>
+      </w:rPr>
+    </w:lvl>
+  </w:abstractNum>
+  <w:abstractNum w:abstractNumId="9" w15:restartNumberingAfterBreak="0">
     <w:nsid w:val="157979AE"/>
     <w:multiLevelType w:val="hybridMultilevel"/>
     <w:tmpl w:val="98E87A04"/>
@@ -15104,7 +18787,7 @@
       </w:pPr>
     </w:lvl>
   </w:abstractNum>
-  <w:abstractNum w:abstractNumId="9" w15:restartNumberingAfterBreak="0">
+  <w:abstractNum w:abstractNumId="10" w15:restartNumberingAfterBreak="0">
     <w:nsid w:val="15BD341D"/>
     <w:multiLevelType w:val="multilevel"/>
     <w:tmpl w:val="2C52A48E"/>
@@ -15218,7 +18901,7 @@
       </w:rPr>
     </w:lvl>
   </w:abstractNum>
-  <w:abstractNum w:abstractNumId="10" w15:restartNumberingAfterBreak="0">
+  <w:abstractNum w:abstractNumId="11" w15:restartNumberingAfterBreak="0">
     <w:nsid w:val="197722B9"/>
     <w:multiLevelType w:val="hybridMultilevel"/>
     <w:tmpl w:val="75EE8530"/>
@@ -15331,7 +19014,7 @@
       </w:rPr>
     </w:lvl>
   </w:abstractNum>
-  <w:abstractNum w:abstractNumId="11" w15:restartNumberingAfterBreak="0">
+  <w:abstractNum w:abstractNumId="12" w15:restartNumberingAfterBreak="0">
     <w:nsid w:val="1A770C6F"/>
     <w:multiLevelType w:val="hybridMultilevel"/>
     <w:tmpl w:val="5EAE8EB2"/>
@@ -15444,7 +19127,233 @@
       </w:rPr>
     </w:lvl>
   </w:abstractNum>
-  <w:abstractNum w:abstractNumId="12" w15:restartNumberingAfterBreak="0">
+  <w:abstractNum w:abstractNumId="13" w15:restartNumberingAfterBreak="0">
+    <w:nsid w:val="22E741DD"/>
+    <w:multiLevelType w:val="hybridMultilevel"/>
+    <w:tmpl w:val="0CA42FAA"/>
+    <w:lvl w:ilvl="0" w:tplc="04190001">
+      <w:start w:val="1"/>
+      <w:numFmt w:val="bullet"/>
+      <w:lvlText w:val=""/>
+      <w:lvlJc w:val="left"/>
+      <w:pPr>
+        <w:ind w:left="1429" w:hanging="360"/>
+      </w:pPr>
+      <w:rPr>
+        <w:rFonts w:ascii="Symbol" w:hAnsi="Symbol" w:hint="default"/>
+      </w:rPr>
+    </w:lvl>
+    <w:lvl w:ilvl="1" w:tplc="04190003" w:tentative="1">
+      <w:start w:val="1"/>
+      <w:numFmt w:val="bullet"/>
+      <w:lvlText w:val="o"/>
+      <w:lvlJc w:val="left"/>
+      <w:pPr>
+        <w:ind w:left="2149" w:hanging="360"/>
+      </w:pPr>
+      <w:rPr>
+        <w:rFonts w:ascii="Courier New" w:hAnsi="Courier New" w:cs="Courier New" w:hint="default"/>
+      </w:rPr>
+    </w:lvl>
+    <w:lvl w:ilvl="2" w:tplc="04190005" w:tentative="1">
+      <w:start w:val="1"/>
+      <w:numFmt w:val="bullet"/>
+      <w:lvlText w:val=""/>
+      <w:lvlJc w:val="left"/>
+      <w:pPr>
+        <w:ind w:left="2869" w:hanging="360"/>
+      </w:pPr>
+      <w:rPr>
+        <w:rFonts w:ascii="Wingdings" w:hAnsi="Wingdings" w:hint="default"/>
+      </w:rPr>
+    </w:lvl>
+    <w:lvl w:ilvl="3" w:tplc="04190001" w:tentative="1">
+      <w:start w:val="1"/>
+      <w:numFmt w:val="bullet"/>
+      <w:lvlText w:val=""/>
+      <w:lvlJc w:val="left"/>
+      <w:pPr>
+        <w:ind w:left="3589" w:hanging="360"/>
+      </w:pPr>
+      <w:rPr>
+        <w:rFonts w:ascii="Symbol" w:hAnsi="Symbol" w:hint="default"/>
+      </w:rPr>
+    </w:lvl>
+    <w:lvl w:ilvl="4" w:tplc="04190003" w:tentative="1">
+      <w:start w:val="1"/>
+      <w:numFmt w:val="bullet"/>
+      <w:lvlText w:val="o"/>
+      <w:lvlJc w:val="left"/>
+      <w:pPr>
+        <w:ind w:left="4309" w:hanging="360"/>
+      </w:pPr>
+      <w:rPr>
+        <w:rFonts w:ascii="Courier New" w:hAnsi="Courier New" w:cs="Courier New" w:hint="default"/>
+      </w:rPr>
+    </w:lvl>
+    <w:lvl w:ilvl="5" w:tplc="04190005" w:tentative="1">
+      <w:start w:val="1"/>
+      <w:numFmt w:val="bullet"/>
+      <w:lvlText w:val=""/>
+      <w:lvlJc w:val="left"/>
+      <w:pPr>
+        <w:ind w:left="5029" w:hanging="360"/>
+      </w:pPr>
+      <w:rPr>
+        <w:rFonts w:ascii="Wingdings" w:hAnsi="Wingdings" w:hint="default"/>
+      </w:rPr>
+    </w:lvl>
+    <w:lvl w:ilvl="6" w:tplc="04190001" w:tentative="1">
+      <w:start w:val="1"/>
+      <w:numFmt w:val="bullet"/>
+      <w:lvlText w:val=""/>
+      <w:lvlJc w:val="left"/>
+      <w:pPr>
+        <w:ind w:left="5749" w:hanging="360"/>
+      </w:pPr>
+      <w:rPr>
+        <w:rFonts w:ascii="Symbol" w:hAnsi="Symbol" w:hint="default"/>
+      </w:rPr>
+    </w:lvl>
+    <w:lvl w:ilvl="7" w:tplc="04190003" w:tentative="1">
+      <w:start w:val="1"/>
+      <w:numFmt w:val="bullet"/>
+      <w:lvlText w:val="o"/>
+      <w:lvlJc w:val="left"/>
+      <w:pPr>
+        <w:ind w:left="6469" w:hanging="360"/>
+      </w:pPr>
+      <w:rPr>
+        <w:rFonts w:ascii="Courier New" w:hAnsi="Courier New" w:cs="Courier New" w:hint="default"/>
+      </w:rPr>
+    </w:lvl>
+    <w:lvl w:ilvl="8" w:tplc="04190005" w:tentative="1">
+      <w:start w:val="1"/>
+      <w:numFmt w:val="bullet"/>
+      <w:lvlText w:val=""/>
+      <w:lvlJc w:val="left"/>
+      <w:pPr>
+        <w:ind w:left="7189" w:hanging="360"/>
+      </w:pPr>
+      <w:rPr>
+        <w:rFonts w:ascii="Wingdings" w:hAnsi="Wingdings" w:hint="default"/>
+      </w:rPr>
+    </w:lvl>
+  </w:abstractNum>
+  <w:abstractNum w:abstractNumId="14" w15:restartNumberingAfterBreak="0">
+    <w:nsid w:val="24DF28AB"/>
+    <w:multiLevelType w:val="hybridMultilevel"/>
+    <w:tmpl w:val="E4B805EA"/>
+    <w:lvl w:ilvl="0" w:tplc="04190001">
+      <w:start w:val="1"/>
+      <w:numFmt w:val="bullet"/>
+      <w:lvlText w:val=""/>
+      <w:lvlJc w:val="left"/>
+      <w:pPr>
+        <w:ind w:left="720" w:hanging="360"/>
+      </w:pPr>
+      <w:rPr>
+        <w:rFonts w:ascii="Symbol" w:hAnsi="Symbol" w:hint="default"/>
+      </w:rPr>
+    </w:lvl>
+    <w:lvl w:ilvl="1" w:tplc="04190003" w:tentative="1">
+      <w:start w:val="1"/>
+      <w:numFmt w:val="bullet"/>
+      <w:lvlText w:val="o"/>
+      <w:lvlJc w:val="left"/>
+      <w:pPr>
+        <w:ind w:left="1440" w:hanging="360"/>
+      </w:pPr>
+      <w:rPr>
+        <w:rFonts w:ascii="Courier New" w:hAnsi="Courier New" w:cs="Courier New" w:hint="default"/>
+      </w:rPr>
+    </w:lvl>
+    <w:lvl w:ilvl="2" w:tplc="04190005" w:tentative="1">
+      <w:start w:val="1"/>
+      <w:numFmt w:val="bullet"/>
+      <w:lvlText w:val=""/>
+      <w:lvlJc w:val="left"/>
+      <w:pPr>
+        <w:ind w:left="2160" w:hanging="360"/>
+      </w:pPr>
+      <w:rPr>
+        <w:rFonts w:ascii="Wingdings" w:hAnsi="Wingdings" w:hint="default"/>
+      </w:rPr>
+    </w:lvl>
+    <w:lvl w:ilvl="3" w:tplc="04190001" w:tentative="1">
+      <w:start w:val="1"/>
+      <w:numFmt w:val="bullet"/>
+      <w:lvlText w:val=""/>
+      <w:lvlJc w:val="left"/>
+      <w:pPr>
+        <w:ind w:left="2880" w:hanging="360"/>
+      </w:pPr>
+      <w:rPr>
+        <w:rFonts w:ascii="Symbol" w:hAnsi="Symbol" w:hint="default"/>
+      </w:rPr>
+    </w:lvl>
+    <w:lvl w:ilvl="4" w:tplc="04190003" w:tentative="1">
+      <w:start w:val="1"/>
+      <w:numFmt w:val="bullet"/>
+      <w:lvlText w:val="o"/>
+      <w:lvlJc w:val="left"/>
+      <w:pPr>
+        <w:ind w:left="3600" w:hanging="360"/>
+      </w:pPr>
+      <w:rPr>
+        <w:rFonts w:ascii="Courier New" w:hAnsi="Courier New" w:cs="Courier New" w:hint="default"/>
+      </w:rPr>
+    </w:lvl>
+    <w:lvl w:ilvl="5" w:tplc="04190005" w:tentative="1">
+      <w:start w:val="1"/>
+      <w:numFmt w:val="bullet"/>
+      <w:lvlText w:val=""/>
+      <w:lvlJc w:val="left"/>
+      <w:pPr>
+        <w:ind w:left="4320" w:hanging="360"/>
+      </w:pPr>
+      <w:rPr>
+        <w:rFonts w:ascii="Wingdings" w:hAnsi="Wingdings" w:hint="default"/>
+      </w:rPr>
+    </w:lvl>
+    <w:lvl w:ilvl="6" w:tplc="04190001" w:tentative="1">
+      <w:start w:val="1"/>
+      <w:numFmt w:val="bullet"/>
+      <w:lvlText w:val=""/>
+      <w:lvlJc w:val="left"/>
+      <w:pPr>
+        <w:ind w:left="5040" w:hanging="360"/>
+      </w:pPr>
+      <w:rPr>
+        <w:rFonts w:ascii="Symbol" w:hAnsi="Symbol" w:hint="default"/>
+      </w:rPr>
+    </w:lvl>
+    <w:lvl w:ilvl="7" w:tplc="04190003" w:tentative="1">
+      <w:start w:val="1"/>
+      <w:numFmt w:val="bullet"/>
+      <w:lvlText w:val="o"/>
+      <w:lvlJc w:val="left"/>
+      <w:pPr>
+        <w:ind w:left="5760" w:hanging="360"/>
+      </w:pPr>
+      <w:rPr>
+        <w:rFonts w:ascii="Courier New" w:hAnsi="Courier New" w:cs="Courier New" w:hint="default"/>
+      </w:rPr>
+    </w:lvl>
+    <w:lvl w:ilvl="8" w:tplc="04190005" w:tentative="1">
+      <w:start w:val="1"/>
+      <w:numFmt w:val="bullet"/>
+      <w:lvlText w:val=""/>
+      <w:lvlJc w:val="left"/>
+      <w:pPr>
+        <w:ind w:left="6480" w:hanging="360"/>
+      </w:pPr>
+      <w:rPr>
+        <w:rFonts w:ascii="Wingdings" w:hAnsi="Wingdings" w:hint="default"/>
+      </w:rPr>
+    </w:lvl>
+  </w:abstractNum>
+  <w:abstractNum w:abstractNumId="15" w15:restartNumberingAfterBreak="0">
     <w:nsid w:val="27702B98"/>
     <w:multiLevelType w:val="hybridMultilevel"/>
     <w:tmpl w:val="687CD794"/>
@@ -15557,7 +19466,233 @@
       </w:rPr>
     </w:lvl>
   </w:abstractNum>
-  <w:abstractNum w:abstractNumId="13" w15:restartNumberingAfterBreak="0">
+  <w:abstractNum w:abstractNumId="16" w15:restartNumberingAfterBreak="0">
+    <w:nsid w:val="297533EA"/>
+    <w:multiLevelType w:val="hybridMultilevel"/>
+    <w:tmpl w:val="D138100A"/>
+    <w:lvl w:ilvl="0" w:tplc="04190001">
+      <w:start w:val="1"/>
+      <w:numFmt w:val="bullet"/>
+      <w:lvlText w:val=""/>
+      <w:lvlJc w:val="left"/>
+      <w:pPr>
+        <w:ind w:left="1429" w:hanging="360"/>
+      </w:pPr>
+      <w:rPr>
+        <w:rFonts w:ascii="Symbol" w:hAnsi="Symbol" w:hint="default"/>
+      </w:rPr>
+    </w:lvl>
+    <w:lvl w:ilvl="1" w:tplc="04190003" w:tentative="1">
+      <w:start w:val="1"/>
+      <w:numFmt w:val="bullet"/>
+      <w:lvlText w:val="o"/>
+      <w:lvlJc w:val="left"/>
+      <w:pPr>
+        <w:ind w:left="2149" w:hanging="360"/>
+      </w:pPr>
+      <w:rPr>
+        <w:rFonts w:ascii="Courier New" w:hAnsi="Courier New" w:cs="Courier New" w:hint="default"/>
+      </w:rPr>
+    </w:lvl>
+    <w:lvl w:ilvl="2" w:tplc="04190005" w:tentative="1">
+      <w:start w:val="1"/>
+      <w:numFmt w:val="bullet"/>
+      <w:lvlText w:val=""/>
+      <w:lvlJc w:val="left"/>
+      <w:pPr>
+        <w:ind w:left="2869" w:hanging="360"/>
+      </w:pPr>
+      <w:rPr>
+        <w:rFonts w:ascii="Wingdings" w:hAnsi="Wingdings" w:hint="default"/>
+      </w:rPr>
+    </w:lvl>
+    <w:lvl w:ilvl="3" w:tplc="04190001" w:tentative="1">
+      <w:start w:val="1"/>
+      <w:numFmt w:val="bullet"/>
+      <w:lvlText w:val=""/>
+      <w:lvlJc w:val="left"/>
+      <w:pPr>
+        <w:ind w:left="3589" w:hanging="360"/>
+      </w:pPr>
+      <w:rPr>
+        <w:rFonts w:ascii="Symbol" w:hAnsi="Symbol" w:hint="default"/>
+      </w:rPr>
+    </w:lvl>
+    <w:lvl w:ilvl="4" w:tplc="04190003" w:tentative="1">
+      <w:start w:val="1"/>
+      <w:numFmt w:val="bullet"/>
+      <w:lvlText w:val="o"/>
+      <w:lvlJc w:val="left"/>
+      <w:pPr>
+        <w:ind w:left="4309" w:hanging="360"/>
+      </w:pPr>
+      <w:rPr>
+        <w:rFonts w:ascii="Courier New" w:hAnsi="Courier New" w:cs="Courier New" w:hint="default"/>
+      </w:rPr>
+    </w:lvl>
+    <w:lvl w:ilvl="5" w:tplc="04190005" w:tentative="1">
+      <w:start w:val="1"/>
+      <w:numFmt w:val="bullet"/>
+      <w:lvlText w:val=""/>
+      <w:lvlJc w:val="left"/>
+      <w:pPr>
+        <w:ind w:left="5029" w:hanging="360"/>
+      </w:pPr>
+      <w:rPr>
+        <w:rFonts w:ascii="Wingdings" w:hAnsi="Wingdings" w:hint="default"/>
+      </w:rPr>
+    </w:lvl>
+    <w:lvl w:ilvl="6" w:tplc="04190001" w:tentative="1">
+      <w:start w:val="1"/>
+      <w:numFmt w:val="bullet"/>
+      <w:lvlText w:val=""/>
+      <w:lvlJc w:val="left"/>
+      <w:pPr>
+        <w:ind w:left="5749" w:hanging="360"/>
+      </w:pPr>
+      <w:rPr>
+        <w:rFonts w:ascii="Symbol" w:hAnsi="Symbol" w:hint="default"/>
+      </w:rPr>
+    </w:lvl>
+    <w:lvl w:ilvl="7" w:tplc="04190003" w:tentative="1">
+      <w:start w:val="1"/>
+      <w:numFmt w:val="bullet"/>
+      <w:lvlText w:val="o"/>
+      <w:lvlJc w:val="left"/>
+      <w:pPr>
+        <w:ind w:left="6469" w:hanging="360"/>
+      </w:pPr>
+      <w:rPr>
+        <w:rFonts w:ascii="Courier New" w:hAnsi="Courier New" w:cs="Courier New" w:hint="default"/>
+      </w:rPr>
+    </w:lvl>
+    <w:lvl w:ilvl="8" w:tplc="04190005" w:tentative="1">
+      <w:start w:val="1"/>
+      <w:numFmt w:val="bullet"/>
+      <w:lvlText w:val=""/>
+      <w:lvlJc w:val="left"/>
+      <w:pPr>
+        <w:ind w:left="7189" w:hanging="360"/>
+      </w:pPr>
+      <w:rPr>
+        <w:rFonts w:ascii="Wingdings" w:hAnsi="Wingdings" w:hint="default"/>
+      </w:rPr>
+    </w:lvl>
+  </w:abstractNum>
+  <w:abstractNum w:abstractNumId="17" w15:restartNumberingAfterBreak="0">
+    <w:nsid w:val="2B7A1EE6"/>
+    <w:multiLevelType w:val="hybridMultilevel"/>
+    <w:tmpl w:val="4D2C11E8"/>
+    <w:lvl w:ilvl="0" w:tplc="04190001">
+      <w:start w:val="1"/>
+      <w:numFmt w:val="bullet"/>
+      <w:lvlText w:val=""/>
+      <w:lvlJc w:val="left"/>
+      <w:pPr>
+        <w:ind w:left="1429" w:hanging="360"/>
+      </w:pPr>
+      <w:rPr>
+        <w:rFonts w:ascii="Symbol" w:hAnsi="Symbol" w:hint="default"/>
+      </w:rPr>
+    </w:lvl>
+    <w:lvl w:ilvl="1" w:tplc="04190003" w:tentative="1">
+      <w:start w:val="1"/>
+      <w:numFmt w:val="bullet"/>
+      <w:lvlText w:val="o"/>
+      <w:lvlJc w:val="left"/>
+      <w:pPr>
+        <w:ind w:left="2149" w:hanging="360"/>
+      </w:pPr>
+      <w:rPr>
+        <w:rFonts w:ascii="Courier New" w:hAnsi="Courier New" w:cs="Courier New" w:hint="default"/>
+      </w:rPr>
+    </w:lvl>
+    <w:lvl w:ilvl="2" w:tplc="04190005" w:tentative="1">
+      <w:start w:val="1"/>
+      <w:numFmt w:val="bullet"/>
+      <w:lvlText w:val=""/>
+      <w:lvlJc w:val="left"/>
+      <w:pPr>
+        <w:ind w:left="2869" w:hanging="360"/>
+      </w:pPr>
+      <w:rPr>
+        <w:rFonts w:ascii="Wingdings" w:hAnsi="Wingdings" w:hint="default"/>
+      </w:rPr>
+    </w:lvl>
+    <w:lvl w:ilvl="3" w:tplc="04190001" w:tentative="1">
+      <w:start w:val="1"/>
+      <w:numFmt w:val="bullet"/>
+      <w:lvlText w:val=""/>
+      <w:lvlJc w:val="left"/>
+      <w:pPr>
+        <w:ind w:left="3589" w:hanging="360"/>
+      </w:pPr>
+      <w:rPr>
+        <w:rFonts w:ascii="Symbol" w:hAnsi="Symbol" w:hint="default"/>
+      </w:rPr>
+    </w:lvl>
+    <w:lvl w:ilvl="4" w:tplc="04190003" w:tentative="1">
+      <w:start w:val="1"/>
+      <w:numFmt w:val="bullet"/>
+      <w:lvlText w:val="o"/>
+      <w:lvlJc w:val="left"/>
+      <w:pPr>
+        <w:ind w:left="4309" w:hanging="360"/>
+      </w:pPr>
+      <w:rPr>
+        <w:rFonts w:ascii="Courier New" w:hAnsi="Courier New" w:cs="Courier New" w:hint="default"/>
+      </w:rPr>
+    </w:lvl>
+    <w:lvl w:ilvl="5" w:tplc="04190005" w:tentative="1">
+      <w:start w:val="1"/>
+      <w:numFmt w:val="bullet"/>
+      <w:lvlText w:val=""/>
+      <w:lvlJc w:val="left"/>
+      <w:pPr>
+        <w:ind w:left="5029" w:hanging="360"/>
+      </w:pPr>
+      <w:rPr>
+        <w:rFonts w:ascii="Wingdings" w:hAnsi="Wingdings" w:hint="default"/>
+      </w:rPr>
+    </w:lvl>
+    <w:lvl w:ilvl="6" w:tplc="04190001" w:tentative="1">
+      <w:start w:val="1"/>
+      <w:numFmt w:val="bullet"/>
+      <w:lvlText w:val=""/>
+      <w:lvlJc w:val="left"/>
+      <w:pPr>
+        <w:ind w:left="5749" w:hanging="360"/>
+      </w:pPr>
+      <w:rPr>
+        <w:rFonts w:ascii="Symbol" w:hAnsi="Symbol" w:hint="default"/>
+      </w:rPr>
+    </w:lvl>
+    <w:lvl w:ilvl="7" w:tplc="04190003" w:tentative="1">
+      <w:start w:val="1"/>
+      <w:numFmt w:val="bullet"/>
+      <w:lvlText w:val="o"/>
+      <w:lvlJc w:val="left"/>
+      <w:pPr>
+        <w:ind w:left="6469" w:hanging="360"/>
+      </w:pPr>
+      <w:rPr>
+        <w:rFonts w:ascii="Courier New" w:hAnsi="Courier New" w:cs="Courier New" w:hint="default"/>
+      </w:rPr>
+    </w:lvl>
+    <w:lvl w:ilvl="8" w:tplc="04190005" w:tentative="1">
+      <w:start w:val="1"/>
+      <w:numFmt w:val="bullet"/>
+      <w:lvlText w:val=""/>
+      <w:lvlJc w:val="left"/>
+      <w:pPr>
+        <w:ind w:left="7189" w:hanging="360"/>
+      </w:pPr>
+      <w:rPr>
+        <w:rFonts w:ascii="Wingdings" w:hAnsi="Wingdings" w:hint="default"/>
+      </w:rPr>
+    </w:lvl>
+  </w:abstractNum>
+  <w:abstractNum w:abstractNumId="18" w15:restartNumberingAfterBreak="0">
     <w:nsid w:val="2EB51AE6"/>
     <w:multiLevelType w:val="hybridMultilevel"/>
     <w:tmpl w:val="1DB86AF4"/>
@@ -15647,7 +19782,7 @@
       </w:pPr>
     </w:lvl>
   </w:abstractNum>
-  <w:abstractNum w:abstractNumId="14" w15:restartNumberingAfterBreak="0">
+  <w:abstractNum w:abstractNumId="19" w15:restartNumberingAfterBreak="0">
     <w:nsid w:val="33062CB1"/>
     <w:multiLevelType w:val="hybridMultilevel"/>
     <w:tmpl w:val="6D5601A2"/>
@@ -15739,7 +19874,7 @@
       </w:pPr>
     </w:lvl>
   </w:abstractNum>
-  <w:abstractNum w:abstractNumId="15" w15:restartNumberingAfterBreak="0">
+  <w:abstractNum w:abstractNumId="20" w15:restartNumberingAfterBreak="0">
     <w:nsid w:val="38816907"/>
     <w:multiLevelType w:val="hybridMultilevel"/>
     <w:tmpl w:val="E0A0EF9E"/>
@@ -15852,7 +19987,7 @@
       </w:rPr>
     </w:lvl>
   </w:abstractNum>
-  <w:abstractNum w:abstractNumId="16" w15:restartNumberingAfterBreak="0">
+  <w:abstractNum w:abstractNumId="21" w15:restartNumberingAfterBreak="0">
     <w:nsid w:val="39F07562"/>
     <w:multiLevelType w:val="hybridMultilevel"/>
     <w:tmpl w:val="E13E8BA2"/>
@@ -15941,7 +20076,7 @@
       </w:pPr>
     </w:lvl>
   </w:abstractNum>
-  <w:abstractNum w:abstractNumId="17" w15:restartNumberingAfterBreak="0">
+  <w:abstractNum w:abstractNumId="22" w15:restartNumberingAfterBreak="0">
     <w:nsid w:val="3D483DDF"/>
     <w:multiLevelType w:val="hybridMultilevel"/>
     <w:tmpl w:val="C7C8D14C"/>
@@ -16054,7 +20189,156 @@
       </w:rPr>
     </w:lvl>
   </w:abstractNum>
-  <w:abstractNum w:abstractNumId="18" w15:restartNumberingAfterBreak="0">
+  <w:abstractNum w:abstractNumId="23" w15:restartNumberingAfterBreak="0">
+    <w:nsid w:val="3E2268D9"/>
+    <w:multiLevelType w:val="multilevel"/>
+    <w:tmpl w:val="0F569F08"/>
+    <w:lvl w:ilvl="0">
+      <w:start w:val="1"/>
+      <w:numFmt w:val="bullet"/>
+      <w:lvlText w:val=""/>
+      <w:lvlJc w:val="left"/>
+      <w:pPr>
+        <w:tabs>
+          <w:tab w:val="num" w:pos="720"/>
+        </w:tabs>
+        <w:ind w:left="720" w:hanging="360"/>
+      </w:pPr>
+      <w:rPr>
+        <w:rFonts w:ascii="Symbol" w:hAnsi="Symbol" w:hint="default"/>
+        <w:sz w:val="20"/>
+      </w:rPr>
+    </w:lvl>
+    <w:lvl w:ilvl="1" w:tentative="1">
+      <w:start w:val="1"/>
+      <w:numFmt w:val="bullet"/>
+      <w:lvlText w:val="o"/>
+      <w:lvlJc w:val="left"/>
+      <w:pPr>
+        <w:tabs>
+          <w:tab w:val="num" w:pos="1440"/>
+        </w:tabs>
+        <w:ind w:left="1440" w:hanging="360"/>
+      </w:pPr>
+      <w:rPr>
+        <w:rFonts w:ascii="Courier New" w:hAnsi="Courier New" w:hint="default"/>
+        <w:sz w:val="20"/>
+      </w:rPr>
+    </w:lvl>
+    <w:lvl w:ilvl="2" w:tentative="1">
+      <w:start w:val="1"/>
+      <w:numFmt w:val="bullet"/>
+      <w:lvlText w:val=""/>
+      <w:lvlJc w:val="left"/>
+      <w:pPr>
+        <w:tabs>
+          <w:tab w:val="num" w:pos="2160"/>
+        </w:tabs>
+        <w:ind w:left="2160" w:hanging="360"/>
+      </w:pPr>
+      <w:rPr>
+        <w:rFonts w:ascii="Wingdings" w:hAnsi="Wingdings" w:hint="default"/>
+        <w:sz w:val="20"/>
+      </w:rPr>
+    </w:lvl>
+    <w:lvl w:ilvl="3" w:tentative="1">
+      <w:start w:val="1"/>
+      <w:numFmt w:val="bullet"/>
+      <w:lvlText w:val=""/>
+      <w:lvlJc w:val="left"/>
+      <w:pPr>
+        <w:tabs>
+          <w:tab w:val="num" w:pos="2880"/>
+        </w:tabs>
+        <w:ind w:left="2880" w:hanging="360"/>
+      </w:pPr>
+      <w:rPr>
+        <w:rFonts w:ascii="Wingdings" w:hAnsi="Wingdings" w:hint="default"/>
+        <w:sz w:val="20"/>
+      </w:rPr>
+    </w:lvl>
+    <w:lvl w:ilvl="4" w:tentative="1">
+      <w:start w:val="1"/>
+      <w:numFmt w:val="bullet"/>
+      <w:lvlText w:val=""/>
+      <w:lvlJc w:val="left"/>
+      <w:pPr>
+        <w:tabs>
+          <w:tab w:val="num" w:pos="3600"/>
+        </w:tabs>
+        <w:ind w:left="3600" w:hanging="360"/>
+      </w:pPr>
+      <w:rPr>
+        <w:rFonts w:ascii="Wingdings" w:hAnsi="Wingdings" w:hint="default"/>
+        <w:sz w:val="20"/>
+      </w:rPr>
+    </w:lvl>
+    <w:lvl w:ilvl="5" w:tentative="1">
+      <w:start w:val="1"/>
+      <w:numFmt w:val="bullet"/>
+      <w:lvlText w:val=""/>
+      <w:lvlJc w:val="left"/>
+      <w:pPr>
+        <w:tabs>
+          <w:tab w:val="num" w:pos="4320"/>
+        </w:tabs>
+        <w:ind w:left="4320" w:hanging="360"/>
+      </w:pPr>
+      <w:rPr>
+        <w:rFonts w:ascii="Wingdings" w:hAnsi="Wingdings" w:hint="default"/>
+        <w:sz w:val="20"/>
+      </w:rPr>
+    </w:lvl>
+    <w:lvl w:ilvl="6" w:tentative="1">
+      <w:start w:val="1"/>
+      <w:numFmt w:val="bullet"/>
+      <w:lvlText w:val=""/>
+      <w:lvlJc w:val="left"/>
+      <w:pPr>
+        <w:tabs>
+          <w:tab w:val="num" w:pos="5040"/>
+        </w:tabs>
+        <w:ind w:left="5040" w:hanging="360"/>
+      </w:pPr>
+      <w:rPr>
+        <w:rFonts w:ascii="Wingdings" w:hAnsi="Wingdings" w:hint="default"/>
+        <w:sz w:val="20"/>
+      </w:rPr>
+    </w:lvl>
+    <w:lvl w:ilvl="7" w:tentative="1">
+      <w:start w:val="1"/>
+      <w:numFmt w:val="bullet"/>
+      <w:lvlText w:val=""/>
+      <w:lvlJc w:val="left"/>
+      <w:pPr>
+        <w:tabs>
+          <w:tab w:val="num" w:pos="5760"/>
+        </w:tabs>
+        <w:ind w:left="5760" w:hanging="360"/>
+      </w:pPr>
+      <w:rPr>
+        <w:rFonts w:ascii="Wingdings" w:hAnsi="Wingdings" w:hint="default"/>
+        <w:sz w:val="20"/>
+      </w:rPr>
+    </w:lvl>
+    <w:lvl w:ilvl="8" w:tentative="1">
+      <w:start w:val="1"/>
+      <w:numFmt w:val="bullet"/>
+      <w:lvlText w:val=""/>
+      <w:lvlJc w:val="left"/>
+      <w:pPr>
+        <w:tabs>
+          <w:tab w:val="num" w:pos="6480"/>
+        </w:tabs>
+        <w:ind w:left="6480" w:hanging="360"/>
+      </w:pPr>
+      <w:rPr>
+        <w:rFonts w:ascii="Wingdings" w:hAnsi="Wingdings" w:hint="default"/>
+        <w:sz w:val="20"/>
+      </w:rPr>
+    </w:lvl>
+  </w:abstractNum>
+  <w:abstractNum w:abstractNumId="24" w15:restartNumberingAfterBreak="0">
     <w:nsid w:val="40D865E4"/>
     <w:multiLevelType w:val="hybridMultilevel"/>
     <w:tmpl w:val="75D87CCE"/>
@@ -16143,7 +20427,7 @@
       </w:pPr>
     </w:lvl>
   </w:abstractNum>
-  <w:abstractNum w:abstractNumId="19" w15:restartNumberingAfterBreak="0">
+  <w:abstractNum w:abstractNumId="25" w15:restartNumberingAfterBreak="0">
     <w:nsid w:val="414A7A2D"/>
     <w:multiLevelType w:val="hybridMultilevel"/>
     <w:tmpl w:val="B462B25E"/>
@@ -16256,7 +20540,156 @@
       </w:rPr>
     </w:lvl>
   </w:abstractNum>
-  <w:abstractNum w:abstractNumId="20" w15:restartNumberingAfterBreak="0">
+  <w:abstractNum w:abstractNumId="26" w15:restartNumberingAfterBreak="0">
+    <w:nsid w:val="41A35F0F"/>
+    <w:multiLevelType w:val="multilevel"/>
+    <w:tmpl w:val="23583CE6"/>
+    <w:lvl w:ilvl="0">
+      <w:start w:val="1"/>
+      <w:numFmt w:val="bullet"/>
+      <w:lvlText w:val=""/>
+      <w:lvlJc w:val="left"/>
+      <w:pPr>
+        <w:tabs>
+          <w:tab w:val="num" w:pos="1429"/>
+        </w:tabs>
+        <w:ind w:left="1429" w:hanging="360"/>
+      </w:pPr>
+      <w:rPr>
+        <w:rFonts w:ascii="Symbol" w:hAnsi="Symbol" w:hint="default"/>
+        <w:sz w:val="20"/>
+      </w:rPr>
+    </w:lvl>
+    <w:lvl w:ilvl="1" w:tentative="1">
+      <w:start w:val="1"/>
+      <w:numFmt w:val="bullet"/>
+      <w:lvlText w:val="o"/>
+      <w:lvlJc w:val="left"/>
+      <w:pPr>
+        <w:tabs>
+          <w:tab w:val="num" w:pos="2149"/>
+        </w:tabs>
+        <w:ind w:left="2149" w:hanging="360"/>
+      </w:pPr>
+      <w:rPr>
+        <w:rFonts w:ascii="Courier New" w:hAnsi="Courier New" w:hint="default"/>
+        <w:sz w:val="20"/>
+      </w:rPr>
+    </w:lvl>
+    <w:lvl w:ilvl="2" w:tentative="1">
+      <w:start w:val="1"/>
+      <w:numFmt w:val="bullet"/>
+      <w:lvlText w:val=""/>
+      <w:lvlJc w:val="left"/>
+      <w:pPr>
+        <w:tabs>
+          <w:tab w:val="num" w:pos="2869"/>
+        </w:tabs>
+        <w:ind w:left="2869" w:hanging="360"/>
+      </w:pPr>
+      <w:rPr>
+        <w:rFonts w:ascii="Wingdings" w:hAnsi="Wingdings" w:hint="default"/>
+        <w:sz w:val="20"/>
+      </w:rPr>
+    </w:lvl>
+    <w:lvl w:ilvl="3" w:tentative="1">
+      <w:start w:val="1"/>
+      <w:numFmt w:val="bullet"/>
+      <w:lvlText w:val=""/>
+      <w:lvlJc w:val="left"/>
+      <w:pPr>
+        <w:tabs>
+          <w:tab w:val="num" w:pos="3589"/>
+        </w:tabs>
+        <w:ind w:left="3589" w:hanging="360"/>
+      </w:pPr>
+      <w:rPr>
+        <w:rFonts w:ascii="Wingdings" w:hAnsi="Wingdings" w:hint="default"/>
+        <w:sz w:val="20"/>
+      </w:rPr>
+    </w:lvl>
+    <w:lvl w:ilvl="4" w:tentative="1">
+      <w:start w:val="1"/>
+      <w:numFmt w:val="bullet"/>
+      <w:lvlText w:val=""/>
+      <w:lvlJc w:val="left"/>
+      <w:pPr>
+        <w:tabs>
+          <w:tab w:val="num" w:pos="4309"/>
+        </w:tabs>
+        <w:ind w:left="4309" w:hanging="360"/>
+      </w:pPr>
+      <w:rPr>
+        <w:rFonts w:ascii="Wingdings" w:hAnsi="Wingdings" w:hint="default"/>
+        <w:sz w:val="20"/>
+      </w:rPr>
+    </w:lvl>
+    <w:lvl w:ilvl="5" w:tentative="1">
+      <w:start w:val="1"/>
+      <w:numFmt w:val="bullet"/>
+      <w:lvlText w:val=""/>
+      <w:lvlJc w:val="left"/>
+      <w:pPr>
+        <w:tabs>
+          <w:tab w:val="num" w:pos="5029"/>
+        </w:tabs>
+        <w:ind w:left="5029" w:hanging="360"/>
+      </w:pPr>
+      <w:rPr>
+        <w:rFonts w:ascii="Wingdings" w:hAnsi="Wingdings" w:hint="default"/>
+        <w:sz w:val="20"/>
+      </w:rPr>
+    </w:lvl>
+    <w:lvl w:ilvl="6" w:tentative="1">
+      <w:start w:val="1"/>
+      <w:numFmt w:val="bullet"/>
+      <w:lvlText w:val=""/>
+      <w:lvlJc w:val="left"/>
+      <w:pPr>
+        <w:tabs>
+          <w:tab w:val="num" w:pos="5749"/>
+        </w:tabs>
+        <w:ind w:left="5749" w:hanging="360"/>
+      </w:pPr>
+      <w:rPr>
+        <w:rFonts w:ascii="Wingdings" w:hAnsi="Wingdings" w:hint="default"/>
+        <w:sz w:val="20"/>
+      </w:rPr>
+    </w:lvl>
+    <w:lvl w:ilvl="7" w:tentative="1">
+      <w:start w:val="1"/>
+      <w:numFmt w:val="bullet"/>
+      <w:lvlText w:val=""/>
+      <w:lvlJc w:val="left"/>
+      <w:pPr>
+        <w:tabs>
+          <w:tab w:val="num" w:pos="6469"/>
+        </w:tabs>
+        <w:ind w:left="6469" w:hanging="360"/>
+      </w:pPr>
+      <w:rPr>
+        <w:rFonts w:ascii="Wingdings" w:hAnsi="Wingdings" w:hint="default"/>
+        <w:sz w:val="20"/>
+      </w:rPr>
+    </w:lvl>
+    <w:lvl w:ilvl="8" w:tentative="1">
+      <w:start w:val="1"/>
+      <w:numFmt w:val="bullet"/>
+      <w:lvlText w:val=""/>
+      <w:lvlJc w:val="left"/>
+      <w:pPr>
+        <w:tabs>
+          <w:tab w:val="num" w:pos="7189"/>
+        </w:tabs>
+        <w:ind w:left="7189" w:hanging="360"/>
+      </w:pPr>
+      <w:rPr>
+        <w:rFonts w:ascii="Wingdings" w:hAnsi="Wingdings" w:hint="default"/>
+        <w:sz w:val="20"/>
+      </w:rPr>
+    </w:lvl>
+  </w:abstractNum>
+  <w:abstractNum w:abstractNumId="27" w15:restartNumberingAfterBreak="0">
     <w:nsid w:val="430F6AC1"/>
     <w:multiLevelType w:val="hybridMultilevel"/>
     <w:tmpl w:val="61DA50F8"/>
@@ -16345,7 +20778,7 @@
       </w:pPr>
     </w:lvl>
   </w:abstractNum>
-  <w:abstractNum w:abstractNumId="21" w15:restartNumberingAfterBreak="0">
+  <w:abstractNum w:abstractNumId="28" w15:restartNumberingAfterBreak="0">
     <w:nsid w:val="49173528"/>
     <w:multiLevelType w:val="hybridMultilevel"/>
     <w:tmpl w:val="217E390E"/>
@@ -16458,7 +20891,120 @@
       </w:rPr>
     </w:lvl>
   </w:abstractNum>
-  <w:abstractNum w:abstractNumId="22" w15:restartNumberingAfterBreak="0">
+  <w:abstractNum w:abstractNumId="29" w15:restartNumberingAfterBreak="0">
+    <w:nsid w:val="4E863347"/>
+    <w:multiLevelType w:val="hybridMultilevel"/>
+    <w:tmpl w:val="E4AE65A4"/>
+    <w:lvl w:ilvl="0" w:tplc="04190001">
+      <w:start w:val="1"/>
+      <w:numFmt w:val="bullet"/>
+      <w:lvlText w:val=""/>
+      <w:lvlJc w:val="left"/>
+      <w:pPr>
+        <w:ind w:left="1429" w:hanging="360"/>
+      </w:pPr>
+      <w:rPr>
+        <w:rFonts w:ascii="Symbol" w:hAnsi="Symbol" w:hint="default"/>
+      </w:rPr>
+    </w:lvl>
+    <w:lvl w:ilvl="1" w:tplc="04190003" w:tentative="1">
+      <w:start w:val="1"/>
+      <w:numFmt w:val="bullet"/>
+      <w:lvlText w:val="o"/>
+      <w:lvlJc w:val="left"/>
+      <w:pPr>
+        <w:ind w:left="2149" w:hanging="360"/>
+      </w:pPr>
+      <w:rPr>
+        <w:rFonts w:ascii="Courier New" w:hAnsi="Courier New" w:cs="Courier New" w:hint="default"/>
+      </w:rPr>
+    </w:lvl>
+    <w:lvl w:ilvl="2" w:tplc="04190005" w:tentative="1">
+      <w:start w:val="1"/>
+      <w:numFmt w:val="bullet"/>
+      <w:lvlText w:val=""/>
+      <w:lvlJc w:val="left"/>
+      <w:pPr>
+        <w:ind w:left="2869" w:hanging="360"/>
+      </w:pPr>
+      <w:rPr>
+        <w:rFonts w:ascii="Wingdings" w:hAnsi="Wingdings" w:hint="default"/>
+      </w:rPr>
+    </w:lvl>
+    <w:lvl w:ilvl="3" w:tplc="04190001" w:tentative="1">
+      <w:start w:val="1"/>
+      <w:numFmt w:val="bullet"/>
+      <w:lvlText w:val=""/>
+      <w:lvlJc w:val="left"/>
+      <w:pPr>
+        <w:ind w:left="3589" w:hanging="360"/>
+      </w:pPr>
+      <w:rPr>
+        <w:rFonts w:ascii="Symbol" w:hAnsi="Symbol" w:hint="default"/>
+      </w:rPr>
+    </w:lvl>
+    <w:lvl w:ilvl="4" w:tplc="04190003" w:tentative="1">
+      <w:start w:val="1"/>
+      <w:numFmt w:val="bullet"/>
+      <w:lvlText w:val="o"/>
+      <w:lvlJc w:val="left"/>
+      <w:pPr>
+        <w:ind w:left="4309" w:hanging="360"/>
+      </w:pPr>
+      <w:rPr>
+        <w:rFonts w:ascii="Courier New" w:hAnsi="Courier New" w:cs="Courier New" w:hint="default"/>
+      </w:rPr>
+    </w:lvl>
+    <w:lvl w:ilvl="5" w:tplc="04190005" w:tentative="1">
+      <w:start w:val="1"/>
+      <w:numFmt w:val="bullet"/>
+      <w:lvlText w:val=""/>
+      <w:lvlJc w:val="left"/>
+      <w:pPr>
+        <w:ind w:left="5029" w:hanging="360"/>
+      </w:pPr>
+      <w:rPr>
+        <w:rFonts w:ascii="Wingdings" w:hAnsi="Wingdings" w:hint="default"/>
+      </w:rPr>
+    </w:lvl>
+    <w:lvl w:ilvl="6" w:tplc="04190001" w:tentative="1">
+      <w:start w:val="1"/>
+      <w:numFmt w:val="bullet"/>
+      <w:lvlText w:val=""/>
+      <w:lvlJc w:val="left"/>
+      <w:pPr>
+        <w:ind w:left="5749" w:hanging="360"/>
+      </w:pPr>
+      <w:rPr>
+        <w:rFonts w:ascii="Symbol" w:hAnsi="Symbol" w:hint="default"/>
+      </w:rPr>
+    </w:lvl>
+    <w:lvl w:ilvl="7" w:tplc="04190003" w:tentative="1">
+      <w:start w:val="1"/>
+      <w:numFmt w:val="bullet"/>
+      <w:lvlText w:val="o"/>
+      <w:lvlJc w:val="left"/>
+      <w:pPr>
+        <w:ind w:left="6469" w:hanging="360"/>
+      </w:pPr>
+      <w:rPr>
+        <w:rFonts w:ascii="Courier New" w:hAnsi="Courier New" w:cs="Courier New" w:hint="default"/>
+      </w:rPr>
+    </w:lvl>
+    <w:lvl w:ilvl="8" w:tplc="04190005" w:tentative="1">
+      <w:start w:val="1"/>
+      <w:numFmt w:val="bullet"/>
+      <w:lvlText w:val=""/>
+      <w:lvlJc w:val="left"/>
+      <w:pPr>
+        <w:ind w:left="7189" w:hanging="360"/>
+      </w:pPr>
+      <w:rPr>
+        <w:rFonts w:ascii="Wingdings" w:hAnsi="Wingdings" w:hint="default"/>
+      </w:rPr>
+    </w:lvl>
+  </w:abstractNum>
+  <w:abstractNum w:abstractNumId="30" w15:restartNumberingAfterBreak="0">
     <w:nsid w:val="4F4E264F"/>
     <w:multiLevelType w:val="multilevel"/>
     <w:tmpl w:val="8458CDE4"/>
@@ -16588,7 +21134,7 @@
       </w:rPr>
     </w:lvl>
   </w:abstractNum>
-  <w:abstractNum w:abstractNumId="23" w15:restartNumberingAfterBreak="0">
+  <w:abstractNum w:abstractNumId="31" w15:restartNumberingAfterBreak="0">
     <w:nsid w:val="54E05528"/>
     <w:multiLevelType w:val="hybridMultilevel"/>
     <w:tmpl w:val="6B844022"/>
@@ -16701,7 +21247,7 @@
       </w:rPr>
     </w:lvl>
   </w:abstractNum>
-  <w:abstractNum w:abstractNumId="24" w15:restartNumberingAfterBreak="0">
+  <w:abstractNum w:abstractNumId="32" w15:restartNumberingAfterBreak="0">
     <w:nsid w:val="595E3ED1"/>
     <w:multiLevelType w:val="hybridMultilevel"/>
     <w:tmpl w:val="0E5A0C26"/>
@@ -16814,7 +21360,120 @@
       </w:rPr>
     </w:lvl>
   </w:abstractNum>
-  <w:abstractNum w:abstractNumId="25" w15:restartNumberingAfterBreak="0">
+  <w:abstractNum w:abstractNumId="33" w15:restartNumberingAfterBreak="0">
+    <w:nsid w:val="5A9420C4"/>
+    <w:multiLevelType w:val="hybridMultilevel"/>
+    <w:tmpl w:val="69B6C74E"/>
+    <w:lvl w:ilvl="0" w:tplc="04190001">
+      <w:start w:val="1"/>
+      <w:numFmt w:val="bullet"/>
+      <w:lvlText w:val=""/>
+      <w:lvlJc w:val="left"/>
+      <w:pPr>
+        <w:ind w:left="1429" w:hanging="360"/>
+      </w:pPr>
+      <w:rPr>
+        <w:rFonts w:ascii="Symbol" w:hAnsi="Symbol" w:hint="default"/>
+      </w:rPr>
+    </w:lvl>
+    <w:lvl w:ilvl="1" w:tplc="04190003" w:tentative="1">
+      <w:start w:val="1"/>
+      <w:numFmt w:val="bullet"/>
+      <w:lvlText w:val="o"/>
+      <w:lvlJc w:val="left"/>
+      <w:pPr>
+        <w:ind w:left="2149" w:hanging="360"/>
+      </w:pPr>
+      <w:rPr>
+        <w:rFonts w:ascii="Courier New" w:hAnsi="Courier New" w:cs="Courier New" w:hint="default"/>
+      </w:rPr>
+    </w:lvl>
+    <w:lvl w:ilvl="2" w:tplc="04190005" w:tentative="1">
+      <w:start w:val="1"/>
+      <w:numFmt w:val="bullet"/>
+      <w:lvlText w:val=""/>
+      <w:lvlJc w:val="left"/>
+      <w:pPr>
+        <w:ind w:left="2869" w:hanging="360"/>
+      </w:pPr>
+      <w:rPr>
+        <w:rFonts w:ascii="Wingdings" w:hAnsi="Wingdings" w:hint="default"/>
+      </w:rPr>
+    </w:lvl>
+    <w:lvl w:ilvl="3" w:tplc="04190001" w:tentative="1">
+      <w:start w:val="1"/>
+      <w:numFmt w:val="bullet"/>
+      <w:lvlText w:val=""/>
+      <w:lvlJc w:val="left"/>
+      <w:pPr>
+        <w:ind w:left="3589" w:hanging="360"/>
+      </w:pPr>
+      <w:rPr>
+        <w:rFonts w:ascii="Symbol" w:hAnsi="Symbol" w:hint="default"/>
+      </w:rPr>
+    </w:lvl>
+    <w:lvl w:ilvl="4" w:tplc="04190003" w:tentative="1">
+      <w:start w:val="1"/>
+      <w:numFmt w:val="bullet"/>
+      <w:lvlText w:val="o"/>
+      <w:lvlJc w:val="left"/>
+      <w:pPr>
+        <w:ind w:left="4309" w:hanging="360"/>
+      </w:pPr>
+      <w:rPr>
+        <w:rFonts w:ascii="Courier New" w:hAnsi="Courier New" w:cs="Courier New" w:hint="default"/>
+      </w:rPr>
+    </w:lvl>
+    <w:lvl w:ilvl="5" w:tplc="04190005" w:tentative="1">
+      <w:start w:val="1"/>
+      <w:numFmt w:val="bullet"/>
+      <w:lvlText w:val=""/>
+      <w:lvlJc w:val="left"/>
+      <w:pPr>
+        <w:ind w:left="5029" w:hanging="360"/>
+      </w:pPr>
+      <w:rPr>
+        <w:rFonts w:ascii="Wingdings" w:hAnsi="Wingdings" w:hint="default"/>
+      </w:rPr>
+    </w:lvl>
+    <w:lvl w:ilvl="6" w:tplc="04190001" w:tentative="1">
+      <w:start w:val="1"/>
+      <w:numFmt w:val="bullet"/>
+      <w:lvlText w:val=""/>
+      <w:lvlJc w:val="left"/>
+      <w:pPr>
+        <w:ind w:left="5749" w:hanging="360"/>
+      </w:pPr>
+      <w:rPr>
+        <w:rFonts w:ascii="Symbol" w:hAnsi="Symbol" w:hint="default"/>
+      </w:rPr>
+    </w:lvl>
+    <w:lvl w:ilvl="7" w:tplc="04190003" w:tentative="1">
+      <w:start w:val="1"/>
+      <w:numFmt w:val="bullet"/>
+      <w:lvlText w:val="o"/>
+      <w:lvlJc w:val="left"/>
+      <w:pPr>
+        <w:ind w:left="6469" w:hanging="360"/>
+      </w:pPr>
+      <w:rPr>
+        <w:rFonts w:ascii="Courier New" w:hAnsi="Courier New" w:cs="Courier New" w:hint="default"/>
+      </w:rPr>
+    </w:lvl>
+    <w:lvl w:ilvl="8" w:tplc="04190005" w:tentative="1">
+      <w:start w:val="1"/>
+      <w:numFmt w:val="bullet"/>
+      <w:lvlText w:val=""/>
+      <w:lvlJc w:val="left"/>
+      <w:pPr>
+        <w:ind w:left="7189" w:hanging="360"/>
+      </w:pPr>
+      <w:rPr>
+        <w:rFonts w:ascii="Wingdings" w:hAnsi="Wingdings" w:hint="default"/>
+      </w:rPr>
+    </w:lvl>
+  </w:abstractNum>
+  <w:abstractNum w:abstractNumId="34" w15:restartNumberingAfterBreak="0">
     <w:nsid w:val="5C8A5229"/>
     <w:multiLevelType w:val="multilevel"/>
     <w:tmpl w:val="E1E810D4"/>
@@ -16939,7 +21598,156 @@
       </w:rPr>
     </w:lvl>
   </w:abstractNum>
-  <w:abstractNum w:abstractNumId="26" w15:restartNumberingAfterBreak="0">
+  <w:abstractNum w:abstractNumId="35" w15:restartNumberingAfterBreak="0">
+    <w:nsid w:val="5D7C1CEE"/>
+    <w:multiLevelType w:val="multilevel"/>
+    <w:tmpl w:val="2240581A"/>
+    <w:lvl w:ilvl="0">
+      <w:start w:val="1"/>
+      <w:numFmt w:val="bullet"/>
+      <w:lvlText w:val=""/>
+      <w:lvlJc w:val="left"/>
+      <w:pPr>
+        <w:tabs>
+          <w:tab w:val="num" w:pos="720"/>
+        </w:tabs>
+        <w:ind w:left="720" w:hanging="360"/>
+      </w:pPr>
+      <w:rPr>
+        <w:rFonts w:ascii="Symbol" w:hAnsi="Symbol" w:hint="default"/>
+        <w:sz w:val="20"/>
+      </w:rPr>
+    </w:lvl>
+    <w:lvl w:ilvl="1" w:tentative="1">
+      <w:start w:val="1"/>
+      <w:numFmt w:val="bullet"/>
+      <w:lvlText w:val="o"/>
+      <w:lvlJc w:val="left"/>
+      <w:pPr>
+        <w:tabs>
+          <w:tab w:val="num" w:pos="1440"/>
+        </w:tabs>
+        <w:ind w:left="1440" w:hanging="360"/>
+      </w:pPr>
+      <w:rPr>
+        <w:rFonts w:ascii="Courier New" w:hAnsi="Courier New" w:hint="default"/>
+        <w:sz w:val="20"/>
+      </w:rPr>
+    </w:lvl>
+    <w:lvl w:ilvl="2" w:tentative="1">
+      <w:start w:val="1"/>
+      <w:numFmt w:val="bullet"/>
+      <w:lvlText w:val=""/>
+      <w:lvlJc w:val="left"/>
+      <w:pPr>
+        <w:tabs>
+          <w:tab w:val="num" w:pos="2160"/>
+        </w:tabs>
+        <w:ind w:left="2160" w:hanging="360"/>
+      </w:pPr>
+      <w:rPr>
+        <w:rFonts w:ascii="Wingdings" w:hAnsi="Wingdings" w:hint="default"/>
+        <w:sz w:val="20"/>
+      </w:rPr>
+    </w:lvl>
+    <w:lvl w:ilvl="3" w:tentative="1">
+      <w:start w:val="1"/>
+      <w:numFmt w:val="bullet"/>
+      <w:lvlText w:val=""/>
+      <w:lvlJc w:val="left"/>
+      <w:pPr>
+        <w:tabs>
+          <w:tab w:val="num" w:pos="2880"/>
+        </w:tabs>
+        <w:ind w:left="2880" w:hanging="360"/>
+      </w:pPr>
+      <w:rPr>
+        <w:rFonts w:ascii="Wingdings" w:hAnsi="Wingdings" w:hint="default"/>
+        <w:sz w:val="20"/>
+      </w:rPr>
+    </w:lvl>
+    <w:lvl w:ilvl="4" w:tentative="1">
+      <w:start w:val="1"/>
+      <w:numFmt w:val="bullet"/>
+      <w:lvlText w:val=""/>
+      <w:lvlJc w:val="left"/>
+      <w:pPr>
+        <w:tabs>
+          <w:tab w:val="num" w:pos="3600"/>
+        </w:tabs>
+        <w:ind w:left="3600" w:hanging="360"/>
+      </w:pPr>
+      <w:rPr>
+        <w:rFonts w:ascii="Wingdings" w:hAnsi="Wingdings" w:hint="default"/>
+        <w:sz w:val="20"/>
+      </w:rPr>
+    </w:lvl>
+    <w:lvl w:ilvl="5" w:tentative="1">
+      <w:start w:val="1"/>
+      <w:numFmt w:val="bullet"/>
+      <w:lvlText w:val=""/>
+      <w:lvlJc w:val="left"/>
+      <w:pPr>
+        <w:tabs>
+          <w:tab w:val="num" w:pos="4320"/>
+        </w:tabs>
+        <w:ind w:left="4320" w:hanging="360"/>
+      </w:pPr>
+      <w:rPr>
+        <w:rFonts w:ascii="Wingdings" w:hAnsi="Wingdings" w:hint="default"/>
+        <w:sz w:val="20"/>
+      </w:rPr>
+    </w:lvl>
+    <w:lvl w:ilvl="6" w:tentative="1">
+      <w:start w:val="1"/>
+      <w:numFmt w:val="bullet"/>
+      <w:lvlText w:val=""/>
+      <w:lvlJc w:val="left"/>
+      <w:pPr>
+        <w:tabs>
+          <w:tab w:val="num" w:pos="5040"/>
+        </w:tabs>
+        <w:ind w:left="5040" w:hanging="360"/>
+      </w:pPr>
+      <w:rPr>
+        <w:rFonts w:ascii="Wingdings" w:hAnsi="Wingdings" w:hint="default"/>
+        <w:sz w:val="20"/>
+      </w:rPr>
+    </w:lvl>
+    <w:lvl w:ilvl="7" w:tentative="1">
+      <w:start w:val="1"/>
+      <w:numFmt w:val="bullet"/>
+      <w:lvlText w:val=""/>
+      <w:lvlJc w:val="left"/>
+      <w:pPr>
+        <w:tabs>
+          <w:tab w:val="num" w:pos="5760"/>
+        </w:tabs>
+        <w:ind w:left="5760" w:hanging="360"/>
+      </w:pPr>
+      <w:rPr>
+        <w:rFonts w:ascii="Wingdings" w:hAnsi="Wingdings" w:hint="default"/>
+        <w:sz w:val="20"/>
+      </w:rPr>
+    </w:lvl>
+    <w:lvl w:ilvl="8" w:tentative="1">
+      <w:start w:val="1"/>
+      <w:numFmt w:val="bullet"/>
+      <w:lvlText w:val=""/>
+      <w:lvlJc w:val="left"/>
+      <w:pPr>
+        <w:tabs>
+          <w:tab w:val="num" w:pos="6480"/>
+        </w:tabs>
+        <w:ind w:left="6480" w:hanging="360"/>
+      </w:pPr>
+      <w:rPr>
+        <w:rFonts w:ascii="Wingdings" w:hAnsi="Wingdings" w:hint="default"/>
+        <w:sz w:val="20"/>
+      </w:rPr>
+    </w:lvl>
+  </w:abstractNum>
+  <w:abstractNum w:abstractNumId="36" w15:restartNumberingAfterBreak="0">
     <w:nsid w:val="609C7DEC"/>
     <w:multiLevelType w:val="hybridMultilevel"/>
     <w:tmpl w:val="4C301C84"/>
@@ -17033,7 +21841,7 @@
       </w:pPr>
     </w:lvl>
   </w:abstractNum>
-  <w:abstractNum w:abstractNumId="27" w15:restartNumberingAfterBreak="0">
+  <w:abstractNum w:abstractNumId="37" w15:restartNumberingAfterBreak="0">
     <w:nsid w:val="63667A74"/>
     <w:multiLevelType w:val="hybridMultilevel"/>
     <w:tmpl w:val="9D6A7D46"/>
@@ -17146,7 +21954,7 @@
       </w:rPr>
     </w:lvl>
   </w:abstractNum>
-  <w:abstractNum w:abstractNumId="28" w15:restartNumberingAfterBreak="0">
+  <w:abstractNum w:abstractNumId="38" w15:restartNumberingAfterBreak="0">
     <w:nsid w:val="66A80AF1"/>
     <w:multiLevelType w:val="hybridMultilevel"/>
     <w:tmpl w:val="BD96C380"/>
@@ -17259,7 +22067,7 @@
       </w:rPr>
     </w:lvl>
   </w:abstractNum>
-  <w:abstractNum w:abstractNumId="29" w15:restartNumberingAfterBreak="0">
+  <w:abstractNum w:abstractNumId="39" w15:restartNumberingAfterBreak="0">
     <w:nsid w:val="67225620"/>
     <w:multiLevelType w:val="hybridMultilevel"/>
     <w:tmpl w:val="951CBFC4"/>
@@ -17372,7 +22180,7 @@
       </w:rPr>
     </w:lvl>
   </w:abstractNum>
-  <w:abstractNum w:abstractNumId="30" w15:restartNumberingAfterBreak="0">
+  <w:abstractNum w:abstractNumId="40" w15:restartNumberingAfterBreak="0">
     <w:nsid w:val="67863E91"/>
     <w:multiLevelType w:val="hybridMultilevel"/>
     <w:tmpl w:val="0F9A0C8A"/>
@@ -17461,7 +22269,7 @@
       </w:pPr>
     </w:lvl>
   </w:abstractNum>
-  <w:abstractNum w:abstractNumId="31" w15:restartNumberingAfterBreak="0">
+  <w:abstractNum w:abstractNumId="41" w15:restartNumberingAfterBreak="0">
     <w:nsid w:val="72D64586"/>
     <w:multiLevelType w:val="hybridMultilevel"/>
     <w:tmpl w:val="BE986F2C"/>
@@ -17574,7 +22382,233 @@
       </w:rPr>
     </w:lvl>
   </w:abstractNum>
-  <w:abstractNum w:abstractNumId="32" w15:restartNumberingAfterBreak="0">
+  <w:abstractNum w:abstractNumId="42" w15:restartNumberingAfterBreak="0">
+    <w:nsid w:val="77361738"/>
+    <w:multiLevelType w:val="hybridMultilevel"/>
+    <w:tmpl w:val="D75C6AF6"/>
+    <w:lvl w:ilvl="0" w:tplc="04190001">
+      <w:start w:val="1"/>
+      <w:numFmt w:val="bullet"/>
+      <w:lvlText w:val=""/>
+      <w:lvlJc w:val="left"/>
+      <w:pPr>
+        <w:ind w:left="1429" w:hanging="360"/>
+      </w:pPr>
+      <w:rPr>
+        <w:rFonts w:ascii="Symbol" w:hAnsi="Symbol" w:hint="default"/>
+      </w:rPr>
+    </w:lvl>
+    <w:lvl w:ilvl="1" w:tplc="04190003" w:tentative="1">
+      <w:start w:val="1"/>
+      <w:numFmt w:val="bullet"/>
+      <w:lvlText w:val="o"/>
+      <w:lvlJc w:val="left"/>
+      <w:pPr>
+        <w:ind w:left="2149" w:hanging="360"/>
+      </w:pPr>
+      <w:rPr>
+        <w:rFonts w:ascii="Courier New" w:hAnsi="Courier New" w:cs="Courier New" w:hint="default"/>
+      </w:rPr>
+    </w:lvl>
+    <w:lvl w:ilvl="2" w:tplc="04190005" w:tentative="1">
+      <w:start w:val="1"/>
+      <w:numFmt w:val="bullet"/>
+      <w:lvlText w:val=""/>
+      <w:lvlJc w:val="left"/>
+      <w:pPr>
+        <w:ind w:left="2869" w:hanging="360"/>
+      </w:pPr>
+      <w:rPr>
+        <w:rFonts w:ascii="Wingdings" w:hAnsi="Wingdings" w:hint="default"/>
+      </w:rPr>
+    </w:lvl>
+    <w:lvl w:ilvl="3" w:tplc="04190001" w:tentative="1">
+      <w:start w:val="1"/>
+      <w:numFmt w:val="bullet"/>
+      <w:lvlText w:val=""/>
+      <w:lvlJc w:val="left"/>
+      <w:pPr>
+        <w:ind w:left="3589" w:hanging="360"/>
+      </w:pPr>
+      <w:rPr>
+        <w:rFonts w:ascii="Symbol" w:hAnsi="Symbol" w:hint="default"/>
+      </w:rPr>
+    </w:lvl>
+    <w:lvl w:ilvl="4" w:tplc="04190003" w:tentative="1">
+      <w:start w:val="1"/>
+      <w:numFmt w:val="bullet"/>
+      <w:lvlText w:val="o"/>
+      <w:lvlJc w:val="left"/>
+      <w:pPr>
+        <w:ind w:left="4309" w:hanging="360"/>
+      </w:pPr>
+      <w:rPr>
+        <w:rFonts w:ascii="Courier New" w:hAnsi="Courier New" w:cs="Courier New" w:hint="default"/>
+      </w:rPr>
+    </w:lvl>
+    <w:lvl w:ilvl="5" w:tplc="04190005" w:tentative="1">
+      <w:start w:val="1"/>
+      <w:numFmt w:val="bullet"/>
+      <w:lvlText w:val=""/>
+      <w:lvlJc w:val="left"/>
+      <w:pPr>
+        <w:ind w:left="5029" w:hanging="360"/>
+      </w:pPr>
+      <w:rPr>
+        <w:rFonts w:ascii="Wingdings" w:hAnsi="Wingdings" w:hint="default"/>
+      </w:rPr>
+    </w:lvl>
+    <w:lvl w:ilvl="6" w:tplc="04190001" w:tentative="1">
+      <w:start w:val="1"/>
+      <w:numFmt w:val="bullet"/>
+      <w:lvlText w:val=""/>
+      <w:lvlJc w:val="left"/>
+      <w:pPr>
+        <w:ind w:left="5749" w:hanging="360"/>
+      </w:pPr>
+      <w:rPr>
+        <w:rFonts w:ascii="Symbol" w:hAnsi="Symbol" w:hint="default"/>
+      </w:rPr>
+    </w:lvl>
+    <w:lvl w:ilvl="7" w:tplc="04190003" w:tentative="1">
+      <w:start w:val="1"/>
+      <w:numFmt w:val="bullet"/>
+      <w:lvlText w:val="o"/>
+      <w:lvlJc w:val="left"/>
+      <w:pPr>
+        <w:ind w:left="6469" w:hanging="360"/>
+      </w:pPr>
+      <w:rPr>
+        <w:rFonts w:ascii="Courier New" w:hAnsi="Courier New" w:cs="Courier New" w:hint="default"/>
+      </w:rPr>
+    </w:lvl>
+    <w:lvl w:ilvl="8" w:tplc="04190005" w:tentative="1">
+      <w:start w:val="1"/>
+      <w:numFmt w:val="bullet"/>
+      <w:lvlText w:val=""/>
+      <w:lvlJc w:val="left"/>
+      <w:pPr>
+        <w:ind w:left="7189" w:hanging="360"/>
+      </w:pPr>
+      <w:rPr>
+        <w:rFonts w:ascii="Wingdings" w:hAnsi="Wingdings" w:hint="default"/>
+      </w:rPr>
+    </w:lvl>
+  </w:abstractNum>
+  <w:abstractNum w:abstractNumId="43" w15:restartNumberingAfterBreak="0">
+    <w:nsid w:val="78F22AF6"/>
+    <w:multiLevelType w:val="hybridMultilevel"/>
+    <w:tmpl w:val="8F0079B8"/>
+    <w:lvl w:ilvl="0" w:tplc="04190001">
+      <w:start w:val="1"/>
+      <w:numFmt w:val="bullet"/>
+      <w:lvlText w:val=""/>
+      <w:lvlJc w:val="left"/>
+      <w:pPr>
+        <w:ind w:left="1429" w:hanging="360"/>
+      </w:pPr>
+      <w:rPr>
+        <w:rFonts w:ascii="Symbol" w:hAnsi="Symbol" w:hint="default"/>
+      </w:rPr>
+    </w:lvl>
+    <w:lvl w:ilvl="1" w:tplc="04190003" w:tentative="1">
+      <w:start w:val="1"/>
+      <w:numFmt w:val="bullet"/>
+      <w:lvlText w:val="o"/>
+      <w:lvlJc w:val="left"/>
+      <w:pPr>
+        <w:ind w:left="2149" w:hanging="360"/>
+      </w:pPr>
+      <w:rPr>
+        <w:rFonts w:ascii="Courier New" w:hAnsi="Courier New" w:cs="Courier New" w:hint="default"/>
+      </w:rPr>
+    </w:lvl>
+    <w:lvl w:ilvl="2" w:tplc="04190005" w:tentative="1">
+      <w:start w:val="1"/>
+      <w:numFmt w:val="bullet"/>
+      <w:lvlText w:val=""/>
+      <w:lvlJc w:val="left"/>
+      <w:pPr>
+        <w:ind w:left="2869" w:hanging="360"/>
+      </w:pPr>
+      <w:rPr>
+        <w:rFonts w:ascii="Wingdings" w:hAnsi="Wingdings" w:hint="default"/>
+      </w:rPr>
+    </w:lvl>
+    <w:lvl w:ilvl="3" w:tplc="04190001" w:tentative="1">
+      <w:start w:val="1"/>
+      <w:numFmt w:val="bullet"/>
+      <w:lvlText w:val=""/>
+      <w:lvlJc w:val="left"/>
+      <w:pPr>
+        <w:ind w:left="3589" w:hanging="360"/>
+      </w:pPr>
+      <w:rPr>
+        <w:rFonts w:ascii="Symbol" w:hAnsi="Symbol" w:hint="default"/>
+      </w:rPr>
+    </w:lvl>
+    <w:lvl w:ilvl="4" w:tplc="04190003" w:tentative="1">
+      <w:start w:val="1"/>
+      <w:numFmt w:val="bullet"/>
+      <w:lvlText w:val="o"/>
+      <w:lvlJc w:val="left"/>
+      <w:pPr>
+        <w:ind w:left="4309" w:hanging="360"/>
+      </w:pPr>
+      <w:rPr>
+        <w:rFonts w:ascii="Courier New" w:hAnsi="Courier New" w:cs="Courier New" w:hint="default"/>
+      </w:rPr>
+    </w:lvl>
+    <w:lvl w:ilvl="5" w:tplc="04190005" w:tentative="1">
+      <w:start w:val="1"/>
+      <w:numFmt w:val="bullet"/>
+      <w:lvlText w:val=""/>
+      <w:lvlJc w:val="left"/>
+      <w:pPr>
+        <w:ind w:left="5029" w:hanging="360"/>
+      </w:pPr>
+      <w:rPr>
+        <w:rFonts w:ascii="Wingdings" w:hAnsi="Wingdings" w:hint="default"/>
+      </w:rPr>
+    </w:lvl>
+    <w:lvl w:ilvl="6" w:tplc="04190001" w:tentative="1">
+      <w:start w:val="1"/>
+      <w:numFmt w:val="bullet"/>
+      <w:lvlText w:val=""/>
+      <w:lvlJc w:val="left"/>
+      <w:pPr>
+        <w:ind w:left="5749" w:hanging="360"/>
+      </w:pPr>
+      <w:rPr>
+        <w:rFonts w:ascii="Symbol" w:hAnsi="Symbol" w:hint="default"/>
+      </w:rPr>
+    </w:lvl>
+    <w:lvl w:ilvl="7" w:tplc="04190003" w:tentative="1">
+      <w:start w:val="1"/>
+      <w:numFmt w:val="bullet"/>
+      <w:lvlText w:val="o"/>
+      <w:lvlJc w:val="left"/>
+      <w:pPr>
+        <w:ind w:left="6469" w:hanging="360"/>
+      </w:pPr>
+      <w:rPr>
+        <w:rFonts w:ascii="Courier New" w:hAnsi="Courier New" w:cs="Courier New" w:hint="default"/>
+      </w:rPr>
+    </w:lvl>
+    <w:lvl w:ilvl="8" w:tplc="04190005" w:tentative="1">
+      <w:start w:val="1"/>
+      <w:numFmt w:val="bullet"/>
+      <w:lvlText w:val=""/>
+      <w:lvlJc w:val="left"/>
+      <w:pPr>
+        <w:ind w:left="7189" w:hanging="360"/>
+      </w:pPr>
+      <w:rPr>
+        <w:rFonts w:ascii="Wingdings" w:hAnsi="Wingdings" w:hint="default"/>
+      </w:rPr>
+    </w:lvl>
+  </w:abstractNum>
+  <w:abstractNum w:abstractNumId="44" w15:restartNumberingAfterBreak="0">
     <w:nsid w:val="79871334"/>
     <w:multiLevelType w:val="hybridMultilevel"/>
     <w:tmpl w:val="E5847EB2"/>
@@ -17687,7 +22721,120 @@
       </w:rPr>
     </w:lvl>
   </w:abstractNum>
-  <w:abstractNum w:abstractNumId="33" w15:restartNumberingAfterBreak="0">
+  <w:abstractNum w:abstractNumId="45" w15:restartNumberingAfterBreak="0">
+    <w:nsid w:val="7DDE6F74"/>
+    <w:multiLevelType w:val="hybridMultilevel"/>
+    <w:tmpl w:val="F0CEAAF2"/>
+    <w:lvl w:ilvl="0" w:tplc="04190001">
+      <w:start w:val="1"/>
+      <w:numFmt w:val="bullet"/>
+      <w:lvlText w:val=""/>
+      <w:lvlJc w:val="left"/>
+      <w:pPr>
+        <w:ind w:left="1429" w:hanging="360"/>
+      </w:pPr>
+      <w:rPr>
+        <w:rFonts w:ascii="Symbol" w:hAnsi="Symbol" w:hint="default"/>
+      </w:rPr>
+    </w:lvl>
+    <w:lvl w:ilvl="1" w:tplc="04190003" w:tentative="1">
+      <w:start w:val="1"/>
+      <w:numFmt w:val="bullet"/>
+      <w:lvlText w:val="o"/>
+      <w:lvlJc w:val="left"/>
+      <w:pPr>
+        <w:ind w:left="2149" w:hanging="360"/>
+      </w:pPr>
+      <w:rPr>
+        <w:rFonts w:ascii="Courier New" w:hAnsi="Courier New" w:cs="Courier New" w:hint="default"/>
+      </w:rPr>
+    </w:lvl>
+    <w:lvl w:ilvl="2" w:tplc="04190005" w:tentative="1">
+      <w:start w:val="1"/>
+      <w:numFmt w:val="bullet"/>
+      <w:lvlText w:val=""/>
+      <w:lvlJc w:val="left"/>
+      <w:pPr>
+        <w:ind w:left="2869" w:hanging="360"/>
+      </w:pPr>
+      <w:rPr>
+        <w:rFonts w:ascii="Wingdings" w:hAnsi="Wingdings" w:hint="default"/>
+      </w:rPr>
+    </w:lvl>
+    <w:lvl w:ilvl="3" w:tplc="04190001" w:tentative="1">
+      <w:start w:val="1"/>
+      <w:numFmt w:val="bullet"/>
+      <w:lvlText w:val=""/>
+      <w:lvlJc w:val="left"/>
+      <w:pPr>
+        <w:ind w:left="3589" w:hanging="360"/>
+      </w:pPr>
+      <w:rPr>
+        <w:rFonts w:ascii="Symbol" w:hAnsi="Symbol" w:hint="default"/>
+      </w:rPr>
+    </w:lvl>
+    <w:lvl w:ilvl="4" w:tplc="04190003" w:tentative="1">
+      <w:start w:val="1"/>
+      <w:numFmt w:val="bullet"/>
+      <w:lvlText w:val="o"/>
+      <w:lvlJc w:val="left"/>
+      <w:pPr>
+        <w:ind w:left="4309" w:hanging="360"/>
+      </w:pPr>
+      <w:rPr>
+        <w:rFonts w:ascii="Courier New" w:hAnsi="Courier New" w:cs="Courier New" w:hint="default"/>
+      </w:rPr>
+    </w:lvl>
+    <w:lvl w:ilvl="5" w:tplc="04190005" w:tentative="1">
+      <w:start w:val="1"/>
+      <w:numFmt w:val="bullet"/>
+      <w:lvlText w:val=""/>
+      <w:lvlJc w:val="left"/>
+      <w:pPr>
+        <w:ind w:left="5029" w:hanging="360"/>
+      </w:pPr>
+      <w:rPr>
+        <w:rFonts w:ascii="Wingdings" w:hAnsi="Wingdings" w:hint="default"/>
+      </w:rPr>
+    </w:lvl>
+    <w:lvl w:ilvl="6" w:tplc="04190001" w:tentative="1">
+      <w:start w:val="1"/>
+      <w:numFmt w:val="bullet"/>
+      <w:lvlText w:val=""/>
+      <w:lvlJc w:val="left"/>
+      <w:pPr>
+        <w:ind w:left="5749" w:hanging="360"/>
+      </w:pPr>
+      <w:rPr>
+        <w:rFonts w:ascii="Symbol" w:hAnsi="Symbol" w:hint="default"/>
+      </w:rPr>
+    </w:lvl>
+    <w:lvl w:ilvl="7" w:tplc="04190003" w:tentative="1">
+      <w:start w:val="1"/>
+      <w:numFmt w:val="bullet"/>
+      <w:lvlText w:val="o"/>
+      <w:lvlJc w:val="left"/>
+      <w:pPr>
+        <w:ind w:left="6469" w:hanging="360"/>
+      </w:pPr>
+      <w:rPr>
+        <w:rFonts w:ascii="Courier New" w:hAnsi="Courier New" w:cs="Courier New" w:hint="default"/>
+      </w:rPr>
+    </w:lvl>
+    <w:lvl w:ilvl="8" w:tplc="04190005" w:tentative="1">
+      <w:start w:val="1"/>
+      <w:numFmt w:val="bullet"/>
+      <w:lvlText w:val=""/>
+      <w:lvlJc w:val="left"/>
+      <w:pPr>
+        <w:ind w:left="7189" w:hanging="360"/>
+      </w:pPr>
+      <w:rPr>
+        <w:rFonts w:ascii="Wingdings" w:hAnsi="Wingdings" w:hint="default"/>
+      </w:rPr>
+    </w:lvl>
+  </w:abstractNum>
+  <w:abstractNum w:abstractNumId="46" w15:restartNumberingAfterBreak="0">
     <w:nsid w:val="7F164B9E"/>
     <w:multiLevelType w:val="hybridMultilevel"/>
     <w:tmpl w:val="784C71A6"/>
@@ -17804,16 +22951,16 @@
     <w:abstractNumId w:val="6"/>
   </w:num>
   <w:num w:numId="2">
-    <w:abstractNumId w:val="9"/>
+    <w:abstractNumId w:val="10"/>
   </w:num>
   <w:num w:numId="3">
-    <w:abstractNumId w:val="13"/>
+    <w:abstractNumId w:val="18"/>
   </w:num>
   <w:num w:numId="4">
-    <w:abstractNumId w:val="25"/>
+    <w:abstractNumId w:val="34"/>
   </w:num>
   <w:num w:numId="5">
-    <w:abstractNumId w:val="22"/>
+    <w:abstractNumId w:val="30"/>
   </w:num>
   <w:num w:numId="6">
     <w:abstractNumId w:val="4"/>
@@ -17825,13 +22972,13 @@
     <w:abstractNumId w:val="1"/>
   </w:num>
   <w:num w:numId="9">
-    <w:abstractNumId w:val="20"/>
+    <w:abstractNumId w:val="27"/>
   </w:num>
   <w:num w:numId="10">
-    <w:abstractNumId w:val="18"/>
+    <w:abstractNumId w:val="24"/>
   </w:num>
   <w:num w:numId="11">
-    <w:abstractNumId w:val="26"/>
+    <w:abstractNumId w:val="36"/>
   </w:num>
   <w:num w:numId="12">
     <w:abstractNumId w:val="5"/>
@@ -17840,67 +22987,106 @@
     <w:abstractNumId w:val="2"/>
   </w:num>
   <w:num w:numId="14">
-    <w:abstractNumId w:val="10"/>
+    <w:abstractNumId w:val="11"/>
   </w:num>
   <w:num w:numId="15">
-    <w:abstractNumId w:val="24"/>
+    <w:abstractNumId w:val="32"/>
   </w:num>
   <w:num w:numId="16">
-    <w:abstractNumId w:val="23"/>
+    <w:abstractNumId w:val="31"/>
   </w:num>
   <w:num w:numId="17">
-    <w:abstractNumId w:val="15"/>
+    <w:abstractNumId w:val="20"/>
   </w:num>
   <w:num w:numId="18">
-    <w:abstractNumId w:val="14"/>
+    <w:abstractNumId w:val="19"/>
   </w:num>
   <w:num w:numId="19">
-    <w:abstractNumId w:val="8"/>
+    <w:abstractNumId w:val="9"/>
   </w:num>
   <w:num w:numId="20">
-    <w:abstractNumId w:val="16"/>
+    <w:abstractNumId w:val="21"/>
   </w:num>
   <w:num w:numId="21">
-    <w:abstractNumId w:val="30"/>
+    <w:abstractNumId w:val="40"/>
   </w:num>
   <w:num w:numId="22">
     <w:abstractNumId w:val="0"/>
   </w:num>
   <w:num w:numId="23">
-    <w:abstractNumId w:val="33"/>
+    <w:abstractNumId w:val="46"/>
   </w:num>
   <w:num w:numId="24">
-    <w:abstractNumId w:val="27"/>
+    <w:abstractNumId w:val="37"/>
   </w:num>
   <w:num w:numId="25">
-    <w:abstractNumId w:val="19"/>
+    <w:abstractNumId w:val="25"/>
   </w:num>
   <w:num w:numId="26">
-    <w:abstractNumId w:val="28"/>
+    <w:abstractNumId w:val="38"/>
   </w:num>
   <w:num w:numId="27">
-    <w:abstractNumId w:val="11"/>
+    <w:abstractNumId w:val="12"/>
   </w:num>
   <w:num w:numId="28">
     <w:abstractNumId w:val="3"/>
   </w:num>
   <w:num w:numId="29">
-    <w:abstractNumId w:val="12"/>
+    <w:abstractNumId w:val="15"/>
   </w:num>
   <w:num w:numId="30">
+    <w:abstractNumId w:val="39"/>
+  </w:num>
+  <w:num w:numId="31">
+    <w:abstractNumId w:val="22"/>
+  </w:num>
+  <w:num w:numId="32">
+    <w:abstractNumId w:val="44"/>
+  </w:num>
+  <w:num w:numId="33">
+    <w:abstractNumId w:val="41"/>
+  </w:num>
+  <w:num w:numId="34">
+    <w:abstractNumId w:val="28"/>
+  </w:num>
+  <w:num w:numId="35">
+    <w:abstractNumId w:val="8"/>
+  </w:num>
+  <w:num w:numId="36">
+    <w:abstractNumId w:val="42"/>
+  </w:num>
+  <w:num w:numId="37">
+    <w:abstractNumId w:val="16"/>
+  </w:num>
+  <w:num w:numId="38">
+    <w:abstractNumId w:val="43"/>
+  </w:num>
+  <w:num w:numId="39">
+    <w:abstractNumId w:val="23"/>
+  </w:num>
+  <w:num w:numId="40">
+    <w:abstractNumId w:val="45"/>
+  </w:num>
+  <w:num w:numId="41">
+    <w:abstractNumId w:val="35"/>
+  </w:num>
+  <w:num w:numId="42">
+    <w:abstractNumId w:val="33"/>
+  </w:num>
+  <w:num w:numId="43">
+    <w:abstractNumId w:val="26"/>
+  </w:num>
+  <w:num w:numId="44">
+    <w:abstractNumId w:val="13"/>
+  </w:num>
+  <w:num w:numId="45">
+    <w:abstractNumId w:val="14"/>
+  </w:num>
+  <w:num w:numId="46">
     <w:abstractNumId w:val="29"/>
   </w:num>
-  <w:num w:numId="31">
+  <w:num w:numId="47">
     <w:abstractNumId w:val="17"/>
-  </w:num>
-  <w:num w:numId="32">
-    <w:abstractNumId w:val="32"/>
-  </w:num>
-  <w:num w:numId="33">
-    <w:abstractNumId w:val="31"/>
-  </w:num>
-  <w:num w:numId="34">
-    <w:abstractNumId w:val="21"/>
   </w:num>
   <w:numIdMacAtCleanup w:val="25"/>
 </w:numbering>
@@ -18395,7 +23581,6 @@
   <w:style w:type="character" w:default="1" w:styleId="a8">
     <w:name w:val="Default Paragraph Font"/>
     <w:uiPriority w:val="1"/>
-    <w:semiHidden/>
     <w:unhideWhenUsed/>
   </w:style>
   <w:style w:type="table" w:default="1" w:styleId="a9">
@@ -19180,6 +24365,61 @@
       <w:lang w:eastAsia="ru-RU"/>
     </w:rPr>
   </w:style>
+  <w:style w:type="character" w:styleId="afff">
+    <w:name w:val="Placeholder Text"/>
+    <w:basedOn w:val="a8"/>
+    <w:uiPriority w:val="99"/>
+    <w:semiHidden/>
+    <w:rsid w:val="00D75FE7"/>
+    <w:rPr>
+      <w:color w:val="808080"/>
+    </w:rPr>
+  </w:style>
+  <w:style w:type="character" w:customStyle="1" w:styleId="mord">
+    <w:name w:val="mord"/>
+    <w:basedOn w:val="a8"/>
+    <w:rsid w:val="00D75FE7"/>
+  </w:style>
+  <w:style w:type="character" w:customStyle="1" w:styleId="vlist-s">
+    <w:name w:val="vlist-s"/>
+    <w:basedOn w:val="a8"/>
+    <w:rsid w:val="00D75FE7"/>
+  </w:style>
+  <w:style w:type="character" w:customStyle="1" w:styleId="mrel">
+    <w:name w:val="mrel"/>
+    <w:basedOn w:val="a8"/>
+    <w:rsid w:val="00D75FE7"/>
+  </w:style>
+  <w:style w:type="character" w:customStyle="1" w:styleId="mop">
+    <w:name w:val="mop"/>
+    <w:basedOn w:val="a8"/>
+    <w:rsid w:val="00D75FE7"/>
+  </w:style>
+  <w:style w:type="character" w:customStyle="1" w:styleId="mopen">
+    <w:name w:val="mopen"/>
+    <w:basedOn w:val="a8"/>
+    <w:rsid w:val="00D75FE7"/>
+  </w:style>
+  <w:style w:type="character" w:customStyle="1" w:styleId="mbin">
+    <w:name w:val="mbin"/>
+    <w:basedOn w:val="a8"/>
+    <w:rsid w:val="00D75FE7"/>
+  </w:style>
+  <w:style w:type="character" w:customStyle="1" w:styleId="mclose">
+    <w:name w:val="mclose"/>
+    <w:basedOn w:val="a8"/>
+    <w:rsid w:val="00D75FE7"/>
+  </w:style>
+  <w:style w:type="character" w:customStyle="1" w:styleId="qwen-markdown-text">
+    <w:name w:val="qwen-markdown-text"/>
+    <w:basedOn w:val="a8"/>
+    <w:rsid w:val="00D75FE7"/>
+  </w:style>
+  <w:style w:type="character" w:customStyle="1" w:styleId="katex-mathml">
+    <w:name w:val="katex-mathml"/>
+    <w:basedOn w:val="a8"/>
+    <w:rsid w:val="00D75FE7"/>
+  </w:style>
 </w:styles>
 </file>
 
